--- a/documentation.docx
+++ b/documentation.docx
@@ -5,6 +5,7 @@
     <w:sdt>
       <w:sdtPr>
         <w:rPr>
+          <w:rFonts w:eastAsiaTheme="minorHAnsi"/>
           <w:kern w:val="2"/>
           <w:sz w:val="2"/>
           <w:szCs w:val="2"/>
@@ -116,13 +117,13 @@
                                     </w:pPr>
                                     <w:r>
                                       <w:rPr>
-                                        <w:rFonts w:ascii="IrisUPC" w:eastAsiaTheme="majorEastAsia" w:hAnsi="IrisUPC" w:cs="IrisUPC" w:hint="cs"/>
+                                        <w:rFonts w:ascii="IrisUPC" w:eastAsiaTheme="majorEastAsia" w:hAnsi="IrisUPC" w:cs="IrisUPC"/>
                                         <w:caps/>
                                         <w:color w:val="2C7FCE" w:themeColor="text2" w:themeTint="99"/>
                                         <w:sz w:val="96"/>
                                         <w:szCs w:val="96"/>
                                       </w:rPr>
-                                      <w:t>Progetto ISPW: gestione ristorante/bar</w:t>
+                                      <w:t>Restaurant Manager</w:t>
                                     </w:r>
                                   </w:p>
                                 </w:sdtContent>
@@ -221,13 +222,13 @@
                               </w:pPr>
                               <w:r>
                                 <w:rPr>
-                                  <w:rFonts w:ascii="IrisUPC" w:eastAsiaTheme="majorEastAsia" w:hAnsi="IrisUPC" w:cs="IrisUPC" w:hint="cs"/>
+                                  <w:rFonts w:ascii="IrisUPC" w:eastAsiaTheme="majorEastAsia" w:hAnsi="IrisUPC" w:cs="IrisUPC"/>
                                   <w:caps/>
                                   <w:color w:val="2C7FCE" w:themeColor="text2" w:themeTint="99"/>
                                   <w:sz w:val="96"/>
                                   <w:szCs w:val="96"/>
                                 </w:rPr>
-                                <w:t>Progetto ISPW: gestione ristorante/bar</w:t>
+                                <w:t>Restaurant Manager</w:t>
                               </w:r>
                             </w:p>
                           </w:sdtContent>
@@ -364,7 +365,7 @@
                                         <w:sz w:val="36"/>
                                         <w:szCs w:val="36"/>
                                       </w:rPr>
-                                      <w:t>[Scuola]</w:t>
+                                      <w:t xml:space="preserve">     </w:t>
                                     </w:r>
                                   </w:sdtContent>
                                 </w:sdt>
@@ -379,7 +380,6 @@
                                   <w:alias w:val="Corso"/>
                                   <w:tag w:val="Corso"/>
                                   <w:id w:val="1717703537"/>
-                                  <w:showingPlcHdr/>
                                   <w:dataBinding w:prefixMappings="xmlns:ns0='http://purl.org/dc/elements/1.1/' xmlns:ns1='http://schemas.openxmlformats.org/package/2006/metadata/core-properties' " w:xpath="/ns1:coreProperties[1]/ns1:category[1]" w:storeItemID="{6C3C8BC8-F283-45AE-878A-BAB7291924A1}"/>
                                   <w:text/>
                                 </w:sdtPr>
@@ -400,7 +400,7 @@
                                         <w:sz w:val="36"/>
                                         <w:szCs w:val="36"/>
                                       </w:rPr>
-                                      <w:t>[Titolo del corso]</w:t>
+                                      <w:t>ISPW PROJECT 2026</w:t>
                                     </w:r>
                                   </w:p>
                                 </w:sdtContent>
@@ -461,7 +461,7 @@
                                   <w:sz w:val="36"/>
                                   <w:szCs w:val="36"/>
                                 </w:rPr>
-                                <w:t>[Scuola]</w:t>
+                                <w:t xml:space="preserve">     </w:t>
                               </w:r>
                             </w:sdtContent>
                           </w:sdt>
@@ -476,7 +476,6 @@
                             <w:alias w:val="Corso"/>
                             <w:tag w:val="Corso"/>
                             <w:id w:val="1717703537"/>
-                            <w:showingPlcHdr/>
                             <w:dataBinding w:prefixMappings="xmlns:ns0='http://purl.org/dc/elements/1.1/' xmlns:ns1='http://schemas.openxmlformats.org/package/2006/metadata/core-properties' " w:xpath="/ns1:coreProperties[1]/ns1:category[1]" w:storeItemID="{6C3C8BC8-F283-45AE-878A-BAB7291924A1}"/>
                             <w:text/>
                           </w:sdtPr>
@@ -497,7 +496,7 @@
                                   <w:sz w:val="36"/>
                                   <w:szCs w:val="36"/>
                                 </w:rPr>
-                                <w:t>[Titolo del corso]</w:t>
+                                <w:t>ISPW PROJECT 2026</w:t>
                               </w:r>
                             </w:p>
                           </w:sdtContent>
@@ -1004,7 +1003,7 @@
                   </wp:anchor>
                 </w:drawing>
               </mc:Choice>
-              <mc:Fallback xmlns:pic="http://schemas.openxmlformats.org/drawingml/2006/picture" xmlns:a14="http://schemas.microsoft.com/office/drawing/2010/main" xmlns:a="http://schemas.openxmlformats.org/drawingml/2006/main">
+              <mc:Fallback xmlns:a="http://schemas.openxmlformats.org/drawingml/2006/main" xmlns:a14="http://schemas.microsoft.com/office/drawing/2010/main" xmlns:pic="http://schemas.openxmlformats.org/drawingml/2006/picture">
                 <w:pict>
                   <v:group id="Gruppo 2" style="position:absolute;margin-left:131.25pt;margin-top:197.85pt;width:468.75pt;height:531.15pt;z-index:-251656192;mso-position-horizontal-relative:page;mso-position-vertical-relative:page" coordsize="43291,44910" o:spid="_x0000_s1026" w14:anchorId="23558F9B" o:gfxdata="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">
                     <o:lock v:ext="edit" aspectratio="t"/>
@@ -1104,7 +1103,7 @@
           <w:r>
             <w:fldChar w:fldCharType="separate"/>
           </w:r>
-          <w:hyperlink w:anchor="_Toc213767997" w:history="1">
+          <w:hyperlink w:anchor="_Toc219416007" w:history="1">
             <w:r>
               <w:rPr>
                 <w:rStyle w:val="Hyperlink"/>
@@ -1132,7 +1131,7 @@
                 <w:noProof/>
                 <w:webHidden/>
               </w:rPr>
-              <w:instrText xml:space="preserve"> PAGEREF _Toc213767997 \h </w:instrText>
+              <w:instrText xml:space="preserve"> PAGEREF _Toc219416007 \h </w:instrText>
             </w:r>
             <w:r>
               <w:rPr>
@@ -1175,7 +1174,7 @@
               <w:lang w:eastAsia="it-IT"/>
             </w:rPr>
           </w:pPr>
-          <w:hyperlink w:anchor="_Toc213767998" w:history="1">
+          <w:hyperlink w:anchor="_Toc219416008" w:history="1">
             <w:r>
               <w:rPr>
                 <w:rStyle w:val="Hyperlink"/>
@@ -1203,7 +1202,7 @@
                 <w:noProof/>
                 <w:webHidden/>
               </w:rPr>
-              <w:instrText xml:space="preserve"> PAGEREF _Toc213767998 \h </w:instrText>
+              <w:instrText xml:space="preserve"> PAGEREF _Toc219416008 \h </w:instrText>
             </w:r>
             <w:r>
               <w:rPr>
@@ -1246,14 +1245,14 @@
               <w:lang w:eastAsia="it-IT"/>
             </w:rPr>
           </w:pPr>
-          <w:hyperlink w:anchor="_Toc213767999" w:history="1">
+          <w:hyperlink w:anchor="_Toc219416009" w:history="1">
             <w:r>
               <w:rPr>
                 <w:rStyle w:val="Hyperlink"/>
                 <w:noProof/>
                 <w:lang w:val="en-GB"/>
               </w:rPr>
-              <w:t>OVERVIEW</w:t>
+              <w:t>OVERVIEW OF THE DEFINED SYSTEM</w:t>
             </w:r>
             <w:r>
               <w:rPr>
@@ -1274,7 +1273,7 @@
                 <w:noProof/>
                 <w:webHidden/>
               </w:rPr>
-              <w:instrText xml:space="preserve"> PAGEREF _Toc213767999 \h </w:instrText>
+              <w:instrText xml:space="preserve"> PAGEREF _Toc219416009 \h </w:instrText>
             </w:r>
             <w:r>
               <w:rPr>
@@ -1317,7 +1316,7 @@
               <w:lang w:eastAsia="it-IT"/>
             </w:rPr>
           </w:pPr>
-          <w:hyperlink w:anchor="_Toc213768000" w:history="1">
+          <w:hyperlink w:anchor="_Toc219416010" w:history="1">
             <w:r>
               <w:rPr>
                 <w:rStyle w:val="Hyperlink"/>
@@ -1345,7 +1344,7 @@
                 <w:noProof/>
                 <w:webHidden/>
               </w:rPr>
-              <w:instrText xml:space="preserve"> PAGEREF _Toc213768000 \h </w:instrText>
+              <w:instrText xml:space="preserve"> PAGEREF _Toc219416010 \h </w:instrText>
             </w:r>
             <w:r>
               <w:rPr>
@@ -1365,7 +1364,7 @@
                 <w:noProof/>
                 <w:webHidden/>
               </w:rPr>
-              <w:t>1</w:t>
+              <w:t>2</w:t>
             </w:r>
             <w:r>
               <w:rPr>
@@ -1388,7 +1387,7 @@
               <w:lang w:eastAsia="it-IT"/>
             </w:rPr>
           </w:pPr>
-          <w:hyperlink w:anchor="_Toc213768001" w:history="1">
+          <w:hyperlink w:anchor="_Toc219416011" w:history="1">
             <w:r>
               <w:rPr>
                 <w:rStyle w:val="Hyperlink"/>
@@ -1416,7 +1415,7 @@
                 <w:noProof/>
                 <w:webHidden/>
               </w:rPr>
-              <w:instrText xml:space="preserve"> PAGEREF _Toc213768001 \h </w:instrText>
+              <w:instrText xml:space="preserve"> PAGEREF _Toc219416011 \h </w:instrText>
             </w:r>
             <w:r>
               <w:rPr>
@@ -1459,7 +1458,7 @@
               <w:lang w:eastAsia="it-IT"/>
             </w:rPr>
           </w:pPr>
-          <w:hyperlink w:anchor="_Toc213768002" w:history="1">
+          <w:hyperlink w:anchor="_Toc219416012" w:history="1">
             <w:r>
               <w:rPr>
                 <w:rStyle w:val="Hyperlink"/>
@@ -1486,7 +1485,7 @@
                 <w:noProof/>
                 <w:webHidden/>
               </w:rPr>
-              <w:instrText xml:space="preserve"> PAGEREF _Toc213768002 \h </w:instrText>
+              <w:instrText xml:space="preserve"> PAGEREF _Toc219416012 \h </w:instrText>
             </w:r>
             <w:r>
               <w:rPr>
@@ -1529,7 +1528,7 @@
               <w:lang w:eastAsia="it-IT"/>
             </w:rPr>
           </w:pPr>
-          <w:hyperlink w:anchor="_Toc213768003" w:history="1">
+          <w:hyperlink w:anchor="_Toc219416013" w:history="1">
             <w:r>
               <w:rPr>
                 <w:rStyle w:val="Hyperlink"/>
@@ -1557,7 +1556,7 @@
                 <w:noProof/>
                 <w:webHidden/>
               </w:rPr>
-              <w:instrText xml:space="preserve"> PAGEREF _Toc213768003 \h </w:instrText>
+              <w:instrText xml:space="preserve"> PAGEREF _Toc219416013 \h </w:instrText>
             </w:r>
             <w:r>
               <w:rPr>
@@ -1600,7 +1599,7 @@
               <w:lang w:eastAsia="it-IT"/>
             </w:rPr>
           </w:pPr>
-          <w:hyperlink w:anchor="_Toc213768004" w:history="1">
+          <w:hyperlink w:anchor="_Toc219416014" w:history="1">
             <w:r>
               <w:rPr>
                 <w:rStyle w:val="Hyperlink"/>
@@ -1628,7 +1627,7 @@
                 <w:noProof/>
                 <w:webHidden/>
               </w:rPr>
-              <w:instrText xml:space="preserve"> PAGEREF _Toc213768004 \h </w:instrText>
+              <w:instrText xml:space="preserve"> PAGEREF _Toc219416014 \h </w:instrText>
             </w:r>
             <w:r>
               <w:rPr>
@@ -1671,7 +1670,70 @@
               <w:lang w:eastAsia="it-IT"/>
             </w:rPr>
           </w:pPr>
-          <w:hyperlink w:anchor="_Toc213768006" w:history="1">
+          <w:hyperlink w:anchor="_Toc219416015" w:history="1">
+            <w:r>
+              <w:rPr>
+                <w:noProof/>
+                <w:webHidden/>
+              </w:rPr>
+              <w:tab/>
+            </w:r>
+            <w:r>
+              <w:rPr>
+                <w:noProof/>
+                <w:webHidden/>
+              </w:rPr>
+              <w:fldChar w:fldCharType="begin"/>
+            </w:r>
+            <w:r>
+              <w:rPr>
+                <w:noProof/>
+                <w:webHidden/>
+              </w:rPr>
+              <w:instrText xml:space="preserve"> PAGEREF _Toc219416015 \h </w:instrText>
+            </w:r>
+            <w:r>
+              <w:rPr>
+                <w:noProof/>
+                <w:webHidden/>
+              </w:rPr>
+            </w:r>
+            <w:r>
+              <w:rPr>
+                <w:noProof/>
+                <w:webHidden/>
+              </w:rPr>
+              <w:fldChar w:fldCharType="separate"/>
+            </w:r>
+            <w:r>
+              <w:rPr>
+                <w:noProof/>
+                <w:webHidden/>
+              </w:rPr>
+              <w:t>3</w:t>
+            </w:r>
+            <w:r>
+              <w:rPr>
+                <w:noProof/>
+                <w:webHidden/>
+              </w:rPr>
+              <w:fldChar w:fldCharType="end"/>
+            </w:r>
+          </w:hyperlink>
+        </w:p>
+        <w:p>
+          <w:pPr>
+            <w:pStyle w:val="TOC3"/>
+            <w:tabs>
+              <w:tab w:val="right" w:leader="dot" w:pos="9628"/>
+            </w:tabs>
+            <w:rPr>
+              <w:rFonts w:eastAsiaTheme="minorEastAsia"/>
+              <w:noProof/>
+              <w:lang w:eastAsia="it-IT"/>
+            </w:rPr>
+          </w:pPr>
+          <w:hyperlink w:anchor="_Toc219416017" w:history="1">
             <w:r>
               <w:rPr>
                 <w:rStyle w:val="Hyperlink"/>
@@ -1699,7 +1761,7 @@
                 <w:noProof/>
                 <w:webHidden/>
               </w:rPr>
-              <w:instrText xml:space="preserve"> PAGEREF _Toc213768006 \h </w:instrText>
+              <w:instrText xml:space="preserve"> PAGEREF _Toc219416017 \h </w:instrText>
             </w:r>
             <w:r>
               <w:rPr>
@@ -1719,7 +1781,7 @@
                 <w:noProof/>
                 <w:webHidden/>
               </w:rPr>
-              <w:t>3</w:t>
+              <w:t>4</w:t>
             </w:r>
             <w:r>
               <w:rPr>
@@ -1742,14 +1804,14 @@
               <w:lang w:eastAsia="it-IT"/>
             </w:rPr>
           </w:pPr>
-          <w:hyperlink w:anchor="_Toc213768007" w:history="1">
+          <w:hyperlink w:anchor="_Toc219416018" w:history="1">
             <w:r>
               <w:rPr>
                 <w:rStyle w:val="Hyperlink"/>
                 <w:noProof/>
                 <w:lang w:val="en-GB"/>
               </w:rPr>
-              <w:t>STORYBOARD:</w:t>
+              <w:t>STORYBOARD AND PROTOTYPE:</w:t>
             </w:r>
             <w:r>
               <w:rPr>
@@ -1770,7 +1832,7 @@
                 <w:noProof/>
                 <w:webHidden/>
               </w:rPr>
-              <w:instrText xml:space="preserve"> PAGEREF _Toc213768007 \h </w:instrText>
+              <w:instrText xml:space="preserve"> PAGEREF _Toc219416018 \h </w:instrText>
             </w:r>
             <w:r>
               <w:rPr>
@@ -1790,7 +1852,219 @@
                 <w:noProof/>
                 <w:webHidden/>
               </w:rPr>
-              <w:t>5</w:t>
+              <w:t>6</w:t>
+            </w:r>
+            <w:r>
+              <w:rPr>
+                <w:noProof/>
+                <w:webHidden/>
+              </w:rPr>
+              <w:fldChar w:fldCharType="end"/>
+            </w:r>
+          </w:hyperlink>
+        </w:p>
+        <w:p>
+          <w:pPr>
+            <w:pStyle w:val="TOC2"/>
+            <w:tabs>
+              <w:tab w:val="right" w:leader="dot" w:pos="9628"/>
+            </w:tabs>
+            <w:rPr>
+              <w:rFonts w:eastAsiaTheme="minorEastAsia"/>
+              <w:noProof/>
+              <w:lang w:eastAsia="it-IT"/>
+            </w:rPr>
+          </w:pPr>
+          <w:hyperlink w:anchor="_Toc219416019" w:history="1">
+            <w:r>
+              <w:rPr>
+                <w:rStyle w:val="Hyperlink"/>
+                <w:noProof/>
+                <w:lang w:val="en-GB"/>
+              </w:rPr>
+              <w:t>Design:</w:t>
+            </w:r>
+            <w:r>
+              <w:rPr>
+                <w:noProof/>
+                <w:webHidden/>
+              </w:rPr>
+              <w:tab/>
+            </w:r>
+            <w:r>
+              <w:rPr>
+                <w:noProof/>
+                <w:webHidden/>
+              </w:rPr>
+              <w:fldChar w:fldCharType="begin"/>
+            </w:r>
+            <w:r>
+              <w:rPr>
+                <w:noProof/>
+                <w:webHidden/>
+              </w:rPr>
+              <w:instrText xml:space="preserve"> PAGEREF _Toc219416019 \h </w:instrText>
+            </w:r>
+            <w:r>
+              <w:rPr>
+                <w:noProof/>
+                <w:webHidden/>
+              </w:rPr>
+            </w:r>
+            <w:r>
+              <w:rPr>
+                <w:noProof/>
+                <w:webHidden/>
+              </w:rPr>
+              <w:fldChar w:fldCharType="separate"/>
+            </w:r>
+            <w:r>
+              <w:rPr>
+                <w:noProof/>
+                <w:webHidden/>
+              </w:rPr>
+              <w:t>8</w:t>
+            </w:r>
+            <w:r>
+              <w:rPr>
+                <w:noProof/>
+                <w:webHidden/>
+              </w:rPr>
+              <w:fldChar w:fldCharType="end"/>
+            </w:r>
+          </w:hyperlink>
+        </w:p>
+        <w:p>
+          <w:pPr>
+            <w:pStyle w:val="TOC3"/>
+            <w:tabs>
+              <w:tab w:val="right" w:leader="dot" w:pos="9628"/>
+            </w:tabs>
+            <w:rPr>
+              <w:rFonts w:eastAsiaTheme="minorEastAsia"/>
+              <w:noProof/>
+              <w:lang w:eastAsia="it-IT"/>
+            </w:rPr>
+          </w:pPr>
+          <w:hyperlink w:anchor="_Toc219416020" w:history="1">
+            <w:r>
+              <w:rPr>
+                <w:rStyle w:val="Hyperlink"/>
+                <w:noProof/>
+                <w:lang w:val="en-GB"/>
+              </w:rPr>
+              <w:t>Class diagram:</w:t>
+            </w:r>
+            <w:r>
+              <w:rPr>
+                <w:noProof/>
+                <w:webHidden/>
+              </w:rPr>
+              <w:tab/>
+            </w:r>
+            <w:r>
+              <w:rPr>
+                <w:noProof/>
+                <w:webHidden/>
+              </w:rPr>
+              <w:fldChar w:fldCharType="begin"/>
+            </w:r>
+            <w:r>
+              <w:rPr>
+                <w:noProof/>
+                <w:webHidden/>
+              </w:rPr>
+              <w:instrText xml:space="preserve"> PAGEREF _Toc219416020 \h </w:instrText>
+            </w:r>
+            <w:r>
+              <w:rPr>
+                <w:noProof/>
+                <w:webHidden/>
+              </w:rPr>
+            </w:r>
+            <w:r>
+              <w:rPr>
+                <w:noProof/>
+                <w:webHidden/>
+              </w:rPr>
+              <w:fldChar w:fldCharType="separate"/>
+            </w:r>
+            <w:r>
+              <w:rPr>
+                <w:noProof/>
+                <w:webHidden/>
+              </w:rPr>
+              <w:t>8</w:t>
+            </w:r>
+            <w:r>
+              <w:rPr>
+                <w:noProof/>
+                <w:webHidden/>
+              </w:rPr>
+              <w:fldChar w:fldCharType="end"/>
+            </w:r>
+          </w:hyperlink>
+        </w:p>
+        <w:p>
+          <w:pPr>
+            <w:pStyle w:val="TOC3"/>
+            <w:tabs>
+              <w:tab w:val="right" w:leader="dot" w:pos="9628"/>
+            </w:tabs>
+            <w:rPr>
+              <w:rFonts w:eastAsiaTheme="minorEastAsia"/>
+              <w:noProof/>
+              <w:lang w:eastAsia="it-IT"/>
+            </w:rPr>
+          </w:pPr>
+          <w:hyperlink w:anchor="_Toc219416021" w:history="1">
+            <w:r>
+              <w:rPr>
+                <w:rStyle w:val="Hyperlink"/>
+                <w:noProof/>
+              </w:rPr>
+              <w:t>Activity diagem:</w:t>
+            </w:r>
+            <w:r>
+              <w:rPr>
+                <w:noProof/>
+                <w:webHidden/>
+              </w:rPr>
+              <w:tab/>
+            </w:r>
+            <w:r>
+              <w:rPr>
+                <w:noProof/>
+                <w:webHidden/>
+              </w:rPr>
+              <w:fldChar w:fldCharType="begin"/>
+            </w:r>
+            <w:r>
+              <w:rPr>
+                <w:noProof/>
+                <w:webHidden/>
+              </w:rPr>
+              <w:instrText xml:space="preserve"> PAGEREF _Toc219416021 \h </w:instrText>
+            </w:r>
+            <w:r>
+              <w:rPr>
+                <w:noProof/>
+                <w:webHidden/>
+              </w:rPr>
+            </w:r>
+            <w:r>
+              <w:rPr>
+                <w:noProof/>
+                <w:webHidden/>
+              </w:rPr>
+              <w:fldChar w:fldCharType="separate"/>
+            </w:r>
+            <w:r>
+              <w:rPr>
+                <w:noProof/>
+                <w:webHidden/>
+              </w:rPr>
+              <w:t>8</w:t>
             </w:r>
             <w:r>
               <w:rPr>
@@ -1825,7 +2099,7 @@
           <w:lang w:val="en-GB"/>
         </w:rPr>
       </w:pPr>
-      <w:bookmarkStart w:id="1" w:name="_Toc213767997"/>
+      <w:bookmarkStart w:id="1" w:name="_Toc219416007"/>
       <w:commentRangeStart w:id="2"/>
       <w:r>
         <w:rPr>
@@ -1851,7 +2125,7 @@
           <w:lang w:val="en-GB"/>
         </w:rPr>
       </w:pPr>
-      <w:bookmarkStart w:id="3" w:name="_Toc213767998"/>
+      <w:bookmarkStart w:id="3" w:name="_Toc219416008"/>
       <w:commentRangeStart w:id="4"/>
       <w:r>
         <w:rPr>
@@ -1893,27 +2167,55 @@
         <w:rPr>
           <w:lang w:val="en-GB"/>
         </w:rPr>
-        <w:t xml:space="preserve">ones of the system </w:t>
-      </w:r>
-      <w:commentRangeStart w:id="5"/>
-      <w:r>
-        <w:rPr>
-          <w:lang w:val="en-GB"/>
-        </w:rPr>
-        <w:t>___________</w:t>
-      </w:r>
-      <w:commentRangeEnd w:id="5"/>
-      <w:r>
-        <w:rPr>
-          <w:rStyle w:val="CommentReference"/>
-        </w:rPr>
-        <w:commentReference w:id="5"/>
-      </w:r>
-      <w:r>
-        <w:rPr>
-          <w:lang w:val="en-GB"/>
-        </w:rPr>
-        <w:t>. So, we will be doing a review of all the important internal and external aspects of the system with the help of some illustration</w:t>
+        <w:t>ones of the system</w:t>
+      </w:r>
+      <w:r>
+        <w:rPr>
+          <w:lang w:val="en-GB"/>
+        </w:rPr>
+        <w:t>:</w:t>
+      </w:r>
+      <w:r>
+        <w:rPr>
+          <w:lang w:val="en-GB"/>
+        </w:rPr>
+        <w:t xml:space="preserve"> </w:t>
+      </w:r>
+      <w:r>
+        <w:rPr>
+          <w:lang w:val="en-GB"/>
+        </w:rPr>
+        <w:t xml:space="preserve"> Restaurant Manager;</w:t>
+      </w:r>
+      <w:r>
+        <w:rPr>
+          <w:lang w:val="en-GB"/>
+        </w:rPr>
+        <w:t xml:space="preserve"> </w:t>
+      </w:r>
+      <w:r>
+        <w:rPr>
+          <w:lang w:val="en-GB"/>
+        </w:rPr>
+        <w:t>s</w:t>
+      </w:r>
+      <w:r>
+        <w:rPr>
+          <w:lang w:val="en-GB"/>
+        </w:rPr>
+        <w:t>o, we will be doing a review of all the important internal and external aspects of the system with the help of some illustration</w:t>
+      </w:r>
+      <w:r>
+        <w:rPr>
+          <w:lang w:val="en-GB"/>
+        </w:rPr>
+        <w:t>.</w:t>
+      </w:r>
+      <w:r>
+        <w:rPr>
+          <w:lang w:val="en-GB"/>
+        </w:rPr>
+        <w:t xml:space="preserve"> </w:t>
       </w:r>
     </w:p>
     <w:p>
@@ -1937,13 +2239,135 @@
           <w:lang w:val="en-GB"/>
         </w:rPr>
       </w:pPr>
-      <w:bookmarkStart w:id="6" w:name="_Toc213767999"/>
+      <w:bookmarkStart w:id="5" w:name="_Toc219416009"/>
       <w:r>
         <w:rPr>
           <w:lang w:val="en-GB"/>
         </w:rPr>
         <w:t>OVERVIEW</w:t>
       </w:r>
+      <w:r>
+        <w:rPr>
+          <w:lang w:val="en-GB"/>
+        </w:rPr>
+        <w:t xml:space="preserve"> OF THE DEFINED SYSTEM</w:t>
+      </w:r>
+      <w:bookmarkEnd w:id="5"/>
+    </w:p>
+    <w:p>
+      <w:pPr>
+        <w:rPr>
+          <w:lang w:val="en-GB"/>
+        </w:rPr>
+      </w:pPr>
+      <w:r>
+        <w:rPr>
+          <w:lang w:val="en-GB"/>
+        </w:rPr>
+        <w:t xml:space="preserve">this product </w:t>
+      </w:r>
+      <w:r>
+        <w:rPr>
+          <w:lang w:val="en-GB"/>
+        </w:rPr>
+        <w:t>provides</w:t>
+      </w:r>
+      <w:r>
+        <w:rPr>
+          <w:lang w:val="en-GB"/>
+        </w:rPr>
+        <w:t xml:space="preserve"> the instruments to manage a small activity, that work in the restaurant </w:t>
+      </w:r>
+      <w:r>
+        <w:rPr>
+          <w:lang w:val="en-GB"/>
+        </w:rPr>
+        <w:t>world.</w:t>
+      </w:r>
+    </w:p>
+    <w:p>
+      <w:pPr>
+        <w:rPr>
+          <w:lang w:val="en-GB"/>
+        </w:rPr>
+      </w:pPr>
+      <w:r>
+        <w:rPr>
+          <w:lang w:val="en-GB"/>
+        </w:rPr>
+        <w:t xml:space="preserve">It </w:t>
+      </w:r>
+      <w:r>
+        <w:rPr>
+          <w:lang w:val="en-GB"/>
+        </w:rPr>
+        <w:t>offers</w:t>
+      </w:r>
+      <w:r>
+        <w:rPr>
+          <w:lang w:val="en-GB"/>
+        </w:rPr>
+        <w:t xml:space="preserve"> some tool to </w:t>
+      </w:r>
+      <w:r>
+        <w:rPr>
+          <w:lang w:val="en-GB"/>
+        </w:rPr>
+        <w:t>synchronize</w:t>
+      </w:r>
+      <w:r>
+        <w:rPr>
+          <w:lang w:val="en-GB"/>
+        </w:rPr>
+        <w:t xml:space="preserve"> in real time the order between the "the hall", the kitchen and the cash desk, but also the management, in fact the system also keep track </w:t>
+      </w:r>
+      <w:r>
+        <w:rPr>
+          <w:lang w:val="en-GB"/>
+        </w:rPr>
+        <w:t>of orders, what they contain and, how it cost at the moment of order</w:t>
+      </w:r>
+      <w:r>
+        <w:rPr>
+          <w:lang w:val="en-GB"/>
+        </w:rPr>
+        <w:t>.</w:t>
+      </w:r>
+      <w:r>
+        <w:rPr>
+          <w:lang w:val="en-GB"/>
+        </w:rPr>
+        <w:t xml:space="preserve"> </w:t>
+      </w:r>
+    </w:p>
+    <w:p>
+      <w:pPr>
+        <w:rPr>
+          <w:lang w:val="en-GB"/>
+        </w:rPr>
+      </w:pPr>
+    </w:p>
+    <w:p>
+      <w:pPr>
+        <w:rPr>
+          <w:lang w:val="en-GB"/>
+        </w:rPr>
+      </w:pPr>
+    </w:p>
+    <w:p>
+      <w:pPr>
+        <w:pStyle w:val="Heading3"/>
+        <w:rPr>
+          <w:lang w:val="en-GB"/>
+        </w:rPr>
+      </w:pPr>
+      <w:bookmarkStart w:id="6" w:name="_Toc219416010"/>
+      <w:r>
+        <w:rPr>
+          <w:lang w:val="en-GB"/>
+        </w:rPr>
+        <w:t>HARDWARE AND SOFTWARE REQUIREMENTS</w:t>
+      </w:r>
       <w:bookmarkEnd w:id="6"/>
     </w:p>
     <w:p>
@@ -1956,125 +2380,158 @@
         <w:rPr>
           <w:lang w:val="en-GB"/>
         </w:rPr>
-        <w:t xml:space="preserve">this product </w:t>
-      </w:r>
-      <w:r>
-        <w:rPr>
-          <w:lang w:val="en-GB"/>
-        </w:rPr>
-        <w:t>provides</w:t>
-      </w:r>
-      <w:r>
-        <w:rPr>
-          <w:lang w:val="en-GB"/>
-        </w:rPr>
-        <w:t xml:space="preserve"> the instruments to manage a small activity, that work in the restaurant </w:t>
-      </w:r>
-      <w:r>
-        <w:rPr>
-          <w:lang w:val="en-GB"/>
-        </w:rPr>
-        <w:t>world.</w:t>
-      </w:r>
-    </w:p>
-    <w:p>
-      <w:pPr>
-        <w:rPr>
-          <w:lang w:val="en-GB"/>
-        </w:rPr>
-      </w:pPr>
-      <w:r>
-        <w:rPr>
-          <w:lang w:val="en-GB"/>
-        </w:rPr>
-        <w:t xml:space="preserve">It </w:t>
+        <w:t xml:space="preserve">The basic hardware requirements of the system are a computer that can run JAR files, that have </w:t>
+      </w:r>
+      <w:r>
+        <w:rPr>
+          <w:lang w:val="en-GB"/>
+        </w:rPr>
+        <w:t>at least</w:t>
+      </w:r>
+      <w:r>
+        <w:rPr>
+          <w:lang w:val="en-GB"/>
+        </w:rPr>
+        <w:t xml:space="preserve"> Java 21, f</w:t>
+      </w:r>
+      <w:r>
+        <w:rPr>
+          <w:lang w:val="en-GB"/>
+        </w:rPr>
+        <w:t>urthermore</w:t>
+      </w:r>
+      <w:r>
+        <w:rPr>
+          <w:lang w:val="en-GB"/>
+        </w:rPr>
+        <w:t xml:space="preserve"> is necessary a DB to connect (technically the software can start also without that, but is simply useless</w:t>
       </w:r>
       <w:proofErr w:type="gramStart"/>
       <w:r>
         <w:rPr>
           <w:lang w:val="en-GB"/>
         </w:rPr>
-        <w:t>offer</w:t>
+        <w:t>);</w:t>
       </w:r>
       <w:proofErr w:type="gramEnd"/>
       <w:r>
         <w:rPr>
           <w:lang w:val="en-GB"/>
         </w:rPr>
-        <w:t xml:space="preserve"> some tool to </w:t>
-      </w:r>
-      <w:r>
-        <w:rPr>
-          <w:lang w:val="en-GB"/>
-        </w:rPr>
-        <w:t>synchronize</w:t>
-      </w:r>
-      <w:r>
-        <w:rPr>
-          <w:lang w:val="en-GB"/>
-        </w:rPr>
-        <w:t xml:space="preserve"> in real time the order between the "the hall", the kitchen and the cash desk, but also the management, in fact the system also keep track of cash flow and </w:t>
-      </w:r>
-    </w:p>
-    <w:p>
-      <w:pPr>
-        <w:rPr>
-          <w:lang w:val="en-GB"/>
-        </w:rPr>
-      </w:pPr>
-    </w:p>
-    <w:p>
-      <w:pPr>
-        <w:rPr>
-          <w:lang w:val="en-GB"/>
-        </w:rPr>
-      </w:pPr>
-    </w:p>
-    <w:p>
-      <w:pPr>
-        <w:pStyle w:val="Heading3"/>
-        <w:rPr>
-          <w:lang w:val="en-GB"/>
-        </w:rPr>
-      </w:pPr>
-      <w:bookmarkStart w:id="7" w:name="_Toc213768000"/>
-      <w:r>
-        <w:rPr>
-          <w:lang w:val="en-GB"/>
-        </w:rPr>
-        <w:t>HARDWARE AND SOFTWARE REQUIREMENTS</w:t>
+        <w:t xml:space="preserve"> </w:t>
+      </w:r>
+    </w:p>
+    <w:p>
+      <w:pPr>
+        <w:rPr>
+          <w:lang w:val="en-GB"/>
+        </w:rPr>
+      </w:pPr>
+      <w:r>
+        <w:rPr>
+          <w:lang w:val="en-GB"/>
+        </w:rPr>
+        <w:t xml:space="preserve">The stored data </w:t>
+      </w:r>
+      <w:r>
+        <w:rPr>
+          <w:lang w:val="en-GB"/>
+        </w:rPr>
+        <w:t xml:space="preserve">(locally and </w:t>
+      </w:r>
+      <w:r>
+        <w:rPr>
+          <w:u w:val="single"/>
+          <w:lang w:val="en-GB"/>
+        </w:rPr>
+        <w:t>not</w:t>
+      </w:r>
+      <w:r>
+        <w:rPr>
+          <w:lang w:val="en-GB"/>
+        </w:rPr>
+        <w:t xml:space="preserve"> in the DB) </w:t>
+      </w:r>
+      <w:r>
+        <w:rPr>
+          <w:lang w:val="en-GB"/>
+        </w:rPr>
+        <w:t>is extremally small</w:t>
+      </w:r>
+      <w:r>
+        <w:rPr>
+          <w:lang w:val="en-GB"/>
+        </w:rPr>
+        <w:t xml:space="preserve">, so it’s not necessary a large amount of </w:t>
+      </w:r>
+      <w:proofErr w:type="gramStart"/>
+      <w:r>
+        <w:rPr>
+          <w:lang w:val="en-GB"/>
+        </w:rPr>
+        <w:t>storage;</w:t>
+      </w:r>
+      <w:proofErr w:type="gramEnd"/>
+    </w:p>
+    <w:p>
+      <w:pPr>
+        <w:rPr>
+          <w:lang w:val="en-GB"/>
+        </w:rPr>
+      </w:pPr>
+      <w:r>
+        <w:rPr>
+          <w:lang w:val="en-GB"/>
+        </w:rPr>
+        <w:t xml:space="preserve">The performance could change </w:t>
+      </w:r>
+      <w:r>
+        <w:rPr>
+          <w:lang w:val="en-GB"/>
+        </w:rPr>
+        <w:t>depending on</w:t>
+      </w:r>
+      <w:r>
+        <w:rPr>
+          <w:lang w:val="en-GB"/>
+        </w:rPr>
+        <w:t xml:space="preserve"> the hardware over the software run, </w:t>
+      </w:r>
+      <w:r>
+        <w:rPr>
+          <w:lang w:val="en-GB"/>
+        </w:rPr>
+        <w:t>the most critical component is the connection speed to the DB and its performance</w:t>
+      </w:r>
+      <w:r>
+        <w:rPr>
+          <w:lang w:val="en-GB"/>
+        </w:rPr>
+        <w:t>.</w:t>
+      </w:r>
+    </w:p>
+    <w:p>
+      <w:pPr>
+        <w:rPr>
+          <w:lang w:val="en-GB"/>
+        </w:rPr>
+      </w:pPr>
+    </w:p>
+    <w:p>
+      <w:pPr>
+        <w:pStyle w:val="Heading2"/>
+        <w:rPr>
+          <w:lang w:val="en-GB"/>
+        </w:rPr>
+      </w:pPr>
+      <w:bookmarkStart w:id="7" w:name="_Toc219416011"/>
+      <w:r>
+        <w:rPr>
+          <w:lang w:val="en-GB"/>
+        </w:rPr>
+        <w:t>USER STORY:</w:t>
       </w:r>
       <w:bookmarkEnd w:id="7"/>
-    </w:p>
-    <w:p>
-      <w:pPr>
-        <w:rPr>
-          <w:lang w:val="en-GB"/>
-        </w:rPr>
-      </w:pPr>
-    </w:p>
-    <w:p>
-      <w:pPr>
-        <w:rPr>
-          <w:lang w:val="en-GB"/>
-        </w:rPr>
-      </w:pPr>
-    </w:p>
-    <w:p>
-      <w:pPr>
-        <w:pStyle w:val="Heading2"/>
-        <w:rPr>
-          <w:lang w:val="en-GB"/>
-        </w:rPr>
-      </w:pPr>
-      <w:bookmarkStart w:id="8" w:name="_Toc213768001"/>
-      <w:r>
-        <w:rPr>
-          <w:lang w:val="en-GB"/>
-        </w:rPr>
-        <w:t>USER STORY:</w:t>
-      </w:r>
-      <w:bookmarkEnd w:id="8"/>
     </w:p>
     <w:p>
       <w:pPr>
@@ -2256,11 +2713,11 @@
       <w:pPr>
         <w:pStyle w:val="Heading2"/>
       </w:pPr>
-      <w:bookmarkStart w:id="9" w:name="_Toc213768002"/>
+      <w:bookmarkStart w:id="8" w:name="_Toc219416012"/>
       <w:r>
         <w:t>FUNTIONAL REQUIREMENTS:</w:t>
       </w:r>
-      <w:bookmarkEnd w:id="9"/>
+      <w:bookmarkEnd w:id="8"/>
     </w:p>
     <w:p>
       <w:pPr>
@@ -2411,19 +2868,19 @@
           <w:lang w:val="en-GB"/>
         </w:rPr>
       </w:pPr>
-      <w:commentRangeStart w:id="10"/>
+      <w:commentRangeStart w:id="9"/>
       <w:r>
         <w:rPr>
           <w:lang w:val="en-GB"/>
         </w:rPr>
         <w:t xml:space="preserve">The system must offer the possibility to delete some order. </w:t>
       </w:r>
-      <w:commentRangeEnd w:id="10"/>
+      <w:commentRangeEnd w:id="9"/>
       <w:r>
         <w:rPr>
           <w:rStyle w:val="CommentReference"/>
         </w:rPr>
-        <w:commentReference w:id="10"/>
+        <w:commentReference w:id="9"/>
       </w:r>
     </w:p>
     <w:p>
@@ -2433,25 +2890,74 @@
           <w:lang w:val="en-GB"/>
         </w:rPr>
       </w:pPr>
-      <w:bookmarkStart w:id="11" w:name="_Toc213768003"/>
+      <w:bookmarkStart w:id="10" w:name="_Toc219416013"/>
+      <w:r>
+        <w:rPr>
+          <w:lang w:val="en-GB"/>
+        </w:rPr>
+        <w:lastRenderedPageBreak/>
+        <w:t>USE CASES</w:t>
+      </w:r>
+      <w:bookmarkEnd w:id="10"/>
+    </w:p>
+    <w:p>
+      <w:pPr>
+        <w:pStyle w:val="Heading3"/>
+        <w:rPr>
+          <w:lang w:val="en-GB"/>
+        </w:rPr>
+      </w:pPr>
+      <w:bookmarkStart w:id="11" w:name="_Toc219416014"/>
+      <w:r>
+        <w:rPr>
+          <w:lang w:val="en-GB"/>
+        </w:rPr>
+        <w:t>OVERVIEW DIAGRAM</w:t>
+      </w:r>
+      <w:r>
+        <w:rPr>
+          <w:lang w:val="en-GB"/>
+        </w:rPr>
+        <w:t>:</w:t>
+      </w:r>
+      <w:bookmarkEnd w:id="11"/>
+    </w:p>
+    <w:p>
+      <w:pPr>
+        <w:pStyle w:val="Heading3"/>
+        <w:rPr>
+          <w:lang w:val="en-GB"/>
+        </w:rPr>
+      </w:pPr>
+      <w:bookmarkStart w:id="12" w:name="_Toc213768005"/>
+      <w:bookmarkStart w:id="13" w:name="_Toc219416015"/>
+      <w:commentRangeStart w:id="14"/>
+      <w:commentRangeEnd w:id="14"/>
+      <w:r>
+        <w:rPr>
+          <w:rStyle w:val="CommentReference"/>
+        </w:rPr>
+        <w:commentReference w:id="14"/>
+      </w:r>
+      <w:bookmarkEnd w:id="12"/>
       <w:r>
         <w:rPr>
           <w:noProof/>
-        </w:rPr>
-        <w:lastRenderedPageBreak/>
+          <w:lang w:val="en-GB"/>
+        </w:rPr>
         <w:drawing>
-          <wp:anchor distT="0" distB="0" distL="114300" distR="114300" simplePos="0" relativeHeight="251658752" behindDoc="0" locked="0" layoutInCell="1" allowOverlap="1" wp14:anchorId="21A2D8C0" wp14:editId="144677B3">
+          <wp:anchor distT="0" distB="0" distL="114300" distR="114300" simplePos="0" relativeHeight="251663360" behindDoc="1" locked="0" layoutInCell="1" allowOverlap="1" wp14:anchorId="5C5FE901" wp14:editId="6B9C93A8">
             <wp:simplePos x="0" y="0"/>
             <wp:positionH relativeFrom="column">
-              <wp:posOffset>55212</wp:posOffset>
+              <wp:posOffset>-2540</wp:posOffset>
             </wp:positionH>
             <wp:positionV relativeFrom="paragraph">
-              <wp:posOffset>718586</wp:posOffset>
+              <wp:posOffset>53975</wp:posOffset>
             </wp:positionV>
-            <wp:extent cx="5206796" cy="7193244"/>
+            <wp:extent cx="6120130" cy="6386830"/>
             <wp:effectExtent l="0" t="0" r="0" b="0"/>
-            <wp:wrapTopAndBottom/>
-            <wp:docPr id="59686906" name="Picture 13" descr="https://www.draw.io/?open=G1Wro4k0JlCy7qgcaYDz42wVkX2kplrVDS&amp;local-data=%7B%22type%22%3A%22Drive%22%2C%22id%22%3A%221Wro4k0JlCy7qgcaYDz42wVkX2kplrVDS%22%2C%22lastModifiedDate%22%3A%222025-11-03T20%3A48%3A10.220Z%22%2C%22pageId%22%3A%22mSYs8jFOtbkVvdMbbuip%22%2C%22layers%22%3A%5B0%5D%7D"/>
+            <wp:wrapNone/>
+            <wp:docPr id="616553669" name="Picture 14" descr="https://www.draw.io/?open=G1Wro4k0JlCy7qgcaYDz42wVkX2kplrVDS&amp;local-data=%7B%22type%22%3A%22Drive%22%2C%22id%22%3A%221Wro4k0JlCy7qgcaYDz42wVkX2kplrVDS%22%2C%22lastModifiedDate%22%3A%222026-01-15T23%3A30%3A00.641Z%22%2C%22pageId%22%3A%22mSYs8jFOtbkVvdMbbuip%22%2C%22layers%22%3A%5B0%5D%7D"/>
             <wp:cNvGraphicFramePr>
               <a:graphicFrameLocks xmlns:a="http://schemas.openxmlformats.org/drawingml/2006/main" noChangeAspect="1"/>
             </wp:cNvGraphicFramePr>
@@ -2459,14 +2965,14 @@
               <a:graphicData uri="http://schemas.openxmlformats.org/drawingml/2006/picture">
                 <pic:pic xmlns:pic="http://schemas.openxmlformats.org/drawingml/2006/picture">
                   <pic:nvPicPr>
-                    <pic:cNvPr id="59686906" name="Picture 13" descr="https://www.draw.io/?open=G1Wro4k0JlCy7qgcaYDz42wVkX2kplrVDS&amp;local-data=%7B%22type%22%3A%22Drive%22%2C%22id%22%3A%221Wro4k0JlCy7qgcaYDz42wVkX2kplrVDS%22%2C%22lastModifiedDate%22%3A%222025-11-03T20%3A48%3A10.220Z%22%2C%22pageId%22%3A%22mSYs8jFOtbkVvdMbbuip%22%2C%22layers%22%3A%5B0%5D%7D"/>
+                    <pic:cNvPr id="616553669" name="Picture 14" descr="https://www.draw.io/?open=G1Wro4k0JlCy7qgcaYDz42wVkX2kplrVDS&amp;local-data=%7B%22type%22%3A%22Drive%22%2C%22id%22%3A%221Wro4k0JlCy7qgcaYDz42wVkX2kplrVDS%22%2C%22lastModifiedDate%22%3A%222026-01-15T23%3A30%3A00.641Z%22%2C%22pageId%22%3A%22mSYs8jFOtbkVvdMbbuip%22%2C%22layers%22%3A%5B0%5D%7D"/>
                     <pic:cNvPicPr/>
                   </pic:nvPicPr>
                   <pic:blipFill>
                     <a:blip r:embed="rId12" cstate="print">
                       <a:extLst>
                         <a:ext uri="{28A0092B-C50C-407E-A947-70E740481C1C}">
-                          <a14:useLocalDpi xmlns:a14="http://schemas.microsoft.com/office/drawing/2010/main"/>
+                          <a14:useLocalDpi xmlns:a14="http://schemas.microsoft.com/office/drawing/2010/main" val="0"/>
                         </a:ext>
                       </a:extLst>
                     </a:blip>
@@ -2477,7 +2983,7 @@
                   <pic:spPr>
                     <a:xfrm>
                       <a:off x="0" y="0"/>
-                      <a:ext cx="5206796" cy="7193244"/>
+                      <a:ext cx="6120130" cy="6386830"/>
                     </a:xfrm>
                     <a:prstGeom prst="rect">
                       <a:avLst/>
@@ -2486,16 +2992,16 @@
                 </pic:pic>
               </a:graphicData>
             </a:graphic>
+            <wp14:sizeRelH relativeFrom="page">
+              <wp14:pctWidth>0</wp14:pctWidth>
+            </wp14:sizeRelH>
+            <wp14:sizeRelV relativeFrom="page">
+              <wp14:pctHeight>0</wp14:pctHeight>
+            </wp14:sizeRelV>
           </wp:anchor>
         </w:drawing>
       </w:r>
-      <w:r>
-        <w:rPr>
-          <w:lang w:val="en-GB"/>
-        </w:rPr>
-        <w:t>USE CASES</w:t>
-      </w:r>
-      <w:bookmarkEnd w:id="11"/>
+      <w:bookmarkEnd w:id="13"/>
     </w:p>
     <w:p>
       <w:pPr>
@@ -2504,47 +3010,7 @@
           <w:lang w:val="en-GB"/>
         </w:rPr>
       </w:pPr>
-      <w:bookmarkStart w:id="12" w:name="_Toc213768004"/>
-      <w:r>
-        <w:rPr>
-          <w:lang w:val="en-GB"/>
-        </w:rPr>
-        <w:t>OVERVIEW DIAGRAM</w:t>
-      </w:r>
-      <w:r>
-        <w:rPr>
-          <w:lang w:val="en-GB"/>
-        </w:rPr>
-        <w:t>:</w:t>
-      </w:r>
-      <w:bookmarkEnd w:id="12"/>
-    </w:p>
-    <w:p>
-      <w:pPr>
-        <w:pStyle w:val="Heading3"/>
-        <w:rPr>
-          <w:lang w:val="en-GB"/>
-        </w:rPr>
-      </w:pPr>
-      <w:bookmarkStart w:id="13" w:name="_Toc213768005"/>
-      <w:commentRangeStart w:id="14"/>
-      <w:commentRangeEnd w:id="14"/>
-      <w:r>
-        <w:rPr>
-          <w:rStyle w:val="CommentReference"/>
-        </w:rPr>
-        <w:commentReference w:id="14"/>
-      </w:r>
-      <w:bookmarkEnd w:id="13"/>
-    </w:p>
-    <w:p>
-      <w:pPr>
-        <w:pStyle w:val="Heading3"/>
-        <w:rPr>
-          <w:lang w:val="en-GB"/>
-        </w:rPr>
-      </w:pPr>
-      <w:bookmarkStart w:id="15" w:name="_Toc213768006"/>
+      <w:bookmarkStart w:id="15" w:name="_Toc219416016"/>
       <w:commentRangeStart w:id="16"/>
       <w:commentRangeEnd w:id="16"/>
       <w:r>
@@ -2553,10 +3019,38 @@
         </w:rPr>
         <w:commentReference w:id="16"/>
       </w:r>
-      <w:r>
-        <w:rPr>
-          <w:lang w:val="en-GB"/>
-        </w:rPr>
+      <w:bookmarkEnd w:id="15"/>
+    </w:p>
+    <w:p>
+      <w:pPr>
+        <w:rPr>
+          <w:rFonts w:eastAsiaTheme="majorEastAsia" w:cstheme="majorBidi"/>
+          <w:color w:val="0F4761" w:themeColor="accent1" w:themeShade="BF"/>
+          <w:sz w:val="28"/>
+          <w:szCs w:val="28"/>
+          <w:lang w:val="en-GB"/>
+        </w:rPr>
+      </w:pPr>
+      <w:r>
+        <w:rPr>
+          <w:lang w:val="en-GB"/>
+        </w:rPr>
+        <w:br w:type="page"/>
+      </w:r>
+    </w:p>
+    <w:p>
+      <w:pPr>
+        <w:pStyle w:val="Heading3"/>
+        <w:rPr>
+          <w:lang w:val="en-GB"/>
+        </w:rPr>
+      </w:pPr>
+      <w:bookmarkStart w:id="17" w:name="_Toc219416017"/>
+      <w:r>
+        <w:rPr>
+          <w:lang w:val="en-GB"/>
+        </w:rPr>
+        <w:lastRenderedPageBreak/>
         <w:t>INTERNAL STEP</w:t>
       </w:r>
       <w:r>
@@ -2565,7 +3059,7 @@
         </w:rPr>
         <w:t>:</w:t>
       </w:r>
-      <w:bookmarkEnd w:id="15"/>
+      <w:bookmarkEnd w:id="17"/>
     </w:p>
     <w:p>
       <w:pPr>
@@ -2666,7 +3160,6 @@
         <w:rPr>
           <w:lang w:val="en-GB"/>
         </w:rPr>
-        <w:lastRenderedPageBreak/>
         <w:t xml:space="preserve">The </w:t>
       </w:r>
       <w:r>
@@ -3698,6 +4191,7 @@
         <w:rPr>
           <w:lang w:val="en-GB"/>
         </w:rPr>
+        <w:lastRenderedPageBreak/>
         <w:t xml:space="preserve">The </w:t>
       </w:r>
       <w:r>
@@ -3756,7 +4250,6 @@
         <w:rPr>
           <w:lang w:val="en-GB"/>
         </w:rPr>
-        <w:lastRenderedPageBreak/>
         <w:t>E</w:t>
       </w:r>
       <w:r>
@@ -3809,7 +4302,6 @@
           <w:lang w:val="en-GB"/>
         </w:rPr>
       </w:pPr>
-      <w:bookmarkStart w:id="17" w:name="_Toc213768007"/>
       <w:r>
         <w:rPr>
           <w:lang w:val="en-GB"/>
@@ -3820,928 +4312,23 @@
     <w:p>
       <w:pPr>
         <w:pStyle w:val="Heading2"/>
-        <w:rPr>
-          <w:lang w:val="en-GB"/>
-        </w:rPr>
-      </w:pPr>
-      <w:r>
-        <w:rPr>
-          <w:lang w:val="en-GB"/>
-        </w:rPr>
+      </w:pPr>
+      <w:bookmarkStart w:id="18" w:name="_Toc219416018"/>
+      <w:r>
         <w:lastRenderedPageBreak/>
-        <w:t>STORYBOARD</w:t>
-      </w:r>
-      <w:r>
-        <w:rPr>
-          <w:lang w:val="en-GB"/>
-        </w:rPr>
-        <w:t xml:space="preserve"> AND PROTOTYPE</w:t>
-      </w:r>
-      <w:r>
-        <w:rPr>
-          <w:lang w:val="en-GB"/>
-        </w:rPr>
-        <w:t>:</w:t>
-      </w:r>
-      <w:bookmarkEnd w:id="17"/>
-    </w:p>
-    <w:p>
-      <w:pPr>
-        <w:pStyle w:val="Heading2"/>
-        <w:rPr>
-          <w:lang w:val="en-GB"/>
-        </w:rPr>
-      </w:pPr>
-      <w:r>
-        <w:rPr>
-          <w:noProof/>
-          <w:lang w:val="en-GB"/>
-        </w:rPr>
-        <mc:AlternateContent>
-          <mc:Choice Requires="wpi">
-            <w:drawing>
-              <wp:anchor distT="0" distB="0" distL="114300" distR="114300" simplePos="0" relativeHeight="251694080" behindDoc="0" locked="0" layoutInCell="1" allowOverlap="1" wp14:anchorId="55F70460" wp14:editId="069FFD1F">
-                <wp:simplePos x="0" y="0"/>
-                <wp:positionH relativeFrom="column">
-                  <wp:posOffset>443230</wp:posOffset>
-                </wp:positionH>
-                <wp:positionV relativeFrom="paragraph">
-                  <wp:posOffset>6414770</wp:posOffset>
-                </wp:positionV>
-                <wp:extent cx="55245" cy="286385"/>
-                <wp:effectExtent l="38100" t="38100" r="40005" b="37465"/>
-                <wp:wrapNone/>
-                <wp:docPr id="270672816" name="Ink 51"/>
-                <wp:cNvGraphicFramePr/>
-                <a:graphic xmlns:a="http://schemas.openxmlformats.org/drawingml/2006/main">
-                  <a:graphicData uri="http://schemas.microsoft.com/office/word/2010/wordprocessingInk">
-                    <w14:contentPart bwMode="auto" r:id="rId13">
-                      <w14:nvContentPartPr>
-                        <w14:cNvContentPartPr/>
-                      </w14:nvContentPartPr>
-                      <w14:xfrm>
-                        <a:off x="0" y="0"/>
-                        <a:ext cx="55245" cy="286385"/>
-                      </w14:xfrm>
-                    </w14:contentPart>
-                  </a:graphicData>
-                </a:graphic>
-                <wp14:sizeRelV relativeFrom="margin">
-                  <wp14:pctHeight>0</wp14:pctHeight>
-                </wp14:sizeRelV>
-              </wp:anchor>
-            </w:drawing>
-          </mc:Choice>
-          <mc:Fallback>
-            <w:pict>
-              <v:shapetype w14:anchorId="0A882477" id="_x0000_t75" coordsize="21600,21600" o:spt="75" o:preferrelative="t" path="m@4@5l@4@11@9@11@9@5xe" filled="f" stroked="f">
-                <v:stroke joinstyle="miter"/>
-                <v:formulas>
-                  <v:f eqn="if lineDrawn pixelLineWidth 0"/>
-                  <v:f eqn="sum @0 1 0"/>
-                  <v:f eqn="sum 0 0 @1"/>
-                  <v:f eqn="prod @2 1 2"/>
-                  <v:f eqn="prod @3 21600 pixelWidth"/>
-                  <v:f eqn="prod @3 21600 pixelHeight"/>
-                  <v:f eqn="sum @0 0 1"/>
-                  <v:f eqn="prod @6 1 2"/>
-                  <v:f eqn="prod @7 21600 pixelWidth"/>
-                  <v:f eqn="sum @8 21600 0"/>
-                  <v:f eqn="prod @7 21600 pixelHeight"/>
-                  <v:f eqn="sum @10 21600 0"/>
-                </v:formulas>
-                <v:path o:extrusionok="f" gradientshapeok="t" o:connecttype="rect"/>
-                <o:lock v:ext="edit" aspectratio="t"/>
-              </v:shapetype>
-              <v:shape id="Ink 51" o:spid="_x0000_s1026" type="#_x0000_t75" style="position:absolute;margin-left:34.4pt;margin-top:504.6pt;width:5.3pt;height:23.5pt;z-index:251694080;visibility:visible;mso-wrap-style:square;mso-height-percent:0;mso-wrap-distance-left:9pt;mso-wrap-distance-top:0;mso-wrap-distance-right:9pt;mso-wrap-distance-bottom:0;mso-position-horizontal:absolute;mso-position-horizontal-relative:text;mso-position-vertical:absolute;mso-position-vertical-relative:text;mso-height-percent:0;mso-height-relative:margin" o:gfxdata="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">
-                <v:imagedata r:id="rId14" o:title=""/>
-              </v:shape>
-            </w:pict>
-          </mc:Fallback>
-        </mc:AlternateContent>
-      </w:r>
-      <w:r>
-        <w:rPr>
-          <w:noProof/>
-          <w:lang w:val="en-GB"/>
-        </w:rPr>
-        <mc:AlternateContent>
-          <mc:Choice Requires="wpi">
-            <w:drawing>
-              <wp:anchor distT="0" distB="0" distL="114300" distR="114300" simplePos="0" relativeHeight="251692032" behindDoc="0" locked="0" layoutInCell="1" allowOverlap="1" wp14:anchorId="36227AE9" wp14:editId="145BD488">
-                <wp:simplePos x="0" y="0"/>
-                <wp:positionH relativeFrom="column">
-                  <wp:posOffset>70660</wp:posOffset>
-                </wp:positionH>
-                <wp:positionV relativeFrom="paragraph">
-                  <wp:posOffset>5332323</wp:posOffset>
-                </wp:positionV>
-                <wp:extent cx="436320" cy="8640"/>
-                <wp:effectExtent l="38100" t="38100" r="40005" b="48895"/>
-                <wp:wrapNone/>
-                <wp:docPr id="51629395" name="Ink 48"/>
-                <wp:cNvGraphicFramePr/>
-                <a:graphic xmlns:a="http://schemas.openxmlformats.org/drawingml/2006/main">
-                  <a:graphicData uri="http://schemas.microsoft.com/office/word/2010/wordprocessingInk">
-                    <w14:contentPart bwMode="auto" r:id="rId15">
-                      <w14:nvContentPartPr>
-                        <w14:cNvContentPartPr/>
-                      </w14:nvContentPartPr>
-                      <w14:xfrm>
-                        <a:off x="0" y="0"/>
-                        <a:ext cx="436320" cy="8640"/>
-                      </w14:xfrm>
-                    </w14:contentPart>
-                  </a:graphicData>
-                </a:graphic>
-              </wp:anchor>
-            </w:drawing>
-          </mc:Choice>
-          <mc:Fallback>
-            <w:pict>
-              <v:shape w14:anchorId="6F82E948" id="Ink 48" o:spid="_x0000_s1026" type="#_x0000_t75" style="position:absolute;margin-left:5.05pt;margin-top:419.35pt;width:35.3pt;height:1.7pt;z-index:251692032;visibility:visible;mso-wrap-style:square;mso-wrap-distance-left:9pt;mso-wrap-distance-top:0;mso-wrap-distance-right:9pt;mso-wrap-distance-bottom:0;mso-position-horizontal:absolute;mso-position-horizontal-relative:text;mso-position-vertical:absolute;mso-position-vertical-relative:text" o:gfxdata="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">
-                <v:imagedata r:id="rId16" o:title=""/>
-              </v:shape>
-            </w:pict>
-          </mc:Fallback>
-        </mc:AlternateContent>
-      </w:r>
-      <w:r>
-        <w:rPr>
-          <w:noProof/>
-          <w:lang w:val="en-GB"/>
-        </w:rPr>
-        <mc:AlternateContent>
-          <mc:Choice Requires="wpi">
-            <w:drawing>
-              <wp:anchor distT="0" distB="0" distL="114300" distR="114300" simplePos="0" relativeHeight="251689984" behindDoc="0" locked="0" layoutInCell="1" allowOverlap="1" wp14:anchorId="3B7B45D4" wp14:editId="42E5AA58">
-                <wp:simplePos x="0" y="0"/>
-                <wp:positionH relativeFrom="column">
-                  <wp:posOffset>81820</wp:posOffset>
-                </wp:positionH>
-                <wp:positionV relativeFrom="paragraph">
-                  <wp:posOffset>5258163</wp:posOffset>
-                </wp:positionV>
-                <wp:extent cx="329040" cy="360"/>
-                <wp:effectExtent l="38100" t="38100" r="52070" b="38100"/>
-                <wp:wrapNone/>
-                <wp:docPr id="621735987" name="Ink 46"/>
-                <wp:cNvGraphicFramePr/>
-                <a:graphic xmlns:a="http://schemas.openxmlformats.org/drawingml/2006/main">
-                  <a:graphicData uri="http://schemas.microsoft.com/office/word/2010/wordprocessingInk">
-                    <w14:contentPart bwMode="auto" r:id="rId17">
-                      <w14:nvContentPartPr>
-                        <w14:cNvContentPartPr/>
-                      </w14:nvContentPartPr>
-                      <w14:xfrm>
-                        <a:off x="0" y="0"/>
-                        <a:ext cx="329040" cy="360"/>
-                      </w14:xfrm>
-                    </w14:contentPart>
-                  </a:graphicData>
-                </a:graphic>
-              </wp:anchor>
-            </w:drawing>
-          </mc:Choice>
-          <mc:Fallback>
-            <w:pict>
-              <v:shape w14:anchorId="0A03C515" id="Ink 46" o:spid="_x0000_s1026" type="#_x0000_t75" style="position:absolute;margin-left:5.95pt;margin-top:413.55pt;width:26.85pt;height:1.05pt;z-index:251689984;visibility:visible;mso-wrap-style:square;mso-wrap-distance-left:9pt;mso-wrap-distance-top:0;mso-wrap-distance-right:9pt;mso-wrap-distance-bottom:0;mso-position-horizontal:absolute;mso-position-horizontal-relative:text;mso-position-vertical:absolute;mso-position-vertical-relative:text" o:gfxdata="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">
-                <v:imagedata r:id="rId18" o:title=""/>
-              </v:shape>
-            </w:pict>
-          </mc:Fallback>
-        </mc:AlternateContent>
-      </w:r>
-      <w:r>
-        <w:rPr>
-          <w:noProof/>
-          <w:lang w:val="en-GB"/>
-        </w:rPr>
-        <mc:AlternateContent>
-          <mc:Choice Requires="wpi">
-            <w:drawing>
-              <wp:anchor distT="0" distB="0" distL="114300" distR="114300" simplePos="0" relativeHeight="251687936" behindDoc="0" locked="0" layoutInCell="1" allowOverlap="1" wp14:anchorId="17D1E081" wp14:editId="072E3974">
-                <wp:simplePos x="0" y="0"/>
-                <wp:positionH relativeFrom="column">
-                  <wp:posOffset>1736020</wp:posOffset>
-                </wp:positionH>
-                <wp:positionV relativeFrom="paragraph">
-                  <wp:posOffset>4710603</wp:posOffset>
-                </wp:positionV>
-                <wp:extent cx="109080" cy="100440"/>
-                <wp:effectExtent l="38100" t="38100" r="43815" b="52070"/>
-                <wp:wrapNone/>
-                <wp:docPr id="1133988366" name="Ink 44"/>
-                <wp:cNvGraphicFramePr/>
-                <a:graphic xmlns:a="http://schemas.openxmlformats.org/drawingml/2006/main">
-                  <a:graphicData uri="http://schemas.microsoft.com/office/word/2010/wordprocessingInk">
-                    <w14:contentPart bwMode="auto" r:id="rId19">
-                      <w14:nvContentPartPr>
-                        <w14:cNvContentPartPr/>
-                      </w14:nvContentPartPr>
-                      <w14:xfrm>
-                        <a:off x="0" y="0"/>
-                        <a:ext cx="109080" cy="100440"/>
-                      </w14:xfrm>
-                    </w14:contentPart>
-                  </a:graphicData>
-                </a:graphic>
-              </wp:anchor>
-            </w:drawing>
-          </mc:Choice>
-          <mc:Fallback>
-            <w:pict>
-              <v:shape w14:anchorId="436D6078" id="Ink 44" o:spid="_x0000_s1026" type="#_x0000_t75" style="position:absolute;margin-left:136.2pt;margin-top:370.4pt;width:9.6pt;height:8.85pt;z-index:251687936;visibility:visible;mso-wrap-style:square;mso-wrap-distance-left:9pt;mso-wrap-distance-top:0;mso-wrap-distance-right:9pt;mso-wrap-distance-bottom:0;mso-position-horizontal:absolute;mso-position-horizontal-relative:text;mso-position-vertical:absolute;mso-position-vertical-relative:text" o:gfxdata="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">
-                <v:imagedata r:id="rId20" o:title=""/>
-              </v:shape>
-            </w:pict>
-          </mc:Fallback>
-        </mc:AlternateContent>
-      </w:r>
-      <w:r>
-        <w:rPr>
-          <w:noProof/>
-          <w:lang w:val="en-GB"/>
-        </w:rPr>
-        <mc:AlternateContent>
-          <mc:Choice Requires="wpi">
-            <w:drawing>
-              <wp:anchor distT="0" distB="0" distL="114300" distR="114300" simplePos="0" relativeHeight="251686912" behindDoc="0" locked="0" layoutInCell="1" allowOverlap="1" wp14:anchorId="186330B6" wp14:editId="008FC785">
-                <wp:simplePos x="0" y="0"/>
-                <wp:positionH relativeFrom="column">
-                  <wp:posOffset>697420</wp:posOffset>
-                </wp:positionH>
-                <wp:positionV relativeFrom="paragraph">
-                  <wp:posOffset>4705923</wp:posOffset>
-                </wp:positionV>
-                <wp:extent cx="102960" cy="116640"/>
-                <wp:effectExtent l="38100" t="38100" r="11430" b="36195"/>
-                <wp:wrapNone/>
-                <wp:docPr id="1624563874" name="Ink 43"/>
-                <wp:cNvGraphicFramePr/>
-                <a:graphic xmlns:a="http://schemas.openxmlformats.org/drawingml/2006/main">
-                  <a:graphicData uri="http://schemas.microsoft.com/office/word/2010/wordprocessingInk">
-                    <w14:contentPart bwMode="auto" r:id="rId21">
-                      <w14:nvContentPartPr>
-                        <w14:cNvContentPartPr/>
-                      </w14:nvContentPartPr>
-                      <w14:xfrm>
-                        <a:off x="0" y="0"/>
-                        <a:ext cx="102960" cy="116640"/>
-                      </w14:xfrm>
-                    </w14:contentPart>
-                  </a:graphicData>
-                </a:graphic>
-              </wp:anchor>
-            </w:drawing>
-          </mc:Choice>
-          <mc:Fallback>
-            <w:pict>
-              <v:shape w14:anchorId="045EBBCA" id="Ink 43" o:spid="_x0000_s1026" type="#_x0000_t75" style="position:absolute;margin-left:54.4pt;margin-top:370.05pt;width:9.05pt;height:10.2pt;z-index:251686912;visibility:visible;mso-wrap-style:square;mso-wrap-distance-left:9pt;mso-wrap-distance-top:0;mso-wrap-distance-right:9pt;mso-wrap-distance-bottom:0;mso-position-horizontal:absolute;mso-position-horizontal-relative:text;mso-position-vertical:absolute;mso-position-vertical-relative:text" o:gfxdata="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">
-                <v:imagedata r:id="rId22" o:title=""/>
-              </v:shape>
-            </w:pict>
-          </mc:Fallback>
-        </mc:AlternateContent>
-      </w:r>
-      <w:r>
-        <w:rPr>
-          <w:noProof/>
-          <w:lang w:val="en-GB"/>
-        </w:rPr>
-        <mc:AlternateContent>
-          <mc:Choice Requires="wpi">
-            <w:drawing>
-              <wp:anchor distT="0" distB="0" distL="114300" distR="114300" simplePos="0" relativeHeight="251685888" behindDoc="0" locked="0" layoutInCell="1" allowOverlap="1" wp14:anchorId="14CFE51C" wp14:editId="68FE8731">
-                <wp:simplePos x="0" y="0"/>
-                <wp:positionH relativeFrom="column">
-                  <wp:posOffset>710740</wp:posOffset>
-                </wp:positionH>
-                <wp:positionV relativeFrom="paragraph">
-                  <wp:posOffset>4320723</wp:posOffset>
-                </wp:positionV>
-                <wp:extent cx="307440" cy="502200"/>
-                <wp:effectExtent l="38100" t="38100" r="35560" b="50800"/>
-                <wp:wrapNone/>
-                <wp:docPr id="2021167884" name="Ink 42"/>
-                <wp:cNvGraphicFramePr/>
-                <a:graphic xmlns:a="http://schemas.openxmlformats.org/drawingml/2006/main">
-                  <a:graphicData uri="http://schemas.microsoft.com/office/word/2010/wordprocessingInk">
-                    <w14:contentPart bwMode="auto" r:id="rId23">
-                      <w14:nvContentPartPr>
-                        <w14:cNvContentPartPr/>
-                      </w14:nvContentPartPr>
-                      <w14:xfrm>
-                        <a:off x="0" y="0"/>
-                        <a:ext cx="307440" cy="502200"/>
-                      </w14:xfrm>
-                    </w14:contentPart>
-                  </a:graphicData>
-                </a:graphic>
-              </wp:anchor>
-            </w:drawing>
-          </mc:Choice>
-          <mc:Fallback>
-            <w:pict>
-              <v:shape w14:anchorId="6D7E5D2C" id="Ink 42" o:spid="_x0000_s1026" type="#_x0000_t75" style="position:absolute;margin-left:55.45pt;margin-top:339.7pt;width:25.15pt;height:40.55pt;z-index:251685888;visibility:visible;mso-wrap-style:square;mso-wrap-distance-left:9pt;mso-wrap-distance-top:0;mso-wrap-distance-right:9pt;mso-wrap-distance-bottom:0;mso-position-horizontal:absolute;mso-position-horizontal-relative:text;mso-position-vertical:absolute;mso-position-vertical-relative:text" o:gfxdata="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">
-                <v:imagedata r:id="rId24" o:title=""/>
-              </v:shape>
-            </w:pict>
-          </mc:Fallback>
-        </mc:AlternateContent>
-      </w:r>
-      <w:r>
-        <w:rPr>
-          <w:noProof/>
-          <w:lang w:val="en-GB"/>
-        </w:rPr>
-        <mc:AlternateContent>
-          <mc:Choice Requires="wpi">
-            <w:drawing>
-              <wp:anchor distT="0" distB="0" distL="114300" distR="114300" simplePos="0" relativeHeight="251683840" behindDoc="0" locked="0" layoutInCell="1" allowOverlap="1" wp14:anchorId="35EFB57E" wp14:editId="7224E84F">
-                <wp:simplePos x="0" y="0"/>
-                <wp:positionH relativeFrom="column">
-                  <wp:posOffset>1590220</wp:posOffset>
-                </wp:positionH>
-                <wp:positionV relativeFrom="paragraph">
-                  <wp:posOffset>4313163</wp:posOffset>
-                </wp:positionV>
-                <wp:extent cx="235800" cy="493200"/>
-                <wp:effectExtent l="38100" t="38100" r="50165" b="40640"/>
-                <wp:wrapNone/>
-                <wp:docPr id="1664041316" name="Ink 40"/>
-                <wp:cNvGraphicFramePr/>
-                <a:graphic xmlns:a="http://schemas.openxmlformats.org/drawingml/2006/main">
-                  <a:graphicData uri="http://schemas.microsoft.com/office/word/2010/wordprocessingInk">
-                    <w14:contentPart bwMode="auto" r:id="rId25">
-                      <w14:nvContentPartPr>
-                        <w14:cNvContentPartPr/>
-                      </w14:nvContentPartPr>
-                      <w14:xfrm>
-                        <a:off x="0" y="0"/>
-                        <a:ext cx="235800" cy="493200"/>
-                      </w14:xfrm>
-                    </w14:contentPart>
-                  </a:graphicData>
-                </a:graphic>
-              </wp:anchor>
-            </w:drawing>
-          </mc:Choice>
-          <mc:Fallback>
-            <w:pict>
-              <v:shape w14:anchorId="61180FFD" id="Ink 40" o:spid="_x0000_s1026" type="#_x0000_t75" style="position:absolute;margin-left:124.7pt;margin-top:339.1pt;width:19.55pt;height:39.85pt;z-index:251683840;visibility:visible;mso-wrap-style:square;mso-wrap-distance-left:9pt;mso-wrap-distance-top:0;mso-wrap-distance-right:9pt;mso-wrap-distance-bottom:0;mso-position-horizontal:absolute;mso-position-horizontal-relative:text;mso-position-vertical:absolute;mso-position-vertical-relative:text" o:gfxdata="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">
-                <v:imagedata r:id="rId26" o:title=""/>
-              </v:shape>
-            </w:pict>
-          </mc:Fallback>
-        </mc:AlternateContent>
-      </w:r>
-      <w:r>
-        <w:rPr>
-          <w:noProof/>
-          <w:lang w:val="en-GB"/>
-        </w:rPr>
-        <mc:AlternateContent>
-          <mc:Choice Requires="wpi">
-            <w:drawing>
-              <wp:anchor distT="0" distB="0" distL="114300" distR="114300" simplePos="0" relativeHeight="251681792" behindDoc="0" locked="0" layoutInCell="1" allowOverlap="1" wp14:anchorId="5B387E2E" wp14:editId="78F2976B">
-                <wp:simplePos x="0" y="0"/>
-                <wp:positionH relativeFrom="column">
-                  <wp:posOffset>1309780</wp:posOffset>
-                </wp:positionH>
-                <wp:positionV relativeFrom="paragraph">
-                  <wp:posOffset>3869643</wp:posOffset>
-                </wp:positionV>
-                <wp:extent cx="443880" cy="444240"/>
-                <wp:effectExtent l="38100" t="38100" r="51435" b="51435"/>
-                <wp:wrapNone/>
-                <wp:docPr id="1814013121" name="Ink 38"/>
-                <wp:cNvGraphicFramePr/>
-                <a:graphic xmlns:a="http://schemas.openxmlformats.org/drawingml/2006/main">
-                  <a:graphicData uri="http://schemas.microsoft.com/office/word/2010/wordprocessingInk">
-                    <w14:contentPart bwMode="auto" r:id="rId27">
-                      <w14:nvContentPartPr>
-                        <w14:cNvContentPartPr/>
-                      </w14:nvContentPartPr>
-                      <w14:xfrm>
-                        <a:off x="0" y="0"/>
-                        <a:ext cx="443880" cy="444240"/>
-                      </w14:xfrm>
-                    </w14:contentPart>
-                  </a:graphicData>
-                </a:graphic>
-              </wp:anchor>
-            </w:drawing>
-          </mc:Choice>
-          <mc:Fallback>
-            <w:pict>
-              <v:shape w14:anchorId="0664C14F" id="Ink 38" o:spid="_x0000_s1026" type="#_x0000_t75" style="position:absolute;margin-left:102.65pt;margin-top:304.2pt;width:35.9pt;height:36pt;z-index:251681792;visibility:visible;mso-wrap-style:square;mso-wrap-distance-left:9pt;mso-wrap-distance-top:0;mso-wrap-distance-right:9pt;mso-wrap-distance-bottom:0;mso-position-horizontal:absolute;mso-position-horizontal-relative:text;mso-position-vertical:absolute;mso-position-vertical-relative:text" o:gfxdata="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">
-                <v:imagedata r:id="rId28" o:title=""/>
-              </v:shape>
-            </w:pict>
-          </mc:Fallback>
-        </mc:AlternateContent>
-      </w:r>
-      <w:r>
-        <w:rPr>
-          <w:noProof/>
-          <w:lang w:val="en-GB"/>
-        </w:rPr>
-        <mc:AlternateContent>
-          <mc:Choice Requires="wpi">
-            <w:drawing>
-              <wp:anchor distT="0" distB="0" distL="114300" distR="114300" simplePos="0" relativeHeight="251679744" behindDoc="0" locked="0" layoutInCell="1" allowOverlap="1" wp14:anchorId="0C8B67F1" wp14:editId="4CF932F1">
-                <wp:simplePos x="0" y="0"/>
-                <wp:positionH relativeFrom="column">
-                  <wp:posOffset>898525</wp:posOffset>
-                </wp:positionH>
-                <wp:positionV relativeFrom="paragraph">
-                  <wp:posOffset>3877945</wp:posOffset>
-                </wp:positionV>
-                <wp:extent cx="461010" cy="461010"/>
-                <wp:effectExtent l="57150" t="57150" r="53340" b="53340"/>
-                <wp:wrapNone/>
-                <wp:docPr id="784796741" name="Ink 36"/>
-                <wp:cNvGraphicFramePr/>
-                <a:graphic xmlns:a="http://schemas.openxmlformats.org/drawingml/2006/main">
-                  <a:graphicData uri="http://schemas.microsoft.com/office/word/2010/wordprocessingInk">
-                    <w14:contentPart bwMode="auto" r:id="rId29">
-                      <w14:nvContentPartPr>
-                        <w14:cNvContentPartPr/>
-                      </w14:nvContentPartPr>
-                      <w14:xfrm rot="-441882">
-                        <a:off x="0" y="0"/>
-                        <a:ext cx="461010" cy="461010"/>
-                      </w14:xfrm>
-                    </w14:contentPart>
-                  </a:graphicData>
-                </a:graphic>
-                <wp14:sizeRelH relativeFrom="margin">
-                  <wp14:pctWidth>0</wp14:pctWidth>
-                </wp14:sizeRelH>
-                <wp14:sizeRelV relativeFrom="margin">
-                  <wp14:pctHeight>0</wp14:pctHeight>
-                </wp14:sizeRelV>
-              </wp:anchor>
-            </w:drawing>
-          </mc:Choice>
-          <mc:Fallback>
-            <w:pict>
-              <v:shape w14:anchorId="4EC1BC4C" id="Ink 36" o:spid="_x0000_s1026" type="#_x0000_t75" style="position:absolute;margin-left:70.25pt;margin-top:304.85pt;width:37.25pt;height:37.25pt;rotation:-482653fd;z-index:251679744;visibility:visible;mso-wrap-style:square;mso-width-percent:0;mso-height-percent:0;mso-wrap-distance-left:9pt;mso-wrap-distance-top:0;mso-wrap-distance-right:9pt;mso-wrap-distance-bottom:0;mso-position-horizontal:absolute;mso-position-horizontal-relative:text;mso-position-vertical:absolute;mso-position-vertical-relative:text;mso-width-percent:0;mso-height-percent:0;mso-width-relative:margin;mso-height-relative:margin" o:gfxdata="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">
-                <v:imagedata r:id="rId30" o:title=""/>
-              </v:shape>
-            </w:pict>
-          </mc:Fallback>
-        </mc:AlternateContent>
-      </w:r>
-      <w:r>
-        <w:rPr>
-          <w:noProof/>
-          <w:lang w:val="en-GB"/>
-        </w:rPr>
-        <mc:AlternateContent>
-          <mc:Choice Requires="wpi">
-            <w:drawing>
-              <wp:anchor distT="0" distB="0" distL="114300" distR="114300" simplePos="0" relativeHeight="251677696" behindDoc="0" locked="0" layoutInCell="1" allowOverlap="1" wp14:anchorId="50169636" wp14:editId="695950D9">
-                <wp:simplePos x="0" y="0"/>
-                <wp:positionH relativeFrom="column">
-                  <wp:posOffset>4344940</wp:posOffset>
-                </wp:positionH>
-                <wp:positionV relativeFrom="paragraph">
-                  <wp:posOffset>4377963</wp:posOffset>
-                </wp:positionV>
-                <wp:extent cx="134640" cy="85680"/>
-                <wp:effectExtent l="38100" t="38100" r="17780" b="48260"/>
-                <wp:wrapNone/>
-                <wp:docPr id="1903175001" name="Ink 34"/>
-                <wp:cNvGraphicFramePr/>
-                <a:graphic xmlns:a="http://schemas.openxmlformats.org/drawingml/2006/main">
-                  <a:graphicData uri="http://schemas.microsoft.com/office/word/2010/wordprocessingInk">
-                    <w14:contentPart bwMode="auto" r:id="rId31">
-                      <w14:nvContentPartPr>
-                        <w14:cNvContentPartPr/>
-                      </w14:nvContentPartPr>
-                      <w14:xfrm>
-                        <a:off x="0" y="0"/>
-                        <a:ext cx="134640" cy="85680"/>
-                      </w14:xfrm>
-                    </w14:contentPart>
-                  </a:graphicData>
-                </a:graphic>
-              </wp:anchor>
-            </w:drawing>
-          </mc:Choice>
-          <mc:Fallback>
-            <w:pict>
-              <v:shape w14:anchorId="4823485C" id="Ink 34" o:spid="_x0000_s1026" type="#_x0000_t75" style="position:absolute;margin-left:341.6pt;margin-top:344.2pt;width:11.55pt;height:7.75pt;z-index:251677696;visibility:visible;mso-wrap-style:square;mso-wrap-distance-left:9pt;mso-wrap-distance-top:0;mso-wrap-distance-right:9pt;mso-wrap-distance-bottom:0;mso-position-horizontal:absolute;mso-position-horizontal-relative:text;mso-position-vertical:absolute;mso-position-vertical-relative:text" o:gfxdata="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">
-                <v:imagedata r:id="rId32" o:title=""/>
-              </v:shape>
-            </w:pict>
-          </mc:Fallback>
-        </mc:AlternateContent>
-      </w:r>
-      <w:r>
-        <w:rPr>
-          <w:noProof/>
-          <w:lang w:val="en-GB"/>
-        </w:rPr>
-        <mc:AlternateContent>
-          <mc:Choice Requires="wpi">
-            <w:drawing>
-              <wp:anchor distT="0" distB="0" distL="114300" distR="114300" simplePos="0" relativeHeight="251676672" behindDoc="0" locked="0" layoutInCell="1" allowOverlap="1" wp14:anchorId="1BD3DD25" wp14:editId="1B511AD8">
-                <wp:simplePos x="0" y="0"/>
-                <wp:positionH relativeFrom="column">
-                  <wp:posOffset>4363300</wp:posOffset>
-                </wp:positionH>
-                <wp:positionV relativeFrom="paragraph">
-                  <wp:posOffset>4385883</wp:posOffset>
-                </wp:positionV>
-                <wp:extent cx="91800" cy="500400"/>
-                <wp:effectExtent l="38100" t="38100" r="41910" b="52070"/>
-                <wp:wrapNone/>
-                <wp:docPr id="1594507104" name="Ink 31"/>
-                <wp:cNvGraphicFramePr/>
-                <a:graphic xmlns:a="http://schemas.openxmlformats.org/drawingml/2006/main">
-                  <a:graphicData uri="http://schemas.microsoft.com/office/word/2010/wordprocessingInk">
-                    <w14:contentPart bwMode="auto" r:id="rId33">
-                      <w14:nvContentPartPr>
-                        <w14:cNvContentPartPr/>
-                      </w14:nvContentPartPr>
-                      <w14:xfrm>
-                        <a:off x="0" y="0"/>
-                        <a:ext cx="91800" cy="500400"/>
-                      </w14:xfrm>
-                    </w14:contentPart>
-                  </a:graphicData>
-                </a:graphic>
-              </wp:anchor>
-            </w:drawing>
-          </mc:Choice>
-          <mc:Fallback>
-            <w:pict>
-              <v:shape w14:anchorId="5F898ED1" id="Ink 31" o:spid="_x0000_s1026" type="#_x0000_t75" style="position:absolute;margin-left:343.05pt;margin-top:344.85pt;width:8.25pt;height:40.35pt;z-index:251676672;visibility:visible;mso-wrap-style:square;mso-wrap-distance-left:9pt;mso-wrap-distance-top:0;mso-wrap-distance-right:9pt;mso-wrap-distance-bottom:0;mso-position-horizontal:absolute;mso-position-horizontal-relative:text;mso-position-vertical:absolute;mso-position-vertical-relative:text" o:gfxdata="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">
-                <v:imagedata r:id="rId34" o:title=""/>
-              </v:shape>
-            </w:pict>
-          </mc:Fallback>
-        </mc:AlternateContent>
-      </w:r>
-      <w:r>
-        <w:rPr>
-          <w:noProof/>
-          <w:lang w:val="en-GB"/>
-        </w:rPr>
-        <mc:AlternateContent>
-          <mc:Choice Requires="wpi">
-            <w:drawing>
-              <wp:anchor distT="0" distB="0" distL="114300" distR="114300" simplePos="0" relativeHeight="251675648" behindDoc="0" locked="0" layoutInCell="1" allowOverlap="1" wp14:anchorId="1FF3B816" wp14:editId="0A9F599A">
-                <wp:simplePos x="0" y="0"/>
-                <wp:positionH relativeFrom="column">
-                  <wp:posOffset>3872260</wp:posOffset>
-                </wp:positionH>
-                <wp:positionV relativeFrom="paragraph">
-                  <wp:posOffset>4876563</wp:posOffset>
-                </wp:positionV>
-                <wp:extent cx="594720" cy="261720"/>
-                <wp:effectExtent l="38100" t="38100" r="0" b="43180"/>
-                <wp:wrapNone/>
-                <wp:docPr id="407363401" name="Ink 30"/>
-                <wp:cNvGraphicFramePr/>
-                <a:graphic xmlns:a="http://schemas.openxmlformats.org/drawingml/2006/main">
-                  <a:graphicData uri="http://schemas.microsoft.com/office/word/2010/wordprocessingInk">
-                    <w14:contentPart bwMode="auto" r:id="rId35">
-                      <w14:nvContentPartPr>
-                        <w14:cNvContentPartPr/>
-                      </w14:nvContentPartPr>
-                      <w14:xfrm>
-                        <a:off x="0" y="0"/>
-                        <a:ext cx="594720" cy="261720"/>
-                      </w14:xfrm>
-                    </w14:contentPart>
-                  </a:graphicData>
-                </a:graphic>
-              </wp:anchor>
-            </w:drawing>
-          </mc:Choice>
-          <mc:Fallback>
-            <w:pict>
-              <v:shape w14:anchorId="04F71583" id="Ink 30" o:spid="_x0000_s1026" type="#_x0000_t75" style="position:absolute;margin-left:304.4pt;margin-top:383.5pt;width:47.85pt;height:21.55pt;z-index:251675648;visibility:visible;mso-wrap-style:square;mso-wrap-distance-left:9pt;mso-wrap-distance-top:0;mso-wrap-distance-right:9pt;mso-wrap-distance-bottom:0;mso-position-horizontal:absolute;mso-position-horizontal-relative:text;mso-position-vertical:absolute;mso-position-vertical-relative:text" o:gfxdata="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">
-                <v:imagedata r:id="rId36" o:title=""/>
-              </v:shape>
-            </w:pict>
-          </mc:Fallback>
-        </mc:AlternateContent>
-      </w:r>
-      <w:r>
-        <w:rPr>
-          <w:noProof/>
-          <w:lang w:val="en-GB"/>
-        </w:rPr>
-        <mc:AlternateContent>
-          <mc:Choice Requires="wpi">
-            <w:drawing>
-              <wp:anchor distT="0" distB="0" distL="114300" distR="114300" simplePos="0" relativeHeight="251673600" behindDoc="0" locked="0" layoutInCell="1" allowOverlap="1" wp14:anchorId="014B581D" wp14:editId="44E08682">
-                <wp:simplePos x="0" y="0"/>
-                <wp:positionH relativeFrom="column">
-                  <wp:posOffset>3493180</wp:posOffset>
-                </wp:positionH>
-                <wp:positionV relativeFrom="paragraph">
-                  <wp:posOffset>4660563</wp:posOffset>
-                </wp:positionV>
-                <wp:extent cx="137160" cy="143640"/>
-                <wp:effectExtent l="38100" t="38100" r="34290" b="46990"/>
-                <wp:wrapNone/>
-                <wp:docPr id="1664586580" name="Ink 28"/>
-                <wp:cNvGraphicFramePr/>
-                <a:graphic xmlns:a="http://schemas.openxmlformats.org/drawingml/2006/main">
-                  <a:graphicData uri="http://schemas.microsoft.com/office/word/2010/wordprocessingInk">
-                    <w14:contentPart bwMode="auto" r:id="rId37">
-                      <w14:nvContentPartPr>
-                        <w14:cNvContentPartPr/>
-                      </w14:nvContentPartPr>
-                      <w14:xfrm>
-                        <a:off x="0" y="0"/>
-                        <a:ext cx="137160" cy="143640"/>
-                      </w14:xfrm>
-                    </w14:contentPart>
-                  </a:graphicData>
-                </a:graphic>
-              </wp:anchor>
-            </w:drawing>
-          </mc:Choice>
-          <mc:Fallback>
-            <w:pict>
-              <v:shape w14:anchorId="1E91BF95" id="Ink 28" o:spid="_x0000_s1026" type="#_x0000_t75" style="position:absolute;margin-left:274.55pt;margin-top:366.45pt;width:11.75pt;height:12.25pt;z-index:251673600;visibility:visible;mso-wrap-style:square;mso-wrap-distance-left:9pt;mso-wrap-distance-top:0;mso-wrap-distance-right:9pt;mso-wrap-distance-bottom:0;mso-position-horizontal:absolute;mso-position-horizontal-relative:text;mso-position-vertical:absolute;mso-position-vertical-relative:text" o:gfxdata="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">
-                <v:imagedata r:id="rId38" o:title=""/>
-              </v:shape>
-            </w:pict>
-          </mc:Fallback>
-        </mc:AlternateContent>
-      </w:r>
-      <w:r>
-        <w:rPr>
-          <w:noProof/>
-          <w:lang w:val="en-GB"/>
-        </w:rPr>
-        <mc:AlternateContent>
-          <mc:Choice Requires="wpi">
-            <w:drawing>
-              <wp:anchor distT="0" distB="0" distL="114300" distR="114300" simplePos="0" relativeHeight="251672576" behindDoc="0" locked="0" layoutInCell="1" allowOverlap="1" wp14:anchorId="2F3B371B" wp14:editId="144C4E83">
-                <wp:simplePos x="0" y="0"/>
-                <wp:positionH relativeFrom="column">
-                  <wp:posOffset>3499960</wp:posOffset>
-                </wp:positionH>
-                <wp:positionV relativeFrom="paragraph">
-                  <wp:posOffset>3859530</wp:posOffset>
-                </wp:positionV>
-                <wp:extent cx="186120" cy="939240"/>
-                <wp:effectExtent l="38100" t="38100" r="42545" b="51435"/>
-                <wp:wrapNone/>
-                <wp:docPr id="270375457" name="Ink 24"/>
-                <wp:cNvGraphicFramePr/>
-                <a:graphic xmlns:a="http://schemas.openxmlformats.org/drawingml/2006/main">
-                  <a:graphicData uri="http://schemas.microsoft.com/office/word/2010/wordprocessingInk">
-                    <w14:contentPart bwMode="auto" r:id="rId39">
-                      <w14:nvContentPartPr>
-                        <w14:cNvContentPartPr/>
-                      </w14:nvContentPartPr>
-                      <w14:xfrm>
-                        <a:off x="0" y="0"/>
-                        <a:ext cx="186120" cy="939240"/>
-                      </w14:xfrm>
-                    </w14:contentPart>
-                  </a:graphicData>
-                </a:graphic>
-                <wp14:sizeRelH relativeFrom="margin">
-                  <wp14:pctWidth>0</wp14:pctWidth>
-                </wp14:sizeRelH>
-                <wp14:sizeRelV relativeFrom="margin">
-                  <wp14:pctHeight>0</wp14:pctHeight>
-                </wp14:sizeRelV>
-              </wp:anchor>
-            </w:drawing>
-          </mc:Choice>
-          <mc:Fallback>
-            <w:pict>
-              <v:shape w14:anchorId="18D441D7" id="Ink 24" o:spid="_x0000_s1026" type="#_x0000_t75" style="position:absolute;margin-left:275.1pt;margin-top:303.4pt;width:15.6pt;height:74.9pt;z-index:251672576;visibility:visible;mso-wrap-style:square;mso-width-percent:0;mso-height-percent:0;mso-wrap-distance-left:9pt;mso-wrap-distance-top:0;mso-wrap-distance-right:9pt;mso-wrap-distance-bottom:0;mso-position-horizontal:absolute;mso-position-horizontal-relative:text;mso-position-vertical:absolute;mso-position-vertical-relative:text;mso-width-percent:0;mso-height-percent:0;mso-width-relative:margin;mso-height-relative:margin" o:gfxdata="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">
-                <v:imagedata r:id="rId40" o:title=""/>
-              </v:shape>
-            </w:pict>
-          </mc:Fallback>
-        </mc:AlternateContent>
-      </w:r>
-      <w:r>
-        <w:rPr>
-          <w:noProof/>
-          <w:lang w:val="en-GB"/>
-        </w:rPr>
-        <mc:AlternateContent>
-          <mc:Choice Requires="wpi">
-            <w:drawing>
-              <wp:anchor distT="0" distB="0" distL="114300" distR="114300" simplePos="0" relativeHeight="251669504" behindDoc="0" locked="0" layoutInCell="1" allowOverlap="1" wp14:anchorId="385B77B4" wp14:editId="27BFEF9C">
-                <wp:simplePos x="0" y="0"/>
-                <wp:positionH relativeFrom="column">
-                  <wp:posOffset>3633265</wp:posOffset>
-                </wp:positionH>
-                <wp:positionV relativeFrom="paragraph">
-                  <wp:posOffset>3697790</wp:posOffset>
-                </wp:positionV>
-                <wp:extent cx="604800" cy="202320"/>
-                <wp:effectExtent l="38100" t="38100" r="5080" b="45720"/>
-                <wp:wrapNone/>
-                <wp:docPr id="1252031581" name="Ink 20"/>
-                <wp:cNvGraphicFramePr/>
-                <a:graphic xmlns:a="http://schemas.openxmlformats.org/drawingml/2006/main">
-                  <a:graphicData uri="http://schemas.microsoft.com/office/word/2010/wordprocessingInk">
-                    <w14:contentPart bwMode="auto" r:id="rId41">
-                      <w14:nvContentPartPr>
-                        <w14:cNvContentPartPr/>
-                      </w14:nvContentPartPr>
-                      <w14:xfrm>
-                        <a:off x="0" y="0"/>
-                        <a:ext cx="604800" cy="202320"/>
-                      </w14:xfrm>
-                    </w14:contentPart>
-                  </a:graphicData>
-                </a:graphic>
-              </wp:anchor>
-            </w:drawing>
-          </mc:Choice>
-          <mc:Fallback>
-            <w:pict>
-              <v:shape w14:anchorId="50121381" id="Ink 20" o:spid="_x0000_s1026" type="#_x0000_t75" style="position:absolute;margin-left:285.6pt;margin-top:290.65pt;width:48.6pt;height:16.95pt;z-index:251669504;visibility:visible;mso-wrap-style:square;mso-wrap-distance-left:9pt;mso-wrap-distance-top:0;mso-wrap-distance-right:9pt;mso-wrap-distance-bottom:0;mso-position-horizontal:absolute;mso-position-horizontal-relative:text;mso-position-vertical:absolute;mso-position-vertical-relative:text" o:gfxdata="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">
-                <v:imagedata r:id="rId42" o:title=""/>
-              </v:shape>
-            </w:pict>
-          </mc:Fallback>
-        </mc:AlternateContent>
-      </w:r>
-      <w:r>
-        <w:rPr>
-          <w:noProof/>
-          <w:lang w:val="en-GB"/>
-        </w:rPr>
-        <mc:AlternateContent>
-          <mc:Choice Requires="wpi">
-            <w:drawing>
-              <wp:anchor distT="0" distB="0" distL="114300" distR="114300" simplePos="0" relativeHeight="251667456" behindDoc="0" locked="0" layoutInCell="1" allowOverlap="1" wp14:anchorId="7763EBEC" wp14:editId="6747152B">
-                <wp:simplePos x="0" y="0"/>
-                <wp:positionH relativeFrom="column">
-                  <wp:posOffset>3935730</wp:posOffset>
-                </wp:positionH>
-                <wp:positionV relativeFrom="paragraph">
-                  <wp:posOffset>1849755</wp:posOffset>
-                </wp:positionV>
-                <wp:extent cx="1167765" cy="996315"/>
-                <wp:effectExtent l="38100" t="38100" r="51435" b="51435"/>
-                <wp:wrapNone/>
-                <wp:docPr id="1475980744" name="Ink 18"/>
-                <wp:cNvGraphicFramePr/>
-                <a:graphic xmlns:a="http://schemas.openxmlformats.org/drawingml/2006/main">
-                  <a:graphicData uri="http://schemas.microsoft.com/office/word/2010/wordprocessingInk">
-                    <w14:contentPart bwMode="auto" r:id="rId43">
-                      <w14:nvContentPartPr>
-                        <w14:cNvContentPartPr/>
-                      </w14:nvContentPartPr>
-                      <w14:xfrm>
-                        <a:off x="0" y="0"/>
-                        <a:ext cx="1167765" cy="996315"/>
-                      </w14:xfrm>
-                    </w14:contentPart>
-                  </a:graphicData>
-                </a:graphic>
-                <wp14:sizeRelH relativeFrom="margin">
-                  <wp14:pctWidth>0</wp14:pctWidth>
-                </wp14:sizeRelH>
-                <wp14:sizeRelV relativeFrom="margin">
-                  <wp14:pctHeight>0</wp14:pctHeight>
-                </wp14:sizeRelV>
-              </wp:anchor>
-            </w:drawing>
-          </mc:Choice>
-          <mc:Fallback>
-            <w:pict>
-              <v:shape w14:anchorId="6F1EF7FE" id="Ink 18" o:spid="_x0000_s1026" type="#_x0000_t75" style="position:absolute;margin-left:309.4pt;margin-top:145.15pt;width:92.9pt;height:79.4pt;z-index:251667456;visibility:visible;mso-wrap-style:square;mso-width-percent:0;mso-height-percent:0;mso-wrap-distance-left:9pt;mso-wrap-distance-top:0;mso-wrap-distance-right:9pt;mso-wrap-distance-bottom:0;mso-position-horizontal:absolute;mso-position-horizontal-relative:text;mso-position-vertical:absolute;mso-position-vertical-relative:text;mso-width-percent:0;mso-height-percent:0;mso-width-relative:margin;mso-height-relative:margin" o:gfxdata="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">
-                <v:imagedata r:id="rId44" o:title=""/>
-              </v:shape>
-            </w:pict>
-          </mc:Fallback>
-        </mc:AlternateContent>
-      </w:r>
-      <w:r>
-        <w:rPr>
-          <w:noProof/>
-          <w:lang w:val="en-GB"/>
-        </w:rPr>
-        <mc:AlternateContent>
-          <mc:Choice Requires="wpi">
-            <w:drawing>
-              <wp:anchor distT="0" distB="0" distL="114300" distR="114300" simplePos="0" relativeHeight="251665408" behindDoc="0" locked="0" layoutInCell="1" allowOverlap="1" wp14:anchorId="3EA0F727" wp14:editId="0F062AD0">
-                <wp:simplePos x="0" y="0"/>
-                <wp:positionH relativeFrom="column">
-                  <wp:posOffset>3542665</wp:posOffset>
-                </wp:positionH>
-                <wp:positionV relativeFrom="paragraph">
-                  <wp:posOffset>1948815</wp:posOffset>
-                </wp:positionV>
-                <wp:extent cx="286385" cy="847725"/>
-                <wp:effectExtent l="38100" t="38100" r="37465" b="47625"/>
-                <wp:wrapNone/>
-                <wp:docPr id="1850964374" name="Ink 15"/>
-                <wp:cNvGraphicFramePr/>
-                <a:graphic xmlns:a="http://schemas.openxmlformats.org/drawingml/2006/main">
-                  <a:graphicData uri="http://schemas.microsoft.com/office/word/2010/wordprocessingInk">
-                    <w14:contentPart bwMode="auto" r:id="rId45">
-                      <w14:nvContentPartPr>
-                        <w14:cNvContentPartPr/>
-                      </w14:nvContentPartPr>
-                      <w14:xfrm>
-                        <a:off x="0" y="0"/>
-                        <a:ext cx="286385" cy="847725"/>
-                      </w14:xfrm>
-                    </w14:contentPart>
-                  </a:graphicData>
-                </a:graphic>
-                <wp14:sizeRelH relativeFrom="margin">
-                  <wp14:pctWidth>0</wp14:pctWidth>
-                </wp14:sizeRelH>
-                <wp14:sizeRelV relativeFrom="margin">
-                  <wp14:pctHeight>0</wp14:pctHeight>
-                </wp14:sizeRelV>
-              </wp:anchor>
-            </w:drawing>
-          </mc:Choice>
-          <mc:Fallback>
-            <w:pict>
-              <v:shape w14:anchorId="5671CDEB" id="Ink 15" o:spid="_x0000_s1026" type="#_x0000_t75" style="position:absolute;margin-left:278.45pt;margin-top:152.95pt;width:23.5pt;height:67.7pt;z-index:251665408;visibility:visible;mso-wrap-style:square;mso-width-percent:0;mso-height-percent:0;mso-wrap-distance-left:9pt;mso-wrap-distance-top:0;mso-wrap-distance-right:9pt;mso-wrap-distance-bottom:0;mso-position-horizontal:absolute;mso-position-horizontal-relative:text;mso-position-vertical:absolute;mso-position-vertical-relative:text;mso-width-percent:0;mso-height-percent:0;mso-width-relative:margin;mso-height-relative:margin" o:gfxdata="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">
-                <v:imagedata r:id="rId46" o:title=""/>
-              </v:shape>
-            </w:pict>
-          </mc:Fallback>
-        </mc:AlternateContent>
-      </w:r>
-      <w:r>
-        <w:rPr>
-          <w:noProof/>
-          <w:lang w:val="en-GB"/>
-        </w:rPr>
-        <mc:AlternateContent>
-          <mc:Choice Requires="wpi">
-            <w:drawing>
-              <wp:anchor distT="0" distB="0" distL="114300" distR="114300" simplePos="0" relativeHeight="251663360" behindDoc="0" locked="0" layoutInCell="1" allowOverlap="1" wp14:anchorId="7FC49CFC" wp14:editId="1284F7D5">
-                <wp:simplePos x="0" y="0"/>
-                <wp:positionH relativeFrom="column">
-                  <wp:posOffset>1854835</wp:posOffset>
-                </wp:positionH>
-                <wp:positionV relativeFrom="paragraph">
-                  <wp:posOffset>1906905</wp:posOffset>
-                </wp:positionV>
-                <wp:extent cx="601980" cy="894080"/>
-                <wp:effectExtent l="38100" t="38100" r="45720" b="39370"/>
-                <wp:wrapNone/>
-                <wp:docPr id="577090073" name="Ink 13"/>
-                <wp:cNvGraphicFramePr/>
-                <a:graphic xmlns:a="http://schemas.openxmlformats.org/drawingml/2006/main">
-                  <a:graphicData uri="http://schemas.microsoft.com/office/word/2010/wordprocessingInk">
-                    <w14:contentPart bwMode="auto" r:id="rId47">
-                      <w14:nvContentPartPr>
-                        <w14:cNvContentPartPr/>
-                      </w14:nvContentPartPr>
-                      <w14:xfrm>
-                        <a:off x="0" y="0"/>
-                        <a:ext cx="601980" cy="894080"/>
-                      </w14:xfrm>
-                    </w14:contentPart>
-                  </a:graphicData>
-                </a:graphic>
-                <wp14:sizeRelH relativeFrom="margin">
-                  <wp14:pctWidth>0</wp14:pctWidth>
-                </wp14:sizeRelH>
-                <wp14:sizeRelV relativeFrom="margin">
-                  <wp14:pctHeight>0</wp14:pctHeight>
-                </wp14:sizeRelV>
-              </wp:anchor>
-            </w:drawing>
-          </mc:Choice>
-          <mc:Fallback>
-            <w:pict>
-              <v:shape w14:anchorId="0C4CABB4" id="Ink 13" o:spid="_x0000_s1026" type="#_x0000_t75" style="position:absolute;margin-left:145.55pt;margin-top:149.65pt;width:48.35pt;height:71.35pt;z-index:251663360;visibility:visible;mso-wrap-style:square;mso-width-percent:0;mso-height-percent:0;mso-wrap-distance-left:9pt;mso-wrap-distance-top:0;mso-wrap-distance-right:9pt;mso-wrap-distance-bottom:0;mso-position-horizontal:absolute;mso-position-horizontal-relative:text;mso-position-vertical:absolute;mso-position-vertical-relative:text;mso-width-percent:0;mso-height-percent:0;mso-width-relative:margin;mso-height-relative:margin" o:gfxdata="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">
-                <v:imagedata r:id="rId48" o:title=""/>
-              </v:shape>
-            </w:pict>
-          </mc:Fallback>
-        </mc:AlternateContent>
-      </w:r>
-      <w:r>
-        <w:rPr>
-          <w:noProof/>
-          <w:lang w:val="en-GB"/>
-        </w:rPr>
         <w:drawing>
-          <wp:inline distT="0" distB="0" distL="0" distR="0" wp14:anchorId="44E33CE5" wp14:editId="3A7FF425">
-            <wp:extent cx="6120765" cy="8168005"/>
-            <wp:effectExtent l="0" t="0" r="0" b="4445"/>
-            <wp:docPr id="1844097468" name="Picture 11"/>
+          <wp:anchor distT="0" distB="0" distL="114300" distR="114300" simplePos="0" relativeHeight="251662336" behindDoc="1" locked="0" layoutInCell="1" allowOverlap="1" wp14:anchorId="6FDDEC9D" wp14:editId="72BA2EA6">
+            <wp:simplePos x="0" y="0"/>
+            <wp:positionH relativeFrom="column">
+              <wp:posOffset>-681990</wp:posOffset>
+            </wp:positionH>
+            <wp:positionV relativeFrom="paragraph">
+              <wp:posOffset>262255</wp:posOffset>
+            </wp:positionV>
+            <wp:extent cx="7511415" cy="6172200"/>
+            <wp:effectExtent l="0" t="0" r="0" b="0"/>
+            <wp:wrapNone/>
+            <wp:docPr id="1071546346" name="Picture 13" descr="A screenshot of a computer&#10;&#10;AI-generated content may be incorrect."/>
             <wp:cNvGraphicFramePr>
               <a:graphicFrameLocks xmlns:a="http://schemas.openxmlformats.org/drawingml/2006/main" noChangeAspect="1"/>
             </wp:cNvGraphicFramePr>
@@ -4749,13 +4336,13 @@
               <a:graphicData uri="http://schemas.openxmlformats.org/drawingml/2006/picture">
                 <pic:pic xmlns:pic="http://schemas.openxmlformats.org/drawingml/2006/picture">
                   <pic:nvPicPr>
-                    <pic:cNvPr id="0" name="Picture 1"/>
+                    <pic:cNvPr id="1071546346" name="Picture 13" descr="A screenshot of a computer&#10;&#10;AI-generated content may be incorrect."/>
                     <pic:cNvPicPr>
                       <a:picLocks noChangeAspect="1" noChangeArrowheads="1"/>
                     </pic:cNvPicPr>
                   </pic:nvPicPr>
                   <pic:blipFill>
-                    <a:blip r:embed="rId49" cstate="print">
+                    <a:blip r:embed="rId13" cstate="print">
                       <a:extLst>
                         <a:ext uri="{28A0092B-C50C-407E-A947-70E740481C1C}">
                           <a14:useLocalDpi xmlns:a14="http://schemas.microsoft.com/office/drawing/2010/main" val="0"/>
@@ -4770,7 +4357,7 @@
                   <pic:spPr bwMode="auto">
                     <a:xfrm>
                       <a:off x="0" y="0"/>
-                      <a:ext cx="6120765" cy="8168005"/>
+                      <a:ext cx="7511415" cy="6172200"/>
                     </a:xfrm>
                     <a:prstGeom prst="rect">
                       <a:avLst/>
@@ -4783,22 +4370,771 @@
                 </pic:pic>
               </a:graphicData>
             </a:graphic>
-          </wp:inline>
+          </wp:anchor>
         </w:drawing>
       </w:r>
       <w:r>
         <w:rPr>
           <w:lang w:val="en-GB"/>
         </w:rPr>
+        <w:t>STORYBOARD</w:t>
+      </w:r>
+      <w:r>
+        <w:rPr>
+          <w:lang w:val="en-GB"/>
+        </w:rPr>
+        <w:t xml:space="preserve"> AND PROTOTYPE</w:t>
+      </w:r>
+      <w:r>
+        <w:rPr>
+          <w:lang w:val="en-GB"/>
+        </w:rPr>
+        <w:t>:</w:t>
+      </w:r>
+      <w:bookmarkEnd w:id="18"/>
+    </w:p>
+    <w:p>
+      <w:pPr>
+        <w:rPr>
+          <w:rFonts w:asciiTheme="majorHAnsi" w:eastAsiaTheme="majorEastAsia" w:hAnsiTheme="majorHAnsi" w:cstheme="majorBidi"/>
+          <w:color w:val="0F4761" w:themeColor="accent1" w:themeShade="BF"/>
+          <w:sz w:val="32"/>
+          <w:szCs w:val="32"/>
+          <w:lang w:val="en-GB"/>
+        </w:rPr>
+      </w:pPr>
+      <w:r>
+        <w:rPr>
+          <w:lang w:val="en-GB"/>
+        </w:rPr>
         <w:br w:type="page"/>
       </w:r>
     </w:p>
     <w:p>
       <w:pPr>
-        <w:rPr>
-          <w:lang w:val="en-GB"/>
-        </w:rPr>
-      </w:pPr>
+        <w:pStyle w:val="Heading2"/>
+        <w:rPr>
+          <w:lang w:val="en-GB"/>
+        </w:rPr>
+      </w:pPr>
+    </w:p>
+    <w:p>
+      <w:pPr>
+        <w:rPr>
+          <w:lang w:val="en-GB"/>
+        </w:rPr>
+      </w:pPr>
+      <w:r>
+        <w:rPr>
+          <w:lang w:val="en-GB"/>
+        </w:rPr>
+        <w:t xml:space="preserve">After a simple login screen, </w:t>
+      </w:r>
+      <w:r>
+        <w:rPr>
+          <w:lang w:val="en-GB"/>
+        </w:rPr>
+        <w:t>depending on</w:t>
+      </w:r>
+      <w:r>
+        <w:rPr>
+          <w:lang w:val="en-GB"/>
+        </w:rPr>
+        <w:t xml:space="preserve"> </w:t>
+      </w:r>
+      <w:r>
+        <w:rPr>
+          <w:lang w:val="en-GB"/>
+        </w:rPr>
+        <w:t>type</w:t>
+      </w:r>
+      <w:r>
+        <w:rPr>
+          <w:lang w:val="en-GB"/>
+        </w:rPr>
+        <w:t xml:space="preserve"> of user the user </w:t>
+      </w:r>
+      <w:r>
+        <w:rPr>
+          <w:color w:val="7F7F7F" w:themeColor="text1" w:themeTint="80"/>
+          <w:lang w:val="en-GB"/>
+        </w:rPr>
+        <w:t>(</w:t>
+      </w:r>
+      <w:r>
+        <w:rPr>
+          <w:color w:val="7F7F7F" w:themeColor="text1" w:themeTint="80"/>
+          <w:lang w:val="en-GB"/>
+        </w:rPr>
+        <w:t>forgive the repetition</w:t>
+      </w:r>
+      <w:r>
+        <w:rPr>
+          <w:color w:val="7F7F7F" w:themeColor="text1" w:themeTint="80"/>
+          <w:lang w:val="en-GB"/>
+        </w:rPr>
+        <w:t>)</w:t>
+      </w:r>
+      <w:r>
+        <w:rPr>
+          <w:lang w:val="en-GB"/>
+        </w:rPr>
+        <w:t xml:space="preserve"> </w:t>
+      </w:r>
+      <w:proofErr w:type="gramStart"/>
+      <w:r>
+        <w:rPr>
+          <w:lang w:val="en-GB"/>
+        </w:rPr>
+        <w:t>actually will</w:t>
+      </w:r>
+      <w:proofErr w:type="gramEnd"/>
+      <w:r>
+        <w:rPr>
+          <w:lang w:val="en-GB"/>
+        </w:rPr>
+        <w:t xml:space="preserve"> show a different dashboard:</w:t>
+      </w:r>
+    </w:p>
+    <w:p>
+      <w:pPr>
+        <w:pStyle w:val="ListParagraph"/>
+        <w:numPr>
+          <w:ilvl w:val="1"/>
+          <w:numId w:val="13"/>
+        </w:numPr>
+        <w:rPr>
+          <w:u w:val="single"/>
+          <w:lang w:val="en-GB"/>
+        </w:rPr>
+      </w:pPr>
+      <w:r>
+        <w:rPr>
+          <w:u w:val="single"/>
+          <w:lang w:val="en-GB"/>
+        </w:rPr>
+        <w:t>Waiter dashboard</w:t>
+      </w:r>
+    </w:p>
+    <w:p>
+      <w:pPr>
+        <w:pStyle w:val="ListParagraph"/>
+        <w:numPr>
+          <w:ilvl w:val="2"/>
+          <w:numId w:val="13"/>
+        </w:numPr>
+        <w:rPr>
+          <w:lang w:val="en-GB"/>
+        </w:rPr>
+      </w:pPr>
+      <w:r>
+        <w:rPr>
+          <w:lang w:val="en-GB"/>
+        </w:rPr>
+        <w:t xml:space="preserve">Is possible to </w:t>
+      </w:r>
+      <w:r>
+        <w:rPr>
+          <w:u w:val="single"/>
+          <w:lang w:val="en-GB"/>
+        </w:rPr>
+        <w:t xml:space="preserve">change </w:t>
+      </w:r>
+      <w:proofErr w:type="gramStart"/>
+      <w:r>
+        <w:rPr>
+          <w:u w:val="single"/>
+          <w:lang w:val="en-GB"/>
+        </w:rPr>
+        <w:t>password</w:t>
+      </w:r>
+      <w:r>
+        <w:rPr>
+          <w:lang w:val="en-GB"/>
+        </w:rPr>
+        <w:t xml:space="preserve">  </w:t>
+      </w:r>
+      <w:r>
+        <w:rPr>
+          <w:lang w:val="en-GB"/>
+        </w:rPr>
+        <w:t>(</w:t>
+      </w:r>
+      <w:proofErr w:type="gramEnd"/>
+      <w:r>
+        <w:rPr>
+          <w:lang w:val="en-GB"/>
+        </w:rPr>
+        <w:t>this option is available for every user il the left circle handle</w:t>
+      </w:r>
+      <w:r>
+        <w:rPr>
+          <w:lang w:val="en-GB"/>
+        </w:rPr>
+        <w:t xml:space="preserve">, </w:t>
+      </w:r>
+      <w:r>
+        <w:rPr>
+          <w:color w:val="E97132" w:themeColor="accent2"/>
+          <w:lang w:val="en-GB"/>
+        </w:rPr>
+        <w:t>so I won’t come repeated</w:t>
+      </w:r>
+      <w:r>
+        <w:rPr>
+          <w:lang w:val="en-GB"/>
+        </w:rPr>
+        <w:t>)</w:t>
+      </w:r>
+      <w:r>
+        <w:rPr>
+          <w:lang w:val="en-GB"/>
+        </w:rPr>
+        <w:t xml:space="preserve"> whit a dedicated window</w:t>
+      </w:r>
+    </w:p>
+    <w:p>
+      <w:pPr>
+        <w:pStyle w:val="ListParagraph"/>
+        <w:numPr>
+          <w:ilvl w:val="2"/>
+          <w:numId w:val="13"/>
+        </w:numPr>
+        <w:rPr>
+          <w:lang w:val="en-GB"/>
+        </w:rPr>
+      </w:pPr>
+      <w:r>
+        <w:rPr>
+          <w:lang w:val="en-GB"/>
+        </w:rPr>
+        <w:t xml:space="preserve">Is possible to do a </w:t>
+      </w:r>
+      <w:r>
+        <w:rPr>
+          <w:u w:val="single"/>
+          <w:lang w:val="en-GB"/>
+        </w:rPr>
+        <w:t>logout</w:t>
+      </w:r>
+      <w:r>
+        <w:rPr>
+          <w:u w:val="single"/>
+          <w:lang w:val="en-GB"/>
+        </w:rPr>
+        <w:t xml:space="preserve"> </w:t>
+      </w:r>
+      <w:r>
+        <w:rPr>
+          <w:lang w:val="en-GB"/>
+        </w:rPr>
+        <w:t xml:space="preserve">whit specific </w:t>
+      </w:r>
+      <w:proofErr w:type="gramStart"/>
+      <w:r>
+        <w:rPr>
+          <w:lang w:val="en-GB"/>
+        </w:rPr>
+        <w:t>handle</w:t>
+      </w:r>
+      <w:r>
+        <w:rPr>
+          <w:lang w:val="en-GB"/>
+        </w:rPr>
+        <w:t>(</w:t>
+      </w:r>
+      <w:proofErr w:type="gramEnd"/>
+      <w:r>
+        <w:rPr>
+          <w:lang w:val="en-GB"/>
+        </w:rPr>
+        <w:t xml:space="preserve">this option is available for every user il the left circle handle, </w:t>
+      </w:r>
+      <w:r>
+        <w:rPr>
+          <w:color w:val="E97132" w:themeColor="accent2"/>
+          <w:lang w:val="en-GB"/>
+        </w:rPr>
+        <w:t>so I won’t come repeated</w:t>
+      </w:r>
+      <w:r>
+        <w:rPr>
+          <w:lang w:val="en-GB"/>
+        </w:rPr>
+        <w:t>)</w:t>
+      </w:r>
+    </w:p>
+    <w:p>
+      <w:pPr>
+        <w:pStyle w:val="ListParagraph"/>
+        <w:numPr>
+          <w:ilvl w:val="2"/>
+          <w:numId w:val="13"/>
+        </w:numPr>
+        <w:rPr>
+          <w:lang w:val="en-GB"/>
+        </w:rPr>
+      </w:pPr>
+      <w:r>
+        <w:rPr>
+          <w:lang w:val="en-GB"/>
+        </w:rPr>
+        <w:t>Is possible to chose what table manage, so only the order</w:t>
+      </w:r>
+      <w:r>
+        <w:rPr>
+          <w:lang w:val="en-GB"/>
+        </w:rPr>
+        <w:t xml:space="preserve"> (to deliver)</w:t>
+      </w:r>
+      <w:r>
+        <w:rPr>
+          <w:lang w:val="en-GB"/>
+        </w:rPr>
+        <w:t xml:space="preserve"> </w:t>
+      </w:r>
+      <w:r>
+        <w:rPr>
+          <w:lang w:val="en-GB"/>
+        </w:rPr>
+        <w:t>related</w:t>
+      </w:r>
+      <w:r>
+        <w:rPr>
+          <w:lang w:val="en-GB"/>
+        </w:rPr>
+        <w:t xml:space="preserve"> to a selected table will be showed</w:t>
+      </w:r>
+    </w:p>
+    <w:p>
+      <w:pPr>
+        <w:pStyle w:val="ListParagraph"/>
+        <w:numPr>
+          <w:ilvl w:val="2"/>
+          <w:numId w:val="13"/>
+        </w:numPr>
+        <w:rPr>
+          <w:lang w:val="en-GB"/>
+        </w:rPr>
+      </w:pPr>
+      <w:r>
+        <w:rPr>
+          <w:lang w:val="en-GB"/>
+        </w:rPr>
+        <w:t xml:space="preserve">Is possible to go in a view that </w:t>
+      </w:r>
+      <w:r>
+        <w:rPr>
+          <w:lang w:val="en-GB"/>
+        </w:rPr>
+        <w:t>allows you to choose the products that will make up the order</w:t>
+      </w:r>
+    </w:p>
+    <w:p>
+      <w:pPr>
+        <w:pStyle w:val="ListParagraph"/>
+        <w:numPr>
+          <w:ilvl w:val="3"/>
+          <w:numId w:val="13"/>
+        </w:numPr>
+        <w:rPr>
+          <w:lang w:val="en-GB"/>
+        </w:rPr>
+      </w:pPr>
+      <w:r>
+        <w:rPr>
+          <w:lang w:val="en-GB"/>
+        </w:rPr>
+        <w:t>Is showed a confirm page, where is possible to write a note</w:t>
+      </w:r>
+    </w:p>
+    <w:p>
+      <w:pPr>
+        <w:pStyle w:val="ListParagraph"/>
+        <w:numPr>
+          <w:ilvl w:val="1"/>
+          <w:numId w:val="13"/>
+        </w:numPr>
+        <w:rPr>
+          <w:u w:val="single"/>
+          <w:lang w:val="en-GB"/>
+        </w:rPr>
+      </w:pPr>
+      <w:r>
+        <w:rPr>
+          <w:u w:val="single"/>
+          <w:lang w:val="en-GB"/>
+        </w:rPr>
+        <w:t>Manager dashboard</w:t>
+      </w:r>
+    </w:p>
+    <w:p>
+      <w:pPr>
+        <w:pStyle w:val="ListParagraph"/>
+        <w:numPr>
+          <w:ilvl w:val="2"/>
+          <w:numId w:val="13"/>
+        </w:numPr>
+        <w:rPr>
+          <w:lang w:val="en-GB"/>
+        </w:rPr>
+      </w:pPr>
+      <w:r>
+        <w:rPr>
+          <w:lang w:val="en-GB"/>
+        </w:rPr>
+        <w:t>Is possible to open a dashboard to manage the worker in the activity (insert new user, delete users, see what users exist and what role they have)</w:t>
+      </w:r>
+    </w:p>
+    <w:p>
+      <w:pPr>
+        <w:pStyle w:val="ListParagraph"/>
+        <w:numPr>
+          <w:ilvl w:val="2"/>
+          <w:numId w:val="13"/>
+        </w:numPr>
+        <w:rPr>
+          <w:lang w:val="en-GB"/>
+        </w:rPr>
+      </w:pPr>
+      <w:r>
+        <w:rPr>
+          <w:lang w:val="en-GB"/>
+        </w:rPr>
+        <w:t xml:space="preserve">Is possible to go in a </w:t>
+      </w:r>
+      <w:proofErr w:type="gramStart"/>
+      <w:r>
+        <w:rPr>
+          <w:lang w:val="en-GB"/>
+        </w:rPr>
+        <w:t>screen  dedicated</w:t>
+      </w:r>
+      <w:proofErr w:type="gramEnd"/>
+      <w:r>
+        <w:rPr>
+          <w:lang w:val="en-GB"/>
+        </w:rPr>
+        <w:t xml:space="preserve"> to the menu, that show what product there are in that</w:t>
+      </w:r>
+    </w:p>
+    <w:p>
+      <w:pPr>
+        <w:pStyle w:val="ListParagraph"/>
+        <w:numPr>
+          <w:ilvl w:val="3"/>
+          <w:numId w:val="13"/>
+        </w:numPr>
+        <w:rPr>
+          <w:lang w:val="en-GB"/>
+        </w:rPr>
+      </w:pPr>
+      <w:r>
+        <w:rPr>
+          <w:lang w:val="en-GB"/>
+        </w:rPr>
+        <w:t>Add new product (pressing: “+”)</w:t>
+      </w:r>
+    </w:p>
+    <w:p>
+      <w:pPr>
+        <w:pStyle w:val="ListParagraph"/>
+        <w:numPr>
+          <w:ilvl w:val="3"/>
+          <w:numId w:val="13"/>
+        </w:numPr>
+        <w:rPr>
+          <w:lang w:val="en-GB"/>
+        </w:rPr>
+      </w:pPr>
+      <w:r>
+        <w:rPr>
+          <w:lang w:val="en-GB"/>
+        </w:rPr>
+        <w:t>See detail (“clicking” on a row)</w:t>
+      </w:r>
+    </w:p>
+    <w:p>
+      <w:pPr>
+        <w:pStyle w:val="ListParagraph"/>
+        <w:numPr>
+          <w:ilvl w:val="2"/>
+          <w:numId w:val="13"/>
+        </w:numPr>
+        <w:rPr>
+          <w:lang w:val="en-GB"/>
+        </w:rPr>
+      </w:pPr>
+      <w:r>
+        <w:rPr>
+          <w:lang w:val="en-GB"/>
+        </w:rPr>
+        <w:t xml:space="preserve">Il possible to go in a screen dedicated to see the </w:t>
+      </w:r>
+      <w:r>
+        <w:rPr>
+          <w:lang w:val="en-GB"/>
+        </w:rPr>
+        <w:t>order history</w:t>
+      </w:r>
+      <w:r>
+        <w:rPr>
+          <w:lang w:val="en-GB"/>
+        </w:rPr>
+        <w:t>: “financial”</w:t>
+      </w:r>
+    </w:p>
+    <w:p>
+      <w:pPr>
+        <w:pStyle w:val="ListParagraph"/>
+        <w:numPr>
+          <w:ilvl w:val="3"/>
+          <w:numId w:val="13"/>
+        </w:numPr>
+        <w:rPr>
+          <w:lang w:val="en-GB"/>
+        </w:rPr>
+      </w:pPr>
+      <w:r>
+        <w:rPr>
+          <w:lang w:val="en-GB"/>
+        </w:rPr>
+        <w:t>See detail (“clicking” on a row)</w:t>
+      </w:r>
+    </w:p>
+    <w:p>
+      <w:pPr>
+        <w:pStyle w:val="ListParagraph"/>
+        <w:numPr>
+          <w:ilvl w:val="1"/>
+          <w:numId w:val="13"/>
+        </w:numPr>
+        <w:rPr>
+          <w:u w:val="single"/>
+          <w:lang w:val="en-GB"/>
+        </w:rPr>
+      </w:pPr>
+      <w:r>
+        <w:rPr>
+          <w:u w:val="single"/>
+          <w:lang w:val="en-GB"/>
+        </w:rPr>
+        <w:t>Kitchen dashboard</w:t>
+      </w:r>
+    </w:p>
+    <w:p>
+      <w:pPr>
+        <w:pStyle w:val="ListParagraph"/>
+        <w:numPr>
+          <w:ilvl w:val="2"/>
+          <w:numId w:val="13"/>
+        </w:numPr>
+        <w:rPr>
+          <w:lang w:val="en-GB"/>
+        </w:rPr>
+      </w:pPr>
+      <w:r>
+        <w:rPr>
+          <w:lang w:val="en-GB"/>
+        </w:rPr>
+        <w:t xml:space="preserve">Is possible to navigate to a preference screen that allows the user to choose what category of order show </w:t>
+      </w:r>
+      <w:r>
+        <w:rPr>
+          <w:color w:val="156082" w:themeColor="accent1"/>
+          <w:lang w:val="en-GB"/>
+        </w:rPr>
+        <w:t xml:space="preserve">(if there are more user “kitchen” they can divide work by category, and </w:t>
+      </w:r>
+      <w:r>
+        <w:rPr>
+          <w:color w:val="156082" w:themeColor="accent1"/>
+          <w:lang w:val="en-GB"/>
+        </w:rPr>
+        <w:t>each one</w:t>
+      </w:r>
+      <w:r>
+        <w:rPr>
+          <w:color w:val="156082" w:themeColor="accent1"/>
+          <w:lang w:val="en-GB"/>
+        </w:rPr>
+        <w:t xml:space="preserve"> can see </w:t>
+      </w:r>
+      <w:r>
+        <w:rPr>
+          <w:color w:val="156082" w:themeColor="accent1"/>
+          <w:lang w:val="en-GB"/>
+        </w:rPr>
+        <w:t>their own</w:t>
+      </w:r>
+      <w:r>
+        <w:rPr>
+          <w:color w:val="156082" w:themeColor="accent1"/>
+          <w:lang w:val="en-GB"/>
+        </w:rPr>
+        <w:t>)</w:t>
+      </w:r>
+    </w:p>
+    <w:p>
+      <w:pPr>
+        <w:pStyle w:val="ListParagraph"/>
+        <w:numPr>
+          <w:ilvl w:val="1"/>
+          <w:numId w:val="13"/>
+        </w:numPr>
+        <w:rPr>
+          <w:lang w:val="en-GB"/>
+        </w:rPr>
+      </w:pPr>
+      <w:r>
+        <w:rPr>
+          <w:u w:val="single"/>
+          <w:lang w:val="en-GB"/>
+        </w:rPr>
+        <w:t>cash desk</w:t>
+      </w:r>
+      <w:r>
+        <w:rPr>
+          <w:lang w:val="en-GB"/>
+        </w:rPr>
+        <w:t>: can see detail and close order</w:t>
+      </w:r>
+    </w:p>
+    <w:p>
+      <w:pPr>
+        <w:pStyle w:val="ListParagraph"/>
+        <w:numPr>
+          <w:ilvl w:val="1"/>
+          <w:numId w:val="13"/>
+        </w:numPr>
+        <w:rPr>
+          <w:lang w:val="en-GB"/>
+        </w:rPr>
+      </w:pPr>
+      <w:r>
+        <w:rPr>
+          <w:lang w:val="en-GB"/>
+        </w:rPr>
+        <w:t>there in f</w:t>
+      </w:r>
+      <w:r>
+        <w:rPr>
+          <w:lang w:val="en-GB"/>
+        </w:rPr>
+        <w:t>urthermore</w:t>
+      </w:r>
+      <w:r>
+        <w:rPr>
+          <w:lang w:val="en-GB"/>
+        </w:rPr>
+        <w:t xml:space="preserve"> a screen dedicated to </w:t>
+      </w:r>
+      <w:proofErr w:type="gramStart"/>
+      <w:r>
+        <w:rPr>
+          <w:lang w:val="en-GB"/>
+        </w:rPr>
+        <w:t>configure</w:t>
+      </w:r>
+      <w:proofErr w:type="gramEnd"/>
+      <w:r>
+        <w:rPr>
+          <w:lang w:val="en-GB"/>
+        </w:rPr>
+        <w:t xml:space="preserve"> DB</w:t>
+      </w:r>
+    </w:p>
+    <w:p>
+      <w:pPr>
+        <w:rPr>
+          <w:lang w:val="en-GB"/>
+        </w:rPr>
+      </w:pPr>
+      <w:r>
+        <w:rPr>
+          <w:lang w:val="en-GB"/>
+        </w:rPr>
+        <w:br w:type="page"/>
+      </w:r>
+    </w:p>
+    <w:p>
+      <w:pPr>
+        <w:pStyle w:val="Heading2"/>
+        <w:rPr>
+          <w:lang w:val="en-GB"/>
+        </w:rPr>
+      </w:pPr>
+      <w:bookmarkStart w:id="19" w:name="_Toc219416019"/>
+      <w:r>
+        <w:rPr>
+          <w:lang w:val="en-GB"/>
+        </w:rPr>
+        <w:lastRenderedPageBreak/>
+        <w:t>Design:</w:t>
+      </w:r>
+      <w:bookmarkEnd w:id="19"/>
+    </w:p>
+    <w:p>
+      <w:pPr>
+        <w:rPr>
+          <w:lang w:val="en-GB"/>
+        </w:rPr>
+      </w:pPr>
+      <w:r>
+        <w:rPr>
+          <w:lang w:val="en-GB"/>
+        </w:rPr>
+        <w:t>In this part the principal internal characteristics of the system will be exposed, with some diagrams to express it.</w:t>
+      </w:r>
+    </w:p>
+    <w:p>
+      <w:pPr>
+        <w:pStyle w:val="Heading3"/>
+        <w:rPr>
+          <w:rFonts w:eastAsiaTheme="minorHAnsi" w:cstheme="minorBidi"/>
+          <w:color w:val="auto"/>
+          <w:sz w:val="24"/>
+          <w:szCs w:val="24"/>
+        </w:rPr>
+      </w:pPr>
+      <w:bookmarkStart w:id="20" w:name="_Toc219416020"/>
+      <w:r>
+        <w:rPr>
+          <w:lang w:val="en-GB"/>
+        </w:rPr>
+        <w:t>Class diagram:</w:t>
+      </w:r>
+      <w:bookmarkEnd w:id="20"/>
+      <w:r>
+        <w:rPr>
+          <w:rFonts w:eastAsiaTheme="minorHAnsi" w:cstheme="minorBidi"/>
+          <w:color w:val="auto"/>
+          <w:sz w:val="24"/>
+          <w:szCs w:val="24"/>
+        </w:rPr>
+        <w:t xml:space="preserve"> </w:t>
+      </w:r>
+    </w:p>
+    <w:p>
+      <w:pPr>
+        <w:pStyle w:val="Heading3"/>
+        <w:rPr>
+          <w:lang w:val="en-GB"/>
+        </w:rPr>
+      </w:pPr>
+      <w:bookmarkStart w:id="21" w:name="_Toc219416021"/>
+      <w:r>
+        <w:t xml:space="preserve">Activity </w:t>
+      </w:r>
+      <w:proofErr w:type="spellStart"/>
+      <w:r>
+        <w:t>diagram</w:t>
+      </w:r>
+      <w:proofErr w:type="spellEnd"/>
+      <w:r>
+        <w:t>:</w:t>
+      </w:r>
+      <w:bookmarkEnd w:id="21"/>
     </w:p>
     <w:p>
       <w:pPr>
@@ -4815,7 +5151,7 @@
       </w:pPr>
     </w:p>
     <w:sectPr>
-      <w:footerReference w:type="default" r:id="rId50"/>
+      <w:footerReference w:type="default" r:id="rId14"/>
       <w:pgSz w:w="11906" w:h="16838"/>
       <w:pgMar w:top="1417" w:right="1134" w:bottom="1134" w:left="1134" w:header="708" w:footer="708" w:gutter="0"/>
       <w:pgNumType w:start="0"/>
@@ -4877,26 +5213,7 @@
       </w:r>
     </w:p>
   </w:comment>
-  <w:comment w:id="5" w:author="davide brugnoli" w:date="2025-11-05T12:31:00Z" w:initials="db">
-    <w:p>
-      <w:pPr>
-        <w:pStyle w:val="CommentText"/>
-      </w:pPr>
-      <w:r>
-        <w:rPr>
-          <w:rStyle w:val="CommentReference"/>
-        </w:rPr>
-        <w:annotationRef/>
-      </w:r>
-      <w:r>
-        <w:t>ADD NAME</w:t>
-      </w:r>
-      <w:r>
-        <w:br/>
-      </w:r>
-    </w:p>
-  </w:comment>
-  <w:comment w:id="10" w:author="davide brugnoli" w:date="2025-11-02T21:56:00Z" w:initials="db">
+  <w:comment w:id="9" w:author="davide brugnoli" w:date="2025-11-02T21:56:00Z" w:initials="db">
     <w:p>
       <w:pPr>
         <w:pStyle w:val="CommentText"/>
@@ -4952,7 +5269,6 @@
   <w15:commentEx w15:paraId="0F58C744" w15:done="0"/>
   <w15:commentEx w15:paraId="31D2CB5E" w15:done="0"/>
   <w15:commentEx w15:paraId="3853085B" w15:done="0"/>
-  <w15:commentEx w15:paraId="53047232" w15:done="0"/>
   <w15:commentEx w15:paraId="6D7C2885" w15:done="0"/>
   <w15:commentEx w15:paraId="1383077E" w15:done="1"/>
   <w15:commentEx w15:paraId="7CC0E0A2" w15:done="0"/>
@@ -4961,10 +5277,21 @@
 
 <file path=word/commentsExtensible.xml><?xml version="1.0" encoding="utf-8"?>
 <w16cex:commentsExtensible xmlns:wpc="http://schemas.microsoft.com/office/word/2010/wordprocessingCanvas" xmlns:cx="http://schemas.microsoft.com/office/drawing/2014/chartex" xmlns:cx1="http://schemas.microsoft.com/office/drawing/2015/9/8/chartex" xmlns:cx2="http://schemas.microsoft.com/office/drawing/2015/10/21/chartex" xmlns:cx3="http://schemas.microsoft.com/office/drawing/2016/5/9/chartex" xmlns:cx4="http://schemas.microsoft.com/office/drawing/2016/5/10/chartex" xmlns:cx5="http://schemas.microsoft.com/office/drawing/2016/5/11/chartex" xmlns:cx6="http://schemas.microsoft.com/office/drawing/2016/5/12/chartex" xmlns:cx7="http://schemas.microsoft.com/office/drawing/2016/5/13/chartex" xmlns:cx8="http://schemas.microsoft.com/office/drawing/2016/5/14/chartex" xmlns:cr="http://schemas.microsoft.com/office/comments/2020/reactions" xmlns:mc="http://schemas.openxmlformats.org/markup-compatibility/2006" xmlns:aink="http://schemas.microsoft.com/office/drawing/2016/ink" xmlns:am3d="http://schemas.microsoft.com/office/drawing/2017/model3d" xmlns:o="urn:schemas-microsoft-com:office:office" xmlns:oel="http://schemas.microsoft.com/office/2019/extlst" xmlns:r="http://schemas.openxmlformats.org/officeDocument/2006/relationships" xmlns:m="http://schemas.openxmlformats.org/officeDocument/2006/math" xmlns:v="urn:schemas-microsoft-com:vml" xmlns:wp14="http://schemas.microsoft.com/office/word/2010/wordprocessingDrawing" xmlns:wp="http://schemas.openxmlformats.org/drawingml/2006/wordprocessingDrawing" xmlns:w10="urn:schemas-microsoft-com:office:word" xmlns:w="http://schemas.openxmlformats.org/wordprocessingml/2006/main" xmlns:w14="http://schemas.microsoft.com/office/word/2010/wordml" xmlns:w15="http://schemas.microsoft.com/office/word/2012/wordml" xmlns:w16cex="http://schemas.microsoft.com/office/word/2018/wordml/cex" xmlns:w16cid="http://schemas.microsoft.com/office/word/2016/wordml/cid" xmlns:w16="http://schemas.microsoft.com/office/word/2018/wordml" xmlns:w16du="http://schemas.microsoft.com/office/word/2023/wordml/word16du" xmlns:w16sdtdh="http://schemas.microsoft.com/office/word/2020/wordml/sdtdatahash" xmlns:w16sdtfl="http://schemas.microsoft.com/office/word/2024/wordml/sdtformatlock" xmlns:w16se="http://schemas.microsoft.com/office/word/2015/wordml/symex" xmlns:wpg="http://schemas.microsoft.com/office/word/2010/wordprocessingGroup" xmlns:wpi="http://schemas.microsoft.com/office/word/2010/wordprocessingInk" xmlns:wne="http://schemas.microsoft.com/office/word/2006/wordml" xmlns:wps="http://schemas.microsoft.com/office/word/2010/wordprocessingShape" mc:Ignorable="w14 w15 w16se w16cid w16 w16cex w16sdtdh w16sdtfl cr w16du wp14">
-  <w16cex:commentExtensible w16cex:durableId="7B58487D" w16cex:dateUtc="2025-11-02T20:56:00Z"/>
+  <w16cex:commentExtensible w16cex:durableId="7B58487D" w16cex:dateUtc="2025-11-02T20:56:00Z">
+    <w16cex:extLst>
+      <w16:ext w16:uri="{CE6994B0-6A32-4C9F-8C6B-6E91EDA988CE}">
+        <cr:reactions xmlns:cr="http://schemas.microsoft.com/office/comments/2020/reactions">
+          <cr:reaction reactionType="1">
+            <cr:reactionInfo dateUtc="2026-01-15T19:27:25Z">
+              <cr:user userId="S::davide.brugnoli@students.uniroma2.eu::00c05e8b-0e35-421e-bad9-6afeecc66b22" userProvider="AD" userName="davide brugnoli"/>
+            </cr:reactionInfo>
+          </cr:reaction>
+        </cr:reactions>
+      </w16:ext>
+    </w16cex:extLst>
+  </w16cex:commentExtensible>
   <w16cex:commentExtensible w16cex:durableId="1812E9CA" w16cex:dateUtc="2025-11-05T11:32:00Z"/>
   <w16cex:commentExtensible w16cex:durableId="386F8CA6" w16cex:dateUtc="2025-11-05T11:42:00Z"/>
-  <w16cex:commentExtensible w16cex:durableId="1B925F86" w16cex:dateUtc="2025-11-05T11:31:00Z"/>
   <w16cex:commentExtensible w16cex:durableId="535A9622" w16cex:dateUtc="2025-11-02T20:56:00Z"/>
   <w16cex:commentExtensible w16cex:durableId="1526A979" w16cex:dateUtc="2025-11-03T20:37:00Z"/>
   <w16cex:commentExtensible w16cex:durableId="7B284FF1" w16cex:dateUtc="2025-11-03T20:54:00Z"/>
@@ -4976,7 +5303,6 @@
   <w16cid:commentId w16cid:paraId="0F58C744" w16cid:durableId="7B58487D"/>
   <w16cid:commentId w16cid:paraId="31D2CB5E" w16cid:durableId="1812E9CA"/>
   <w16cid:commentId w16cid:paraId="3853085B" w16cid:durableId="386F8CA6"/>
-  <w16cid:commentId w16cid:paraId="53047232" w16cid:durableId="1B925F86"/>
   <w16cid:commentId w16cid:paraId="6D7C2885" w16cid:durableId="535A9622"/>
   <w16cid:commentId w16cid:paraId="1383077E" w16cid:durableId="1526A979"/>
   <w16cid:commentId w16cid:paraId="7CC0E0A2" w16cid:durableId="7B284FF1"/>
@@ -5313,6 +5639,92 @@
 <file path=word/numbering.xml><?xml version="1.0" encoding="utf-8"?>
 <w:numbering xmlns:wpc="http://schemas.microsoft.com/office/word/2010/wordprocessingCanvas" xmlns:cx="http://schemas.microsoft.com/office/drawing/2014/chartex" xmlns:cx1="http://schemas.microsoft.com/office/drawing/2015/9/8/chartex" xmlns:cx2="http://schemas.microsoft.com/office/drawing/2015/10/21/chartex" xmlns:cx3="http://schemas.microsoft.com/office/drawing/2016/5/9/chartex" xmlns:cx4="http://schemas.microsoft.com/office/drawing/2016/5/10/chartex" xmlns:cx5="http://schemas.microsoft.com/office/drawing/2016/5/11/chartex" xmlns:cx6="http://schemas.microsoft.com/office/drawing/2016/5/12/chartex" xmlns:cx7="http://schemas.microsoft.com/office/drawing/2016/5/13/chartex" xmlns:cx8="http://schemas.microsoft.com/office/drawing/2016/5/14/chartex" xmlns:mc="http://schemas.openxmlformats.org/markup-compatibility/2006" xmlns:aink="http://schemas.microsoft.com/office/drawing/2016/ink" xmlns:am3d="http://schemas.microsoft.com/office/drawing/2017/model3d" xmlns:o="urn:schemas-microsoft-com:office:office" xmlns:oel="http://schemas.microsoft.com/office/2019/extlst" xmlns:r="http://schemas.openxmlformats.org/officeDocument/2006/relationships" xmlns:m="http://schemas.openxmlformats.org/officeDocument/2006/math" xmlns:v="urn:schemas-microsoft-com:vml" xmlns:wp14="http://schemas.microsoft.com/office/word/2010/wordprocessingDrawing" xmlns:wp="http://schemas.openxmlformats.org/drawingml/2006/wordprocessingDrawing" xmlns:w10="urn:schemas-microsoft-com:office:word" xmlns:w="http://schemas.openxmlformats.org/wordprocessingml/2006/main" xmlns:w14="http://schemas.microsoft.com/office/word/2010/wordml" xmlns:w15="http://schemas.microsoft.com/office/word/2012/wordml" xmlns:w16cex="http://schemas.microsoft.com/office/word/2018/wordml/cex" xmlns:w16cid="http://schemas.microsoft.com/office/word/2016/wordml/cid" xmlns:w16="http://schemas.microsoft.com/office/word/2018/wordml" xmlns:w16du="http://schemas.microsoft.com/office/word/2023/wordml/word16du" xmlns:w16sdtdh="http://schemas.microsoft.com/office/word/2020/wordml/sdtdatahash" xmlns:w16sdtfl="http://schemas.microsoft.com/office/word/2024/wordml/sdtformatlock" xmlns:w16se="http://schemas.microsoft.com/office/word/2015/wordml/symex" xmlns:wpg="http://schemas.microsoft.com/office/word/2010/wordprocessingGroup" xmlns:wpi="http://schemas.microsoft.com/office/word/2010/wordprocessingInk" xmlns:wne="http://schemas.microsoft.com/office/word/2006/wordml" xmlns:wps="http://schemas.microsoft.com/office/word/2010/wordprocessingShape" mc:Ignorable="w14 w15 w16se w16cid w16 w16cex w16sdtdh w16sdtfl w16du wp14">
   <w:abstractNum w:abstractNumId="0" w15:restartNumberingAfterBreak="0">
+    <w:nsid w:val="01CC2FE4"/>
+    <w:multiLevelType w:val="multilevel"/>
+    <w:tmpl w:val="0410001D"/>
+    <w:lvl w:ilvl="0">
+      <w:start w:val="1"/>
+      <w:numFmt w:val="decimal"/>
+      <w:lvlText w:val="%1)"/>
+      <w:lvlJc w:val="left"/>
+      <w:pPr>
+        <w:ind w:left="360" w:hanging="360"/>
+      </w:pPr>
+    </w:lvl>
+    <w:lvl w:ilvl="1">
+      <w:start w:val="1"/>
+      <w:numFmt w:val="lowerLetter"/>
+      <w:lvlText w:val="%2)"/>
+      <w:lvlJc w:val="left"/>
+      <w:pPr>
+        <w:ind w:left="720" w:hanging="360"/>
+      </w:pPr>
+    </w:lvl>
+    <w:lvl w:ilvl="2">
+      <w:start w:val="1"/>
+      <w:numFmt w:val="lowerRoman"/>
+      <w:lvlText w:val="%3)"/>
+      <w:lvlJc w:val="left"/>
+      <w:pPr>
+        <w:ind w:left="1080" w:hanging="360"/>
+      </w:pPr>
+    </w:lvl>
+    <w:lvl w:ilvl="3">
+      <w:start w:val="1"/>
+      <w:numFmt w:val="decimal"/>
+      <w:lvlText w:val="(%4)"/>
+      <w:lvlJc w:val="left"/>
+      <w:pPr>
+        <w:ind w:left="1440" w:hanging="360"/>
+      </w:pPr>
+    </w:lvl>
+    <w:lvl w:ilvl="4">
+      <w:start w:val="1"/>
+      <w:numFmt w:val="lowerLetter"/>
+      <w:lvlText w:val="(%5)"/>
+      <w:lvlJc w:val="left"/>
+      <w:pPr>
+        <w:ind w:left="1800" w:hanging="360"/>
+      </w:pPr>
+    </w:lvl>
+    <w:lvl w:ilvl="5">
+      <w:start w:val="1"/>
+      <w:numFmt w:val="lowerRoman"/>
+      <w:lvlText w:val="(%6)"/>
+      <w:lvlJc w:val="left"/>
+      <w:pPr>
+        <w:ind w:left="2160" w:hanging="360"/>
+      </w:pPr>
+    </w:lvl>
+    <w:lvl w:ilvl="6">
+      <w:start w:val="1"/>
+      <w:numFmt w:val="decimal"/>
+      <w:lvlText w:val="%7."/>
+      <w:lvlJc w:val="left"/>
+      <w:pPr>
+        <w:ind w:left="2520" w:hanging="360"/>
+      </w:pPr>
+    </w:lvl>
+    <w:lvl w:ilvl="7">
+      <w:start w:val="1"/>
+      <w:numFmt w:val="lowerLetter"/>
+      <w:lvlText w:val="%8."/>
+      <w:lvlJc w:val="left"/>
+      <w:pPr>
+        <w:ind w:left="2880" w:hanging="360"/>
+      </w:pPr>
+    </w:lvl>
+    <w:lvl w:ilvl="8">
+      <w:start w:val="1"/>
+      <w:numFmt w:val="lowerRoman"/>
+      <w:lvlText w:val="%9."/>
+      <w:lvlJc w:val="left"/>
+      <w:pPr>
+        <w:ind w:left="3240" w:hanging="360"/>
+      </w:pPr>
+    </w:lvl>
+  </w:abstractNum>
+  <w:abstractNum w:abstractNumId="1" w15:restartNumberingAfterBreak="0">
     <w:nsid w:val="18CB66FA"/>
     <w:multiLevelType w:val="hybridMultilevel"/>
     <w:tmpl w:val="A79C89C4"/>
@@ -5398,10 +5810,10 @@
       </w:pPr>
     </w:lvl>
   </w:abstractNum>
-  <w:abstractNum w:abstractNumId="1" w15:restartNumberingAfterBreak="0">
+  <w:abstractNum w:abstractNumId="2" w15:restartNumberingAfterBreak="0">
     <w:nsid w:val="243E29DF"/>
     <w:multiLevelType w:val="hybridMultilevel"/>
-    <w:tmpl w:val="97308096"/>
+    <w:tmpl w:val="9072114A"/>
     <w:lvl w:ilvl="0" w:tplc="0410000F">
       <w:start w:val="1"/>
       <w:numFmt w:val="decimal"/>
@@ -5511,7 +5923,7 @@
       </w:rPr>
     </w:lvl>
   </w:abstractNum>
-  <w:abstractNum w:abstractNumId="2" w15:restartNumberingAfterBreak="0">
+  <w:abstractNum w:abstractNumId="3" w15:restartNumberingAfterBreak="0">
     <w:nsid w:val="331B4B7C"/>
     <w:multiLevelType w:val="multilevel"/>
     <w:tmpl w:val="3466891E"/>
@@ -5604,7 +6016,7 @@
       </w:pPr>
     </w:lvl>
   </w:abstractNum>
-  <w:abstractNum w:abstractNumId="3" w15:restartNumberingAfterBreak="0">
+  <w:abstractNum w:abstractNumId="4" w15:restartNumberingAfterBreak="0">
     <w:nsid w:val="4B801F43"/>
     <w:multiLevelType w:val="hybridMultilevel"/>
     <w:tmpl w:val="2A6E26A6"/>
@@ -5690,7 +6102,7 @@
       </w:pPr>
     </w:lvl>
   </w:abstractNum>
-  <w:abstractNum w:abstractNumId="4" w15:restartNumberingAfterBreak="0">
+  <w:abstractNum w:abstractNumId="5" w15:restartNumberingAfterBreak="0">
     <w:nsid w:val="50CF6BF5"/>
     <w:multiLevelType w:val="multilevel"/>
     <w:tmpl w:val="3466891E"/>
@@ -5783,7 +6195,7 @@
       </w:pPr>
     </w:lvl>
   </w:abstractNum>
-  <w:abstractNum w:abstractNumId="5" w15:restartNumberingAfterBreak="0">
+  <w:abstractNum w:abstractNumId="6" w15:restartNumberingAfterBreak="0">
     <w:nsid w:val="5CFF5B0F"/>
     <w:multiLevelType w:val="multilevel"/>
     <w:tmpl w:val="18B2BA4E"/>
@@ -5932,7 +6344,7 @@
       </w:rPr>
     </w:lvl>
   </w:abstractNum>
-  <w:abstractNum w:abstractNumId="6" w15:restartNumberingAfterBreak="0">
+  <w:abstractNum w:abstractNumId="7" w15:restartNumberingAfterBreak="0">
     <w:nsid w:val="5D391984"/>
     <w:multiLevelType w:val="hybridMultilevel"/>
     <w:tmpl w:val="26B0BB56"/>
@@ -6045,7 +6457,7 @@
       </w:rPr>
     </w:lvl>
   </w:abstractNum>
-  <w:abstractNum w:abstractNumId="7" w15:restartNumberingAfterBreak="0">
+  <w:abstractNum w:abstractNumId="8" w15:restartNumberingAfterBreak="0">
     <w:nsid w:val="694D06C3"/>
     <w:multiLevelType w:val="hybridMultilevel"/>
     <w:tmpl w:val="17FC8710"/>
@@ -6158,7 +6570,7 @@
       </w:rPr>
     </w:lvl>
   </w:abstractNum>
-  <w:abstractNum w:abstractNumId="8" w15:restartNumberingAfterBreak="0">
+  <w:abstractNum w:abstractNumId="9" w15:restartNumberingAfterBreak="0">
     <w:nsid w:val="6D826BC6"/>
     <w:multiLevelType w:val="hybridMultilevel"/>
     <w:tmpl w:val="8F4E1B50"/>
@@ -6244,7 +6656,7 @@
       </w:pPr>
     </w:lvl>
   </w:abstractNum>
-  <w:abstractNum w:abstractNumId="9" w15:restartNumberingAfterBreak="0">
+  <w:abstractNum w:abstractNumId="10" w15:restartNumberingAfterBreak="0">
     <w:nsid w:val="71192F08"/>
     <w:multiLevelType w:val="multilevel"/>
     <w:tmpl w:val="B100ED28"/>
@@ -6337,7 +6749,7 @@
       </w:pPr>
     </w:lvl>
   </w:abstractNum>
-  <w:abstractNum w:abstractNumId="10" w15:restartNumberingAfterBreak="0">
+  <w:abstractNum w:abstractNumId="11" w15:restartNumberingAfterBreak="0">
     <w:nsid w:val="7E06776B"/>
     <w:multiLevelType w:val="multilevel"/>
     <w:tmpl w:val="B100ED28"/>
@@ -6430,7 +6842,7 @@
       </w:pPr>
     </w:lvl>
   </w:abstractNum>
-  <w:abstractNum w:abstractNumId="11" w15:restartNumberingAfterBreak="0">
+  <w:abstractNum w:abstractNumId="12" w15:restartNumberingAfterBreak="0">
     <w:nsid w:val="7E654CCA"/>
     <w:multiLevelType w:val="multilevel"/>
     <w:tmpl w:val="3466891E"/>
@@ -6524,40 +6936,43 @@
     </w:lvl>
   </w:abstractNum>
   <w:num w:numId="1" w16cid:durableId="834759375">
+    <w:abstractNumId w:val="7"/>
+  </w:num>
+  <w:num w:numId="2" w16cid:durableId="2007197831">
     <w:abstractNumId w:val="6"/>
   </w:num>
-  <w:num w:numId="2" w16cid:durableId="2007197831">
+  <w:num w:numId="3" w16cid:durableId="1404333806">
+    <w:abstractNumId w:val="8"/>
+  </w:num>
+  <w:num w:numId="4" w16cid:durableId="1690831416">
+    <w:abstractNumId w:val="3"/>
+  </w:num>
+  <w:num w:numId="5" w16cid:durableId="1748959530">
     <w:abstractNumId w:val="5"/>
   </w:num>
-  <w:num w:numId="3" w16cid:durableId="1404333806">
-    <w:abstractNumId w:val="7"/>
+  <w:num w:numId="6" w16cid:durableId="925647647">
+    <w:abstractNumId w:val="4"/>
   </w:num>
-  <w:num w:numId="4" w16cid:durableId="1690831416">
+  <w:num w:numId="7" w16cid:durableId="1088037153">
     <w:abstractNumId w:val="2"/>
   </w:num>
-  <w:num w:numId="5" w16cid:durableId="1748959530">
-    <w:abstractNumId w:val="4"/>
+  <w:num w:numId="8" w16cid:durableId="1703245834">
+    <w:abstractNumId w:val="9"/>
   </w:num>
-  <w:num w:numId="6" w16cid:durableId="925647647">
-    <w:abstractNumId w:val="3"/>
-  </w:num>
-  <w:num w:numId="7" w16cid:durableId="1088037153">
+  <w:num w:numId="9" w16cid:durableId="272328964">
     <w:abstractNumId w:val="1"/>
   </w:num>
-  <w:num w:numId="8" w16cid:durableId="1703245834">
-    <w:abstractNumId w:val="8"/>
+  <w:num w:numId="10" w16cid:durableId="836305359">
+    <w:abstractNumId w:val="12"/>
   </w:num>
-  <w:num w:numId="9" w16cid:durableId="272328964">
-    <w:abstractNumId w:val="0"/>
+  <w:num w:numId="11" w16cid:durableId="263421532">
+    <w:abstractNumId w:val="10"/>
   </w:num>
-  <w:num w:numId="10" w16cid:durableId="836305359">
+  <w:num w:numId="12" w16cid:durableId="594479257">
     <w:abstractNumId w:val="11"/>
   </w:num>
-  <w:num w:numId="11" w16cid:durableId="263421532">
-    <w:abstractNumId w:val="9"/>
-  </w:num>
-  <w:num w:numId="12" w16cid:durableId="594479257">
-    <w:abstractNumId w:val="10"/>
+  <w:num w:numId="13" w16cid:durableId="1368675583">
+    <w:abstractNumId w:val="0"/>
   </w:num>
 </w:numbering>
 </file>
@@ -7172,7 +7587,6 @@
   <w:style w:type="character" w:default="1" w:styleId="DefaultParagraphFont">
     <w:name w:val="Default Paragraph Font"/>
     <w:uiPriority w:val="1"/>
-    <w:semiHidden/>
     <w:unhideWhenUsed/>
   </w:style>
   <w:style w:type="table" w:default="1" w:styleId="TableNormal">
@@ -7684,535 +8098,18 @@
       <w:ind w:left="480"/>
     </w:pPr>
   </w:style>
+  <w:style w:type="paragraph" w:styleId="NormalWeb">
+    <w:name w:val="Normal (Web)"/>
+    <w:basedOn w:val="Normal"/>
+    <w:uiPriority w:val="99"/>
+    <w:semiHidden/>
+    <w:unhideWhenUsed/>
+    <w:rsid w:val="0051526A"/>
+    <w:rPr>
+      <w:rFonts w:ascii="Times New Roman" w:hAnsi="Times New Roman" w:cs="Times New Roman"/>
+    </w:rPr>
+  </w:style>
 </w:styles>
-</file>
-
-<file path=word/ink/ink1.xml><?xml version="1.0" encoding="utf-8"?>
-<inkml:ink xmlns:inkml="http://www.w3.org/2003/InkML">
-  <inkml:definitions>
-    <inkml:context xml:id="ctx0">
-      <inkml:inkSource xml:id="inkSrc0">
-        <inkml:traceFormat>
-          <inkml:channel name="X" type="integer" min="-2.14748E9" max="2.14748E9" units="cm"/>
-          <inkml:channel name="Y" type="integer" min="-2.14748E9" max="2.14748E9" units="cm"/>
-          <inkml:channel name="F" type="integer" max="32767" units="dev"/>
-        </inkml:traceFormat>
-        <inkml:channelProperties>
-          <inkml:channelProperty channel="X" name="resolution" value="1000" units="1/cm"/>
-          <inkml:channelProperty channel="Y" name="resolution" value="1000" units="1/cm"/>
-          <inkml:channelProperty channel="F" name="resolution" value="0" units="1/dev"/>
-        </inkml:channelProperties>
-      </inkml:inkSource>
-      <inkml:timestamp xml:id="ts0" timeString="2025-11-23T17:51:00.868"/>
-    </inkml:context>
-    <inkml:brush xml:id="br0">
-      <inkml:brushProperty name="width" value="0.035" units="cm"/>
-      <inkml:brushProperty name="height" value="0.035" units="cm"/>
-      <inkml:brushProperty name="color" value="#E71224"/>
-    </inkml:brush>
-  </inkml:definitions>
-  <inkml:trace contextRef="#ctx0" brushRef="#br0">77 0 27087,'0'796'0,"77"-950"0,-154 308 0,0-308 0</inkml:trace>
-</inkml:ink>
-</file>
-
-<file path=word/ink/ink10.xml><?xml version="1.0" encoding="utf-8"?>
-<inkml:ink xmlns:inkml="http://www.w3.org/2003/InkML">
-  <inkml:definitions>
-    <inkml:context xml:id="ctx0">
-      <inkml:inkSource xml:id="inkSrc0">
-        <inkml:traceFormat>
-          <inkml:channel name="X" type="integer" min="-2.14748E9" max="2.14748E9" units="cm"/>
-          <inkml:channel name="Y" type="integer" min="-2.14748E9" max="2.14748E9" units="cm"/>
-          <inkml:channel name="F" type="integer" max="32767" units="dev"/>
-          <inkml:channel name="OA" type="integer" max="360" units="deg"/>
-          <inkml:channel name="OE" type="integer" max="90" units="deg"/>
-        </inkml:traceFormat>
-        <inkml:channelProperties>
-          <inkml:channelProperty channel="X" name="resolution" value="1000" units="1/cm"/>
-          <inkml:channelProperty channel="Y" name="resolution" value="1000" units="1/cm"/>
-          <inkml:channelProperty channel="F" name="resolution" value="0" units="1/dev"/>
-          <inkml:channelProperty channel="OA" name="resolution" value="1000" units="1/deg"/>
-          <inkml:channelProperty channel="OE" name="resolution" value="1000" units="1/deg"/>
-        </inkml:channelProperties>
-      </inkml:inkSource>
-      <inkml:timestamp xml:id="ts0" timeString="2025-11-23T17:50:03.002"/>
-    </inkml:context>
-    <inkml:brush xml:id="br0">
-      <inkml:brushProperty name="width" value="0.035" units="cm"/>
-      <inkml:brushProperty name="height" value="0.035" units="cm"/>
-      <inkml:brushProperty name="color" value="#E71224"/>
-    </inkml:brush>
-  </inkml:definitions>
-  <inkml:trace contextRef="#ctx0" brushRef="#br0">7 223 8746 0 0,'0'1'330'0'0,"0"-1"0"0"0,-1 0 0 0 0,1 1 0 0 0,-1-1 0 0 0,1 0 0 0 0,-1 1 0 0 0,1-1-1 0 0,0 1 1 0 0,-1-1 0 0 0,1 1 0 0 0,0-1 0 0 0,-1 1 0 0 0,1-1 0 0 0,0 1 0 0 0,0-1 0 0 0,-1 1 0 0 0,1-1 0 0 0,0 1 0 0 0,0-1 0 0 0,0 1 0 0 0,1 3 4006 0 0,5-14-2182 0 0,19-35-383 0 0,-17 32-1613 0 0,0 0-1 0 0,-1-1 1 0 0,-1 1 0 0 0,0-1-1 0 0,-1-1 1 0 0,0 1 0 0 0,3-23-1 0 0,-7 31-144 0 0,0 0-1 0 0,0 0 1 0 0,1 0-1 0 0,0 0 0 0 0,0 0 1 0 0,4-7-1 0 0,-6 14 46 0 0,0-1 1 0 0,1 1-1 0 0,-1-1 0 0 0,0 1 1 0 0,0-1-1 0 0,0 1 0 0 0,1-1 0 0 0,-1 0 1 0 0,0 1-1 0 0,1-1 0 0 0,-1 1 1 0 0,0-1-1 0 0,1 0 0 0 0,-1 1 1 0 0,1-1-1 0 0,-1 0 0 0 0,0 1 1 0 0,1-1-1 0 0,-1 0 0 0 0,1 1 0 0 0,-1-1 1 0 0,1 0-1 0 0,-1 0 0 0 0,1 0 1 0 0,-1 0-1 0 0,1 0 0 0 0,-1 1 1 0 0,2-1-1 0 0,31 9 524 0 0,-15-5-484 0 0,0-1 1 0 0,21 1 0 0 0,-30-5-42 0 0,1 2 0 0 0,0-1 0 0 0,0 1 0 0 0,0 1 1 0 0,0 0-1 0 0,0 0 0 0 0,-1 1 0 0 0,1 0 1 0 0,9 5-1 0 0,-17-7-55 0 0,0-1 1 0 0,0 1 0 0 0,0 0 0 0 0,0-1-1 0 0,0 1 1 0 0,0-1 0 0 0,1 0 0 0 0,-1 0-1 0 0,0 0 1 0 0,0 0 0 0 0,4-1-1 0 0,6 1 138 0 0,-7-1-155 0 0,-6 0-1550 0 0,-3-2-2860 0 0,-3 1-4168 0 0</inkml:trace>
-</inkml:ink>
-</file>
-
-<file path=word/ink/ink11.xml><?xml version="1.0" encoding="utf-8"?>
-<inkml:ink xmlns:inkml="http://www.w3.org/2003/InkML">
-  <inkml:definitions>
-    <inkml:context xml:id="ctx0">
-      <inkml:inkSource xml:id="inkSrc0">
-        <inkml:traceFormat>
-          <inkml:channel name="X" type="integer" min="-2.14748E9" max="2.14748E9" units="cm"/>
-          <inkml:channel name="Y" type="integer" min="-2.14748E9" max="2.14748E9" units="cm"/>
-          <inkml:channel name="F" type="integer" max="32767" units="dev"/>
-          <inkml:channel name="OA" type="integer" max="360" units="deg"/>
-          <inkml:channel name="OE" type="integer" max="90" units="deg"/>
-        </inkml:traceFormat>
-        <inkml:channelProperties>
-          <inkml:channelProperty channel="X" name="resolution" value="1000" units="1/cm"/>
-          <inkml:channelProperty channel="Y" name="resolution" value="1000" units="1/cm"/>
-          <inkml:channelProperty channel="F" name="resolution" value="0" units="1/dev"/>
-          <inkml:channelProperty channel="OA" name="resolution" value="1000" units="1/deg"/>
-          <inkml:channelProperty channel="OE" name="resolution" value="1000" units="1/deg"/>
-        </inkml:channelProperties>
-      </inkml:inkSource>
-      <inkml:timestamp xml:id="ts0" timeString="2025-11-23T17:49:54.427"/>
-    </inkml:context>
-    <inkml:brush xml:id="br0">
-      <inkml:brushProperty name="width" value="0.035" units="cm"/>
-      <inkml:brushProperty name="height" value="0.035" units="cm"/>
-      <inkml:brushProperty name="color" value="#E71224"/>
-    </inkml:brush>
-  </inkml:definitions>
-  <inkml:trace contextRef="#ctx0" brushRef="#br0">8 1353 5313 0 0,'-4'22'4014'0'0,"1"-9"-2583"0"0,3-11 337 0 0,2-6 1343 0 0,23-13-1464 0 0,-2-13-1238 0 0,-1-1 1 0 0,-2-1 0 0 0,0-1-1 0 0,21-52 1 0 0,-26 52 122 0 0,-3 8-285 0 0,-1-1-1 0 0,-2 0 0 0 0,13-49 1 0 0,-11 18 57 0 0,-4 23 100 0 0,-1 1-1 0 0,2-58 1 0 0,-10 24 227 0 0,-3-1 1 0 0,-24-117 0 0 0,25 173-513 0 0,1 0 0 0 0,-2 1 1 0 0,-6-13-1 0 0,-9-27-211 0 0,17 38 163 0 0,-1-1 0 0 0,-1 1 0 0 0,0 1 0 0 0,0-1 0 0 0,-1 1-1 0 0,-9-14 1 0 0,11 19-60 0 0,-1-1-1 0 0,2 0 0 0 0,-1 0 0 0 0,1 0 0 0 0,0-1 1 0 0,1 1-1 0 0,-2-12 0 0 0,2 10 3 0 0,0 0-1 0 0,-1 0 0 0 0,0 0 1 0 0,-9-17-1 0 0,9 23 0 0 0,1 1-1 0 0,0-1 1 0 0,0 0-1 0 0,0 1 1 0 0,1-1-1 0 0,-1 0 1 0 0,1 0-1 0 0,0 0 1 0 0,0 0-1 0 0,0 0 1 0 0,0-1-1 0 0,1 1 1 0 0,-1 0-1 0 0,1 0 1 0 0,1 0-1 0 0,-1-1 1 0 0,1-4-1 0 0,0 5-933 0 0,-1 7 1809 0 0,-1 12-578 0 0,2-10-4680 0 0</inkml:trace>
-</inkml:ink>
-</file>
-
-<file path=word/ink/ink12.xml><?xml version="1.0" encoding="utf-8"?>
-<inkml:ink xmlns:inkml="http://www.w3.org/2003/InkML">
-  <inkml:definitions>
-    <inkml:context xml:id="ctx0">
-      <inkml:inkSource xml:id="inkSrc0">
-        <inkml:traceFormat>
-          <inkml:channel name="X" type="integer" min="-2.14748E9" max="2.14748E9" units="cm"/>
-          <inkml:channel name="Y" type="integer" min="-2.14748E9" max="2.14748E9" units="cm"/>
-          <inkml:channel name="F" type="integer" max="32767" units="dev"/>
-        </inkml:traceFormat>
-        <inkml:channelProperties>
-          <inkml:channelProperty channel="X" name="resolution" value="1000" units="1/cm"/>
-          <inkml:channelProperty channel="Y" name="resolution" value="1000" units="1/cm"/>
-          <inkml:channelProperty channel="F" name="resolution" value="0" units="1/dev"/>
-        </inkml:channelProperties>
-      </inkml:inkSource>
-      <inkml:timestamp xml:id="ts0" timeString="2025-11-23T17:49:50.878"/>
-    </inkml:context>
-    <inkml:brush xml:id="br0">
-      <inkml:brushProperty name="width" value="0.035" units="cm"/>
-      <inkml:brushProperty name="height" value="0.035" units="cm"/>
-      <inkml:brushProperty name="color" value="#E71224"/>
-    </inkml:brush>
-  </inkml:definitions>
-  <inkml:trace contextRef="#ctx0" brushRef="#br0">1651 364 25123,'-1'14'0,"-1"0"0,-1 1 0,-1-1 0,-2 0 0,-1 0 0,-1-1 0,-1 1 0,-2 0 0,-1-1 0,-1 0 0,-1 0 0,-1-1 0,-2 1 0,0-1 0,-2-1 0,0 1 0,-2-1 0,0-1 0,-2 1 0,0-1 0,-1-1 0,-1 0 0,-1 0 0,-1-1 0,0 0 0,-1-1 0,-1-1 0,0 1 0,-1-2 0,0 1 0,0-2 0,-1 0 0,-1 0 0,1-1 0,-1 0 0,0-1 0,-1-1 0,1 0 0,0-1 0,-1 0 0,1-1 0,0 0 0,0-1 0,0-1 0,0 0 0,1-1 0,0 0 0,0 0 0,1-2 0,0 1 0,1-2 0,0 1 0,1-1 0,1-1 0,1 0 0,0-1 0,1 0 0,0 0 0,2-1 0,1-1 0,0 1 0,2-1 0,0-1 0,1 1 0,2-1 0,1-1 0,0 1 0,2-1 0,1 0 0,1 0 0,2-1 0,0 0 0,2 1 0,1-1 0,2 0 0,0 0 0,2-1 0,1 1 0,1 0 0,2 0 0,1-1 0,1 1 0,2 0 0,0 0 0,2 0 0,1 0 0,2 1 0,0-1 0,2 1 0,1 0 0,1 0 0,2 0 0,0 1 0,1 0 0,2 0 0,1 1 0,0 0 0,2 0 0,0 1 0,1 0 0,2 1 0,0 0 0,1 0 0,0 1 0,1 0 0,1 1 0,1 0 0,0 1 0,1 0 0,0 1 0,1 0 0,0 1 0,0 1 0,1 0 0,0 0 0,0 1 0,0 1 0,0 0 0,1 1 0,-1 0 0,0 1 0,1 0 0,-1 1 0,0 1 0,-1 0 0,1 0 0,-1 1 0,-1 1 0,0 0 0,0 1 0,-1 0 0,0 1 0,-1 0 0,-1 1 0,0 0 0,-1 1 0,-1 0 0,-1 0 0,-1 1 0,0 0 0,-2 1 0,0 0 0,-2 0 0,0 1 0,-2 0 0,0 0 0,-2 1 0,-1 0 0,-1 0 0,-1 0 0,-1 1 0,-2-1 0,-1 1 0,-1 0 0,-1 0 0,-2 0 0,-1 0 0,-1 1 0,-1-1 0</inkml:trace>
-</inkml:ink>
-</file>
-
-<file path=word/ink/ink13.xml><?xml version="1.0" encoding="utf-8"?>
-<inkml:ink xmlns:inkml="http://www.w3.org/2003/InkML">
-  <inkml:definitions>
-    <inkml:context xml:id="ctx0">
-      <inkml:inkSource xml:id="inkSrc0">
-        <inkml:traceFormat>
-          <inkml:channel name="X" type="integer" min="-2.14748E9" max="2.14748E9" units="cm"/>
-          <inkml:channel name="Y" type="integer" min="-2.14748E9" max="2.14748E9" units="cm"/>
-          <inkml:channel name="F" type="integer" max="32767" units="dev"/>
-          <inkml:channel name="OA" type="integer" max="360" units="deg"/>
-          <inkml:channel name="OE" type="integer" max="90" units="deg"/>
-        </inkml:traceFormat>
-        <inkml:channelProperties>
-          <inkml:channelProperty channel="X" name="resolution" value="1000" units="1/cm"/>
-          <inkml:channelProperty channel="Y" name="resolution" value="1000" units="1/cm"/>
-          <inkml:channelProperty channel="F" name="resolution" value="0" units="1/dev"/>
-          <inkml:channelProperty channel="OA" name="resolution" value="1000" units="1/deg"/>
-          <inkml:channelProperty channel="OE" name="resolution" value="1000" units="1/deg"/>
-        </inkml:channelProperties>
-      </inkml:inkSource>
-      <inkml:timestamp xml:id="ts0" timeString="2025-11-23T17:49:45.129"/>
-    </inkml:context>
-    <inkml:brush xml:id="br0">
-      <inkml:brushProperty name="width" value="0.035" units="cm"/>
-      <inkml:brushProperty name="height" value="0.035" units="cm"/>
-      <inkml:brushProperty name="color" value="#E71224"/>
-    </inkml:brush>
-  </inkml:definitions>
-  <inkml:trace contextRef="#ctx0" brushRef="#br0">7 194 7810 0 0,'-5'5'5987'0'0,"4"-5"-5907"0"0,1 1 1 0 0,0-1-1 0 0,0 0 1 0 0,0 0-1 0 0,0 1 1 0 0,0-1 0 0 0,0 0-1 0 0,0 0 1 0 0,0 1-1 0 0,0-1 1 0 0,-1 0-1 0 0,1 0 1 0 0,0 1-1 0 0,0-1 1 0 0,0 0-1 0 0,1 0 1 0 0,-1 1-1 0 0,0-1 1 0 0,0 0-1 0 0,0 1 1 0 0,0-1-1 0 0,0 0 1 0 0,0 0-1 0 0,0 0 1 0 0,0 1-1 0 0,0-1 1 0 0,1 0-1 0 0,-1 0 1 0 0,0 1 0 0 0,0-1-1 0 0,0 0 1 0 0,0 0-1 0 0,1 0 1 0 0,-1 1-1 0 0,0-1 1 0 0,0 0-1 0 0,0 0 1 0 0,1 0-1 0 0,-1 0 1 0 0,0 0-1 0 0,0 0 1 0 0,1 1-1 0 0,-1-1 1 0 0,0 0-1 0 0,0 0 1 0 0,1 0-1 0 0,-1 0 1 0 0,0 0-1 0 0,0 0 1 0 0,1 0-1 0 0,-1 0 1 0 0,0 0 0 0 0,0 0-1 0 0,1 0 1 0 0,-1 0-1 0 0,1-1 1 0 0,0 2-18 0 0,1-1 0 0 0,0 1 0 0 0,0-1 0 0 0,-1 1 0 0 0,1 0 0 0 0,0 0 0 0 0,-1-1 0 0 0,1 1 0 0 0,-1 0 0 0 0,1 1 0 0 0,-1-1 0 0 0,1 0 0 0 0,-1 0 0 0 0,0 0 0 0 0,1 1 0 0 0,-1-1 0 0 0,1 3 0 0 0,22 34 1509 0 0,-15-23-1279 0 0,-3-7-233 0 0,1 0 0 0 0,-1 0 0 0 0,2 0 0 0 0,-1-1 0 0 0,1 0 0 0 0,15 10 0 0 0,1 1 44 0 0,-10-4 185 0 0,-13-12-257 0 0,0-1 1 0 0,0 1 0 0 0,0-1-1 0 0,1 0 1 0 0,-1 1 0 0 0,0-1-1 0 0,0 0 1 0 0,1 0 0 0 0,-1 0-1 0 0,1 0 1 0 0,-1 0 0 0 0,1 0-1 0 0,0 0 1 0 0,-1-1 0 0 0,1 1 0 0 0,0-1-1 0 0,-1 1 1 0 0,1-1 0 0 0,0 0-1 0 0,2 1 1 0 0,-1 0 228 0 0,2 0 194 0 0,-7-2-311 0 0,1 0-135 0 0,1 1 0 0 0,-1-1-1 0 0,1 0 1 0 0,-1 1 0 0 0,1-1 0 0 0,-1 0-1 0 0,1 0 1 0 0,-1 1 0 0 0,1-1 0 0 0,0 0-1 0 0,0 0 1 0 0,-1 0 0 0 0,1 1 0 0 0,0-1-1 0 0,0 0 1 0 0,0 0 0 0 0,0 0 0 0 0,0 0-1 0 0,0 0 1 0 0,0 1 0 0 0,0-1 0 0 0,0 0-1 0 0,0 0 1 0 0,1 0 0 0 0,-1 0 0 0 0,0 1-1 0 0,0-1 1 0 0,1 0 0 0 0,-1 0 0 0 0,1 0-1 0 0,17-38-34 0 0,-7 15 84 0 0,11-30 14 0 0,54-95 0 0 0,-50 101-16 0 0,-23 43-28 0 0,-1 0 1 0 0,1 0 0 0 0,-1 0-1 0 0,0-1 1 0 0,0 1-1 0 0,-1-1 1 0 0,0 1 0 0 0,2-10-1 0 0,-4 15-23 0 0,1-1 0 0 0,0 1 0 0 0,0 0-1 0 0,-1 0 1 0 0,1 0 0 0 0,0 0 0 0 0,0 0-1 0 0,-1 0 1 0 0,1 0 0 0 0,0 0 0 0 0,0 0-1 0 0,-1 0 1 0 0,1 0 0 0 0,0 0 0 0 0,0 0 0 0 0,0 1-1 0 0,-1-1 1 0 0,1 0 0 0 0,0 0 0 0 0,0 0-1 0 0,-1 0 1 0 0,1 0 0 0 0,0 0 0 0 0,0 1 0 0 0,0-1-1 0 0,0 0 1 0 0,-1 0 0 0 0,1 0 0 0 0,0 0-1 0 0,0 1 1 0 0,0-1 0 0 0,0 0 0 0 0,0 0-1 0 0,-1 0 1 0 0,1 1 0 0 0,0-1 0 0 0,0 0 0 0 0,0 0-1 0 0,0 1 1 0 0,0-1 0 0 0,0 0 0 0 0,-8 14-107 0 0,1 4-5214 0 0,3-11-2128 0 0</inkml:trace>
-</inkml:ink>
-</file>
-
-<file path=word/ink/ink14.xml><?xml version="1.0" encoding="utf-8"?>
-<inkml:ink xmlns:inkml="http://www.w3.org/2003/InkML">
-  <inkml:definitions>
-    <inkml:context xml:id="ctx0">
-      <inkml:inkSource xml:id="inkSrc0">
-        <inkml:traceFormat>
-          <inkml:channel name="X" type="integer" min="-2.14748E9" max="2.14748E9" units="cm"/>
-          <inkml:channel name="Y" type="integer" min="-2.14748E9" max="2.14748E9" units="cm"/>
-          <inkml:channel name="F" type="integer" max="32767" units="dev"/>
-          <inkml:channel name="OA" type="integer" max="360" units="deg"/>
-          <inkml:channel name="OE" type="integer" max="90" units="deg"/>
-        </inkml:traceFormat>
-        <inkml:channelProperties>
-          <inkml:channelProperty channel="X" name="resolution" value="1000" units="1/cm"/>
-          <inkml:channelProperty channel="Y" name="resolution" value="1000" units="1/cm"/>
-          <inkml:channelProperty channel="F" name="resolution" value="0" units="1/dev"/>
-          <inkml:channelProperty channel="OA" name="resolution" value="1000" units="1/deg"/>
-          <inkml:channelProperty channel="OE" name="resolution" value="1000" units="1/deg"/>
-        </inkml:channelProperties>
-      </inkml:inkSource>
-      <inkml:timestamp xml:id="ts0" timeString="2025-11-23T17:49:32.055"/>
-    </inkml:context>
-    <inkml:brush xml:id="br0">
-      <inkml:brushProperty name="width" value="0.035" units="cm"/>
-      <inkml:brushProperty name="height" value="0.035" units="cm"/>
-      <inkml:brushProperty name="color" value="#E71224"/>
-    </inkml:brush>
-  </inkml:definitions>
-  <inkml:trace contextRef="#ctx0" brushRef="#br0">572 1 9226 0 0,'-9'6'7961'0'0,"-10"11"-5593"0"0,1 5-1520 0 0,2 1 0 0 0,-28 49 0 0 0,2 1 51 0 0,25-46-628 0 0,-15 32 1 0 0,31-57-265 0 0,-152 357 684 0 0,119-258-555 0 0,-32 167 1 0 0,41-146-144 0 0,-15 208-1 0 0,41-155 22 0 0,5-58-80 0 0,13 60 35 0 0,-8-76-51 0 0,-5-67 60 0 0,0-1 0 0 0,12 33 0 0 0,-2-8-178 0 0,-3 5 113 0 0,-8-39 16 0 0,0-1 0 0 0,1 1 0 0 0,1-1 1 0 0,12 26-1 0 0,-12-35 18 0 0,-1 0 1 0 0,-1 1-1 0 0,-1 0 1 0 0,4 23-1 0 0,-5-17 16 0 0,4 21-207 0 0,-5-52-1933 0 0,-2-7-1407 0 0,-3 5-1149 0 0,1 7-1789 0 0</inkml:trace>
-</inkml:ink>
-</file>
-
-<file path=word/ink/ink15.xml><?xml version="1.0" encoding="utf-8"?>
-<inkml:ink xmlns:inkml="http://www.w3.org/2003/InkML">
-  <inkml:definitions>
-    <inkml:context xml:id="ctx0">
-      <inkml:inkSource xml:id="inkSrc0">
-        <inkml:traceFormat>
-          <inkml:channel name="X" type="integer" min="-2.14748E9" max="2.14748E9" units="cm"/>
-          <inkml:channel name="Y" type="integer" min="-2.14748E9" max="2.14748E9" units="cm"/>
-          <inkml:channel name="F" type="integer" max="32767" units="dev"/>
-        </inkml:traceFormat>
-        <inkml:channelProperties>
-          <inkml:channelProperty channel="X" name="resolution" value="1000" units="1/cm"/>
-          <inkml:channelProperty channel="Y" name="resolution" value="1000" units="1/cm"/>
-          <inkml:channelProperty channel="F" name="resolution" value="0" units="1/dev"/>
-        </inkml:channelProperties>
-      </inkml:inkSource>
-      <inkml:timestamp xml:id="ts0" timeString="2025-11-23T17:47:52.877"/>
-    </inkml:context>
-    <inkml:brush xml:id="br0">
-      <inkml:brushProperty name="width" value="0.035" units="cm"/>
-      <inkml:brushProperty name="height" value="0.035" units="cm"/>
-      <inkml:brushProperty name="color" value="#E71224"/>
-    </inkml:brush>
-  </inkml:definitions>
-  <inkml:trace contextRef="#ctx0" brushRef="#br0">1680 281 26101,'-1'11'0,"-1"0"0,-1 0 0,-1 0 0,-2 0 0,-1 0 0,-2 0 0,0-1 0,-2 1 0,-1-1 0,-1 0 0,-2 0 0,0 0 0,-2-1 0,-1 0 0,0 0 0,-2 0 0,-1 0 0,-1-1 0,-1 0 0,-1-1 0,0 1 0,-2-1 0,0-1 0,-1 1 0,-1-1 0,0-1 0,-1 0 0,-1 0 0,0 0 0,-1-1 0,0-1 0,-1 0 0,0 0 0,0 0 0,0-1 0,-1-1 0,0 0 0,0 0 0,0-1 0,1 0 0,-1-1 0,0 0 0,0 0 0,1-1 0,-1-1 0,2 0 0,-1 0 0,1 0 0,0-1 0,1-1 0,0 0 0,1 0 0,1 0 0,0-1 0,1-1 0,1 1 0,0-1 0,2-1 0,0 1 0,1-1 0,1 0 0,1-1 0,1 0 0,1 0 0,2 0 0,0 0 0,1-1 0,2 0 0,1 0 0,1 0 0,1-1 0,1 1 0,2-1 0,1 0 0,1 0 0,2 0 0,1 0 0,1 0 0,1 0 0,2 0 0,1 0 0,1 1 0,1-1 0,2 0 0,1 0 0,1 0 0,2 1 0,1-1 0,1 1 0,1 0 0,1 0 0,2 0 0,1 1 0,0 0 0,2 0 0,1 0 0,1 0 0,1 1 0,1 0 0,1 1 0,0-1 0,2 1 0,0 1 0,1-1 0,1 1 0,0 1 0,1 0 0,1 0 0,0 0 0,1 1 0,0 1 0,1 0 0,-1 0 0,2 0 0,-1 1 0,1 1 0,0 0 0,0 0 0,-1 1 0,1 0 0,0 1 0,0 0 0,0 0 0,-1 1 0,0 1 0,0 0 0,0 0 0,-1 0 0,0 1 0,-1 1 0,0 0 0,-1 0 0,-1 0 0,0 1 0,-1 1 0,-1-1 0,0 1 0,-2 1 0,0-1 0,-1 1 0,-1 0 0,-1 1 0,-1 0 0,-2 0 0,0 0 0,-1 0 0,-2 1 0,0 0 0,-2 0 0,-1 0 0,-1 1 0,-2-1 0,0 1 0,-2 0 0,-1 0 0,-2 0 0,-1-1 0,-1 1 0,-1 0 0</inkml:trace>
-</inkml:ink>
-</file>
-
-<file path=word/ink/ink16.xml><?xml version="1.0" encoding="utf-8"?>
-<inkml:ink xmlns:inkml="http://www.w3.org/2003/InkML">
-  <inkml:definitions>
-    <inkml:context xml:id="ctx0">
-      <inkml:inkSource xml:id="inkSrc0">
-        <inkml:traceFormat>
-          <inkml:channel name="X" type="integer" min="-2.14748E9" max="2.14748E9" units="cm"/>
-          <inkml:channel name="Y" type="integer" min="-2.14748E9" max="2.14748E9" units="cm"/>
-          <inkml:channel name="F" type="integer" max="32767" units="dev"/>
-        </inkml:traceFormat>
-        <inkml:channelProperties>
-          <inkml:channelProperty channel="X" name="resolution" value="1000" units="1/cm"/>
-          <inkml:channelProperty channel="Y" name="resolution" value="1000" units="1/cm"/>
-          <inkml:channelProperty channel="F" name="resolution" value="0" units="1/dev"/>
-        </inkml:channelProperties>
-      </inkml:inkSource>
-      <inkml:timestamp xml:id="ts0" timeString="2025-11-23T17:47:42.056"/>
-    </inkml:context>
-    <inkml:brush xml:id="br0">
-      <inkml:brushProperty name="width" value="0.035" units="cm"/>
-      <inkml:brushProperty name="height" value="0.035" units="cm"/>
-      <inkml:brushProperty name="color" value="#E71224"/>
-    </inkml:brush>
-  </inkml:definitions>
-  <inkml:trace contextRef="#ctx0" brushRef="#br0">0-2 24504,'3244'2769'0,"-3311"-2928"0,134 318 0,-234-201 0</inkml:trace>
-</inkml:ink>
-</file>
-
-<file path=word/ink/ink17.xml><?xml version="1.0" encoding="utf-8"?>
-<inkml:ink xmlns:inkml="http://www.w3.org/2003/InkML">
-  <inkml:definitions>
-    <inkml:context xml:id="ctx0">
-      <inkml:inkSource xml:id="inkSrc0">
-        <inkml:traceFormat>
-          <inkml:channel name="X" type="integer" min="-2.14748E9" max="2.14748E9" units="cm"/>
-          <inkml:channel name="Y" type="integer" min="-2.14748E9" max="2.14748E9" units="cm"/>
-          <inkml:channel name="F" type="integer" max="32767" units="dev"/>
-        </inkml:traceFormat>
-        <inkml:channelProperties>
-          <inkml:channelProperty channel="X" name="resolution" value="1000" units="1/cm"/>
-          <inkml:channelProperty channel="Y" name="resolution" value="1000" units="1/cm"/>
-          <inkml:channelProperty channel="F" name="resolution" value="0" units="1/dev"/>
-        </inkml:channelProperties>
-      </inkml:inkSource>
-      <inkml:timestamp xml:id="ts0" timeString="2025-11-23T17:47:34.450"/>
-    </inkml:context>
-    <inkml:brush xml:id="br0">
-      <inkml:brushProperty name="width" value="0.035" units="cm"/>
-      <inkml:brushProperty name="height" value="0.035" units="cm"/>
-      <inkml:brushProperty name="color" value="#E71224"/>
-    </inkml:brush>
-  </inkml:definitions>
-  <inkml:trace contextRef="#ctx0" brushRef="#br0">1 1 26715,'769'2354'0,"-743"-2524"0,-52 340 0,-94-292 0</inkml:trace>
-</inkml:ink>
-</file>
-
-<file path=word/ink/ink18.xml><?xml version="1.0" encoding="utf-8"?>
-<inkml:ink xmlns:inkml="http://www.w3.org/2003/InkML">
-  <inkml:definitions>
-    <inkml:context xml:id="ctx0">
-      <inkml:inkSource xml:id="inkSrc0">
-        <inkml:traceFormat>
-          <inkml:channel name="X" type="integer" min="-2.14748E9" max="2.14748E9" units="cm"/>
-          <inkml:channel name="Y" type="integer" min="-2.14748E9" max="2.14748E9" units="cm"/>
-          <inkml:channel name="F" type="integer" max="32767" units="dev"/>
-        </inkml:traceFormat>
-        <inkml:channelProperties>
-          <inkml:channelProperty channel="X" name="resolution" value="1000" units="1/cm"/>
-          <inkml:channelProperty channel="Y" name="resolution" value="1000" units="1/cm"/>
-          <inkml:channelProperty channel="F" name="resolution" value="0" units="1/dev"/>
-        </inkml:channelProperties>
-      </inkml:inkSource>
-      <inkml:timestamp xml:id="ts0" timeString="2025-11-23T17:47:31.090"/>
-    </inkml:context>
-    <inkml:brush xml:id="br0">
-      <inkml:brushProperty name="width" value="0.035" units="cm"/>
-      <inkml:brushProperty name="height" value="0.035" units="cm"/>
-      <inkml:brushProperty name="color" value="#E71224"/>
-    </inkml:brush>
-  </inkml:definitions>
-  <inkml:trace contextRef="#ctx0" brushRef="#br0">1672 0 24913,'-1672'2484'0,"1822"-2568"0,-300 168 0,172-254 0</inkml:trace>
-</inkml:ink>
-</file>
-
-<file path=word/ink/ink2.xml><?xml version="1.0" encoding="utf-8"?>
-<inkml:ink xmlns:inkml="http://www.w3.org/2003/InkML">
-  <inkml:definitions>
-    <inkml:context xml:id="ctx0">
-      <inkml:inkSource xml:id="inkSrc0">
-        <inkml:traceFormat>
-          <inkml:channel name="X" type="integer" min="-2.14748E9" max="2.14748E9" units="cm"/>
-          <inkml:channel name="Y" type="integer" min="-2.14748E9" max="2.14748E9" units="cm"/>
-          <inkml:channel name="F" type="integer" max="32767" units="dev"/>
-        </inkml:traceFormat>
-        <inkml:channelProperties>
-          <inkml:channelProperty channel="X" name="resolution" value="1000" units="1/cm"/>
-          <inkml:channelProperty channel="Y" name="resolution" value="1000" units="1/cm"/>
-          <inkml:channelProperty channel="F" name="resolution" value="0" units="1/dev"/>
-        </inkml:channelProperties>
-      </inkml:inkSource>
-      <inkml:timestamp xml:id="ts0" timeString="2025-11-23T17:50:52.718"/>
-    </inkml:context>
-    <inkml:brush xml:id="br0">
-      <inkml:brushProperty name="width" value="0.035" units="cm"/>
-      <inkml:brushProperty name="height" value="0.035" units="cm"/>
-      <inkml:brushProperty name="color" value="#E71224"/>
-    </inkml:brush>
-  </inkml:definitions>
-  <inkml:trace contextRef="#ctx0" brushRef="#br0">1 23 23795,'1211'-22'0</inkml:trace>
-</inkml:ink>
-</file>
-
-<file path=word/ink/ink3.xml><?xml version="1.0" encoding="utf-8"?>
-<inkml:ink xmlns:inkml="http://www.w3.org/2003/InkML">
-  <inkml:definitions>
-    <inkml:context xml:id="ctx0">
-      <inkml:inkSource xml:id="inkSrc0">
-        <inkml:traceFormat>
-          <inkml:channel name="X" type="integer" min="-2.14748E9" max="2.14748E9" units="cm"/>
-          <inkml:channel name="Y" type="integer" min="-2.14748E9" max="2.14748E9" units="cm"/>
-          <inkml:channel name="F" type="integer" max="32767" units="dev"/>
-        </inkml:traceFormat>
-        <inkml:channelProperties>
-          <inkml:channelProperty channel="X" name="resolution" value="1000" units="1/cm"/>
-          <inkml:channelProperty channel="Y" name="resolution" value="1000" units="1/cm"/>
-          <inkml:channelProperty channel="F" name="resolution" value="0" units="1/dev"/>
-        </inkml:channelProperties>
-      </inkml:inkSource>
-      <inkml:timestamp xml:id="ts0" timeString="2025-11-23T17:50:50.333"/>
-    </inkml:context>
-    <inkml:brush xml:id="br0">
-      <inkml:brushProperty name="width" value="0.035" units="cm"/>
-      <inkml:brushProperty name="height" value="0.035" units="cm"/>
-      <inkml:brushProperty name="color" value="#E71224"/>
-    </inkml:brush>
-  </inkml:definitions>
-  <inkml:trace contextRef="#ctx0" brushRef="#br0">0 0 24540,'913'0'0</inkml:trace>
-</inkml:ink>
-</file>
-
-<file path=word/ink/ink4.xml><?xml version="1.0" encoding="utf-8"?>
-<inkml:ink xmlns:inkml="http://www.w3.org/2003/InkML">
-  <inkml:definitions>
-    <inkml:context xml:id="ctx0">
-      <inkml:inkSource xml:id="inkSrc0">
-        <inkml:traceFormat>
-          <inkml:channel name="X" type="integer" min="-2.14748E9" max="2.14748E9" units="cm"/>
-          <inkml:channel name="Y" type="integer" min="-2.14748E9" max="2.14748E9" units="cm"/>
-          <inkml:channel name="F" type="integer" max="32767" units="dev"/>
-          <inkml:channel name="OA" type="integer" max="360" units="deg"/>
-          <inkml:channel name="OE" type="integer" max="90" units="deg"/>
-        </inkml:traceFormat>
-        <inkml:channelProperties>
-          <inkml:channelProperty channel="X" name="resolution" value="1000" units="1/cm"/>
-          <inkml:channelProperty channel="Y" name="resolution" value="1000" units="1/cm"/>
-          <inkml:channelProperty channel="F" name="resolution" value="0" units="1/dev"/>
-          <inkml:channelProperty channel="OA" name="resolution" value="1000" units="1/deg"/>
-          <inkml:channelProperty channel="OE" name="resolution" value="1000" units="1/deg"/>
-        </inkml:channelProperties>
-      </inkml:inkSource>
-      <inkml:timestamp xml:id="ts0" timeString="2025-11-23T17:50:39.139"/>
-    </inkml:context>
-    <inkml:brush xml:id="br0">
-      <inkml:brushProperty name="width" value="0.035" units="cm"/>
-      <inkml:brushProperty name="height" value="0.035" units="cm"/>
-      <inkml:brushProperty name="color" value="#E71224"/>
-    </inkml:brush>
-  </inkml:definitions>
-  <inkml:trace contextRef="#ctx0" brushRef="#br0">4 83 7698 0 0,'-3'-4'7039'0'0,"5"14"-4216"0"0,0-6-2621 0 0,-1-1 0 0 0,0 0 0 0 0,1 1 0 0 0,0-1-1 0 0,-1 0 1 0 0,1 0 0 0 0,3 3 0 0 0,113 84 3715 0 0,-79-61-3614 0 0,-22-18-95 0 0,31 13-1 0 0,-26-18 121 0 0,-22-6-322 0 0,0 0 0 0 0,1 0 0 0 0,-1 0 0 0 0,0 0 0 0 0,0 0 0 0 0,0 0 1 0 0,1 1-1 0 0,-1-1 0 0 0,0 0 0 0 0,0 0 0 0 0,1 0 0 0 0,-1 0 0 0 0,0 0 0 0 0,0 0 0 0 0,1 0 0 0 0,-1 0 1 0 0,0 0-1 0 0,0 0 0 0 0,1 0 0 0 0,-1 0 0 0 0,0 0 0 0 0,0 0 0 0 0,1 0 0 0 0,-1 0 0 0 0,0 0 0 0 0,0-1 1 0 0,0 1-1 0 0,1 0 0 0 0,-1 0 0 0 0,0 0 0 0 0,0 0 0 0 0,0 0 0 0 0,1-1 0 0 0,-1 1 0 0 0,0 0 0 0 0,0 0 1 0 0,0 0-1 0 0,0 0 0 0 0,1-1 0 0 0,-1 1 0 0 0,0 0 0 0 0,0 0 0 0 0,0-1 0 0 0,0 1 0 0 0,0 0 0 0 0,0 0 1 0 0,0 0-1 0 0,0-1 0 0 0,0 1 0 0 0,0 0 0 0 0,1 0 0 0 0,-1-1 0 0 0,-2-3-4 0 0,0 0-1 0 0,1 0 1 0 0,0 0-1 0 0,0 0 1 0 0,0 0-1 0 0,1 0 1 0 0,0 0-1 0 0,-1-1 1 0 0,1 1-1 0 0,1-6 1 0 0,9-46 22 0 0,-2 13-25 0 0,11-74-16 0 0,-19 112-878 0 0,-2 9 2256 0 0,-3 4-2726 0 0</inkml:trace>
-</inkml:ink>
-</file>
-
-<file path=word/ink/ink5.xml><?xml version="1.0" encoding="utf-8"?>
-<inkml:ink xmlns:inkml="http://www.w3.org/2003/InkML">
-  <inkml:definitions>
-    <inkml:context xml:id="ctx0">
-      <inkml:inkSource xml:id="inkSrc0">
-        <inkml:traceFormat>
-          <inkml:channel name="X" type="integer" min="-2.14748E9" max="2.14748E9" units="cm"/>
-          <inkml:channel name="Y" type="integer" min="-2.14748E9" max="2.14748E9" units="cm"/>
-          <inkml:channel name="F" type="integer" max="32767" units="dev"/>
-          <inkml:channel name="OA" type="integer" max="360" units="deg"/>
-          <inkml:channel name="OE" type="integer" max="90" units="deg"/>
-        </inkml:traceFormat>
-        <inkml:channelProperties>
-          <inkml:channelProperty channel="X" name="resolution" value="1000" units="1/cm"/>
-          <inkml:channelProperty channel="Y" name="resolution" value="1000" units="1/cm"/>
-          <inkml:channelProperty channel="F" name="resolution" value="0" units="1/dev"/>
-          <inkml:channelProperty channel="OA" name="resolution" value="1000" units="1/deg"/>
-          <inkml:channelProperty channel="OE" name="resolution" value="1000" units="1/deg"/>
-        </inkml:channelProperties>
-      </inkml:inkSource>
-      <inkml:timestamp xml:id="ts0" timeString="2025-11-23T17:50:37.461"/>
-    </inkml:context>
-    <inkml:brush xml:id="br0">
-      <inkml:brushProperty name="width" value="0.035" units="cm"/>
-      <inkml:brushProperty name="height" value="0.035" units="cm"/>
-      <inkml:brushProperty name="color" value="#E71224"/>
-    </inkml:brush>
-  </inkml:definitions>
-  <inkml:trace contextRef="#ctx0" brushRef="#br0">23 315 6281 0 0,'1'-14'7786'0'0,"2"-16"-4601"0"0,-4 6-2585 0 0,2 0-1 0 0,0 1 1 0 0,1-1 0 0 0,8-30 0 0 0,-2 5-171 0 0,-3 26-192 0 0,-3 20-194 0 0,-1-1 0 0 0,0 1 0 0 0,0-1 0 0 0,-1 1 0 0 0,1-1-1 0 0,-1 0 1 0 0,1 1 0 0 0,-1-1 0 0 0,-1 1 0 0 0,1-5 0 0 0,-2 2 48 0 0,0 6-34 0 0,0 10-11 0 0,-1 1-38 0 0,-1 7-51 0 0,0 0 0 0 0,-3 29-1 0 0,-2 15-36 0 0,6-49 82 0 0,-18 95 62 0 0,21-106-122 0 0,0-1 83 0 0,-1 1 0 0 0,1-1 0 0 0,0 0 0 0 0,-1 1 0 0 0,1-1 0 0 0,0 0-1 0 0,0 1 1 0 0,0-1 0 0 0,0 1 0 0 0,0-1 0 0 0,1 0 0 0 0,-1 1 0 0 0,0-1 0 0 0,1 0 0 0 0,-1 1 0 0 0,1-1 0 0 0,-1 0 0 0 0,1 1 0 0 0,-1-1 0 0 0,1 0 0 0 0,0 0 0 0 0,0 0 0 0 0,0 0 0 0 0,1 2 0 0 0,0-3 2 0 0,-1 0 1 0 0,1 0 0 0 0,-1-1-1 0 0,1 1 1 0 0,-1 0 0 0 0,1-1-1 0 0,-1 1 1 0 0,1-1 0 0 0,-1 0-1 0 0,0 1 1 0 0,1-1 0 0 0,-1 0-1 0 0,0 0 1 0 0,3-1 0 0 0,15-8 714 0 0,-5 7-591 0 0,-1 0-1 0 0,1-1 1 0 0,19-8 0 0 0,15-4-106 0 0,-31 11 19 0 0,-1-1-1 0 0,0 0 1 0 0,21-12-1 0 0,-20 9 54 0 0,-14 8-899 0 0,2-2 1738 0 0</inkml:trace>
-</inkml:ink>
-</file>
-
-<file path=word/ink/ink6.xml><?xml version="1.0" encoding="utf-8"?>
-<inkml:ink xmlns:inkml="http://www.w3.org/2003/InkML">
-  <inkml:definitions>
-    <inkml:context xml:id="ctx0">
-      <inkml:inkSource xml:id="inkSrc0">
-        <inkml:traceFormat>
-          <inkml:channel name="X" type="integer" min="-2.14748E9" max="2.14748E9" units="cm"/>
-          <inkml:channel name="Y" type="integer" min="-2.14748E9" max="2.14748E9" units="cm"/>
-          <inkml:channel name="F" type="integer" max="32767" units="dev"/>
-        </inkml:traceFormat>
-        <inkml:channelProperties>
-          <inkml:channelProperty channel="X" name="resolution" value="1000" units="1/cm"/>
-          <inkml:channelProperty channel="Y" name="resolution" value="1000" units="1/cm"/>
-          <inkml:channelProperty channel="F" name="resolution" value="0" units="1/dev"/>
-        </inkml:channelProperties>
-      </inkml:inkSource>
-      <inkml:timestamp xml:id="ts0" timeString="2025-11-23T17:50:35.940"/>
-    </inkml:context>
-    <inkml:brush xml:id="br0">
-      <inkml:brushProperty name="width" value="0.035" units="cm"/>
-      <inkml:brushProperty name="height" value="0.035" units="cm"/>
-      <inkml:brushProperty name="color" value="#E71224"/>
-    </inkml:brush>
-  </inkml:definitions>
-  <inkml:trace contextRef="#ctx0" brushRef="#br0">853 1 18316,'-853'1393'0</inkml:trace>
-</inkml:ink>
-</file>
-
-<file path=word/ink/ink7.xml><?xml version="1.0" encoding="utf-8"?>
-<inkml:ink xmlns:inkml="http://www.w3.org/2003/InkML">
-  <inkml:definitions>
-    <inkml:context xml:id="ctx0">
-      <inkml:inkSource xml:id="inkSrc0">
-        <inkml:traceFormat>
-          <inkml:channel name="X" type="integer" min="-2.14748E9" max="2.14748E9" units="cm"/>
-          <inkml:channel name="Y" type="integer" min="-2.14748E9" max="2.14748E9" units="cm"/>
-          <inkml:channel name="F" type="integer" max="32767" units="dev"/>
-        </inkml:traceFormat>
-        <inkml:channelProperties>
-          <inkml:channelProperty channel="X" name="resolution" value="1000" units="1/cm"/>
-          <inkml:channelProperty channel="Y" name="resolution" value="1000" units="1/cm"/>
-          <inkml:channelProperty channel="F" name="resolution" value="0" units="1/dev"/>
-        </inkml:channelProperties>
-      </inkml:inkSource>
-      <inkml:timestamp xml:id="ts0" timeString="2025-11-23T17:50:33.395"/>
-    </inkml:context>
-    <inkml:brush xml:id="br0">
-      <inkml:brushProperty name="width" value="0.035" units="cm"/>
-      <inkml:brushProperty name="height" value="0.035" units="cm"/>
-      <inkml:brushProperty name="color" value="#E71224"/>
-    </inkml:brush>
-  </inkml:definitions>
-  <inkml:trace contextRef="#ctx0" brushRef="#br0">0 0 22884,'655'1369'0</inkml:trace>
-</inkml:ink>
-</file>
-
-<file path=word/ink/ink8.xml><?xml version="1.0" encoding="utf-8"?>
-<inkml:ink xmlns:inkml="http://www.w3.org/2003/InkML">
-  <inkml:definitions>
-    <inkml:context xml:id="ctx0">
-      <inkml:inkSource xml:id="inkSrc0">
-        <inkml:traceFormat>
-          <inkml:channel name="X" type="integer" min="-2.14748E9" max="2.14748E9" units="cm"/>
-          <inkml:channel name="Y" type="integer" min="-2.14748E9" max="2.14748E9" units="cm"/>
-          <inkml:channel name="F" type="integer" max="32767" units="dev"/>
-        </inkml:traceFormat>
-        <inkml:channelProperties>
-          <inkml:channelProperty channel="X" name="resolution" value="1000" units="1/cm"/>
-          <inkml:channelProperty channel="Y" name="resolution" value="1000" units="1/cm"/>
-          <inkml:channelProperty channel="F" name="resolution" value="0" units="1/dev"/>
-        </inkml:channelProperties>
-      </inkml:inkSource>
-      <inkml:timestamp xml:id="ts0" timeString="2025-11-23T17:50:30.799"/>
-    </inkml:context>
-    <inkml:brush xml:id="br0">
-      <inkml:brushProperty name="width" value="0.035" units="cm"/>
-      <inkml:brushProperty name="height" value="0.035" units="cm"/>
-      <inkml:brushProperty name="color" value="#E71224"/>
-    </inkml:brush>
-  </inkml:definitions>
-  <inkml:trace contextRef="#ctx0" brushRef="#br0">1233 617 23759,'0'24'0,"-2"1"0,0-1 0,-1 0 0,-2-1 0,0 1 0,-1 0 0,-1-1 0,-1 0 0,-1-1 0,0 0 0,-2 0 0,0-1 0,-1 0 0,-2 0 0,1-1 0,-2-1 0,0 0 0,-1-1 0,-1-1 0,-1 0 0,0-1 0,0-1 0,-2 0 0,0-1 0,0-1 0,-1-1 0,0 0 0,-1-2 0,0 0 0,-1-1 0,1-1 0,-2-1 0,1-1 0,-1-1 0,1-1 0,-1-1 0,-1 0 0,1-2 0,0 0 0,0-2 0,0 0 0,0-2 0,0 0 0,0-1 0,0-1 0,1-1 0,0-1 0,0-1 0,0-1 0,1-1 0,0 0 0,1-2 0,0 0 0,1-1 0,0-1 0,1-1 0,0 0 0,1-1 0,0-1 0,2 0 0,0-1 0,0-1 0,2 0 0,0-1 0,1-1 0,0 0 0,2 0 0,1-1 0,0 0 0,1 0 0,1-1 0,1 0 0,1-1 0,1 0 0,1 1 0,0-1 0,2 0 0,0-1 0,2 1 0,0 0 0,2 0 0,0 0 0,2 0 0,0 0 0,1 0 0,1 1 0,1 0 0,1 0 0,1 0 0,1 1 0,0 0 0,1 1 0,2 0 0,0 1 0,1 0 0,0 0 0,2 2 0,0 0 0,0 0 0,2 1 0,0 1 0,1 1 0,0 0 0,1 2 0,0-1 0,1 2 0,0 1 0,1 0 0,0 2 0,1 0 0,0 1 0,0 1 0,0 1 0,1 0 0,0 2 0,0 1 0,0 1 0,0 0 0,0 2 0,0 0 0,0 2 0,1 0 0,-1 1 0,-1 1 0,1 2 0,-1 0 0,1 1 0,-2 1 0,1 1 0,-1 0 0,0 2 0,-1 0 0,0 1 0,-1 2 0,0-1 0,0 2 0,-2 0 0,0 1 0,0 1 0,-1 1 0,-1 0 0,-1 0 0,0 2 0,-2 0 0,1 0 0,-2 1 0,-1 0 0,0 1 0,-2 0 0,0 1 0,-1 0 0,-1 0 0,-1 0 0,-1 1 0,0 0 0,-2 0 0,-1 0 0,0 0 0,-2 0 0</inkml:trace>
-</inkml:ink>
-</file>
-
-<file path=word/ink/ink9.xml><?xml version="1.0" encoding="utf-8"?>
-<inkml:ink xmlns:inkml="http://www.w3.org/2003/InkML">
-  <inkml:definitions>
-    <inkml:context xml:id="ctx0">
-      <inkml:inkSource xml:id="inkSrc0">
-        <inkml:traceFormat>
-          <inkml:channel name="X" type="integer" min="-2.14748E9" max="2.14748E9" units="cm"/>
-          <inkml:channel name="Y" type="integer" min="-2.14748E9" max="2.14748E9" units="cm"/>
-          <inkml:channel name="F" type="integer" max="32767" units="dev"/>
-        </inkml:traceFormat>
-        <inkml:channelProperties>
-          <inkml:channelProperty channel="X" name="resolution" value="1000" units="1/cm"/>
-          <inkml:channelProperty channel="Y" name="resolution" value="1000" units="1/cm"/>
-          <inkml:channelProperty channel="F" name="resolution" value="0" units="1/dev"/>
-        </inkml:channelProperties>
-      </inkml:inkSource>
-      <inkml:timestamp xml:id="ts0" timeString="2025-11-23T17:50:15.401"/>
-    </inkml:context>
-    <inkml:brush xml:id="br0">
-      <inkml:brushProperty name="width" value="0.035" units="cm"/>
-      <inkml:brushProperty name="height" value="0.035" units="cm"/>
-      <inkml:brushProperty name="color" value="#E71224"/>
-    </inkml:brush>
-  </inkml:definitions>
-  <inkml:trace contextRef="#ctx0" brushRef="#br0">1280 641 28977,'0'25'0,"-2"0"0,0 0 0,-2 0 0,0-1 0,-2 1 0,0-1 0,-1 0 0,-1 0 0,-2 0 0,0-1 0,-1-1 0,0 0 0,-2 0 0,-1-1 0,0 0 0,-1-1 0,-1-1 0,-1 0 0,0-1 0,-1 0 0,-1-2 0,-1 0 0,0-1 0,0 0 0,-1-2 0,-1 0 0,0-1 0,-1-1 0,0-1 0,0-1 0,-1-1 0,0 0 0,0-2 0,-1-1 0,0 0 0,0-2 0,0 0 0,0-2 0,0 0 0,0-2 0,0 0 0,0-2 0,0 0 0,0-2 0,1 0 0,0-1 0,-1-2 0,2 0 0,-1-1 0,1-1 0,1-1 0,0-1 0,0-1 0,1 0 0,0-2 0,1 0 0,1-1 0,0 0 0,1-2 0,0 0 0,2-1 0,0 0 0,0-1 0,2-1 0,1 0 0,0-1 0,1 0 0,1 0 0,1-1 0,1-1 0,1 0 0,0 0 0,2 0 0,1-1 0,0 1 0,2-1 0,0 0 0,2 0 0,0 0 0,2 0 0,0-1 0,2 1 0,0 1 0,2-1 0,0 0 0,1 1 0,2 0 0,0 0 0,1 1 0,1 0 0,1 0 0,1 1 0,1 0 0,0 1 0,1 0 0,2 1 0,0 1 0,0 0 0,2 1 0,0 1 0,1 0 0,0 1 0,1 1 0,1 1 0,0 0 0,1 1 0,0 1 0,0 1 0,1 1 0,1 1 0,-1 1 0,2 1 0,-1 0 0,0 2 0,1 1 0,0 0 0,0 2 0,0 0 0,0 2 0,0 0 0,0 2 0,0 0 0,0 2 0,0 0 0,0 1 0,-1 2 0,0 0 0,0 1 0,-1 1 0,0 1 0,0 1 0,-1 1 0,0 1 0,-1 1 0,-1 0 0,0 1 0,0 1 0,-1 1 0,-1 0 0,-1 1 0,0 1 0,-1 0 0,-1 1 0,-1 1 0,0 0 0,-1 1 0,-2 0 0,0 1 0,-1 0 0,0 0 0,-2 1 0,-1 0 0,-1 0 0,0 1 0,-2 0 0,0-1 0,-2 1 0,0 1 0,-2-1 0</inkml:trace>
-</inkml:ink>
 </file>
 
 <file path=word/theme/theme1.xml><?xml version="1.0" encoding="utf-8"?>
@@ -8532,7 +8429,7 @@
 
 <file path=word/webextensions/taskpanes.xml><?xml version="1.0" encoding="utf-8"?>
 <wetp:taskpanes xmlns:wetp="http://schemas.microsoft.com/office/webextensions/taskpanes/2010/11">
-  <wetp:taskpane dockstate="right" visibility="0" width="350" row="3">
+  <wetp:taskpane dockstate="right" visibility="0" width="350" row="2">
     <wetp:webextensionref xmlns:r="http://schemas.openxmlformats.org/officeDocument/2006/relationships" r:id="rId1"/>
   </wetp:taskpane>
   <wetp:taskpane dockstate="right" visibility="0" width="350" row="2">

--- a/documentation.docx
+++ b/documentation.docx
@@ -2,6 +2,19 @@
 <file path=word/document.xml><?xml version="1.0" encoding="utf-8"?>
 <w:document xmlns:wpc="http://schemas.microsoft.com/office/word/2010/wordprocessingCanvas" xmlns:cx="http://schemas.microsoft.com/office/drawing/2014/chartex" xmlns:cx1="http://schemas.microsoft.com/office/drawing/2015/9/8/chartex" xmlns:cx2="http://schemas.microsoft.com/office/drawing/2015/10/21/chartex" xmlns:cx3="http://schemas.microsoft.com/office/drawing/2016/5/9/chartex" xmlns:cx4="http://schemas.microsoft.com/office/drawing/2016/5/10/chartex" xmlns:cx5="http://schemas.microsoft.com/office/drawing/2016/5/11/chartex" xmlns:cx6="http://schemas.microsoft.com/office/drawing/2016/5/12/chartex" xmlns:cx7="http://schemas.microsoft.com/office/drawing/2016/5/13/chartex" xmlns:cx8="http://schemas.microsoft.com/office/drawing/2016/5/14/chartex" xmlns:mc="http://schemas.openxmlformats.org/markup-compatibility/2006" xmlns:aink="http://schemas.microsoft.com/office/drawing/2016/ink" xmlns:am3d="http://schemas.microsoft.com/office/drawing/2017/model3d" xmlns:o="urn:schemas-microsoft-com:office:office" xmlns:oel="http://schemas.microsoft.com/office/2019/extlst" xmlns:r="http://schemas.openxmlformats.org/officeDocument/2006/relationships" xmlns:m="http://schemas.openxmlformats.org/officeDocument/2006/math" xmlns:v="urn:schemas-microsoft-com:vml" xmlns:wp14="http://schemas.microsoft.com/office/word/2010/wordprocessingDrawing" xmlns:wp="http://schemas.openxmlformats.org/drawingml/2006/wordprocessingDrawing" xmlns:w10="urn:schemas-microsoft-com:office:word" xmlns:w="http://schemas.openxmlformats.org/wordprocessingml/2006/main" xmlns:w14="http://schemas.microsoft.com/office/word/2010/wordml" xmlns:w15="http://schemas.microsoft.com/office/word/2012/wordml" xmlns:w16cex="http://schemas.microsoft.com/office/word/2018/wordml/cex" xmlns:w16cid="http://schemas.microsoft.com/office/word/2016/wordml/cid" xmlns:w16="http://schemas.microsoft.com/office/word/2018/wordml" xmlns:w16du="http://schemas.microsoft.com/office/word/2023/wordml/word16du" xmlns:w16sdtdh="http://schemas.microsoft.com/office/word/2020/wordml/sdtdatahash" xmlns:w16sdtfl="http://schemas.microsoft.com/office/word/2024/wordml/sdtformatlock" xmlns:w16se="http://schemas.microsoft.com/office/word/2015/wordml/symex" xmlns:wpg="http://schemas.microsoft.com/office/word/2010/wordprocessingGroup" xmlns:wpi="http://schemas.microsoft.com/office/word/2010/wordprocessingInk" xmlns:wne="http://schemas.microsoft.com/office/word/2006/wordml" xmlns:wps="http://schemas.microsoft.com/office/word/2010/wordprocessingShape" mc:Ignorable="w14 w15 w16se w16cid w16 w16cex w16sdtdh w16sdtfl w16du wp14">
   <w:body>
+    <w:p>
+      <w:pPr>
+        <w:pStyle w:val="NoSpacing"/>
+        <w:rPr>
+          <w:rFonts w:eastAsiaTheme="minorHAnsi"/>
+          <w:kern w:val="2"/>
+          <w:sz w:val="2"/>
+          <w:szCs w:val="2"/>
+          <w:lang w:eastAsia="en-US"/>
+          <w14:ligatures w14:val="standardContextual"/>
+        </w:rPr>
+      </w:pPr>
+    </w:p>
     <w:sdt>
       <w:sdtPr>
         <w:rPr>
@@ -521,7 +534,7 @@
             <mc:AlternateContent>
               <mc:Choice Requires="wpg">
                 <w:drawing>
-                  <wp:anchor distT="0" distB="0" distL="114300" distR="114300" simplePos="0" relativeHeight="251660288" behindDoc="1" locked="0" layoutInCell="1" allowOverlap="1" wp14:anchorId="723A618B" wp14:editId="1F324AE1">
+                  <wp:anchor distT="0" distB="0" distL="114300" distR="114300" simplePos="0" relativeHeight="251660288" behindDoc="1" locked="0" layoutInCell="1" allowOverlap="1" wp14:anchorId="723A618B" wp14:editId="6CCBCA8C">
                     <wp:simplePos x="0" y="0"/>
                     <wp:positionH relativeFrom="page">
                       <wp:posOffset>1666874</wp:posOffset>
@@ -1003,23 +1016,23 @@
                   </wp:anchor>
                 </w:drawing>
               </mc:Choice>
-              <mc:Fallback xmlns:a="http://schemas.openxmlformats.org/drawingml/2006/main" xmlns:a14="http://schemas.microsoft.com/office/drawing/2010/main" xmlns:pic="http://schemas.openxmlformats.org/drawingml/2006/picture">
+              <mc:Fallback>
                 <w:pict>
-                  <v:group id="Gruppo 2" style="position:absolute;margin-left:131.25pt;margin-top:197.85pt;width:468.75pt;height:531.15pt;z-index:-251656192;mso-position-horizontal-relative:page;mso-position-vertical-relative:page" coordsize="43291,44910" o:spid="_x0000_s1026" w14:anchorId="23558F9B" o:gfxdata="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">
+                  <v:group w14:anchorId="2FE89BBD" id="Gruppo 2" o:spid="_x0000_s1026" style="position:absolute;margin-left:131.25pt;margin-top:197.85pt;width:468.75pt;height:531.15pt;z-index:-251656192;mso-position-horizontal-relative:page;mso-position-vertical-relative:page" coordsize="43291,44910" o:gfxdata="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">
                     <o:lock v:ext="edit" aspectratio="t"/>
-                    <v:shape id="Figura a mano libera 64" style="position:absolute;left:15017;width:28274;height:28352;visibility:visible;mso-wrap-style:square;v-text-anchor:top" coordsize="1781,1786" o:spid="_x0000_s1027" filled="f" stroked="f" path="m4,1786l,1782,1776,r5,5l4,1786xe" o:gfxdata="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">
+                    <v:shape id="Figura a mano libera 64" o:spid="_x0000_s1027" style="position:absolute;left:15017;width:28274;height:28352;visibility:visible;mso-wrap-style:square;v-text-anchor:top" coordsize="1781,1786" o:gfxdata="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" path="m4,1786l,1782,1776,r5,5l4,1786xe" filled="f" stroked="f">
                       <v:path arrowok="t" o:connecttype="custom" o:connectlocs="6350,2835275;0,2828925;2819400,0;2827338,7938;6350,2835275" o:connectangles="0,0,0,0,0"/>
                     </v:shape>
-                    <v:shape id="Figura a mano libera 65" style="position:absolute;left:7826;top:2270;width:35465;height:35464;visibility:visible;mso-wrap-style:square;v-text-anchor:top" coordsize="2234,2234" o:spid="_x0000_s1028" filled="f" stroked="f" path="m5,2234l,2229,2229,r5,5l5,2234xe" o:gfxdata="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">
+                    <v:shape id="Figura a mano libera 65" o:spid="_x0000_s1028" style="position:absolute;left:7826;top:2270;width:35465;height:35464;visibility:visible;mso-wrap-style:square;v-text-anchor:top" coordsize="2234,2234" o:gfxdata="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" path="m5,2234l,2229,2229,r5,5l5,2234xe" filled="f" stroked="f">
                       <v:path arrowok="t" o:connecttype="custom" o:connectlocs="7938,3546475;0,3538538;3538538,0;3546475,7938;7938,3546475" o:connectangles="0,0,0,0,0"/>
                     </v:shape>
-                    <v:shape id="Figura a mano libera 66" style="position:absolute;left:8413;top:1095;width:34878;height:34877;visibility:visible;mso-wrap-style:square;v-text-anchor:top" coordsize="2197,2197" o:spid="_x0000_s1029" filled="f" stroked="f" path="m9,2197l,2193,2188,r9,10l9,2197xe" o:gfxdata="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">
+                    <v:shape id="Figura a mano libera 66" o:spid="_x0000_s1029" style="position:absolute;left:8413;top:1095;width:34878;height:34877;visibility:visible;mso-wrap-style:square;v-text-anchor:top" coordsize="2197,2197" o:gfxdata="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" path="m9,2197l,2193,2188,r9,10l9,2197xe" filled="f" stroked="f">
                       <v:path arrowok="t" o:connecttype="custom" o:connectlocs="14288,3487738;0,3481388;3473450,0;3487738,15875;14288,3487738" o:connectangles="0,0,0,0,0"/>
                     </v:shape>
-                    <v:shape id="Figura a mano libera 67" style="position:absolute;left:12160;top:4984;width:31131;height:31211;visibility:visible;mso-wrap-style:square;v-text-anchor:top" coordsize="1961,1966" o:spid="_x0000_s1030" filled="f" stroked="f" path="m9,1966l,1957,1952,r9,9l9,1966xe" o:gfxdata="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">
+                    <v:shape id="Figura a mano libera 67" o:spid="_x0000_s1030" style="position:absolute;left:12160;top:4984;width:31131;height:31211;visibility:visible;mso-wrap-style:square;v-text-anchor:top" coordsize="1961,1966" o:gfxdata="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" path="m9,1966l,1957,1952,r9,9l9,1966xe" filled="f" stroked="f">
                       <v:path arrowok="t" o:connecttype="custom" o:connectlocs="14288,3121025;0,3106738;3098800,0;3113088,14288;14288,3121025" o:connectangles="0,0,0,0,0"/>
                     </v:shape>
-                    <v:shape id="Figura a mano libera 68" style="position:absolute;top:1539;width:43291;height:43371;visibility:visible;mso-wrap-style:square;v-text-anchor:top" coordsize="2727,2732" o:spid="_x0000_s1031" filled="f" stroked="f" path="m,2732r,-4l2722,r5,5l,2732xe" o:gfxdata="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">
+                    <v:shape id="Figura a mano libera 68" o:spid="_x0000_s1031" style="position:absolute;top:1539;width:43291;height:43371;visibility:visible;mso-wrap-style:square;v-text-anchor:top" coordsize="2727,2732" o:gfxdata="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" path="m,2732r,-4l2722,r5,5l,2732xe" filled="f" stroked="f">
                       <v:path arrowok="t" o:connecttype="custom" o:connectlocs="0,4337050;0,4330700;4321175,0;4329113,7938;0,4337050" o:connectangles="0,0,0,0,0"/>
                     </v:shape>
                     <w10:wrap anchorx="page" anchory="page"/>
@@ -2404,21 +2417,7 @@
         <w:rPr>
           <w:lang w:val="en-GB"/>
         </w:rPr>
-        <w:t xml:space="preserve"> is necessary a DB to connect (technically the software can start also without that, but is simply useless</w:t>
-      </w:r>
-      <w:proofErr w:type="gramStart"/>
-      <w:r>
-        <w:rPr>
-          <w:lang w:val="en-GB"/>
-        </w:rPr>
-        <w:t>);</w:t>
-      </w:r>
-      <w:proofErr w:type="gramEnd"/>
-      <w:r>
-        <w:rPr>
-          <w:lang w:val="en-GB"/>
-        </w:rPr>
-        <w:t xml:space="preserve"> </w:t>
+        <w:t xml:space="preserve"> is necessary a DB to connect (technically the software can start also without that, but is simply useless); </w:t>
       </w:r>
     </w:p>
     <w:p>
@@ -2462,16 +2461,8 @@
         <w:rPr>
           <w:lang w:val="en-GB"/>
         </w:rPr>
-        <w:t xml:space="preserve">, so it’s not necessary a large amount of </w:t>
-      </w:r>
-      <w:proofErr w:type="gramStart"/>
-      <w:r>
-        <w:rPr>
-          <w:lang w:val="en-GB"/>
-        </w:rPr>
-        <w:t>storage;</w:t>
-      </w:r>
-      <w:proofErr w:type="gramEnd"/>
+        <w:t>, so it’s not necessary a large amount of storage;</w:t>
+      </w:r>
     </w:p>
     <w:p>
       <w:pPr>
@@ -4115,27 +4106,13 @@
         <w:rPr>
           <w:lang w:val="en-GB"/>
         </w:rPr>
-        <w:t xml:space="preserve">view a financial </w:t>
-      </w:r>
-      <w:proofErr w:type="gramStart"/>
-      <w:r>
-        <w:rPr>
-          <w:lang w:val="en-GB"/>
-        </w:rPr>
-        <w:t xml:space="preserve">report </w:t>
-      </w:r>
-      <w:r>
-        <w:rPr>
-          <w:lang w:val="en-GB"/>
-        </w:rPr>
-        <w:t>”</w:t>
-      </w:r>
-      <w:proofErr w:type="gramEnd"/>
-      <w:r>
-        <w:rPr>
-          <w:lang w:val="en-GB"/>
-        </w:rPr>
-        <w:t xml:space="preserve"> </w:t>
+        <w:t xml:space="preserve">view a financial report </w:t>
+      </w:r>
+      <w:r>
+        <w:rPr>
+          <w:lang w:val="en-GB"/>
+        </w:rPr>
+        <w:t xml:space="preserve">” </w:t>
       </w:r>
     </w:p>
     <w:p>
@@ -4200,19 +4177,11 @@
         </w:rPr>
         <w:t xml:space="preserve">system </w:t>
       </w:r>
-      <w:proofErr w:type="gramStart"/>
-      <w:r>
-        <w:rPr>
-          <w:lang w:val="en-GB"/>
-        </w:rPr>
-        <w:t>give</w:t>
-      </w:r>
-      <w:proofErr w:type="gramEnd"/>
-      <w:r>
-        <w:rPr>
-          <w:lang w:val="en-GB"/>
-        </w:rPr>
-        <w:t xml:space="preserve"> at the manager a specific view of the </w:t>
+      <w:r>
+        <w:rPr>
+          <w:lang w:val="en-GB"/>
+        </w:rPr>
+        <w:t xml:space="preserve">give at the manager a specific view of the </w:t>
       </w:r>
       <w:r>
         <w:rPr>
@@ -4315,17 +4284,20 @@
       </w:pPr>
       <w:bookmarkStart w:id="18" w:name="_Toc219416018"/>
       <w:r>
+        <w:rPr>
+          <w:noProof/>
+        </w:rPr>
         <w:lastRenderedPageBreak/>
         <w:drawing>
-          <wp:anchor distT="0" distB="0" distL="114300" distR="114300" simplePos="0" relativeHeight="251662336" behindDoc="1" locked="0" layoutInCell="1" allowOverlap="1" wp14:anchorId="6FDDEC9D" wp14:editId="72BA2EA6">
+          <wp:anchor distT="0" distB="0" distL="114300" distR="114300" simplePos="0" relativeHeight="251662336" behindDoc="1" locked="1" layoutInCell="1" allowOverlap="1" wp14:anchorId="6FDDEC9D" wp14:editId="7E7941A7">
             <wp:simplePos x="0" y="0"/>
             <wp:positionH relativeFrom="column">
-              <wp:posOffset>-681990</wp:posOffset>
+              <wp:posOffset>-694055</wp:posOffset>
             </wp:positionH>
-            <wp:positionV relativeFrom="paragraph">
-              <wp:posOffset>262255</wp:posOffset>
+            <wp:positionV relativeFrom="page">
+              <wp:posOffset>1167765</wp:posOffset>
             </wp:positionV>
-            <wp:extent cx="7511415" cy="6172200"/>
+            <wp:extent cx="7512685" cy="6173470"/>
             <wp:effectExtent l="0" t="0" r="0" b="0"/>
             <wp:wrapNone/>
             <wp:docPr id="1071546346" name="Picture 13" descr="A screenshot of a computer&#10;&#10;AI-generated content may be incorrect."/>
@@ -4357,7 +4329,7 @@
                   <pic:spPr bwMode="auto">
                     <a:xfrm>
                       <a:off x="0" y="0"/>
-                      <a:ext cx="7511415" cy="6172200"/>
+                      <a:ext cx="7512685" cy="6173470"/>
                     </a:xfrm>
                     <a:prstGeom prst="rect">
                       <a:avLst/>
@@ -4370,6 +4342,12 @@
                 </pic:pic>
               </a:graphicData>
             </a:graphic>
+            <wp14:sizeRelH relativeFrom="margin">
+              <wp14:pctWidth>0</wp14:pctWidth>
+            </wp14:sizeRelH>
+            <wp14:sizeRelV relativeFrom="margin">
+              <wp14:pctHeight>0</wp14:pctHeight>
+            </wp14:sizeRelV>
           </wp:anchor>
         </w:drawing>
       </w:r>
@@ -4405,6 +4383,2557 @@
       </w:pPr>
       <w:r>
         <w:rPr>
+          <w:noProof/>
+          <w:sz w:val="2"/>
+          <w:szCs w:val="2"/>
+        </w:rPr>
+        <mc:AlternateContent>
+          <mc:Choice Requires="wpi">
+            <w:drawing>
+              <wp:anchor distT="0" distB="0" distL="114300" distR="114300" simplePos="0" relativeHeight="251792384" behindDoc="0" locked="0" layoutInCell="1" allowOverlap="1" wp14:anchorId="7770E1B7" wp14:editId="6ACA3911">
+                <wp:simplePos x="0" y="0"/>
+                <wp:positionH relativeFrom="column">
+                  <wp:posOffset>4525645</wp:posOffset>
+                </wp:positionH>
+                <wp:positionV relativeFrom="paragraph">
+                  <wp:posOffset>1262380</wp:posOffset>
+                </wp:positionV>
+                <wp:extent cx="120440" cy="165100"/>
+                <wp:effectExtent l="57150" t="57150" r="32385" b="44450"/>
+                <wp:wrapNone/>
+                <wp:docPr id="119272470" name="Ink 178"/>
+                <wp:cNvGraphicFramePr/>
+                <a:graphic xmlns:a="http://schemas.openxmlformats.org/drawingml/2006/main">
+                  <a:graphicData uri="http://schemas.microsoft.com/office/word/2010/wordprocessingInk">
+                    <w14:contentPart bwMode="auto" r:id="rId14">
+                      <w14:nvContentPartPr>
+                        <w14:cNvContentPartPr/>
+                      </w14:nvContentPartPr>
+                      <w14:xfrm>
+                        <a:off x="0" y="0"/>
+                        <a:ext cx="120440" cy="165100"/>
+                      </w14:xfrm>
+                    </w14:contentPart>
+                  </a:graphicData>
+                </a:graphic>
+              </wp:anchor>
+            </w:drawing>
+          </mc:Choice>
+          <mc:Fallback>
+            <w:pict>
+              <v:shapetype w14:anchorId="6AD18F8D" id="_x0000_t75" coordsize="21600,21600" o:spt="75" o:preferrelative="t" path="m@4@5l@4@11@9@11@9@5xe" filled="f" stroked="f">
+                <v:stroke joinstyle="miter"/>
+                <v:formulas>
+                  <v:f eqn="if lineDrawn pixelLineWidth 0"/>
+                  <v:f eqn="sum @0 1 0"/>
+                  <v:f eqn="sum 0 0 @1"/>
+                  <v:f eqn="prod @2 1 2"/>
+                  <v:f eqn="prod @3 21600 pixelWidth"/>
+                  <v:f eqn="prod @3 21600 pixelHeight"/>
+                  <v:f eqn="sum @0 0 1"/>
+                  <v:f eqn="prod @6 1 2"/>
+                  <v:f eqn="prod @7 21600 pixelWidth"/>
+                  <v:f eqn="sum @8 21600 0"/>
+                  <v:f eqn="prod @7 21600 pixelHeight"/>
+                  <v:f eqn="sum @10 21600 0"/>
+                </v:formulas>
+                <v:path o:extrusionok="f" gradientshapeok="t" o:connecttype="rect"/>
+                <o:lock v:ext="edit" aspectratio="t"/>
+              </v:shapetype>
+              <v:shape id="Ink 178" o:spid="_x0000_s1026" type="#_x0000_t75" style="position:absolute;margin-left:355.65pt;margin-top:98.7pt;width:10.9pt;height:14.4pt;z-index:251792384;visibility:visible;mso-wrap-style:square;mso-wrap-distance-left:9pt;mso-wrap-distance-top:0;mso-wrap-distance-right:9pt;mso-wrap-distance-bottom:0;mso-position-horizontal:absolute;mso-position-horizontal-relative:text;mso-position-vertical:absolute;mso-position-vertical-relative:text" o:gfxdata="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">
+                <v:imagedata r:id="rId15" o:title=""/>
+              </v:shape>
+            </w:pict>
+          </mc:Fallback>
+        </mc:AlternateContent>
+      </w:r>
+      <w:r>
+        <w:rPr>
+          <w:noProof/>
+          <w:sz w:val="2"/>
+          <w:szCs w:val="2"/>
+        </w:rPr>
+        <mc:AlternateContent>
+          <mc:Choice Requires="wpi">
+            <w:drawing>
+              <wp:anchor distT="0" distB="0" distL="114300" distR="114300" simplePos="0" relativeHeight="251789312" behindDoc="0" locked="0" layoutInCell="1" allowOverlap="1" wp14:anchorId="729E12DF" wp14:editId="49225859">
+                <wp:simplePos x="0" y="0"/>
+                <wp:positionH relativeFrom="column">
+                  <wp:posOffset>3603625</wp:posOffset>
+                </wp:positionH>
+                <wp:positionV relativeFrom="paragraph">
+                  <wp:posOffset>2809875</wp:posOffset>
+                </wp:positionV>
+                <wp:extent cx="8255" cy="112395"/>
+                <wp:effectExtent l="38100" t="38100" r="48895" b="40005"/>
+                <wp:wrapNone/>
+                <wp:docPr id="342610909" name="Ink 173"/>
+                <wp:cNvGraphicFramePr/>
+                <a:graphic xmlns:a="http://schemas.openxmlformats.org/drawingml/2006/main">
+                  <a:graphicData uri="http://schemas.microsoft.com/office/word/2010/wordprocessingInk">
+                    <w14:contentPart bwMode="auto" r:id="rId16">
+                      <w14:nvContentPartPr>
+                        <w14:cNvContentPartPr/>
+                      </w14:nvContentPartPr>
+                      <w14:xfrm>
+                        <a:off x="0" y="0"/>
+                        <a:ext cx="8255" cy="112395"/>
+                      </w14:xfrm>
+                    </w14:contentPart>
+                  </a:graphicData>
+                </a:graphic>
+              </wp:anchor>
+            </w:drawing>
+          </mc:Choice>
+          <mc:Fallback>
+            <w:pict>
+              <v:shape w14:anchorId="1F4B95A2" id="Ink 173" o:spid="_x0000_s1026" type="#_x0000_t75" style="position:absolute;margin-left:283.45pt;margin-top:220.9pt;width:1.25pt;height:9.55pt;z-index:251789312;visibility:visible;mso-wrap-style:square;mso-wrap-distance-left:9pt;mso-wrap-distance-top:0;mso-wrap-distance-right:9pt;mso-wrap-distance-bottom:0;mso-position-horizontal:absolute;mso-position-horizontal-relative:text;mso-position-vertical:absolute;mso-position-vertical-relative:text" o:gfxdata="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">
+                <v:imagedata r:id="rId17" o:title=""/>
+              </v:shape>
+            </w:pict>
+          </mc:Fallback>
+        </mc:AlternateContent>
+      </w:r>
+      <w:r>
+        <w:rPr>
+          <w:noProof/>
+          <w:sz w:val="2"/>
+          <w:szCs w:val="2"/>
+        </w:rPr>
+        <mc:AlternateContent>
+          <mc:Choice Requires="wpi">
+            <w:drawing>
+              <wp:anchor distT="0" distB="0" distL="114300" distR="114300" simplePos="0" relativeHeight="251786240" behindDoc="0" locked="0" layoutInCell="1" allowOverlap="1" wp14:anchorId="3F2AAE4B" wp14:editId="315A5418">
+                <wp:simplePos x="0" y="0"/>
+                <wp:positionH relativeFrom="column">
+                  <wp:posOffset>3634331</wp:posOffset>
+                </wp:positionH>
+                <wp:positionV relativeFrom="paragraph">
+                  <wp:posOffset>1444443</wp:posOffset>
+                </wp:positionV>
+                <wp:extent cx="77400" cy="72720"/>
+                <wp:effectExtent l="38100" t="38100" r="37465" b="41910"/>
+                <wp:wrapNone/>
+                <wp:docPr id="1167476458" name="Ink 168"/>
+                <wp:cNvGraphicFramePr/>
+                <a:graphic xmlns:a="http://schemas.openxmlformats.org/drawingml/2006/main">
+                  <a:graphicData uri="http://schemas.microsoft.com/office/word/2010/wordprocessingInk">
+                    <w14:contentPart bwMode="auto" r:id="rId18">
+                      <w14:nvContentPartPr>
+                        <w14:cNvContentPartPr/>
+                      </w14:nvContentPartPr>
+                      <w14:xfrm>
+                        <a:off x="0" y="0"/>
+                        <a:ext cx="77400" cy="72720"/>
+                      </w14:xfrm>
+                    </w14:contentPart>
+                  </a:graphicData>
+                </a:graphic>
+              </wp:anchor>
+            </w:drawing>
+          </mc:Choice>
+          <mc:Fallback>
+            <w:pict>
+              <v:shape w14:anchorId="1706B17F" id="Ink 168" o:spid="_x0000_s1026" type="#_x0000_t75" style="position:absolute;margin-left:285.8pt;margin-top:113.4pt;width:6.8pt;height:6.45pt;z-index:251786240;visibility:visible;mso-wrap-style:square;mso-wrap-distance-left:9pt;mso-wrap-distance-top:0;mso-wrap-distance-right:9pt;mso-wrap-distance-bottom:0;mso-position-horizontal:absolute;mso-position-horizontal-relative:text;mso-position-vertical:absolute;mso-position-vertical-relative:text" o:gfxdata="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">
+                <v:imagedata r:id="rId19" o:title=""/>
+              </v:shape>
+            </w:pict>
+          </mc:Fallback>
+        </mc:AlternateContent>
+      </w:r>
+      <w:r>
+        <w:rPr>
+          <w:noProof/>
+          <w:sz w:val="2"/>
+          <w:szCs w:val="2"/>
+        </w:rPr>
+        <mc:AlternateContent>
+          <mc:Choice Requires="wpi">
+            <w:drawing>
+              <wp:anchor distT="0" distB="0" distL="114300" distR="114300" simplePos="0" relativeHeight="251785216" behindDoc="0" locked="0" layoutInCell="1" allowOverlap="1" wp14:anchorId="4BCAC40F" wp14:editId="6AB205EF">
+                <wp:simplePos x="0" y="0"/>
+                <wp:positionH relativeFrom="column">
+                  <wp:posOffset>604571</wp:posOffset>
+                </wp:positionH>
+                <wp:positionV relativeFrom="paragraph">
+                  <wp:posOffset>4672447</wp:posOffset>
+                </wp:positionV>
+                <wp:extent cx="32760" cy="86400"/>
+                <wp:effectExtent l="38100" t="38100" r="43815" b="46990"/>
+                <wp:wrapNone/>
+                <wp:docPr id="455675409" name="Ink 167"/>
+                <wp:cNvGraphicFramePr/>
+                <a:graphic xmlns:a="http://schemas.openxmlformats.org/drawingml/2006/main">
+                  <a:graphicData uri="http://schemas.microsoft.com/office/word/2010/wordprocessingInk">
+                    <w14:contentPart bwMode="auto" r:id="rId20">
+                      <w14:nvContentPartPr>
+                        <w14:cNvContentPartPr/>
+                      </w14:nvContentPartPr>
+                      <w14:xfrm>
+                        <a:off x="0" y="0"/>
+                        <a:ext cx="32760" cy="86400"/>
+                      </w14:xfrm>
+                    </w14:contentPart>
+                  </a:graphicData>
+                </a:graphic>
+              </wp:anchor>
+            </w:drawing>
+          </mc:Choice>
+          <mc:Fallback>
+            <w:pict>
+              <v:shape w14:anchorId="0225A1F4" id="Ink 167" o:spid="_x0000_s1026" type="#_x0000_t75" style="position:absolute;margin-left:47.25pt;margin-top:367.55pt;width:3.3pt;height:7.5pt;z-index:251785216;visibility:visible;mso-wrap-style:square;mso-wrap-distance-left:9pt;mso-wrap-distance-top:0;mso-wrap-distance-right:9pt;mso-wrap-distance-bottom:0;mso-position-horizontal:absolute;mso-position-horizontal-relative:text;mso-position-vertical:absolute;mso-position-vertical-relative:text" o:gfxdata="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">
+                <v:imagedata r:id="rId21" o:title=""/>
+              </v:shape>
+            </w:pict>
+          </mc:Fallback>
+        </mc:AlternateContent>
+      </w:r>
+      <w:r>
+        <w:rPr>
+          <w:noProof/>
+          <w:sz w:val="2"/>
+          <w:szCs w:val="2"/>
+        </w:rPr>
+        <mc:AlternateContent>
+          <mc:Choice Requires="wpi">
+            <w:drawing>
+              <wp:anchor distT="0" distB="0" distL="114300" distR="114300" simplePos="0" relativeHeight="251784192" behindDoc="0" locked="0" layoutInCell="1" allowOverlap="1" wp14:anchorId="038021E3" wp14:editId="21641949">
+                <wp:simplePos x="0" y="0"/>
+                <wp:positionH relativeFrom="column">
+                  <wp:posOffset>629051</wp:posOffset>
+                </wp:positionH>
+                <wp:positionV relativeFrom="paragraph">
+                  <wp:posOffset>3067207</wp:posOffset>
+                </wp:positionV>
+                <wp:extent cx="45720" cy="62280"/>
+                <wp:effectExtent l="38100" t="38100" r="30480" b="33020"/>
+                <wp:wrapNone/>
+                <wp:docPr id="463360369" name="Ink 163"/>
+                <wp:cNvGraphicFramePr/>
+                <a:graphic xmlns:a="http://schemas.openxmlformats.org/drawingml/2006/main">
+                  <a:graphicData uri="http://schemas.microsoft.com/office/word/2010/wordprocessingInk">
+                    <w14:contentPart bwMode="auto" r:id="rId22">
+                      <w14:nvContentPartPr>
+                        <w14:cNvContentPartPr/>
+                      </w14:nvContentPartPr>
+                      <w14:xfrm>
+                        <a:off x="0" y="0"/>
+                        <a:ext cx="45720" cy="62280"/>
+                      </w14:xfrm>
+                    </w14:contentPart>
+                  </a:graphicData>
+                </a:graphic>
+              </wp:anchor>
+            </w:drawing>
+          </mc:Choice>
+          <mc:Fallback>
+            <w:pict>
+              <v:shape w14:anchorId="6550B75E" id="Ink 163" o:spid="_x0000_s1026" type="#_x0000_t75" style="position:absolute;margin-left:49.2pt;margin-top:241.15pt;width:4.3pt;height:5.6pt;z-index:251784192;visibility:visible;mso-wrap-style:square;mso-wrap-distance-left:9pt;mso-wrap-distance-top:0;mso-wrap-distance-right:9pt;mso-wrap-distance-bottom:0;mso-position-horizontal:absolute;mso-position-horizontal-relative:text;mso-position-vertical:absolute;mso-position-vertical-relative:text" o:gfxdata="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">
+                <v:imagedata r:id="rId23" o:title=""/>
+              </v:shape>
+            </w:pict>
+          </mc:Fallback>
+        </mc:AlternateContent>
+      </w:r>
+      <w:r>
+        <w:rPr>
+          <w:noProof/>
+          <w:sz w:val="2"/>
+          <w:szCs w:val="2"/>
+        </w:rPr>
+        <mc:AlternateContent>
+          <mc:Choice Requires="wpi">
+            <w:drawing>
+              <wp:anchor distT="0" distB="0" distL="114300" distR="114300" simplePos="0" relativeHeight="251783168" behindDoc="0" locked="0" layoutInCell="1" allowOverlap="1" wp14:anchorId="0CB77D39" wp14:editId="2735D8B5">
+                <wp:simplePos x="0" y="0"/>
+                <wp:positionH relativeFrom="column">
+                  <wp:posOffset>594995</wp:posOffset>
+                </wp:positionH>
+                <wp:positionV relativeFrom="paragraph">
+                  <wp:posOffset>3057525</wp:posOffset>
+                </wp:positionV>
+                <wp:extent cx="6840" cy="83880"/>
+                <wp:effectExtent l="38100" t="38100" r="31750" b="30480"/>
+                <wp:wrapNone/>
+                <wp:docPr id="8827630" name="Ink 161"/>
+                <wp:cNvGraphicFramePr/>
+                <a:graphic xmlns:a="http://schemas.openxmlformats.org/drawingml/2006/main">
+                  <a:graphicData uri="http://schemas.microsoft.com/office/word/2010/wordprocessingInk">
+                    <w14:contentPart bwMode="auto" r:id="rId24">
+                      <w14:nvContentPartPr>
+                        <w14:cNvContentPartPr/>
+                      </w14:nvContentPartPr>
+                      <w14:xfrm>
+                        <a:off x="0" y="0"/>
+                        <a:ext cx="6840" cy="83820"/>
+                      </w14:xfrm>
+                    </w14:contentPart>
+                  </a:graphicData>
+                </a:graphic>
+                <wp14:sizeRelH relativeFrom="margin">
+                  <wp14:pctWidth>0</wp14:pctWidth>
+                </wp14:sizeRelH>
+              </wp:anchor>
+            </w:drawing>
+          </mc:Choice>
+          <mc:Fallback>
+            <w:pict>
+              <v:shape w14:anchorId="7E9FB250" id="Ink 161" o:spid="_x0000_s1026" type="#_x0000_t75" style="position:absolute;margin-left:46.5pt;margin-top:240.4pt;width:1.25pt;height:7.3pt;z-index:251783168;visibility:visible;mso-wrap-style:square;mso-width-percent:0;mso-wrap-distance-left:9pt;mso-wrap-distance-top:0;mso-wrap-distance-right:9pt;mso-wrap-distance-bottom:0;mso-position-horizontal:absolute;mso-position-horizontal-relative:text;mso-position-vertical:absolute;mso-position-vertical-relative:text;mso-width-percent:0;mso-width-relative:margin" o:gfxdata="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">
+                <v:imagedata r:id="rId25" o:title=""/>
+              </v:shape>
+            </w:pict>
+          </mc:Fallback>
+        </mc:AlternateContent>
+      </w:r>
+      <w:r>
+        <w:rPr>
+          <w:noProof/>
+          <w:sz w:val="2"/>
+          <w:szCs w:val="2"/>
+        </w:rPr>
+        <mc:AlternateContent>
+          <mc:Choice Requires="wpi">
+            <w:drawing>
+              <wp:anchor distT="0" distB="0" distL="114300" distR="114300" simplePos="0" relativeHeight="251779072" behindDoc="0" locked="0" layoutInCell="1" allowOverlap="1" wp14:anchorId="4DBCFCC5" wp14:editId="7C2B1083">
+                <wp:simplePos x="0" y="0"/>
+                <wp:positionH relativeFrom="column">
+                  <wp:posOffset>-360045</wp:posOffset>
+                </wp:positionH>
+                <wp:positionV relativeFrom="paragraph">
+                  <wp:posOffset>2577465</wp:posOffset>
+                </wp:positionV>
+                <wp:extent cx="8255" cy="146685"/>
+                <wp:effectExtent l="38100" t="38100" r="48895" b="43815"/>
+                <wp:wrapNone/>
+                <wp:docPr id="141553834" name="Ink 154"/>
+                <wp:cNvGraphicFramePr/>
+                <a:graphic xmlns:a="http://schemas.openxmlformats.org/drawingml/2006/main">
+                  <a:graphicData uri="http://schemas.microsoft.com/office/word/2010/wordprocessingInk">
+                    <w14:contentPart bwMode="auto" r:id="rId26">
+                      <w14:nvContentPartPr>
+                        <w14:cNvContentPartPr/>
+                      </w14:nvContentPartPr>
+                      <w14:xfrm>
+                        <a:off x="0" y="0"/>
+                        <a:ext cx="8255" cy="146685"/>
+                      </w14:xfrm>
+                    </w14:contentPart>
+                  </a:graphicData>
+                </a:graphic>
+              </wp:anchor>
+            </w:drawing>
+          </mc:Choice>
+          <mc:Fallback>
+            <w:pict>
+              <v:shape w14:anchorId="162DA715" id="Ink 154" o:spid="_x0000_s1026" type="#_x0000_t75" style="position:absolute;margin-left:-28.7pt;margin-top:202.6pt;width:1.3pt;height:12.25pt;z-index:251779072;visibility:visible;mso-wrap-style:square;mso-wrap-distance-left:9pt;mso-wrap-distance-top:0;mso-wrap-distance-right:9pt;mso-wrap-distance-bottom:0;mso-position-horizontal:absolute;mso-position-horizontal-relative:text;mso-position-vertical:absolute;mso-position-vertical-relative:text" o:gfxdata="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">
+                <v:imagedata r:id="rId27" o:title=""/>
+              </v:shape>
+            </w:pict>
+          </mc:Fallback>
+        </mc:AlternateContent>
+      </w:r>
+      <w:r>
+        <w:rPr>
+          <w:noProof/>
+          <w:sz w:val="2"/>
+          <w:szCs w:val="2"/>
+        </w:rPr>
+        <mc:AlternateContent>
+          <mc:Choice Requires="wpi">
+            <w:drawing>
+              <wp:anchor distT="0" distB="0" distL="114300" distR="114300" simplePos="0" relativeHeight="251776000" behindDoc="0" locked="0" layoutInCell="1" allowOverlap="1" wp14:anchorId="3B23BAB5" wp14:editId="46408118">
+                <wp:simplePos x="0" y="0"/>
+                <wp:positionH relativeFrom="column">
+                  <wp:posOffset>-391795</wp:posOffset>
+                </wp:positionH>
+                <wp:positionV relativeFrom="paragraph">
+                  <wp:posOffset>3355975</wp:posOffset>
+                </wp:positionV>
+                <wp:extent cx="62230" cy="63655"/>
+                <wp:effectExtent l="38100" t="38100" r="33020" b="31750"/>
+                <wp:wrapNone/>
+                <wp:docPr id="65089184" name="Ink 146"/>
+                <wp:cNvGraphicFramePr/>
+                <a:graphic xmlns:a="http://schemas.openxmlformats.org/drawingml/2006/main">
+                  <a:graphicData uri="http://schemas.microsoft.com/office/word/2010/wordprocessingInk">
+                    <w14:contentPart bwMode="auto" r:id="rId28">
+                      <w14:nvContentPartPr>
+                        <w14:cNvContentPartPr/>
+                      </w14:nvContentPartPr>
+                      <w14:xfrm>
+                        <a:off x="0" y="0"/>
+                        <a:ext cx="62230" cy="63655"/>
+                      </w14:xfrm>
+                    </w14:contentPart>
+                  </a:graphicData>
+                </a:graphic>
+              </wp:anchor>
+            </w:drawing>
+          </mc:Choice>
+          <mc:Fallback>
+            <w:pict>
+              <v:shape w14:anchorId="7132698C" id="Ink 146" o:spid="_x0000_s1026" type="#_x0000_t75" style="position:absolute;margin-left:-31.2pt;margin-top:263.9pt;width:5.6pt;height:5.7pt;z-index:251776000;visibility:visible;mso-wrap-style:square;mso-wrap-distance-left:9pt;mso-wrap-distance-top:0;mso-wrap-distance-right:9pt;mso-wrap-distance-bottom:0;mso-position-horizontal:absolute;mso-position-horizontal-relative:text;mso-position-vertical:absolute;mso-position-vertical-relative:text" o:gfxdata="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">
+                <v:imagedata r:id="rId29" o:title=""/>
+              </v:shape>
+            </w:pict>
+          </mc:Fallback>
+        </mc:AlternateContent>
+      </w:r>
+      <w:r>
+        <w:rPr>
+          <w:noProof/>
+          <w:sz w:val="2"/>
+          <w:szCs w:val="2"/>
+        </w:rPr>
+        <mc:AlternateContent>
+          <mc:Choice Requires="wpi">
+            <w:drawing>
+              <wp:anchor distT="0" distB="0" distL="114300" distR="114300" simplePos="0" relativeHeight="251772928" behindDoc="0" locked="0" layoutInCell="1" allowOverlap="1" wp14:anchorId="2DE522B7" wp14:editId="154B967B">
+                <wp:simplePos x="0" y="0"/>
+                <wp:positionH relativeFrom="column">
+                  <wp:posOffset>3021251</wp:posOffset>
+                </wp:positionH>
+                <wp:positionV relativeFrom="paragraph">
+                  <wp:posOffset>4650115</wp:posOffset>
+                </wp:positionV>
+                <wp:extent cx="43560" cy="102240"/>
+                <wp:effectExtent l="38100" t="38100" r="52070" b="50165"/>
+                <wp:wrapNone/>
+                <wp:docPr id="38561539" name="Ink 143"/>
+                <wp:cNvGraphicFramePr/>
+                <a:graphic xmlns:a="http://schemas.openxmlformats.org/drawingml/2006/main">
+                  <a:graphicData uri="http://schemas.microsoft.com/office/word/2010/wordprocessingInk">
+                    <w14:contentPart bwMode="auto" r:id="rId30">
+                      <w14:nvContentPartPr>
+                        <w14:cNvContentPartPr/>
+                      </w14:nvContentPartPr>
+                      <w14:xfrm>
+                        <a:off x="0" y="0"/>
+                        <a:ext cx="43560" cy="102240"/>
+                      </w14:xfrm>
+                    </w14:contentPart>
+                  </a:graphicData>
+                </a:graphic>
+              </wp:anchor>
+            </w:drawing>
+          </mc:Choice>
+          <mc:Fallback>
+            <w:pict>
+              <v:shape w14:anchorId="0F5FE9EC" id="Ink 143" o:spid="_x0000_s1026" type="#_x0000_t75" style="position:absolute;margin-left:237.4pt;margin-top:365.65pt;width:4.45pt;height:9pt;z-index:251772928;visibility:visible;mso-wrap-style:square;mso-wrap-distance-left:9pt;mso-wrap-distance-top:0;mso-wrap-distance-right:9pt;mso-wrap-distance-bottom:0;mso-position-horizontal:absolute;mso-position-horizontal-relative:text;mso-position-vertical:absolute;mso-position-vertical-relative:text" o:gfxdata="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">
+                <v:imagedata r:id="rId31" o:title=""/>
+              </v:shape>
+            </w:pict>
+          </mc:Fallback>
+        </mc:AlternateContent>
+      </w:r>
+      <w:r>
+        <w:rPr>
+          <w:noProof/>
+          <w:sz w:val="2"/>
+          <w:szCs w:val="2"/>
+        </w:rPr>
+        <mc:AlternateContent>
+          <mc:Choice Requires="wpi">
+            <w:drawing>
+              <wp:anchor distT="0" distB="0" distL="114300" distR="114300" simplePos="0" relativeHeight="251771904" behindDoc="0" locked="0" layoutInCell="1" allowOverlap="1" wp14:anchorId="12150928" wp14:editId="656F8B2C">
+                <wp:simplePos x="0" y="0"/>
+                <wp:positionH relativeFrom="column">
+                  <wp:posOffset>1230611</wp:posOffset>
+                </wp:positionH>
+                <wp:positionV relativeFrom="paragraph">
+                  <wp:posOffset>4424546</wp:posOffset>
+                </wp:positionV>
+                <wp:extent cx="61560" cy="86040"/>
+                <wp:effectExtent l="38100" t="38100" r="34290" b="47625"/>
+                <wp:wrapNone/>
+                <wp:docPr id="935427198" name="Ink 142"/>
+                <wp:cNvGraphicFramePr/>
+                <a:graphic xmlns:a="http://schemas.openxmlformats.org/drawingml/2006/main">
+                  <a:graphicData uri="http://schemas.microsoft.com/office/word/2010/wordprocessingInk">
+                    <w14:contentPart bwMode="auto" r:id="rId32">
+                      <w14:nvContentPartPr>
+                        <w14:cNvContentPartPr/>
+                      </w14:nvContentPartPr>
+                      <w14:xfrm>
+                        <a:off x="0" y="0"/>
+                        <a:ext cx="61560" cy="86040"/>
+                      </w14:xfrm>
+                    </w14:contentPart>
+                  </a:graphicData>
+                </a:graphic>
+              </wp:anchor>
+            </w:drawing>
+          </mc:Choice>
+          <mc:Fallback>
+            <w:pict>
+              <v:shape w14:anchorId="65D996AB" id="Ink 142" o:spid="_x0000_s1026" type="#_x0000_t75" style="position:absolute;margin-left:96.4pt;margin-top:347.9pt;width:5.85pt;height:7.75pt;z-index:251771904;visibility:visible;mso-wrap-style:square;mso-wrap-distance-left:9pt;mso-wrap-distance-top:0;mso-wrap-distance-right:9pt;mso-wrap-distance-bottom:0;mso-position-horizontal:absolute;mso-position-horizontal-relative:text;mso-position-vertical:absolute;mso-position-vertical-relative:text" o:gfxdata="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">
+                <v:imagedata r:id="rId33" o:title=""/>
+              </v:shape>
+            </w:pict>
+          </mc:Fallback>
+        </mc:AlternateContent>
+      </w:r>
+      <w:r>
+        <w:rPr>
+          <w:noProof/>
+          <w:sz w:val="2"/>
+          <w:szCs w:val="2"/>
+        </w:rPr>
+        <mc:AlternateContent>
+          <mc:Choice Requires="wpi">
+            <w:drawing>
+              <wp:anchor distT="0" distB="0" distL="114300" distR="114300" simplePos="0" relativeHeight="251770880" behindDoc="0" locked="0" layoutInCell="1" allowOverlap="1" wp14:anchorId="265480FC" wp14:editId="10605F46">
+                <wp:simplePos x="0" y="0"/>
+                <wp:positionH relativeFrom="column">
+                  <wp:posOffset>2269931</wp:posOffset>
+                </wp:positionH>
+                <wp:positionV relativeFrom="paragraph">
+                  <wp:posOffset>4413026</wp:posOffset>
+                </wp:positionV>
+                <wp:extent cx="33480" cy="81720"/>
+                <wp:effectExtent l="38100" t="38100" r="43180" b="52070"/>
+                <wp:wrapNone/>
+                <wp:docPr id="220642537" name="Ink 141"/>
+                <wp:cNvGraphicFramePr/>
+                <a:graphic xmlns:a="http://schemas.openxmlformats.org/drawingml/2006/main">
+                  <a:graphicData uri="http://schemas.microsoft.com/office/word/2010/wordprocessingInk">
+                    <w14:contentPart bwMode="auto" r:id="rId34">
+                      <w14:nvContentPartPr>
+                        <w14:cNvContentPartPr/>
+                      </w14:nvContentPartPr>
+                      <w14:xfrm>
+                        <a:off x="0" y="0"/>
+                        <a:ext cx="33480" cy="81720"/>
+                      </w14:xfrm>
+                    </w14:contentPart>
+                  </a:graphicData>
+                </a:graphic>
+              </wp:anchor>
+            </w:drawing>
+          </mc:Choice>
+          <mc:Fallback>
+            <w:pict>
+              <v:shape w14:anchorId="1F869423" id="Ink 141" o:spid="_x0000_s1026" type="#_x0000_t75" style="position:absolute;margin-left:178.25pt;margin-top:347pt;width:3.65pt;height:7.45pt;z-index:251770880;visibility:visible;mso-wrap-style:square;mso-wrap-distance-left:9pt;mso-wrap-distance-top:0;mso-wrap-distance-right:9pt;mso-wrap-distance-bottom:0;mso-position-horizontal:absolute;mso-position-horizontal-relative:text;mso-position-vertical:absolute;mso-position-vertical-relative:text" o:gfxdata="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">
+                <v:imagedata r:id="rId35" o:title=""/>
+              </v:shape>
+            </w:pict>
+          </mc:Fallback>
+        </mc:AlternateContent>
+      </w:r>
+      <w:r>
+        <w:rPr>
+          <w:noProof/>
+          <w:sz w:val="2"/>
+          <w:szCs w:val="2"/>
+        </w:rPr>
+        <mc:AlternateContent>
+          <mc:Choice Requires="wpi">
+            <w:drawing>
+              <wp:anchor distT="0" distB="0" distL="114300" distR="114300" simplePos="0" relativeHeight="251769856" behindDoc="0" locked="0" layoutInCell="1" allowOverlap="1" wp14:anchorId="1A1C5F4A" wp14:editId="73B1AA28">
+                <wp:simplePos x="0" y="0"/>
+                <wp:positionH relativeFrom="column">
+                  <wp:posOffset>2026920</wp:posOffset>
+                </wp:positionH>
+                <wp:positionV relativeFrom="paragraph">
+                  <wp:posOffset>3192780</wp:posOffset>
+                </wp:positionV>
+                <wp:extent cx="33805" cy="69500"/>
+                <wp:effectExtent l="38100" t="38100" r="42545" b="45085"/>
+                <wp:wrapNone/>
+                <wp:docPr id="484915158" name="Ink 140"/>
+                <wp:cNvGraphicFramePr/>
+                <a:graphic xmlns:a="http://schemas.openxmlformats.org/drawingml/2006/main">
+                  <a:graphicData uri="http://schemas.microsoft.com/office/word/2010/wordprocessingInk">
+                    <w14:contentPart bwMode="auto" r:id="rId36">
+                      <w14:nvContentPartPr>
+                        <w14:cNvContentPartPr/>
+                      </w14:nvContentPartPr>
+                      <w14:xfrm>
+                        <a:off x="0" y="0"/>
+                        <a:ext cx="33805" cy="69500"/>
+                      </w14:xfrm>
+                    </w14:contentPart>
+                  </a:graphicData>
+                </a:graphic>
+              </wp:anchor>
+            </w:drawing>
+          </mc:Choice>
+          <mc:Fallback>
+            <w:pict>
+              <v:shape w14:anchorId="63874146" id="Ink 140" o:spid="_x0000_s1026" type="#_x0000_t75" style="position:absolute;margin-left:159.1pt;margin-top:250.9pt;width:3.65pt;height:6.45pt;z-index:251769856;visibility:visible;mso-wrap-style:square;mso-wrap-distance-left:9pt;mso-wrap-distance-top:0;mso-wrap-distance-right:9pt;mso-wrap-distance-bottom:0;mso-position-horizontal:absolute;mso-position-horizontal-relative:text;mso-position-vertical:absolute;mso-position-vertical-relative:text" o:gfxdata="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">
+                <v:imagedata r:id="rId37" o:title=""/>
+              </v:shape>
+            </w:pict>
+          </mc:Fallback>
+        </mc:AlternateContent>
+      </w:r>
+      <w:r>
+        <w:rPr>
+          <w:noProof/>
+          <w:sz w:val="2"/>
+          <w:szCs w:val="2"/>
+        </w:rPr>
+        <mc:AlternateContent>
+          <mc:Choice Requires="wpi">
+            <w:drawing>
+              <wp:anchor distT="0" distB="0" distL="114300" distR="114300" simplePos="0" relativeHeight="251766784" behindDoc="0" locked="0" layoutInCell="1" allowOverlap="1" wp14:anchorId="2CC33288" wp14:editId="11D34795">
+                <wp:simplePos x="0" y="0"/>
+                <wp:positionH relativeFrom="column">
+                  <wp:posOffset>2811145</wp:posOffset>
+                </wp:positionH>
+                <wp:positionV relativeFrom="paragraph">
+                  <wp:posOffset>3129915</wp:posOffset>
+                </wp:positionV>
+                <wp:extent cx="64285" cy="68580"/>
+                <wp:effectExtent l="38100" t="38100" r="50165" b="45720"/>
+                <wp:wrapNone/>
+                <wp:docPr id="1411675708" name="Ink 137"/>
+                <wp:cNvGraphicFramePr/>
+                <a:graphic xmlns:a="http://schemas.openxmlformats.org/drawingml/2006/main">
+                  <a:graphicData uri="http://schemas.microsoft.com/office/word/2010/wordprocessingInk">
+                    <w14:contentPart bwMode="auto" r:id="rId38">
+                      <w14:nvContentPartPr>
+                        <w14:cNvContentPartPr/>
+                      </w14:nvContentPartPr>
+                      <w14:xfrm>
+                        <a:off x="0" y="0"/>
+                        <a:ext cx="64285" cy="68580"/>
+                      </w14:xfrm>
+                    </w14:contentPart>
+                  </a:graphicData>
+                </a:graphic>
+              </wp:anchor>
+            </w:drawing>
+          </mc:Choice>
+          <mc:Fallback>
+            <w:pict>
+              <v:shape w14:anchorId="4CBC2FAB" id="Ink 137" o:spid="_x0000_s1026" type="#_x0000_t75" style="position:absolute;margin-left:220.85pt;margin-top:245.95pt;width:6pt;height:6.35pt;z-index:251766784;visibility:visible;mso-wrap-style:square;mso-wrap-distance-left:9pt;mso-wrap-distance-top:0;mso-wrap-distance-right:9pt;mso-wrap-distance-bottom:0;mso-position-horizontal:absolute;mso-position-horizontal-relative:text;mso-position-vertical:absolute;mso-position-vertical-relative:text" o:gfxdata="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">
+                <v:imagedata r:id="rId39" o:title=""/>
+              </v:shape>
+            </w:pict>
+          </mc:Fallback>
+        </mc:AlternateContent>
+      </w:r>
+      <w:r>
+        <w:rPr>
+          <w:noProof/>
+          <w:sz w:val="2"/>
+          <w:szCs w:val="2"/>
+        </w:rPr>
+        <mc:AlternateContent>
+          <mc:Choice Requires="wpi">
+            <w:drawing>
+              <wp:anchor distT="0" distB="0" distL="114300" distR="114300" simplePos="0" relativeHeight="251756544" behindDoc="0" locked="0" layoutInCell="1" allowOverlap="1" wp14:anchorId="10E079EE" wp14:editId="7845E89E">
+                <wp:simplePos x="0" y="0"/>
+                <wp:positionH relativeFrom="column">
+                  <wp:posOffset>2538730</wp:posOffset>
+                </wp:positionH>
+                <wp:positionV relativeFrom="paragraph">
+                  <wp:posOffset>1441450</wp:posOffset>
+                </wp:positionV>
+                <wp:extent cx="106865" cy="145415"/>
+                <wp:effectExtent l="38100" t="38100" r="26670" b="45085"/>
+                <wp:wrapNone/>
+                <wp:docPr id="2075056405" name="Ink 124"/>
+                <wp:cNvGraphicFramePr/>
+                <a:graphic xmlns:a="http://schemas.openxmlformats.org/drawingml/2006/main">
+                  <a:graphicData uri="http://schemas.microsoft.com/office/word/2010/wordprocessingInk">
+                    <w14:contentPart bwMode="auto" r:id="rId40">
+                      <w14:nvContentPartPr>
+                        <w14:cNvContentPartPr/>
+                      </w14:nvContentPartPr>
+                      <w14:xfrm>
+                        <a:off x="0" y="0"/>
+                        <a:ext cx="106865" cy="145415"/>
+                      </w14:xfrm>
+                    </w14:contentPart>
+                  </a:graphicData>
+                </a:graphic>
+              </wp:anchor>
+            </w:drawing>
+          </mc:Choice>
+          <mc:Fallback>
+            <w:pict>
+              <v:shape w14:anchorId="529FB732" id="Ink 124" o:spid="_x0000_s1026" type="#_x0000_t75" style="position:absolute;margin-left:199.4pt;margin-top:113pt;width:9.4pt;height:12.4pt;z-index:251756544;visibility:visible;mso-wrap-style:square;mso-wrap-distance-left:9pt;mso-wrap-distance-top:0;mso-wrap-distance-right:9pt;mso-wrap-distance-bottom:0;mso-position-horizontal:absolute;mso-position-horizontal-relative:text;mso-position-vertical:absolute;mso-position-vertical-relative:text" o:gfxdata="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">
+                <v:imagedata r:id="rId41" o:title=""/>
+              </v:shape>
+            </w:pict>
+          </mc:Fallback>
+        </mc:AlternateContent>
+      </w:r>
+      <w:r>
+        <w:rPr>
+          <w:noProof/>
+          <w:sz w:val="2"/>
+          <w:szCs w:val="2"/>
+        </w:rPr>
+        <mc:AlternateContent>
+          <mc:Choice Requires="wpi">
+            <w:drawing>
+              <wp:anchor distT="0" distB="0" distL="114300" distR="114300" simplePos="0" relativeHeight="251753472" behindDoc="0" locked="0" layoutInCell="1" allowOverlap="1" wp14:anchorId="4A0B36CD" wp14:editId="0B05C589">
+                <wp:simplePos x="0" y="0"/>
+                <wp:positionH relativeFrom="column">
+                  <wp:posOffset>1311251</wp:posOffset>
+                </wp:positionH>
+                <wp:positionV relativeFrom="paragraph">
+                  <wp:posOffset>1316306</wp:posOffset>
+                </wp:positionV>
+                <wp:extent cx="137160" cy="215640"/>
+                <wp:effectExtent l="38100" t="38100" r="34290" b="51435"/>
+                <wp:wrapNone/>
+                <wp:docPr id="19633485" name="Ink 121"/>
+                <wp:cNvGraphicFramePr/>
+                <a:graphic xmlns:a="http://schemas.openxmlformats.org/drawingml/2006/main">
+                  <a:graphicData uri="http://schemas.microsoft.com/office/word/2010/wordprocessingInk">
+                    <w14:contentPart bwMode="auto" r:id="rId42">
+                      <w14:nvContentPartPr>
+                        <w14:cNvContentPartPr/>
+                      </w14:nvContentPartPr>
+                      <w14:xfrm>
+                        <a:off x="0" y="0"/>
+                        <a:ext cx="137160" cy="215640"/>
+                      </w14:xfrm>
+                    </w14:contentPart>
+                  </a:graphicData>
+                </a:graphic>
+              </wp:anchor>
+            </w:drawing>
+          </mc:Choice>
+          <mc:Fallback>
+            <w:pict>
+              <v:shape w14:anchorId="5C7E14FC" id="Ink 121" o:spid="_x0000_s1026" type="#_x0000_t75" style="position:absolute;margin-left:102.75pt;margin-top:103.15pt;width:11.75pt;height:18pt;z-index:251753472;visibility:visible;mso-wrap-style:square;mso-wrap-distance-left:9pt;mso-wrap-distance-top:0;mso-wrap-distance-right:9pt;mso-wrap-distance-bottom:0;mso-position-horizontal:absolute;mso-position-horizontal-relative:text;mso-position-vertical:absolute;mso-position-vertical-relative:text" o:gfxdata="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">
+                <v:imagedata r:id="rId43" o:title=""/>
+              </v:shape>
+            </w:pict>
+          </mc:Fallback>
+        </mc:AlternateContent>
+      </w:r>
+      <w:r>
+        <w:rPr>
+          <w:noProof/>
+          <w:sz w:val="2"/>
+          <w:szCs w:val="2"/>
+        </w:rPr>
+        <mc:AlternateContent>
+          <mc:Choice Requires="wpi">
+            <w:drawing>
+              <wp:anchor distT="0" distB="0" distL="114300" distR="114300" simplePos="0" relativeHeight="251752448" behindDoc="0" locked="0" layoutInCell="1" allowOverlap="1" wp14:anchorId="3077E0CC" wp14:editId="14800FF6">
+                <wp:simplePos x="0" y="0"/>
+                <wp:positionH relativeFrom="column">
+                  <wp:posOffset>1270000</wp:posOffset>
+                </wp:positionH>
+                <wp:positionV relativeFrom="paragraph">
+                  <wp:posOffset>1424830</wp:posOffset>
+                </wp:positionV>
+                <wp:extent cx="120240" cy="101160"/>
+                <wp:effectExtent l="38100" t="38100" r="32385" b="51435"/>
+                <wp:wrapNone/>
+                <wp:docPr id="277637227" name="Ink 120"/>
+                <wp:cNvGraphicFramePr/>
+                <a:graphic xmlns:a="http://schemas.openxmlformats.org/drawingml/2006/main">
+                  <a:graphicData uri="http://schemas.microsoft.com/office/word/2010/wordprocessingInk">
+                    <w14:contentPart bwMode="auto" r:id="rId44">
+                      <w14:nvContentPartPr>
+                        <w14:cNvContentPartPr/>
+                      </w14:nvContentPartPr>
+                      <w14:xfrm>
+                        <a:off x="0" y="0"/>
+                        <a:ext cx="120240" cy="101160"/>
+                      </w14:xfrm>
+                    </w14:contentPart>
+                  </a:graphicData>
+                </a:graphic>
+                <wp14:sizeRelH relativeFrom="margin">
+                  <wp14:pctWidth>0</wp14:pctWidth>
+                </wp14:sizeRelH>
+                <wp14:sizeRelV relativeFrom="margin">
+                  <wp14:pctHeight>0</wp14:pctHeight>
+                </wp14:sizeRelV>
+              </wp:anchor>
+            </w:drawing>
+          </mc:Choice>
+          <mc:Fallback>
+            <w:pict>
+              <v:shape w14:anchorId="54714DE2" id="Ink 120" o:spid="_x0000_s1026" type="#_x0000_t75" style="position:absolute;margin-left:99.5pt;margin-top:111.7pt;width:10.45pt;height:8.95pt;z-index:251752448;visibility:visible;mso-wrap-style:square;mso-width-percent:0;mso-height-percent:0;mso-wrap-distance-left:9pt;mso-wrap-distance-top:0;mso-wrap-distance-right:9pt;mso-wrap-distance-bottom:0;mso-position-horizontal:absolute;mso-position-horizontal-relative:text;mso-position-vertical:absolute;mso-position-vertical-relative:text;mso-width-percent:0;mso-height-percent:0;mso-width-relative:margin;mso-height-relative:margin" o:gfxdata="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">
+                <v:imagedata r:id="rId45" o:title=""/>
+              </v:shape>
+            </w:pict>
+          </mc:Fallback>
+        </mc:AlternateContent>
+      </w:r>
+      <w:r>
+        <w:rPr>
+          <w:noProof/>
+          <w:sz w:val="2"/>
+          <w:szCs w:val="2"/>
+        </w:rPr>
+        <mc:AlternateContent>
+          <mc:Choice Requires="wpi">
+            <w:drawing>
+              <wp:anchor distT="0" distB="0" distL="114300" distR="114300" simplePos="0" relativeHeight="251748352" behindDoc="0" locked="0" layoutInCell="1" allowOverlap="1" wp14:anchorId="3FCC405B" wp14:editId="5ECC497B">
+                <wp:simplePos x="0" y="0"/>
+                <wp:positionH relativeFrom="column">
+                  <wp:posOffset>1450340</wp:posOffset>
+                </wp:positionH>
+                <wp:positionV relativeFrom="paragraph">
+                  <wp:posOffset>4859655</wp:posOffset>
+                </wp:positionV>
+                <wp:extent cx="535940" cy="184675"/>
+                <wp:effectExtent l="38100" t="38100" r="16510" b="44450"/>
+                <wp:wrapNone/>
+                <wp:docPr id="460141797" name="Ink 115"/>
+                <wp:cNvGraphicFramePr/>
+                <a:graphic xmlns:a="http://schemas.openxmlformats.org/drawingml/2006/main">
+                  <a:graphicData uri="http://schemas.microsoft.com/office/word/2010/wordprocessingInk">
+                    <w14:contentPart bwMode="auto" r:id="rId46">
+                      <w14:nvContentPartPr>
+                        <w14:cNvContentPartPr/>
+                      </w14:nvContentPartPr>
+                      <w14:xfrm>
+                        <a:off x="0" y="0"/>
+                        <a:ext cx="535940" cy="184675"/>
+                      </w14:xfrm>
+                    </w14:contentPart>
+                  </a:graphicData>
+                </a:graphic>
+              </wp:anchor>
+            </w:drawing>
+          </mc:Choice>
+          <mc:Fallback>
+            <w:pict>
+              <v:shape w14:anchorId="696D65DF" id="Ink 115" o:spid="_x0000_s1026" type="#_x0000_t75" style="position:absolute;margin-left:113.7pt;margin-top:382.15pt;width:43.15pt;height:15.55pt;z-index:251748352;visibility:visible;mso-wrap-style:square;mso-wrap-distance-left:9pt;mso-wrap-distance-top:0;mso-wrap-distance-right:9pt;mso-wrap-distance-bottom:0;mso-position-horizontal:absolute;mso-position-horizontal-relative:text;mso-position-vertical:absolute;mso-position-vertical-relative:text" o:gfxdata="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">
+                <v:imagedata r:id="rId47" o:title=""/>
+              </v:shape>
+            </w:pict>
+          </mc:Fallback>
+        </mc:AlternateContent>
+      </w:r>
+      <w:r>
+        <w:rPr>
+          <w:noProof/>
+          <w:sz w:val="2"/>
+          <w:szCs w:val="2"/>
+        </w:rPr>
+        <mc:AlternateContent>
+          <mc:Choice Requires="wpi">
+            <w:drawing>
+              <wp:anchor distT="0" distB="0" distL="114300" distR="114300" simplePos="0" relativeHeight="251745280" behindDoc="0" locked="0" layoutInCell="1" allowOverlap="1" wp14:anchorId="661CA1FD" wp14:editId="0A99E13C">
+                <wp:simplePos x="0" y="0"/>
+                <wp:positionH relativeFrom="column">
+                  <wp:posOffset>1381091</wp:posOffset>
+                </wp:positionH>
+                <wp:positionV relativeFrom="paragraph">
+                  <wp:posOffset>5002010</wp:posOffset>
+                </wp:positionV>
+                <wp:extent cx="95760" cy="7560"/>
+                <wp:effectExtent l="19050" t="38100" r="38100" b="50165"/>
+                <wp:wrapNone/>
+                <wp:docPr id="1295579036" name="Ink 110"/>
+                <wp:cNvGraphicFramePr/>
+                <a:graphic xmlns:a="http://schemas.openxmlformats.org/drawingml/2006/main">
+                  <a:graphicData uri="http://schemas.microsoft.com/office/word/2010/wordprocessingInk">
+                    <w14:contentPart bwMode="auto" r:id="rId48">
+                      <w14:nvContentPartPr>
+                        <w14:cNvContentPartPr/>
+                      </w14:nvContentPartPr>
+                      <w14:xfrm>
+                        <a:off x="0" y="0"/>
+                        <a:ext cx="95760" cy="7560"/>
+                      </w14:xfrm>
+                    </w14:contentPart>
+                  </a:graphicData>
+                </a:graphic>
+              </wp:anchor>
+            </w:drawing>
+          </mc:Choice>
+          <mc:Fallback>
+            <w:pict>
+              <v:shape w14:anchorId="6361B7ED" id="Ink 110" o:spid="_x0000_s1026" type="#_x0000_t75" style="position:absolute;margin-left:108.25pt;margin-top:393.35pt;width:8.55pt;height:1.6pt;z-index:251745280;visibility:visible;mso-wrap-style:square;mso-wrap-distance-left:9pt;mso-wrap-distance-top:0;mso-wrap-distance-right:9pt;mso-wrap-distance-bottom:0;mso-position-horizontal:absolute;mso-position-horizontal-relative:text;mso-position-vertical:absolute;mso-position-vertical-relative:text" o:gfxdata="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">
+                <v:imagedata r:id="rId49" o:title=""/>
+              </v:shape>
+            </w:pict>
+          </mc:Fallback>
+        </mc:AlternateContent>
+      </w:r>
+      <w:r>
+        <w:rPr>
+          <w:noProof/>
+          <w:sz w:val="2"/>
+          <w:szCs w:val="2"/>
+        </w:rPr>
+        <mc:AlternateContent>
+          <mc:Choice Requires="wpi">
+            <w:drawing>
+              <wp:anchor distT="0" distB="0" distL="114300" distR="114300" simplePos="0" relativeHeight="251744256" behindDoc="0" locked="0" layoutInCell="1" allowOverlap="1" wp14:anchorId="313F7F58" wp14:editId="792061A6">
+                <wp:simplePos x="0" y="0"/>
+                <wp:positionH relativeFrom="column">
+                  <wp:posOffset>1252931</wp:posOffset>
+                </wp:positionH>
+                <wp:positionV relativeFrom="paragraph">
+                  <wp:posOffset>4892930</wp:posOffset>
+                </wp:positionV>
+                <wp:extent cx="64080" cy="65520"/>
+                <wp:effectExtent l="38100" t="38100" r="31750" b="48895"/>
+                <wp:wrapNone/>
+                <wp:docPr id="1640607465" name="Ink 109"/>
+                <wp:cNvGraphicFramePr/>
+                <a:graphic xmlns:a="http://schemas.openxmlformats.org/drawingml/2006/main">
+                  <a:graphicData uri="http://schemas.microsoft.com/office/word/2010/wordprocessingInk">
+                    <w14:contentPart bwMode="auto" r:id="rId50">
+                      <w14:nvContentPartPr>
+                        <w14:cNvContentPartPr/>
+                      </w14:nvContentPartPr>
+                      <w14:xfrm>
+                        <a:off x="0" y="0"/>
+                        <a:ext cx="64080" cy="65520"/>
+                      </w14:xfrm>
+                    </w14:contentPart>
+                  </a:graphicData>
+                </a:graphic>
+              </wp:anchor>
+            </w:drawing>
+          </mc:Choice>
+          <mc:Fallback>
+            <w:pict>
+              <v:shape w14:anchorId="75204089" id="Ink 109" o:spid="_x0000_s1026" type="#_x0000_t75" style="position:absolute;margin-left:98.15pt;margin-top:384.75pt;width:6.05pt;height:6.1pt;z-index:251744256;visibility:visible;mso-wrap-style:square;mso-wrap-distance-left:9pt;mso-wrap-distance-top:0;mso-wrap-distance-right:9pt;mso-wrap-distance-bottom:0;mso-position-horizontal:absolute;mso-position-horizontal-relative:text;mso-position-vertical:absolute;mso-position-vertical-relative:text" o:gfxdata="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">
+                <v:imagedata r:id="rId51" o:title=""/>
+              </v:shape>
+            </w:pict>
+          </mc:Fallback>
+        </mc:AlternateContent>
+      </w:r>
+      <w:r>
+        <w:rPr>
+          <w:noProof/>
+          <w:sz w:val="2"/>
+          <w:szCs w:val="2"/>
+        </w:rPr>
+        <mc:AlternateContent>
+          <mc:Choice Requires="wpi">
+            <w:drawing>
+              <wp:anchor distT="0" distB="0" distL="114300" distR="114300" simplePos="0" relativeHeight="251743232" behindDoc="0" locked="0" layoutInCell="1" allowOverlap="1" wp14:anchorId="03DAC3D0" wp14:editId="394469B8">
+                <wp:simplePos x="0" y="0"/>
+                <wp:positionH relativeFrom="column">
+                  <wp:posOffset>1279211</wp:posOffset>
+                </wp:positionH>
+                <wp:positionV relativeFrom="paragraph">
+                  <wp:posOffset>3787370</wp:posOffset>
+                </wp:positionV>
+                <wp:extent cx="155160" cy="1172880"/>
+                <wp:effectExtent l="38100" t="38100" r="35560" b="46355"/>
+                <wp:wrapNone/>
+                <wp:docPr id="604396572" name="Ink 108"/>
+                <wp:cNvGraphicFramePr/>
+                <a:graphic xmlns:a="http://schemas.openxmlformats.org/drawingml/2006/main">
+                  <a:graphicData uri="http://schemas.microsoft.com/office/word/2010/wordprocessingInk">
+                    <w14:contentPart bwMode="auto" r:id="rId52">
+                      <w14:nvContentPartPr>
+                        <w14:cNvContentPartPr/>
+                      </w14:nvContentPartPr>
+                      <w14:xfrm>
+                        <a:off x="0" y="0"/>
+                        <a:ext cx="155160" cy="1172880"/>
+                      </w14:xfrm>
+                    </w14:contentPart>
+                  </a:graphicData>
+                </a:graphic>
+              </wp:anchor>
+            </w:drawing>
+          </mc:Choice>
+          <mc:Fallback>
+            <w:pict>
+              <v:shape w14:anchorId="41CD80C2" id="Ink 108" o:spid="_x0000_s1026" type="#_x0000_t75" style="position:absolute;margin-left:100.25pt;margin-top:297.7pt;width:13.2pt;height:93.3pt;z-index:251743232;visibility:visible;mso-wrap-style:square;mso-wrap-distance-left:9pt;mso-wrap-distance-top:0;mso-wrap-distance-right:9pt;mso-wrap-distance-bottom:0;mso-position-horizontal:absolute;mso-position-horizontal-relative:text;mso-position-vertical:absolute;mso-position-vertical-relative:text" o:gfxdata="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">
+                <v:imagedata r:id="rId53" o:title=""/>
+              </v:shape>
+            </w:pict>
+          </mc:Fallback>
+        </mc:AlternateContent>
+      </w:r>
+      <w:r>
+        <w:rPr>
+          <w:noProof/>
+          <w:sz w:val="2"/>
+          <w:szCs w:val="2"/>
+        </w:rPr>
+        <mc:AlternateContent>
+          <mc:Choice Requires="wpi">
+            <w:drawing>
+              <wp:anchor distT="0" distB="0" distL="114300" distR="114300" simplePos="0" relativeHeight="251741184" behindDoc="0" locked="0" layoutInCell="1" allowOverlap="1" wp14:anchorId="1294180C" wp14:editId="3736E558">
+                <wp:simplePos x="0" y="0"/>
+                <wp:positionH relativeFrom="column">
+                  <wp:posOffset>473449</wp:posOffset>
+                </wp:positionH>
+                <wp:positionV relativeFrom="paragraph">
+                  <wp:posOffset>4567397</wp:posOffset>
+                </wp:positionV>
+                <wp:extent cx="331920" cy="12600"/>
+                <wp:effectExtent l="38100" t="38100" r="49530" b="45085"/>
+                <wp:wrapNone/>
+                <wp:docPr id="1841470731" name="Ink 106"/>
+                <wp:cNvGraphicFramePr/>
+                <a:graphic xmlns:a="http://schemas.openxmlformats.org/drawingml/2006/main">
+                  <a:graphicData uri="http://schemas.microsoft.com/office/word/2010/wordprocessingInk">
+                    <w14:contentPart bwMode="auto" r:id="rId54">
+                      <w14:nvContentPartPr>
+                        <w14:cNvContentPartPr/>
+                      </w14:nvContentPartPr>
+                      <w14:xfrm>
+                        <a:off x="0" y="0"/>
+                        <a:ext cx="331920" cy="12600"/>
+                      </w14:xfrm>
+                    </w14:contentPart>
+                  </a:graphicData>
+                </a:graphic>
+              </wp:anchor>
+            </w:drawing>
+          </mc:Choice>
+          <mc:Fallback>
+            <w:pict>
+              <v:shape w14:anchorId="5B49554D" id="Ink 106" o:spid="_x0000_s1026" type="#_x0000_t75" style="position:absolute;margin-left:36.8pt;margin-top:359.2pt;width:27.15pt;height:2pt;z-index:251741184;visibility:visible;mso-wrap-style:square;mso-wrap-distance-left:9pt;mso-wrap-distance-top:0;mso-wrap-distance-right:9pt;mso-wrap-distance-bottom:0;mso-position-horizontal:absolute;mso-position-horizontal-relative:text;mso-position-vertical:absolute;mso-position-vertical-relative:text" o:gfxdata="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">
+                <v:imagedata r:id="rId55" o:title=""/>
+              </v:shape>
+            </w:pict>
+          </mc:Fallback>
+        </mc:AlternateContent>
+      </w:r>
+      <w:r>
+        <w:rPr>
+          <w:noProof/>
+          <w:sz w:val="2"/>
+          <w:szCs w:val="2"/>
+        </w:rPr>
+        <mc:AlternateContent>
+          <mc:Choice Requires="wpi">
+            <w:drawing>
+              <wp:anchor distT="0" distB="0" distL="114300" distR="114300" simplePos="0" relativeHeight="251739136" behindDoc="0" locked="0" layoutInCell="1" allowOverlap="1" wp14:anchorId="4970B438" wp14:editId="46828B4A">
+                <wp:simplePos x="0" y="0"/>
+                <wp:positionH relativeFrom="column">
+                  <wp:posOffset>507365</wp:posOffset>
+                </wp:positionH>
+                <wp:positionV relativeFrom="paragraph">
+                  <wp:posOffset>4883785</wp:posOffset>
+                </wp:positionV>
+                <wp:extent cx="57085" cy="56515"/>
+                <wp:effectExtent l="38100" t="38100" r="19685" b="38735"/>
+                <wp:wrapNone/>
+                <wp:docPr id="1200007565" name="Ink 102"/>
+                <wp:cNvGraphicFramePr/>
+                <a:graphic xmlns:a="http://schemas.openxmlformats.org/drawingml/2006/main">
+                  <a:graphicData uri="http://schemas.microsoft.com/office/word/2010/wordprocessingInk">
+                    <w14:contentPart bwMode="auto" r:id="rId56">
+                      <w14:nvContentPartPr>
+                        <w14:cNvContentPartPr/>
+                      </w14:nvContentPartPr>
+                      <w14:xfrm>
+                        <a:off x="0" y="0"/>
+                        <a:ext cx="57085" cy="56515"/>
+                      </w14:xfrm>
+                    </w14:contentPart>
+                  </a:graphicData>
+                </a:graphic>
+              </wp:anchor>
+            </w:drawing>
+          </mc:Choice>
+          <mc:Fallback>
+            <w:pict>
+              <v:shape w14:anchorId="60F84A37" id="Ink 102" o:spid="_x0000_s1026" type="#_x0000_t75" style="position:absolute;margin-left:39.45pt;margin-top:384.05pt;width:5.5pt;height:5.4pt;z-index:251739136;visibility:visible;mso-wrap-style:square;mso-wrap-distance-left:9pt;mso-wrap-distance-top:0;mso-wrap-distance-right:9pt;mso-wrap-distance-bottom:0;mso-position-horizontal:absolute;mso-position-horizontal-relative:text;mso-position-vertical:absolute;mso-position-vertical-relative:text" o:gfxdata="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">
+                <v:imagedata r:id="rId57" o:title=""/>
+              </v:shape>
+            </w:pict>
+          </mc:Fallback>
+        </mc:AlternateContent>
+      </w:r>
+      <w:r>
+        <w:rPr>
+          <w:noProof/>
+          <w:sz w:val="2"/>
+          <w:szCs w:val="2"/>
+        </w:rPr>
+        <mc:AlternateContent>
+          <mc:Choice Requires="wpi">
+            <w:drawing>
+              <wp:anchor distT="0" distB="0" distL="114300" distR="114300" simplePos="0" relativeHeight="251736064" behindDoc="0" locked="0" layoutInCell="1" allowOverlap="1" wp14:anchorId="4976D1C8" wp14:editId="6AE558BF">
+                <wp:simplePos x="0" y="0"/>
+                <wp:positionH relativeFrom="column">
+                  <wp:posOffset>526369</wp:posOffset>
+                </wp:positionH>
+                <wp:positionV relativeFrom="paragraph">
+                  <wp:posOffset>4571055</wp:posOffset>
+                </wp:positionV>
+                <wp:extent cx="81720" cy="359280"/>
+                <wp:effectExtent l="38100" t="38100" r="52070" b="41275"/>
+                <wp:wrapNone/>
+                <wp:docPr id="155636824" name="Ink 99"/>
+                <wp:cNvGraphicFramePr/>
+                <a:graphic xmlns:a="http://schemas.openxmlformats.org/drawingml/2006/main">
+                  <a:graphicData uri="http://schemas.microsoft.com/office/word/2010/wordprocessingInk">
+                    <w14:contentPart bwMode="auto" r:id="rId58">
+                      <w14:nvContentPartPr>
+                        <w14:cNvContentPartPr/>
+                      </w14:nvContentPartPr>
+                      <w14:xfrm>
+                        <a:off x="0" y="0"/>
+                        <a:ext cx="81720" cy="359280"/>
+                      </w14:xfrm>
+                    </w14:contentPart>
+                  </a:graphicData>
+                </a:graphic>
+              </wp:anchor>
+            </w:drawing>
+          </mc:Choice>
+          <mc:Fallback>
+            <w:pict>
+              <v:shape w14:anchorId="4A831650" id="Ink 99" o:spid="_x0000_s1026" type="#_x0000_t75" style="position:absolute;margin-left:40.95pt;margin-top:359.45pt;width:7.45pt;height:29.3pt;z-index:251736064;visibility:visible;mso-wrap-style:square;mso-wrap-distance-left:9pt;mso-wrap-distance-top:0;mso-wrap-distance-right:9pt;mso-wrap-distance-bottom:0;mso-position-horizontal:absolute;mso-position-horizontal-relative:text;mso-position-vertical:absolute;mso-position-vertical-relative:text" o:gfxdata="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">
+                <v:imagedata r:id="rId59" o:title=""/>
+              </v:shape>
+            </w:pict>
+          </mc:Fallback>
+        </mc:AlternateContent>
+      </w:r>
+      <w:r>
+        <w:rPr>
+          <w:noProof/>
+          <w:sz w:val="2"/>
+          <w:szCs w:val="2"/>
+        </w:rPr>
+        <mc:AlternateContent>
+          <mc:Choice Requires="wpi">
+            <w:drawing>
+              <wp:anchor distT="0" distB="0" distL="114300" distR="114300" simplePos="0" relativeHeight="251734016" behindDoc="0" locked="0" layoutInCell="1" allowOverlap="1" wp14:anchorId="38FC4C32" wp14:editId="670C4C83">
+                <wp:simplePos x="0" y="0"/>
+                <wp:positionH relativeFrom="column">
+                  <wp:posOffset>572770</wp:posOffset>
+                </wp:positionH>
+                <wp:positionV relativeFrom="paragraph">
+                  <wp:posOffset>3369945</wp:posOffset>
+                </wp:positionV>
+                <wp:extent cx="53975" cy="52705"/>
+                <wp:effectExtent l="38100" t="38100" r="41275" b="42545"/>
+                <wp:wrapNone/>
+                <wp:docPr id="2115453758" name="Ink 97"/>
+                <wp:cNvGraphicFramePr/>
+                <a:graphic xmlns:a="http://schemas.openxmlformats.org/drawingml/2006/main">
+                  <a:graphicData uri="http://schemas.microsoft.com/office/word/2010/wordprocessingInk">
+                    <w14:contentPart bwMode="auto" r:id="rId60">
+                      <w14:nvContentPartPr>
+                        <w14:cNvContentPartPr/>
+                      </w14:nvContentPartPr>
+                      <w14:xfrm>
+                        <a:off x="0" y="0"/>
+                        <a:ext cx="53975" cy="52705"/>
+                      </w14:xfrm>
+                    </w14:contentPart>
+                  </a:graphicData>
+                </a:graphic>
+              </wp:anchor>
+            </w:drawing>
+          </mc:Choice>
+          <mc:Fallback>
+            <w:pict>
+              <v:shape w14:anchorId="714969C3" id="Ink 97" o:spid="_x0000_s1026" type="#_x0000_t75" style="position:absolute;margin-left:44.6pt;margin-top:264.85pt;width:5.2pt;height:5.1pt;z-index:251734016;visibility:visible;mso-wrap-style:square;mso-wrap-distance-left:9pt;mso-wrap-distance-top:0;mso-wrap-distance-right:9pt;mso-wrap-distance-bottom:0;mso-position-horizontal:absolute;mso-position-horizontal-relative:text;mso-position-vertical:absolute;mso-position-vertical-relative:text" o:gfxdata="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">
+                <v:imagedata r:id="rId61" o:title=""/>
+              </v:shape>
+            </w:pict>
+          </mc:Fallback>
+        </mc:AlternateContent>
+      </w:r>
+      <w:r>
+        <w:rPr>
+          <w:noProof/>
+          <w:sz w:val="2"/>
+          <w:szCs w:val="2"/>
+        </w:rPr>
+        <mc:AlternateContent>
+          <mc:Choice Requires="wpi">
+            <w:drawing>
+              <wp:anchor distT="0" distB="0" distL="114300" distR="114300" simplePos="0" relativeHeight="251730944" behindDoc="0" locked="0" layoutInCell="1" allowOverlap="1" wp14:anchorId="15B5E567" wp14:editId="057321FF">
+                <wp:simplePos x="0" y="0"/>
+                <wp:positionH relativeFrom="column">
+                  <wp:posOffset>481369</wp:posOffset>
+                </wp:positionH>
+                <wp:positionV relativeFrom="paragraph">
+                  <wp:posOffset>2740455</wp:posOffset>
+                </wp:positionV>
+                <wp:extent cx="127080" cy="680040"/>
+                <wp:effectExtent l="38100" t="38100" r="44450" b="44450"/>
+                <wp:wrapNone/>
+                <wp:docPr id="1535263344" name="Ink 93"/>
+                <wp:cNvGraphicFramePr/>
+                <a:graphic xmlns:a="http://schemas.openxmlformats.org/drawingml/2006/main">
+                  <a:graphicData uri="http://schemas.microsoft.com/office/word/2010/wordprocessingInk">
+                    <w14:contentPart bwMode="auto" r:id="rId62">
+                      <w14:nvContentPartPr>
+                        <w14:cNvContentPartPr/>
+                      </w14:nvContentPartPr>
+                      <w14:xfrm>
+                        <a:off x="0" y="0"/>
+                        <a:ext cx="127080" cy="680040"/>
+                      </w14:xfrm>
+                    </w14:contentPart>
+                  </a:graphicData>
+                </a:graphic>
+              </wp:anchor>
+            </w:drawing>
+          </mc:Choice>
+          <mc:Fallback>
+            <w:pict>
+              <v:shape w14:anchorId="4AB41AD4" id="Ink 93" o:spid="_x0000_s1026" type="#_x0000_t75" style="position:absolute;margin-left:37.4pt;margin-top:215.3pt;width:10.95pt;height:54.55pt;z-index:251730944;visibility:visible;mso-wrap-style:square;mso-wrap-distance-left:9pt;mso-wrap-distance-top:0;mso-wrap-distance-right:9pt;mso-wrap-distance-bottom:0;mso-position-horizontal:absolute;mso-position-horizontal-relative:text;mso-position-vertical:absolute;mso-position-vertical-relative:text" o:gfxdata="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">
+                <v:imagedata r:id="rId63" o:title=""/>
+              </v:shape>
+            </w:pict>
+          </mc:Fallback>
+        </mc:AlternateContent>
+      </w:r>
+      <w:r>
+        <w:rPr>
+          <w:noProof/>
+          <w:sz w:val="2"/>
+          <w:szCs w:val="2"/>
+        </w:rPr>
+        <mc:AlternateContent>
+          <mc:Choice Requires="wpi">
+            <w:drawing>
+              <wp:anchor distT="0" distB="0" distL="114300" distR="114300" simplePos="0" relativeHeight="251728896" behindDoc="0" locked="0" layoutInCell="1" allowOverlap="1" wp14:anchorId="17AD09C4" wp14:editId="6CF2082E">
+                <wp:simplePos x="0" y="0"/>
+                <wp:positionH relativeFrom="column">
+                  <wp:posOffset>356235</wp:posOffset>
+                </wp:positionH>
+                <wp:positionV relativeFrom="paragraph">
+                  <wp:posOffset>2734945</wp:posOffset>
+                </wp:positionV>
+                <wp:extent cx="156210" cy="635"/>
+                <wp:effectExtent l="38100" t="38100" r="34290" b="37465"/>
+                <wp:wrapNone/>
+                <wp:docPr id="679910143" name="Ink 91"/>
+                <wp:cNvGraphicFramePr/>
+                <a:graphic xmlns:a="http://schemas.openxmlformats.org/drawingml/2006/main">
+                  <a:graphicData uri="http://schemas.microsoft.com/office/word/2010/wordprocessingInk">
+                    <w14:contentPart bwMode="auto" r:id="rId64">
+                      <w14:nvContentPartPr>
+                        <w14:cNvContentPartPr/>
+                      </w14:nvContentPartPr>
+                      <w14:xfrm>
+                        <a:off x="0" y="0"/>
+                        <a:ext cx="156210" cy="635"/>
+                      </w14:xfrm>
+                    </w14:contentPart>
+                  </a:graphicData>
+                </a:graphic>
+                <wp14:sizeRelH relativeFrom="margin">
+                  <wp14:pctWidth>0</wp14:pctWidth>
+                </wp14:sizeRelH>
+                <wp14:sizeRelV relativeFrom="margin">
+                  <wp14:pctHeight>0</wp14:pctHeight>
+                </wp14:sizeRelV>
+              </wp:anchor>
+            </w:drawing>
+          </mc:Choice>
+          <mc:Fallback>
+            <w:pict>
+              <v:shape w14:anchorId="352A14B6" id="Ink 91" o:spid="_x0000_s1026" type="#_x0000_t75" style="position:absolute;margin-left:27.55pt;margin-top:214.5pt;width:13.25pt;height:1.75pt;z-index:251728896;visibility:visible;mso-wrap-style:square;mso-width-percent:0;mso-height-percent:0;mso-wrap-distance-left:9pt;mso-wrap-distance-top:0;mso-wrap-distance-right:9pt;mso-wrap-distance-bottom:0;mso-position-horizontal:absolute;mso-position-horizontal-relative:text;mso-position-vertical:absolute;mso-position-vertical-relative:text;mso-width-percent:0;mso-height-percent:0;mso-width-relative:margin;mso-height-relative:margin" o:gfxdata="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">
+                <v:imagedata r:id="rId65" o:title=""/>
+              </v:shape>
+            </w:pict>
+          </mc:Fallback>
+        </mc:AlternateContent>
+      </w:r>
+      <w:r>
+        <w:rPr>
+          <w:noProof/>
+          <w:sz w:val="2"/>
+          <w:szCs w:val="2"/>
+        </w:rPr>
+        <mc:AlternateContent>
+          <mc:Choice Requires="wpi">
+            <w:drawing>
+              <wp:anchor distT="0" distB="0" distL="114300" distR="114300" simplePos="0" relativeHeight="251726848" behindDoc="0" locked="0" layoutInCell="1" allowOverlap="1" wp14:anchorId="1ABCDCB4" wp14:editId="7CB98E21">
+                <wp:simplePos x="0" y="0"/>
+                <wp:positionH relativeFrom="column">
+                  <wp:posOffset>-362471</wp:posOffset>
+                </wp:positionH>
+                <wp:positionV relativeFrom="paragraph">
+                  <wp:posOffset>1995615</wp:posOffset>
+                </wp:positionV>
+                <wp:extent cx="455040" cy="1414440"/>
+                <wp:effectExtent l="38100" t="38100" r="40640" b="52705"/>
+                <wp:wrapNone/>
+                <wp:docPr id="66769434" name="Ink 89"/>
+                <wp:cNvGraphicFramePr/>
+                <a:graphic xmlns:a="http://schemas.openxmlformats.org/drawingml/2006/main">
+                  <a:graphicData uri="http://schemas.microsoft.com/office/word/2010/wordprocessingInk">
+                    <w14:contentPart bwMode="auto" r:id="rId66">
+                      <w14:nvContentPartPr>
+                        <w14:cNvContentPartPr/>
+                      </w14:nvContentPartPr>
+                      <w14:xfrm>
+                        <a:off x="0" y="0"/>
+                        <a:ext cx="455040" cy="1414440"/>
+                      </w14:xfrm>
+                    </w14:contentPart>
+                  </a:graphicData>
+                </a:graphic>
+              </wp:anchor>
+            </w:drawing>
+          </mc:Choice>
+          <mc:Fallback>
+            <w:pict>
+              <v:shape w14:anchorId="005BDE1D" id="Ink 89" o:spid="_x0000_s1026" type="#_x0000_t75" style="position:absolute;margin-left:-29.05pt;margin-top:156.65pt;width:36.85pt;height:112.35pt;z-index:251726848;visibility:visible;mso-wrap-style:square;mso-wrap-distance-left:9pt;mso-wrap-distance-top:0;mso-wrap-distance-right:9pt;mso-wrap-distance-bottom:0;mso-position-horizontal:absolute;mso-position-horizontal-relative:text;mso-position-vertical:absolute;mso-position-vertical-relative:text" o:gfxdata="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">
+                <v:imagedata r:id="rId67" o:title=""/>
+              </v:shape>
+            </w:pict>
+          </mc:Fallback>
+        </mc:AlternateContent>
+      </w:r>
+      <w:r>
+        <w:rPr>
+          <w:noProof/>
+          <w:sz w:val="2"/>
+          <w:szCs w:val="2"/>
+        </w:rPr>
+        <mc:AlternateContent>
+          <mc:Choice Requires="wpi">
+            <w:drawing>
+              <wp:anchor distT="0" distB="0" distL="114300" distR="114300" simplePos="0" relativeHeight="251725824" behindDoc="0" locked="0" layoutInCell="1" allowOverlap="1" wp14:anchorId="258D795F" wp14:editId="3774718C">
+                <wp:simplePos x="0" y="0"/>
+                <wp:positionH relativeFrom="column">
+                  <wp:posOffset>5344160</wp:posOffset>
+                </wp:positionH>
+                <wp:positionV relativeFrom="paragraph">
+                  <wp:posOffset>1708150</wp:posOffset>
+                </wp:positionV>
+                <wp:extent cx="64135" cy="120645"/>
+                <wp:effectExtent l="57150" t="57150" r="31115" b="51435"/>
+                <wp:wrapNone/>
+                <wp:docPr id="1478436800" name="Ink 88"/>
+                <wp:cNvGraphicFramePr/>
+                <a:graphic xmlns:a="http://schemas.openxmlformats.org/drawingml/2006/main">
+                  <a:graphicData uri="http://schemas.microsoft.com/office/word/2010/wordprocessingInk">
+                    <w14:contentPart bwMode="auto" r:id="rId68">
+                      <w14:nvContentPartPr>
+                        <w14:cNvContentPartPr/>
+                      </w14:nvContentPartPr>
+                      <w14:xfrm>
+                        <a:off x="0" y="0"/>
+                        <a:ext cx="64135" cy="120645"/>
+                      </w14:xfrm>
+                    </w14:contentPart>
+                  </a:graphicData>
+                </a:graphic>
+              </wp:anchor>
+            </w:drawing>
+          </mc:Choice>
+          <mc:Fallback>
+            <w:pict>
+              <v:shape w14:anchorId="52166975" id="Ink 88" o:spid="_x0000_s1026" type="#_x0000_t75" style="position:absolute;margin-left:420.1pt;margin-top:133.8pt;width:6.4pt;height:10.95pt;z-index:251725824;visibility:visible;mso-wrap-style:square;mso-wrap-distance-left:9pt;mso-wrap-distance-top:0;mso-wrap-distance-right:9pt;mso-wrap-distance-bottom:0;mso-position-horizontal:absolute;mso-position-horizontal-relative:text;mso-position-vertical:absolute;mso-position-vertical-relative:text" o:gfxdata="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">
+                <v:imagedata r:id="rId69" o:title=""/>
+              </v:shape>
+            </w:pict>
+          </mc:Fallback>
+        </mc:AlternateContent>
+      </w:r>
+      <w:r>
+        <w:rPr>
+          <w:noProof/>
+          <w:sz w:val="2"/>
+          <w:szCs w:val="2"/>
+        </w:rPr>
+        <mc:AlternateContent>
+          <mc:Choice Requires="wpi">
+            <w:drawing>
+              <wp:anchor distT="0" distB="0" distL="114300" distR="114300" simplePos="0" relativeHeight="251722752" behindDoc="0" locked="0" layoutInCell="1" allowOverlap="1" wp14:anchorId="21867E2E" wp14:editId="7AB782F2">
+                <wp:simplePos x="0" y="0"/>
+                <wp:positionH relativeFrom="column">
+                  <wp:posOffset>3112969</wp:posOffset>
+                </wp:positionH>
+                <wp:positionV relativeFrom="paragraph">
+                  <wp:posOffset>1178113</wp:posOffset>
+                </wp:positionV>
+                <wp:extent cx="2292480" cy="604800"/>
+                <wp:effectExtent l="57150" t="57150" r="50800" b="43180"/>
+                <wp:wrapNone/>
+                <wp:docPr id="1438235584" name="Ink 85"/>
+                <wp:cNvGraphicFramePr/>
+                <a:graphic xmlns:a="http://schemas.openxmlformats.org/drawingml/2006/main">
+                  <a:graphicData uri="http://schemas.microsoft.com/office/word/2010/wordprocessingInk">
+                    <w14:contentPart bwMode="auto" r:id="rId70">
+                      <w14:nvContentPartPr>
+                        <w14:cNvContentPartPr/>
+                      </w14:nvContentPartPr>
+                      <w14:xfrm>
+                        <a:off x="0" y="0"/>
+                        <a:ext cx="2292480" cy="604800"/>
+                      </w14:xfrm>
+                    </w14:contentPart>
+                  </a:graphicData>
+                </a:graphic>
+              </wp:anchor>
+            </w:drawing>
+          </mc:Choice>
+          <mc:Fallback>
+            <w:pict>
+              <v:shape w14:anchorId="268D8482" id="Ink 85" o:spid="_x0000_s1026" type="#_x0000_t75" style="position:absolute;margin-left:244.4pt;margin-top:92.05pt;width:181.9pt;height:49pt;z-index:251722752;visibility:visible;mso-wrap-style:square;mso-wrap-distance-left:9pt;mso-wrap-distance-top:0;mso-wrap-distance-right:9pt;mso-wrap-distance-bottom:0;mso-position-horizontal:absolute;mso-position-horizontal-relative:text;mso-position-vertical:absolute;mso-position-vertical-relative:text" o:gfxdata="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">
+                <v:imagedata r:id="rId71" o:title=""/>
+              </v:shape>
+            </w:pict>
+          </mc:Fallback>
+        </mc:AlternateContent>
+      </w:r>
+      <w:r>
+        <w:rPr>
+          <w:noProof/>
+          <w:sz w:val="2"/>
+          <w:szCs w:val="2"/>
+        </w:rPr>
+        <mc:AlternateContent>
+          <mc:Choice Requires="wpi">
+            <w:drawing>
+              <wp:anchor distT="0" distB="0" distL="114300" distR="114300" simplePos="0" relativeHeight="251720704" behindDoc="0" locked="0" layoutInCell="1" allowOverlap="1" wp14:anchorId="31537883" wp14:editId="26EAD8CE">
+                <wp:simplePos x="0" y="0"/>
+                <wp:positionH relativeFrom="column">
+                  <wp:posOffset>2267295</wp:posOffset>
+                </wp:positionH>
+                <wp:positionV relativeFrom="paragraph">
+                  <wp:posOffset>4846783</wp:posOffset>
+                </wp:positionV>
+                <wp:extent cx="60120" cy="63720"/>
+                <wp:effectExtent l="57150" t="57150" r="54610" b="50800"/>
+                <wp:wrapNone/>
+                <wp:docPr id="1610192936" name="Ink 81"/>
+                <wp:cNvGraphicFramePr/>
+                <a:graphic xmlns:a="http://schemas.openxmlformats.org/drawingml/2006/main">
+                  <a:graphicData uri="http://schemas.microsoft.com/office/word/2010/wordprocessingInk">
+                    <w14:contentPart bwMode="auto" r:id="rId72">
+                      <w14:nvContentPartPr>
+                        <w14:cNvContentPartPr/>
+                      </w14:nvContentPartPr>
+                      <w14:xfrm>
+                        <a:off x="0" y="0"/>
+                        <a:ext cx="60120" cy="63720"/>
+                      </w14:xfrm>
+                    </w14:contentPart>
+                  </a:graphicData>
+                </a:graphic>
+              </wp:anchor>
+            </w:drawing>
+          </mc:Choice>
+          <mc:Fallback>
+            <w:pict>
+              <v:shape w14:anchorId="10799445" id="Ink 81" o:spid="_x0000_s1026" type="#_x0000_t75" style="position:absolute;margin-left:177.85pt;margin-top:380.95pt;width:6.15pt;height:6.4pt;z-index:251720704;visibility:visible;mso-wrap-style:square;mso-wrap-distance-left:9pt;mso-wrap-distance-top:0;mso-wrap-distance-right:9pt;mso-wrap-distance-bottom:0;mso-position-horizontal:absolute;mso-position-horizontal-relative:text;mso-position-vertical:absolute;mso-position-vertical-relative:text" o:gfxdata="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">
+                <v:imagedata r:id="rId73" o:title=""/>
+              </v:shape>
+            </w:pict>
+          </mc:Fallback>
+        </mc:AlternateContent>
+      </w:r>
+      <w:r>
+        <w:rPr>
+          <w:noProof/>
+          <w:sz w:val="2"/>
+          <w:szCs w:val="2"/>
+        </w:rPr>
+        <mc:AlternateContent>
+          <mc:Choice Requires="wpi">
+            <w:drawing>
+              <wp:anchor distT="0" distB="0" distL="114300" distR="114300" simplePos="0" relativeHeight="251719680" behindDoc="0" locked="0" layoutInCell="1" allowOverlap="1" wp14:anchorId="3F5B9B1A" wp14:editId="4D4301D4">
+                <wp:simplePos x="0" y="0"/>
+                <wp:positionH relativeFrom="column">
+                  <wp:posOffset>2136975</wp:posOffset>
+                </wp:positionH>
+                <wp:positionV relativeFrom="paragraph">
+                  <wp:posOffset>3642943</wp:posOffset>
+                </wp:positionV>
+                <wp:extent cx="162720" cy="1268640"/>
+                <wp:effectExtent l="57150" t="57150" r="46990" b="46355"/>
+                <wp:wrapNone/>
+                <wp:docPr id="97288310" name="Ink 80"/>
+                <wp:cNvGraphicFramePr/>
+                <a:graphic xmlns:a="http://schemas.openxmlformats.org/drawingml/2006/main">
+                  <a:graphicData uri="http://schemas.microsoft.com/office/word/2010/wordprocessingInk">
+                    <w14:contentPart bwMode="auto" r:id="rId74">
+                      <w14:nvContentPartPr>
+                        <w14:cNvContentPartPr/>
+                      </w14:nvContentPartPr>
+                      <w14:xfrm>
+                        <a:off x="0" y="0"/>
+                        <a:ext cx="162720" cy="1268640"/>
+                      </w14:xfrm>
+                    </w14:contentPart>
+                  </a:graphicData>
+                </a:graphic>
+              </wp:anchor>
+            </w:drawing>
+          </mc:Choice>
+          <mc:Fallback>
+            <w:pict>
+              <v:shape w14:anchorId="3410977D" id="Ink 80" o:spid="_x0000_s1026" type="#_x0000_t75" style="position:absolute;margin-left:167.55pt;margin-top:286.15pt;width:14.2pt;height:101.35pt;z-index:251719680;visibility:visible;mso-wrap-style:square;mso-wrap-distance-left:9pt;mso-wrap-distance-top:0;mso-wrap-distance-right:9pt;mso-wrap-distance-bottom:0;mso-position-horizontal:absolute;mso-position-horizontal-relative:text;mso-position-vertical:absolute;mso-position-vertical-relative:text" o:gfxdata="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">
+                <v:imagedata r:id="rId75" o:title=""/>
+              </v:shape>
+            </w:pict>
+          </mc:Fallback>
+        </mc:AlternateContent>
+      </w:r>
+      <w:r>
+        <w:rPr>
+          <w:noProof/>
+          <w:sz w:val="2"/>
+          <w:szCs w:val="2"/>
+        </w:rPr>
+        <mc:AlternateContent>
+          <mc:Choice Requires="wpi">
+            <w:drawing>
+              <wp:anchor distT="0" distB="0" distL="114300" distR="114300" simplePos="0" relativeHeight="251716608" behindDoc="0" locked="0" layoutInCell="1" allowOverlap="1" wp14:anchorId="6A5A01E8" wp14:editId="6D91C86F">
+                <wp:simplePos x="0" y="0"/>
+                <wp:positionH relativeFrom="column">
+                  <wp:posOffset>2037975</wp:posOffset>
+                </wp:positionH>
+                <wp:positionV relativeFrom="paragraph">
+                  <wp:posOffset>2774570</wp:posOffset>
+                </wp:positionV>
+                <wp:extent cx="295920" cy="1080"/>
+                <wp:effectExtent l="57150" t="57150" r="46990" b="56515"/>
+                <wp:wrapNone/>
+                <wp:docPr id="269165055" name="Ink 76"/>
+                <wp:cNvGraphicFramePr/>
+                <a:graphic xmlns:a="http://schemas.openxmlformats.org/drawingml/2006/main">
+                  <a:graphicData uri="http://schemas.microsoft.com/office/word/2010/wordprocessingInk">
+                    <w14:contentPart bwMode="auto" r:id="rId76">
+                      <w14:nvContentPartPr>
+                        <w14:cNvContentPartPr/>
+                      </w14:nvContentPartPr>
+                      <w14:xfrm>
+                        <a:off x="0" y="0"/>
+                        <a:ext cx="295920" cy="1080"/>
+                      </w14:xfrm>
+                    </w14:contentPart>
+                  </a:graphicData>
+                </a:graphic>
+              </wp:anchor>
+            </w:drawing>
+          </mc:Choice>
+          <mc:Fallback>
+            <w:pict>
+              <v:shape w14:anchorId="74D5CC39" id="Ink 76" o:spid="_x0000_s1026" type="#_x0000_t75" style="position:absolute;margin-left:159.75pt;margin-top:217.9pt;width:24.7pt;height:1.2pt;z-index:251716608;visibility:visible;mso-wrap-style:square;mso-wrap-distance-left:9pt;mso-wrap-distance-top:0;mso-wrap-distance-right:9pt;mso-wrap-distance-bottom:0;mso-position-horizontal:absolute;mso-position-horizontal-relative:text;mso-position-vertical:absolute;mso-position-vertical-relative:text" o:gfxdata="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">
+                <v:imagedata r:id="rId77" o:title=""/>
+              </v:shape>
+            </w:pict>
+          </mc:Fallback>
+        </mc:AlternateContent>
+      </w:r>
+      <w:r>
+        <w:rPr>
+          <w:noProof/>
+          <w:sz w:val="2"/>
+          <w:szCs w:val="2"/>
+        </w:rPr>
+        <mc:AlternateContent>
+          <mc:Choice Requires="wpi">
+            <w:drawing>
+              <wp:anchor distT="0" distB="0" distL="114300" distR="114300" simplePos="0" relativeHeight="251714560" behindDoc="0" locked="0" layoutInCell="1" allowOverlap="1" wp14:anchorId="255ED263" wp14:editId="71628CBB">
+                <wp:simplePos x="0" y="0"/>
+                <wp:positionH relativeFrom="column">
+                  <wp:posOffset>2374215</wp:posOffset>
+                </wp:positionH>
+                <wp:positionV relativeFrom="paragraph">
+                  <wp:posOffset>2776370</wp:posOffset>
+                </wp:positionV>
+                <wp:extent cx="276480" cy="5400"/>
+                <wp:effectExtent l="57150" t="57150" r="47625" b="52070"/>
+                <wp:wrapNone/>
+                <wp:docPr id="38625035" name="Ink 74"/>
+                <wp:cNvGraphicFramePr/>
+                <a:graphic xmlns:a="http://schemas.openxmlformats.org/drawingml/2006/main">
+                  <a:graphicData uri="http://schemas.microsoft.com/office/word/2010/wordprocessingInk">
+                    <w14:contentPart bwMode="auto" r:id="rId78">
+                      <w14:nvContentPartPr>
+                        <w14:cNvContentPartPr/>
+                      </w14:nvContentPartPr>
+                      <w14:xfrm>
+                        <a:off x="0" y="0"/>
+                        <a:ext cx="276480" cy="5400"/>
+                      </w14:xfrm>
+                    </w14:contentPart>
+                  </a:graphicData>
+                </a:graphic>
+              </wp:anchor>
+            </w:drawing>
+          </mc:Choice>
+          <mc:Fallback>
+            <w:pict>
+              <v:shape w14:anchorId="059E03F3" id="Ink 74" o:spid="_x0000_s1026" type="#_x0000_t75" style="position:absolute;margin-left:186.25pt;margin-top:217.9pt;width:23.15pt;height:1.85pt;z-index:251714560;visibility:visible;mso-wrap-style:square;mso-wrap-distance-left:9pt;mso-wrap-distance-top:0;mso-wrap-distance-right:9pt;mso-wrap-distance-bottom:0;mso-position-horizontal:absolute;mso-position-horizontal-relative:text;mso-position-vertical:absolute;mso-position-vertical-relative:text" o:gfxdata="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">
+                <v:imagedata r:id="rId79" o:title=""/>
+              </v:shape>
+            </w:pict>
+          </mc:Fallback>
+        </mc:AlternateContent>
+      </w:r>
+      <w:r>
+        <w:rPr>
+          <w:noProof/>
+          <w:sz w:val="2"/>
+          <w:szCs w:val="2"/>
+        </w:rPr>
+        <mc:AlternateContent>
+          <mc:Choice Requires="wpi">
+            <w:drawing>
+              <wp:anchor distT="0" distB="0" distL="114300" distR="114300" simplePos="0" relativeHeight="251712512" behindDoc="0" locked="0" layoutInCell="1" allowOverlap="1" wp14:anchorId="6CB46721" wp14:editId="024C8AF3">
+                <wp:simplePos x="0" y="0"/>
+                <wp:positionH relativeFrom="column">
+                  <wp:posOffset>3126740</wp:posOffset>
+                </wp:positionH>
+                <wp:positionV relativeFrom="paragraph">
+                  <wp:posOffset>4839335</wp:posOffset>
+                </wp:positionV>
+                <wp:extent cx="88265" cy="81285"/>
+                <wp:effectExtent l="57150" t="57150" r="45085" b="52070"/>
+                <wp:wrapNone/>
+                <wp:docPr id="1891362254" name="Ink 71"/>
+                <wp:cNvGraphicFramePr/>
+                <a:graphic xmlns:a="http://schemas.openxmlformats.org/drawingml/2006/main">
+                  <a:graphicData uri="http://schemas.microsoft.com/office/word/2010/wordprocessingInk">
+                    <w14:contentPart bwMode="auto" r:id="rId80">
+                      <w14:nvContentPartPr>
+                        <w14:cNvContentPartPr/>
+                      </w14:nvContentPartPr>
+                      <w14:xfrm>
+                        <a:off x="0" y="0"/>
+                        <a:ext cx="88265" cy="81285"/>
+                      </w14:xfrm>
+                    </w14:contentPart>
+                  </a:graphicData>
+                </a:graphic>
+              </wp:anchor>
+            </w:drawing>
+          </mc:Choice>
+          <mc:Fallback>
+            <w:pict>
+              <v:shape w14:anchorId="663DCAA9" id="Ink 71" o:spid="_x0000_s1026" type="#_x0000_t75" style="position:absolute;margin-left:245.5pt;margin-top:380.35pt;width:8.35pt;height:7.8pt;z-index:251712512;visibility:visible;mso-wrap-style:square;mso-wrap-distance-left:9pt;mso-wrap-distance-top:0;mso-wrap-distance-right:9pt;mso-wrap-distance-bottom:0;mso-position-horizontal:absolute;mso-position-horizontal-relative:text;mso-position-vertical:absolute;mso-position-vertical-relative:text" o:gfxdata="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">
+                <v:imagedata r:id="rId81" o:title=""/>
+              </v:shape>
+            </w:pict>
+          </mc:Fallback>
+        </mc:AlternateContent>
+      </w:r>
+      <w:r>
+        <w:rPr>
+          <w:noProof/>
+          <w:sz w:val="2"/>
+          <w:szCs w:val="2"/>
+        </w:rPr>
+        <mc:AlternateContent>
+          <mc:Choice Requires="wpi">
+            <w:drawing>
+              <wp:anchor distT="0" distB="0" distL="114300" distR="114300" simplePos="0" relativeHeight="251709440" behindDoc="0" locked="0" layoutInCell="1" allowOverlap="1" wp14:anchorId="01518D4B" wp14:editId="0A2C650F">
+                <wp:simplePos x="0" y="0"/>
+                <wp:positionH relativeFrom="column">
+                  <wp:posOffset>2950215</wp:posOffset>
+                </wp:positionH>
+                <wp:positionV relativeFrom="paragraph">
+                  <wp:posOffset>4046128</wp:posOffset>
+                </wp:positionV>
+                <wp:extent cx="238680" cy="852120"/>
+                <wp:effectExtent l="57150" t="57150" r="47625" b="43815"/>
+                <wp:wrapNone/>
+                <wp:docPr id="2073773641" name="Ink 68"/>
+                <wp:cNvGraphicFramePr/>
+                <a:graphic xmlns:a="http://schemas.openxmlformats.org/drawingml/2006/main">
+                  <a:graphicData uri="http://schemas.microsoft.com/office/word/2010/wordprocessingInk">
+                    <w14:contentPart bwMode="auto" r:id="rId82">
+                      <w14:nvContentPartPr>
+                        <w14:cNvContentPartPr/>
+                      </w14:nvContentPartPr>
+                      <w14:xfrm>
+                        <a:off x="0" y="0"/>
+                        <a:ext cx="238680" cy="852120"/>
+                      </w14:xfrm>
+                    </w14:contentPart>
+                  </a:graphicData>
+                </a:graphic>
+              </wp:anchor>
+            </w:drawing>
+          </mc:Choice>
+          <mc:Fallback>
+            <w:pict>
+              <v:shape w14:anchorId="6728EE34" id="Ink 68" o:spid="_x0000_s1026" type="#_x0000_t75" style="position:absolute;margin-left:231.6pt;margin-top:317.9pt;width:20.25pt;height:68.55pt;z-index:251709440;visibility:visible;mso-wrap-style:square;mso-wrap-distance-left:9pt;mso-wrap-distance-top:0;mso-wrap-distance-right:9pt;mso-wrap-distance-bottom:0;mso-position-horizontal:absolute;mso-position-horizontal-relative:text;mso-position-vertical:absolute;mso-position-vertical-relative:text" o:gfxdata="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">
+                <v:imagedata r:id="rId83" o:title=""/>
+              </v:shape>
+            </w:pict>
+          </mc:Fallback>
+        </mc:AlternateContent>
+      </w:r>
+      <w:r>
+        <w:rPr>
+          <w:noProof/>
+          <w:sz w:val="2"/>
+          <w:szCs w:val="2"/>
+        </w:rPr>
+        <mc:AlternateContent>
+          <mc:Choice Requires="wpi">
+            <w:drawing>
+              <wp:anchor distT="0" distB="0" distL="114300" distR="114300" simplePos="0" relativeHeight="251707392" behindDoc="0" locked="0" layoutInCell="1" allowOverlap="1" wp14:anchorId="7D77E142" wp14:editId="3CB5216D">
+                <wp:simplePos x="0" y="0"/>
+                <wp:positionH relativeFrom="column">
+                  <wp:posOffset>2477135</wp:posOffset>
+                </wp:positionH>
+                <wp:positionV relativeFrom="paragraph">
+                  <wp:posOffset>4044315</wp:posOffset>
+                </wp:positionV>
+                <wp:extent cx="509270" cy="635"/>
+                <wp:effectExtent l="57150" t="57150" r="43180" b="56515"/>
+                <wp:wrapNone/>
+                <wp:docPr id="153593819" name="Ink 66"/>
+                <wp:cNvGraphicFramePr/>
+                <a:graphic xmlns:a="http://schemas.openxmlformats.org/drawingml/2006/main">
+                  <a:graphicData uri="http://schemas.microsoft.com/office/word/2010/wordprocessingInk">
+                    <w14:contentPart bwMode="auto" r:id="rId84">
+                      <w14:nvContentPartPr>
+                        <w14:cNvContentPartPr/>
+                      </w14:nvContentPartPr>
+                      <w14:xfrm>
+                        <a:off x="0" y="0"/>
+                        <a:ext cx="509270" cy="635"/>
+                      </w14:xfrm>
+                    </w14:contentPart>
+                  </a:graphicData>
+                </a:graphic>
+                <wp14:sizeRelH relativeFrom="margin">
+                  <wp14:pctWidth>0</wp14:pctWidth>
+                </wp14:sizeRelH>
+                <wp14:sizeRelV relativeFrom="margin">
+                  <wp14:pctHeight>0</wp14:pctHeight>
+                </wp14:sizeRelV>
+              </wp:anchor>
+            </w:drawing>
+          </mc:Choice>
+          <mc:Fallback>
+            <w:pict>
+              <v:shape w14:anchorId="00AD5985" id="Ink 66" o:spid="_x0000_s1026" type="#_x0000_t75" style="position:absolute;margin-left:194.35pt;margin-top:317.2pt;width:41.5pt;height:2.5pt;z-index:251707392;visibility:visible;mso-wrap-style:square;mso-width-percent:0;mso-height-percent:0;mso-wrap-distance-left:9pt;mso-wrap-distance-top:0;mso-wrap-distance-right:9pt;mso-wrap-distance-bottom:0;mso-position-horizontal:absolute;mso-position-horizontal-relative:text;mso-position-vertical:absolute;mso-position-vertical-relative:text;mso-width-percent:0;mso-height-percent:0;mso-width-relative:margin;mso-height-relative:margin" o:gfxdata="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">
+                <v:imagedata r:id="rId85" o:title=""/>
+              </v:shape>
+            </w:pict>
+          </mc:Fallback>
+        </mc:AlternateContent>
+      </w:r>
+      <w:r>
+        <w:rPr>
+          <w:noProof/>
+          <w:sz w:val="2"/>
+          <w:szCs w:val="2"/>
+        </w:rPr>
+        <mc:AlternateContent>
+          <mc:Choice Requires="wpi">
+            <w:drawing>
+              <wp:anchor distT="0" distB="0" distL="114300" distR="114300" simplePos="0" relativeHeight="251705344" behindDoc="0" locked="0" layoutInCell="1" allowOverlap="1" wp14:anchorId="7CA2560E" wp14:editId="7E4E763F">
+                <wp:simplePos x="0" y="0"/>
+                <wp:positionH relativeFrom="column">
+                  <wp:posOffset>2781935</wp:posOffset>
+                </wp:positionH>
+                <wp:positionV relativeFrom="paragraph">
+                  <wp:posOffset>3351530</wp:posOffset>
+                </wp:positionV>
+                <wp:extent cx="79375" cy="73230"/>
+                <wp:effectExtent l="57150" t="57150" r="53975" b="41275"/>
+                <wp:wrapNone/>
+                <wp:docPr id="196097794" name="Ink 64"/>
+                <wp:cNvGraphicFramePr/>
+                <a:graphic xmlns:a="http://schemas.openxmlformats.org/drawingml/2006/main">
+                  <a:graphicData uri="http://schemas.microsoft.com/office/word/2010/wordprocessingInk">
+                    <w14:contentPart bwMode="auto" r:id="rId86">
+                      <w14:nvContentPartPr>
+                        <w14:cNvContentPartPr/>
+                      </w14:nvContentPartPr>
+                      <w14:xfrm>
+                        <a:off x="0" y="0"/>
+                        <a:ext cx="79375" cy="73230"/>
+                      </w14:xfrm>
+                    </w14:contentPart>
+                  </a:graphicData>
+                </a:graphic>
+              </wp:anchor>
+            </w:drawing>
+          </mc:Choice>
+          <mc:Fallback>
+            <w:pict>
+              <v:shape w14:anchorId="1B13C1F8" id="Ink 64" o:spid="_x0000_s1026" type="#_x0000_t75" style="position:absolute;margin-left:218.35pt;margin-top:263.2pt;width:7.65pt;height:7.15pt;z-index:251705344;visibility:visible;mso-wrap-style:square;mso-wrap-distance-left:9pt;mso-wrap-distance-top:0;mso-wrap-distance-right:9pt;mso-wrap-distance-bottom:0;mso-position-horizontal:absolute;mso-position-horizontal-relative:text;mso-position-vertical:absolute;mso-position-vertical-relative:text" o:gfxdata="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">
+                <v:imagedata r:id="rId87" o:title=""/>
+              </v:shape>
+            </w:pict>
+          </mc:Fallback>
+        </mc:AlternateContent>
+      </w:r>
+      <w:r>
+        <w:rPr>
+          <w:noProof/>
+          <w:sz w:val="2"/>
+          <w:szCs w:val="2"/>
+        </w:rPr>
+        <mc:AlternateContent>
+          <mc:Choice Requires="wpi">
+            <w:drawing>
+              <wp:anchor distT="0" distB="0" distL="114300" distR="114300" simplePos="0" relativeHeight="251702272" behindDoc="0" locked="0" layoutInCell="1" allowOverlap="1" wp14:anchorId="7B0B56B8" wp14:editId="7837F4AC">
+                <wp:simplePos x="0" y="0"/>
+                <wp:positionH relativeFrom="column">
+                  <wp:posOffset>2547375</wp:posOffset>
+                </wp:positionH>
+                <wp:positionV relativeFrom="paragraph">
+                  <wp:posOffset>2783953</wp:posOffset>
+                </wp:positionV>
+                <wp:extent cx="287280" cy="628920"/>
+                <wp:effectExtent l="57150" t="57150" r="55880" b="57150"/>
+                <wp:wrapNone/>
+                <wp:docPr id="968151527" name="Ink 61"/>
+                <wp:cNvGraphicFramePr/>
+                <a:graphic xmlns:a="http://schemas.openxmlformats.org/drawingml/2006/main">
+                  <a:graphicData uri="http://schemas.microsoft.com/office/word/2010/wordprocessingInk">
+                    <w14:contentPart bwMode="auto" r:id="rId88">
+                      <w14:nvContentPartPr>
+                        <w14:cNvContentPartPr/>
+                      </w14:nvContentPartPr>
+                      <w14:xfrm>
+                        <a:off x="0" y="0"/>
+                        <a:ext cx="287280" cy="628920"/>
+                      </w14:xfrm>
+                    </w14:contentPart>
+                  </a:graphicData>
+                </a:graphic>
+              </wp:anchor>
+            </w:drawing>
+          </mc:Choice>
+          <mc:Fallback>
+            <w:pict>
+              <v:shape w14:anchorId="1DBF639F" id="Ink 61" o:spid="_x0000_s1026" type="#_x0000_t75" style="position:absolute;margin-left:199.9pt;margin-top:218.5pt;width:24pt;height:50.9pt;z-index:251702272;visibility:visible;mso-wrap-style:square;mso-wrap-distance-left:9pt;mso-wrap-distance-top:0;mso-wrap-distance-right:9pt;mso-wrap-distance-bottom:0;mso-position-horizontal:absolute;mso-position-horizontal-relative:text;mso-position-vertical:absolute;mso-position-vertical-relative:text" o:gfxdata="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">
+                <v:imagedata r:id="rId89" o:title=""/>
+              </v:shape>
+            </w:pict>
+          </mc:Fallback>
+        </mc:AlternateContent>
+      </w:r>
+      <w:r>
+        <w:rPr>
+          <w:noProof/>
+          <w:sz w:val="2"/>
+          <w:szCs w:val="2"/>
+        </w:rPr>
+        <mc:AlternateContent>
+          <mc:Choice Requires="wpi">
+            <w:drawing>
+              <wp:anchor distT="0" distB="0" distL="114300" distR="114300" simplePos="0" relativeHeight="251700224" behindDoc="0" locked="0" layoutInCell="1" allowOverlap="1" wp14:anchorId="710D6EBA" wp14:editId="2A03E42A">
+                <wp:simplePos x="0" y="0"/>
+                <wp:positionH relativeFrom="column">
+                  <wp:posOffset>1869440</wp:posOffset>
+                </wp:positionH>
+                <wp:positionV relativeFrom="paragraph">
+                  <wp:posOffset>3344545</wp:posOffset>
+                </wp:positionV>
+                <wp:extent cx="73685" cy="57150"/>
+                <wp:effectExtent l="57150" t="57150" r="2540" b="57150"/>
+                <wp:wrapNone/>
+                <wp:docPr id="104526208" name="Ink 59"/>
+                <wp:cNvGraphicFramePr/>
+                <a:graphic xmlns:a="http://schemas.openxmlformats.org/drawingml/2006/main">
+                  <a:graphicData uri="http://schemas.microsoft.com/office/word/2010/wordprocessingInk">
+                    <w14:contentPart bwMode="auto" r:id="rId90">
+                      <w14:nvContentPartPr>
+                        <w14:cNvContentPartPr/>
+                      </w14:nvContentPartPr>
+                      <w14:xfrm>
+                        <a:off x="0" y="0"/>
+                        <a:ext cx="73685" cy="57150"/>
+                      </w14:xfrm>
+                    </w14:contentPart>
+                  </a:graphicData>
+                </a:graphic>
+              </wp:anchor>
+            </w:drawing>
+          </mc:Choice>
+          <mc:Fallback>
+            <w:pict>
+              <v:shape w14:anchorId="7D8928FC" id="Ink 59" o:spid="_x0000_s1026" type="#_x0000_t75" style="position:absolute;margin-left:146.5pt;margin-top:262.65pt;width:7.2pt;height:5.9pt;z-index:251700224;visibility:visible;mso-wrap-style:square;mso-wrap-distance-left:9pt;mso-wrap-distance-top:0;mso-wrap-distance-right:9pt;mso-wrap-distance-bottom:0;mso-position-horizontal:absolute;mso-position-horizontal-relative:text;mso-position-vertical:absolute;mso-position-vertical-relative:text" o:gfxdata="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">
+                <v:imagedata r:id="rId91" o:title=""/>
+              </v:shape>
+            </w:pict>
+          </mc:Fallback>
+        </mc:AlternateContent>
+      </w:r>
+      <w:r>
+        <w:rPr>
+          <w:noProof/>
+          <w:sz w:val="2"/>
+          <w:szCs w:val="2"/>
+        </w:rPr>
+        <mc:AlternateContent>
+          <mc:Choice Requires="wpi">
+            <w:drawing>
+              <wp:anchor distT="0" distB="0" distL="114300" distR="114300" simplePos="0" relativeHeight="251697152" behindDoc="0" locked="0" layoutInCell="1" allowOverlap="1" wp14:anchorId="4F23F5A7" wp14:editId="3BB6D526">
+                <wp:simplePos x="0" y="0"/>
+                <wp:positionH relativeFrom="column">
+                  <wp:posOffset>1886415</wp:posOffset>
+                </wp:positionH>
+                <wp:positionV relativeFrom="paragraph">
+                  <wp:posOffset>2785753</wp:posOffset>
+                </wp:positionV>
+                <wp:extent cx="253080" cy="616680"/>
+                <wp:effectExtent l="57150" t="57150" r="52070" b="50165"/>
+                <wp:wrapNone/>
+                <wp:docPr id="1638840251" name="Ink 56"/>
+                <wp:cNvGraphicFramePr/>
+                <a:graphic xmlns:a="http://schemas.openxmlformats.org/drawingml/2006/main">
+                  <a:graphicData uri="http://schemas.microsoft.com/office/word/2010/wordprocessingInk">
+                    <w14:contentPart bwMode="auto" r:id="rId92">
+                      <w14:nvContentPartPr>
+                        <w14:cNvContentPartPr/>
+                      </w14:nvContentPartPr>
+                      <w14:xfrm>
+                        <a:off x="0" y="0"/>
+                        <a:ext cx="253080" cy="616680"/>
+                      </w14:xfrm>
+                    </w14:contentPart>
+                  </a:graphicData>
+                </a:graphic>
+              </wp:anchor>
+            </w:drawing>
+          </mc:Choice>
+          <mc:Fallback>
+            <w:pict>
+              <v:shape w14:anchorId="1CF0F707" id="Ink 56" o:spid="_x0000_s1026" type="#_x0000_t75" style="position:absolute;margin-left:147.85pt;margin-top:218.65pt;width:21.35pt;height:49.95pt;z-index:251697152;visibility:visible;mso-wrap-style:square;mso-wrap-distance-left:9pt;mso-wrap-distance-top:0;mso-wrap-distance-right:9pt;mso-wrap-distance-bottom:0;mso-position-horizontal:absolute;mso-position-horizontal-relative:text;mso-position-vertical:absolute;mso-position-vertical-relative:text" o:gfxdata="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">
+                <v:imagedata r:id="rId93" o:title=""/>
+              </v:shape>
+            </w:pict>
+          </mc:Fallback>
+        </mc:AlternateContent>
+      </w:r>
+      <w:r>
+        <w:rPr>
+          <w:noProof/>
+          <w:sz w:val="2"/>
+          <w:szCs w:val="2"/>
+        </w:rPr>
+        <mc:AlternateContent>
+          <mc:Choice Requires="wpi">
+            <w:drawing>
+              <wp:anchor distT="0" distB="0" distL="114300" distR="114300" simplePos="0" relativeHeight="251695104" behindDoc="0" locked="0" layoutInCell="1" allowOverlap="1" wp14:anchorId="70F80907" wp14:editId="23344AD5">
+                <wp:simplePos x="0" y="0"/>
+                <wp:positionH relativeFrom="column">
+                  <wp:posOffset>3847465</wp:posOffset>
+                </wp:positionH>
+                <wp:positionV relativeFrom="paragraph">
+                  <wp:posOffset>1718310</wp:posOffset>
+                </wp:positionV>
+                <wp:extent cx="55245" cy="62360"/>
+                <wp:effectExtent l="38100" t="38100" r="40005" b="33020"/>
+                <wp:wrapNone/>
+                <wp:docPr id="297437108" name="Ink 54"/>
+                <wp:cNvGraphicFramePr/>
+                <a:graphic xmlns:a="http://schemas.openxmlformats.org/drawingml/2006/main">
+                  <a:graphicData uri="http://schemas.microsoft.com/office/word/2010/wordprocessingInk">
+                    <w14:contentPart bwMode="auto" r:id="rId94">
+                      <w14:nvContentPartPr>
+                        <w14:cNvContentPartPr/>
+                      </w14:nvContentPartPr>
+                      <w14:xfrm>
+                        <a:off x="0" y="0"/>
+                        <a:ext cx="55245" cy="62360"/>
+                      </w14:xfrm>
+                    </w14:contentPart>
+                  </a:graphicData>
+                </a:graphic>
+              </wp:anchor>
+            </w:drawing>
+          </mc:Choice>
+          <mc:Fallback>
+            <w:pict>
+              <v:shape w14:anchorId="51867072" id="Ink 54" o:spid="_x0000_s1026" type="#_x0000_t75" style="position:absolute;margin-left:302.6pt;margin-top:134.95pt;width:5pt;height:5.6pt;z-index:251695104;visibility:visible;mso-wrap-style:square;mso-wrap-distance-left:9pt;mso-wrap-distance-top:0;mso-wrap-distance-right:9pt;mso-wrap-distance-bottom:0;mso-position-horizontal:absolute;mso-position-horizontal-relative:text;mso-position-vertical:absolute;mso-position-vertical-relative:text" o:gfxdata="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">
+                <v:imagedata r:id="rId95" o:title=""/>
+              </v:shape>
+            </w:pict>
+          </mc:Fallback>
+        </mc:AlternateContent>
+      </w:r>
+      <w:r>
+        <w:rPr>
+          <w:noProof/>
+          <w:sz w:val="2"/>
+          <w:szCs w:val="2"/>
+        </w:rPr>
+        <mc:AlternateContent>
+          <mc:Choice Requires="wpi">
+            <w:drawing>
+              <wp:anchor distT="0" distB="0" distL="114300" distR="114300" simplePos="0" relativeHeight="251692032" behindDoc="0" locked="0" layoutInCell="1" allowOverlap="1" wp14:anchorId="410458AD" wp14:editId="2A75FA20">
+                <wp:simplePos x="0" y="0"/>
+                <wp:positionH relativeFrom="column">
+                  <wp:posOffset>3094990</wp:posOffset>
+                </wp:positionH>
+                <wp:positionV relativeFrom="paragraph">
+                  <wp:posOffset>1265555</wp:posOffset>
+                </wp:positionV>
+                <wp:extent cx="803910" cy="511175"/>
+                <wp:effectExtent l="38100" t="38100" r="34290" b="41275"/>
+                <wp:wrapNone/>
+                <wp:docPr id="113690202" name="Ink 51"/>
+                <wp:cNvGraphicFramePr/>
+                <a:graphic xmlns:a="http://schemas.openxmlformats.org/drawingml/2006/main">
+                  <a:graphicData uri="http://schemas.microsoft.com/office/word/2010/wordprocessingInk">
+                    <w14:contentPart bwMode="auto" r:id="rId96">
+                      <w14:nvContentPartPr>
+                        <w14:cNvContentPartPr/>
+                      </w14:nvContentPartPr>
+                      <w14:xfrm>
+                        <a:off x="0" y="0"/>
+                        <a:ext cx="803910" cy="511175"/>
+                      </w14:xfrm>
+                    </w14:contentPart>
+                  </a:graphicData>
+                </a:graphic>
+                <wp14:sizeRelH relativeFrom="margin">
+                  <wp14:pctWidth>0</wp14:pctWidth>
+                </wp14:sizeRelH>
+                <wp14:sizeRelV relativeFrom="margin">
+                  <wp14:pctHeight>0</wp14:pctHeight>
+                </wp14:sizeRelV>
+              </wp:anchor>
+            </w:drawing>
+          </mc:Choice>
+          <mc:Fallback>
+            <w:pict>
+              <v:shape w14:anchorId="21BABBEF" id="Ink 51" o:spid="_x0000_s1026" type="#_x0000_t75" style="position:absolute;margin-left:243.35pt;margin-top:99.3pt;width:64pt;height:40.95pt;z-index:251692032;visibility:visible;mso-wrap-style:square;mso-width-percent:0;mso-height-percent:0;mso-wrap-distance-left:9pt;mso-wrap-distance-top:0;mso-wrap-distance-right:9pt;mso-wrap-distance-bottom:0;mso-position-horizontal:absolute;mso-position-horizontal-relative:text;mso-position-vertical:absolute;mso-position-vertical-relative:text;mso-width-percent:0;mso-height-percent:0;mso-width-relative:margin;mso-height-relative:margin" o:gfxdata="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">
+                <v:imagedata r:id="rId97" o:title=""/>
+              </v:shape>
+            </w:pict>
+          </mc:Fallback>
+        </mc:AlternateContent>
+      </w:r>
+      <w:r>
+        <w:rPr>
+          <w:noProof/>
+          <w:sz w:val="2"/>
+          <w:szCs w:val="2"/>
+        </w:rPr>
+        <mc:AlternateContent>
+          <mc:Choice Requires="wpi">
+            <w:drawing>
+              <wp:anchor distT="0" distB="0" distL="114300" distR="114300" simplePos="0" relativeHeight="251689984" behindDoc="0" locked="0" layoutInCell="1" allowOverlap="1" wp14:anchorId="006FCF07" wp14:editId="17F0408C">
+                <wp:simplePos x="0" y="0"/>
+                <wp:positionH relativeFrom="column">
+                  <wp:posOffset>3606800</wp:posOffset>
+                </wp:positionH>
+                <wp:positionV relativeFrom="paragraph">
+                  <wp:posOffset>2000885</wp:posOffset>
+                </wp:positionV>
+                <wp:extent cx="273685" cy="1398495"/>
+                <wp:effectExtent l="38100" t="38100" r="31115" b="30480"/>
+                <wp:wrapNone/>
+                <wp:docPr id="1660637318" name="Ink 49"/>
+                <wp:cNvGraphicFramePr/>
+                <a:graphic xmlns:a="http://schemas.openxmlformats.org/drawingml/2006/main">
+                  <a:graphicData uri="http://schemas.microsoft.com/office/word/2010/wordprocessingInk">
+                    <w14:contentPart bwMode="auto" r:id="rId98">
+                      <w14:nvContentPartPr>
+                        <w14:cNvContentPartPr/>
+                      </w14:nvContentPartPr>
+                      <w14:xfrm>
+                        <a:off x="0" y="0"/>
+                        <a:ext cx="273685" cy="1398495"/>
+                      </w14:xfrm>
+                    </w14:contentPart>
+                  </a:graphicData>
+                </a:graphic>
+              </wp:anchor>
+            </w:drawing>
+          </mc:Choice>
+          <mc:Fallback>
+            <w:pict>
+              <v:shape w14:anchorId="1C80CDA6" id="Ink 49" o:spid="_x0000_s1026" type="#_x0000_t75" style="position:absolute;margin-left:283.65pt;margin-top:157.2pt;width:22.25pt;height:110.8pt;z-index:251689984;visibility:visible;mso-wrap-style:square;mso-wrap-distance-left:9pt;mso-wrap-distance-top:0;mso-wrap-distance-right:9pt;mso-wrap-distance-bottom:0;mso-position-horizontal:absolute;mso-position-horizontal-relative:text;mso-position-vertical:absolute;mso-position-vertical-relative:text" o:gfxdata="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">
+                <v:imagedata r:id="rId99" o:title=""/>
+              </v:shape>
+            </w:pict>
+          </mc:Fallback>
+        </mc:AlternateContent>
+      </w:r>
+      <w:r>
+        <w:rPr>
+          <w:noProof/>
+          <w:sz w:val="2"/>
+          <w:szCs w:val="2"/>
+        </w:rPr>
+        <mc:AlternateContent>
+          <mc:Choice Requires="wpi">
+            <w:drawing>
+              <wp:anchor distT="0" distB="0" distL="114300" distR="114300" simplePos="0" relativeHeight="251679744" behindDoc="0" locked="0" layoutInCell="1" allowOverlap="1" wp14:anchorId="627AD121" wp14:editId="37AEAFB9">
+                <wp:simplePos x="0" y="0"/>
+                <wp:positionH relativeFrom="column">
+                  <wp:posOffset>804255</wp:posOffset>
+                </wp:positionH>
+                <wp:positionV relativeFrom="paragraph">
+                  <wp:posOffset>1825768</wp:posOffset>
+                </wp:positionV>
+                <wp:extent cx="68400" cy="16200"/>
+                <wp:effectExtent l="38100" t="38100" r="46355" b="41275"/>
+                <wp:wrapNone/>
+                <wp:docPr id="915622223" name="Ink 33"/>
+                <wp:cNvGraphicFramePr/>
+                <a:graphic xmlns:a="http://schemas.openxmlformats.org/drawingml/2006/main">
+                  <a:graphicData uri="http://schemas.microsoft.com/office/word/2010/wordprocessingInk">
+                    <w14:contentPart bwMode="auto" r:id="rId100">
+                      <w14:nvContentPartPr>
+                        <w14:cNvContentPartPr/>
+                      </w14:nvContentPartPr>
+                      <w14:xfrm>
+                        <a:off x="0" y="0"/>
+                        <a:ext cx="68400" cy="16200"/>
+                      </w14:xfrm>
+                    </w14:contentPart>
+                  </a:graphicData>
+                </a:graphic>
+              </wp:anchor>
+            </w:drawing>
+          </mc:Choice>
+          <mc:Fallback>
+            <w:pict>
+              <v:shape w14:anchorId="7B5EAC46" id="Ink 33" o:spid="_x0000_s1026" type="#_x0000_t75" style="position:absolute;margin-left:62.85pt;margin-top:143.25pt;width:6.4pt;height:2.3pt;z-index:251679744;visibility:visible;mso-wrap-style:square;mso-wrap-distance-left:9pt;mso-wrap-distance-top:0;mso-wrap-distance-right:9pt;mso-wrap-distance-bottom:0;mso-position-horizontal:absolute;mso-position-horizontal-relative:text;mso-position-vertical:absolute;mso-position-vertical-relative:text" o:gfxdata="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">
+                <v:imagedata r:id="rId101" o:title=""/>
+              </v:shape>
+            </w:pict>
+          </mc:Fallback>
+        </mc:AlternateContent>
+      </w:r>
+      <w:r>
+        <w:rPr>
+          <w:noProof/>
+          <w:sz w:val="2"/>
+          <w:szCs w:val="2"/>
+        </w:rPr>
+        <mc:AlternateContent>
+          <mc:Choice Requires="wpi">
+            <w:drawing>
+              <wp:anchor distT="0" distB="0" distL="114300" distR="114300" simplePos="0" relativeHeight="251678720" behindDoc="0" locked="0" layoutInCell="1" allowOverlap="1" wp14:anchorId="4F4881FB" wp14:editId="2B010E2C">
+                <wp:simplePos x="0" y="0"/>
+                <wp:positionH relativeFrom="column">
+                  <wp:posOffset>798135</wp:posOffset>
+                </wp:positionH>
+                <wp:positionV relativeFrom="paragraph">
+                  <wp:posOffset>1758448</wp:posOffset>
+                </wp:positionV>
+                <wp:extent cx="32760" cy="72000"/>
+                <wp:effectExtent l="38100" t="38100" r="43815" b="42545"/>
+                <wp:wrapNone/>
+                <wp:docPr id="1511801882" name="Ink 30"/>
+                <wp:cNvGraphicFramePr/>
+                <a:graphic xmlns:a="http://schemas.openxmlformats.org/drawingml/2006/main">
+                  <a:graphicData uri="http://schemas.microsoft.com/office/word/2010/wordprocessingInk">
+                    <w14:contentPart bwMode="auto" r:id="rId102">
+                      <w14:nvContentPartPr>
+                        <w14:cNvContentPartPr/>
+                      </w14:nvContentPartPr>
+                      <w14:xfrm>
+                        <a:off x="0" y="0"/>
+                        <a:ext cx="32760" cy="72000"/>
+                      </w14:xfrm>
+                    </w14:contentPart>
+                  </a:graphicData>
+                </a:graphic>
+              </wp:anchor>
+            </w:drawing>
+          </mc:Choice>
+          <mc:Fallback>
+            <w:pict>
+              <v:shape w14:anchorId="0534282D" id="Ink 30" o:spid="_x0000_s1026" type="#_x0000_t75" style="position:absolute;margin-left:62.35pt;margin-top:137.95pt;width:3.6pt;height:6.65pt;z-index:251678720;visibility:visible;mso-wrap-style:square;mso-wrap-distance-left:9pt;mso-wrap-distance-top:0;mso-wrap-distance-right:9pt;mso-wrap-distance-bottom:0;mso-position-horizontal:absolute;mso-position-horizontal-relative:text;mso-position-vertical:absolute;mso-position-vertical-relative:text" o:gfxdata="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">
+                <v:imagedata r:id="rId103" o:title=""/>
+              </v:shape>
+            </w:pict>
+          </mc:Fallback>
+        </mc:AlternateContent>
+      </w:r>
+      <w:r>
+        <w:rPr>
+          <w:noProof/>
+          <w:sz w:val="2"/>
+          <w:szCs w:val="2"/>
+        </w:rPr>
+        <mc:AlternateContent>
+          <mc:Choice Requires="wpi">
+            <w:drawing>
+              <wp:anchor distT="0" distB="0" distL="114300" distR="114300" simplePos="0" relativeHeight="251677696" behindDoc="0" locked="0" layoutInCell="1" allowOverlap="1" wp14:anchorId="04EC728B" wp14:editId="013ACAAA">
+                <wp:simplePos x="0" y="0"/>
+                <wp:positionH relativeFrom="column">
+                  <wp:posOffset>2393655</wp:posOffset>
+                </wp:positionH>
+                <wp:positionV relativeFrom="paragraph">
+                  <wp:posOffset>1705528</wp:posOffset>
+                </wp:positionV>
+                <wp:extent cx="17280" cy="52200"/>
+                <wp:effectExtent l="57150" t="38100" r="40005" b="43180"/>
+                <wp:wrapNone/>
+                <wp:docPr id="1509492103" name="Ink 29"/>
+                <wp:cNvGraphicFramePr/>
+                <a:graphic xmlns:a="http://schemas.openxmlformats.org/drawingml/2006/main">
+                  <a:graphicData uri="http://schemas.microsoft.com/office/word/2010/wordprocessingInk">
+                    <w14:contentPart bwMode="auto" r:id="rId104">
+                      <w14:nvContentPartPr>
+                        <w14:cNvContentPartPr/>
+                      </w14:nvContentPartPr>
+                      <w14:xfrm>
+                        <a:off x="0" y="0"/>
+                        <a:ext cx="17280" cy="52200"/>
+                      </w14:xfrm>
+                    </w14:contentPart>
+                  </a:graphicData>
+                </a:graphic>
+              </wp:anchor>
+            </w:drawing>
+          </mc:Choice>
+          <mc:Fallback>
+            <w:pict>
+              <v:shape w14:anchorId="22CC9E48" id="Ink 29" o:spid="_x0000_s1026" type="#_x0000_t75" style="position:absolute;margin-left:187.8pt;margin-top:133.6pt;width:2.75pt;height:5.5pt;z-index:251677696;visibility:visible;mso-wrap-style:square;mso-wrap-distance-left:9pt;mso-wrap-distance-top:0;mso-wrap-distance-right:9pt;mso-wrap-distance-bottom:0;mso-position-horizontal:absolute;mso-position-horizontal-relative:text;mso-position-vertical:absolute;mso-position-vertical-relative:text" o:gfxdata="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">
+                <v:imagedata r:id="rId105" o:title=""/>
+              </v:shape>
+            </w:pict>
+          </mc:Fallback>
+        </mc:AlternateContent>
+      </w:r>
+      <w:r>
+        <w:rPr>
+          <w:noProof/>
+          <w:sz w:val="2"/>
+          <w:szCs w:val="2"/>
+        </w:rPr>
+        <mc:AlternateContent>
+          <mc:Choice Requires="wpi">
+            <w:drawing>
+              <wp:anchor distT="0" distB="0" distL="114300" distR="114300" simplePos="0" relativeHeight="251676672" behindDoc="0" locked="0" layoutInCell="1" allowOverlap="1" wp14:anchorId="15B12751" wp14:editId="52B797EA">
+                <wp:simplePos x="0" y="0"/>
+                <wp:positionH relativeFrom="column">
+                  <wp:posOffset>2414175</wp:posOffset>
+                </wp:positionH>
+                <wp:positionV relativeFrom="paragraph">
+                  <wp:posOffset>1729565</wp:posOffset>
+                </wp:positionV>
+                <wp:extent cx="61200" cy="42480"/>
+                <wp:effectExtent l="57150" t="57150" r="53340" b="53340"/>
+                <wp:wrapNone/>
+                <wp:docPr id="1245788181" name="Ink 26"/>
+                <wp:cNvGraphicFramePr/>
+                <a:graphic xmlns:a="http://schemas.openxmlformats.org/drawingml/2006/main">
+                  <a:graphicData uri="http://schemas.microsoft.com/office/word/2010/wordprocessingInk">
+                    <w14:contentPart bwMode="auto" r:id="rId106">
+                      <w14:nvContentPartPr>
+                        <w14:cNvContentPartPr/>
+                      </w14:nvContentPartPr>
+                      <w14:xfrm>
+                        <a:off x="0" y="0"/>
+                        <a:ext cx="61200" cy="42480"/>
+                      </w14:xfrm>
+                    </w14:contentPart>
+                  </a:graphicData>
+                </a:graphic>
+              </wp:anchor>
+            </w:drawing>
+          </mc:Choice>
+          <mc:Fallback>
+            <w:pict>
+              <v:shape w14:anchorId="21730EE6" id="Ink 26" o:spid="_x0000_s1026" type="#_x0000_t75" style="position:absolute;margin-left:189.4pt;margin-top:135.5pt;width:6.2pt;height:4.8pt;z-index:251676672;visibility:visible;mso-wrap-style:square;mso-wrap-distance-left:9pt;mso-wrap-distance-top:0;mso-wrap-distance-right:9pt;mso-wrap-distance-bottom:0;mso-position-horizontal:absolute;mso-position-horizontal-relative:text;mso-position-vertical:absolute;mso-position-vertical-relative:text" o:gfxdata="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">
+                <v:imagedata r:id="rId107" o:title=""/>
+              </v:shape>
+            </w:pict>
+          </mc:Fallback>
+        </mc:AlternateContent>
+      </w:r>
+      <w:r>
+        <w:rPr>
+          <w:noProof/>
+          <w:sz w:val="2"/>
+          <w:szCs w:val="2"/>
+        </w:rPr>
+        <mc:AlternateContent>
+          <mc:Choice Requires="wpi">
+            <w:drawing>
+              <wp:anchor distT="0" distB="0" distL="114300" distR="114300" simplePos="0" relativeHeight="251675648" behindDoc="0" locked="0" layoutInCell="1" allowOverlap="1" wp14:anchorId="50998FBA" wp14:editId="7A9E9D9A">
+                <wp:simplePos x="0" y="0"/>
+                <wp:positionH relativeFrom="column">
+                  <wp:posOffset>2416335</wp:posOffset>
+                </wp:positionH>
+                <wp:positionV relativeFrom="paragraph">
+                  <wp:posOffset>1291085</wp:posOffset>
+                </wp:positionV>
+                <wp:extent cx="130320" cy="470160"/>
+                <wp:effectExtent l="57150" t="57150" r="41275" b="44450"/>
+                <wp:wrapNone/>
+                <wp:docPr id="253072878" name="Ink 25"/>
+                <wp:cNvGraphicFramePr/>
+                <a:graphic xmlns:a="http://schemas.openxmlformats.org/drawingml/2006/main">
+                  <a:graphicData uri="http://schemas.microsoft.com/office/word/2010/wordprocessingInk">
+                    <w14:contentPart bwMode="auto" r:id="rId108">
+                      <w14:nvContentPartPr>
+                        <w14:cNvContentPartPr/>
+                      </w14:nvContentPartPr>
+                      <w14:xfrm>
+                        <a:off x="0" y="0"/>
+                        <a:ext cx="130320" cy="470160"/>
+                      </w14:xfrm>
+                    </w14:contentPart>
+                  </a:graphicData>
+                </a:graphic>
+              </wp:anchor>
+            </w:drawing>
+          </mc:Choice>
+          <mc:Fallback>
+            <w:pict>
+              <v:shape w14:anchorId="69A4D14E" id="Ink 25" o:spid="_x0000_s1026" type="#_x0000_t75" style="position:absolute;margin-left:189.55pt;margin-top:100.95pt;width:11.65pt;height:38.4pt;z-index:251675648;visibility:visible;mso-wrap-style:square;mso-wrap-distance-left:9pt;mso-wrap-distance-top:0;mso-wrap-distance-right:9pt;mso-wrap-distance-bottom:0;mso-position-horizontal:absolute;mso-position-horizontal-relative:text;mso-position-vertical:absolute;mso-position-vertical-relative:text" o:gfxdata="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">
+                <v:imagedata r:id="rId109" o:title=""/>
+              </v:shape>
+            </w:pict>
+          </mc:Fallback>
+        </mc:AlternateContent>
+      </w:r>
+      <w:r>
+        <w:rPr>
+          <w:noProof/>
+          <w:sz w:val="2"/>
+          <w:szCs w:val="2"/>
+        </w:rPr>
+        <mc:AlternateContent>
+          <mc:Choice Requires="wpi">
+            <w:drawing>
+              <wp:anchor distT="0" distB="0" distL="114300" distR="114300" simplePos="0" relativeHeight="251673600" behindDoc="0" locked="0" layoutInCell="1" allowOverlap="1" wp14:anchorId="31EA2950" wp14:editId="10C07F2E">
+                <wp:simplePos x="0" y="0"/>
+                <wp:positionH relativeFrom="column">
+                  <wp:posOffset>802815</wp:posOffset>
+                </wp:positionH>
+                <wp:positionV relativeFrom="paragraph">
+                  <wp:posOffset>1223045</wp:posOffset>
+                </wp:positionV>
+                <wp:extent cx="1524600" cy="601560"/>
+                <wp:effectExtent l="38100" t="38100" r="38100" b="46355"/>
+                <wp:wrapNone/>
+                <wp:docPr id="707666875" name="Ink 23"/>
+                <wp:cNvGraphicFramePr/>
+                <a:graphic xmlns:a="http://schemas.openxmlformats.org/drawingml/2006/main">
+                  <a:graphicData uri="http://schemas.microsoft.com/office/word/2010/wordprocessingInk">
+                    <w14:contentPart bwMode="auto" r:id="rId110">
+                      <w14:nvContentPartPr>
+                        <w14:cNvContentPartPr/>
+                      </w14:nvContentPartPr>
+                      <w14:xfrm>
+                        <a:off x="0" y="0"/>
+                        <a:ext cx="1524600" cy="601560"/>
+                      </w14:xfrm>
+                    </w14:contentPart>
+                  </a:graphicData>
+                </a:graphic>
+              </wp:anchor>
+            </w:drawing>
+          </mc:Choice>
+          <mc:Fallback>
+            <w:pict>
+              <v:shape w14:anchorId="295552E1" id="Ink 23" o:spid="_x0000_s1026" type="#_x0000_t75" style="position:absolute;margin-left:62.7pt;margin-top:95.8pt;width:121.05pt;height:48.35pt;z-index:251673600;visibility:visible;mso-wrap-style:square;mso-wrap-distance-left:9pt;mso-wrap-distance-top:0;mso-wrap-distance-right:9pt;mso-wrap-distance-bottom:0;mso-position-horizontal:absolute;mso-position-horizontal-relative:text;mso-position-vertical:absolute;mso-position-vertical-relative:text" o:gfxdata="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">
+                <v:imagedata r:id="rId111" o:title=""/>
+              </v:shape>
+            </w:pict>
+          </mc:Fallback>
+        </mc:AlternateContent>
+      </w:r>
+      <w:r>
+        <w:rPr>
+          <w:noProof/>
+          <w:sz w:val="2"/>
+          <w:szCs w:val="2"/>
+        </w:rPr>
+        <mc:AlternateContent>
+          <mc:Choice Requires="wpi">
+            <w:drawing>
+              <wp:anchor distT="0" distB="0" distL="114300" distR="114300" simplePos="0" relativeHeight="251671552" behindDoc="0" locked="0" layoutInCell="1" allowOverlap="1" wp14:anchorId="38AD7F75" wp14:editId="6B09A7D6">
+                <wp:simplePos x="0" y="0"/>
+                <wp:positionH relativeFrom="column">
+                  <wp:posOffset>3305175</wp:posOffset>
+                </wp:positionH>
+                <wp:positionV relativeFrom="paragraph">
+                  <wp:posOffset>543560</wp:posOffset>
+                </wp:positionV>
+                <wp:extent cx="26035" cy="64770"/>
+                <wp:effectExtent l="38100" t="38100" r="31115" b="49530"/>
+                <wp:wrapNone/>
+                <wp:docPr id="957696270" name="Ink 20"/>
+                <wp:cNvGraphicFramePr/>
+                <a:graphic xmlns:a="http://schemas.openxmlformats.org/drawingml/2006/main">
+                  <a:graphicData uri="http://schemas.microsoft.com/office/word/2010/wordprocessingInk">
+                    <w14:contentPart bwMode="auto" r:id="rId112">
+                      <w14:nvContentPartPr>
+                        <w14:cNvContentPartPr/>
+                      </w14:nvContentPartPr>
+                      <w14:xfrm>
+                        <a:off x="0" y="0"/>
+                        <a:ext cx="26035" cy="64770"/>
+                      </w14:xfrm>
+                    </w14:contentPart>
+                  </a:graphicData>
+                </a:graphic>
+              </wp:anchor>
+            </w:drawing>
+          </mc:Choice>
+          <mc:Fallback>
+            <w:pict>
+              <v:shape w14:anchorId="04FE3005" id="Ink 20" o:spid="_x0000_s1026" type="#_x0000_t75" style="position:absolute;margin-left:259.9pt;margin-top:42.45pt;width:2.75pt;height:5.8pt;z-index:251671552;visibility:visible;mso-wrap-style:square;mso-wrap-distance-left:9pt;mso-wrap-distance-top:0;mso-wrap-distance-right:9pt;mso-wrap-distance-bottom:0;mso-position-horizontal:absolute;mso-position-horizontal-relative:text;mso-position-vertical:absolute;mso-position-vertical-relative:text" o:gfxdata="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">
+                <v:imagedata r:id="rId113" o:title=""/>
+              </v:shape>
+            </w:pict>
+          </mc:Fallback>
+        </mc:AlternateContent>
+      </w:r>
+      <w:r>
+        <w:rPr>
+          <w:noProof/>
+          <w:sz w:val="2"/>
+          <w:szCs w:val="2"/>
+        </w:rPr>
+        <mc:AlternateContent>
+          <mc:Choice Requires="wpi">
+            <w:drawing>
+              <wp:anchor distT="0" distB="0" distL="114300" distR="114300" simplePos="0" relativeHeight="251668480" behindDoc="0" locked="0" layoutInCell="1" allowOverlap="1" wp14:anchorId="4825FFF0" wp14:editId="3ECE62B6">
+                <wp:simplePos x="0" y="0"/>
+                <wp:positionH relativeFrom="column">
+                  <wp:posOffset>3083997</wp:posOffset>
+                </wp:positionH>
+                <wp:positionV relativeFrom="paragraph">
+                  <wp:posOffset>575691</wp:posOffset>
+                </wp:positionV>
+                <wp:extent cx="248760" cy="1080"/>
+                <wp:effectExtent l="38100" t="38100" r="37465" b="37465"/>
+                <wp:wrapNone/>
+                <wp:docPr id="1832051485" name="Ink 17"/>
+                <wp:cNvGraphicFramePr/>
+                <a:graphic xmlns:a="http://schemas.openxmlformats.org/drawingml/2006/main">
+                  <a:graphicData uri="http://schemas.microsoft.com/office/word/2010/wordprocessingInk">
+                    <w14:contentPart bwMode="auto" r:id="rId114">
+                      <w14:nvContentPartPr>
+                        <w14:cNvContentPartPr/>
+                      </w14:nvContentPartPr>
+                      <w14:xfrm>
+                        <a:off x="0" y="0"/>
+                        <a:ext cx="248760" cy="1080"/>
+                      </w14:xfrm>
+                    </w14:contentPart>
+                  </a:graphicData>
+                </a:graphic>
+              </wp:anchor>
+            </w:drawing>
+          </mc:Choice>
+          <mc:Fallback>
+            <w:pict>
+              <v:shape w14:anchorId="46A7DF9E" id="Ink 17" o:spid="_x0000_s1026" type="#_x0000_t75" style="position:absolute;margin-left:242.5pt;margin-top:44.85pt;width:20.3pt;height:1.15pt;z-index:251668480;visibility:visible;mso-wrap-style:square;mso-wrap-distance-left:9pt;mso-wrap-distance-top:0;mso-wrap-distance-right:9pt;mso-wrap-distance-bottom:0;mso-position-horizontal:absolute;mso-position-horizontal-relative:text;mso-position-vertical:absolute;mso-position-vertical-relative:text" o:gfxdata="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">
+                <v:imagedata r:id="rId115" o:title=""/>
+              </v:shape>
+            </w:pict>
+          </mc:Fallback>
+        </mc:AlternateContent>
+      </w:r>
+      <w:r>
+        <w:rPr>
+          <w:noProof/>
+          <w:sz w:val="2"/>
+          <w:szCs w:val="2"/>
+        </w:rPr>
+        <mc:AlternateContent>
+          <mc:Choice Requires="wpi">
+            <w:drawing>
+              <wp:anchor distT="0" distB="0" distL="114300" distR="114300" simplePos="0" relativeHeight="251666432" behindDoc="0" locked="0" layoutInCell="1" allowOverlap="1" wp14:anchorId="0E56E972" wp14:editId="6EE4CE4C">
+                <wp:simplePos x="0" y="0"/>
+                <wp:positionH relativeFrom="column">
+                  <wp:posOffset>2969877</wp:posOffset>
+                </wp:positionH>
+                <wp:positionV relativeFrom="paragraph">
+                  <wp:posOffset>527451</wp:posOffset>
+                </wp:positionV>
+                <wp:extent cx="111960" cy="111960"/>
+                <wp:effectExtent l="38100" t="38100" r="21590" b="40640"/>
+                <wp:wrapNone/>
+                <wp:docPr id="828672341" name="Ink 14"/>
+                <wp:cNvGraphicFramePr/>
+                <a:graphic xmlns:a="http://schemas.openxmlformats.org/drawingml/2006/main">
+                  <a:graphicData uri="http://schemas.microsoft.com/office/word/2010/wordprocessingInk">
+                    <w14:contentPart bwMode="auto" r:id="rId116">
+                      <w14:nvContentPartPr>
+                        <w14:cNvContentPartPr/>
+                      </w14:nvContentPartPr>
+                      <w14:xfrm>
+                        <a:off x="0" y="0"/>
+                        <a:ext cx="111960" cy="111960"/>
+                      </w14:xfrm>
+                    </w14:contentPart>
+                  </a:graphicData>
+                </a:graphic>
+              </wp:anchor>
+            </w:drawing>
+          </mc:Choice>
+          <mc:Fallback>
+            <w:pict>
+              <v:shape w14:anchorId="08247038" id="Ink 14" o:spid="_x0000_s1026" type="#_x0000_t75" style="position:absolute;margin-left:233.5pt;margin-top:41.2pt;width:9.5pt;height:9.5pt;z-index:251666432;visibility:visible;mso-wrap-style:square;mso-wrap-distance-left:9pt;mso-wrap-distance-top:0;mso-wrap-distance-right:9pt;mso-wrap-distance-bottom:0;mso-position-horizontal:absolute;mso-position-horizontal-relative:text;mso-position-vertical:absolute;mso-position-vertical-relative:text" o:gfxdata="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">
+                <v:imagedata r:id="rId117" o:title=""/>
+              </v:shape>
+            </w:pict>
+          </mc:Fallback>
+        </mc:AlternateContent>
+      </w:r>
+      <w:r>
+        <w:rPr>
+          <w:sz w:val="2"/>
+          <w:szCs w:val="2"/>
+        </w:rPr>
+        <w:drawing>
+          <wp:anchor distT="0" distB="0" distL="114300" distR="114300" simplePos="0" relativeHeight="251664384" behindDoc="1" locked="0" layoutInCell="1" allowOverlap="1" wp14:anchorId="6AE512A9" wp14:editId="2A82B20D">
+            <wp:simplePos x="0" y="0"/>
+            <wp:positionH relativeFrom="column">
+              <wp:posOffset>3368313</wp:posOffset>
+            </wp:positionH>
+            <wp:positionV relativeFrom="paragraph">
+              <wp:posOffset>324760</wp:posOffset>
+            </wp:positionV>
+            <wp:extent cx="481924" cy="839894"/>
+            <wp:effectExtent l="0" t="0" r="0" b="0"/>
+            <wp:wrapNone/>
+            <wp:docPr id="1680797205" name="Picture 1" descr="A screenshot of a phone&#10;&#10;AI-generated content may be incorrect."/>
+            <wp:cNvGraphicFramePr>
+              <a:graphicFrameLocks xmlns:a="http://schemas.openxmlformats.org/drawingml/2006/main" noChangeAspect="1"/>
+            </wp:cNvGraphicFramePr>
+            <a:graphic xmlns:a="http://schemas.openxmlformats.org/drawingml/2006/main">
+              <a:graphicData uri="http://schemas.openxmlformats.org/drawingml/2006/picture">
+                <pic:pic xmlns:pic="http://schemas.openxmlformats.org/drawingml/2006/picture">
+                  <pic:nvPicPr>
+                    <pic:cNvPr id="1680797205" name="Picture 1" descr="A screenshot of a phone&#10;&#10;AI-generated content may be incorrect."/>
+                    <pic:cNvPicPr/>
+                  </pic:nvPicPr>
+                  <pic:blipFill>
+                    <a:blip r:embed="rId118" cstate="print">
+                      <a:extLst>
+                        <a:ext uri="{28A0092B-C50C-407E-A947-70E740481C1C}">
+                          <a14:useLocalDpi xmlns:a14="http://schemas.microsoft.com/office/drawing/2010/main" val="0"/>
+                        </a:ext>
+                      </a:extLst>
+                    </a:blip>
+                    <a:stretch>
+                      <a:fillRect/>
+                    </a:stretch>
+                  </pic:blipFill>
+                  <pic:spPr>
+                    <a:xfrm>
+                      <a:off x="0" y="0"/>
+                      <a:ext cx="481924" cy="839894"/>
+                    </a:xfrm>
+                    <a:prstGeom prst="rect">
+                      <a:avLst/>
+                    </a:prstGeom>
+                  </pic:spPr>
+                </pic:pic>
+              </a:graphicData>
+            </a:graphic>
+            <wp14:sizeRelH relativeFrom="margin">
+              <wp14:pctWidth>0</wp14:pctWidth>
+            </wp14:sizeRelH>
+            <wp14:sizeRelV relativeFrom="margin">
+              <wp14:pctHeight>0</wp14:pctHeight>
+            </wp14:sizeRelV>
+          </wp:anchor>
+        </w:drawing>
+      </w:r>
+      <w:r>
+        <w:rPr>
           <w:lang w:val="en-GB"/>
         </w:rPr>
         <w:br w:type="page"/>
@@ -4459,41 +6988,13 @@
           <w:color w:val="7F7F7F" w:themeColor="text1" w:themeTint="80"/>
           <w:lang w:val="en-GB"/>
         </w:rPr>
-        <w:t>(</w:t>
-      </w:r>
-      <w:r>
-        <w:rPr>
-          <w:color w:val="7F7F7F" w:themeColor="text1" w:themeTint="80"/>
-          <w:lang w:val="en-GB"/>
-        </w:rPr>
-        <w:t>forgive the repetition</w:t>
-      </w:r>
-      <w:r>
-        <w:rPr>
-          <w:color w:val="7F7F7F" w:themeColor="text1" w:themeTint="80"/>
-          <w:lang w:val="en-GB"/>
-        </w:rPr>
-        <w:t>)</w:t>
-      </w:r>
-      <w:r>
-        <w:rPr>
-          <w:lang w:val="en-GB"/>
-        </w:rPr>
-        <w:t xml:space="preserve"> </w:t>
-      </w:r>
-      <w:proofErr w:type="gramStart"/>
-      <w:r>
-        <w:rPr>
-          <w:lang w:val="en-GB"/>
-        </w:rPr>
-        <w:t>actually will</w:t>
-      </w:r>
-      <w:proofErr w:type="gramEnd"/>
-      <w:r>
-        <w:rPr>
-          <w:lang w:val="en-GB"/>
-        </w:rPr>
-        <w:t xml:space="preserve"> show a different dashboard:</w:t>
+        <w:t>(forgive the repetition)</w:t>
+      </w:r>
+      <w:r>
+        <w:rPr>
+          <w:lang w:val="en-GB"/>
+        </w:rPr>
+        <w:t xml:space="preserve"> actually will show a different dashboard:</w:t>
       </w:r>
     </w:p>
     <w:p>
@@ -4538,15 +7039,7 @@
           <w:u w:val="single"/>
           <w:lang w:val="en-GB"/>
         </w:rPr>
-        <w:t xml:space="preserve">change </w:t>
-      </w:r>
-      <w:proofErr w:type="gramStart"/>
-      <w:r>
-        <w:rPr>
-          <w:u w:val="single"/>
-          <w:lang w:val="en-GB"/>
-        </w:rPr>
-        <w:t>password</w:t>
+        <w:t>change password</w:t>
       </w:r>
       <w:r>
         <w:rPr>
@@ -4558,14 +7051,7 @@
         <w:rPr>
           <w:lang w:val="en-GB"/>
         </w:rPr>
-        <w:t>(</w:t>
-      </w:r>
-      <w:proofErr w:type="gramEnd"/>
-      <w:r>
-        <w:rPr>
-          <w:lang w:val="en-GB"/>
-        </w:rPr>
-        <w:t>this option is available for every user il the left circle handle</w:t>
+        <w:t>(this option is available for every user il the left circle handle</w:t>
       </w:r>
       <w:r>
         <w:rPr>
@@ -4628,27 +7114,13 @@
         <w:rPr>
           <w:lang w:val="en-GB"/>
         </w:rPr>
-        <w:t xml:space="preserve">whit specific </w:t>
-      </w:r>
-      <w:proofErr w:type="gramStart"/>
-      <w:r>
-        <w:rPr>
-          <w:lang w:val="en-GB"/>
-        </w:rPr>
-        <w:t>handle</w:t>
-      </w:r>
-      <w:r>
-        <w:rPr>
-          <w:lang w:val="en-GB"/>
-        </w:rPr>
-        <w:t>(</w:t>
-      </w:r>
-      <w:proofErr w:type="gramEnd"/>
-      <w:r>
-        <w:rPr>
-          <w:lang w:val="en-GB"/>
-        </w:rPr>
-        <w:t xml:space="preserve">this option is available for every user il the left circle handle, </w:t>
+        <w:t>whit specific handle</w:t>
+      </w:r>
+      <w:r>
+        <w:rPr>
+          <w:lang w:val="en-GB"/>
+        </w:rPr>
+        <w:t xml:space="preserve">(this option is available for every user il the left circle handle, </w:t>
       </w:r>
       <w:r>
         <w:rPr>
@@ -4801,21 +7273,7 @@
         <w:rPr>
           <w:lang w:val="en-GB"/>
         </w:rPr>
-        <w:t xml:space="preserve">Is possible to go in a </w:t>
-      </w:r>
-      <w:proofErr w:type="gramStart"/>
-      <w:r>
-        <w:rPr>
-          <w:lang w:val="en-GB"/>
-        </w:rPr>
-        <w:t>screen  dedicated</w:t>
-      </w:r>
-      <w:proofErr w:type="gramEnd"/>
-      <w:r>
-        <w:rPr>
-          <w:lang w:val="en-GB"/>
-        </w:rPr>
-        <w:t xml:space="preserve"> to the menu, that show what product there are in that</w:t>
+        <w:t>Is possible to go in a screen  dedicated to the menu, that show what product there are in that</w:t>
       </w:r>
     </w:p>
     <w:p>
@@ -4944,35 +7402,7 @@
           <w:color w:val="156082" w:themeColor="accent1"/>
           <w:lang w:val="en-GB"/>
         </w:rPr>
-        <w:t xml:space="preserve">(if there are more user “kitchen” they can divide work by category, and </w:t>
-      </w:r>
-      <w:r>
-        <w:rPr>
-          <w:color w:val="156082" w:themeColor="accent1"/>
-          <w:lang w:val="en-GB"/>
-        </w:rPr>
-        <w:t>each one</w:t>
-      </w:r>
-      <w:r>
-        <w:rPr>
-          <w:color w:val="156082" w:themeColor="accent1"/>
-          <w:lang w:val="en-GB"/>
-        </w:rPr>
-        <w:t xml:space="preserve"> can see </w:t>
-      </w:r>
-      <w:r>
-        <w:rPr>
-          <w:color w:val="156082" w:themeColor="accent1"/>
-          <w:lang w:val="en-GB"/>
-        </w:rPr>
-        <w:t>their own</w:t>
-      </w:r>
-      <w:r>
-        <w:rPr>
-          <w:color w:val="156082" w:themeColor="accent1"/>
-          <w:lang w:val="en-GB"/>
-        </w:rPr>
-        <w:t>)</w:t>
+        <w:t>(if there are more user “kitchen” they can divide work by category, and each one can see their own)</w:t>
       </w:r>
     </w:p>
     <w:p>
@@ -5027,21 +7457,7 @@
         <w:rPr>
           <w:lang w:val="en-GB"/>
         </w:rPr>
-        <w:t xml:space="preserve"> a screen dedicated to </w:t>
-      </w:r>
-      <w:proofErr w:type="gramStart"/>
-      <w:r>
-        <w:rPr>
-          <w:lang w:val="en-GB"/>
-        </w:rPr>
-        <w:t>configure</w:t>
-      </w:r>
-      <w:proofErr w:type="gramEnd"/>
-      <w:r>
-        <w:rPr>
-          <w:lang w:val="en-GB"/>
-        </w:rPr>
-        <w:t xml:space="preserve"> DB</w:t>
+        <w:t xml:space="preserve"> a screen dedicated to configure DB</w:t>
       </w:r>
     </w:p>
     <w:p>
@@ -5124,15 +7540,7 @@
       </w:pPr>
       <w:bookmarkStart w:id="21" w:name="_Toc219416021"/>
       <w:r>
-        <w:t xml:space="preserve">Activity </w:t>
-      </w:r>
-      <w:proofErr w:type="spellStart"/>
-      <w:r>
-        <w:t>diagram</w:t>
-      </w:r>
-      <w:proofErr w:type="spellEnd"/>
-      <w:r>
-        <w:t>:</w:t>
+        <w:t>Activity diagram:</w:t>
       </w:r>
       <w:bookmarkEnd w:id="21"/>
     </w:p>
@@ -5151,7 +7559,7 @@
       </w:pPr>
     </w:p>
     <w:sectPr>
-      <w:footerReference w:type="default" r:id="rId14"/>
+      <w:footerReference w:type="default" r:id="rId119"/>
       <w:pgSz w:w="11906" w:h="16838"/>
       <w:pgMar w:top="1417" w:right="1134" w:bottom="1134" w:left="1134" w:header="708" w:footer="708" w:gutter="0"/>
       <w:pgNumType w:start="0"/>
@@ -7587,6 +9995,7 @@
   <w:style w:type="character" w:default="1" w:styleId="DefaultParagraphFont">
     <w:name w:val="Default Paragraph Font"/>
     <w:uiPriority w:val="1"/>
+    <w:semiHidden/>
     <w:unhideWhenUsed/>
   </w:style>
   <w:style w:type="table" w:default="1" w:styleId="TableNormal">
@@ -8112,6 +10521,1618 @@
 </w:styles>
 </file>
 
+<file path=word/ink/ink1.xml><?xml version="1.0" encoding="utf-8"?>
+<inkml:ink xmlns:inkml="http://www.w3.org/2003/InkML">
+  <inkml:definitions>
+    <inkml:context xml:id="ctx0">
+      <inkml:inkSource xml:id="inkSrc0">
+        <inkml:traceFormat>
+          <inkml:channel name="X" type="integer" min="-2.14748E9" max="2.14748E9" units="cm"/>
+          <inkml:channel name="Y" type="integer" min="-2.14748E9" max="2.14748E9" units="cm"/>
+          <inkml:channel name="F" type="integer" max="32767" units="dev"/>
+          <inkml:channel name="OA" type="integer" max="360" units="deg"/>
+          <inkml:channel name="OE" type="integer" max="90" units="deg"/>
+        </inkml:traceFormat>
+        <inkml:channelProperties>
+          <inkml:channelProperty channel="X" name="resolution" value="1000" units="1/cm"/>
+          <inkml:channelProperty channel="Y" name="resolution" value="1000" units="1/cm"/>
+          <inkml:channelProperty channel="F" name="resolution" value="0" units="1/dev"/>
+          <inkml:channelProperty channel="OA" name="resolution" value="1000" units="1/deg"/>
+          <inkml:channelProperty channel="OE" name="resolution" value="1000" units="1/deg"/>
+        </inkml:channelProperties>
+      </inkml:inkSource>
+      <inkml:timestamp xml:id="ts0" timeString="2026-01-16T12:48:14.641"/>
+    </inkml:context>
+    <inkml:brush xml:id="br0">
+      <inkml:brushProperty name="width" value="0.05" units="cm"/>
+      <inkml:brushProperty name="height" value="0.05" units="cm"/>
+      <inkml:brushProperty name="color" value="#FFC114"/>
+    </inkml:brush>
+  </inkml:definitions>
+  <inkml:trace contextRef="#ctx0" brushRef="#br0">157 259 4801 0 0,'-18'3'11105'0'0,"-1"5"-4481"0"0,-18 19-2710 0 0,26-17-4059 0 0,1 1-1 0 0,0 0 1 0 0,0 0 0 0 0,-7 13 0 0 0,13-17 154 0 0,0-1 0 0 0,1 1 0 0 0,0 0 0 0 0,-4 13 0 0 0,6-18-2 0 0,1-1 0 0 0,-1 1 0 0 0,1 0 0 0 0,-1-1-1 0 0,1 1 1 0 0,0-1 0 0 0,0 1 0 0 0,0 0 0 0 0,0-1 0 0 0,0 1 0 0 0,0 0 0 0 0,0-1 0 0 0,0 1 0 0 0,1 0-1 0 0,-1-1 1 0 0,1 1 0 0 0,-1-1 0 0 0,1 1 0 0 0,0-1 0 0 0,-1 1 0 0 0,1-1 0 0 0,0 1 0 0 0,0-1-1 0 0,0 0 1 0 0,0 1 0 0 0,0-1 0 0 0,0 0 0 0 0,2 1 0 0 0,-1-1 5 0 0,0 0 1 0 0,0-1-1 0 0,-1 0 0 0 0,1 1 1 0 0,0-1-1 0 0,0 0 1 0 0,0 0-1 0 0,0 0 0 0 0,0 0 1 0 0,0 0-1 0 0,-1 0 1 0 0,1-1-1 0 0,0 1 0 0 0,3-2 1 0 0,32-11 275 0 0,-19 6-110 0 0,0 3-103 0 0,20-7 418 0 0,-37 10-604 0 0,1 0 0 0 0,0 1 0 0 0,-1-1 0 0 0,1 0 0 0 0,-1 0 0 0 0,1 0 0 0 0,-1 0-1 0 0,0 0 1 0 0,1-1 0 0 0,-1 1 0 0 0,0 0 0 0 0,0 0 0 0 0,0-1 0 0 0,1 1 0 0 0,-2-1 0 0 0,1 1 0 0 0,1-3 0 0 0</inkml:trace>
+  <inkml:trace contextRef="#ctx0" brushRef="#br0" timeOffset="649.78">270 1 6841 0 0,'-3'-1'12265'0'0,"-3"13"-8791"0"0,-4 16-2873 0 0,-9 45 159 0 0,-8 40-256 0 0,24-97-420 0 0,1 0 0 0 0,1 0 0 0 0,0 0-1 0 0,2 0 1 0 0,1 19 0 0 0,-1-32-65 0 0,-1 0 0 0 0,1 0 0 0 0,-1 0 0 0 0,1 1 0 0 0,0-1 0 0 0,0 0 0 0 0,1 0 0 0 0,-1-1 0 0 0,1 1 1 0 0,-1 0-1 0 0,1 0 0 0 0,0-1 0 0 0,0 1 0 0 0,0-1 0 0 0,0 0 0 0 0,0 1 0 0 0,1-1 0 0 0,3 2 0 0 0,-4-2 11 0 0,0-1 0 0 0,1 0 0 0 0,-1-1-1 0 0,1 1 1 0 0,-1 0 0 0 0,1-1 0 0 0,-1 1 0 0 0,1-1 0 0 0,-1 0-1 0 0,1 0 1 0 0,0 0 0 0 0,-1 0 0 0 0,1 0 0 0 0,-1 0 0 0 0,1-1-1 0 0,-1 1 1 0 0,1-1 0 0 0,-1 0 0 0 0,1 0 0 0 0,-1 0 0 0 0,0 0-1 0 0,5-2 1 0 0,14-13-2783 0 0,-6-5-8630 0 0,-11 12 4124 0 0</inkml:trace>
+</inkml:ink>
+</file>
+
+<file path=word/ink/ink10.xml><?xml version="1.0" encoding="utf-8"?>
+<inkml:ink xmlns:inkml="http://www.w3.org/2003/InkML">
+  <inkml:definitions>
+    <inkml:context xml:id="ctx0">
+      <inkml:inkSource xml:id="inkSrc0">
+        <inkml:traceFormat>
+          <inkml:channel name="X" type="integer" min="-2.14748E9" max="2.14748E9" units="cm"/>
+          <inkml:channel name="Y" type="integer" min="-2.14748E9" max="2.14748E9" units="cm"/>
+          <inkml:channel name="F" type="integer" max="32767" units="dev"/>
+          <inkml:channel name="OA" type="integer" max="360" units="deg"/>
+          <inkml:channel name="OE" type="integer" max="90" units="deg"/>
+        </inkml:traceFormat>
+        <inkml:channelProperties>
+          <inkml:channelProperty channel="X" name="resolution" value="1000" units="1/cm"/>
+          <inkml:channelProperty channel="Y" name="resolution" value="1000" units="1/cm"/>
+          <inkml:channelProperty channel="F" name="resolution" value="0" units="1/dev"/>
+          <inkml:channelProperty channel="OA" name="resolution" value="1000" units="1/deg"/>
+          <inkml:channelProperty channel="OE" name="resolution" value="1000" units="1/deg"/>
+        </inkml:channelProperties>
+      </inkml:inkSource>
+      <inkml:timestamp xml:id="ts0" timeString="2026-01-16T12:45:48.307"/>
+    </inkml:context>
+    <inkml:brush xml:id="br0">
+      <inkml:brushProperty name="width" value="0.035" units="cm"/>
+      <inkml:brushProperty name="height" value="0.035" units="cm"/>
+      <inkml:brushProperty name="color" value="#66CC00"/>
+    </inkml:brush>
+  </inkml:definitions>
+  <inkml:trace contextRef="#ctx0" brushRef="#br0">28 67 6665 0 0,'0'-12'7420'0'0,"1"7"-6704"0"0,0 0 1 0 0,1 0-1 0 0,0 0 1 0 0,0 0 0 0 0,0 1-1 0 0,1-1 1 0 0,5-8 0 0 0,8 5 853 0 0,-8 14-441 0 0,-5 24-328 0 0,-3-25-843 0 0,0 11 102 0 0,-1 0 0 0 0,-1 0 0 0 0,0 0 0 0 0,-7 22 0 0 0,6-29-39 0 0,0 0-1 0 0,0 0 1 0 0,-1-1-1 0 0,0 0 1 0 0,-1 1-1 0 0,1-2 1 0 0,-1 1-1 0 0,-1 0 1 0 0,-7 7-1 0 0,13-14-19 0 0,0-1 0 0 0,-1 0 0 0 0,1 0 0 0 0,0 1 0 0 0,0-1 0 0 0,0 0 0 0 0,0 0 0 0 0,-1 0 0 0 0,1 1 0 0 0,0-1 0 0 0,0 0 0 0 0,0 0 0 0 0,-1 0 0 0 0,1 1 0 0 0,0-1 0 0 0,0 0 0 0 0,-1 0 0 0 0,1 0 0 0 0,0 0 0 0 0,0 0 0 0 0,-1 0-1 0 0,1 0 1 0 0,0 1 0 0 0,-1-1 0 0 0,1 0 0 0 0,0 0 0 0 0,0 0 0 0 0,-1 0 0 0 0,1 0 0 0 0,0 0 0 0 0,-1 0 0 0 0,1-1 0 0 0,0 1 0 0 0,0 0 0 0 0,-1 0 0 0 0,1 0 0 0 0,0 0 0 0 0,-1 0 0 0 0,0-13-32 0 0,1 9 39 0 0,1 1 0 0 0,-1 0-1 0 0,1-1 1 0 0,0 1 0 0 0,0 0 0 0 0,0-1 0 0 0,3-3-1 0 0,-4 7-1 0 0,1-1-1 0 0,-1 1 0 0 0,1-1 0 0 0,-1 1 1 0 0,1-1-1 0 0,-1 1 0 0 0,1-1 0 0 0,0 1 1 0 0,-1 0-1 0 0,1 0 0 0 0,0-1 0 0 0,-1 1 0 0 0,1 0 1 0 0,0 0-1 0 0,-1 0 0 0 0,1-1 0 0 0,0 1 1 0 0,-1 0-1 0 0,1 0 0 0 0,0 0 0 0 0,0 0 1 0 0,-1 0-1 0 0,1 1 0 0 0,0-1 0 0 0,-1 0 0 0 0,1 0 1 0 0,0 0-1 0 0,-1 1 0 0 0,1-1 0 0 0,0 0 1 0 0,-1 0-1 0 0,1 1 0 0 0,1 0 0 0 0,25 21 458 0 0,-7-5 45 0 0,-18-16-450 0 0,0 1 1 0 0,0-1-1 0 0,1-1 1 0 0,-1 1 0 0 0,0 0-1 0 0,0 0 1 0 0,1-1-1 0 0,-1 1 1 0 0,0-1-1 0 0,1 0 1 0 0,-1 0 0 0 0,0 0-1 0 0,1 0 1 0 0,-1 0-1 0 0,0 0 1 0 0,1-1-1 0 0,-1 1 1 0 0,0-1 0 0 0,1 1-1 0 0,-1-1 1 0 0,0 0-1 0 0,0 0 1 0 0,0 0 0 0 0,0 0-1 0 0,0-1 1 0 0,2-1-1 0 0,3 0 146 0 0,11-1 483 0 0,-14 3-632 0 0,-6 1-11 0 0,1-37-43 0 0,1 37-13 0 0,1 37-789 0 0,-2-31-1532 0 0</inkml:trace>
+</inkml:ink>
+</file>
+
+<file path=word/ink/ink11.xml><?xml version="1.0" encoding="utf-8"?>
+<inkml:ink xmlns:inkml="http://www.w3.org/2003/InkML">
+  <inkml:definitions>
+    <inkml:context xml:id="ctx0">
+      <inkml:inkSource xml:id="inkSrc0">
+        <inkml:traceFormat>
+          <inkml:channel name="X" type="integer" min="-2.14748E9" max="2.14748E9" units="cm"/>
+          <inkml:channel name="Y" type="integer" min="-2.14748E9" max="2.14748E9" units="cm"/>
+          <inkml:channel name="F" type="integer" max="32767" units="dev"/>
+          <inkml:channel name="OA" type="integer" max="360" units="deg"/>
+          <inkml:channel name="OE" type="integer" max="90" units="deg"/>
+        </inkml:traceFormat>
+        <inkml:channelProperties>
+          <inkml:channelProperty channel="X" name="resolution" value="1000" units="1/cm"/>
+          <inkml:channelProperty channel="Y" name="resolution" value="1000" units="1/cm"/>
+          <inkml:channelProperty channel="F" name="resolution" value="0" units="1/dev"/>
+          <inkml:channelProperty channel="OA" name="resolution" value="1000" units="1/deg"/>
+          <inkml:channelProperty channel="OE" name="resolution" value="1000" units="1/deg"/>
+        </inkml:channelProperties>
+      </inkml:inkSource>
+      <inkml:timestamp xml:id="ts0" timeString="2026-01-16T12:45:46.446"/>
+    </inkml:context>
+    <inkml:brush xml:id="br0">
+      <inkml:brushProperty name="width" value="0.035" units="cm"/>
+      <inkml:brushProperty name="height" value="0.035" units="cm"/>
+      <inkml:brushProperty name="color" value="#66CC00"/>
+    </inkml:brush>
+  </inkml:definitions>
+  <inkml:trace contextRef="#ctx0" brushRef="#br0">1 115 6113 0 0,'14'-2'7935'0'0,"-1"-1"-3553"0"0,-11 2-4236 0 0,1-1 0 0 0,0 1 0 0 0,-1-1 0 0 0,1 1 0 0 0,-1-1 0 0 0,1 0 0 0 0,-1 0 0 0 0,0 0 0 0 0,0 0 1 0 0,0 0-1 0 0,0-1 0 0 0,0 1 0 0 0,-1-1 0 0 0,1 1 0 0 0,-1-1 0 0 0,1 0 0 0 0,-1 1 0 0 0,0-1 0 0 0,0 0 0 0 0,0 0 0 0 0,0-3 0 0 0,1-35 1035 0 0,-3 24-796 0 0,1 17-254 0 0,-2 41 678 0 0,-3-7-630 0 0,2-11-119 0 0,-2 36 0 0 0,1-7-13 0 0,3-45-21 0 0,1-7-22 0 0,0 1 0 0 0,0-1 0 0 0,0 0-1 0 0,0 0 1 0 0,0 0 0 0 0,0 0 0 0 0,0 0 0 0 0,0 0-1 0 0,0 1 1 0 0,0-1 0 0 0,0 0 0 0 0,0 0-1 0 0,-1 0 1 0 0,1 0 0 0 0,0 0 0 0 0,0 0 0 0 0,0 0-1 0 0,0 0 1 0 0,0 1 0 0 0,0-1 0 0 0,0 0-1 0 0,0 0 1 0 0,0 0 0 0 0,0 0 0 0 0,-1 0 0 0 0,1 0-1 0 0,0 0 1 0 0,0 0 0 0 0,0 0 0 0 0,0 0-1 0 0,0 0 1 0 0,0 0 0 0 0,0 0 0 0 0,-1 0-1 0 0,1 1 1 0 0,0-1 0 0 0,0 0 0 0 0,0 0 0 0 0,0 0-1 0 0,0 0 1 0 0,0 0 0 0 0,-1 0 0 0 0,1-1-1 0 0,0 1 1 0 0,0 0 0 0 0,0 0 0 0 0,0 0 0 0 0,0 0-1 0 0,0 0 1 0 0,0 0 0 0 0,-1 0 0 0 0,1 0-1 0 0,0 0 1 0 0,0 0 0 0 0,0 0 0 0 0,0 0 0 0 0,0 0-1 0 0,0 0 1 0 0,0-1 0 0 0,-1 1 13 0 0,-1-1 0 0 0,1 0 1 0 0,0 1-1 0 0,0-1 0 0 0,0 0 1 0 0,0 1-1 0 0,-1 0 0 0 0,1-1 0 0 0,0 1 1 0 0,0 0-1 0 0,-1-1 0 0 0,1 1 0 0 0,0 0 1 0 0,-1 0-1 0 0,1 0 0 0 0,0 0 0 0 0,0 0 1 0 0,-1 1-1 0 0,1-1 0 0 0,0 0 0 0 0,-2 1 1 0 0,-7 3 193 0 0,9-1 333 0 0,65 2 205 0 0,-58-7-722 0 0,-6 2-35 0 0,1-1 0 0 0,-1 1 1 0 0,0 0-1 0 0,0 0 0 0 0,1-1 0 0 0,-1 1 1 0 0,0 0-1 0 0,0 0 0 0 0,1 0 0 0 0,-1 0 0 0 0,0-1 1 0 0,1 1-1 0 0,-1 0 0 0 0,0 0 0 0 0,0 0 0 0 0,1 0 1 0 0,-1 0-1 0 0,0 0 0 0 0,1 0 0 0 0,-1 0 0 0 0,0 0 1 0 0,1 0-1 0 0,-1 0 0 0 0,0 0 0 0 0,1 0 0 0 0,-1 0 1 0 0,0 0-1 0 0,1 0 0 0 0,-1 0 0 0 0,0 0 0 0 0,1 0 1 0 0,-1 0-1 0 0,0 1 0 0 0,1-1 0 0 0,-1 0 0 0 0,0 0 1 0 0,0 0-1 0 0,1 1 0 0 0,-1-1 0 0 0,0 0 0 0 0,0 0 1 0 0,1 1-1 0 0,-1-1 0 0 0,0 1 0 0 0,5-4-4460 0 0</inkml:trace>
+</inkml:ink>
+</file>
+
+<file path=word/ink/ink12.xml><?xml version="1.0" encoding="utf-8"?>
+<inkml:ink xmlns:inkml="http://www.w3.org/2003/InkML">
+  <inkml:definitions>
+    <inkml:context xml:id="ctx0">
+      <inkml:inkSource xml:id="inkSrc0">
+        <inkml:traceFormat>
+          <inkml:channel name="X" type="integer" min="-2.14748E9" max="2.14748E9" units="cm"/>
+          <inkml:channel name="Y" type="integer" min="-2.14748E9" max="2.14748E9" units="cm"/>
+          <inkml:channel name="F" type="integer" max="32767" units="dev"/>
+          <inkml:channel name="OA" type="integer" max="360" units="deg"/>
+          <inkml:channel name="OE" type="integer" max="90" units="deg"/>
+        </inkml:traceFormat>
+        <inkml:channelProperties>
+          <inkml:channelProperty channel="X" name="resolution" value="1000" units="1/cm"/>
+          <inkml:channelProperty channel="Y" name="resolution" value="1000" units="1/cm"/>
+          <inkml:channelProperty channel="F" name="resolution" value="0" units="1/dev"/>
+          <inkml:channelProperty channel="OA" name="resolution" value="1000" units="1/deg"/>
+          <inkml:channelProperty channel="OE" name="resolution" value="1000" units="1/deg"/>
+        </inkml:channelProperties>
+      </inkml:inkSource>
+      <inkml:timestamp xml:id="ts0" timeString="2026-01-16T12:45:32.683"/>
+    </inkml:context>
+    <inkml:brush xml:id="br0">
+      <inkml:brushProperty name="width" value="0.035" units="cm"/>
+      <inkml:brushProperty name="height" value="0.035" units="cm"/>
+      <inkml:brushProperty name="color" value="#66CC00"/>
+    </inkml:brush>
+  </inkml:definitions>
+  <inkml:trace contextRef="#ctx0" brushRef="#br0">8 0 7954 0 0,'0'0'449'0'0,"-1"10"8805"0"0,-1 8-6176 0 0,0-6-2773 0 0,1-1 1 0 0,0 1-1 0 0,1-1 0 0 0,2 19 0 0 0,-1 3-183 0 0,1 16 577 0 0,-3-59-473 0 0,0 0-3886 0 0,1 0-6990 0 0</inkml:trace>
+  <inkml:trace contextRef="#ctx0" brushRef="#br0" timeOffset="1151.1">87 8 7009 0 0,'0'0'1011'0'0,"0"42"8497"0"0,-2-14-8052 0 0,1-19-1296 0 0,0-1 0 0 0,1 0-1 0 0,0 1 1 0 0,2 11 0 0 0,-4 24 240 0 0,5-40-66 0 0,1 8 369 0 0,-2-12-427 0 0,-1-7-165 0 0,-2-1-10900 0 0</inkml:trace>
+</inkml:ink>
+</file>
+
+<file path=word/ink/ink13.xml><?xml version="1.0" encoding="utf-8"?>
+<inkml:ink xmlns:inkml="http://www.w3.org/2003/InkML">
+  <inkml:definitions>
+    <inkml:context xml:id="ctx0">
+      <inkml:inkSource xml:id="inkSrc0">
+        <inkml:traceFormat>
+          <inkml:channel name="X" type="integer" min="-2.14748E9" max="2.14748E9" units="cm"/>
+          <inkml:channel name="Y" type="integer" min="-2.14748E9" max="2.14748E9" units="cm"/>
+          <inkml:channel name="F" type="integer" max="32767" units="dev"/>
+          <inkml:channel name="OA" type="integer" max="360" units="deg"/>
+          <inkml:channel name="OE" type="integer" max="90" units="deg"/>
+        </inkml:traceFormat>
+        <inkml:channelProperties>
+          <inkml:channelProperty channel="X" name="resolution" value="1000" units="1/cm"/>
+          <inkml:channelProperty channel="Y" name="resolution" value="1000" units="1/cm"/>
+          <inkml:channelProperty channel="F" name="resolution" value="0" units="1/dev"/>
+          <inkml:channelProperty channel="OA" name="resolution" value="1000" units="1/deg"/>
+          <inkml:channelProperty channel="OE" name="resolution" value="1000" units="1/deg"/>
+        </inkml:channelProperties>
+      </inkml:inkSource>
+      <inkml:timestamp xml:id="ts0" timeString="2026-01-16T12:45:25.574"/>
+    </inkml:context>
+    <inkml:brush xml:id="br0">
+      <inkml:brushProperty name="width" value="0.035" units="cm"/>
+      <inkml:brushProperty name="height" value="0.035" units="cm"/>
+      <inkml:brushProperty name="color" value="#66CC00"/>
+    </inkml:brush>
+  </inkml:definitions>
+  <inkml:trace contextRef="#ctx0" brushRef="#br0">15 9 8378 0 0,'-1'5'7875'0'0,"-1"6"-4660"0"0,-4 19-1258 0 0,0 97-13 0 0,7-119-1719 0 0,0-13 536 0 0,0-6-1523 0 0,-3 1-3584 0 0,3-1-5596 0 0</inkml:trace>
+  <inkml:trace contextRef="#ctx0" brushRef="#br0" timeOffset="690.24">91 1 6665 0 0,'-6'12'11887'0'0,"2"17"-8810"0"0,2 28-3224 0 0,8 16 242 0 0,-2-63 286 0 0,-3-27-5154 0 0,1-6-3075 0 0,-1 18 4626 0 0,-1 0-813 0 0</inkml:trace>
+  <inkml:trace contextRef="#ctx0" brushRef="#br0" timeOffset="1483.17">174 1 7746 0 0,'0'12'8740'0'0,"1"13"-6963"0"0,-4-11-1586 0 0,2-1 1 0 0,-1 0 0 0 0,2 1-1 0 0,0-1 1 0 0,1 1 0 0 0,2 18-1 0 0,-3-20-114 0 0,0-12-56 0 0,-1 0 1 0 0,1 0-1 0 0,0 1 1 0 0,0-1-1 0 0,0 0 1 0 0,0 1-1 0 0,0-1 1 0 0,0 0-1 0 0,0 1 1 0 0,0-1 0 0 0,0 0-1 0 0,0 1 1 0 0,0-1-1 0 0,0 0 1 0 0,0 1-1 0 0,0-1 1 0 0,0 0-1 0 0,0 1 1 0 0,0-1-1 0 0,0 0 1 0 0,0 0 0 0 0,0 1-1 0 0,0-1 1 0 0,1 0-1 0 0,-1 1 1 0 0,0-1-1 0 0,0 0 1 0 0,0 0-1 0 0,0 1 1 0 0,1-1-1 0 0,-1 0 1 0 0,0 0 0 0 0,0 0-1 0 0,1 1 1 0 0,-1-1-1 0 0,1 0 1 0 0,1 0-260 0 0,-1-4-2639 0 0,-2-3-3701 0 0</inkml:trace>
+</inkml:ink>
+</file>
+
+<file path=word/ink/ink14.xml><?xml version="1.0" encoding="utf-8"?>
+<inkml:ink xmlns:inkml="http://www.w3.org/2003/InkML">
+  <inkml:definitions>
+    <inkml:context xml:id="ctx0">
+      <inkml:inkSource xml:id="inkSrc0">
+        <inkml:traceFormat>
+          <inkml:channel name="X" type="integer" min="-2.14748E9" max="2.14748E9" units="cm"/>
+          <inkml:channel name="Y" type="integer" min="-2.14748E9" max="2.14748E9" units="cm"/>
+          <inkml:channel name="F" type="integer" max="32767" units="dev"/>
+          <inkml:channel name="OA" type="integer" max="360" units="deg"/>
+          <inkml:channel name="OE" type="integer" max="90" units="deg"/>
+        </inkml:traceFormat>
+        <inkml:channelProperties>
+          <inkml:channelProperty channel="X" name="resolution" value="1000" units="1/cm"/>
+          <inkml:channelProperty channel="Y" name="resolution" value="1000" units="1/cm"/>
+          <inkml:channelProperty channel="F" name="resolution" value="0" units="1/dev"/>
+          <inkml:channelProperty channel="OA" name="resolution" value="1000" units="1/deg"/>
+          <inkml:channelProperty channel="OE" name="resolution" value="1000" units="1/deg"/>
+        </inkml:channelProperties>
+      </inkml:inkSource>
+      <inkml:timestamp xml:id="ts0" timeString="2026-01-16T12:39:32.999"/>
+    </inkml:context>
+    <inkml:brush xml:id="br0">
+      <inkml:brushProperty name="width" value="0.035" units="cm"/>
+      <inkml:brushProperty name="height" value="0.035" units="cm"/>
+      <inkml:brushProperty name="color" value="#66CC00"/>
+    </inkml:brush>
+  </inkml:definitions>
+  <inkml:trace contextRef="#ctx0" brushRef="#br0">0 21 8394 0 0,'6'-4'11132'0'0,"15"-12"-6085"0"0,-18 20-4901 0 0,0 0 0 0 0,-1 0-1 0 0,1 0 1 0 0,-1 0 0 0 0,0 1 0 0 0,0-1-1 0 0,-1 1 1 0 0,1 0 0 0 0,-1-1 0 0 0,1 8-1 0 0,6 53-58 0 0,-7-57 25 0 0,4 190 739 0 0,-5-184-705 0 0,-1 0 1 0 0,0 0-1 0 0,-5 22 0 0 0,4-54-2208 0 0,0 8-2304 0 0,2-1-3399 0 0</inkml:trace>
+  <inkml:trace contextRef="#ctx0" brushRef="#br0" timeOffset="1082.53">76 198 9170 0 0,'0'-1'666'0'0,"0"0"1"0"0,1 0-1 0 0,-1 0 0 0 0,0 0 0 0 0,1 0 1 0 0,-1 0-1 0 0,0 0 0 0 0,1 0 0 0 0,-1 0 1 0 0,1 0-1 0 0,0 1 0 0 0,-1-1 1 0 0,1 0-1 0 0,0 0 0 0 0,-1 0 0 0 0,1 1 1 0 0,2-2-1 0 0,22-11 2860 0 0,-22 12-3442 0 0,-1 0 0 0 0,1 0 0 0 0,-1 0 0 0 0,1 0 0 0 0,0 1 0 0 0,-1 0-1 0 0,1-1 1 0 0,0 1 0 0 0,-1 0 0 0 0,1 0 0 0 0,0 1 0 0 0,-1-1 0 0 0,1 0 0 0 0,0 1-1 0 0,-1 0 1 0 0,1-1 0 0 0,-1 1 0 0 0,5 2 0 0 0,-4 0-60 0 0,1-1 1 0 0,-1 0-1 0 0,1 0 0 0 0,-1-1 1 0 0,1 1-1 0 0,0-1 1 0 0,0 1-1 0 0,7 0 0 0 0,-8-2 20 0 0,0 1-1 0 0,0 0 1 0 0,1 0-1 0 0,-1 0 1 0 0,0 0-1 0 0,0 0 0 0 0,0 1 1 0 0,0-1-1 0 0,0 1 1 0 0,-1 0-1 0 0,1 0 1 0 0,0 0-1 0 0,-1 0 0 0 0,5 5 1 0 0,10 11 131 0 0,-15-16-154 0 0,0 0 0 0 0,0-1 0 0 0,0 1-1 0 0,-1 0 1 0 0,1 0 0 0 0,0 0 0 0 0,-1 0 0 0 0,0 0 0 0 0,1 0 0 0 0,-1 1 0 0 0,0-1 0 0 0,0 0 0 0 0,0 1 0 0 0,-1-1 0 0 0,1 0 0 0 0,0 1 0 0 0,-1-1 0 0 0,0 1 0 0 0,0-1 0 0 0,1 5 0 0 0,-1 8 223 0 0,0-12-187 0 0,1 0 0 0 0,-1 0-1 0 0,0 1 1 0 0,0-1 0 0 0,0 0 0 0 0,0 0-1 0 0,-1 0 1 0 0,0 0 0 0 0,1 0 0 0 0,-1 0-1 0 0,0 0 1 0 0,0 0 0 0 0,0 0 0 0 0,-1 0-1 0 0,1 0 1 0 0,-1-1 0 0 0,0 1 0 0 0,1 0-1 0 0,-1-1 1 0 0,-3 3 0 0 0,1-1 39 0 0,-1-1 0 0 0,0 1 0 0 0,0-1 1 0 0,0 0-1 0 0,0-1 0 0 0,0 1 0 0 0,0-1 0 0 0,-1 0 0 0 0,-6 1 0 0 0,-6-5 142 0 0,16 1-207 0 0,1 1 0 0 0,-1 0 0 0 0,1-1 0 0 0,-1 1 0 0 0,0 0 0 0 0,1 0 0 0 0,-1 0 0 0 0,0 0 0 0 0,1 0 0 0 0,-1 0-1 0 0,0 0 1 0 0,1 1 0 0 0,-1-1 0 0 0,0 1 0 0 0,1-1 0 0 0,-1 1 0 0 0,1 0 0 0 0,-3 1 0 0 0,2-1-15 0 0,-1 0 1 0 0,1 0-1 0 0,0 0 1 0 0,-1-1-1 0 0,1 1 1 0 0,-1 0-1 0 0,1-1 1 0 0,-1 0-1 0 0,1 1 1 0 0,-1-1-1 0 0,1 0 1 0 0,-1 0-1 0 0,1-1 1 0 0,-1 1-1 0 0,1-1 0 0 0,-1 1 1 0 0,1-1-1 0 0,-1 0 1 0 0,-2-1-1 0 0,-7-1 118 0 0,9 3-383 0 0,-15 0 144 0 0,13-4-4262 0 0</inkml:trace>
+</inkml:ink>
+</file>
+
+<file path=word/ink/ink15.xml><?xml version="1.0" encoding="utf-8"?>
+<inkml:ink xmlns:inkml="http://www.w3.org/2003/InkML">
+  <inkml:definitions>
+    <inkml:context xml:id="ctx0">
+      <inkml:inkSource xml:id="inkSrc0">
+        <inkml:traceFormat>
+          <inkml:channel name="X" type="integer" min="-2.14748E9" max="2.14748E9" units="cm"/>
+          <inkml:channel name="Y" type="integer" min="-2.14748E9" max="2.14748E9" units="cm"/>
+          <inkml:channel name="F" type="integer" max="32767" units="dev"/>
+          <inkml:channel name="OA" type="integer" max="360" units="deg"/>
+          <inkml:channel name="OE" type="integer" max="90" units="deg"/>
+        </inkml:traceFormat>
+        <inkml:channelProperties>
+          <inkml:channelProperty channel="X" name="resolution" value="1000" units="1/cm"/>
+          <inkml:channelProperty channel="Y" name="resolution" value="1000" units="1/cm"/>
+          <inkml:channelProperty channel="F" name="resolution" value="0" units="1/dev"/>
+          <inkml:channelProperty channel="OA" name="resolution" value="1000" units="1/deg"/>
+          <inkml:channelProperty channel="OE" name="resolution" value="1000" units="1/deg"/>
+        </inkml:channelProperties>
+      </inkml:inkSource>
+      <inkml:timestamp xml:id="ts0" timeString="2026-01-16T12:39:27.297"/>
+    </inkml:context>
+    <inkml:brush xml:id="br0">
+      <inkml:brushProperty name="width" value="0.035" units="cm"/>
+      <inkml:brushProperty name="height" value="0.035" units="cm"/>
+      <inkml:brushProperty name="color" value="#E71224"/>
+    </inkml:brush>
+  </inkml:definitions>
+  <inkml:trace contextRef="#ctx0" brushRef="#br0">1 110 9778 0 0,'0'-11'6400'0'0,"9"-7"-3399"0"0,14-10-17 0 0,-17 22-2523 0 0,1 0 0 0 0,0 1 0 0 0,0-1-1 0 0,0 1 1 0 0,1 1 0 0 0,0-1 0 0 0,0 1 0 0 0,0 1-1 0 0,16-6 1 0 0,-23 9-428 0 0,1 0 1 0 0,-1 0-1 0 0,0 0 0 0 0,1 1 0 0 0,-1-1 1 0 0,0 0-1 0 0,0 1 0 0 0,1-1 0 0 0,-1 1 1 0 0,0-1-1 0 0,0 1 0 0 0,0-1 1 0 0,1 1-1 0 0,-1 0 0 0 0,0 0 0 0 0,0-1 1 0 0,0 1-1 0 0,0 0 0 0 0,0 0 0 0 0,0 0 1 0 0,-1 0-1 0 0,1 0 0 0 0,0 1 0 0 0,0-1 1 0 0,-1 0-1 0 0,1 0 0 0 0,0 2 1 0 0,15 40 518 0 0,-13-35-398 0 0,4 18 88 0 0,0 0-1 0 0,-2 0 1 0 0,-1 1 0 0 0,-1 0 0 0 0,-1 28 0 0 0,-2 146-77 0 0,14-135-102 0 0,-14-62-59 0 0,0-1-1 0 0,1 1 1 0 0,-1-1 0 0 0,1 1 0 0 0,0-1 0 0 0,0 1 0 0 0,0-1-1 0 0,0 0 1 0 0,0 1 0 0 0,1-1 0 0 0,-1 0 0 0 0,1 0 0 0 0,0 0-1 0 0,3 4 1 0 0,-3-6-3 0 0,-1 1 0 0 0,1-1-1 0 0,0 1 1 0 0,0-1 0 0 0,-1 1-1 0 0,1-1 1 0 0,0 0 0 0 0,0 0-1 0 0,1 0 1 0 0,-1 0 0 0 0,0 0 0 0 0,0 0-1 0 0,0-1 1 0 0,0 1 0 0 0,1-1-1 0 0,-1 1 1 0 0,0-1 0 0 0,1 0-1 0 0,-1 0 1 0 0,0 0 0 0 0,0 0-1 0 0,5-1 1 0 0,1-1 14 0 0,1 0 1 0 0,-1 0-1 0 0,0 0 0 0 0,0-1 1 0 0,0-1-1 0 0,-1 1 0 0 0,10-6 1 0 0,-12 6-889 0 0,10-7 2756 0 0,-12 5-4193 0 0</inkml:trace>
+</inkml:ink>
+</file>
+
+<file path=word/ink/ink16.xml><?xml version="1.0" encoding="utf-8"?>
+<inkml:ink xmlns:inkml="http://www.w3.org/2003/InkML">
+  <inkml:definitions>
+    <inkml:context xml:id="ctx0">
+      <inkml:inkSource xml:id="inkSrc0">
+        <inkml:traceFormat>
+          <inkml:channel name="X" type="integer" min="-2.14748E9" max="2.14748E9" units="cm"/>
+          <inkml:channel name="Y" type="integer" min="-2.14748E9" max="2.14748E9" units="cm"/>
+          <inkml:channel name="F" type="integer" max="32767" units="dev"/>
+          <inkml:channel name="OA" type="integer" max="360" units="deg"/>
+          <inkml:channel name="OE" type="integer" max="90" units="deg"/>
+        </inkml:traceFormat>
+        <inkml:channelProperties>
+          <inkml:channelProperty channel="X" name="resolution" value="1000" units="1/cm"/>
+          <inkml:channelProperty channel="Y" name="resolution" value="1000" units="1/cm"/>
+          <inkml:channelProperty channel="F" name="resolution" value="0" units="1/dev"/>
+          <inkml:channelProperty channel="OA" name="resolution" value="1000" units="1/deg"/>
+          <inkml:channelProperty channel="OE" name="resolution" value="1000" units="1/deg"/>
+        </inkml:channelProperties>
+      </inkml:inkSource>
+      <inkml:timestamp xml:id="ts0" timeString="2026-01-16T12:39:22.125"/>
+    </inkml:context>
+    <inkml:brush xml:id="br0">
+      <inkml:brushProperty name="width" value="0.035" units="cm"/>
+      <inkml:brushProperty name="height" value="0.035" units="cm"/>
+      <inkml:brushProperty name="color" value="#E71224"/>
+    </inkml:brush>
+  </inkml:definitions>
+  <inkml:trace contextRef="#ctx0" brushRef="#br0">307 159 5545 0 0,'-2'-3'12040'0'0,"-1"-3"-7493"0"0,2 5-4343 0 0,1 0 1 0 0,-1 0-1 0 0,0 0 1 0 0,1 0-1 0 0,-1 0 1 0 0,0 0-1 0 0,0 1 1 0 0,0-1-1 0 0,0 0 0 0 0,0 0 1 0 0,0 1-1 0 0,0-1 1 0 0,0 0-1 0 0,-1 0 1 0 0,-1 0-14 0 0,1 0 0 0 0,0 0 0 0 0,0 0 1 0 0,0-1-1 0 0,0 1 0 0 0,0-1 0 0 0,0 1 1 0 0,1-1-1 0 0,-3-2 0 0 0,3 2-130 0 0,0 1-1 0 0,-1 0 1 0 0,1-1 0 0 0,0 1-1 0 0,0 0 1 0 0,-1 0-1 0 0,1 0 1 0 0,-1 0-1 0 0,1 0 1 0 0,-1 0 0 0 0,1 0-1 0 0,-1 0 1 0 0,0 1-1 0 0,1-1 1 0 0,-1 0 0 0 0,0 1-1 0 0,1 0 1 0 0,-1-1-1 0 0,0 1 1 0 0,0 0 0 0 0,1 0-1 0 0,-5 0 1 0 0,-35 1 686 0 0,35-1-645 0 0,0-1 0 0 0,1 1 0 0 0,-1 0 1 0 0,0 1-1 0 0,1-1 0 0 0,-1 1 0 0 0,1 0 0 0 0,-1 1 0 0 0,1-1 0 0 0,0 1 1 0 0,-1 0-1 0 0,-7 4 0 0 0,-16 10-2 0 0,23-13-75 0 0,0 0 0 0 0,0 0 0 0 0,1 0 0 0 0,0 1 0 0 0,-1 0 0 0 0,-5 5 0 0 0,8-5-24 0 0,0 1 1 0 0,-1-1-1 0 0,1 0 1 0 0,1 1-1 0 0,-1 0 1 0 0,1-1-1 0 0,0 1 1 0 0,0 0-1 0 0,0 0 1 0 0,1 0-1 0 0,0 1 1 0 0,0-1-1 0 0,0 0 1 0 0,0 1-1 0 0,1-1 1 0 0,0 0-1 0 0,0 1 1 0 0,0-1 0 0 0,1 0-1 0 0,1 8 1 0 0,2 0-18 0 0,-4-10 14 0 0,1 0 1 0 0,-1 1 0 0 0,1-1 0 0 0,0 0 0 0 0,1 0 0 0 0,-1 1 0 0 0,1-1 0 0 0,-1 0 0 0 0,1 0 0 0 0,0 0 0 0 0,0-1 0 0 0,0 1 0 0 0,0 0 0 0 0,3 2 0 0 0,2 0 9 0 0,-1 0 0 0 0,1 0 0 0 0,0-1 0 0 0,1 1 0 0 0,-1-2 0 0 0,1 1 0 0 0,-1-1 0 0 0,1 0 0 0 0,0-1 0 0 0,0 0 0 0 0,15 2 0 0 0,-19-3-21 0 0,0-1 1 0 0,0-1 0 0 0,0 1 0 0 0,0-1 0 0 0,0 1-1 0 0,0-1 1 0 0,0 0 0 0 0,5-2 0 0 0,-5 1 2 0 0,0 1 0 0 0,0 0 0 0 0,0 0 0 0 0,0 0 0 0 0,0 0 1 0 0,0 1-1 0 0,0-1 0 0 0,7 2 0 0 0,-8-1 15 0 0,0 0-1 0 0,-1 0 1 0 0,1-1 0 0 0,0 1 0 0 0,0-1 0 0 0,0 1-1 0 0,0-1 1 0 0,0 0 0 0 0,-1 0 0 0 0,6-2 0 0 0,16-4 258 0 0,-22 6-217 0 0,0 1 1 0 0,0 0-1 0 0,0-1 1 0 0,0 0-1 0 0,0 1 0 0 0,-1-1 1 0 0,1 0-1 0 0,0 0 1 0 0,0 0-1 0 0,-1 0 1 0 0,1 0-1 0 0,0 0 0 0 0,-1-1 1 0 0,1 1-1 0 0,-1 0 1 0 0,1-1-1 0 0,1-2 0 0 0,9-14-3327 0 0,-7 8-2148 0 0,-2 1-3617 0 0</inkml:trace>
+</inkml:ink>
+</file>
+
+<file path=word/ink/ink17.xml><?xml version="1.0" encoding="utf-8"?>
+<inkml:ink xmlns:inkml="http://www.w3.org/2003/InkML">
+  <inkml:definitions>
+    <inkml:context xml:id="ctx0">
+      <inkml:inkSource xml:id="inkSrc0">
+        <inkml:traceFormat>
+          <inkml:channel name="X" type="integer" min="-2.14748E9" max="2.14748E9" units="cm"/>
+          <inkml:channel name="Y" type="integer" min="-2.14748E9" max="2.14748E9" units="cm"/>
+          <inkml:channel name="F" type="integer" max="32767" units="dev"/>
+          <inkml:channel name="OA" type="integer" max="360" units="deg"/>
+          <inkml:channel name="OE" type="integer" max="90" units="deg"/>
+        </inkml:traceFormat>
+        <inkml:channelProperties>
+          <inkml:channelProperty channel="X" name="resolution" value="1000" units="1/cm"/>
+          <inkml:channelProperty channel="Y" name="resolution" value="1000" units="1/cm"/>
+          <inkml:channelProperty channel="F" name="resolution" value="0" units="1/dev"/>
+          <inkml:channelProperty channel="OA" name="resolution" value="1000" units="1/deg"/>
+          <inkml:channelProperty channel="OE" name="resolution" value="1000" units="1/deg"/>
+        </inkml:channelProperties>
+      </inkml:inkSource>
+      <inkml:timestamp xml:id="ts0" timeString="2026-01-16T12:38:59.943"/>
+    </inkml:context>
+    <inkml:brush xml:id="br0">
+      <inkml:brushProperty name="width" value="0.035" units="cm"/>
+      <inkml:brushProperty name="height" value="0.035" units="cm"/>
+      <inkml:brushProperty name="color" value="#66CC00"/>
+    </inkml:brush>
+  </inkml:definitions>
+  <inkml:trace contextRef="#ctx0" brushRef="#br0">2 355 7538 0 0,'0'0'973'0'0,"0"3"2657"0"0,-1 6-1160 0 0,6-58 3165 0 0,16-29-5233 0 0,-13 51 749 0 0,-3 13-975 0 0,0 0 0 0 0,1 0 0 0 0,0 0 0 0 0,1 0 1 0 0,1 1-1 0 0,0 1 0 0 0,0-1 0 0 0,14-14 0 0 0,-6 11 122 0 0,-13 11-274 0 0,1 1-1 0 0,-1 0 1 0 0,1 0-1 0 0,0 0 1 0 0,0 1-1 0 0,0-1 0 0 0,0 1 1 0 0,1 0-1 0 0,-1 0 1 0 0,1 1-1 0 0,0-1 1 0 0,0 1-1 0 0,0 0 1 0 0,0 0-1 0 0,0 1 0 0 0,0 0 1 0 0,0-1-1 0 0,9 1 1 0 0,33-3 127 0 0,-40 2-137 0 0,1 1 1 0 0,-1 0-1 0 0,1 1 0 0 0,0 0 1 0 0,0 0-1 0 0,-1 1 0 0 0,1 0 1 0 0,0 0-1 0 0,11 4 1 0 0,31 8 374 0 0,-41-11-270 0 0,0 0 1 0 0,0 0 0 0 0,0 1-1 0 0,-1 0 1 0 0,0 0 0 0 0,17 10-1 0 0,-19-9-62 0 0,1-1-1 0 0,0 0 1 0 0,0 0-1 0 0,0 0 1 0 0,8 1-1 0 0,-9-3-26 0 0,-1 1 0 0 0,0-1 0 0 0,0 1 0 0 0,0 0 0 0 0,0 0 0 0 0,0 1 0 0 0,0-1 0 0 0,0 1 0 0 0,-1 0 0 0 0,0 0 0 0 0,7 7 0 0 0,-6-6-27 0 0,0 1-1 0 0,0-1 0 0 0,0 0 0 0 0,0-1 1 0 0,1 1-1 0 0,0-1 0 0 0,-1 0 1 0 0,1-1-1 0 0,0 1 0 0 0,10 1 1 0 0,32 17 73 0 0,-18 2-35 0 0,-23-17-47 0 0,0-1 0 0 0,1 0 0 0 0,-1 0-1 0 0,13 6 1 0 0,-4-4 44 0 0,-1 2 1 0 0,17 11-1 0 0,9 6 38 0 0,-14-13-60 0 0,37 13 0 0 0,-7-3-13 0 0,-52-21-19 0 0,11 6 24 0 0,1-1 0 0 0,0-1 0 0 0,0 0 0 0 0,23 3 0 0 0,-12-6 74 0 0,-16-2-40 0 0,0 1 0 0 0,0 0 0 0 0,0 1 0 0 0,18 6 0 0 0,-5-1 7 0 0,62 11 20 0 0,-81-18-50 0 0,-1 0-1 0 0,0 1 0 0 0,0 0 0 0 0,0 0 0 0 0,10 6 0 0 0,-12-6 4 0 0,1 1-1 0 0,0-1 0 0 0,0-1 1 0 0,0 1-1 0 0,0 0 1 0 0,0-1-1 0 0,0 0 0 0 0,0 0 1 0 0,9 1-1 0 0,6 0 231 0 0,-11 0-199 0 0,-11-1-488 0 0,3-1-211 0 0,-1-1 1 0 0,0 1-1 0 0,1 0 1 0 0,-1-1-1 0 0,0 1 1 0 0,1-1-1 0 0,-1 1 1 0 0,1-1-1 0 0,-1 1 1 0 0,1-1-1 0 0,-1 1 1 0 0,1-1-1 0 0,-1 1 1 0 0,1-1-1 0 0,-1 0 1 0 0,1 1-1 0 0,0-1 1 0 0,0 0-1 0 0,-1 0 1 0 0</inkml:trace>
+  <inkml:trace contextRef="#ctx0" brushRef="#br0" timeOffset="1681">1305 513 8362 0 0,'6'-4'6442'0'0,"5"-4"-3317"0"0,2 3-1245 0 0,-10 4-1651 0 0,0 0-1 0 0,0 0 0 0 0,1 0 1 0 0,-1 0-1 0 0,0 0 1 0 0,0 0-1 0 0,1 1 0 0 0,3 0 1 0 0,7 0-30 0 0,-12 1-174 0 0,1-1 0 0 0,0 0 0 0 0,-1 0 0 0 0,1 0 0 0 0,0 0 0 0 0,-1 0 0 0 0,1 0 0 0 0,0-1 0 0 0,-1 1 0 0 0,1-1 0 0 0,-1 0 0 0 0,1 0 0 0 0,-1 1 0 0 0,1-2 0 0 0,-1 1 0 0 0,1 0 0 0 0,3-3 0 0 0,-6 3-16 0 0,1 1 0 0 0,0 0 1 0 0,0-1-1 0 0,0 1 0 0 0,0 0 0 0 0,-1-1 0 0 0,1 1 0 0 0,0 0 1 0 0,0 0-1 0 0,0 0 0 0 0,0 0 0 0 0,0 0 0 0 0,0 0 0 0 0,0 0 0 0 0,0 0 1 0 0,-1 0-1 0 0,1 1 0 0 0,0-1 0 0 0,1 0 0 0 0,2 1 271 0 0,-5-2 317 0 0,-8-30-350 0 0,1 14-44 0 0,1 1 0 0 0,0-1 0 0 0,2 0 0 0 0,0 0 0 0 0,-5-27 0 0 0,2 19 3 0 0,5 18 4 0 0,5 17-25 0 0,5 17-186 0 0,1 1 0 0 0,2-1 0 0 0,16 34 0 0 0,-21-51-1197 0 0,0-5 3633 0 0,-3-10-6212 0 0</inkml:trace>
+</inkml:ink>
+</file>
+
+<file path=word/ink/ink18.xml><?xml version="1.0" encoding="utf-8"?>
+<inkml:ink xmlns:inkml="http://www.w3.org/2003/InkML">
+  <inkml:definitions>
+    <inkml:context xml:id="ctx0">
+      <inkml:inkSource xml:id="inkSrc0">
+        <inkml:traceFormat>
+          <inkml:channel name="X" type="integer" min="-2.14748E9" max="2.14748E9" units="cm"/>
+          <inkml:channel name="Y" type="integer" min="-2.14748E9" max="2.14748E9" units="cm"/>
+          <inkml:channel name="F" type="integer" max="32767" units="dev"/>
+          <inkml:channel name="OA" type="integer" max="360" units="deg"/>
+          <inkml:channel name="OE" type="integer" max="90" units="deg"/>
+        </inkml:traceFormat>
+        <inkml:channelProperties>
+          <inkml:channelProperty channel="X" name="resolution" value="1000" units="1/cm"/>
+          <inkml:channelProperty channel="Y" name="resolution" value="1000" units="1/cm"/>
+          <inkml:channelProperty channel="F" name="resolution" value="0" units="1/dev"/>
+          <inkml:channelProperty channel="OA" name="resolution" value="1000" units="1/deg"/>
+          <inkml:channelProperty channel="OE" name="resolution" value="1000" units="1/deg"/>
+        </inkml:channelProperties>
+      </inkml:inkSource>
+      <inkml:timestamp xml:id="ts0" timeString="2026-01-16T12:38:47.718"/>
+    </inkml:context>
+    <inkml:brush xml:id="br0">
+      <inkml:brushProperty name="width" value="0.035" units="cm"/>
+      <inkml:brushProperty name="height" value="0.035" units="cm"/>
+      <inkml:brushProperty name="color" value="#66CC00"/>
+    </inkml:brush>
+  </inkml:definitions>
+  <inkml:trace contextRef="#ctx0" brushRef="#br0">1 10 7754 0 0,'2'2'5891'0'0,"4"1"-4637"0"0,52-6 2024 0 0,-42 3-2860 0 0,15-5 248 0 0,-27 4-610 0 0,-1 0 0 0 0,1 0 1 0 0,0 1-1 0 0,-1-1 0 0 0,1 1 0 0 0,0-1 0 0 0,-1 1 0 0 0,1 0 0 0 0,0 1 1 0 0,-1-1-1 0 0,1 1 0 0 0,6 1 0 0 0,-9-1-43 0 0,0-1 0 0 0,0 0 0 0 0,0 1 0 0 0,1-1 0 0 0,-1 0 0 0 0,0 0 0 0 0,0 0 0 0 0,0 0 0 0 0,1 0 0 0 0,-1 0 0 0 0,0 0 0 0 0,0 0 0 0 0,1 0 0 0 0,-1 0 0 0 0,0-1 0 0 0,0 1 0 0 0,0 0 0 0 0,0-1 0 0 0,0 1 0 0 0,2-2 0 0 0,-3 2 7 0 0,1-1-1 0 0,0 1 0 0 0,0 0 0 0 0,0-1 0 0 0,0 1 0 0 0,-1 0 0 0 0,1-1 0 0 0,0 1 0 0 0,0 0 0 0 0,0 0 0 0 0,0 0 0 0 0,0 0 0 0 0,0 0 0 0 0,0 0 0 0 0,0 0 0 0 0,0 0 0 0 0,-1 0 0 0 0,1 0 0 0 0,0 0 0 0 0,0 0 0 0 0,0 1 0 0 0,0-1 0 0 0,0 0 0 0 0,0 1 0 0 0,-1-1 1 0 0,1 1-1 0 0,0-1 0 0 0,0 1 0 0 0,-1-1 0 0 0,1 1 0 0 0,0 0 0 0 0,31 10 1057 0 0,-30-12-908 0 0,6-1 329 0 0,-8 2-492 0 0,0 0 0 0 0,0 0 0 0 0,1 0-1 0 0,-1 0 1 0 0,0 0 0 0 0,0 0 0 0 0,0 0 0 0 0,0 0 0 0 0,0 0 0 0 0,1 0-1 0 0,-1 0 1 0 0,0 0 0 0 0,0 0 0 0 0,0 0 0 0 0,0 0 0 0 0,0 1 0 0 0,0-1-1 0 0,0 0 1 0 0,1 0 0 0 0,-1 0 0 0 0,0 0 0 0 0,0 0 0 0 0,0 0 0 0 0,0 0-1 0 0,0 1 1 0 0,0-1 0 0 0,0 0 0 0 0,0 0 0 0 0,0 0 0 0 0,0 0 0 0 0,0 0-1 0 0,0 1 1 0 0,0-1 0 0 0,0 0 0 0 0,0 0 0 0 0,0 0 0 0 0,0 0-1 0 0,0 0 1 0 0,0 1 0 0 0,0-1 0 0 0,0 0 0 0 0,0 0 0 0 0,0 0 0 0 0,0 0-1 0 0,0 0 1 0 0,0 1 0 0 0,0-1 0 0 0,0 0 0 0 0,-1 0 0 0 0,1 0 0 0 0,0 0-1 0 0,0 0 1 0 0,0 0 0 0 0,0 0 0 0 0,0 1 0 0 0,0-1 0 0 0,0 0 0 0 0,-1 0-1 0 0,1 0 1 0 0</inkml:trace>
+</inkml:ink>
+</file>
+
+<file path=word/ink/ink19.xml><?xml version="1.0" encoding="utf-8"?>
+<inkml:ink xmlns:inkml="http://www.w3.org/2003/InkML">
+  <inkml:definitions>
+    <inkml:context xml:id="ctx0">
+      <inkml:inkSource xml:id="inkSrc0">
+        <inkml:traceFormat>
+          <inkml:channel name="X" type="integer" min="-2.14748E9" max="2.14748E9" units="cm"/>
+          <inkml:channel name="Y" type="integer" min="-2.14748E9" max="2.14748E9" units="cm"/>
+          <inkml:channel name="F" type="integer" max="32767" units="dev"/>
+          <inkml:channel name="OA" type="integer" max="360" units="deg"/>
+          <inkml:channel name="OE" type="integer" max="90" units="deg"/>
+        </inkml:traceFormat>
+        <inkml:channelProperties>
+          <inkml:channelProperty channel="X" name="resolution" value="1000" units="1/cm"/>
+          <inkml:channelProperty channel="Y" name="resolution" value="1000" units="1/cm"/>
+          <inkml:channelProperty channel="F" name="resolution" value="0" units="1/dev"/>
+          <inkml:channelProperty channel="OA" name="resolution" value="1000" units="1/deg"/>
+          <inkml:channelProperty channel="OE" name="resolution" value="1000" units="1/deg"/>
+        </inkml:channelProperties>
+      </inkml:inkSource>
+      <inkml:timestamp xml:id="ts0" timeString="2026-01-16T12:38:43.641"/>
+    </inkml:context>
+    <inkml:brush xml:id="br0">
+      <inkml:brushProperty name="width" value="0.035" units="cm"/>
+      <inkml:brushProperty name="height" value="0.035" units="cm"/>
+      <inkml:brushProperty name="color" value="#66CC00"/>
+    </inkml:brush>
+  </inkml:definitions>
+  <inkml:trace contextRef="#ctx0" brushRef="#br0">74 144 6041 0 0,'1'14'7681'0'0,"3"-19"-3678"0"0,7-13-3324 0 0,10-13-510 0 0,-17 25-154 0 0,1-1-1 0 0,-1 1 0 0 0,1 0 0 0 0,0 0 1 0 0,0 0-1 0 0,10-7 0 0 0,4-10 74 0 0,-15 17-20 0 0,-5 10 138 0 0,-37 50 60 0 0,32-43-243 0 0,0 0-1 0 0,-1 0 1 0 0,0-1-1 0 0,-12 14 0 0 0,15-20-16 0 0,-7 4 218 0 0,2-24 185 0 0,-2-14-77 0 0,6 17-248 0 0,1 1 0 0 0,-2-1 0 0 0,0 1 0 0 0,-11-18 0 0 0,12 20-65 0 0,5 8-10 0 0,-1 0 1 0 0,0-1 0 0 0,0 1 0 0 0,0 0-1 0 0,0 0 1 0 0,0 0 0 0 0,-1 0 0 0 0,1 0-1 0 0,-1 0 1 0 0,-2-2 0 0 0,4 4-17 0 0,4 26 48 0 0,-2-12-49 0 0,1 0-1 0 0,1-1 1 0 0,0 1-1 0 0,1 0 1 0 0,0-1-1 0 0,1 0 0 0 0,1 0 1 0 0,8 12-1 0 0,-10-13-921 0 0,-6-2-5815 0 0</inkml:trace>
+</inkml:ink>
+</file>
+
+<file path=word/ink/ink2.xml><?xml version="1.0" encoding="utf-8"?>
+<inkml:ink xmlns:inkml="http://www.w3.org/2003/InkML">
+  <inkml:definitions>
+    <inkml:context xml:id="ctx0">
+      <inkml:inkSource xml:id="inkSrc0">
+        <inkml:traceFormat>
+          <inkml:channel name="X" type="integer" min="-2.14748E9" max="2.14748E9" units="cm"/>
+          <inkml:channel name="Y" type="integer" min="-2.14748E9" max="2.14748E9" units="cm"/>
+          <inkml:channel name="F" type="integer" max="32767" units="dev"/>
+          <inkml:channel name="OA" type="integer" max="360" units="deg"/>
+          <inkml:channel name="OE" type="integer" max="90" units="deg"/>
+        </inkml:traceFormat>
+        <inkml:channelProperties>
+          <inkml:channelProperty channel="X" name="resolution" value="1000" units="1/cm"/>
+          <inkml:channelProperty channel="Y" name="resolution" value="1000" units="1/cm"/>
+          <inkml:channelProperty channel="F" name="resolution" value="0" units="1/dev"/>
+          <inkml:channelProperty channel="OA" name="resolution" value="1000" units="1/deg"/>
+          <inkml:channelProperty channel="OE" name="resolution" value="1000" units="1/deg"/>
+        </inkml:channelProperties>
+      </inkml:inkSource>
+      <inkml:timestamp xml:id="ts0" timeString="2026-01-16T12:48:06.905"/>
+    </inkml:context>
+    <inkml:brush xml:id="br0">
+      <inkml:brushProperty name="width" value="0.025" units="cm"/>
+      <inkml:brushProperty name="height" value="0.025" units="cm"/>
+      <inkml:brushProperty name="color" value="#5B2D90"/>
+    </inkml:brush>
+  </inkml:definitions>
+  <inkml:trace contextRef="#ctx0" brushRef="#br0">24 123 3625 0 0,'-5'12'12876'0'0,"2"16"-9321"0"0,1 30-2731 0 0,4 34-254 0 0,-8-97-4455 0 0,0-8-840 0 0,5 6 376 0 0,0 4-789 0 0</inkml:trace>
+  <inkml:trace contextRef="#ctx0" brushRef="#br0" timeOffset="343.95">8 0 9754 0 0,'-1'1'371'0'0,"0"0"0"0"0,1 0 0 0 0,-1 0 0 0 0,0-1 0 0 0,1 1 0 0 0,-1 0 0 0 0,1 0 0 0 0,-1 0 0 0 0,1 0 0 0 0,0 0 0 0 0,-1 1 0 0 0,1-1 0 0 0,0 0 0 0 0,0 0 0 0 0,0 0 0 0 0,-1 0 0 0 0,1 0 0 0 0,1 0 0 0 0,-1 2 0 0 0,5 2-628 0 0,7-10-6211 0 0</inkml:trace>
+</inkml:ink>
+</file>
+
+<file path=word/ink/ink20.xml><?xml version="1.0" encoding="utf-8"?>
+<inkml:ink xmlns:inkml="http://www.w3.org/2003/InkML">
+  <inkml:definitions>
+    <inkml:context xml:id="ctx0">
+      <inkml:inkSource xml:id="inkSrc0">
+        <inkml:traceFormat>
+          <inkml:channel name="X" type="integer" min="-2.14748E9" max="2.14748E9" units="cm"/>
+          <inkml:channel name="Y" type="integer" min="-2.14748E9" max="2.14748E9" units="cm"/>
+          <inkml:channel name="F" type="integer" max="32767" units="dev"/>
+        </inkml:traceFormat>
+        <inkml:channelProperties>
+          <inkml:channelProperty channel="X" name="resolution" value="1000" units="1/cm"/>
+          <inkml:channelProperty channel="Y" name="resolution" value="1000" units="1/cm"/>
+          <inkml:channelProperty channel="F" name="resolution" value="0" units="1/dev"/>
+        </inkml:channelProperties>
+      </inkml:inkSource>
+      <inkml:timestamp xml:id="ts0" timeString="2026-01-16T12:38:40.831"/>
+    </inkml:context>
+    <inkml:brush xml:id="br0">
+      <inkml:brushProperty name="width" value="0.035" units="cm"/>
+      <inkml:brushProperty name="height" value="0.035" units="cm"/>
+      <inkml:brushProperty name="color" value="#66CC00"/>
+    </inkml:brush>
+  </inkml:definitions>
+  <inkml:trace contextRef="#ctx0" brushRef="#br0">430 0 22634,'-429'3257'0</inkml:trace>
+</inkml:ink>
+</file>
+
+<file path=word/ink/ink21.xml><?xml version="1.0" encoding="utf-8"?>
+<inkml:ink xmlns:inkml="http://www.w3.org/2003/InkML">
+  <inkml:definitions>
+    <inkml:context xml:id="ctx0">
+      <inkml:inkSource xml:id="inkSrc0">
+        <inkml:traceFormat>
+          <inkml:channel name="X" type="integer" min="-2.14748E9" max="2.14748E9" units="cm"/>
+          <inkml:channel name="Y" type="integer" min="-2.14748E9" max="2.14748E9" units="cm"/>
+          <inkml:channel name="F" type="integer" max="32767" units="dev"/>
+        </inkml:traceFormat>
+        <inkml:channelProperties>
+          <inkml:channelProperty channel="X" name="resolution" value="1000" units="1/cm"/>
+          <inkml:channelProperty channel="Y" name="resolution" value="1000" units="1/cm"/>
+          <inkml:channelProperty channel="F" name="resolution" value="0" units="1/dev"/>
+        </inkml:channelProperties>
+      </inkml:inkSource>
+      <inkml:timestamp xml:id="ts0" timeString="2026-01-16T12:33:40.202"/>
+    </inkml:context>
+    <inkml:brush xml:id="br0">
+      <inkml:brushProperty name="width" value="0.035" units="cm"/>
+      <inkml:brushProperty name="height" value="0.035" units="cm"/>
+      <inkml:brushProperty name="color" value="#E71224"/>
+    </inkml:brush>
+  </inkml:definitions>
+  <inkml:trace contextRef="#ctx0" brushRef="#br0">0 0 22837,'921'35'0</inkml:trace>
+</inkml:ink>
+</file>
+
+<file path=word/ink/ink22.xml><?xml version="1.0" encoding="utf-8"?>
+<inkml:ink xmlns:inkml="http://www.w3.org/2003/InkML">
+  <inkml:definitions>
+    <inkml:context xml:id="ctx0">
+      <inkml:inkSource xml:id="inkSrc0">
+        <inkml:traceFormat>
+          <inkml:channel name="X" type="integer" min="-2.14748E9" max="2.14748E9" units="cm"/>
+          <inkml:channel name="Y" type="integer" min="-2.14748E9" max="2.14748E9" units="cm"/>
+          <inkml:channel name="F" type="integer" max="32767" units="dev"/>
+          <inkml:channel name="OA" type="integer" max="360" units="deg"/>
+          <inkml:channel name="OE" type="integer" max="90" units="deg"/>
+        </inkml:traceFormat>
+        <inkml:channelProperties>
+          <inkml:channelProperty channel="X" name="resolution" value="1000" units="1/cm"/>
+          <inkml:channelProperty channel="Y" name="resolution" value="1000" units="1/cm"/>
+          <inkml:channelProperty channel="F" name="resolution" value="0" units="1/dev"/>
+          <inkml:channelProperty channel="OA" name="resolution" value="1000" units="1/deg"/>
+          <inkml:channelProperty channel="OE" name="resolution" value="1000" units="1/deg"/>
+        </inkml:channelProperties>
+      </inkml:inkSource>
+      <inkml:timestamp xml:id="ts0" timeString="2026-01-16T12:33:24.012"/>
+    </inkml:context>
+    <inkml:brush xml:id="br0">
+      <inkml:brushProperty name="width" value="0.035" units="cm"/>
+      <inkml:brushProperty name="height" value="0.035" units="cm"/>
+      <inkml:brushProperty name="color" value="#E71224"/>
+    </inkml:brush>
+  </inkml:definitions>
+  <inkml:trace contextRef="#ctx0" brushRef="#br0">39 123 5593 0 0,'1'24'2836'0'0,"1"-14"-2505"0"0,0-18 1387 0 0,-3 2-637 0 0,-1 1 0 0 0,1-1-1 0 0,-1 1 1 0 0,0-1-1 0 0,-5-9 1 0 0,4 9-1037 0 0,0-1 1 0 0,0 1-1 0 0,1 0 1 0 0,0-1-1 0 0,0 0 0 0 0,0 0 1 0 0,1 0-1 0 0,0 1 0 0 0,0-1 1 0 0,1 0-1 0 0,0-9 0 0 0,0 16-40 0 0,1-1-1 0 0,-1 0 1 0 0,0 1-1 0 0,0-1 1 0 0,1 0-1 0 0,-1 0 1 0 0,0 1-1 0 0,0-1 0 0 0,0 0 1 0 0,0 1-1 0 0,0-1 1 0 0,0 0-1 0 0,0 0 1 0 0,0 1-1 0 0,-1-1 1 0 0,1 0-1 0 0,0 1 0 0 0,0-1 1 0 0,0 0-1 0 0,-1 1 1 0 0,1-1-1 0 0,0 0 1 0 0,-1 0-1 0 0,0 2 0 0 0,1-1 0 0 0,-1 0 0 0 0,0 1 1 0 0,1 0-1 0 0,-1-1 0 0 0,1 1 0 0 0,0-1 0 0 0,-1 1 0 0 0,1-1 0 0 0,-1 1 0 0 0,1 0 0 0 0,0-1 1 0 0,-1 1-1 0 0,1 0 0 0 0,0 0 0 0 0,0-1 0 0 0,0 1 0 0 0,0 0 0 0 0,0-1 0 0 0,-1 1 0 0 0,1 0 1 0 0,0 0-1 0 0,1 0 0 0 0,-2 5-109 0 0,1 1 0 0 0,0-1 0 0 0,1 0 1 0 0,-1 0-1 0 0,1 0 0 0 0,3 8 0 0 0,1 26-780 0 0</inkml:trace>
+  <inkml:trace contextRef="#ctx0" brushRef="#br0" timeOffset="786.82">41 144 7130 0 0,'0'0'1010'0'0,"6"-3"5393"0"0,17-11-4708 0 0,62-84-355 0 0,-82 95-1883 0 0,-5 7 846 0 0,-16 20 732 0 0,-3 4-2578 0 0,4-4-5758 0 0</inkml:trace>
+</inkml:ink>
+</file>
+
+<file path=word/ink/ink23.xml><?xml version="1.0" encoding="utf-8"?>
+<inkml:ink xmlns:inkml="http://www.w3.org/2003/InkML">
+  <inkml:definitions>
+    <inkml:context xml:id="ctx0">
+      <inkml:inkSource xml:id="inkSrc0">
+        <inkml:traceFormat>
+          <inkml:channel name="X" type="integer" min="-2.14748E9" max="2.14748E9" units="cm"/>
+          <inkml:channel name="Y" type="integer" min="-2.14748E9" max="2.14748E9" units="cm"/>
+          <inkml:channel name="F" type="integer" max="32767" units="dev"/>
+        </inkml:traceFormat>
+        <inkml:channelProperties>
+          <inkml:channelProperty channel="X" name="resolution" value="1000" units="1/cm"/>
+          <inkml:channelProperty channel="Y" name="resolution" value="1000" units="1/cm"/>
+          <inkml:channelProperty channel="F" name="resolution" value="0" units="1/dev"/>
+        </inkml:channelProperties>
+      </inkml:inkSource>
+      <inkml:timestamp xml:id="ts0" timeString="2026-01-16T12:33:22.249"/>
+    </inkml:context>
+    <inkml:brush xml:id="br0">
+      <inkml:brushProperty name="width" value="0.035" units="cm"/>
+      <inkml:brushProperty name="height" value="0.035" units="cm"/>
+      <inkml:brushProperty name="color" value="#E71224"/>
+    </inkml:brush>
+  </inkml:definitions>
+  <inkml:trace contextRef="#ctx0" brushRef="#br0">227 1 20514,'-226'997'0</inkml:trace>
+</inkml:ink>
+</file>
+
+<file path=word/ink/ink24.xml><?xml version="1.0" encoding="utf-8"?>
+<inkml:ink xmlns:inkml="http://www.w3.org/2003/InkML">
+  <inkml:definitions>
+    <inkml:context xml:id="ctx0">
+      <inkml:inkSource xml:id="inkSrc0">
+        <inkml:traceFormat>
+          <inkml:channel name="X" type="integer" min="-2.14748E9" max="2.14748E9" units="cm"/>
+          <inkml:channel name="Y" type="integer" min="-2.14748E9" max="2.14748E9" units="cm"/>
+          <inkml:channel name="F" type="integer" max="32767" units="dev"/>
+          <inkml:channel name="OA" type="integer" max="360" units="deg"/>
+          <inkml:channel name="OE" type="integer" max="90" units="deg"/>
+        </inkml:traceFormat>
+        <inkml:channelProperties>
+          <inkml:channelProperty channel="X" name="resolution" value="1000" units="1/cm"/>
+          <inkml:channelProperty channel="Y" name="resolution" value="1000" units="1/cm"/>
+          <inkml:channelProperty channel="F" name="resolution" value="0" units="1/dev"/>
+          <inkml:channelProperty channel="OA" name="resolution" value="1000" units="1/deg"/>
+          <inkml:channelProperty channel="OE" name="resolution" value="1000" units="1/deg"/>
+        </inkml:channelProperties>
+      </inkml:inkSource>
+      <inkml:timestamp xml:id="ts0" timeString="2026-01-16T12:33:15.664"/>
+    </inkml:context>
+    <inkml:brush xml:id="br0">
+      <inkml:brushProperty name="width" value="0.035" units="cm"/>
+      <inkml:brushProperty name="height" value="0.035" units="cm"/>
+      <inkml:brushProperty name="color" value="#E71224"/>
+    </inkml:brush>
+  </inkml:definitions>
+  <inkml:trace contextRef="#ctx0" brushRef="#br0">92 139 7578 0 0,'0'0'135'0'0,"-1"0"0"0"0,1 1 0 0 0,0-1 1 0 0,0 0-1 0 0,-1 0 0 0 0,1 0 0 0 0,0 0 1 0 0,0 0-1 0 0,0 0 0 0 0,-1 0 1 0 0,1 0-1 0 0,0 1 0 0 0,0-1 0 0 0,0 0 1 0 0,-1 0-1 0 0,1 0 0 0 0,0 0 0 0 0,0 1 1 0 0,0-1-1 0 0,0 0 0 0 0,0 0 0 0 0,-1 0 1 0 0,1 1-1 0 0,0-1 0 0 0,0 0 1 0 0,0 0-1 0 0,0 1 0 0 0,0-1 0 0 0,0 0 1 0 0,0 0-1 0 0,0 0 0 0 0,0 1 0 0 0,0-1 1 0 0,0 0-1 0 0,0 0 0 0 0,0 1 0 0 0,0-1 1 0 0,0 0-1 0 0,0 1 0 0 0,2-1 1950 0 0,2-10-706 0 0,3-12 488 0 0,16-35 0 0 0,-9 24-1418 0 0,-5 17-397 0 0,-4 8 57 0 0,-9 11 129 0 0,3-2-266 0 0,1-1 28 0 0,-4 9 21 0 0,0 0 0 0 0,-1 0 1 0 0,-1-1-1 0 0,0 0 1 0 0,0 0-1 0 0,-12 12 0 0 0,16-17-211 0 0,0-1-1 0 0,0 1 1 0 0,0 0-1 0 0,1 0 1 0 0,-1 0-1 0 0,1 0 1 0 0,-1 0-1 0 0,0 7 1 0 0,-2 14-8713 0 0</inkml:trace>
+  <inkml:trace contextRef="#ctx0" brushRef="#br0" timeOffset="836.14">1 8 4881 0 0,'0'-1'119'0'0,"0"1"0"0"0,0 0 0 0 0,0 0 0 0 0,0-1 0 0 0,0 1 0 0 0,0 0 0 0 0,0 0 0 0 0,1-1-1 0 0,-1 1 1 0 0,0 0 0 0 0,0 0 0 0 0,0 0 0 0 0,0-1 0 0 0,1 1 0 0 0,-1 0 0 0 0,0 0 0 0 0,0 0 0 0 0,0 0 0 0 0,1-1 0 0 0,-1 1 0 0 0,0 0 0 0 0,0 0 0 0 0,1 0 0 0 0,-1 0 0 0 0,0 0-1 0 0,0 0 1 0 0,1 0 0 0 0,-1 0 0 0 0,0 0 0 0 0,0 0 0 0 0,1 0 0 0 0,-1 0 0 0 0,0 0 0 0 0,0 0 0 0 0,1 0 0 0 0,-1 0 0 0 0,0 0 0 0 0,0 0 0 0 0,1 0 0 0 0,-1 0 0 0 0,0 0-1 0 0,0 0 1 0 0,1 0 0 0 0,-1 0 0 0 0,0 1 0 0 0,0-1 0 0 0,1 0 0 0 0,-1 0 0 0 0,0 0 0 0 0,0 0 0 0 0,0 1 0 0 0,0-1 0 0 0,1 0 0 0 0,-1 0 0 0 0,0 0 0 0 0,0 1 0 0 0,0-1-1 0 0,14 12 1140 0 0,-4 11-476 0 0,-7-16-833 0 0,0 0 1 0 0,0 0-1 0 0,1-1 1 0 0,0 1-1 0 0,0-1 1 0 0,1 0-1 0 0,0 0 1 0 0,0 0-1 0 0,7 7 1 0 0,-5-7-4643 0 0</inkml:trace>
+</inkml:ink>
+</file>
+
+<file path=word/ink/ink25.xml><?xml version="1.0" encoding="utf-8"?>
+<inkml:ink xmlns:inkml="http://www.w3.org/2003/InkML">
+  <inkml:definitions>
+    <inkml:context xml:id="ctx0">
+      <inkml:inkSource xml:id="inkSrc0">
+        <inkml:traceFormat>
+          <inkml:channel name="X" type="integer" min="-2.14748E9" max="2.14748E9" units="cm"/>
+          <inkml:channel name="Y" type="integer" min="-2.14748E9" max="2.14748E9" units="cm"/>
+          <inkml:channel name="F" type="integer" max="32767" units="dev"/>
+        </inkml:traceFormat>
+        <inkml:channelProperties>
+          <inkml:channelProperty channel="X" name="resolution" value="1000" units="1/cm"/>
+          <inkml:channelProperty channel="Y" name="resolution" value="1000" units="1/cm"/>
+          <inkml:channelProperty channel="F" name="resolution" value="0" units="1/dev"/>
+        </inkml:channelProperties>
+      </inkml:inkSource>
+      <inkml:timestamp xml:id="ts0" timeString="2026-01-16T12:33:05.745"/>
+    </inkml:context>
+    <inkml:brush xml:id="br0">
+      <inkml:brushProperty name="width" value="0.035" units="cm"/>
+      <inkml:brushProperty name="height" value="0.035" units="cm"/>
+      <inkml:brushProperty name="color" value="#E71224"/>
+    </inkml:brush>
+  </inkml:definitions>
+  <inkml:trace contextRef="#ctx0" brushRef="#br0">0 1 16851,'353'1888'0</inkml:trace>
+</inkml:ink>
+</file>
+
+<file path=word/ink/ink26.xml><?xml version="1.0" encoding="utf-8"?>
+<inkml:ink xmlns:inkml="http://www.w3.org/2003/InkML">
+  <inkml:definitions>
+    <inkml:context xml:id="ctx0">
+      <inkml:inkSource xml:id="inkSrc0">
+        <inkml:traceFormat>
+          <inkml:channel name="X" type="integer" min="-2.14748E9" max="2.14748E9" units="cm"/>
+          <inkml:channel name="Y" type="integer" min="-2.14748E9" max="2.14748E9" units="cm"/>
+          <inkml:channel name="F" type="integer" max="32767" units="dev"/>
+        </inkml:traceFormat>
+        <inkml:channelProperties>
+          <inkml:channelProperty channel="X" name="resolution" value="1000" units="1/cm"/>
+          <inkml:channelProperty channel="Y" name="resolution" value="1000" units="1/cm"/>
+          <inkml:channelProperty channel="F" name="resolution" value="0" units="1/dev"/>
+        </inkml:channelProperties>
+      </inkml:inkSource>
+      <inkml:timestamp xml:id="ts0" timeString="2026-01-16T12:33:02.814"/>
+    </inkml:context>
+    <inkml:brush xml:id="br0">
+      <inkml:brushProperty name="width" value="0.035" units="cm"/>
+      <inkml:brushProperty name="height" value="0.035" units="cm"/>
+      <inkml:brushProperty name="color" value="#E71224"/>
+    </inkml:brush>
+  </inkml:definitions>
+  <inkml:trace contextRef="#ctx0" brushRef="#br0">0 8 22867,'434'0'0</inkml:trace>
+</inkml:ink>
+</file>
+
+<file path=word/ink/ink27.xml><?xml version="1.0" encoding="utf-8"?>
+<inkml:ink xmlns:inkml="http://www.w3.org/2003/InkML">
+  <inkml:definitions>
+    <inkml:context xml:id="ctx0">
+      <inkml:inkSource xml:id="inkSrc0">
+        <inkml:traceFormat>
+          <inkml:channel name="X" type="integer" min="-2.14748E9" max="2.14748E9" units="cm"/>
+          <inkml:channel name="Y" type="integer" min="-2.14748E9" max="2.14748E9" units="cm"/>
+          <inkml:channel name="F" type="integer" max="32767" units="dev"/>
+          <inkml:channel name="OA" type="integer" max="360" units="deg"/>
+          <inkml:channel name="OE" type="integer" max="90" units="deg"/>
+        </inkml:traceFormat>
+        <inkml:channelProperties>
+          <inkml:channelProperty channel="X" name="resolution" value="1000" units="1/cm"/>
+          <inkml:channelProperty channel="Y" name="resolution" value="1000" units="1/cm"/>
+          <inkml:channelProperty channel="F" name="resolution" value="0" units="1/dev"/>
+          <inkml:channelProperty channel="OA" name="resolution" value="1000" units="1/deg"/>
+          <inkml:channelProperty channel="OE" name="resolution" value="1000" units="1/deg"/>
+        </inkml:channelProperties>
+      </inkml:inkSource>
+      <inkml:timestamp xml:id="ts0" timeString="2026-01-16T12:32:56.447"/>
+    </inkml:context>
+    <inkml:brush xml:id="br0">
+      <inkml:brushProperty name="width" value="0.035" units="cm"/>
+      <inkml:brushProperty name="height" value="0.035" units="cm"/>
+      <inkml:brushProperty name="color" value="#E71224"/>
+    </inkml:brush>
+  </inkml:definitions>
+  <inkml:trace contextRef="#ctx0" brushRef="#br0">1263 0 6169 0 0,'-24'6'8506'0'0,"-2"1"-3740"0"0,20-5-4600 0 0,0 0 0 0 0,0 1 0 0 0,0-1 0 0 0,0 1 0 0 0,1 1 0 0 0,0-1 0 0 0,-1 1 0 0 0,1 0 0 0 0,0 0 0 0 0,1 1 0 0 0,-6 5 0 0 0,-19 16 287 0 0,12-13-166 0 0,1 2 0 0 0,-21 24 0 0 0,-15 13 122 0 0,29-29-231 0 0,2 2 0 0 0,0 0 0 0 0,1 1 0 0 0,2 1 0 0 0,-21 40 0 0 0,1-4 199 0 0,-23 47 376 0 0,-10 14 137 0 0,-5 12-1006 0 0,62-109 331 0 0,-5 16-4 0 0,2 0 0 0 0,-20 75 0 0 0,-1 5 127 0 0,-15 32-330 0 0,-45 113-10 0 0,80-219 153 0 0,-18 74 0 0 0,25-82-119 0 0,-53 219-189 0 0,51-195-22 0 0,-16 80 398 0 0,-26 186-57 0 0,48-284-511 0 0,-12 46-1 0 0,13-62 369 0 0,1 0-1 0 0,0 33 1 0 0,-3 22 48 0 0,-19 242-47 0 0,23-242-248 0 0,0-23 94 0 0,-4 121 161 0 0,8-141-44 0 0,-1 8 7 0 0,9 72 0 0 0,-5-71 59 0 0,-3-48-49 0 0,-4 13 52 0 0,4-17-64 0 0,0 0-1 0 0,0 1 1 0 0,0-1-1 0 0,0 0 1 0 0,0 0-1 0 0,0 0 0 0 0,0 0 1 0 0,0 0-1 0 0,0 1 1 0 0,0-1-1 0 0,0 0 1 0 0,0 0-1 0 0,0 0 1 0 0,0 0-1 0 0,0 0 0 0 0,0 1 1 0 0,0-1-1 0 0,0 0 1 0 0,0 0-1 0 0,0 0 1 0 0,-1 0-1 0 0,1 0 1 0 0,0 0-1 0 0,0 0 0 0 0,0 1 1 0 0,0-1-1 0 0,0 0 1 0 0,0 0-1 0 0,0 0 1 0 0,-1 0-1 0 0,1 0 1 0 0,0 0-1 0 0,0 0 0 0 0,0 0 1 0 0,0 0-1 0 0,0 0 1 0 0,-1 0-1 0 0,1 0 1 0 0,0 0-1 0 0,0 0 1 0 0,0 0-1 0 0,0 0 0 0 0,0 0 1 0 0,-1 0-1 0 0,1 0 1 0 0,0 0-1 0 0,0 0 1 0 0,0 0-1 0 0,0 0 0 0 0,0 0 1 0 0,-1 0-1 0 0,1 0 1 0 0,0 0-1 0 0,0 0 1 0 0,0 0-1 0 0,0-1 1 0 0,0 1-1 0 0,0 0 0 0 0,-1 0 1 0 0,1 0-1 0 0,0 0 1 0 0,0 0-1 0 0,0 0 1 0 0,0-1-1 0 0,-9-3-1051 0 0</inkml:trace>
+</inkml:ink>
+</file>
+
+<file path=word/ink/ink28.xml><?xml version="1.0" encoding="utf-8"?>
+<inkml:ink xmlns:inkml="http://www.w3.org/2003/InkML">
+  <inkml:definitions>
+    <inkml:context xml:id="ctx0">
+      <inkml:inkSource xml:id="inkSrc0">
+        <inkml:traceFormat>
+          <inkml:channel name="X" type="integer" min="-2.14748E9" max="2.14748E9" units="cm"/>
+          <inkml:channel name="Y" type="integer" min="-2.14748E9" max="2.14748E9" units="cm"/>
+          <inkml:channel name="F" type="integer" max="32767" units="dev"/>
+          <inkml:channel name="OA" type="integer" max="360" units="deg"/>
+          <inkml:channel name="OE" type="integer" max="90" units="deg"/>
+        </inkml:traceFormat>
+        <inkml:channelProperties>
+          <inkml:channelProperty channel="X" name="resolution" value="1000" units="1/cm"/>
+          <inkml:channelProperty channel="Y" name="resolution" value="1000" units="1/cm"/>
+          <inkml:channelProperty channel="F" name="resolution" value="0" units="1/dev"/>
+          <inkml:channelProperty channel="OA" name="resolution" value="1000" units="1/deg"/>
+          <inkml:channelProperty channel="OE" name="resolution" value="1000" units="1/deg"/>
+        </inkml:channelProperties>
+      </inkml:inkSource>
+      <inkml:timestamp xml:id="ts0" timeString="2026-01-16T12:31:54.826"/>
+    </inkml:context>
+    <inkml:brush xml:id="br0">
+      <inkml:brushProperty name="width" value="0.05" units="cm"/>
+      <inkml:brushProperty name="height" value="0.05" units="cm"/>
+      <inkml:brushProperty name="color" value="#FFC114"/>
+    </inkml:brush>
+  </inkml:definitions>
+  <inkml:trace contextRef="#ctx0" brushRef="#br0">169 189 7314 0 0,'10'17'9016'0'0,"-10"-20"-8772"0"0,0 0 0 0 0,0 0 0 0 0,0 0 0 0 0,0 0 0 0 0,-1 0 0 0 0,1 0-1 0 0,-1 0 1 0 0,0 0 0 0 0,0 0 0 0 0,0 0 0 0 0,-1 0 0 0 0,1 1 0 0 0,-1-1 0 0 0,1 1 0 0 0,-3-4-1 0 0,-8-18 124 0 0,6-23-180 0 0,6 41-95 0 0,-1 0-1 0 0,1 1 1 0 0,-1-1 0 0 0,0 1-1 0 0,0-1 1 0 0,0 0 0 0 0,-1 1-1 0 0,0 0 1 0 0,0-1 0 0 0,-1 1-1 0 0,-2-5 1 0 0,-5-2 349 0 0,7 10 47 0 0,4 6 115 0 0,11 18-461 0 0,-8-16-138 0 0,0 1-1 0 0,-1 0 1 0 0,0 1 0 0 0,0-1 0 0 0,4 15-1 0 0,-5-8-495 0 0,1 1-1 0 0,-1 25 1 0 0</inkml:trace>
+  <inkml:trace contextRef="#ctx0" brushRef="#br0" timeOffset="938">143 240 4833 0 0,'-4'4'6621'0'0,"-12"11"-547"0"0,-12 5-4186 0 0,17-12-1561 0 0,0 0 1 0 0,-1-1-1 0 0,-17 9 1 0 0,17-9-206 0 0,-5 2-27 0 0,14-9 78 0 0,8-5 168 0 0,-2 2-319 0 0,1 1 0 0 0,-1-1 1 0 0,1 1-1 0 0,-1 0 1 0 0,1 1-1 0 0,0-1 1 0 0,5-1-1 0 0,-5 1-33 0 0,1 1 0 0 0,-1-1-1 0 0,1 0 1 0 0,-1 0 0 0 0,0-1-1 0 0,0 1 1 0 0,6-6 0 0 0,9-9-35 0 0,-14 13-126 0 0,0 0 0 0 0,0-1 1 0 0,0 0-1 0 0,6-9 1 0 0,-7 13-2339 0 0</inkml:trace>
+</inkml:ink>
+</file>
+
+<file path=word/ink/ink29.xml><?xml version="1.0" encoding="utf-8"?>
+<inkml:ink xmlns:inkml="http://www.w3.org/2003/InkML">
+  <inkml:definitions>
+    <inkml:context xml:id="ctx0">
+      <inkml:inkSource xml:id="inkSrc0">
+        <inkml:traceFormat>
+          <inkml:channel name="X" type="integer" min="-2.14748E9" max="2.14748E9" units="cm"/>
+          <inkml:channel name="Y" type="integer" min="-2.14748E9" max="2.14748E9" units="cm"/>
+          <inkml:channel name="F" type="integer" max="32767" units="dev"/>
+        </inkml:traceFormat>
+        <inkml:channelProperties>
+          <inkml:channelProperty channel="X" name="resolution" value="1000" units="1/cm"/>
+          <inkml:channelProperty channel="Y" name="resolution" value="1000" units="1/cm"/>
+          <inkml:channelProperty channel="F" name="resolution" value="0" units="1/dev"/>
+        </inkml:channelProperties>
+      </inkml:inkSource>
+      <inkml:timestamp xml:id="ts0" timeString="2026-01-16T12:31:52.961"/>
+    </inkml:context>
+    <inkml:brush xml:id="br0">
+      <inkml:brushProperty name="width" value="0.05" units="cm"/>
+      <inkml:brushProperty name="height" value="0.05" units="cm"/>
+      <inkml:brushProperty name="color" value="#FFC114"/>
+    </inkml:brush>
+  </inkml:definitions>
+  <inkml:trace contextRef="#ctx0" brushRef="#br0">0 0 25524,'6367'1679'0</inkml:trace>
+</inkml:ink>
+</file>
+
+<file path=word/ink/ink3.xml><?xml version="1.0" encoding="utf-8"?>
+<inkml:ink xmlns:inkml="http://www.w3.org/2003/InkML">
+  <inkml:definitions>
+    <inkml:context xml:id="ctx0">
+      <inkml:inkSource xml:id="inkSrc0">
+        <inkml:traceFormat>
+          <inkml:channel name="X" type="integer" min="-2.14748E9" max="2.14748E9" units="cm"/>
+          <inkml:channel name="Y" type="integer" min="-2.14748E9" max="2.14748E9" units="cm"/>
+          <inkml:channel name="F" type="integer" max="32767" units="dev"/>
+          <inkml:channel name="OA" type="integer" max="360" units="deg"/>
+          <inkml:channel name="OE" type="integer" max="90" units="deg"/>
+        </inkml:traceFormat>
+        <inkml:channelProperties>
+          <inkml:channelProperty channel="X" name="resolution" value="1000" units="1/cm"/>
+          <inkml:channelProperty channel="Y" name="resolution" value="1000" units="1/cm"/>
+          <inkml:channelProperty channel="F" name="resolution" value="0" units="1/dev"/>
+          <inkml:channelProperty channel="OA" name="resolution" value="1000" units="1/deg"/>
+          <inkml:channelProperty channel="OE" name="resolution" value="1000" units="1/deg"/>
+        </inkml:channelProperties>
+      </inkml:inkSource>
+      <inkml:timestamp xml:id="ts0" timeString="2026-01-16T12:48:01.304"/>
+    </inkml:context>
+    <inkml:brush xml:id="br0">
+      <inkml:brushProperty name="width" value="0.025" units="cm"/>
+      <inkml:brushProperty name="height" value="0.025" units="cm"/>
+      <inkml:brushProperty name="color" value="#5B2D90"/>
+    </inkml:brush>
+  </inkml:definitions>
+  <inkml:trace contextRef="#ctx0" brushRef="#br0">173 15 8362 0 0,'-5'-6'9025'0'0,"4"6"-8873"0"0,1-1 0 0 0,0 1-1 0 0,0-1 1 0 0,-1 1 0 0 0,1-1 0 0 0,0 1 0 0 0,-1-1-1 0 0,1 1 1 0 0,-1 0 0 0 0,1-1 0 0 0,-1 1 0 0 0,1-1-1 0 0,0 1 1 0 0,-1 0 0 0 0,1-1 0 0 0,-1 1-1 0 0,0 0 1 0 0,1 0 0 0 0,-1-1 0 0 0,1 1 0 0 0,-1 0-1 0 0,1 0 1 0 0,-1 0 0 0 0,0 0 0 0 0,1 0-1 0 0,-1 0 1 0 0,1 0 0 0 0,-1 0 0 0 0,1 0 0 0 0,-1 0-1 0 0,0 0 1 0 0,1 0 0 0 0,-1 0 0 0 0,0 1 0 0 0,-17 4 1734 0 0,11-3-1576 0 0,-1 0 0 0 0,1 1 0 0 0,0-1 1 0 0,1 1-1 0 0,-1 1 0 0 0,0-1 0 0 0,1 1 0 0 0,0 0 1 0 0,0 1-1 0 0,-7 5 0 0 0,6-3-212 0 0,1 0-1 0 0,-1 0 1 0 0,1 1 0 0 0,-10 15 0 0 0,14-19-45 0 0,0-1 0 0 0,1 1 1 0 0,0-1-1 0 0,0 1 0 0 0,0 0 1 0 0,0 0-1 0 0,1 0 0 0 0,-1-1 0 0 0,1 1 1 0 0,0 0-1 0 0,0 0 0 0 0,1 0 1 0 0,-1 0-1 0 0,1 0 0 0 0,1 5 1 0 0,-2-8-24 0 0,1 1 0 0 0,-1 0 0 0 0,1-1 0 0 0,-1 1 0 0 0,1 0 0 0 0,0-1 1 0 0,-1 1-1 0 0,1-1 0 0 0,0 1 0 0 0,0-1 0 0 0,0 0 0 0 0,0 1 0 0 0,1-1 1 0 0,-1 0-1 0 0,0 0 0 0 0,0 0 0 0 0,1 0 0 0 0,-1 0 0 0 0,1 0 0 0 0,-1 0 1 0 0,1 0-1 0 0,-1-1 0 0 0,3 2 0 0 0,2-1 13 0 0,0 0 1 0 0,0 0-1 0 0,-1-1 0 0 0,1 0 1 0 0,10 0-1 0 0,2-1 119 0 0,46-3 208 0 0,-42-4-291 0 0,-21 7-72 0 0,1 0 0 0 0,0 0-1 0 0,-1 0 1 0 0,1 0 0 0 0,0 0-1 0 0,0 1 1 0 0,-1-1 0 0 0,1 1 0 0 0,0-1-1 0 0,0 1 1 0 0,0 0 0 0 0,0 0-1 0 0,1 0 1 0 0,5 5-147 0 0,-14-15-7654 0 0,6 9 6513 0 0</inkml:trace>
+</inkml:ink>
+</file>
+
+<file path=word/ink/ink30.xml><?xml version="1.0" encoding="utf-8"?>
+<inkml:ink xmlns:inkml="http://www.w3.org/2003/InkML">
+  <inkml:definitions>
+    <inkml:context xml:id="ctx0">
+      <inkml:inkSource xml:id="inkSrc0">
+        <inkml:traceFormat>
+          <inkml:channel name="X" type="integer" min="-2.14748E9" max="2.14748E9" units="cm"/>
+          <inkml:channel name="Y" type="integer" min="-2.14748E9" max="2.14748E9" units="cm"/>
+          <inkml:channel name="F" type="integer" max="32767" units="dev"/>
+          <inkml:channel name="OA" type="integer" max="360" units="deg"/>
+          <inkml:channel name="OE" type="integer" max="90" units="deg"/>
+        </inkml:traceFormat>
+        <inkml:channelProperties>
+          <inkml:channelProperty channel="X" name="resolution" value="1000" units="1/cm"/>
+          <inkml:channelProperty channel="Y" name="resolution" value="1000" units="1/cm"/>
+          <inkml:channelProperty channel="F" name="resolution" value="0" units="1/dev"/>
+          <inkml:channelProperty channel="OA" name="resolution" value="1000" units="1/deg"/>
+          <inkml:channelProperty channel="OE" name="resolution" value="1000" units="1/deg"/>
+        </inkml:channelProperties>
+      </inkml:inkSource>
+      <inkml:timestamp xml:id="ts0" timeString="2026-01-16T12:28:19.654"/>
+    </inkml:context>
+    <inkml:brush xml:id="br0">
+      <inkml:brushProperty name="width" value="0.05" units="cm"/>
+      <inkml:brushProperty name="height" value="0.05" units="cm"/>
+      <inkml:brushProperty name="color" value="#66CC00"/>
+    </inkml:brush>
+  </inkml:definitions>
+  <inkml:trace contextRef="#ctx0" brushRef="#br0">69 173 6649 0 0,'6'-16'7101'0'0,"6"-4"-5069"0"0,5-10-1793 0 0,-17 29-226 0 0,3-6 217 0 0,0 0 0 0 0,-1-1 1 0 0,0 1-1 0 0,0-1 0 0 0,0-10 1 0 0,1 1 70 0 0,-1 31-49 0 0,-3-9-237 0 0,1 0-1 0 0,-1 0 1 0 0,0-1-1 0 0,-1 1 1 0 0,1 0-1 0 0,-5 7 1 0 0,4-7-19 0 0,1-1 1 0 0,-1 0-1 0 0,0 1 1 0 0,1-1 0 0 0,0 1-1 0 0,-1 8 1 0 0,-1 5-72 0 0,2-17 74 0 0,1 0-1 0 0,-1 0 1 0 0,1 0 0 0 0,0 0 0 0 0,-1 0 0 0 0,1 0 0 0 0,0 1-1 0 0,0-1 1 0 0,0 0 0 0 0,0 0 0 0 0,0 0 0 0 0,0 0 0 0 0,0 0-1 0 0,0 0 1 0 0,0 1 0 0 0,1 0 0 0 0,-2-9-19 0 0,1 7 20 0 0,0-1 1 0 0,0 1-1 0 0,0 0 0 0 0,0 0 0 0 0,0 0 0 0 0,0 0 0 0 0,0 0 1 0 0,0-1-1 0 0,0 1 0 0 0,0 0 0 0 0,0 0 0 0 0,0 0 0 0 0,0 0 1 0 0,0 0-1 0 0,0 0 0 0 0,0 0 0 0 0,0-1 0 0 0,-1 1 0 0 0,1 0 1 0 0,0 0-1 0 0,0 0 0 0 0,0 0 0 0 0,0 0 0 0 0,0 0 1 0 0,0 0-1 0 0,0 0 0 0 0,-1 0 0 0 0,1 0 0 0 0,0 0 0 0 0,0 0 1 0 0,0 0-1 0 0,0 0 0 0 0,0-1 0 0 0,0 1 0 0 0,-1 0 0 0 0,1 0 1 0 0,0 0-1 0 0,0 0 0 0 0,0 0 0 0 0,0 1 0 0 0,0-1 0 0 0,0 0 1 0 0,-1 0-1 0 0,1 0 0 0 0,0 0 0 0 0,0 0 0 0 0,0 0 1 0 0,0 0-1 0 0,0 0 0 0 0,0 0 0 0 0,-1 0 0 0 0,1 0 0 0 0,0 0 1 0 0,0 0-1 0 0,0 0 0 0 0,0 0 0 0 0,0 1 0 0 0,0-1 0 0 0,0 0 1 0 0,0 0-1 0 0,0 0 0 0 0,0 0 0 0 0,-1 0 0 0 0,1 0 0 0 0,0 1 1 0 0,0-1-1 0 0,0-1 14 0 0,-1 1 1 0 0,1-1-1 0 0,-1 1 1 0 0,1-1-1 0 0,-1 1 0 0 0,1 0 1 0 0,-1-1-1 0 0,0 1 1 0 0,1-1-1 0 0,-1 1 1 0 0,0 0-1 0 0,1 0 0 0 0,-1-1 1 0 0,0 1-1 0 0,0 0 1 0 0,1 0-1 0 0,-1 0 1 0 0,0 0-1 0 0,1 0 0 0 0,-1 0 1 0 0,0 0-1 0 0,-1 0 1 0 0,-13-4 270 0 0,-16-43 1061 0 0,21 18-1147 0 0,9 25-163 0 0,0 1 1 0 0,0-1-1 0 0,0 1 1 0 0,0 0-1 0 0,-1 0 0 0 0,1 0 1 0 0,-1-1-1 0 0,-3-3 1 0 0,30 43 141 0 0,-19-26-169 0 0,-1-2 0 0 0,1 1-1 0 0,11 12 1 0 0,-6 1-55 0 0,-10-20 47 0 0,-1 0-1 0 0,0-1 1 0 0,1 1-1 0 0,-1-1 1 0 0,1 1-1 0 0,-1-1 1 0 0,1 1-1 0 0,0-1 1 0 0,0 1 0 0 0,0-1-1 0 0,0 0 1 0 0,0 1-1 0 0,0-1 1 0 0,0 0-1 0 0,0 0 1 0 0,0 1-1 0 0,0-1 1 0 0,1 0-1 0 0,-1-1 1 0 0,0 1-1 0 0,1 0 1 0 0,-1 0-1 0 0,4 1 1 0 0,-5-8 83 0 0,1 1 0 0 0,0 0 1 0 0,0-1-1 0 0,0 1 0 0 0,1 0 1 0 0,0 0-1 0 0,4-8 1 0 0,1-3 54 0 0,26-55 312 0 0,-26 56-203 0 0,-6 13-244 0 0,0 0 1 0 0,0 0-1 0 0,0 0 0 0 0,0 0 1 0 0,0 0-1 0 0,0 0 0 0 0,-1-1 0 0 0,1 1 1 0 0,0-3-1 0 0,-1 5 24 0 0,0 0 0 0 0,0 1-1 0 0,0-1 1 0 0,0 0 0 0 0,0 1 0 0 0,0-1 0 0 0,0 0-1 0 0,0 1 1 0 0,0-1 0 0 0,0 0 0 0 0,0 1 0 0 0,0-1-1 0 0,0 1 1 0 0,0-1 0 0 0,0 0 0 0 0,-1 1 0 0 0,1-1-1 0 0,0 0 1 0 0,0 0 0 0 0,0 1 0 0 0,-1-1-1 0 0,1 0 1 0 0,0 1 0 0 0,0-1 0 0 0,0 0 0 0 0,-1 0-1 0 0,1 0 1 0 0,0 1 0 0 0,-1-1 0 0 0,1 0 0 0 0,0 0-1 0 0,-1 0 1 0 0,1 1 0 0 0,-1-1 0 0 0,1 0-28 0 0,0 0 0 0 0,-1 0-1 0 0,1 0 1 0 0,0 1 0 0 0,-1-1 0 0 0,1 0 0 0 0,0 0 0 0 0,-1 0 0 0 0,1 1 0 0 0,0-1 0 0 0,-1 0 0 0 0,1 1 0 0 0,0-1-1 0 0,0 0 1 0 0,0 1 0 0 0,-1-1 0 0 0,1 0 0 0 0,0 1 0 0 0,0-1 0 0 0,0 0 0 0 0,0 1 0 0 0,-1-1 0 0 0,1 0 0 0 0,0 1 0 0 0,0-1-1 0 0,0 1 1 0 0,0-1 0 0 0,0 0 0 0 0,0 1 0 0 0,0-1 0 0 0,0 1 0 0 0,0-1 0 0 0,0 0 0 0 0,1 1 0 0 0,-1-1 9 0 0,0 1-24 0 0</inkml:trace>
+</inkml:ink>
+</file>
+
+<file path=word/ink/ink31.xml><?xml version="1.0" encoding="utf-8"?>
+<inkml:ink xmlns:inkml="http://www.w3.org/2003/InkML">
+  <inkml:definitions>
+    <inkml:context xml:id="ctx0">
+      <inkml:inkSource xml:id="inkSrc0">
+        <inkml:traceFormat>
+          <inkml:channel name="X" type="integer" min="-2.14748E9" max="2.14748E9" units="cm"/>
+          <inkml:channel name="Y" type="integer" min="-2.14748E9" max="2.14748E9" units="cm"/>
+          <inkml:channel name="F" type="integer" max="32767" units="dev"/>
+        </inkml:traceFormat>
+        <inkml:channelProperties>
+          <inkml:channelProperty channel="X" name="resolution" value="1000" units="1/cm"/>
+          <inkml:channelProperty channel="Y" name="resolution" value="1000" units="1/cm"/>
+          <inkml:channelProperty channel="F" name="resolution" value="0" units="1/dev"/>
+        </inkml:channelProperties>
+      </inkml:inkSource>
+      <inkml:timestamp xml:id="ts0" timeString="2026-01-16T12:28:16.563"/>
+    </inkml:context>
+    <inkml:brush xml:id="br0">
+      <inkml:brushProperty name="width" value="0.05" units="cm"/>
+      <inkml:brushProperty name="height" value="0.05" units="cm"/>
+      <inkml:brushProperty name="color" value="#66CC00"/>
+    </inkml:brush>
+  </inkml:definitions>
+  <inkml:trace contextRef="#ctx0" brushRef="#br0">0 1 24337,'451'3523'0</inkml:trace>
+</inkml:ink>
+</file>
+
+<file path=word/ink/ink32.xml><?xml version="1.0" encoding="utf-8"?>
+<inkml:ink xmlns:inkml="http://www.w3.org/2003/InkML">
+  <inkml:definitions>
+    <inkml:context xml:id="ctx0">
+      <inkml:inkSource xml:id="inkSrc0">
+        <inkml:traceFormat>
+          <inkml:channel name="X" type="integer" min="-2.14748E9" max="2.14748E9" units="cm"/>
+          <inkml:channel name="Y" type="integer" min="-2.14748E9" max="2.14748E9" units="cm"/>
+          <inkml:channel name="F" type="integer" max="32767" units="dev"/>
+        </inkml:traceFormat>
+        <inkml:channelProperties>
+          <inkml:channelProperty channel="X" name="resolution" value="1000" units="1/cm"/>
+          <inkml:channelProperty channel="Y" name="resolution" value="1000" units="1/cm"/>
+          <inkml:channelProperty channel="F" name="resolution" value="0" units="1/dev"/>
+        </inkml:channelProperties>
+      </inkml:inkSource>
+      <inkml:timestamp xml:id="ts0" timeString="2026-01-16T12:28:01.450"/>
+    </inkml:context>
+    <inkml:brush xml:id="br0">
+      <inkml:brushProperty name="width" value="0.05" units="cm"/>
+      <inkml:brushProperty name="height" value="0.05" units="cm"/>
+      <inkml:brushProperty name="color" value="#66CC00"/>
+    </inkml:brush>
+  </inkml:definitions>
+  <inkml:trace contextRef="#ctx0" brushRef="#br0">0 3 30029,'821'-3'0</inkml:trace>
+</inkml:ink>
+</file>
+
+<file path=word/ink/ink33.xml><?xml version="1.0" encoding="utf-8"?>
+<inkml:ink xmlns:inkml="http://www.w3.org/2003/InkML">
+  <inkml:definitions>
+    <inkml:context xml:id="ctx0">
+      <inkml:inkSource xml:id="inkSrc0">
+        <inkml:traceFormat>
+          <inkml:channel name="X" type="integer" min="-2.14748E9" max="2.14748E9" units="cm"/>
+          <inkml:channel name="Y" type="integer" min="-2.14748E9" max="2.14748E9" units="cm"/>
+          <inkml:channel name="F" type="integer" max="32767" units="dev"/>
+        </inkml:traceFormat>
+        <inkml:channelProperties>
+          <inkml:channelProperty channel="X" name="resolution" value="1000" units="1/cm"/>
+          <inkml:channelProperty channel="Y" name="resolution" value="1000" units="1/cm"/>
+          <inkml:channelProperty channel="F" name="resolution" value="0" units="1/dev"/>
+        </inkml:channelProperties>
+      </inkml:inkSource>
+      <inkml:timestamp xml:id="ts0" timeString="2026-01-16T12:27:58.922"/>
+    </inkml:context>
+    <inkml:brush xml:id="br0">
+      <inkml:brushProperty name="width" value="0.05" units="cm"/>
+      <inkml:brushProperty name="height" value="0.05" units="cm"/>
+      <inkml:brushProperty name="color" value="#66CC00"/>
+    </inkml:brush>
+  </inkml:definitions>
+  <inkml:trace contextRef="#ctx0" brushRef="#br0">0 0 29448,'768'14'0</inkml:trace>
+</inkml:ink>
+</file>
+
+<file path=word/ink/ink34.xml><?xml version="1.0" encoding="utf-8"?>
+<inkml:ink xmlns:inkml="http://www.w3.org/2003/InkML">
+  <inkml:definitions>
+    <inkml:context xml:id="ctx0">
+      <inkml:inkSource xml:id="inkSrc0">
+        <inkml:traceFormat>
+          <inkml:channel name="X" type="integer" min="-2.14748E9" max="2.14748E9" units="cm"/>
+          <inkml:channel name="Y" type="integer" min="-2.14748E9" max="2.14748E9" units="cm"/>
+          <inkml:channel name="F" type="integer" max="32767" units="dev"/>
+          <inkml:channel name="OA" type="integer" max="360" units="deg"/>
+          <inkml:channel name="OE" type="integer" max="90" units="deg"/>
+        </inkml:traceFormat>
+        <inkml:channelProperties>
+          <inkml:channelProperty channel="X" name="resolution" value="1000" units="1/cm"/>
+          <inkml:channelProperty channel="Y" name="resolution" value="1000" units="1/cm"/>
+          <inkml:channelProperty channel="F" name="resolution" value="0" units="1/dev"/>
+          <inkml:channelProperty channel="OA" name="resolution" value="1000" units="1/deg"/>
+          <inkml:channelProperty channel="OE" name="resolution" value="1000" units="1/deg"/>
+        </inkml:channelProperties>
+      </inkml:inkSource>
+      <inkml:timestamp xml:id="ts0" timeString="2026-01-16T12:27:42.374"/>
+    </inkml:context>
+    <inkml:brush xml:id="br0">
+      <inkml:brushProperty name="width" value="0.05" units="cm"/>
+      <inkml:brushProperty name="height" value="0.05" units="cm"/>
+      <inkml:brushProperty name="color" value="#66CC00"/>
+    </inkml:brush>
+  </inkml:definitions>
+  <inkml:trace contextRef="#ctx0" brushRef="#br0">171 176 8026 0 0,'3'10'8344'0'0,"3"-17"-5356"0"0,8-21-2861 0 0,-13 25 703 0 0,9-20-626 0 0,-1 0 0 0 0,-2 0 1 0 0,6-24-1 0 0,-12 40-39 0 0,7-13 9 0 0,-6 15 25 0 0,-4 14 106 0 0,-16 36-16 0 0,-19 20-384 0 0,35-62-1688 0 0</inkml:trace>
+  <inkml:trace contextRef="#ctx0" brushRef="#br0" timeOffset="930.16">156 153 7570 0 0,'-4'2'10124'0'0,"-11"-20"-7264"0"0,-29-3-687 0 0,35 17-2052 0 0,0 0 1 0 0,1 0-1 0 0,-15-9 1 0 0,13 5-92 0 0,9 6 42 0 0,-1 1 0 0 0,1 0 0 0 0,0 0 0 0 0,-1 0 0 0 0,0 0 1 0 0,1 0-1 0 0,-1 0 0 0 0,1 0 0 0 0,-1 0 0 0 0,0 1 0 0 0,0-1 0 0 0,0 0 0 0 0,1 1 0 0 0,-1 0 0 0 0,0-1 0 0 0,0 1 0 0 0,-3 0 0 0 0,41 48-163 0 0,-10-30 66 0 0,-21-16 20 0 0,-1 1 1 0 0,0 0-1 0 0,0 0 1 0 0,0 0-1 0 0,0 1 1 0 0,0-1 0 0 0,0 1-1 0 0,-1 0 1 0 0,0 0-1 0 0,0 0 1 0 0,0 0-1 0 0,0 1 1 0 0,-1-1 0 0 0,4 10-1 0 0,8 6 475 0 0,-6-14-1461 0 0,-8-6 845 0 0,0 0 0 0 0,0 0 0 0 0,1 0-1 0 0,-1 0 1 0 0,0 0 0 0 0,0 0-1 0 0,0 0 1 0 0,1-1 0 0 0,-1 1 0 0 0,0 0-1 0 0,0 0 1 0 0,1-1-439 0 0,-1 1 439 0 0,0 0-1 0 0,0 0 1 0 0,0 0 0 0 0,0-1 0 0 0,0 1-1 0 0,0 0 1 0 0,1 0 0 0 0,-1-1-1 0 0,0 1 1 0 0,0 0 0 0 0,0 0 0 0 0,0 0-1 0 0,0-1 1 0 0,0 1 0 0 0,0 0-1 0 0,0 0 1 0 0,0-1 0 0 0,0 1 0 0 0,0 0-1 0 0,0 0 1 0 0,0 0 0 0 0,-1-1-1 0 0,1 1 1 0 0</inkml:trace>
+</inkml:ink>
+</file>
+
+<file path=word/ink/ink35.xml><?xml version="1.0" encoding="utf-8"?>
+<inkml:ink xmlns:inkml="http://www.w3.org/2003/InkML">
+  <inkml:definitions>
+    <inkml:context xml:id="ctx0">
+      <inkml:inkSource xml:id="inkSrc0">
+        <inkml:traceFormat>
+          <inkml:channel name="X" type="integer" min="-2.14748E9" max="2.14748E9" units="cm"/>
+          <inkml:channel name="Y" type="integer" min="-2.14748E9" max="2.14748E9" units="cm"/>
+          <inkml:channel name="F" type="integer" max="32767" units="dev"/>
+        </inkml:traceFormat>
+        <inkml:channelProperties>
+          <inkml:channelProperty channel="X" name="resolution" value="1000" units="1/cm"/>
+          <inkml:channelProperty channel="Y" name="resolution" value="1000" units="1/cm"/>
+          <inkml:channelProperty channel="F" name="resolution" value="0" units="1/dev"/>
+        </inkml:channelProperties>
+      </inkml:inkSource>
+      <inkml:timestamp xml:id="ts0" timeString="2026-01-16T12:27:40.595"/>
+    </inkml:context>
+    <inkml:brush xml:id="br0">
+      <inkml:brushProperty name="width" value="0.05" units="cm"/>
+      <inkml:brushProperty name="height" value="0.05" units="cm"/>
+      <inkml:brushProperty name="color" value="#66CC00"/>
+    </inkml:brush>
+  </inkml:definitions>
+  <inkml:trace contextRef="#ctx0" brushRef="#br0">0 1 26642,'662'2365'0</inkml:trace>
+</inkml:ink>
+</file>
+
+<file path=word/ink/ink36.xml><?xml version="1.0" encoding="utf-8"?>
+<inkml:ink xmlns:inkml="http://www.w3.org/2003/InkML">
+  <inkml:definitions>
+    <inkml:context xml:id="ctx0">
+      <inkml:inkSource xml:id="inkSrc0">
+        <inkml:traceFormat>
+          <inkml:channel name="X" type="integer" min="-2.14748E9" max="2.14748E9" units="cm"/>
+          <inkml:channel name="Y" type="integer" min="-2.14748E9" max="2.14748E9" units="cm"/>
+          <inkml:channel name="F" type="integer" max="32767" units="dev"/>
+        </inkml:traceFormat>
+        <inkml:channelProperties>
+          <inkml:channelProperty channel="X" name="resolution" value="1000" units="1/cm"/>
+          <inkml:channelProperty channel="Y" name="resolution" value="1000" units="1/cm"/>
+          <inkml:channelProperty channel="F" name="resolution" value="0" units="1/dev"/>
+        </inkml:channelProperties>
+      </inkml:inkSource>
+      <inkml:timestamp xml:id="ts0" timeString="2026-01-16T12:27:36.982"/>
+    </inkml:context>
+    <inkml:brush xml:id="br0">
+      <inkml:brushProperty name="width" value="0.05" units="cm"/>
+      <inkml:brushProperty name="height" value="0.05" units="cm"/>
+      <inkml:brushProperty name="color" value="#66CC00"/>
+    </inkml:brush>
+  </inkml:definitions>
+  <inkml:trace contextRef="#ctx0" brushRef="#br0">0 0 25231,'1414'0'0</inkml:trace>
+</inkml:ink>
+</file>
+
+<file path=word/ink/ink37.xml><?xml version="1.0" encoding="utf-8"?>
+<inkml:ink xmlns:inkml="http://www.w3.org/2003/InkML">
+  <inkml:definitions>
+    <inkml:context xml:id="ctx0">
+      <inkml:inkSource xml:id="inkSrc0">
+        <inkml:traceFormat>
+          <inkml:channel name="X" type="integer" min="-2.14748E9" max="2.14748E9" units="cm"/>
+          <inkml:channel name="Y" type="integer" min="-2.14748E9" max="2.14748E9" units="cm"/>
+          <inkml:channel name="F" type="integer" max="32767" units="dev"/>
+          <inkml:channel name="OA" type="integer" max="360" units="deg"/>
+          <inkml:channel name="OE" type="integer" max="90" units="deg"/>
+        </inkml:traceFormat>
+        <inkml:channelProperties>
+          <inkml:channelProperty channel="X" name="resolution" value="1000" units="1/cm"/>
+          <inkml:channelProperty channel="Y" name="resolution" value="1000" units="1/cm"/>
+          <inkml:channelProperty channel="F" name="resolution" value="0" units="1/dev"/>
+          <inkml:channelProperty channel="OA" name="resolution" value="1000" units="1/deg"/>
+          <inkml:channelProperty channel="OE" name="resolution" value="1000" units="1/deg"/>
+        </inkml:channelProperties>
+      </inkml:inkSource>
+      <inkml:timestamp xml:id="ts0" timeString="2026-01-16T12:27:26.842"/>
+    </inkml:context>
+    <inkml:brush xml:id="br0">
+      <inkml:brushProperty name="width" value="0.05" units="cm"/>
+      <inkml:brushProperty name="height" value="0.05" units="cm"/>
+      <inkml:brushProperty name="color" value="#66CC00"/>
+    </inkml:brush>
+  </inkml:definitions>
+  <inkml:trace contextRef="#ctx0" brushRef="#br0">173 189 3969 0 0,'-7'3'10471'0'0,"19"-33"-7393"0"0,-12 29-3034 0 0,2-22 317 0 0,2 0 0 0 0,0 1 0 0 0,12-38 1 0 0,0 27-4 0 0,-17 45 63 0 0,0 3-511 0 0,-5-5-7171 0 0</inkml:trace>
+  <inkml:trace contextRef="#ctx0" brushRef="#br0" timeOffset="745.08">178 185 8162 0 0,'-2'3'4389'0'0,"-17"9"-150"0"0,17-11-4137 0 0,0-1 0 0 0,0 1 0 0 0,0-1 0 0 0,0 0-1 0 0,0 0 1 0 0,0 0 0 0 0,-1 0 0 0 0,1 0 0 0 0,0 0 0 0 0,0 0 0 0 0,0-1-1 0 0,0 1 1 0 0,0-1 0 0 0,0 0 0 0 0,0 1 0 0 0,0-1 0 0 0,0 0-1 0 0,0 0 1 0 0,-2-2 0 0 0,-36-28 232 0 0,17 12-64 0 0,10 8-88 0 0,-8-4 558 0 0,20 14-717 0 0,1 1 0 0 0,-1 0 0 0 0,1 0 0 0 0,-1 0-1 0 0,1 0 1 0 0,-1 0 0 0 0,0 0 0 0 0,1 0 0 0 0,-1 0-1 0 0,1 0 1 0 0,-1 0 0 0 0,1 0 0 0 0,-1 1 0 0 0,1-1 0 0 0,-1 0-1 0 0,1 0 1 0 0,-1 0 0 0 0,1 1 0 0 0,-1-1 0 0 0,1 0-1 0 0,-1 1 1 0 0,1-1 0 0 0,0 0 0 0 0,-1 1 0 0 0,1-1-1 0 0,0 0 1 0 0,-1 1 0 0 0,1-1 0 0 0,0 1 0 0 0,-1-1-1 0 0,1 1 1 0 0,0-1 0 0 0,0 1 0 0 0,-1-1 0 0 0,1 1 0 0 0,0-1-1 0 0,0 1 1 0 0,0-1 0 0 0,0 1 0 0 0,0 0 0 0 0,2 6-253 0 0</inkml:trace>
+</inkml:ink>
+</file>
+
+<file path=word/ink/ink38.xml><?xml version="1.0" encoding="utf-8"?>
+<inkml:ink xmlns:inkml="http://www.w3.org/2003/InkML">
+  <inkml:definitions>
+    <inkml:context xml:id="ctx0">
+      <inkml:inkSource xml:id="inkSrc0">
+        <inkml:traceFormat>
+          <inkml:channel name="X" type="integer" min="-2.14748E9" max="2.14748E9" units="cm"/>
+          <inkml:channel name="Y" type="integer" min="-2.14748E9" max="2.14748E9" units="cm"/>
+          <inkml:channel name="F" type="integer" max="32767" units="dev"/>
+        </inkml:traceFormat>
+        <inkml:channelProperties>
+          <inkml:channelProperty channel="X" name="resolution" value="1000" units="1/cm"/>
+          <inkml:channelProperty channel="Y" name="resolution" value="1000" units="1/cm"/>
+          <inkml:channelProperty channel="F" name="resolution" value="0" units="1/dev"/>
+        </inkml:channelProperties>
+      </inkml:inkSource>
+      <inkml:timestamp xml:id="ts0" timeString="2026-01-16T12:27:25.542"/>
+    </inkml:context>
+    <inkml:brush xml:id="br0">
+      <inkml:brushProperty name="width" value="0.05" units="cm"/>
+      <inkml:brushProperty name="height" value="0.05" units="cm"/>
+      <inkml:brushProperty name="color" value="#66CC00"/>
+    </inkml:brush>
+  </inkml:definitions>
+  <inkml:trace contextRef="#ctx0" brushRef="#br0">0 0 25125,'797'1747'0</inkml:trace>
+</inkml:ink>
+</file>
+
+<file path=word/ink/ink39.xml><?xml version="1.0" encoding="utf-8"?>
+<inkml:ink xmlns:inkml="http://www.w3.org/2003/InkML">
+  <inkml:definitions>
+    <inkml:context xml:id="ctx0">
+      <inkml:inkSource xml:id="inkSrc0">
+        <inkml:traceFormat>
+          <inkml:channel name="X" type="integer" min="-2.14748E9" max="2.14748E9" units="cm"/>
+          <inkml:channel name="Y" type="integer" min="-2.14748E9" max="2.14748E9" units="cm"/>
+          <inkml:channel name="F" type="integer" max="32767" units="dev"/>
+          <inkml:channel name="OA" type="integer" max="360" units="deg"/>
+          <inkml:channel name="OE" type="integer" max="90" units="deg"/>
+        </inkml:traceFormat>
+        <inkml:channelProperties>
+          <inkml:channelProperty channel="X" name="resolution" value="1000" units="1/cm"/>
+          <inkml:channelProperty channel="Y" name="resolution" value="1000" units="1/cm"/>
+          <inkml:channelProperty channel="F" name="resolution" value="0" units="1/dev"/>
+          <inkml:channelProperty channel="OA" name="resolution" value="1000" units="1/deg"/>
+          <inkml:channelProperty channel="OE" name="resolution" value="1000" units="1/deg"/>
+        </inkml:channelProperties>
+      </inkml:inkSource>
+      <inkml:timestamp xml:id="ts0" timeString="2026-01-16T12:27:21.553"/>
+    </inkml:context>
+    <inkml:brush xml:id="br0">
+      <inkml:brushProperty name="width" value="0.05" units="cm"/>
+      <inkml:brushProperty name="height" value="0.05" units="cm"/>
+      <inkml:brushProperty name="color" value="#66CC00"/>
+    </inkml:brush>
+  </inkml:definitions>
+  <inkml:trace contextRef="#ctx0" brushRef="#br0">31 158 7114 0 0,'-1'-5'9843'0'0,"-5"-7"-9428"0"0,1 0 0 0 0,1-1 0 0 0,0 0 1 0 0,1 0-1 0 0,0 0 0 0 0,1 0 0 0 0,0 0 0 0 0,1-1 0 0 0,2-21 1 0 0,-1 33-134 0 0,1 4-25 0 0,-2 10 146 0 0,1 0-650 0 0,-1-1 0 0 0,2 1-1 0 0,0 0 1 0 0,0-1-1 0 0,5 23 1 0 0,1-29-2565 0 0,1-6-3318 0 0</inkml:trace>
+  <inkml:trace contextRef="#ctx0" brushRef="#br0" timeOffset="728.75">58 139 7017 0 0,'-2'6'7837'0'0,"5"-5"-6812"0"0,5-7-561 0 0,0-2 86 0 0,0 2 0 0 0,1-1-1 0 0,0 1 1 0 0,1 1-1 0 0,10-6 1 0 0,-10 7-482 0 0,-1-2 0 0 0,1 1 0 0 0,-1-1 0 0 0,0-1 0 0 0,8-7 1 0 0,-8 8-151 0 0,-8 12-53 0 0,-3 4-2048 0 0,-1-1-4039 0 0</inkml:trace>
+</inkml:ink>
+</file>
+
+<file path=word/ink/ink4.xml><?xml version="1.0" encoding="utf-8"?>
+<inkml:ink xmlns:inkml="http://www.w3.org/2003/InkML">
+  <inkml:definitions>
+    <inkml:context xml:id="ctx0">
+      <inkml:inkSource xml:id="inkSrc0">
+        <inkml:traceFormat>
+          <inkml:channel name="X" type="integer" min="-2.14748E9" max="2.14748E9" units="cm"/>
+          <inkml:channel name="Y" type="integer" min="-2.14748E9" max="2.14748E9" units="cm"/>
+          <inkml:channel name="F" type="integer" max="32767" units="dev"/>
+          <inkml:channel name="OA" type="integer" max="360" units="deg"/>
+          <inkml:channel name="OE" type="integer" max="90" units="deg"/>
+        </inkml:traceFormat>
+        <inkml:channelProperties>
+          <inkml:channelProperty channel="X" name="resolution" value="1000" units="1/cm"/>
+          <inkml:channelProperty channel="Y" name="resolution" value="1000" units="1/cm"/>
+          <inkml:channelProperty channel="F" name="resolution" value="0" units="1/dev"/>
+          <inkml:channelProperty channel="OA" name="resolution" value="1000" units="1/deg"/>
+          <inkml:channelProperty channel="OE" name="resolution" value="1000" units="1/deg"/>
+        </inkml:channelProperties>
+      </inkml:inkSource>
+      <inkml:timestamp xml:id="ts0" timeString="2026-01-16T12:47:48.884"/>
+    </inkml:context>
+    <inkml:brush xml:id="br0">
+      <inkml:brushProperty name="width" value="0.025" units="cm"/>
+      <inkml:brushProperty name="height" value="0.025" units="cm"/>
+      <inkml:brushProperty name="color" value="#E71224"/>
+    </inkml:brush>
+  </inkml:definitions>
+  <inkml:trace contextRef="#ctx0" brushRef="#br0">1 102 5977 0 0,'7'-1'6070'0'0,"5"-7"-3583"0"0,-7 2-1727 0 0,-1-1 1 0 0,1 0 0 0 0,-1 0-1 0 0,-1 0 1 0 0,1 0 0 0 0,-1 0-1 0 0,-1-1 1 0 0,1 0 0 0 0,2-13-1 0 0,-4 16-687 0 0,0 3 1068 0 0,0 10-569 0 0,-2 25-407 0 0,0 1-84 0 0,-3 97 80 0 0,4-130-119 0 0,0 0 0 0 0,0 0-1 0 0,0-1 1 0 0,0 1 0 0 0,-1 0 0 0 0,1 0-1 0 0,0-1 1 0 0,-1 1 0 0 0,1 0-1 0 0,0-1 1 0 0,-1 1 0 0 0,1 0 0 0 0,-1-1-1 0 0,1 1 1 0 0,-1 0 0 0 0,0-1-1 0 0,1 1 1 0 0,-1-1 0 0 0,1 1 0 0 0,-1-1-1 0 0,0 1 1 0 0,0-1 0 0 0,1 0-1 0 0,-1 1 1 0 0,0-1 0 0 0,0 1 0 0 0,-9 4 158 0 0,9-4-201 0 0,-12 9 942 0 0,32-14-287 0 0,-17 4-692 0 0,12-3 79 0 0,-11 3-29 0 0,0-1 0 0 0,0 1-1 0 0,0-1 1 0 0,1 1 0 0 0,-1-1-1 0 0,0 0 1 0 0,0-1 0 0 0,-1 1-1 0 0,1 0 1 0 0,4-3 0 0 0,-6 5 330 0 0</inkml:trace>
+</inkml:ink>
+</file>
+
+<file path=word/ink/ink40.xml><?xml version="1.0" encoding="utf-8"?>
+<inkml:ink xmlns:inkml="http://www.w3.org/2003/InkML">
+  <inkml:definitions>
+    <inkml:context xml:id="ctx0">
+      <inkml:inkSource xml:id="inkSrc0">
+        <inkml:traceFormat>
+          <inkml:channel name="X" type="integer" min="-2.14748E9" max="2.14748E9" units="cm"/>
+          <inkml:channel name="Y" type="integer" min="-2.14748E9" max="2.14748E9" units="cm"/>
+          <inkml:channel name="F" type="integer" max="32767" units="dev"/>
+        </inkml:traceFormat>
+        <inkml:channelProperties>
+          <inkml:channelProperty channel="X" name="resolution" value="1000" units="1/cm"/>
+          <inkml:channelProperty channel="Y" name="resolution" value="1000" units="1/cm"/>
+          <inkml:channelProperty channel="F" name="resolution" value="0" units="1/dev"/>
+        </inkml:channelProperties>
+      </inkml:inkSource>
+      <inkml:timestamp xml:id="ts0" timeString="2026-01-16T12:27:19.913"/>
+    </inkml:context>
+    <inkml:brush xml:id="br0">
+      <inkml:brushProperty name="width" value="0.05" units="cm"/>
+      <inkml:brushProperty name="height" value="0.05" units="cm"/>
+      <inkml:brushProperty name="color" value="#66CC00"/>
+    </inkml:brush>
+  </inkml:definitions>
+  <inkml:trace contextRef="#ctx0" brushRef="#br0">703 0 19880,'-703'1712'0</inkml:trace>
+</inkml:ink>
+</file>
+
+<file path=word/ink/ink41.xml><?xml version="1.0" encoding="utf-8"?>
+<inkml:ink xmlns:inkml="http://www.w3.org/2003/InkML">
+  <inkml:definitions>
+    <inkml:context xml:id="ctx0">
+      <inkml:inkSource xml:id="inkSrc0">
+        <inkml:traceFormat>
+          <inkml:channel name="X" type="integer" min="-2.14748E9" max="2.14748E9" units="cm"/>
+          <inkml:channel name="Y" type="integer" min="-2.14748E9" max="2.14748E9" units="cm"/>
+          <inkml:channel name="F" type="integer" max="32767" units="dev"/>
+          <inkml:channel name="OA" type="integer" max="360" units="deg"/>
+          <inkml:channel name="OE" type="integer" max="90" units="deg"/>
+        </inkml:traceFormat>
+        <inkml:channelProperties>
+          <inkml:channelProperty channel="X" name="resolution" value="1000" units="1/cm"/>
+          <inkml:channelProperty channel="Y" name="resolution" value="1000" units="1/cm"/>
+          <inkml:channelProperty channel="F" name="resolution" value="0" units="1/dev"/>
+          <inkml:channelProperty channel="OA" name="resolution" value="1000" units="1/deg"/>
+          <inkml:channelProperty channel="OE" name="resolution" value="1000" units="1/deg"/>
+        </inkml:channelProperties>
+      </inkml:inkSource>
+      <inkml:timestamp xml:id="ts0" timeString="2026-01-16T12:19:39.017"/>
+    </inkml:context>
+    <inkml:brush xml:id="br0">
+      <inkml:brushProperty name="width" value="0.025" units="cm"/>
+      <inkml:brushProperty name="height" value="0.025" units="cm"/>
+      <inkml:brushProperty name="color" value="#5B2D90"/>
+    </inkml:brush>
+  </inkml:definitions>
+  <inkml:trace contextRef="#ctx0" brushRef="#br0">144 135 5433 0 0,'0'2'6121'0'0,"6"-35"12"0"0,-4-22-5614 0 0,-2 51-229 0 0,0-5-294 0 0,-1 6 86 0 0,1-1 0 0 0,0 1 0 0 0,0-1 0 0 0,0 1 0 0 0,0-1 0 0 0,1 1 0 0 0,-1 0-1 0 0,3-6 1 0 0,-5 13-41 0 0,0 0 1 0 0,1 1-1 0 0,-1-1 0 0 0,1 0 0 0 0,0 0 0 0 0,1 1 0 0 0,-1-1 0 0 0,1 0 0 0 0,0 1 0 0 0,0-1 0 0 0,1 6 0 0 0,-3 23 153 0 0,1-28-1149 0 0,1-3-53 0 0,0 1-1 0 0,0-1 1 0 0,0 0-1 0 0,-1 0 0 0 0,1 1 1 0 0,-1-1-1 0 0,0 0 0 0 0,0 0 1 0 0,-1 3-1 0 0</inkml:trace>
+  <inkml:trace contextRef="#ctx0" brushRef="#br0" timeOffset="1046.33">128 164 2761 0 0,'-8'5'13665'0'0,"-14"-3"-7940"0"0,-35-3-5182 0 0,35 1 881 0 0,12 1-1057 0 0,1 0 1 0 0,15-5-364 0 0,3 1-174 0 0,0 0 1 0 0,1 1-1 0 0,-1 0 0 0 0,1 1 0 0 0,-1 0 0 0 0,1 0 0 0 0,13 2 0 0 0,-19 0-3934 0 0</inkml:trace>
+</inkml:ink>
+</file>
+
+<file path=word/ink/ink42.xml><?xml version="1.0" encoding="utf-8"?>
+<inkml:ink xmlns:inkml="http://www.w3.org/2003/InkML">
+  <inkml:definitions>
+    <inkml:context xml:id="ctx0">
+      <inkml:inkSource xml:id="inkSrc0">
+        <inkml:traceFormat>
+          <inkml:channel name="X" type="integer" min="-2.14748E9" max="2.14748E9" units="cm"/>
+          <inkml:channel name="Y" type="integer" min="-2.14748E9" max="2.14748E9" units="cm"/>
+          <inkml:channel name="F" type="integer" max="32767" units="dev"/>
+        </inkml:traceFormat>
+        <inkml:channelProperties>
+          <inkml:channelProperty channel="X" name="resolution" value="1000" units="1/cm"/>
+          <inkml:channelProperty channel="Y" name="resolution" value="1000" units="1/cm"/>
+          <inkml:channelProperty channel="F" name="resolution" value="0" units="1/dev"/>
+        </inkml:channelProperties>
+      </inkml:inkSource>
+      <inkml:timestamp xml:id="ts0" timeString="2026-01-16T12:19:36.864"/>
+    </inkml:context>
+    <inkml:brush xml:id="br0">
+      <inkml:brushProperty name="width" value="0.025" units="cm"/>
+      <inkml:brushProperty name="height" value="0.025" units="cm"/>
+      <inkml:brushProperty name="color" value="#5B2D90"/>
+    </inkml:brush>
+  </inkml:definitions>
+  <inkml:trace contextRef="#ctx0" brushRef="#br0">1 1 22304,'2232'1419'0</inkml:trace>
+</inkml:ink>
+</file>
+
+<file path=word/ink/ink43.xml><?xml version="1.0" encoding="utf-8"?>
+<inkml:ink xmlns:inkml="http://www.w3.org/2003/InkML">
+  <inkml:definitions>
+    <inkml:context xml:id="ctx0">
+      <inkml:inkSource xml:id="inkSrc0">
+        <inkml:traceFormat>
+          <inkml:channel name="X" type="integer" min="-2.14748E9" max="2.14748E9" units="cm"/>
+          <inkml:channel name="Y" type="integer" min="-2.14748E9" max="2.14748E9" units="cm"/>
+          <inkml:channel name="F" type="integer" max="32767" units="dev"/>
+          <inkml:channel name="OA" type="integer" max="360" units="deg"/>
+          <inkml:channel name="OE" type="integer" max="90" units="deg"/>
+        </inkml:traceFormat>
+        <inkml:channelProperties>
+          <inkml:channelProperty channel="X" name="resolution" value="1000" units="1/cm"/>
+          <inkml:channelProperty channel="Y" name="resolution" value="1000" units="1/cm"/>
+          <inkml:channelProperty channel="F" name="resolution" value="0" units="1/dev"/>
+          <inkml:channelProperty channel="OA" name="resolution" value="1000" units="1/deg"/>
+          <inkml:channelProperty channel="OE" name="resolution" value="1000" units="1/deg"/>
+        </inkml:channelProperties>
+      </inkml:inkSource>
+      <inkml:timestamp xml:id="ts0" timeString="2026-01-16T12:19:25.881"/>
+    </inkml:context>
+    <inkml:brush xml:id="br0">
+      <inkml:brushProperty name="width" value="0.025" units="cm"/>
+      <inkml:brushProperty name="height" value="0.025" units="cm"/>
+      <inkml:brushProperty name="color" value="#5B2D90"/>
+    </inkml:brush>
+  </inkml:definitions>
+  <inkml:trace contextRef="#ctx0" brushRef="#br0">360 0 9194 0 0,'-24'11'11120'0'0,"8"1"-7582"0"0,11-8-3457 0 0,-9 7 206 0 0,2 1 0 0 0,-1 1 1 0 0,2 0-1 0 0,0 1 0 0 0,-16 26 0 0 0,-1-1 476 0 0,8-9-592 0 0,1 2 0 0 0,1 0 0 0 0,2 0 0 0 0,1 2 0 0 0,1 0 0 0 0,-8 37 1 0 0,7-21-163 0 0,3 1 0 0 0,-6 63 1 0 0,-1 107 68 0 0,15-159-88 0 0,-1 21 22 0 0,3 1 1 0 0,5 0 0 0 0,16 109-1 0 0,-7-117-98 0 0,41 210-73 0 0,-34-179 149 0 0,2 15-195 0 0,26 80 239 0 0,10 42 14 0 0,-22-130-23 0 0,27 107 52 0 0,-54-189-21 0 0,16 40 0 0 0,-1-6 6 0 0,-8-3-32 0 0,-11-42-14 0 0,1 0-1 0 0,13 33 1 0 0,-8-25-68 0 0,0 0 0 0 0,6 38 0 0 0,-10-39 70 0 0,1 0-1 0 0,21 51 1 0 0,35 83 81 0 0,-55-142-120 0 0,12 69 57 0 0,4-17-15 0 0,-18-66-54 0 0,-6-6 31 0 0,1 1 1 0 0,-1-1-1 0 0,0 0 1 0 0,1 0-1 0 0,-1 0 1 0 0,0 1-1 0 0,1-1 1 0 0,-1 0-1 0 0,0 1 1 0 0,1-1-1 0 0,-1 0 1 0 0,0 0-1 0 0,0 1 1 0 0,1-1-1 0 0,-1 1 1 0 0,0-1-1 0 0,0 0 1 0 0,0 1-1 0 0,0-1 0 0 0,1 0 1 0 0,-1 1-1 0 0,0-1 1 0 0,0 1-1 0 0,0-1 1 0 0,0 0-1 0 0,0 1 1 0 0,0-1-1 0 0,0 1 1 0 0,0 0-1 0 0,0 1-11 0 0,0-1 0 0 0,0 1 0 0 0,1 0 0 0 0,-1 0-1 0 0,1 0 1 0 0,-1 0 0 0 0,1 0 0 0 0,-1-1 0 0 0,1 1 0 0 0,0 0-1 0 0,0-1 1 0 0,0 1 0 0 0,0 0 0 0 0,0-1 0 0 0,3 3 0 0 0,-3-2 23 0 0,1 1 0 0 0,0 0 0 0 0,-1-1 1 0 0,1 1-1 0 0,-1 0 0 0 0,0 0 1 0 0,0 0-1 0 0,0 0 0 0 0,0 0 0 0 0,0 0 1 0 0,-1 5-1 0 0,1-4-5 0 0,0 0 0 0 0,0 0 0 0 0,0 0-1 0 0,0 0 1 0 0,1 0 0 0 0,3 7 0 0 0,0 15 36 0 0,-5-24-36 0 0,0 0 0 0 0,0 0 0 0 0,1 0-1 0 0,-1 1 1 0 0,0-1 0 0 0,1 0 0 0 0,-1 0 0 0 0,1 0 0 0 0,0 0-1 0 0,0 0 1 0 0,-1 0 0 0 0,4 3 0 0 0,-3-4 3 0 0,0 1 1 0 0,0-1-1 0 0,0 0 1 0 0,-1 1-1 0 0,1-1 1 0 0,0 0-1 0 0,0 1 1 0 0,-1-1-1 0 0,1 1 1 0 0,-1-1-1 0 0,1 1 1 0 0,-1-1-1 0 0,0 1 1 0 0,1-1-1 0 0,-1 1 0 0 0,0 1 1 0 0,0-3-16 0 0,1 0 0 0 0,-1 0 0 0 0,1 0 0 0 0,-1 0-1 0 0,1 0 1 0 0,-1-1 0 0 0,1 1 0 0 0,-1 0 0 0 0,0 0 0 0 0,1-1 0 0 0,-1 1 0 0 0,1 0-1 0 0,-1-1 1 0 0,0 1 0 0 0,1 0 0 0 0,-1-1 0 0 0,0 1 0 0 0,1 0 0 0 0,-1-1 0 0 0,0 1 0 0 0,0-1-1 0 0,1 1 1 0 0,-1-1 0 0 0,0 1 0 0 0,0 0 0 0 0,0-1 0 0 0,0 1 0 0 0,0-1 0 0 0,1 0 0 0 0,-4-25-4166 0 0,1 2-4442 0 0,0 13 211 0 0</inkml:trace>
+  <inkml:trace contextRef="#ctx0" brushRef="#br0" timeOffset="1360.32">700 3871 3593 0 0,'2'10'10745'0'0,"2"-25"-7486"0"0,2-8-2261 0 0,2-5-599 0 0,17-41-1 0 0,-23 59-407 0 0,-2 8 23 0 0,0 1-1 0 0,1 0 1 0 0,-1-1-1 0 0,0 1 1 0 0,0-1-1 0 0,1 1 1 0 0,-1 0-1 0 0,0 0 1 0 0,1-1-1 0 0,0 1 1 0 0,-1 0-1 0 0,1 0 1 0 0,0-1-1 0 0,-1 1 1 0 0,1 0-1 0 0,0 0 1 0 0,0 0-1 0 0,0 0 1 0 0,0 0-1 0 0,1-1 1 0 0,-5 16-957 0 0</inkml:trace>
+  <inkml:trace contextRef="#ctx0" brushRef="#br0" timeOffset="2347.55">663 3867 6545 0 0,'-4'4'5822'0'0,"5"6"-3200"0"0,-2-7-2163 0 0,-3-11 1675 0 0,-33-11 1099 0 0,4 4-2284 0 0,28 14-879 0 0,1-1 0 0 0,-1 0 1 0 0,1 0-1 0 0,-1 0 0 0 0,1-1 1 0 0,0 1-1 0 0,0-1 0 0 0,-5-5 1 0 0,8 7-49 0 0,0 0 0 0 0,0 0 0 0 0,-1 0 1 0 0,1 0-1 0 0,0 0 0 0 0,0 0 0 0 0,-1 1 1 0 0,1-1-1 0 0,0 0 0 0 0,-1 1 0 0 0,1-1 1 0 0,0 1-1 0 0,-1 0 0 0 0,1-1 0 0 0,-1 1 0 0 0,1 0 1 0 0,-1 0-1 0 0,1 0 0 0 0,-1 0 0 0 0,1 0 1 0 0,-1 0-1 0 0,1 0 0 0 0,0 0 0 0 0,-1 1 0 0 0,1-1 1 0 0,-3 1-1 0 0,59 31-2303 0 0,-45-26 70 0 0,6 1-6225 0 0,-12-7 2816 0 0</inkml:trace>
+</inkml:ink>
+</file>
+
+<file path=word/ink/ink44.xml><?xml version="1.0" encoding="utf-8"?>
+<inkml:ink xmlns:inkml="http://www.w3.org/2003/InkML">
+  <inkml:definitions>
+    <inkml:context xml:id="ctx0">
+      <inkml:inkSource xml:id="inkSrc0">
+        <inkml:traceFormat>
+          <inkml:channel name="X" type="integer" min="-2.14748E9" max="2.14748E9" units="cm"/>
+          <inkml:channel name="Y" type="integer" min="-2.14748E9" max="2.14748E9" units="cm"/>
+          <inkml:channel name="F" type="integer" max="32767" units="dev"/>
+          <inkml:channel name="OA" type="integer" max="360" units="deg"/>
+          <inkml:channel name="OE" type="integer" max="90" units="deg"/>
+        </inkml:traceFormat>
+        <inkml:channelProperties>
+          <inkml:channelProperty channel="X" name="resolution" value="1000" units="1/cm"/>
+          <inkml:channelProperty channel="Y" name="resolution" value="1000" units="1/cm"/>
+          <inkml:channelProperty channel="F" name="resolution" value="0" units="1/dev"/>
+          <inkml:channelProperty channel="OA" name="resolution" value="1000" units="1/deg"/>
+          <inkml:channelProperty channel="OE" name="resolution" value="1000" units="1/deg"/>
+        </inkml:channelProperties>
+      </inkml:inkSource>
+      <inkml:timestamp xml:id="ts0" timeString="2026-01-16T12:18:38.895"/>
+    </inkml:context>
+    <inkml:brush xml:id="br0">
+      <inkml:brushProperty name="width" value="0.035" units="cm"/>
+      <inkml:brushProperty name="height" value="0.035" units="cm"/>
+      <inkml:brushProperty name="color" value="#E71224"/>
+    </inkml:brush>
+  </inkml:definitions>
+  <inkml:trace contextRef="#ctx0" brushRef="#br0">0 1 8098 0 0,'2'0'876'0'0,"0"0"1"0"0,-1 0-1 0 0,1-1 1 0 0,0 1-1 0 0,0 0 1 0 0,-1 0-1 0 0,1 1 1 0 0,0-1-1 0 0,0 0 1 0 0,-1 1-1 0 0,1-1 1 0 0,1 1-1 0 0,37 12 1782 0 0,-26-7-2564 0 0,-1-1-1 0 0,1-1 0 0 0,26 6 1 0 0,-2-7-2512 0 0,-31-3-1648 0 0</inkml:trace>
+</inkml:ink>
+</file>
+
+<file path=word/ink/ink45.xml><?xml version="1.0" encoding="utf-8"?>
+<inkml:ink xmlns:inkml="http://www.w3.org/2003/InkML">
+  <inkml:definitions>
+    <inkml:context xml:id="ctx0">
+      <inkml:inkSource xml:id="inkSrc0">
+        <inkml:traceFormat>
+          <inkml:channel name="X" type="integer" min="-2.14748E9" max="2.14748E9" units="cm"/>
+          <inkml:channel name="Y" type="integer" min="-2.14748E9" max="2.14748E9" units="cm"/>
+          <inkml:channel name="F" type="integer" max="32767" units="dev"/>
+          <inkml:channel name="OA" type="integer" max="360" units="deg"/>
+          <inkml:channel name="OE" type="integer" max="90" units="deg"/>
+        </inkml:traceFormat>
+        <inkml:channelProperties>
+          <inkml:channelProperty channel="X" name="resolution" value="1000" units="1/cm"/>
+          <inkml:channelProperty channel="Y" name="resolution" value="1000" units="1/cm"/>
+          <inkml:channelProperty channel="F" name="resolution" value="0" units="1/dev"/>
+          <inkml:channelProperty channel="OA" name="resolution" value="1000" units="1/deg"/>
+          <inkml:channelProperty channel="OE" name="resolution" value="1000" units="1/deg"/>
+        </inkml:channelProperties>
+      </inkml:inkSource>
+      <inkml:timestamp xml:id="ts0" timeString="2026-01-16T12:18:32.531"/>
+    </inkml:context>
+    <inkml:brush xml:id="br0">
+      <inkml:brushProperty name="width" value="0.035" units="cm"/>
+      <inkml:brushProperty name="height" value="0.035" units="cm"/>
+      <inkml:brushProperty name="color" value="#E71224"/>
+    </inkml:brush>
+  </inkml:definitions>
+  <inkml:trace contextRef="#ctx0" brushRef="#br0">1 200 7930 0 0,'9'-12'6340'0'0,"9"-10"-4661"0"0,-12 12-1256 0 0,-1 0 0 0 0,0 0 1 0 0,0 0-1 0 0,-1-1 0 0 0,5-21 1 0 0,10-23-370 0 0,-17 53-575 0 0,4-13 715 0 0,-4 5-8717 0 0</inkml:trace>
+</inkml:ink>
+</file>
+
+<file path=word/ink/ink46.xml><?xml version="1.0" encoding="utf-8"?>
+<inkml:ink xmlns:inkml="http://www.w3.org/2003/InkML">
+  <inkml:definitions>
+    <inkml:context xml:id="ctx0">
+      <inkml:inkSource xml:id="inkSrc0">
+        <inkml:traceFormat>
+          <inkml:channel name="X" type="integer" min="-2.14748E9" max="2.14748E9" units="cm"/>
+          <inkml:channel name="Y" type="integer" min="-2.14748E9" max="2.14748E9" units="cm"/>
+          <inkml:channel name="F" type="integer" max="32767" units="dev"/>
+          <inkml:channel name="OA" type="integer" max="360" units="deg"/>
+          <inkml:channel name="OE" type="integer" max="90" units="deg"/>
+        </inkml:traceFormat>
+        <inkml:channelProperties>
+          <inkml:channelProperty channel="X" name="resolution" value="1000" units="1/cm"/>
+          <inkml:channelProperty channel="Y" name="resolution" value="1000" units="1/cm"/>
+          <inkml:channelProperty channel="F" name="resolution" value="0" units="1/dev"/>
+          <inkml:channelProperty channel="OA" name="resolution" value="1000" units="1/deg"/>
+          <inkml:channelProperty channel="OE" name="resolution" value="1000" units="1/deg"/>
+        </inkml:channelProperties>
+      </inkml:inkSource>
+      <inkml:timestamp xml:id="ts0" timeString="2026-01-16T12:18:30.229"/>
+    </inkml:context>
+    <inkml:brush xml:id="br0">
+      <inkml:brushProperty name="width" value="0.05" units="cm"/>
+      <inkml:brushProperty name="height" value="0.05" units="cm"/>
+      <inkml:brushProperty name="color" value="#66CC00"/>
+    </inkml:brush>
+  </inkml:definitions>
+  <inkml:trace contextRef="#ctx0" brushRef="#br0">48 144 6793 0 0,'-2'-2'441'0'0,"0"-1"0"0"0,1 1 0 0 0,-1-1 0 0 0,1 1 0 0 0,0-1 0 0 0,0 0-1 0 0,0 0 1 0 0,0 1 0 0 0,0-1 0 0 0,0-3 0 0 0,0 1-291 0 0,0 1 0 0 0,0 0 0 0 0,-1-1-1 0 0,1 1 1 0 0,-1 0 0 0 0,-2-5 0 0 0,1 5-135 0 0,1-1-1 0 0,0 0 1 0 0,0 0 0 0 0,1 0-1 0 0,-1 0 1 0 0,1 0 0 0 0,-1-7-1 0 0,-4-18-4965 0 0</inkml:trace>
+</inkml:ink>
+</file>
+
+<file path=word/ink/ink47.xml><?xml version="1.0" encoding="utf-8"?>
+<inkml:ink xmlns:inkml="http://www.w3.org/2003/InkML">
+  <inkml:definitions>
+    <inkml:context xml:id="ctx0">
+      <inkml:inkSource xml:id="inkSrc0">
+        <inkml:traceFormat>
+          <inkml:channel name="X" type="integer" min="-2.14748E9" max="2.14748E9" units="cm"/>
+          <inkml:channel name="Y" type="integer" min="-2.14748E9" max="2.14748E9" units="cm"/>
+          <inkml:channel name="F" type="integer" max="32767" units="dev"/>
+          <inkml:channel name="OA" type="integer" max="360" units="deg"/>
+          <inkml:channel name="OE" type="integer" max="90" units="deg"/>
+        </inkml:traceFormat>
+        <inkml:channelProperties>
+          <inkml:channelProperty channel="X" name="resolution" value="1000" units="1/cm"/>
+          <inkml:channelProperty channel="Y" name="resolution" value="1000" units="1/cm"/>
+          <inkml:channelProperty channel="F" name="resolution" value="0" units="1/dev"/>
+          <inkml:channelProperty channel="OA" name="resolution" value="1000" units="1/deg"/>
+          <inkml:channelProperty channel="OE" name="resolution" value="1000" units="1/deg"/>
+        </inkml:channelProperties>
+      </inkml:inkSource>
+      <inkml:timestamp xml:id="ts0" timeString="2026-01-16T12:18:23.848"/>
+    </inkml:context>
+    <inkml:brush xml:id="br0">
+      <inkml:brushProperty name="width" value="0.05" units="cm"/>
+      <inkml:brushProperty name="height" value="0.05" units="cm"/>
+      <inkml:brushProperty name="color" value="#66CC00"/>
+    </inkml:brush>
+  </inkml:definitions>
+  <inkml:trace contextRef="#ctx0" brushRef="#br0">1 117 6105 0 0,'4'-4'6547'0'0,"14"-5"-3325"0"0,-5 4-2460 0 0,28-25 147 0 0,-22 16-1202 0 0,41-23-1 0 0,-46 19-7539 0 0</inkml:trace>
+</inkml:ink>
+</file>
+
+<file path=word/ink/ink48.xml><?xml version="1.0" encoding="utf-8"?>
+<inkml:ink xmlns:inkml="http://www.w3.org/2003/InkML">
+  <inkml:definitions>
+    <inkml:context xml:id="ctx0">
+      <inkml:inkSource xml:id="inkSrc0">
+        <inkml:traceFormat>
+          <inkml:channel name="X" type="integer" min="-2.14748E9" max="2.14748E9" units="cm"/>
+          <inkml:channel name="Y" type="integer" min="-2.14748E9" max="2.14748E9" units="cm"/>
+          <inkml:channel name="F" type="integer" max="32767" units="dev"/>
+        </inkml:traceFormat>
+        <inkml:channelProperties>
+          <inkml:channelProperty channel="X" name="resolution" value="1000" units="1/cm"/>
+          <inkml:channelProperty channel="Y" name="resolution" value="1000" units="1/cm"/>
+          <inkml:channelProperty channel="F" name="resolution" value="0" units="1/dev"/>
+        </inkml:channelProperties>
+      </inkml:inkSource>
+      <inkml:timestamp xml:id="ts0" timeString="2026-01-16T12:18:20.134"/>
+    </inkml:context>
+    <inkml:brush xml:id="br0">
+      <inkml:brushProperty name="width" value="0.05" units="cm"/>
+      <inkml:brushProperty name="height" value="0.05" units="cm"/>
+      <inkml:brushProperty name="color" value="#66CC00"/>
+    </inkml:brush>
+  </inkml:definitions>
+  <inkml:trace contextRef="#ctx0" brushRef="#br0">361 1 23000,'-361'1304'0</inkml:trace>
+</inkml:ink>
+</file>
+
+<file path=word/ink/ink49.xml><?xml version="1.0" encoding="utf-8"?>
+<inkml:ink xmlns:inkml="http://www.w3.org/2003/InkML">
+  <inkml:definitions>
+    <inkml:context xml:id="ctx0">
+      <inkml:inkSource xml:id="inkSrc0">
+        <inkml:traceFormat>
+          <inkml:channel name="X" type="integer" min="-2.14748E9" max="2.14748E9" units="cm"/>
+          <inkml:channel name="Y" type="integer" min="-2.14748E9" max="2.14748E9" units="cm"/>
+          <inkml:channel name="F" type="integer" max="32767" units="dev"/>
+        </inkml:traceFormat>
+        <inkml:channelProperties>
+          <inkml:channelProperty channel="X" name="resolution" value="1000" units="1/cm"/>
+          <inkml:channelProperty channel="Y" name="resolution" value="1000" units="1/cm"/>
+          <inkml:channelProperty channel="F" name="resolution" value="0" units="1/dev"/>
+        </inkml:channelProperties>
+      </inkml:inkSource>
+      <inkml:timestamp xml:id="ts0" timeString="2026-01-16T12:18:16.529"/>
+    </inkml:context>
+    <inkml:brush xml:id="br0">
+      <inkml:brushProperty name="width" value="0.035" units="cm"/>
+      <inkml:brushProperty name="height" value="0.035" units="cm"/>
+      <inkml:brushProperty name="color" value="#E71224"/>
+    </inkml:brush>
+  </inkml:definitions>
+  <inkml:trace contextRef="#ctx0" brushRef="#br0">4234 1 21852,'-4233'1670'0</inkml:trace>
+</inkml:ink>
+</file>
+
+<file path=word/ink/ink5.xml><?xml version="1.0" encoding="utf-8"?>
+<inkml:ink xmlns:inkml="http://www.w3.org/2003/InkML">
+  <inkml:definitions>
+    <inkml:context xml:id="ctx0">
+      <inkml:inkSource xml:id="inkSrc0">
+        <inkml:traceFormat>
+          <inkml:channel name="X" type="integer" min="-2.14748E9" max="2.14748E9" units="cm"/>
+          <inkml:channel name="Y" type="integer" min="-2.14748E9" max="2.14748E9" units="cm"/>
+          <inkml:channel name="F" type="integer" max="32767" units="dev"/>
+          <inkml:channel name="OA" type="integer" max="360" units="deg"/>
+          <inkml:channel name="OE" type="integer" max="90" units="deg"/>
+        </inkml:traceFormat>
+        <inkml:channelProperties>
+          <inkml:channelProperty channel="X" name="resolution" value="1000" units="1/cm"/>
+          <inkml:channelProperty channel="Y" name="resolution" value="1000" units="1/cm"/>
+          <inkml:channelProperty channel="F" name="resolution" value="0" units="1/dev"/>
+          <inkml:channelProperty channel="OA" name="resolution" value="1000" units="1/deg"/>
+          <inkml:channelProperty channel="OE" name="resolution" value="1000" units="1/deg"/>
+        </inkml:channelProperties>
+      </inkml:inkSource>
+      <inkml:timestamp xml:id="ts0" timeString="2026-01-16T12:47:41.925"/>
+    </inkml:context>
+    <inkml:brush xml:id="br0">
+      <inkml:brushProperty name="width" value="0.025" units="cm"/>
+      <inkml:brushProperty name="height" value="0.025" units="cm"/>
+      <inkml:brushProperty name="color" value="#E71224"/>
+    </inkml:brush>
+  </inkml:definitions>
+  <inkml:trace contextRef="#ctx0" brushRef="#br0">3 64 7754 0 0,'0'0'303'0'0,"0"-1"0"0"0,0 1 1 0 0,-1-1-1 0 0,1 1 0 0 0,0-1 0 0 0,0 1 1 0 0,-1 0-1 0 0,1-1 0 0 0,0 1 1 0 0,0-1-1 0 0,0 1 0 0 0,0-1 0 0 0,0 1 1 0 0,0-1-1 0 0,0 1 0 0 0,0-1 1 0 0,0 1-1 0 0,0-1 0 0 0,0 1 0 0 0,0-1 1 0 0,0 1-1 0 0,0-1 0 0 0,0 1 1 0 0,1-1-1 0 0,-1 1 0 0 0,0 0 1 0 0,0-1-1 0 0,0 1 0 0 0,1-1 0 0 0,-1 1 1 0 0,0 0-1 0 0,1-1 0 0 0,-1 1 1 0 0,1-1-1 0 0,3 1 3332 0 0,-5 13-2350 0 0,0-8-1162 0 0,0 1 0 0 0,1-1 0 0 0,0 0 0 0 0,0 1 0 0 0,0-1 0 0 0,1 0 0 0 0,1 6 0 0 0,1 18 99 0 0,0 1 161 0 0,-3-30-349 0 0,0 0-1 0 0,1 1 1 0 0,-1-1 0 0 0,0 0-1 0 0,1 1 1 0 0,-1-1-1 0 0,0 0 1 0 0,1 0-1 0 0,-1 1 1 0 0,0-1-1 0 0,1 0 1 0 0,-1 0 0 0 0,1 0-1 0 0,-1 1 1 0 0,1-1-1 0 0,-1 0 1 0 0,0 0-1 0 0,1 0 1 0 0,-1 0-1 0 0,1 0 1 0 0,-1 0 0 0 0,1 0-1 0 0,-1 0 1 0 0,1 0-1 0 0,-1 0 1 0 0,1 0-1 0 0,-1 0 1 0 0,0-1 0 0 0,1 1-1 0 0,-1 0 1 0 0,1 0-1 0 0,-1 0 1 0 0,0 0-1 0 0,1-1 1 0 0,-1 1-1 0 0,1 0 1 0 0,-1-1 0 0 0,0 1-1 0 0,1 0 1 0 0,-1-1-1 0 0,0 1 1 0 0,1 0-1 0 0,-1-1 1 0 0,4-4-16 0 0,0 1-1 0 0,0-1 1 0 0,-1 0-1 0 0,1 0 1 0 0,-1 0-1 0 0,0 0 1 0 0,-1-1-1 0 0,1 1 1 0 0,-1-1-1 0 0,1-6 1 0 0,18-33-11 0 0,-2 16 45 0 0,0 1-117 0 0,-19 26-1063 0 0,-1 5 2378 0 0,-5 3 125 0 0,3-2-3267 0 0</inkml:trace>
+</inkml:ink>
+</file>
+
+<file path=word/ink/ink50.xml><?xml version="1.0" encoding="utf-8"?>
+<inkml:ink xmlns:inkml="http://www.w3.org/2003/InkML">
+  <inkml:definitions>
+    <inkml:context xml:id="ctx0">
+      <inkml:inkSource xml:id="inkSrc0">
+        <inkml:traceFormat>
+          <inkml:channel name="X" type="integer" min="-2.14748E9" max="2.14748E9" units="cm"/>
+          <inkml:channel name="Y" type="integer" min="-2.14748E9" max="2.14748E9" units="cm"/>
+          <inkml:channel name="F" type="integer" max="32767" units="dev"/>
+          <inkml:channel name="OA" type="integer" max="360" units="deg"/>
+          <inkml:channel name="OE" type="integer" max="90" units="deg"/>
+        </inkml:traceFormat>
+        <inkml:channelProperties>
+          <inkml:channelProperty channel="X" name="resolution" value="1000" units="1/cm"/>
+          <inkml:channelProperty channel="Y" name="resolution" value="1000" units="1/cm"/>
+          <inkml:channelProperty channel="F" name="resolution" value="0" units="1/dev"/>
+          <inkml:channelProperty channel="OA" name="resolution" value="1000" units="1/deg"/>
+          <inkml:channelProperty channel="OE" name="resolution" value="1000" units="1/deg"/>
+        </inkml:channelProperties>
+      </inkml:inkSource>
+      <inkml:timestamp xml:id="ts0" timeString="2026-01-16T12:15:50.863"/>
+    </inkml:context>
+    <inkml:brush xml:id="br0">
+      <inkml:brushProperty name="width" value="0.025" units="cm"/>
+      <inkml:brushProperty name="height" value="0.025" units="cm"/>
+      <inkml:brushProperty name="color" value="#33CCFF"/>
+    </inkml:brush>
+  </inkml:definitions>
+  <inkml:trace contextRef="#ctx0" brushRef="#br0">1 180 5025 0 0,'0'0'3115'0'0,"5"-8"3689"0"0,8-14-6018 0 0,-8 14-265 0 0,15-15-130 0 0,-2 1-1660 0 0,-8 6-4358 0 0</inkml:trace>
+  <inkml:trace contextRef="#ctx0" brushRef="#br0" timeOffset="937.55">5 0 6945 0 0,'0'0'2446'0'0,"8"5"4623"0"0,-4-1-5417 0 0,-1 4-1760 0 0,-1 0 1 0 0,1 0-1 0 0,1 0 1 0 0,-1-1-1 0 0,1 1 1 0 0,1-1-1 0 0,-1 0 1 0 0,1 0-1 0 0,8 8 1 0 0,-7-13-6305 0 0</inkml:trace>
+</inkml:ink>
+</file>
+
+<file path=word/ink/ink51.xml><?xml version="1.0" encoding="utf-8"?>
+<inkml:ink xmlns:inkml="http://www.w3.org/2003/InkML">
+  <inkml:definitions>
+    <inkml:context xml:id="ctx0">
+      <inkml:inkSource xml:id="inkSrc0">
+        <inkml:traceFormat>
+          <inkml:channel name="X" type="integer" min="-2.14748E9" max="2.14748E9" units="cm"/>
+          <inkml:channel name="Y" type="integer" min="-2.14748E9" max="2.14748E9" units="cm"/>
+          <inkml:channel name="F" type="integer" max="32767" units="dev"/>
+        </inkml:traceFormat>
+        <inkml:channelProperties>
+          <inkml:channelProperty channel="X" name="resolution" value="1000" units="1/cm"/>
+          <inkml:channelProperty channel="Y" name="resolution" value="1000" units="1/cm"/>
+          <inkml:channelProperty channel="F" name="resolution" value="0" units="1/dev"/>
+        </inkml:channelProperties>
+      </inkml:inkSource>
+      <inkml:timestamp xml:id="ts0" timeString="2026-01-16T12:15:45.476"/>
+    </inkml:context>
+    <inkml:brush xml:id="br0">
+      <inkml:brushProperty name="width" value="0.025" units="cm"/>
+      <inkml:brushProperty name="height" value="0.025" units="cm"/>
+      <inkml:brushProperty name="color" value="#33CCFF"/>
+    </inkml:brush>
+  </inkml:definitions>
+  <inkml:trace contextRef="#ctx0" brushRef="#br0">0 1 20927,'690'1'0</inkml:trace>
+</inkml:ink>
+</file>
+
+<file path=word/ink/ink52.xml><?xml version="1.0" encoding="utf-8"?>
+<inkml:ink xmlns:inkml="http://www.w3.org/2003/InkML">
+  <inkml:definitions>
+    <inkml:context xml:id="ctx0">
+      <inkml:inkSource xml:id="inkSrc0">
+        <inkml:traceFormat>
+          <inkml:channel name="X" type="integer" min="-2.14748E9" max="2.14748E9" units="cm"/>
+          <inkml:channel name="Y" type="integer" min="-2.14748E9" max="2.14748E9" units="cm"/>
+          <inkml:channel name="F" type="integer" max="32767" units="dev"/>
+        </inkml:traceFormat>
+        <inkml:channelProperties>
+          <inkml:channelProperty channel="X" name="resolution" value="1000" units="1/cm"/>
+          <inkml:channelProperty channel="Y" name="resolution" value="1000" units="1/cm"/>
+          <inkml:channelProperty channel="F" name="resolution" value="0" units="1/dev"/>
+        </inkml:channelProperties>
+      </inkml:inkSource>
+      <inkml:timestamp xml:id="ts0" timeString="2026-01-16T12:15:36.526"/>
+    </inkml:context>
+    <inkml:brush xml:id="br0">
+      <inkml:brushProperty name="width" value="0.025" units="cm"/>
+      <inkml:brushProperty name="height" value="0.025" units="cm"/>
+      <inkml:brushProperty name="color" value="#33CCFF"/>
+    </inkml:brush>
+  </inkml:definitions>
+  <inkml:trace contextRef="#ctx0" brushRef="#br0">311 155 20341,'0'6'0,"-1"0"0,1 1 0,-1-1 0,0 0 0,0 0 0,-1-1 0,0 1 0,0 0 0,0 0 0,0-1 0,-1 1 0,0-1 0,0 0 0,0 0 0,-1 0 0,1 0 0,-1 0 0,0 0 0,0-1 0,-1 0 0,1 0 0,-1 0 0,0 0 0,0-1 0,0 1 0,0-1 0,-1-1 0,1 1 0,-1 0 0,1-1 0,-1 0 0,0 0 0,0-1 0,0 0 0,0 0 0,0 0 0,0 0 0,0-1 0,0 0 0,0 0 0,0 0 0,0-1 0,0 0 0,0 0 0,0 0 0,0 0 0,0-1 0,0 0 0,1 0 0,-1-1 0,0 0 0,1 1 0,0-1 0,0-1 0,0 1 0,0-1 0,0 0 0,1 0 0,-1 0 0,1 0 0,0-1 0,0 0 0,0 0 0,1 0 0,0 0 0,0 0 0,0 0 0,0-1 0,1 1 0,-1-1 0,1 0 0,1 0 0,-1 1 0,1-1 0,0 0 0,0 0 0,0-1 0,1 1 0,0 0 0,0 0 0,0 0 0,1 0 0,0 0 0,0 0 0,0 0 0,1 0 0,-1 0 0,1 1 0,1-1 0,-1 0 0,1 1 0,0 0 0,0-1 0,0 1 0,0 0 0,1 0 0,0 1 0,0-1 0,0 1 0,1-1 0,-1 1 0,1 1 0,0-1 0,0 0 0,0 1 0,0 0 0,0 0 0,1 0 0,0 1 0,-1 0 0,1 0 0,0 0 0,0 1 0,0-1 0,0 1 0,0 0 0,0 1 0,0-1 0,0 1 0,0 0 0,0 1 0,0-1 0,0 1 0,0 0 0,0 1 0,0-1 0,0 1 0,0 0 0,-1 0 0,1 0 0,-1 1 0,1 0 0,-1 0 0,0 0 0,0 1 0,0 0 0,0-1 0,-1 1 0,1 1 0,-1-1 0,0 1 0,0-1 0,-1 1 0,1 0 0,-1 0 0,0 1 0,0-1 0,0 0 0,-1 1 0,0 0 0,0-1 0,0 1 0,0 0 0,-1 0 0,0 0 0,0 0 0,-1 0 0,1 0 0,-1 0 0</inkml:trace>
+</inkml:ink>
+</file>
+
+<file path=word/ink/ink6.xml><?xml version="1.0" encoding="utf-8"?>
+<inkml:ink xmlns:inkml="http://www.w3.org/2003/InkML">
+  <inkml:definitions>
+    <inkml:context xml:id="ctx0">
+      <inkml:inkSource xml:id="inkSrc0">
+        <inkml:traceFormat>
+          <inkml:channel name="X" type="integer" min="-2.14748E9" max="2.14748E9" units="cm"/>
+          <inkml:channel name="Y" type="integer" min="-2.14748E9" max="2.14748E9" units="cm"/>
+          <inkml:channel name="F" type="integer" max="32767" units="dev"/>
+          <inkml:channel name="OA" type="integer" max="360" units="deg"/>
+          <inkml:channel name="OE" type="integer" max="90" units="deg"/>
+        </inkml:traceFormat>
+        <inkml:channelProperties>
+          <inkml:channelProperty channel="X" name="resolution" value="1000" units="1/cm"/>
+          <inkml:channelProperty channel="Y" name="resolution" value="1000" units="1/cm"/>
+          <inkml:channelProperty channel="F" name="resolution" value="0" units="1/dev"/>
+          <inkml:channelProperty channel="OA" name="resolution" value="1000" units="1/deg"/>
+          <inkml:channelProperty channel="OE" name="resolution" value="1000" units="1/deg"/>
+        </inkml:channelProperties>
+      </inkml:inkSource>
+      <inkml:timestamp xml:id="ts0" timeString="2026-01-16T12:47:33.718"/>
+    </inkml:context>
+    <inkml:brush xml:id="br0">
+      <inkml:brushProperty name="width" value="0.025" units="cm"/>
+      <inkml:brushProperty name="height" value="0.025" units="cm"/>
+      <inkml:brushProperty name="color" value="#E71224"/>
+    </inkml:brush>
+  </inkml:definitions>
+  <inkml:trace contextRef="#ctx0" brushRef="#br0">16 125 5217 0 0,'2'-19'5080'0'0,"-2"9"3054"0"0,-4 25-2631 0 0,-1 42-5098 0 0,-4 8-297 0 0,11-148-16 0 0,-1 79-97 0 0,0 0 11 0 0,-1 0 0 0 0,1 0 0 0 0,-1 0 0 0 0,0 0 1 0 0,0 0-1 0 0,0 0 0 0 0,0 0 0 0 0,0 0 0 0 0,-1 0 0 0 0,-2-7 0 0 0,4 28 228 0 0,-1-14-5213 0 0</inkml:trace>
+  <inkml:trace contextRef="#ctx0" brushRef="#br0" timeOffset="375.39">10 1 5777 0 0,'0'2'3977'0'0,"0"3"2822"0"0,0-3-5320 0 0,2-2-4622 0 0,2-5-3918 0 0</inkml:trace>
+</inkml:ink>
+</file>
+
+<file path=word/ink/ink7.xml><?xml version="1.0" encoding="utf-8"?>
+<inkml:ink xmlns:inkml="http://www.w3.org/2003/InkML">
+  <inkml:definitions>
+    <inkml:context xml:id="ctx0">
+      <inkml:inkSource xml:id="inkSrc0">
+        <inkml:traceFormat>
+          <inkml:channel name="X" type="integer" min="-2.14748E9" max="2.14748E9" units="cm"/>
+          <inkml:channel name="Y" type="integer" min="-2.14748E9" max="2.14748E9" units="cm"/>
+          <inkml:channel name="F" type="integer" max="32767" units="dev"/>
+          <inkml:channel name="OA" type="integer" max="360" units="deg"/>
+          <inkml:channel name="OE" type="integer" max="90" units="deg"/>
+        </inkml:traceFormat>
+        <inkml:channelProperties>
+          <inkml:channelProperty channel="X" name="resolution" value="1000" units="1/cm"/>
+          <inkml:channelProperty channel="Y" name="resolution" value="1000" units="1/cm"/>
+          <inkml:channelProperty channel="F" name="resolution" value="0" units="1/dev"/>
+          <inkml:channelProperty channel="OA" name="resolution" value="1000" units="1/deg"/>
+          <inkml:channelProperty channel="OE" name="resolution" value="1000" units="1/deg"/>
+        </inkml:channelProperties>
+      </inkml:inkSource>
+      <inkml:timestamp xml:id="ts0" timeString="2026-01-16T12:47:12.407"/>
+    </inkml:context>
+    <inkml:brush xml:id="br0">
+      <inkml:brushProperty name="width" value="0.025" units="cm"/>
+      <inkml:brushProperty name="height" value="0.025" units="cm"/>
+      <inkml:brushProperty name="color" value="#E71224"/>
+    </inkml:brush>
+  </inkml:definitions>
+  <inkml:trace contextRef="#ctx0" brushRef="#br0">14 239 5185 0 0,'-1'-1'708'0'0,"0"1"0"0"0,1-1 1 0 0,-1 0-1 0 0,1 0 0 0 0,-1 0 0 0 0,1 0 0 0 0,-1 0 1 0 0,1 0-1 0 0,-1-1 0 0 0,1 1 0 0 0,0 0 0 0 0,0 0 1 0 0,-1 0-1 0 0,1 0 0 0 0,0 0 0 0 0,0-2 0 0 0,0 1 1226 0 0,0 6-181 0 0,5 48 48 0 0,-9 22-1515 0 0,4-70-278 0 0,-1 1 7 0 0,1-1 0 0 0,0 1 0 0 0,1-1 1 0 0,-1 1-1 0 0,1-1 0 0 0,0 1 0 0 0,3 7 1 0 0,1-2 22 0 0,-3-9-9 0 0,-1-7-11 0 0,-12-79 93 0 0,21 45-202 0 0,-7-28 14 0 0,-6 56 96 0 0,-3 18 35 0 0,5-4-47 0 0,0-1 0 0 0,0 2-1 0 0,1-1 1 0 0,-1 0 0 0 0,0 0 0 0 0,1 0-1 0 0,0 0 1 0 0,-1 0 0 0 0,1 0 0 0 0,0 0 0 0 0,0 5-1 0 0,1-5 3 0 0,-1 1 0 0 0,0-1-1 0 0,0 0 1 0 0,0 1-1 0 0,-1-1 1 0 0,1 1 0 0 0,-1-1-1 0 0,1 1 1 0 0,-2 2-1 0 0,1-3 0 0 0,1 0-1 0 0,-1 1 1 0 0,0-1-1 0 0,1 0 1 0 0,0 0-1 0 0,0 1 1 0 0,-1-1-1 0 0,1 0 1 0 0,1 1-1 0 0,-1-1 1 0 0,0 3-1 0 0,1-2 1 0 0,-1 1-1 0 0,1-1 1 0 0,-1 1 0 0 0,0-1-1 0 0,0 1 1 0 0,-1-1-1 0 0,0 6 1 0 0,0-5-8 0 0,1 0 1 0 0,-1 1-1 0 0,1-1 1 0 0,0 0-1 0 0,0 0 1 0 0,1 7-1 0 0,0-5-285 0 0,5 16-90 0 0,1-16-4407 0 0,-6-15-5658 0 0,-1 6 5693 0 0</inkml:trace>
+  <inkml:trace contextRef="#ctx0" brushRef="#br0" timeOffset="544.13">16 1 5641 0 0,'0'0'88'0'0,"0"-1"-1"0"0,0 1 1 0 0,0 0-1 0 0,1 0 0 0 0,-1 0 1 0 0,0 0-1 0 0,0 0 1 0 0,0 0-1 0 0,0 0 1 0 0,0 0-1 0 0,1 0 1 0 0,-1 0-1 0 0,0 0 1 0 0,0 0-1 0 0,0 0 1 0 0,0 0-1 0 0,0 0 0 0 0,0 0 1 0 0,1 0-1 0 0,-1 0 1 0 0,0 0-1 0 0,0 0 1 0 0,0 0-1 0 0,0 0 1 0 0,0 0-1 0 0,0 0 1 0 0,1 1-1 0 0,-1-1 0 0 0,0 0 1 0 0,0 0-1 0 0,0 0 1 0 0,0 0-1 0 0,0 0 1 0 0,0 0-1 0 0,0 0 1 0 0,0 0-1 0 0,0 1 1 0 0,0-1-1 0 0,1 0 0 0 0,-1 0 1 0 0,0 0-1 0 0,0 0 1 0 0,0 0-1 0 0,0 0 1 0 0,0 1-1 0 0,0-1 1 0 0,0 0-1 0 0,0 0 1 0 0,0 0-1 0 0,0 0 0 0 0,0 0 1 0 0,0 0-1 0 0,0 1 1 0 0,0-1-1 0 0,0 0 1 0 0,0 0-1 0 0,0 0 1 0 0,0 0-1 0 0,0 0 1 0 0,0 0-1 0 0,-1 1 0 0 0,1-1 1 0 0,0 0-1 0 0,0 0-159 0 0,-2-4-4989 0 0</inkml:trace>
+</inkml:ink>
+</file>
+
+<file path=word/ink/ink8.xml><?xml version="1.0" encoding="utf-8"?>
+<inkml:ink xmlns:inkml="http://www.w3.org/2003/InkML">
+  <inkml:definitions>
+    <inkml:context xml:id="ctx0">
+      <inkml:inkSource xml:id="inkSrc0">
+        <inkml:traceFormat>
+          <inkml:channel name="X" type="integer" min="-2.14748E9" max="2.14748E9" units="cm"/>
+          <inkml:channel name="Y" type="integer" min="-2.14748E9" max="2.14748E9" units="cm"/>
+          <inkml:channel name="F" type="integer" max="32767" units="dev"/>
+          <inkml:channel name="OA" type="integer" max="360" units="deg"/>
+          <inkml:channel name="OE" type="integer" max="90" units="deg"/>
+        </inkml:traceFormat>
+        <inkml:channelProperties>
+          <inkml:channelProperty channel="X" name="resolution" value="1000" units="1/cm"/>
+          <inkml:channelProperty channel="Y" name="resolution" value="1000" units="1/cm"/>
+          <inkml:channelProperty channel="F" name="resolution" value="0" units="1/dev"/>
+          <inkml:channelProperty channel="OA" name="resolution" value="1000" units="1/deg"/>
+          <inkml:channelProperty channel="OE" name="resolution" value="1000" units="1/deg"/>
+        </inkml:channelProperties>
+      </inkml:inkSource>
+      <inkml:timestamp xml:id="ts0" timeString="2026-01-16T12:46:33.384"/>
+    </inkml:context>
+    <inkml:brush xml:id="br0">
+      <inkml:brushProperty name="width" value="0.025" units="cm"/>
+      <inkml:brushProperty name="height" value="0.025" units="cm"/>
+      <inkml:brushProperty name="color" value="#E71224"/>
+    </inkml:brush>
+  </inkml:definitions>
+  <inkml:trace contextRef="#ctx0" brushRef="#br0">85 171 5185 0 0,'-1'6'2116'0'0,"1"-8"-613"0"0,0 2-1439 0 0,-1 0 1 0 0,1-1 0 0 0,0 1-1 0 0,0 0 1 0 0,0-1-1 0 0,0 1 1 0 0,1 0 0 0 0,-1 0-1 0 0,0-1 1 0 0,0 1 0 0 0,0 0-1 0 0,0-1 1 0 0,0 1-1 0 0,0 0 1 0 0,0 0 0 0 0,0-1-1 0 0,1 1 1 0 0,-1 0-1 0 0,0 0 1 0 0,0-1 0 0 0,0 1-1 0 0,1 0 1 0 0,-1 0-1 0 0,0 0 1 0 0,0-1 0 0 0,0 1-1 0 0,1 0 1 0 0,-1 0-1 0 0,0 0 1 0 0,0 0 0 0 0,1 0-1 0 0,-1 0 1 0 0,0-1-1 0 0,1 1 1 0 0,12-26 5510 0 0,3-9-4171 0 0,8-17 486 0 0,-18 45-1961 0 0,-2 0 1 0 0,1 0 0 0 0,-1 0 0 0 0,0 0-1 0 0,3-8 1 0 0,-8 12-3090 0 0</inkml:trace>
+  <inkml:trace contextRef="#ctx0" brushRef="#br0" timeOffset="1103.59">67 159 2825 0 0,'4'14'6532'0'0,"1"-10"-4692"0"0,-3-16 282 0 0,-3 10-1813 0 0,1 0 0 0 0,-1 0 1 0 0,0 0-1 0 0,0 0 0 0 0,0 0 1 0 0,0 0-1 0 0,0 0 0 0 0,-1 0 1 0 0,1 0-1 0 0,0 1 0 0 0,-3-3 0 0 0,-14-22 14 0 0,-9-43 1241 0 0,21 55-1525 0 0,-4-7 250 0 0,8 22-144 0 0,4 15-65 0 0,0-10-348 0 0,1 0 1 0 0,-1 0 0 0 0,1-1 0 0 0,0 1 0 0 0,0-1 0 0 0,6 8-1 0 0,-6-9-669 0 0,0 0-1 0 0,0 0 1 0 0,-1 0-1 0 0,1 1 0 0 0,-1-1 1 0 0,0 1-1 0 0,0-1 0 0 0,-1 1 1 0 0,1 0-1 0 0,1 9 1 0 0,-3-12-3164 0 0</inkml:trace>
+</inkml:ink>
+</file>
+
+<file path=word/ink/ink9.xml><?xml version="1.0" encoding="utf-8"?>
+<inkml:ink xmlns:inkml="http://www.w3.org/2003/InkML">
+  <inkml:definitions>
+    <inkml:context xml:id="ctx0">
+      <inkml:inkSource xml:id="inkSrc0">
+        <inkml:traceFormat>
+          <inkml:channel name="X" type="integer" min="-2.14748E9" max="2.14748E9" units="cm"/>
+          <inkml:channel name="Y" type="integer" min="-2.14748E9" max="2.14748E9" units="cm"/>
+          <inkml:channel name="F" type="integer" max="32767" units="dev"/>
+          <inkml:channel name="OA" type="integer" max="360" units="deg"/>
+          <inkml:channel name="OE" type="integer" max="90" units="deg"/>
+        </inkml:traceFormat>
+        <inkml:channelProperties>
+          <inkml:channelProperty channel="X" name="resolution" value="1000" units="1/cm"/>
+          <inkml:channelProperty channel="Y" name="resolution" value="1000" units="1/cm"/>
+          <inkml:channelProperty channel="F" name="resolution" value="0" units="1/dev"/>
+          <inkml:channelProperty channel="OA" name="resolution" value="1000" units="1/deg"/>
+          <inkml:channelProperty channel="OE" name="resolution" value="1000" units="1/deg"/>
+        </inkml:channelProperties>
+      </inkml:inkSource>
+      <inkml:timestamp xml:id="ts0" timeString="2026-01-16T12:46:00.234"/>
+    </inkml:context>
+    <inkml:brush xml:id="br0">
+      <inkml:brushProperty name="width" value="0.035" units="cm"/>
+      <inkml:brushProperty name="height" value="0.035" units="cm"/>
+      <inkml:brushProperty name="color" value="#66CC00"/>
+    </inkml:brush>
+  </inkml:definitions>
+  <inkml:trace contextRef="#ctx0" brushRef="#br0">1 133 4617 0 0,'7'1'8510'0'0,"9"1"-4672"0"0,-13-3-3674 0 0,-1 0 1 0 0,1-1-1 0 0,0 1 1 0 0,0-1-1 0 0,0 1 1 0 0,-1-1-1 0 0,1 0 0 0 0,-1 0 1 0 0,0 0-1 0 0,1-1 1 0 0,-1 1-1 0 0,0 0 1 0 0,0-1-1 0 0,0 0 1 0 0,-1 1-1 0 0,1-1 0 0 0,-1 0 1 0 0,1 0-1 0 0,-1 0 1 0 0,1-4-1 0 0,1-2 21 0 0,0 0 0 0 0,-1 0 0 0 0,0 0 0 0 0,0 0-1 0 0,0-18 1 0 0,-2 27-172 0 0,0 0 0 0 0,1-1-1 0 0,-1 1 1 0 0,0-1 0 0 0,0 1-1 0 0,0 0 1 0 0,0-1 0 0 0,0 1-1 0 0,0-1 1 0 0,0 1 0 0 0,0 0-1 0 0,0-1 1 0 0,0 1 0 0 0,0-1-1 0 0,0 1 1 0 0,0 0 0 0 0,0-1-1 0 0,0 1 1 0 0,0-1 0 0 0,-1 1-1 0 0,1 0 1 0 0,0-1 0 0 0,0 1-1 0 0,0 0 1 0 0,-1-1 0 0 0,1 1-1 0 0,0 0 1 0 0,0-1 0 0 0,-1 1-1 0 0,1 0 1 0 0,0 0 0 0 0,-1-1-1 0 0,1 1 1 0 0,0 0 0 0 0,-1 0 0 0 0,1 0-1 0 0,0-1 1 0 0,-1 1 0 0 0,1 0-1 0 0,0 0 1 0 0,-1 0 0 0 0,1 0-1 0 0,-1 0 1 0 0,1 0 0 0 0,0 0-1 0 0,-1 0 1 0 0,1 0 0 0 0,-1 0-1 0 0,1 0 1 0 0,0 0 0 0 0,-1 0-1 0 0,1 0 1 0 0,-1 0 0 0 0,0 1-7 0 0,0-1 0 0 0,1 1 0 0 0,-1 0 0 0 0,1-1 0 0 0,-1 1 0 0 0,0 0 0 0 0,1 0 0 0 0,0-1 0 0 0,-1 1 0 0 0,1 0 0 0 0,-1 0 0 0 0,1 0 0 0 0,0 0 1 0 0,-1 0-1 0 0,1-1 0 0 0,0 1 0 0 0,0 0 0 0 0,0 0 0 0 0,0 0 0 0 0,0 0 0 0 0,0 0 0 0 0,0 0 0 0 0,0 0 0 0 0,0 0 0 0 0,0 0 0 0 0,1 1 0 0 0,4 12 112 0 0,0 14 229 0 0,-11 107-149 0 0,5-130-171 0 0,1-1 0 0 0,0 0-1 0 0,0 1 1 0 0,0-1 0 0 0,0 0-1 0 0,1 1 1 0 0,0-1 0 0 0,2 8-1 0 0,-5-12 74 0 0,-1 1 0 0 0,1 0 0 0 0,-1 0 0 0 0,1-1 0 0 0,0 2 0 0 0,0-1 0 0 0,0 0 0 0 0,-1 0 1 0 0,1 1-1 0 0,0-1 0 0 0,0 1 0 0 0,1-1 0 0 0,-1 1 0 0 0,-2 2 0 0 0,4-4-92 0 0,0 1 0 0 0,0-1 0 0 0,0 0 0 0 0,0 0 1 0 0,-1 1-1 0 0,1-1 0 0 0,0 0 0 0 0,0 1 0 0 0,0-1 1 0 0,0 0-1 0 0,0 0 0 0 0,0 1 0 0 0,0-1 0 0 0,0 0 1 0 0,0 1-1 0 0,0-1 0 0 0,0 0 0 0 0,0 1 0 0 0,0-1 1 0 0,0 0-1 0 0,0 1 0 0 0,1-1 0 0 0,-1 0 0 0 0,0 0 1 0 0,0 1-1 0 0,0-1 0 0 0,0 0 0 0 0,0 0 1 0 0,1 1-1 0 0,-1-1 0 0 0,0 0 0 0 0,0 0 0 0 0,1 1 1 0 0,-1-1-1 0 0,0 0 0 0 0,0 0 0 0 0,1 0 0 0 0,-1 1 1 0 0,18 2 476 0 0,16-6 30 0 0,-21 0-401 0 0,0 0 6 0 0,-13 3-114 0 0,-1 0 1 0 0,1 0-1 0 0,0 0 1 0 0,0-1 0 0 0,0 1-1 0 0,0 0 1 0 0,0 0-1 0 0,0 0 1 0 0,0 0 0 0 0,0 0-1 0 0,0 0 1 0 0,0 0-1 0 0,0 0 1 0 0,0 0 0 0 0,0 0-1 0 0,0 0 1 0 0,0 0-1 0 0,0 0 1 0 0,0 0 0 0 0,0 0-1 0 0,0 0 1 0 0,0-1-1 0 0,0 1 1 0 0,-10 1 84 0 0,8-1-87 0 0,1 0 1 0 0,0 1-1 0 0,-1-1 0 0 0,1 0 1 0 0,-1 0-1 0 0,1-1 0 0 0,0 1 1 0 0,-1 0-1 0 0,1 0 0 0 0,-1-1 1 0 0,1 1-1 0 0,0-1 1 0 0,-1 1-1 0 0,1-1 0 0 0,0 1 1 0 0,0-1-1 0 0,-2-1 0 0 0,-9-3 37 0 0,4 0-4040 0 0,4-6-7465 0 0</inkml:trace>
+</inkml:ink>
+</file>
+
 <file path=word/theme/theme1.xml><?xml version="1.0" encoding="utf-8"?>
 <a:theme xmlns:a="http://schemas.openxmlformats.org/drawingml/2006/main" name="Tema di Office">
   <a:themeElements>

--- a/documentation.docx
+++ b/documentation.docx
@@ -22,7 +22,7 @@
           <w:kern w:val="2"/>
           <w:sz w:val="2"/>
           <w:szCs w:val="2"/>
-          <w:lang w:eastAsia="en-US"/>
+          <w:lang w:val="en-GB" w:eastAsia="en-US"/>
           <w14:ligatures w14:val="standardContextual"/>
         </w:rPr>
         <w:id w:val="-1107269256"/>
@@ -203,7 +203,7 @@
                     <v:stroke joinstyle="miter"/>
                     <v:path gradientshapeok="t" o:connecttype="rect"/>
                   </v:shapetype>
-                  <v:shape id="Casella di testo 66" o:spid="_x0000_s1026" type="#_x0000_t202" style="position:absolute;margin-left:0;margin-top:0;width:468pt;height:1in;z-index:251661312;visibility:visible;mso-wrap-style:square;mso-width-percent:765;mso-wrap-distance-left:9pt;mso-wrap-distance-top:0;mso-wrap-distance-right:9pt;mso-wrap-distance-bottom:0;mso-position-horizontal:center;mso-position-horizontal-relative:page;mso-position-vertical:top;mso-position-vertical-relative:margin;mso-width-percent:765;mso-width-relative:page;v-text-anchor:top" o:gfxdata="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" filled="f" stroked="f" strokeweight=".5pt">
+                  <v:shape id="Casella di testo 66" o:spid="_x0000_s1026" type="#_x0000_t202" style="position:absolute;left:0;text-align:left;margin-left:0;margin-top:0;width:468pt;height:1in;z-index:251661312;visibility:visible;mso-wrap-style:square;mso-width-percent:765;mso-wrap-distance-left:9pt;mso-wrap-distance-top:0;mso-wrap-distance-right:9pt;mso-wrap-distance-bottom:0;mso-position-horizontal:center;mso-position-horizontal-relative:page;mso-position-vertical:top;mso-position-vertical-relative:margin;mso-width-percent:765;mso-width-relative:page;v-text-anchor:top" o:gfxdata="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" filled="f" stroked="f" strokeweight=".5pt">
                     <v:textbox style="mso-fit-shape-to-text:t">
                       <w:txbxContent>
                         <w:sdt>
@@ -440,7 +440,7 @@
               </mc:Choice>
               <mc:Fallback>
                 <w:pict>
-                  <v:shape w14:anchorId="21B6704C" id="Casella di testo 73" o:spid="_x0000_s1027" type="#_x0000_t202" style="position:absolute;margin-left:0;margin-top:0;width:468pt;height:29.5pt;z-index:251659264;visibility:visible;mso-wrap-style:square;mso-width-percent:765;mso-height-percent:0;mso-wrap-distance-left:9pt;mso-wrap-distance-top:0;mso-wrap-distance-right:9pt;mso-wrap-distance-bottom:0;mso-position-horizontal:center;mso-position-horizontal-relative:page;mso-position-vertical:bottom;mso-position-vertical-relative:margin;mso-width-percent:765;mso-height-percent:0;mso-width-relative:page;mso-height-relative:margin;v-text-anchor:bottom" o:gfxdata="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" filled="f" stroked="f" strokeweight=".5pt">
+                  <v:shape w14:anchorId="21B6704C" id="Casella di testo 73" o:spid="_x0000_s1027" type="#_x0000_t202" style="position:absolute;left:0;text-align:left;margin-left:0;margin-top:0;width:468pt;height:29.5pt;z-index:251659264;visibility:visible;mso-wrap-style:square;mso-width-percent:765;mso-height-percent:0;mso-wrap-distance-left:9pt;mso-wrap-distance-top:0;mso-wrap-distance-right:9pt;mso-wrap-distance-bottom:0;mso-position-horizontal:center;mso-position-horizontal-relative:page;mso-position-vertical:bottom;mso-position-vertical-relative:margin;mso-width-percent:765;mso-height-percent:0;mso-width-relative:page;mso-height-relative:margin;v-text-anchor:bottom" o:gfxdata="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" filled="f" stroked="f" strokeweight=".5pt">
                     <v:textbox style="mso-fit-shape-to-text:t" inset="0,0,0,0">
                       <w:txbxContent>
                         <w:p>
@@ -1018,7 +1018,7 @@
               </mc:Choice>
               <mc:Fallback>
                 <w:pict>
-                  <v:group w14:anchorId="2FE89BBD" id="Gruppo 2" o:spid="_x0000_s1026" style="position:absolute;margin-left:131.25pt;margin-top:197.85pt;width:468.75pt;height:531.15pt;z-index:-251656192;mso-position-horizontal-relative:page;mso-position-vertical-relative:page" coordsize="43291,44910" o:gfxdata="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">
+                  <v:group w14:anchorId="24F6B6BB" id="Gruppo 2" o:spid="_x0000_s1026" style="position:absolute;margin-left:131.25pt;margin-top:197.85pt;width:468.75pt;height:531.15pt;z-index:-251656192;mso-position-horizontal-relative:page;mso-position-vertical-relative:page" coordsize="43291,44910" o:gfxdata="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">
                     <o:lock v:ext="edit" aspectratio="t"/>
                     <v:shape id="Figura a mano libera 64" o:spid="_x0000_s1027" style="position:absolute;left:15017;width:28274;height:28352;visibility:visible;mso-wrap-style:square;v-text-anchor:top" coordsize="1781,1786" o:gfxdata="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" path="m4,1786l,1782,1776,r5,5l4,1786xe" filled="f" stroked="f">
                       <v:path arrowok="t" o:connecttype="custom" o:connectlocs="6350,2835275;0,2828925;2819400,0;2827338,7938;6350,2835275" o:connectangles="0,0,0,0,0"/>
@@ -1044,14 +1044,6 @@
           <w:r>
             <w:br w:type="page"/>
           </w:r>
-          <w:commentRangeStart w:id="0"/>
-          <w:commentRangeEnd w:id="0"/>
-          <w:r>
-            <w:rPr>
-              <w:rStyle w:val="CommentReference"/>
-            </w:rPr>
-            <w:commentReference w:id="0"/>
-          </w:r>
         </w:p>
       </w:sdtContent>
     </w:sdt>
@@ -1068,7 +1060,7 @@
           <w:kern w:val="2"/>
           <w:sz w:val="24"/>
           <w:szCs w:val="24"/>
-          <w:lang w:val="en-GB" w:eastAsia="en-US"/>
+          <w:lang w:eastAsia="en-US"/>
           <w14:ligatures w14:val="standardContextual"/>
         </w:rPr>
         <w:id w:val="1816525301"/>
@@ -1077,21 +1069,12 @@
           <w:docPartUnique/>
         </w:docPartObj>
       </w:sdtPr>
-      <w:sdtEndPr>
-        <w:rPr>
-          <w:b/>
-          <w:bCs/>
-        </w:rPr>
-      </w:sdtEndPr>
       <w:sdtContent>
         <w:p>
           <w:pPr>
             <w:pStyle w:val="TOCHeading"/>
           </w:pPr>
           <w:r>
-            <w:rPr>
-              <w:lang w:val="en-GB"/>
-            </w:rPr>
             <w:t>Contents</w:t>
           </w:r>
         </w:p>
@@ -1104,24 +1087,29 @@
             <w:rPr>
               <w:rFonts w:eastAsiaTheme="minorEastAsia"/>
               <w:noProof/>
-              <w:lang w:eastAsia="it-IT"/>
+              <w:lang w:val="it-IT" w:eastAsia="it-IT"/>
             </w:rPr>
           </w:pPr>
           <w:r>
+            <w:rPr>
+              <w:lang w:val="it-IT"/>
+            </w:rPr>
             <w:fldChar w:fldCharType="begin"/>
           </w:r>
           <w:r>
             <w:instrText xml:space="preserve"> TOC \o "1-3" \h \z \u </w:instrText>
           </w:r>
           <w:r>
+            <w:rPr>
+              <w:lang w:val="it-IT"/>
+            </w:rPr>
             <w:fldChar w:fldCharType="separate"/>
           </w:r>
-          <w:hyperlink w:anchor="_Toc219416007" w:history="1">
+          <w:hyperlink w:anchor="_Toc219656265" w:history="1">
             <w:r>
               <w:rPr>
                 <w:rStyle w:val="Hyperlink"/>
                 <w:noProof/>
-                <w:lang w:val="en-GB"/>
               </w:rPr>
               <w:t>INTRODUCTION</w:t>
             </w:r>
@@ -1144,7 +1132,7 @@
                 <w:noProof/>
                 <w:webHidden/>
               </w:rPr>
-              <w:instrText xml:space="preserve"> PAGEREF _Toc219416007 \h </w:instrText>
+              <w:instrText xml:space="preserve"> PAGEREF _Toc219656265 \h </w:instrText>
             </w:r>
             <w:r>
               <w:rPr>
@@ -1164,7 +1152,7 @@
                 <w:noProof/>
                 <w:webHidden/>
               </w:rPr>
-              <w:t>1</w:t>
+              <w:t>2</w:t>
             </w:r>
             <w:r>
               <w:rPr>
@@ -1184,15 +1172,14 @@
             <w:rPr>
               <w:rFonts w:eastAsiaTheme="minorEastAsia"/>
               <w:noProof/>
-              <w:lang w:eastAsia="it-IT"/>
+              <w:lang w:val="it-IT" w:eastAsia="it-IT"/>
             </w:rPr>
           </w:pPr>
-          <w:hyperlink w:anchor="_Toc219416008" w:history="1">
+          <w:hyperlink w:anchor="_Toc219656266" w:history="1">
             <w:r>
               <w:rPr>
                 <w:rStyle w:val="Hyperlink"/>
                 <w:noProof/>
-                <w:lang w:val="en-GB"/>
               </w:rPr>
               <w:t>AIM OF DOCUMENT</w:t>
             </w:r>
@@ -1215,7 +1202,7 @@
                 <w:noProof/>
                 <w:webHidden/>
               </w:rPr>
-              <w:instrText xml:space="preserve"> PAGEREF _Toc219416008 \h </w:instrText>
+              <w:instrText xml:space="preserve"> PAGEREF _Toc219656266 \h </w:instrText>
             </w:r>
             <w:r>
               <w:rPr>
@@ -1235,7 +1222,7 @@
                 <w:noProof/>
                 <w:webHidden/>
               </w:rPr>
-              <w:t>1</w:t>
+              <w:t>2</w:t>
             </w:r>
             <w:r>
               <w:rPr>
@@ -1255,15 +1242,14 @@
             <w:rPr>
               <w:rFonts w:eastAsiaTheme="minorEastAsia"/>
               <w:noProof/>
-              <w:lang w:eastAsia="it-IT"/>
+              <w:lang w:val="it-IT" w:eastAsia="it-IT"/>
             </w:rPr>
           </w:pPr>
-          <w:hyperlink w:anchor="_Toc219416009" w:history="1">
+          <w:hyperlink w:anchor="_Toc219656267" w:history="1">
             <w:r>
               <w:rPr>
                 <w:rStyle w:val="Hyperlink"/>
                 <w:noProof/>
-                <w:lang w:val="en-GB"/>
               </w:rPr>
               <w:t>OVERVIEW OF THE DEFINED SYSTEM</w:t>
             </w:r>
@@ -1286,7 +1272,7 @@
                 <w:noProof/>
                 <w:webHidden/>
               </w:rPr>
-              <w:instrText xml:space="preserve"> PAGEREF _Toc219416009 \h </w:instrText>
+              <w:instrText xml:space="preserve"> PAGEREF _Toc219656267 \h </w:instrText>
             </w:r>
             <w:r>
               <w:rPr>
@@ -1306,7 +1292,7 @@
                 <w:noProof/>
                 <w:webHidden/>
               </w:rPr>
-              <w:t>1</w:t>
+              <w:t>2</w:t>
             </w:r>
             <w:r>
               <w:rPr>
@@ -1326,15 +1312,14 @@
             <w:rPr>
               <w:rFonts w:eastAsiaTheme="minorEastAsia"/>
               <w:noProof/>
-              <w:lang w:eastAsia="it-IT"/>
+              <w:lang w:val="it-IT" w:eastAsia="it-IT"/>
             </w:rPr>
           </w:pPr>
-          <w:hyperlink w:anchor="_Toc219416010" w:history="1">
+          <w:hyperlink w:anchor="_Toc219656268" w:history="1">
             <w:r>
               <w:rPr>
                 <w:rStyle w:val="Hyperlink"/>
                 <w:noProof/>
-                <w:lang w:val="en-GB"/>
               </w:rPr>
               <w:t>HARDWARE AND SOFTWARE REQUIREMENTS</w:t>
             </w:r>
@@ -1357,7 +1342,77 @@
                 <w:noProof/>
                 <w:webHidden/>
               </w:rPr>
-              <w:instrText xml:space="preserve"> PAGEREF _Toc219416010 \h </w:instrText>
+              <w:instrText xml:space="preserve"> PAGEREF _Toc219656268 \h </w:instrText>
+            </w:r>
+            <w:r>
+              <w:rPr>
+                <w:noProof/>
+                <w:webHidden/>
+              </w:rPr>
+            </w:r>
+            <w:r>
+              <w:rPr>
+                <w:noProof/>
+                <w:webHidden/>
+              </w:rPr>
+              <w:fldChar w:fldCharType="separate"/>
+            </w:r>
+            <w:r>
+              <w:rPr>
+                <w:noProof/>
+                <w:webHidden/>
+              </w:rPr>
+              <w:t>2</w:t>
+            </w:r>
+            <w:r>
+              <w:rPr>
+                <w:noProof/>
+                <w:webHidden/>
+              </w:rPr>
+              <w:fldChar w:fldCharType="end"/>
+            </w:r>
+          </w:hyperlink>
+        </w:p>
+        <w:p>
+          <w:pPr>
+            <w:pStyle w:val="TOC3"/>
+            <w:tabs>
+              <w:tab w:val="right" w:leader="dot" w:pos="9628"/>
+            </w:tabs>
+            <w:rPr>
+              <w:rFonts w:eastAsiaTheme="minorEastAsia"/>
+              <w:noProof/>
+              <w:lang w:val="it-IT" w:eastAsia="it-IT"/>
+            </w:rPr>
+          </w:pPr>
+          <w:hyperlink w:anchor="_Toc219656269" w:history="1">
+            <w:r>
+              <w:rPr>
+                <w:rStyle w:val="Hyperlink"/>
+                <w:noProof/>
+              </w:rPr>
+              <w:t>RELATED SYSTEMS, PROS AND CONS</w:t>
+            </w:r>
+            <w:r>
+              <w:rPr>
+                <w:noProof/>
+                <w:webHidden/>
+              </w:rPr>
+              <w:tab/>
+            </w:r>
+            <w:r>
+              <w:rPr>
+                <w:noProof/>
+                <w:webHidden/>
+              </w:rPr>
+              <w:fldChar w:fldCharType="begin"/>
+            </w:r>
+            <w:r>
+              <w:rPr>
+                <w:noProof/>
+                <w:webHidden/>
+              </w:rPr>
+              <w:instrText xml:space="preserve"> PAGEREF _Toc219656269 \h </w:instrText>
             </w:r>
             <w:r>
               <w:rPr>
@@ -1397,15 +1452,14 @@
             <w:rPr>
               <w:rFonts w:eastAsiaTheme="minorEastAsia"/>
               <w:noProof/>
-              <w:lang w:eastAsia="it-IT"/>
+              <w:lang w:val="it-IT" w:eastAsia="it-IT"/>
             </w:rPr>
           </w:pPr>
-          <w:hyperlink w:anchor="_Toc219416011" w:history="1">
+          <w:hyperlink w:anchor="_Toc219656270" w:history="1">
             <w:r>
               <w:rPr>
                 <w:rStyle w:val="Hyperlink"/>
                 <w:noProof/>
-                <w:lang w:val="en-GB"/>
               </w:rPr>
               <w:t>USER STORY:</w:t>
             </w:r>
@@ -1428,7 +1482,7 @@
                 <w:noProof/>
                 <w:webHidden/>
               </w:rPr>
-              <w:instrText xml:space="preserve"> PAGEREF _Toc219416011 \h </w:instrText>
+              <w:instrText xml:space="preserve"> PAGEREF _Toc219656270 \h </w:instrText>
             </w:r>
             <w:r>
               <w:rPr>
@@ -1448,7 +1502,7 @@
                 <w:noProof/>
                 <w:webHidden/>
               </w:rPr>
-              <w:t>2</w:t>
+              <w:t>3</w:t>
             </w:r>
             <w:r>
               <w:rPr>
@@ -1468,10 +1522,10 @@
             <w:rPr>
               <w:rFonts w:eastAsiaTheme="minorEastAsia"/>
               <w:noProof/>
-              <w:lang w:eastAsia="it-IT"/>
+              <w:lang w:val="it-IT" w:eastAsia="it-IT"/>
             </w:rPr>
           </w:pPr>
-          <w:hyperlink w:anchor="_Toc219416012" w:history="1">
+          <w:hyperlink w:anchor="_Toc219656271" w:history="1">
             <w:r>
               <w:rPr>
                 <w:rStyle w:val="Hyperlink"/>
@@ -1498,7 +1552,7 @@
                 <w:noProof/>
                 <w:webHidden/>
               </w:rPr>
-              <w:instrText xml:space="preserve"> PAGEREF _Toc219416012 \h </w:instrText>
+              <w:instrText xml:space="preserve"> PAGEREF _Toc219656271 \h </w:instrText>
             </w:r>
             <w:r>
               <w:rPr>
@@ -1518,7 +1572,7 @@
                 <w:noProof/>
                 <w:webHidden/>
               </w:rPr>
-              <w:t>2</w:t>
+              <w:t>3</w:t>
             </w:r>
             <w:r>
               <w:rPr>
@@ -1538,15 +1592,14 @@
             <w:rPr>
               <w:rFonts w:eastAsiaTheme="minorEastAsia"/>
               <w:noProof/>
-              <w:lang w:eastAsia="it-IT"/>
+              <w:lang w:val="it-IT" w:eastAsia="it-IT"/>
             </w:rPr>
           </w:pPr>
-          <w:hyperlink w:anchor="_Toc219416013" w:history="1">
+          <w:hyperlink w:anchor="_Toc219656272" w:history="1">
             <w:r>
               <w:rPr>
                 <w:rStyle w:val="Hyperlink"/>
                 <w:noProof/>
-                <w:lang w:val="en-GB"/>
               </w:rPr>
               <w:t>USE CASES</w:t>
             </w:r>
@@ -1569,7 +1622,7 @@
                 <w:noProof/>
                 <w:webHidden/>
               </w:rPr>
-              <w:instrText xml:space="preserve"> PAGEREF _Toc219416013 \h </w:instrText>
+              <w:instrText xml:space="preserve"> PAGEREF _Toc219656272 \h </w:instrText>
             </w:r>
             <w:r>
               <w:rPr>
@@ -1589,7 +1642,7 @@
                 <w:noProof/>
                 <w:webHidden/>
               </w:rPr>
-              <w:t>3</w:t>
+              <w:t>5</w:t>
             </w:r>
             <w:r>
               <w:rPr>
@@ -1609,15 +1662,14 @@
             <w:rPr>
               <w:rFonts w:eastAsiaTheme="minorEastAsia"/>
               <w:noProof/>
-              <w:lang w:eastAsia="it-IT"/>
+              <w:lang w:val="it-IT" w:eastAsia="it-IT"/>
             </w:rPr>
           </w:pPr>
-          <w:hyperlink w:anchor="_Toc219416014" w:history="1">
+          <w:hyperlink w:anchor="_Toc219656273" w:history="1">
             <w:r>
               <w:rPr>
                 <w:rStyle w:val="Hyperlink"/>
                 <w:noProof/>
-                <w:lang w:val="en-GB"/>
               </w:rPr>
               <w:t>OVERVIEW DIAGRAM:</w:t>
             </w:r>
@@ -1640,7 +1692,7 @@
                 <w:noProof/>
                 <w:webHidden/>
               </w:rPr>
-              <w:instrText xml:space="preserve"> PAGEREF _Toc219416014 \h </w:instrText>
+              <w:instrText xml:space="preserve"> PAGEREF _Toc219656273 \h </w:instrText>
             </w:r>
             <w:r>
               <w:rPr>
@@ -1660,7 +1712,7 @@
                 <w:noProof/>
                 <w:webHidden/>
               </w:rPr>
-              <w:t>3</w:t>
+              <w:t>5</w:t>
             </w:r>
             <w:r>
               <w:rPr>
@@ -1680,10 +1732,10 @@
             <w:rPr>
               <w:rFonts w:eastAsiaTheme="minorEastAsia"/>
               <w:noProof/>
-              <w:lang w:eastAsia="it-IT"/>
+              <w:lang w:val="it-IT" w:eastAsia="it-IT"/>
             </w:rPr>
           </w:pPr>
-          <w:hyperlink w:anchor="_Toc219416015" w:history="1">
+          <w:hyperlink w:anchor="_Toc219656274" w:history="1">
             <w:r>
               <w:rPr>
                 <w:noProof/>
@@ -1703,7 +1755,7 @@
                 <w:noProof/>
                 <w:webHidden/>
               </w:rPr>
-              <w:instrText xml:space="preserve"> PAGEREF _Toc219416015 \h </w:instrText>
+              <w:instrText xml:space="preserve"> PAGEREF _Toc219656274 \h </w:instrText>
             </w:r>
             <w:r>
               <w:rPr>
@@ -1723,7 +1775,7 @@
                 <w:noProof/>
                 <w:webHidden/>
               </w:rPr>
-              <w:t>3</w:t>
+              <w:t>5</w:t>
             </w:r>
             <w:r>
               <w:rPr>
@@ -1743,15 +1795,14 @@
             <w:rPr>
               <w:rFonts w:eastAsiaTheme="minorEastAsia"/>
               <w:noProof/>
-              <w:lang w:eastAsia="it-IT"/>
+              <w:lang w:val="it-IT" w:eastAsia="it-IT"/>
             </w:rPr>
           </w:pPr>
-          <w:hyperlink w:anchor="_Toc219416017" w:history="1">
+          <w:hyperlink w:anchor="_Toc219656275" w:history="1">
             <w:r>
               <w:rPr>
                 <w:rStyle w:val="Hyperlink"/>
                 <w:noProof/>
-                <w:lang w:val="en-GB"/>
               </w:rPr>
               <w:t>INTERNAL STEP:</w:t>
             </w:r>
@@ -1774,7 +1825,7 @@
                 <w:noProof/>
                 <w:webHidden/>
               </w:rPr>
-              <w:instrText xml:space="preserve"> PAGEREF _Toc219416017 \h </w:instrText>
+              <w:instrText xml:space="preserve"> PAGEREF _Toc219656275 \h </w:instrText>
             </w:r>
             <w:r>
               <w:rPr>
@@ -1794,7 +1845,7 @@
                 <w:noProof/>
                 <w:webHidden/>
               </w:rPr>
-              <w:t>4</w:t>
+              <w:t>6</w:t>
             </w:r>
             <w:r>
               <w:rPr>
@@ -1814,15 +1865,14 @@
             <w:rPr>
               <w:rFonts w:eastAsiaTheme="minorEastAsia"/>
               <w:noProof/>
-              <w:lang w:eastAsia="it-IT"/>
+              <w:lang w:val="it-IT" w:eastAsia="it-IT"/>
             </w:rPr>
           </w:pPr>
-          <w:hyperlink w:anchor="_Toc219416018" w:history="1">
+          <w:hyperlink w:anchor="_Toc219656276" w:history="1">
             <w:r>
               <w:rPr>
                 <w:rStyle w:val="Hyperlink"/>
                 <w:noProof/>
-                <w:lang w:val="en-GB"/>
               </w:rPr>
               <w:t>STORYBOARD AND PROTOTYPE:</w:t>
             </w:r>
@@ -1845,7 +1895,7 @@
                 <w:noProof/>
                 <w:webHidden/>
               </w:rPr>
-              <w:instrText xml:space="preserve"> PAGEREF _Toc219416018 \h </w:instrText>
+              <w:instrText xml:space="preserve"> PAGEREF _Toc219656276 \h </w:instrText>
             </w:r>
             <w:r>
               <w:rPr>
@@ -1865,7 +1915,7 @@
                 <w:noProof/>
                 <w:webHidden/>
               </w:rPr>
-              <w:t>6</w:t>
+              <w:t>8</w:t>
             </w:r>
             <w:r>
               <w:rPr>
@@ -1885,15 +1935,14 @@
             <w:rPr>
               <w:rFonts w:eastAsiaTheme="minorEastAsia"/>
               <w:noProof/>
-              <w:lang w:eastAsia="it-IT"/>
+              <w:lang w:val="it-IT" w:eastAsia="it-IT"/>
             </w:rPr>
           </w:pPr>
-          <w:hyperlink w:anchor="_Toc219416019" w:history="1">
+          <w:hyperlink w:anchor="_Toc219656277" w:history="1">
             <w:r>
               <w:rPr>
                 <w:rStyle w:val="Hyperlink"/>
                 <w:noProof/>
-                <w:lang w:val="en-GB"/>
               </w:rPr>
               <w:t>Design:</w:t>
             </w:r>
@@ -1916,7 +1965,7 @@
                 <w:noProof/>
                 <w:webHidden/>
               </w:rPr>
-              <w:instrText xml:space="preserve"> PAGEREF _Toc219416019 \h </w:instrText>
+              <w:instrText xml:space="preserve"> PAGEREF _Toc219656277 \h </w:instrText>
             </w:r>
             <w:r>
               <w:rPr>
@@ -1936,7 +1985,7 @@
                 <w:noProof/>
                 <w:webHidden/>
               </w:rPr>
-              <w:t>8</w:t>
+              <w:t>10</w:t>
             </w:r>
             <w:r>
               <w:rPr>
@@ -1956,15 +2005,14 @@
             <w:rPr>
               <w:rFonts w:eastAsiaTheme="minorEastAsia"/>
               <w:noProof/>
-              <w:lang w:eastAsia="it-IT"/>
+              <w:lang w:val="it-IT" w:eastAsia="it-IT"/>
             </w:rPr>
           </w:pPr>
-          <w:hyperlink w:anchor="_Toc219416020" w:history="1">
+          <w:hyperlink w:anchor="_Toc219656278" w:history="1">
             <w:r>
               <w:rPr>
                 <w:rStyle w:val="Hyperlink"/>
                 <w:noProof/>
-                <w:lang w:val="en-GB"/>
               </w:rPr>
               <w:t>Class diagram:</w:t>
             </w:r>
@@ -1987,7 +2035,7 @@
                 <w:noProof/>
                 <w:webHidden/>
               </w:rPr>
-              <w:instrText xml:space="preserve"> PAGEREF _Toc219416020 \h </w:instrText>
+              <w:instrText xml:space="preserve"> PAGEREF _Toc219656278 \h </w:instrText>
             </w:r>
             <w:r>
               <w:rPr>
@@ -2007,7 +2055,7 @@
                 <w:noProof/>
                 <w:webHidden/>
               </w:rPr>
-              <w:t>8</w:t>
+              <w:t>10</w:t>
             </w:r>
             <w:r>
               <w:rPr>
@@ -2027,16 +2075,16 @@
             <w:rPr>
               <w:rFonts w:eastAsiaTheme="minorEastAsia"/>
               <w:noProof/>
-              <w:lang w:eastAsia="it-IT"/>
+              <w:lang w:val="it-IT" w:eastAsia="it-IT"/>
             </w:rPr>
           </w:pPr>
-          <w:hyperlink w:anchor="_Toc219416021" w:history="1">
+          <w:hyperlink w:anchor="_Toc219656279" w:history="1">
             <w:r>
               <w:rPr>
                 <w:rStyle w:val="Hyperlink"/>
                 <w:noProof/>
               </w:rPr>
-              <w:t>Activity diagem:</w:t>
+              <w:t>Design patterns:</w:t>
             </w:r>
             <w:r>
               <w:rPr>
@@ -2057,7 +2105,7 @@
                 <w:noProof/>
                 <w:webHidden/>
               </w:rPr>
-              <w:instrText xml:space="preserve"> PAGEREF _Toc219416021 \h </w:instrText>
+              <w:instrText xml:space="preserve"> PAGEREF _Toc219656279 \h </w:instrText>
             </w:r>
             <w:r>
               <w:rPr>
@@ -2077,7 +2125,917 @@
                 <w:noProof/>
                 <w:webHidden/>
               </w:rPr>
-              <w:t>8</w:t>
+              <w:t>19</w:t>
+            </w:r>
+            <w:r>
+              <w:rPr>
+                <w:noProof/>
+                <w:webHidden/>
+              </w:rPr>
+              <w:fldChar w:fldCharType="end"/>
+            </w:r>
+          </w:hyperlink>
+        </w:p>
+        <w:p>
+          <w:pPr>
+            <w:pStyle w:val="TOC3"/>
+            <w:tabs>
+              <w:tab w:val="right" w:leader="dot" w:pos="9628"/>
+            </w:tabs>
+            <w:rPr>
+              <w:rFonts w:eastAsiaTheme="minorEastAsia"/>
+              <w:noProof/>
+              <w:lang w:val="it-IT" w:eastAsia="it-IT"/>
+            </w:rPr>
+          </w:pPr>
+          <w:hyperlink w:anchor="_Toc219656280" w:history="1">
+            <w:r>
+              <w:rPr>
+                <w:rStyle w:val="Hyperlink"/>
+                <w:noProof/>
+              </w:rPr>
+              <w:t>Activity diagram:</w:t>
+            </w:r>
+            <w:r>
+              <w:rPr>
+                <w:noProof/>
+                <w:webHidden/>
+              </w:rPr>
+              <w:tab/>
+            </w:r>
+            <w:r>
+              <w:rPr>
+                <w:noProof/>
+                <w:webHidden/>
+              </w:rPr>
+              <w:fldChar w:fldCharType="begin"/>
+            </w:r>
+            <w:r>
+              <w:rPr>
+                <w:noProof/>
+                <w:webHidden/>
+              </w:rPr>
+              <w:instrText xml:space="preserve"> PAGEREF _Toc219656280 \h </w:instrText>
+            </w:r>
+            <w:r>
+              <w:rPr>
+                <w:noProof/>
+                <w:webHidden/>
+              </w:rPr>
+            </w:r>
+            <w:r>
+              <w:rPr>
+                <w:noProof/>
+                <w:webHidden/>
+              </w:rPr>
+              <w:fldChar w:fldCharType="separate"/>
+            </w:r>
+            <w:r>
+              <w:rPr>
+                <w:noProof/>
+                <w:webHidden/>
+              </w:rPr>
+              <w:t>21</w:t>
+            </w:r>
+            <w:r>
+              <w:rPr>
+                <w:noProof/>
+                <w:webHidden/>
+              </w:rPr>
+              <w:fldChar w:fldCharType="end"/>
+            </w:r>
+          </w:hyperlink>
+        </w:p>
+        <w:p>
+          <w:pPr>
+            <w:pStyle w:val="TOC3"/>
+            <w:tabs>
+              <w:tab w:val="right" w:leader="dot" w:pos="9628"/>
+            </w:tabs>
+            <w:rPr>
+              <w:rFonts w:eastAsiaTheme="minorEastAsia"/>
+              <w:noProof/>
+              <w:lang w:val="it-IT" w:eastAsia="it-IT"/>
+            </w:rPr>
+          </w:pPr>
+          <w:hyperlink w:anchor="_Toc219656281" w:history="1">
+            <w:r>
+              <w:rPr>
+                <w:rStyle w:val="Hyperlink"/>
+                <w:noProof/>
+              </w:rPr>
+              <w:t>Sequence diagram:</w:t>
+            </w:r>
+            <w:r>
+              <w:rPr>
+                <w:noProof/>
+                <w:webHidden/>
+              </w:rPr>
+              <w:tab/>
+            </w:r>
+            <w:r>
+              <w:rPr>
+                <w:noProof/>
+                <w:webHidden/>
+              </w:rPr>
+              <w:fldChar w:fldCharType="begin"/>
+            </w:r>
+            <w:r>
+              <w:rPr>
+                <w:noProof/>
+                <w:webHidden/>
+              </w:rPr>
+              <w:instrText xml:space="preserve"> PAGEREF _Toc219656281 \h </w:instrText>
+            </w:r>
+            <w:r>
+              <w:rPr>
+                <w:noProof/>
+                <w:webHidden/>
+              </w:rPr>
+            </w:r>
+            <w:r>
+              <w:rPr>
+                <w:noProof/>
+                <w:webHidden/>
+              </w:rPr>
+              <w:fldChar w:fldCharType="separate"/>
+            </w:r>
+            <w:r>
+              <w:rPr>
+                <w:noProof/>
+                <w:webHidden/>
+              </w:rPr>
+              <w:t>22</w:t>
+            </w:r>
+            <w:r>
+              <w:rPr>
+                <w:noProof/>
+                <w:webHidden/>
+              </w:rPr>
+              <w:fldChar w:fldCharType="end"/>
+            </w:r>
+          </w:hyperlink>
+        </w:p>
+        <w:p>
+          <w:pPr>
+            <w:pStyle w:val="TOC3"/>
+            <w:tabs>
+              <w:tab w:val="right" w:leader="dot" w:pos="9628"/>
+            </w:tabs>
+            <w:rPr>
+              <w:rFonts w:eastAsiaTheme="minorEastAsia"/>
+              <w:noProof/>
+              <w:lang w:val="it-IT" w:eastAsia="it-IT"/>
+            </w:rPr>
+          </w:pPr>
+          <w:hyperlink w:anchor="_Toc219656282" w:history="1">
+            <w:r>
+              <w:rPr>
+                <w:rStyle w:val="Hyperlink"/>
+                <w:noProof/>
+              </w:rPr>
+              <w:t>State diagram:</w:t>
+            </w:r>
+            <w:r>
+              <w:rPr>
+                <w:noProof/>
+                <w:webHidden/>
+              </w:rPr>
+              <w:tab/>
+            </w:r>
+            <w:r>
+              <w:rPr>
+                <w:noProof/>
+                <w:webHidden/>
+              </w:rPr>
+              <w:fldChar w:fldCharType="begin"/>
+            </w:r>
+            <w:r>
+              <w:rPr>
+                <w:noProof/>
+                <w:webHidden/>
+              </w:rPr>
+              <w:instrText xml:space="preserve"> PAGEREF _Toc219656282 \h </w:instrText>
+            </w:r>
+            <w:r>
+              <w:rPr>
+                <w:noProof/>
+                <w:webHidden/>
+              </w:rPr>
+            </w:r>
+            <w:r>
+              <w:rPr>
+                <w:noProof/>
+                <w:webHidden/>
+              </w:rPr>
+              <w:fldChar w:fldCharType="separate"/>
+            </w:r>
+            <w:r>
+              <w:rPr>
+                <w:noProof/>
+                <w:webHidden/>
+              </w:rPr>
+              <w:t>23</w:t>
+            </w:r>
+            <w:r>
+              <w:rPr>
+                <w:noProof/>
+                <w:webHidden/>
+              </w:rPr>
+              <w:fldChar w:fldCharType="end"/>
+            </w:r>
+          </w:hyperlink>
+        </w:p>
+        <w:p>
+          <w:pPr>
+            <w:pStyle w:val="TOC2"/>
+            <w:tabs>
+              <w:tab w:val="right" w:leader="dot" w:pos="9628"/>
+            </w:tabs>
+            <w:rPr>
+              <w:rFonts w:eastAsiaTheme="minorEastAsia"/>
+              <w:noProof/>
+              <w:lang w:val="it-IT" w:eastAsia="it-IT"/>
+            </w:rPr>
+          </w:pPr>
+          <w:hyperlink w:anchor="_Toc219656283" w:history="1">
+            <w:r>
+              <w:rPr>
+                <w:rStyle w:val="Hyperlink"/>
+                <w:noProof/>
+              </w:rPr>
+              <w:t>TESTING:</w:t>
+            </w:r>
+            <w:r>
+              <w:rPr>
+                <w:noProof/>
+                <w:webHidden/>
+              </w:rPr>
+              <w:tab/>
+            </w:r>
+            <w:r>
+              <w:rPr>
+                <w:noProof/>
+                <w:webHidden/>
+              </w:rPr>
+              <w:fldChar w:fldCharType="begin"/>
+            </w:r>
+            <w:r>
+              <w:rPr>
+                <w:noProof/>
+                <w:webHidden/>
+              </w:rPr>
+              <w:instrText xml:space="preserve"> PAGEREF _Toc219656283 \h </w:instrText>
+            </w:r>
+            <w:r>
+              <w:rPr>
+                <w:noProof/>
+                <w:webHidden/>
+              </w:rPr>
+            </w:r>
+            <w:r>
+              <w:rPr>
+                <w:noProof/>
+                <w:webHidden/>
+              </w:rPr>
+              <w:fldChar w:fldCharType="separate"/>
+            </w:r>
+            <w:r>
+              <w:rPr>
+                <w:noProof/>
+                <w:webHidden/>
+              </w:rPr>
+              <w:t>24</w:t>
+            </w:r>
+            <w:r>
+              <w:rPr>
+                <w:noProof/>
+                <w:webHidden/>
+              </w:rPr>
+              <w:fldChar w:fldCharType="end"/>
+            </w:r>
+          </w:hyperlink>
+        </w:p>
+        <w:p>
+          <w:pPr>
+            <w:pStyle w:val="TOC2"/>
+            <w:tabs>
+              <w:tab w:val="right" w:leader="dot" w:pos="9628"/>
+            </w:tabs>
+            <w:rPr>
+              <w:rFonts w:eastAsiaTheme="minorEastAsia"/>
+              <w:noProof/>
+              <w:lang w:val="it-IT" w:eastAsia="it-IT"/>
+            </w:rPr>
+          </w:pPr>
+          <w:hyperlink w:anchor="_Toc219656284" w:history="1">
+            <w:r>
+              <w:rPr>
+                <w:rStyle w:val="Hyperlink"/>
+                <w:noProof/>
+              </w:rPr>
+              <w:t>EXCEPTIONS:</w:t>
+            </w:r>
+            <w:r>
+              <w:rPr>
+                <w:noProof/>
+                <w:webHidden/>
+              </w:rPr>
+              <w:tab/>
+            </w:r>
+            <w:r>
+              <w:rPr>
+                <w:noProof/>
+                <w:webHidden/>
+              </w:rPr>
+              <w:fldChar w:fldCharType="begin"/>
+            </w:r>
+            <w:r>
+              <w:rPr>
+                <w:noProof/>
+                <w:webHidden/>
+              </w:rPr>
+              <w:instrText xml:space="preserve"> PAGEREF _Toc219656284 \h </w:instrText>
+            </w:r>
+            <w:r>
+              <w:rPr>
+                <w:noProof/>
+                <w:webHidden/>
+              </w:rPr>
+            </w:r>
+            <w:r>
+              <w:rPr>
+                <w:noProof/>
+                <w:webHidden/>
+              </w:rPr>
+              <w:fldChar w:fldCharType="separate"/>
+            </w:r>
+            <w:r>
+              <w:rPr>
+                <w:noProof/>
+                <w:webHidden/>
+              </w:rPr>
+              <w:t>25</w:t>
+            </w:r>
+            <w:r>
+              <w:rPr>
+                <w:noProof/>
+                <w:webHidden/>
+              </w:rPr>
+              <w:fldChar w:fldCharType="end"/>
+            </w:r>
+          </w:hyperlink>
+        </w:p>
+        <w:p>
+          <w:pPr>
+            <w:pStyle w:val="TOC2"/>
+            <w:tabs>
+              <w:tab w:val="right" w:leader="dot" w:pos="9628"/>
+            </w:tabs>
+            <w:rPr>
+              <w:rFonts w:eastAsiaTheme="minorEastAsia"/>
+              <w:noProof/>
+              <w:lang w:val="it-IT" w:eastAsia="it-IT"/>
+            </w:rPr>
+          </w:pPr>
+          <w:hyperlink w:anchor="_Toc219656285" w:history="1">
+            <w:r>
+              <w:rPr>
+                <w:rStyle w:val="Hyperlink"/>
+                <w:noProof/>
+              </w:rPr>
+              <w:t>DATA BASES:</w:t>
+            </w:r>
+            <w:r>
+              <w:rPr>
+                <w:noProof/>
+                <w:webHidden/>
+              </w:rPr>
+              <w:tab/>
+            </w:r>
+            <w:r>
+              <w:rPr>
+                <w:noProof/>
+                <w:webHidden/>
+              </w:rPr>
+              <w:fldChar w:fldCharType="begin"/>
+            </w:r>
+            <w:r>
+              <w:rPr>
+                <w:noProof/>
+                <w:webHidden/>
+              </w:rPr>
+              <w:instrText xml:space="preserve"> PAGEREF _Toc219656285 \h </w:instrText>
+            </w:r>
+            <w:r>
+              <w:rPr>
+                <w:noProof/>
+                <w:webHidden/>
+              </w:rPr>
+            </w:r>
+            <w:r>
+              <w:rPr>
+                <w:noProof/>
+                <w:webHidden/>
+              </w:rPr>
+              <w:fldChar w:fldCharType="separate"/>
+            </w:r>
+            <w:r>
+              <w:rPr>
+                <w:noProof/>
+                <w:webHidden/>
+              </w:rPr>
+              <w:t>26</w:t>
+            </w:r>
+            <w:r>
+              <w:rPr>
+                <w:noProof/>
+                <w:webHidden/>
+              </w:rPr>
+              <w:fldChar w:fldCharType="end"/>
+            </w:r>
+          </w:hyperlink>
+        </w:p>
+        <w:p>
+          <w:pPr>
+            <w:pStyle w:val="TOC3"/>
+            <w:tabs>
+              <w:tab w:val="right" w:leader="dot" w:pos="9628"/>
+            </w:tabs>
+            <w:rPr>
+              <w:rFonts w:eastAsiaTheme="minorEastAsia"/>
+              <w:noProof/>
+              <w:lang w:val="it-IT" w:eastAsia="it-IT"/>
+            </w:rPr>
+          </w:pPr>
+          <w:hyperlink w:anchor="_Toc219656286" w:history="1">
+            <w:r>
+              <w:rPr>
+                <w:rStyle w:val="Hyperlink"/>
+                <w:noProof/>
+              </w:rPr>
+              <w:t>RELATIONAL DATABASE (POSTGRESQL)</w:t>
+            </w:r>
+            <w:r>
+              <w:rPr>
+                <w:noProof/>
+                <w:webHidden/>
+              </w:rPr>
+              <w:tab/>
+            </w:r>
+            <w:r>
+              <w:rPr>
+                <w:noProof/>
+                <w:webHidden/>
+              </w:rPr>
+              <w:fldChar w:fldCharType="begin"/>
+            </w:r>
+            <w:r>
+              <w:rPr>
+                <w:noProof/>
+                <w:webHidden/>
+              </w:rPr>
+              <w:instrText xml:space="preserve"> PAGEREF _Toc219656286 \h </w:instrText>
+            </w:r>
+            <w:r>
+              <w:rPr>
+                <w:noProof/>
+                <w:webHidden/>
+              </w:rPr>
+            </w:r>
+            <w:r>
+              <w:rPr>
+                <w:noProof/>
+                <w:webHidden/>
+              </w:rPr>
+              <w:fldChar w:fldCharType="separate"/>
+            </w:r>
+            <w:r>
+              <w:rPr>
+                <w:noProof/>
+                <w:webHidden/>
+              </w:rPr>
+              <w:t>26</w:t>
+            </w:r>
+            <w:r>
+              <w:rPr>
+                <w:noProof/>
+                <w:webHidden/>
+              </w:rPr>
+              <w:fldChar w:fldCharType="end"/>
+            </w:r>
+          </w:hyperlink>
+        </w:p>
+        <w:p>
+          <w:pPr>
+            <w:pStyle w:val="TOC3"/>
+            <w:tabs>
+              <w:tab w:val="right" w:leader="dot" w:pos="9628"/>
+            </w:tabs>
+            <w:rPr>
+              <w:rFonts w:eastAsiaTheme="minorEastAsia"/>
+              <w:noProof/>
+              <w:lang w:val="it-IT" w:eastAsia="it-IT"/>
+            </w:rPr>
+          </w:pPr>
+          <w:hyperlink w:anchor="_Toc219656287" w:history="1">
+            <w:r>
+              <w:rPr>
+                <w:rStyle w:val="Hyperlink"/>
+                <w:noProof/>
+              </w:rPr>
+              <w:t>DATA ACCESS OBJECT (DAO) LAYER</w:t>
+            </w:r>
+            <w:r>
+              <w:rPr>
+                <w:noProof/>
+                <w:webHidden/>
+              </w:rPr>
+              <w:tab/>
+            </w:r>
+            <w:r>
+              <w:rPr>
+                <w:noProof/>
+                <w:webHidden/>
+              </w:rPr>
+              <w:fldChar w:fldCharType="begin"/>
+            </w:r>
+            <w:r>
+              <w:rPr>
+                <w:noProof/>
+                <w:webHidden/>
+              </w:rPr>
+              <w:instrText xml:space="preserve"> PAGEREF _Toc219656287 \h </w:instrText>
+            </w:r>
+            <w:r>
+              <w:rPr>
+                <w:noProof/>
+                <w:webHidden/>
+              </w:rPr>
+            </w:r>
+            <w:r>
+              <w:rPr>
+                <w:noProof/>
+                <w:webHidden/>
+              </w:rPr>
+              <w:fldChar w:fldCharType="separate"/>
+            </w:r>
+            <w:r>
+              <w:rPr>
+                <w:noProof/>
+                <w:webHidden/>
+              </w:rPr>
+              <w:t>27</w:t>
+            </w:r>
+            <w:r>
+              <w:rPr>
+                <w:noProof/>
+                <w:webHidden/>
+              </w:rPr>
+              <w:fldChar w:fldCharType="end"/>
+            </w:r>
+          </w:hyperlink>
+        </w:p>
+        <w:p>
+          <w:pPr>
+            <w:pStyle w:val="TOC3"/>
+            <w:tabs>
+              <w:tab w:val="right" w:leader="dot" w:pos="9628"/>
+            </w:tabs>
+            <w:rPr>
+              <w:rFonts w:eastAsiaTheme="minorEastAsia"/>
+              <w:noProof/>
+              <w:lang w:val="it-IT" w:eastAsia="it-IT"/>
+            </w:rPr>
+          </w:pPr>
+          <w:hyperlink w:anchor="_Toc219656288" w:history="1">
+            <w:r>
+              <w:rPr>
+                <w:rStyle w:val="Hyperlink"/>
+                <w:noProof/>
+              </w:rPr>
+              <w:t>DOCKER-BASED DEVELOPMENT ENVIRONMENT</w:t>
+            </w:r>
+            <w:r>
+              <w:rPr>
+                <w:noProof/>
+                <w:webHidden/>
+              </w:rPr>
+              <w:tab/>
+            </w:r>
+            <w:r>
+              <w:rPr>
+                <w:noProof/>
+                <w:webHidden/>
+              </w:rPr>
+              <w:fldChar w:fldCharType="begin"/>
+            </w:r>
+            <w:r>
+              <w:rPr>
+                <w:noProof/>
+                <w:webHidden/>
+              </w:rPr>
+              <w:instrText xml:space="preserve"> PAGEREF _Toc219656288 \h </w:instrText>
+            </w:r>
+            <w:r>
+              <w:rPr>
+                <w:noProof/>
+                <w:webHidden/>
+              </w:rPr>
+            </w:r>
+            <w:r>
+              <w:rPr>
+                <w:noProof/>
+                <w:webHidden/>
+              </w:rPr>
+              <w:fldChar w:fldCharType="separate"/>
+            </w:r>
+            <w:r>
+              <w:rPr>
+                <w:noProof/>
+                <w:webHidden/>
+              </w:rPr>
+              <w:t>27</w:t>
+            </w:r>
+            <w:r>
+              <w:rPr>
+                <w:noProof/>
+                <w:webHidden/>
+              </w:rPr>
+              <w:fldChar w:fldCharType="end"/>
+            </w:r>
+          </w:hyperlink>
+        </w:p>
+        <w:p>
+          <w:pPr>
+            <w:pStyle w:val="TOC3"/>
+            <w:tabs>
+              <w:tab w:val="right" w:leader="dot" w:pos="9628"/>
+            </w:tabs>
+            <w:rPr>
+              <w:rFonts w:eastAsiaTheme="minorEastAsia"/>
+              <w:noProof/>
+              <w:lang w:val="it-IT" w:eastAsia="it-IT"/>
+            </w:rPr>
+          </w:pPr>
+          <w:hyperlink w:anchor="_Toc219656289" w:history="1">
+            <w:r>
+              <w:rPr>
+                <w:rStyle w:val="Hyperlink"/>
+                <w:noProof/>
+              </w:rPr>
+              <w:t>FILE SYSTEM–BASED DAO IMPLEMENTATION</w:t>
+            </w:r>
+            <w:r>
+              <w:rPr>
+                <w:noProof/>
+                <w:webHidden/>
+              </w:rPr>
+              <w:tab/>
+            </w:r>
+            <w:r>
+              <w:rPr>
+                <w:noProof/>
+                <w:webHidden/>
+              </w:rPr>
+              <w:fldChar w:fldCharType="begin"/>
+            </w:r>
+            <w:r>
+              <w:rPr>
+                <w:noProof/>
+                <w:webHidden/>
+              </w:rPr>
+              <w:instrText xml:space="preserve"> PAGEREF _Toc219656289 \h </w:instrText>
+            </w:r>
+            <w:r>
+              <w:rPr>
+                <w:noProof/>
+                <w:webHidden/>
+              </w:rPr>
+            </w:r>
+            <w:r>
+              <w:rPr>
+                <w:noProof/>
+                <w:webHidden/>
+              </w:rPr>
+              <w:fldChar w:fldCharType="separate"/>
+            </w:r>
+            <w:r>
+              <w:rPr>
+                <w:noProof/>
+                <w:webHidden/>
+              </w:rPr>
+              <w:t>27</w:t>
+            </w:r>
+            <w:r>
+              <w:rPr>
+                <w:noProof/>
+                <w:webHidden/>
+              </w:rPr>
+              <w:fldChar w:fldCharType="end"/>
+            </w:r>
+          </w:hyperlink>
+        </w:p>
+        <w:p>
+          <w:pPr>
+            <w:pStyle w:val="TOC2"/>
+            <w:tabs>
+              <w:tab w:val="right" w:leader="dot" w:pos="9628"/>
+            </w:tabs>
+            <w:rPr>
+              <w:rFonts w:eastAsiaTheme="minorEastAsia"/>
+              <w:noProof/>
+              <w:lang w:val="it-IT" w:eastAsia="it-IT"/>
+            </w:rPr>
+          </w:pPr>
+          <w:hyperlink w:anchor="_Toc219656290" w:history="1">
+            <w:r>
+              <w:rPr>
+                <w:rStyle w:val="Hyperlink"/>
+                <w:noProof/>
+              </w:rPr>
+              <w:t>SONAR CLOUD</w:t>
+            </w:r>
+            <w:r>
+              <w:rPr>
+                <w:noProof/>
+                <w:webHidden/>
+              </w:rPr>
+              <w:tab/>
+            </w:r>
+            <w:r>
+              <w:rPr>
+                <w:noProof/>
+                <w:webHidden/>
+              </w:rPr>
+              <w:fldChar w:fldCharType="begin"/>
+            </w:r>
+            <w:r>
+              <w:rPr>
+                <w:noProof/>
+                <w:webHidden/>
+              </w:rPr>
+              <w:instrText xml:space="preserve"> PAGEREF _Toc219656290 \h </w:instrText>
+            </w:r>
+            <w:r>
+              <w:rPr>
+                <w:noProof/>
+                <w:webHidden/>
+              </w:rPr>
+            </w:r>
+            <w:r>
+              <w:rPr>
+                <w:noProof/>
+                <w:webHidden/>
+              </w:rPr>
+              <w:fldChar w:fldCharType="separate"/>
+            </w:r>
+            <w:r>
+              <w:rPr>
+                <w:noProof/>
+                <w:webHidden/>
+              </w:rPr>
+              <w:t>29</w:t>
+            </w:r>
+            <w:r>
+              <w:rPr>
+                <w:noProof/>
+                <w:webHidden/>
+              </w:rPr>
+              <w:fldChar w:fldCharType="end"/>
+            </w:r>
+          </w:hyperlink>
+        </w:p>
+        <w:p>
+          <w:pPr>
+            <w:pStyle w:val="TOC2"/>
+            <w:tabs>
+              <w:tab w:val="right" w:leader="dot" w:pos="9628"/>
+            </w:tabs>
+            <w:rPr>
+              <w:rFonts w:eastAsiaTheme="minorEastAsia"/>
+              <w:noProof/>
+              <w:lang w:val="it-IT" w:eastAsia="it-IT"/>
+            </w:rPr>
+          </w:pPr>
+          <w:hyperlink w:anchor="_Toc219656291" w:history="1">
+            <w:r>
+              <w:rPr>
+                <w:rStyle w:val="Hyperlink"/>
+                <w:noProof/>
+              </w:rPr>
+              <w:t>DEMOSTRATION</w:t>
+            </w:r>
+            <w:r>
+              <w:rPr>
+                <w:noProof/>
+                <w:webHidden/>
+              </w:rPr>
+              <w:tab/>
+            </w:r>
+            <w:r>
+              <w:rPr>
+                <w:noProof/>
+                <w:webHidden/>
+              </w:rPr>
+              <w:fldChar w:fldCharType="begin"/>
+            </w:r>
+            <w:r>
+              <w:rPr>
+                <w:noProof/>
+                <w:webHidden/>
+              </w:rPr>
+              <w:instrText xml:space="preserve"> PAGEREF _Toc219656291 \h </w:instrText>
+            </w:r>
+            <w:r>
+              <w:rPr>
+                <w:noProof/>
+                <w:webHidden/>
+              </w:rPr>
+            </w:r>
+            <w:r>
+              <w:rPr>
+                <w:noProof/>
+                <w:webHidden/>
+              </w:rPr>
+              <w:fldChar w:fldCharType="separate"/>
+            </w:r>
+            <w:r>
+              <w:rPr>
+                <w:noProof/>
+                <w:webHidden/>
+              </w:rPr>
+              <w:t>29</w:t>
+            </w:r>
+            <w:r>
+              <w:rPr>
+                <w:noProof/>
+                <w:webHidden/>
+              </w:rPr>
+              <w:fldChar w:fldCharType="end"/>
+            </w:r>
+          </w:hyperlink>
+        </w:p>
+        <w:p>
+          <w:pPr>
+            <w:pStyle w:val="TOC2"/>
+            <w:tabs>
+              <w:tab w:val="right" w:leader="dot" w:pos="9628"/>
+            </w:tabs>
+            <w:rPr>
+              <w:rFonts w:eastAsiaTheme="minorEastAsia"/>
+              <w:noProof/>
+              <w:lang w:val="it-IT" w:eastAsia="it-IT"/>
+            </w:rPr>
+          </w:pPr>
+          <w:hyperlink w:anchor="_Toc219656292" w:history="1">
+            <w:r>
+              <w:rPr>
+                <w:rStyle w:val="Hyperlink"/>
+                <w:noProof/>
+              </w:rPr>
+              <w:t>DOWNLOAD SOURCE CODE</w:t>
+            </w:r>
+            <w:r>
+              <w:rPr>
+                <w:noProof/>
+                <w:webHidden/>
+              </w:rPr>
+              <w:tab/>
+            </w:r>
+            <w:r>
+              <w:rPr>
+                <w:noProof/>
+                <w:webHidden/>
+              </w:rPr>
+              <w:fldChar w:fldCharType="begin"/>
+            </w:r>
+            <w:r>
+              <w:rPr>
+                <w:noProof/>
+                <w:webHidden/>
+              </w:rPr>
+              <w:instrText xml:space="preserve"> PAGEREF _Toc219656292 \h </w:instrText>
+            </w:r>
+            <w:r>
+              <w:rPr>
+                <w:noProof/>
+                <w:webHidden/>
+              </w:rPr>
+            </w:r>
+            <w:r>
+              <w:rPr>
+                <w:noProof/>
+                <w:webHidden/>
+              </w:rPr>
+              <w:fldChar w:fldCharType="separate"/>
+            </w:r>
+            <w:r>
+              <w:rPr>
+                <w:noProof/>
+                <w:webHidden/>
+              </w:rPr>
+              <w:t>29</w:t>
             </w:r>
             <w:r>
               <w:rPr>
@@ -2090,11 +3048,6 @@
         </w:p>
         <w:p>
           <w:r>
-            <w:rPr>
-              <w:b/>
-              <w:bCs/>
-              <w:lang w:val="en-GB"/>
-            </w:rPr>
             <w:fldChar w:fldCharType="end"/>
           </w:r>
         </w:p>
@@ -2108,833 +3061,567 @@
     <w:p>
       <w:pPr>
         <w:pStyle w:val="Heading2"/>
-        <w:rPr>
-          <w:lang w:val="en-GB"/>
-        </w:rPr>
-      </w:pPr>
-      <w:bookmarkStart w:id="1" w:name="_Toc219416007"/>
-      <w:commentRangeStart w:id="2"/>
-      <w:r>
-        <w:rPr>
-          <w:lang w:val="en-GB"/>
-        </w:rPr>
+      </w:pPr>
+      <w:bookmarkStart w:id="0" w:name="_Toc219656265"/>
+      <w:r>
         <w:t>INTRODUCTION</w:t>
       </w:r>
-      <w:commentRangeEnd w:id="2"/>
-      <w:r>
-        <w:rPr>
-          <w:rStyle w:val="CommentReference"/>
-          <w:rFonts w:asciiTheme="minorHAnsi" w:eastAsiaTheme="minorHAnsi" w:hAnsiTheme="minorHAnsi" w:cstheme="minorBidi"/>
-          <w:color w:val="auto"/>
-        </w:rPr>
-        <w:commentReference w:id="2"/>
+      <w:bookmarkEnd w:id="0"/>
+    </w:p>
+    <w:p>
+      <w:pPr>
+        <w:pStyle w:val="Heading3"/>
+      </w:pPr>
+      <w:bookmarkStart w:id="1" w:name="_Toc219656266"/>
+      <w:r>
+        <w:t>AIM OF DOCUMENT</w:t>
       </w:r>
       <w:bookmarkEnd w:id="1"/>
     </w:p>
     <w:p>
+      <w:r>
+        <w:t xml:space="preserve">the scope of this document is to show objectively the fundamental requirements and specific </w:t>
+      </w:r>
+    </w:p>
+    <w:p>
+      <w:r>
+        <w:t>ones of the system</w:t>
+      </w:r>
+      <w:r>
+        <w:t>:</w:t>
+      </w:r>
+      <w:r>
+        <w:t xml:space="preserve"> </w:t>
+      </w:r>
+      <w:r>
+        <w:t xml:space="preserve"> Restaurant Manager;</w:t>
+      </w:r>
+      <w:r>
+        <w:t xml:space="preserve"> </w:t>
+      </w:r>
+      <w:r>
+        <w:t>s</w:t>
+      </w:r>
+      <w:r>
+        <w:t>o, we will be doing a review of all the important internal and external aspects of the system with the help of some illustration</w:t>
+      </w:r>
+      <w:r>
+        <w:t>.</w:t>
+      </w:r>
+      <w:r>
+        <w:t xml:space="preserve"> </w:t>
+      </w:r>
+    </w:p>
+    <w:p/>
+    <w:p/>
+    <w:p>
       <w:pPr>
         <w:pStyle w:val="Heading3"/>
-        <w:rPr>
-          <w:lang w:val="en-GB"/>
-        </w:rPr>
-      </w:pPr>
-      <w:bookmarkStart w:id="3" w:name="_Toc219416008"/>
-      <w:commentRangeStart w:id="4"/>
-      <w:r>
-        <w:rPr>
-          <w:lang w:val="en-GB"/>
-        </w:rPr>
-        <w:t>AIM OF DOCUMENT</w:t>
-      </w:r>
-      <w:commentRangeEnd w:id="4"/>
-      <w:r>
-        <w:rPr>
-          <w:rStyle w:val="CommentReference"/>
-          <w:rFonts w:eastAsiaTheme="minorHAnsi" w:cstheme="minorBidi"/>
-          <w:color w:val="auto"/>
-        </w:rPr>
-        <w:commentReference w:id="4"/>
+      </w:pPr>
+      <w:bookmarkStart w:id="2" w:name="_Toc219656267"/>
+      <w:r>
+        <w:t>OVERVIEW</w:t>
+      </w:r>
+      <w:r>
+        <w:t xml:space="preserve"> OF THE DEFINED SYSTEM</w:t>
+      </w:r>
+      <w:bookmarkEnd w:id="2"/>
+    </w:p>
+    <w:p>
+      <w:r>
+        <w:t xml:space="preserve">this product </w:t>
+      </w:r>
+      <w:r>
+        <w:t>provides</w:t>
+      </w:r>
+      <w:r>
+        <w:t xml:space="preserve"> the instruments to manage a small activity, that work in the restaurant </w:t>
+      </w:r>
+      <w:r>
+        <w:t>world.</w:t>
+      </w:r>
+    </w:p>
+    <w:p>
+      <w:r>
+        <w:t xml:space="preserve">It </w:t>
+      </w:r>
+      <w:r>
+        <w:t>offers</w:t>
+      </w:r>
+      <w:r>
+        <w:t xml:space="preserve"> some tool to </w:t>
+      </w:r>
+      <w:r>
+        <w:t>synchronize</w:t>
+      </w:r>
+      <w:r>
+        <w:t xml:space="preserve"> in real time the order between the "the hall", the kitchen and the cash desk, but also the management, in fact the system also keep track </w:t>
+      </w:r>
+      <w:r>
+        <w:t>of orders, what they contain and, how it cost at the moment of order</w:t>
+      </w:r>
+      <w:r>
+        <w:t>.</w:t>
+      </w:r>
+      <w:r>
+        <w:t xml:space="preserve"> </w:t>
+      </w:r>
+    </w:p>
+    <w:p/>
+    <w:p/>
+    <w:p>
+      <w:pPr>
+        <w:pStyle w:val="Heading3"/>
+      </w:pPr>
+      <w:bookmarkStart w:id="3" w:name="_Toc219656268"/>
+      <w:r>
+        <w:t>HARDWARE AND SOFTWARE REQUIREMENTS</w:t>
       </w:r>
       <w:bookmarkEnd w:id="3"/>
     </w:p>
     <w:p>
-      <w:pPr>
-        <w:rPr>
-          <w:lang w:val="en-GB"/>
-        </w:rPr>
-      </w:pPr>
-      <w:r>
-        <w:rPr>
-          <w:lang w:val="en-GB"/>
-        </w:rPr>
-        <w:t xml:space="preserve">the scope of this document is to show objectively the fundamental requirements and specific </w:t>
-      </w:r>
-    </w:p>
-    <w:p>
-      <w:pPr>
-        <w:rPr>
-          <w:lang w:val="en-GB"/>
-        </w:rPr>
-      </w:pPr>
-      <w:r>
-        <w:rPr>
-          <w:lang w:val="en-GB"/>
-        </w:rPr>
-        <w:t>ones of the system</w:t>
-      </w:r>
-      <w:r>
-        <w:rPr>
-          <w:lang w:val="en-GB"/>
-        </w:rPr>
-        <w:t>:</w:t>
-      </w:r>
-      <w:r>
-        <w:rPr>
-          <w:lang w:val="en-GB"/>
-        </w:rPr>
-        <w:t xml:space="preserve"> </w:t>
-      </w:r>
-      <w:r>
-        <w:rPr>
-          <w:lang w:val="en-GB"/>
-        </w:rPr>
-        <w:t xml:space="preserve"> Restaurant Manager;</w:t>
-      </w:r>
-      <w:r>
-        <w:rPr>
-          <w:lang w:val="en-GB"/>
-        </w:rPr>
-        <w:t xml:space="preserve"> </w:t>
-      </w:r>
-      <w:r>
-        <w:rPr>
-          <w:lang w:val="en-GB"/>
-        </w:rPr>
-        <w:t>s</w:t>
-      </w:r>
-      <w:r>
-        <w:rPr>
-          <w:lang w:val="en-GB"/>
-        </w:rPr>
-        <w:t>o, we will be doing a review of all the important internal and external aspects of the system with the help of some illustration</w:t>
-      </w:r>
-      <w:r>
-        <w:rPr>
-          <w:lang w:val="en-GB"/>
-        </w:rPr>
-        <w:t>.</w:t>
-      </w:r>
-      <w:r>
-        <w:rPr>
-          <w:lang w:val="en-GB"/>
-        </w:rPr>
-        <w:t xml:space="preserve"> </w:t>
-      </w:r>
-    </w:p>
-    <w:p>
-      <w:pPr>
-        <w:rPr>
-          <w:lang w:val="en-GB"/>
-        </w:rPr>
-      </w:pPr>
-    </w:p>
-    <w:p>
-      <w:pPr>
-        <w:rPr>
-          <w:lang w:val="en-GB"/>
-        </w:rPr>
-      </w:pPr>
-    </w:p>
-    <w:p>
-      <w:pPr>
-        <w:pStyle w:val="Heading3"/>
-        <w:rPr>
-          <w:lang w:val="en-GB"/>
-        </w:rPr>
-      </w:pPr>
-      <w:bookmarkStart w:id="5" w:name="_Toc219416009"/>
-      <w:r>
-        <w:rPr>
-          <w:lang w:val="en-GB"/>
-        </w:rPr>
-        <w:t>OVERVIEW</w:t>
-      </w:r>
-      <w:r>
-        <w:rPr>
-          <w:lang w:val="en-GB"/>
-        </w:rPr>
-        <w:t xml:space="preserve"> OF THE DEFINED SYSTEM</w:t>
-      </w:r>
-      <w:bookmarkEnd w:id="5"/>
-    </w:p>
-    <w:p>
-      <w:pPr>
-        <w:rPr>
-          <w:lang w:val="en-GB"/>
-        </w:rPr>
-      </w:pPr>
-      <w:r>
-        <w:rPr>
-          <w:lang w:val="en-GB"/>
-        </w:rPr>
-        <w:t xml:space="preserve">this product </w:t>
-      </w:r>
-      <w:r>
-        <w:rPr>
-          <w:lang w:val="en-GB"/>
-        </w:rPr>
-        <w:t>provides</w:t>
-      </w:r>
-      <w:r>
-        <w:rPr>
-          <w:lang w:val="en-GB"/>
-        </w:rPr>
-        <w:t xml:space="preserve"> the instruments to manage a small activity, that work in the restaurant </w:t>
-      </w:r>
-      <w:r>
-        <w:rPr>
-          <w:lang w:val="en-GB"/>
-        </w:rPr>
-        <w:t>world.</w:t>
-      </w:r>
-    </w:p>
-    <w:p>
-      <w:pPr>
-        <w:rPr>
-          <w:lang w:val="en-GB"/>
-        </w:rPr>
-      </w:pPr>
-      <w:r>
-        <w:rPr>
-          <w:lang w:val="en-GB"/>
-        </w:rPr>
-        <w:t xml:space="preserve">It </w:t>
-      </w:r>
-      <w:r>
-        <w:rPr>
-          <w:lang w:val="en-GB"/>
-        </w:rPr>
-        <w:t>offers</w:t>
-      </w:r>
-      <w:r>
-        <w:rPr>
-          <w:lang w:val="en-GB"/>
-        </w:rPr>
-        <w:t xml:space="preserve"> some tool to </w:t>
-      </w:r>
-      <w:r>
-        <w:rPr>
-          <w:lang w:val="en-GB"/>
-        </w:rPr>
-        <w:t>synchronize</w:t>
-      </w:r>
-      <w:r>
-        <w:rPr>
-          <w:lang w:val="en-GB"/>
-        </w:rPr>
-        <w:t xml:space="preserve"> in real time the order between the "the hall", the kitchen and the cash desk, but also the management, in fact the system also keep track </w:t>
-      </w:r>
-      <w:r>
-        <w:rPr>
-          <w:lang w:val="en-GB"/>
-        </w:rPr>
-        <w:t>of orders, what they contain and, how it cost at the moment of order</w:t>
-      </w:r>
-      <w:r>
-        <w:rPr>
-          <w:lang w:val="en-GB"/>
-        </w:rPr>
-        <w:t>.</w:t>
-      </w:r>
-      <w:r>
-        <w:rPr>
-          <w:lang w:val="en-GB"/>
-        </w:rPr>
-        <w:t xml:space="preserve"> </w:t>
-      </w:r>
-    </w:p>
-    <w:p>
-      <w:pPr>
-        <w:rPr>
-          <w:lang w:val="en-GB"/>
-        </w:rPr>
-      </w:pPr>
-    </w:p>
-    <w:p>
-      <w:pPr>
-        <w:rPr>
-          <w:lang w:val="en-GB"/>
-        </w:rPr>
-      </w:pPr>
-    </w:p>
-    <w:p>
-      <w:pPr>
-        <w:pStyle w:val="Heading3"/>
-        <w:rPr>
-          <w:lang w:val="en-GB"/>
-        </w:rPr>
-      </w:pPr>
-      <w:bookmarkStart w:id="6" w:name="_Toc219416010"/>
-      <w:r>
-        <w:rPr>
-          <w:lang w:val="en-GB"/>
-        </w:rPr>
-        <w:t>HARDWARE AND SOFTWARE REQUIREMENTS</w:t>
-      </w:r>
-      <w:bookmarkEnd w:id="6"/>
-    </w:p>
-    <w:p>
-      <w:pPr>
-        <w:rPr>
-          <w:lang w:val="en-GB"/>
-        </w:rPr>
-      </w:pPr>
-      <w:r>
-        <w:rPr>
-          <w:lang w:val="en-GB"/>
-        </w:rPr>
-        <w:t xml:space="preserve">The basic hardware requirements of the system are a computer that can run JAR files, that have </w:t>
-      </w:r>
-      <w:r>
-        <w:rPr>
-          <w:lang w:val="en-GB"/>
-        </w:rPr>
+      <w:r>
+        <w:t xml:space="preserve">The basic hardware requirements of the system are a </w:t>
+      </w:r>
+      <w:r>
+        <w:t>device</w:t>
+      </w:r>
+      <w:r>
+        <w:t xml:space="preserve"> for each user</w:t>
+      </w:r>
+      <w:r>
+        <w:t xml:space="preserve"> that can run JAR files</w:t>
+      </w:r>
+      <w:r>
+        <w:t xml:space="preserve"> (client)</w:t>
+      </w:r>
+      <w:r>
+        <w:t xml:space="preserve">, that have </w:t>
+      </w:r>
+      <w:r>
         <w:t>at least</w:t>
       </w:r>
       <w:r>
-        <w:rPr>
-          <w:lang w:val="en-GB"/>
-        </w:rPr>
         <w:t xml:space="preserve"> Java 21, f</w:t>
       </w:r>
       <w:r>
-        <w:rPr>
-          <w:lang w:val="en-GB"/>
-        </w:rPr>
         <w:t>urthermore</w:t>
       </w:r>
       <w:r>
-        <w:rPr>
-          <w:lang w:val="en-GB"/>
-        </w:rPr>
-        <w:t xml:space="preserve"> is necessary a DB to connect (technically the software can start also without that, but is simply useless); </w:t>
-      </w:r>
-    </w:p>
-    <w:p>
-      <w:pPr>
-        <w:rPr>
-          <w:lang w:val="en-GB"/>
-        </w:rPr>
-      </w:pPr>
-      <w:r>
-        <w:rPr>
-          <w:lang w:val="en-GB"/>
-        </w:rPr>
+        <w:t xml:space="preserve"> is necessary a </w:t>
+      </w:r>
+      <w:r>
+        <w:t xml:space="preserve">server over that run a </w:t>
+      </w:r>
+      <w:r>
+        <w:t>DB</w:t>
+      </w:r>
+      <w:r>
+        <w:t>MS</w:t>
+      </w:r>
+      <w:r>
+        <w:t xml:space="preserve"> to connect</w:t>
+      </w:r>
+      <w:r>
+        <w:t xml:space="preserve"> the clients</w:t>
+      </w:r>
+      <w:r>
+        <w:t xml:space="preserve"> (technically the software can start also without that, but is simply useless); </w:t>
+      </w:r>
+    </w:p>
+    <w:p>
+      <w:r>
         <w:t xml:space="preserve">The stored data </w:t>
       </w:r>
       <w:r>
-        <w:rPr>
-          <w:lang w:val="en-GB"/>
-        </w:rPr>
         <w:t xml:space="preserve">(locally and </w:t>
       </w:r>
       <w:r>
         <w:rPr>
           <w:u w:val="single"/>
-          <w:lang w:val="en-GB"/>
         </w:rPr>
         <w:t>not</w:t>
       </w:r>
       <w:r>
+        <w:t xml:space="preserve"> in the DB) </w:t>
+      </w:r>
+      <w:r>
+        <w:t>is extremally small</w:t>
+      </w:r>
+      <w:r>
+        <w:t>, so it’s not necessary a large amount of storage;</w:t>
+      </w:r>
+    </w:p>
+    <w:p>
+      <w:r>
+        <w:t xml:space="preserve">The performance could change </w:t>
+      </w:r>
+      <w:r>
+        <w:t>depending on</w:t>
+      </w:r>
+      <w:r>
+        <w:t xml:space="preserve"> the hardware over the software run, </w:t>
+      </w:r>
+      <w:r>
+        <w:t>the most critical component is the connection speed to the DB and its performance</w:t>
+      </w:r>
+      <w:r>
+        <w:t>.</w:t>
+      </w:r>
+    </w:p>
+    <w:p>
+      <w:pPr>
+        <w:pStyle w:val="Heading3"/>
+      </w:pPr>
+      <w:bookmarkStart w:id="4" w:name="_Toc219656269"/>
+      <w:r>
+        <w:t>RELATED SYSTEMS, PROS AND CONS</w:t>
+      </w:r>
+      <w:bookmarkEnd w:id="4"/>
+    </w:p>
+    <w:p>
+      <w:r>
+        <w:t>Other systems related to the one described in this document are the following:</w:t>
+      </w:r>
+    </w:p>
+    <w:p>
+      <w:r>
         <w:rPr>
-          <w:lang w:val="en-GB"/>
+          <w:b/>
+          <w:bCs/>
         </w:rPr>
-        <w:t xml:space="preserve"> in the DB) </w:t>
-      </w:r>
+        <w:t>Lightspeed Restaurant</w:t>
+      </w:r>
+      <w:r>
+        <w:br/>
+        <w:t>Lightspeed Restaurant is a commercial restaurant management system designed for handling orders, tables, staff roles and billing operations.</w:t>
+      </w:r>
+      <w:r>
+        <w:br/>
+        <w:t xml:space="preserve">Among its main advantages there is a very complete set of features, including inventory management, analytics and cloud-based access, which makes it suitable for medium </w:t>
+      </w:r>
+      <w:r>
+        <w:lastRenderedPageBreak/>
+        <w:t>and large restaurants.</w:t>
+      </w:r>
+      <w:r>
+        <w:br/>
+        <w:t>However, as a drawback, it is a closed and proprietary system, not easily customizable, and strongly dependent on a stable internet connection. Moreover, its complexity can be excessive for small restaurants and requires a non-negligible learning curve.</w:t>
+      </w:r>
+    </w:p>
+    <w:p>
       <w:r>
         <w:rPr>
-          <w:lang w:val="en-GB"/>
+          <w:b/>
+          <w:bCs/>
         </w:rPr>
-        <w:t>is extremally small</w:t>
-      </w:r>
-      <w:r>
-        <w:rPr>
-          <w:lang w:val="en-GB"/>
-        </w:rPr>
-        <w:t>, so it’s not necessary a large amount of storage;</w:t>
-      </w:r>
-    </w:p>
-    <w:p>
-      <w:pPr>
-        <w:rPr>
-          <w:lang w:val="en-GB"/>
-        </w:rPr>
-      </w:pPr>
-      <w:r>
-        <w:rPr>
-          <w:lang w:val="en-GB"/>
-        </w:rPr>
-        <w:t xml:space="preserve">The performance could change </w:t>
-      </w:r>
-      <w:r>
-        <w:rPr>
-          <w:lang w:val="en-GB"/>
-        </w:rPr>
-        <w:t>depending on</w:t>
-      </w:r>
-      <w:r>
-        <w:rPr>
-          <w:lang w:val="en-GB"/>
-        </w:rPr>
-        <w:t xml:space="preserve"> the hardware over the software run, </w:t>
-      </w:r>
-      <w:r>
-        <w:rPr>
-          <w:lang w:val="en-GB"/>
-        </w:rPr>
-        <w:t>the most critical component is the connection speed to the DB and its performance</w:t>
-      </w:r>
-      <w:r>
-        <w:rPr>
-          <w:lang w:val="en-GB"/>
-        </w:rPr>
-        <w:t>.</w:t>
-      </w:r>
-    </w:p>
-    <w:p>
-      <w:pPr>
-        <w:rPr>
-          <w:lang w:val="en-GB"/>
-        </w:rPr>
-      </w:pPr>
-    </w:p>
+        <w:t>Square for Restaurants</w:t>
+      </w:r>
+      <w:r>
+        <w:br/>
+        <w:t>Square for Restaurants is a point-of-sale system that allows order management, staff coordination and basic reporting functionalities.</w:t>
+      </w:r>
+      <w:r>
+        <w:br/>
+        <w:t>Its main strengths are the simplicity of use, the modern interface and the integration with payment systems.</w:t>
+      </w:r>
+      <w:r>
+        <w:br/>
+        <w:t>On the other hand, the system is primarily focused on sales and billing, offering limited flexibility in role-based workflow customization and internal process management. In addition, advanced features are available only through paid plans.</w:t>
+      </w:r>
+    </w:p>
+    <w:p>
+      <w:r>
+        <w:t>Compared to these systems, the developed application focuses on a clearer separation of roles (manager, waiter and kitchen staff) and on a structured internal architecture, prioritizing modularity and clarity of responsibilities over commercial completeness.</w:t>
+      </w:r>
+    </w:p>
+    <w:p/>
+    <w:p/>
     <w:p>
       <w:pPr>
         <w:pStyle w:val="Heading2"/>
-        <w:rPr>
-          <w:lang w:val="en-GB"/>
-        </w:rPr>
-      </w:pPr>
-      <w:bookmarkStart w:id="7" w:name="_Toc219416011"/>
-      <w:r>
-        <w:rPr>
-          <w:lang w:val="en-GB"/>
-        </w:rPr>
+      </w:pPr>
+      <w:bookmarkStart w:id="5" w:name="_Toc219656270"/>
+      <w:r>
         <w:t>USER STORY:</w:t>
       </w:r>
-      <w:bookmarkEnd w:id="7"/>
-    </w:p>
-    <w:p>
-      <w:pPr>
+      <w:bookmarkEnd w:id="5"/>
+    </w:p>
+    <w:p>
+      <w:pPr>
+        <w:pStyle w:val="ListParagraph"/>
         <w:numPr>
           <w:ilvl w:val="0"/>
           <w:numId w:val="5"/>
         </w:numPr>
-        <w:rPr>
-          <w:lang w:val="en-GB"/>
-        </w:rPr>
-      </w:pPr>
-      <w:r>
-        <w:rPr>
-          <w:lang w:val="en-GB"/>
-        </w:rPr>
+      </w:pPr>
+      <w:r>
         <w:t xml:space="preserve">As a restaurant manager, I want to keep track of all customer orders, so that I can improve service and </w:t>
       </w:r>
       <w:r>
-        <w:rPr>
-          <w:lang w:val="en-GB"/>
-        </w:rPr>
         <w:t>accuracy.</w:t>
       </w:r>
     </w:p>
     <w:p>
       <w:pPr>
+        <w:pStyle w:val="ListParagraph"/>
         <w:numPr>
           <w:ilvl w:val="0"/>
           <w:numId w:val="5"/>
         </w:numPr>
-        <w:rPr>
-          <w:lang w:val="en-GB"/>
-        </w:rPr>
-      </w:pPr>
-      <w:r>
-        <w:rPr>
-          <w:lang w:val="en-GB"/>
-        </w:rPr>
-        <w:t xml:space="preserve">As a waiter, I want to be able to send orders to the kitchen quickly, so that customers receive their food </w:t>
-      </w:r>
-      <w:r>
-        <w:rPr>
-          <w:lang w:val="en-GB"/>
-        </w:rPr>
+      </w:pPr>
+      <w:r>
+        <w:t xml:space="preserve">As a waiter, I want to send orders </w:t>
+      </w:r>
+      <w:r>
+        <w:t>at</w:t>
+      </w:r>
+      <w:r>
+        <w:t xml:space="preserve"> the kitchen quickly, so that customers receive their food </w:t>
+      </w:r>
+      <w:r>
         <w:t>faster.</w:t>
       </w:r>
     </w:p>
     <w:p>
       <w:pPr>
+        <w:pStyle w:val="ListParagraph"/>
         <w:numPr>
           <w:ilvl w:val="0"/>
           <w:numId w:val="5"/>
         </w:numPr>
-        <w:rPr>
-          <w:lang w:val="en-GB"/>
-        </w:rPr>
-      </w:pPr>
-      <w:r>
-        <w:rPr>
-          <w:lang w:val="en-GB"/>
-        </w:rPr>
+      </w:pPr>
+      <w:r>
         <w:t xml:space="preserve">As a cashier, I want to see everything a table has ordered, so that I can prepare the bill </w:t>
       </w:r>
       <w:r>
-        <w:rPr>
-          <w:lang w:val="en-GB"/>
-        </w:rPr>
         <w:t>efficiently.</w:t>
       </w:r>
     </w:p>
     <w:p>
       <w:pPr>
+        <w:pStyle w:val="ListParagraph"/>
         <w:numPr>
           <w:ilvl w:val="0"/>
           <w:numId w:val="5"/>
         </w:numPr>
-        <w:rPr>
-          <w:lang w:val="en-GB"/>
-        </w:rPr>
-      </w:pPr>
-      <w:r>
-        <w:rPr>
-          <w:lang w:val="en-GB"/>
-        </w:rPr>
+      </w:pPr>
+      <w:r>
         <w:t>As a cashier, I want to see the total bill, so that I can charge the customer correctly.</w:t>
       </w:r>
     </w:p>
     <w:p>
       <w:pPr>
+        <w:pStyle w:val="ListParagraph"/>
         <w:numPr>
           <w:ilvl w:val="0"/>
           <w:numId w:val="5"/>
         </w:numPr>
-        <w:rPr>
-          <w:lang w:val="en-GB"/>
-        </w:rPr>
-      </w:pPr>
-      <w:r>
-        <w:rPr>
-          <w:lang w:val="en-GB"/>
-        </w:rPr>
+      </w:pPr>
+      <w:r>
         <w:t xml:space="preserve">As a waiter, I want to be able to </w:t>
       </w:r>
       <w:r>
-        <w:rPr>
-          <w:lang w:val="en-GB"/>
-        </w:rPr>
         <w:t>custom</w:t>
       </w:r>
       <w:r>
-        <w:rPr>
-          <w:lang w:val="en-GB"/>
-        </w:rPr>
         <w:t xml:space="preserve"> </w:t>
       </w:r>
       <w:r>
-        <w:rPr>
-          <w:lang w:val="en-GB"/>
-        </w:rPr>
         <w:t xml:space="preserve">an </w:t>
       </w:r>
       <w:r>
-        <w:rPr>
-          <w:lang w:val="en-GB"/>
-        </w:rPr>
         <w:t>order</w:t>
       </w:r>
       <w:r>
-        <w:rPr>
-          <w:lang w:val="en-GB"/>
-        </w:rPr>
         <w:t>, so that the customer can have a customized item.</w:t>
       </w:r>
     </w:p>
     <w:p>
       <w:pPr>
+        <w:pStyle w:val="ListParagraph"/>
         <w:numPr>
           <w:ilvl w:val="0"/>
           <w:numId w:val="5"/>
         </w:numPr>
+      </w:pPr>
+      <w:r>
+        <w:t>As a waiter, I want to be able to delete</w:t>
+      </w:r>
+      <w:r>
+        <w:t xml:space="preserve">, </w:t>
+      </w:r>
+      <w:r>
+        <w:t>so that I can easily handle situations when the customer changes their mind</w:t>
+      </w:r>
+      <w:r>
+        <w:t>.</w:t>
+      </w:r>
+    </w:p>
+    <w:p/>
+    <w:p>
+      <w:pPr>
+        <w:pStyle w:val="Heading2"/>
+      </w:pPr>
+      <w:bookmarkStart w:id="6" w:name="_Toc219656271"/>
+      <w:r>
+        <w:t>FUNTIONAL REQUIREMENTS:</w:t>
+      </w:r>
+      <w:bookmarkEnd w:id="6"/>
+    </w:p>
+    <w:p>
+      <w:r>
         <w:rPr>
-          <w:lang w:val="en-GB"/>
+          <w:color w:val="E97132" w:themeColor="accent2"/>
         </w:rPr>
-      </w:pPr>
+        <w:t>F_Req1</w:t>
+      </w:r>
+      <w:r>
+        <w:t xml:space="preserve">: </w:t>
+      </w:r>
+      <w:r>
+        <w:t>The system must keep track of all orders that are placed (and their status).</w:t>
+      </w:r>
+    </w:p>
+    <w:p>
       <w:r>
         <w:rPr>
-          <w:lang w:val="en-GB"/>
+          <w:color w:val="E97132" w:themeColor="accent2"/>
         </w:rPr>
-        <w:t>As a waiter, I want to be able to delete</w:t>
-      </w:r>
+        <w:t>F_Req2</w:t>
+      </w:r>
+      <w:r>
+        <w:t xml:space="preserve">: </w:t>
+      </w:r>
+      <w:r>
+        <w:t>The system must offer the possibility of communication between different users.</w:t>
+      </w:r>
+    </w:p>
+    <w:p>
       <w:r>
         <w:rPr>
-          <w:lang w:val="en-GB"/>
+          <w:color w:val="E97132" w:themeColor="accent2"/>
         </w:rPr>
-        <w:t xml:space="preserve">, </w:t>
-      </w:r>
+        <w:t>F_Req3</w:t>
+      </w:r>
+      <w:r>
+        <w:t xml:space="preserve">: </w:t>
+      </w:r>
+      <w:r>
+        <w:t>The system must offer the possibility to see the orders placed from a particular table.</w:t>
+      </w:r>
+    </w:p>
+    <w:p>
       <w:r>
         <w:rPr>
-          <w:lang w:val="en-GB"/>
-        </w:rPr>
-        <w:t>so that I can easily handle situations when the customer changes their mind</w:t>
-      </w:r>
-      <w:r>
-        <w:rPr>
-          <w:lang w:val="en-GB"/>
-        </w:rPr>
-        <w:t>.</w:t>
-      </w:r>
-    </w:p>
-    <w:p>
-      <w:pPr>
-        <w:ind w:left="360"/>
-        <w:rPr>
-          <w:lang w:val="en-GB"/>
-        </w:rPr>
-      </w:pPr>
-    </w:p>
-    <w:p>
-      <w:pPr>
-        <w:pStyle w:val="Heading2"/>
-      </w:pPr>
-      <w:bookmarkStart w:id="8" w:name="_Toc219416012"/>
-      <w:r>
-        <w:t>FUNTIONAL REQUIREMENTS:</w:t>
-      </w:r>
-      <w:bookmarkEnd w:id="8"/>
-    </w:p>
-    <w:p>
-      <w:pPr>
-        <w:pStyle w:val="ListParagraph"/>
-        <w:numPr>
-          <w:ilvl w:val="0"/>
-          <w:numId w:val="4"/>
-        </w:numPr>
-        <w:rPr>
-          <w:lang w:val="en-GB"/>
-        </w:rPr>
-      </w:pPr>
-      <w:r>
-        <w:rPr>
-          <w:lang w:val="en-GB"/>
-        </w:rPr>
-        <w:t>T</w:t>
-      </w:r>
-      <w:r>
-        <w:rPr>
-          <w:lang w:val="en-GB"/>
-        </w:rPr>
-        <w:t>he system must keep track of all orders that are placed (and their status)</w:t>
-      </w:r>
-      <w:r>
-        <w:rPr>
-          <w:lang w:val="en-GB"/>
-        </w:rPr>
-        <w:t>.</w:t>
-      </w:r>
-    </w:p>
-    <w:p>
-      <w:pPr>
-        <w:pStyle w:val="ListParagraph"/>
-        <w:numPr>
-          <w:ilvl w:val="0"/>
-          <w:numId w:val="4"/>
-        </w:numPr>
-        <w:rPr>
-          <w:lang w:val="en-GB"/>
-        </w:rPr>
-      </w:pPr>
-      <w:r>
-        <w:rPr>
-          <w:lang w:val="en-GB"/>
-        </w:rPr>
-        <w:t>T</w:t>
-      </w:r>
-      <w:r>
-        <w:rPr>
-          <w:lang w:val="en-GB"/>
-        </w:rPr>
-        <w:t>he system must offer the possibility of communication between different users</w:t>
-      </w:r>
-      <w:r>
-        <w:rPr>
-          <w:lang w:val="en-GB"/>
-        </w:rPr>
-        <w:t>.</w:t>
-      </w:r>
-    </w:p>
-    <w:p>
-      <w:pPr>
-        <w:pStyle w:val="ListParagraph"/>
-        <w:numPr>
-          <w:ilvl w:val="0"/>
-          <w:numId w:val="4"/>
-        </w:numPr>
-        <w:rPr>
-          <w:lang w:val="en-GB"/>
-        </w:rPr>
-      </w:pPr>
-      <w:r>
-        <w:rPr>
-          <w:lang w:val="en-GB"/>
-        </w:rPr>
-        <w:t>T</w:t>
-      </w:r>
-      <w:r>
-        <w:rPr>
-          <w:lang w:val="en-GB"/>
-        </w:rPr>
-        <w:t>he system must offer the possibility to see the orders placed from a particular table</w:t>
-      </w:r>
-      <w:r>
-        <w:rPr>
-          <w:lang w:val="en-GB"/>
-        </w:rPr>
-        <w:t>.</w:t>
-      </w:r>
-    </w:p>
-    <w:p>
-      <w:pPr>
-        <w:pStyle w:val="ListParagraph"/>
-        <w:numPr>
-          <w:ilvl w:val="0"/>
-          <w:numId w:val="4"/>
-        </w:numPr>
-        <w:rPr>
-          <w:lang w:val="en-GB"/>
-        </w:rPr>
-      </w:pPr>
-      <w:r>
-        <w:rPr>
-          <w:lang w:val="en-GB"/>
-        </w:rPr>
-        <w:t>T</w:t>
-      </w:r>
-      <w:r>
-        <w:rPr>
-          <w:lang w:val="en-GB"/>
-        </w:rPr>
-        <w:t>he system must offer the possibility to calculate and display the total bill</w:t>
-      </w:r>
-      <w:r>
-        <w:rPr>
-          <w:lang w:val="en-GB"/>
-        </w:rPr>
-        <w:t>.</w:t>
-      </w:r>
-    </w:p>
-    <w:p>
-      <w:pPr>
-        <w:pStyle w:val="ListParagraph"/>
-        <w:numPr>
-          <w:ilvl w:val="0"/>
-          <w:numId w:val="4"/>
-        </w:numPr>
-        <w:rPr>
-          <w:lang w:val="en-GB"/>
-        </w:rPr>
-      </w:pPr>
-      <w:r>
-        <w:rPr>
-          <w:lang w:val="en-GB"/>
-        </w:rPr>
-        <w:t>The system must offer the possibility add some customization at the order and add some notes.</w:t>
-      </w:r>
-    </w:p>
-    <w:p>
-      <w:pPr>
-        <w:pStyle w:val="ListParagraph"/>
-        <w:numPr>
-          <w:ilvl w:val="0"/>
-          <w:numId w:val="4"/>
-        </w:numPr>
-        <w:rPr>
-          <w:lang w:val="en-GB"/>
-        </w:rPr>
-      </w:pPr>
-      <w:commentRangeStart w:id="9"/>
-      <w:r>
-        <w:rPr>
-          <w:lang w:val="en-GB"/>
-        </w:rPr>
-        <w:t xml:space="preserve">The system must offer the possibility to delete some order. </w:t>
-      </w:r>
-      <w:commentRangeEnd w:id="9"/>
-      <w:r>
-        <w:rPr>
-          <w:rStyle w:val="CommentReference"/>
-        </w:rPr>
-        <w:commentReference w:id="9"/>
-      </w:r>
-    </w:p>
-    <w:p>
-      <w:pPr>
-        <w:pStyle w:val="Heading2"/>
-        <w:rPr>
-          <w:lang w:val="en-GB"/>
-        </w:rPr>
-      </w:pPr>
-      <w:bookmarkStart w:id="10" w:name="_Toc219416013"/>
-      <w:r>
-        <w:rPr>
-          <w:lang w:val="en-GB"/>
+          <w:color w:val="E97132" w:themeColor="accent2"/>
         </w:rPr>
         <w:lastRenderedPageBreak/>
+        <w:t>F_Req4</w:t>
+      </w:r>
+      <w:r>
+        <w:t>:</w:t>
+      </w:r>
+      <w:r>
+        <w:t xml:space="preserve"> </w:t>
+      </w:r>
+      <w:r>
+        <w:t>The system must offer the possibility to calculate and display the total bill.</w:t>
+      </w:r>
+    </w:p>
+    <w:p>
+      <w:r>
+        <w:rPr>
+          <w:color w:val="E97132" w:themeColor="accent2"/>
+        </w:rPr>
+        <w:t>F_Req5</w:t>
+      </w:r>
+      <w:r>
+        <w:t xml:space="preserve">: </w:t>
+      </w:r>
+      <w:r>
+        <w:t>The system must offer the possibility add some customization at the order and add some notes.</w:t>
+      </w:r>
+    </w:p>
+    <w:p>
+      <w:r>
+        <w:rPr>
+          <w:color w:val="E97132" w:themeColor="accent2"/>
+        </w:rPr>
+        <w:t>F_Req6</w:t>
+      </w:r>
+      <w:r>
+        <w:t xml:space="preserve">: </w:t>
+      </w:r>
+      <w:r>
+        <w:t xml:space="preserve">The system must offer the possibility to delete some order. </w:t>
+      </w:r>
+    </w:p>
+    <w:p>
+      <w:pPr>
+        <w:pStyle w:val="Heading2"/>
+      </w:pPr>
+    </w:p>
+    <w:p>
+      <w:pPr>
+        <w:pStyle w:val="Heading2"/>
+      </w:pPr>
+    </w:p>
+    <w:p>
+      <w:pPr>
+        <w:pStyle w:val="Heading2"/>
+      </w:pPr>
+    </w:p>
+    <w:p>
+      <w:pPr>
+        <w:pStyle w:val="Heading2"/>
+      </w:pPr>
+    </w:p>
+    <w:p>
+      <w:pPr>
+        <w:rPr>
+          <w:rFonts w:asciiTheme="majorHAnsi" w:eastAsiaTheme="majorEastAsia" w:hAnsiTheme="majorHAnsi" w:cstheme="majorBidi"/>
+          <w:color w:val="0F4761" w:themeColor="accent1" w:themeShade="BF"/>
+          <w:sz w:val="32"/>
+          <w:szCs w:val="32"/>
+        </w:rPr>
+      </w:pPr>
+      <w:r>
+        <w:br w:type="page"/>
+      </w:r>
+    </w:p>
+    <w:p>
+      <w:pPr>
+        <w:pStyle w:val="Heading2"/>
+      </w:pPr>
+      <w:bookmarkStart w:id="7" w:name="_Toc219656272"/>
+      <w:r>
+        <w:lastRenderedPageBreak/>
         <w:t>USE CASES</w:t>
       </w:r>
-      <w:bookmarkEnd w:id="10"/>
+      <w:bookmarkEnd w:id="7"/>
     </w:p>
     <w:p>
       <w:pPr>
         <w:pStyle w:val="Heading3"/>
-        <w:rPr>
-          <w:lang w:val="en-GB"/>
-        </w:rPr>
-      </w:pPr>
-      <w:bookmarkStart w:id="11" w:name="_Toc219416014"/>
-      <w:r>
-        <w:rPr>
-          <w:lang w:val="en-GB"/>
-        </w:rPr>
+      </w:pPr>
+      <w:bookmarkStart w:id="8" w:name="_Toc219656273"/>
+      <w:r>
         <w:t>OVERVIEW DIAGRAM</w:t>
       </w:r>
       <w:r>
-        <w:rPr>
-          <w:lang w:val="en-GB"/>
-        </w:rPr>
         <w:t>:</w:t>
       </w:r>
-      <w:bookmarkEnd w:id="11"/>
+      <w:bookmarkEnd w:id="8"/>
     </w:p>
     <w:p>
       <w:pPr>
         <w:pStyle w:val="Heading3"/>
-        <w:rPr>
-          <w:lang w:val="en-GB"/>
-        </w:rPr>
-      </w:pPr>
-      <w:bookmarkStart w:id="12" w:name="_Toc213768005"/>
-      <w:bookmarkStart w:id="13" w:name="_Toc219416015"/>
-      <w:commentRangeStart w:id="14"/>
-      <w:commentRangeEnd w:id="14"/>
-      <w:r>
-        <w:rPr>
-          <w:rStyle w:val="CommentReference"/>
-        </w:rPr>
-        <w:commentReference w:id="14"/>
-      </w:r>
-      <w:bookmarkEnd w:id="12"/>
+      </w:pPr>
+      <w:bookmarkStart w:id="9" w:name="_Toc219656274"/>
       <w:r>
         <w:rPr>
           <w:noProof/>
-          <w:lang w:val="en-GB"/>
         </w:rPr>
         <w:drawing>
           <wp:anchor distT="0" distB="0" distL="114300" distR="114300" simplePos="0" relativeHeight="251663360" behindDoc="1" locked="0" layoutInCell="1" allowOverlap="1" wp14:anchorId="5C5FE901" wp14:editId="6B9C93A8">
@@ -2960,7 +3647,7 @@
                     <pic:cNvPicPr/>
                   </pic:nvPicPr>
                   <pic:blipFill>
-                    <a:blip r:embed="rId12" cstate="print">
+                    <a:blip r:embed="rId8" cstate="print">
                       <a:extLst>
                         <a:ext uri="{28A0092B-C50C-407E-A947-70E740481C1C}">
                           <a14:useLocalDpi xmlns:a14="http://schemas.microsoft.com/office/drawing/2010/main" val="0"/>
@@ -2992,25 +3679,12 @@
           </wp:anchor>
         </w:drawing>
       </w:r>
-      <w:bookmarkEnd w:id="13"/>
+      <w:bookmarkEnd w:id="9"/>
     </w:p>
     <w:p>
       <w:pPr>
         <w:pStyle w:val="Heading3"/>
-        <w:rPr>
-          <w:lang w:val="en-GB"/>
-        </w:rPr>
-      </w:pPr>
-      <w:bookmarkStart w:id="15" w:name="_Toc219416016"/>
-      <w:commentRangeStart w:id="16"/>
-      <w:commentRangeEnd w:id="16"/>
-      <w:r>
-        <w:rPr>
-          <w:rStyle w:val="CommentReference"/>
-        </w:rPr>
-        <w:commentReference w:id="16"/>
-      </w:r>
-      <w:bookmarkEnd w:id="15"/>
+      </w:pPr>
     </w:p>
     <w:p>
       <w:pPr>
@@ -3019,38 +3693,25 @@
           <w:color w:val="0F4761" w:themeColor="accent1" w:themeShade="BF"/>
           <w:sz w:val="28"/>
           <w:szCs w:val="28"/>
-          <w:lang w:val="en-GB"/>
         </w:rPr>
       </w:pPr>
       <w:r>
-        <w:rPr>
-          <w:lang w:val="en-GB"/>
-        </w:rPr>
         <w:br w:type="page"/>
       </w:r>
     </w:p>
     <w:p>
       <w:pPr>
         <w:pStyle w:val="Heading3"/>
-        <w:rPr>
-          <w:lang w:val="en-GB"/>
-        </w:rPr>
-      </w:pPr>
-      <w:bookmarkStart w:id="17" w:name="_Toc219416017"/>
-      <w:r>
-        <w:rPr>
-          <w:lang w:val="en-GB"/>
-        </w:rPr>
+      </w:pPr>
+      <w:bookmarkStart w:id="10" w:name="_Toc219656275"/>
+      <w:r>
         <w:lastRenderedPageBreak/>
         <w:t>INTERNAL STEP</w:t>
       </w:r>
       <w:r>
-        <w:rPr>
-          <w:lang w:val="en-GB"/>
-        </w:rPr>
         <w:t>:</w:t>
       </w:r>
-      <w:bookmarkEnd w:id="17"/>
+      <w:bookmarkEnd w:id="10"/>
     </w:p>
     <w:p>
       <w:pPr>
@@ -3059,44 +3720,23 @@
           <w:ilvl w:val="0"/>
           <w:numId w:val="7"/>
         </w:numPr>
-        <w:rPr>
-          <w:lang w:val="en-GB"/>
-        </w:rPr>
-      </w:pPr>
-      <w:r>
-        <w:rPr>
-          <w:lang w:val="en-GB"/>
-        </w:rPr>
+      </w:pPr>
+      <w:r>
         <w:t xml:space="preserve"> </w:t>
       </w:r>
       <w:r>
-        <w:rPr>
-          <w:lang w:val="en-GB"/>
-        </w:rPr>
         <w:t xml:space="preserve">Name: </w:t>
       </w:r>
       <w:r>
-        <w:rPr>
-          <w:lang w:val="en-GB"/>
-        </w:rPr>
         <w:t>“i</w:t>
       </w:r>
       <w:r>
-        <w:rPr>
-          <w:lang w:val="en-GB"/>
-        </w:rPr>
         <w:t xml:space="preserve">nsert item in the </w:t>
       </w:r>
       <w:r>
-        <w:rPr>
-          <w:lang w:val="en-GB"/>
-        </w:rPr>
         <w:t>menu</w:t>
       </w:r>
       <w:r>
-        <w:rPr>
-          <w:lang w:val="en-GB"/>
-        </w:rPr>
         <w:t>”</w:t>
       </w:r>
     </w:p>
@@ -3107,32 +3747,17 @@
           <w:ilvl w:val="0"/>
           <w:numId w:val="6"/>
         </w:numPr>
-        <w:rPr>
-          <w:lang w:val="en-GB"/>
-        </w:rPr>
-      </w:pPr>
-      <w:r>
-        <w:rPr>
-          <w:lang w:val="en-GB"/>
-        </w:rPr>
+      </w:pPr>
+      <w:r>
         <w:t xml:space="preserve">The manager </w:t>
       </w:r>
       <w:r>
-        <w:rPr>
-          <w:lang w:val="en-GB"/>
-        </w:rPr>
         <w:t>requires insertion o</w:t>
       </w:r>
       <w:r>
-        <w:rPr>
-          <w:lang w:val="en-GB"/>
-        </w:rPr>
         <w:t xml:space="preserve">f an item in the </w:t>
       </w:r>
       <w:r>
-        <w:rPr>
-          <w:lang w:val="en-GB"/>
-        </w:rPr>
         <w:t>menu</w:t>
       </w:r>
     </w:p>
@@ -3143,44 +3768,23 @@
           <w:ilvl w:val="0"/>
           <w:numId w:val="6"/>
         </w:numPr>
-        <w:rPr>
-          <w:lang w:val="en-GB"/>
-        </w:rPr>
-      </w:pPr>
-      <w:r>
-        <w:rPr>
-          <w:lang w:val="en-GB"/>
-        </w:rPr>
+      </w:pPr>
+      <w:r>
         <w:t xml:space="preserve">The </w:t>
       </w:r>
       <w:r>
-        <w:rPr>
-          <w:lang w:val="en-GB"/>
-        </w:rPr>
         <w:t>system</w:t>
       </w:r>
       <w:r>
-        <w:rPr>
-          <w:lang w:val="en-GB"/>
-        </w:rPr>
         <w:t xml:space="preserve"> </w:t>
       </w:r>
       <w:r>
-        <w:rPr>
-          <w:lang w:val="en-GB"/>
-        </w:rPr>
         <w:t>gives</w:t>
       </w:r>
       <w:r>
-        <w:rPr>
-          <w:lang w:val="en-GB"/>
-        </w:rPr>
         <w:t xml:space="preserve"> at t</w:t>
       </w:r>
       <w:r>
-        <w:rPr>
-          <w:lang w:val="en-GB"/>
-        </w:rPr>
         <w:t>he manager a form to compile</w:t>
       </w:r>
     </w:p>
@@ -3191,42 +3795,21 @@
           <w:ilvl w:val="0"/>
           <w:numId w:val="6"/>
         </w:numPr>
-        <w:rPr>
-          <w:lang w:val="en-GB"/>
-        </w:rPr>
-      </w:pPr>
-      <w:r>
-        <w:rPr>
-          <w:lang w:val="en-GB"/>
-        </w:rPr>
+      </w:pPr>
+      <w:r>
         <w:t xml:space="preserve">The system </w:t>
       </w:r>
       <w:r>
-        <w:rPr>
-          <w:lang w:val="en-GB"/>
-        </w:rPr>
         <w:t>inserts</w:t>
       </w:r>
       <w:r>
-        <w:rPr>
-          <w:lang w:val="en-GB"/>
-        </w:rPr>
         <w:t xml:space="preserve"> the item in the </w:t>
       </w:r>
       <w:r>
-        <w:rPr>
-          <w:lang w:val="en-GB"/>
-        </w:rPr>
         <w:t>menu</w:t>
       </w:r>
     </w:p>
-    <w:p>
-      <w:pPr>
-        <w:rPr>
-          <w:lang w:val="en-GB"/>
-        </w:rPr>
-      </w:pPr>
-    </w:p>
+    <w:p/>
     <w:p>
       <w:pPr>
         <w:pStyle w:val="ListParagraph"/>
@@ -3234,38 +3817,20 @@
           <w:ilvl w:val="0"/>
           <w:numId w:val="7"/>
         </w:numPr>
-        <w:rPr>
-          <w:lang w:val="en-GB"/>
-        </w:rPr>
-      </w:pPr>
-      <w:r>
-        <w:rPr>
-          <w:lang w:val="en-GB"/>
-        </w:rPr>
+      </w:pPr>
+      <w:r>
         <w:t xml:space="preserve"> </w:t>
       </w:r>
       <w:r>
-        <w:rPr>
-          <w:lang w:val="en-GB"/>
-        </w:rPr>
         <w:t>Name: “</w:t>
       </w:r>
       <w:r>
-        <w:rPr>
-          <w:lang w:val="en-GB"/>
-        </w:rPr>
         <w:t>create an order</w:t>
       </w:r>
       <w:r>
-        <w:rPr>
-          <w:lang w:val="en-GB"/>
-        </w:rPr>
         <w:t>”</w:t>
       </w:r>
       <w:r>
-        <w:rPr>
-          <w:lang w:val="en-GB"/>
-        </w:rPr>
         <w:t>:</w:t>
       </w:r>
     </w:p>
@@ -3276,44 +3841,23 @@
           <w:ilvl w:val="0"/>
           <w:numId w:val="8"/>
         </w:numPr>
-        <w:rPr>
-          <w:lang w:val="en-GB"/>
-        </w:rPr>
-      </w:pPr>
-      <w:r>
-        <w:rPr>
-          <w:lang w:val="en-GB"/>
-        </w:rPr>
+      </w:pPr>
+      <w:r>
         <w:t xml:space="preserve">The </w:t>
       </w:r>
       <w:r>
-        <w:rPr>
-          <w:lang w:val="en-GB"/>
-        </w:rPr>
         <w:t>waiter</w:t>
       </w:r>
       <w:r>
-        <w:rPr>
-          <w:lang w:val="en-GB"/>
-        </w:rPr>
         <w:t xml:space="preserve"> </w:t>
       </w:r>
       <w:r>
-        <w:rPr>
-          <w:lang w:val="en-GB"/>
-        </w:rPr>
         <w:t>wants</w:t>
       </w:r>
       <w:r>
-        <w:rPr>
-          <w:lang w:val="en-GB"/>
-        </w:rPr>
         <w:t xml:space="preserve"> to place</w:t>
       </w:r>
       <w:r>
-        <w:rPr>
-          <w:lang w:val="en-GB"/>
-        </w:rPr>
         <w:t xml:space="preserve"> an order</w:t>
       </w:r>
     </w:p>
@@ -3324,38 +3868,20 @@
           <w:ilvl w:val="0"/>
           <w:numId w:val="8"/>
         </w:numPr>
-        <w:rPr>
-          <w:lang w:val="en-GB"/>
-        </w:rPr>
-      </w:pPr>
-      <w:r>
-        <w:rPr>
-          <w:lang w:val="en-GB"/>
-        </w:rPr>
+      </w:pPr>
+      <w:r>
         <w:t xml:space="preserve">The system </w:t>
       </w:r>
       <w:r>
-        <w:rPr>
-          <w:lang w:val="en-GB"/>
-        </w:rPr>
         <w:t>offers</w:t>
       </w:r>
       <w:r>
-        <w:rPr>
-          <w:lang w:val="en-GB"/>
-        </w:rPr>
         <w:t xml:space="preserve"> him a form to compile, where him insert the table and what </w:t>
       </w:r>
       <w:r>
-        <w:rPr>
-          <w:lang w:val="en-GB"/>
-        </w:rPr>
         <w:t xml:space="preserve">item the guest </w:t>
       </w:r>
       <w:r>
-        <w:rPr>
-          <w:lang w:val="en-GB"/>
-        </w:rPr>
         <w:t>wants</w:t>
       </w:r>
     </w:p>
@@ -3366,68 +3892,35 @@
           <w:ilvl w:val="0"/>
           <w:numId w:val="8"/>
         </w:numPr>
-        <w:rPr>
-          <w:lang w:val="en-GB"/>
-        </w:rPr>
-      </w:pPr>
-      <w:r>
-        <w:rPr>
-          <w:lang w:val="en-GB"/>
-        </w:rPr>
+      </w:pPr>
+      <w:r>
         <w:t xml:space="preserve">The system </w:t>
       </w:r>
       <w:r>
-        <w:rPr>
-          <w:lang w:val="en-GB"/>
-        </w:rPr>
         <w:t>records</w:t>
       </w:r>
       <w:r>
-        <w:rPr>
-          <w:lang w:val="en-GB"/>
-        </w:rPr>
         <w:t xml:space="preserve"> the order and </w:t>
       </w:r>
       <w:r>
-        <w:rPr>
-          <w:lang w:val="en-GB"/>
-        </w:rPr>
         <w:t>sends</w:t>
       </w:r>
       <w:r>
-        <w:rPr>
-          <w:lang w:val="en-GB"/>
-        </w:rPr>
         <w:t xml:space="preserve"> it at </w:t>
       </w:r>
       <w:r>
-        <w:rPr>
-          <w:lang w:val="en-GB"/>
-        </w:rPr>
         <w:t>another</w:t>
       </w:r>
       <w:r>
-        <w:rPr>
-          <w:lang w:val="en-GB"/>
-        </w:rPr>
         <w:t xml:space="preserve"> </w:t>
       </w:r>
       <w:r>
-        <w:rPr>
-          <w:lang w:val="en-GB"/>
-        </w:rPr>
         <w:t>device</w:t>
       </w:r>
       <w:r>
-        <w:rPr>
-          <w:lang w:val="en-GB"/>
-        </w:rPr>
         <w:t xml:space="preserve">: kitchen and </w:t>
       </w:r>
       <w:r>
-        <w:rPr>
-          <w:lang w:val="en-GB"/>
-        </w:rPr>
         <w:t>cashier</w:t>
       </w:r>
     </w:p>
@@ -3438,56 +3931,29 @@
           <w:ilvl w:val="0"/>
           <w:numId w:val="8"/>
         </w:numPr>
-        <w:rPr>
-          <w:lang w:val="en-GB"/>
-        </w:rPr>
-      </w:pPr>
-      <w:r>
-        <w:rPr>
-          <w:lang w:val="en-GB"/>
-        </w:rPr>
+      </w:pPr>
+      <w:r>
         <w:t>The kitchen</w:t>
       </w:r>
       <w:r>
-        <w:rPr>
-          <w:lang w:val="en-GB"/>
-        </w:rPr>
         <w:t xml:space="preserve"> now </w:t>
       </w:r>
       <w:r>
-        <w:rPr>
-          <w:lang w:val="en-GB"/>
-        </w:rPr>
         <w:t>knows</w:t>
       </w:r>
       <w:r>
-        <w:rPr>
-          <w:lang w:val="en-GB"/>
-        </w:rPr>
         <w:t xml:space="preserve"> what it </w:t>
       </w:r>
       <w:r>
-        <w:rPr>
-          <w:lang w:val="en-GB"/>
-        </w:rPr>
         <w:t>has</w:t>
       </w:r>
       <w:r>
-        <w:rPr>
-          <w:lang w:val="en-GB"/>
-        </w:rPr>
         <w:t xml:space="preserve"> to cook, so it </w:t>
       </w:r>
       <w:r>
-        <w:rPr>
-          <w:lang w:val="en-GB"/>
-        </w:rPr>
         <w:t>prepares</w:t>
       </w:r>
       <w:r>
-        <w:rPr>
-          <w:lang w:val="en-GB"/>
-        </w:rPr>
         <w:t xml:space="preserve"> that</w:t>
       </w:r>
     </w:p>
@@ -3498,26 +3964,14 @@
           <w:ilvl w:val="0"/>
           <w:numId w:val="8"/>
         </w:numPr>
-        <w:rPr>
-          <w:lang w:val="en-GB"/>
-        </w:rPr>
-      </w:pPr>
-      <w:r>
-        <w:rPr>
-          <w:lang w:val="en-GB"/>
-        </w:rPr>
+      </w:pPr>
+      <w:r>
         <w:t xml:space="preserve">The system now </w:t>
       </w:r>
       <w:r>
-        <w:rPr>
-          <w:lang w:val="en-GB"/>
-        </w:rPr>
         <w:t>offers</w:t>
       </w:r>
       <w:r>
-        <w:rPr>
-          <w:lang w:val="en-GB"/>
-        </w:rPr>
         <w:t xml:space="preserve"> the possibility to change the status of order at the kitchen</w:t>
       </w:r>
     </w:p>
@@ -3528,20 +3982,11 @@
           <w:ilvl w:val="0"/>
           <w:numId w:val="8"/>
         </w:numPr>
-        <w:rPr>
-          <w:lang w:val="en-GB"/>
-        </w:rPr>
-      </w:pPr>
-      <w:r>
-        <w:rPr>
-          <w:lang w:val="en-GB"/>
-        </w:rPr>
+      </w:pPr>
+      <w:r>
         <w:t xml:space="preserve">The kitchen </w:t>
       </w:r>
       <w:r>
-        <w:rPr>
-          <w:lang w:val="en-GB"/>
-        </w:rPr>
         <w:t xml:space="preserve">when start to prepare the order change the status of order </w:t>
       </w:r>
     </w:p>
@@ -3552,144 +3997,63 @@
           <w:ilvl w:val="0"/>
           <w:numId w:val="8"/>
         </w:numPr>
-        <w:rPr>
-          <w:lang w:val="en-GB"/>
-        </w:rPr>
-      </w:pPr>
-      <w:r>
-        <w:rPr>
-          <w:lang w:val="en-GB"/>
-        </w:rPr>
+      </w:pPr>
+      <w:r>
         <w:t xml:space="preserve">The </w:t>
       </w:r>
       <w:r>
-        <w:rPr>
-          <w:lang w:val="en-GB"/>
-        </w:rPr>
         <w:t>cashier</w:t>
       </w:r>
       <w:r>
-        <w:rPr>
-          <w:lang w:val="en-GB"/>
-        </w:rPr>
         <w:t xml:space="preserve"> now </w:t>
       </w:r>
       <w:r>
-        <w:rPr>
-          <w:lang w:val="en-GB"/>
-        </w:rPr>
         <w:t>knows</w:t>
       </w:r>
       <w:r>
-        <w:rPr>
-          <w:lang w:val="en-GB"/>
-        </w:rPr>
         <w:t xml:space="preserve"> what the guest </w:t>
       </w:r>
       <w:r>
-        <w:rPr>
-          <w:lang w:val="en-GB"/>
-        </w:rPr>
         <w:t>has</w:t>
       </w:r>
       <w:r>
-        <w:rPr>
-          <w:lang w:val="en-GB"/>
-        </w:rPr>
         <w:t xml:space="preserve"> to pay</w:t>
       </w:r>
       <w:r>
-        <w:rPr>
-          <w:lang w:val="en-GB"/>
-        </w:rPr>
         <w:t xml:space="preserve">, so </w:t>
       </w:r>
       <w:r>
-        <w:rPr>
-          <w:lang w:val="en-GB"/>
-        </w:rPr>
         <w:t>the guest can pay</w:t>
       </w:r>
     </w:p>
     <w:p>
-      <w:pPr>
-        <w:ind w:left="1080"/>
-        <w:rPr>
-          <w:lang w:val="en-GB"/>
-        </w:rPr>
-      </w:pPr>
-      <w:r>
-        <w:rPr>
-          <w:lang w:val="en-GB"/>
-        </w:rPr>
+      <w:r>
         <w:t>Extension:</w:t>
       </w:r>
     </w:p>
     <w:p>
-      <w:pPr>
-        <w:ind w:left="1080"/>
-        <w:rPr>
-          <w:lang w:val="en-GB"/>
-        </w:rPr>
-      </w:pPr>
-      <w:r>
-        <w:rPr>
-          <w:lang w:val="en-GB"/>
-        </w:rPr>
+      <w:r>
         <w:t xml:space="preserve">1a: the waiter can add some </w:t>
       </w:r>
       <w:r>
-        <w:rPr>
-          <w:lang w:val="en-GB"/>
-        </w:rPr>
         <w:t>customization (that are just defined)</w:t>
       </w:r>
     </w:p>
     <w:p>
-      <w:pPr>
-        <w:ind w:left="1080"/>
-        <w:rPr>
-          <w:lang w:val="en-GB"/>
-        </w:rPr>
-      </w:pPr>
-      <w:r>
-        <w:rPr>
-          <w:lang w:val="en-GB"/>
-        </w:rPr>
+      <w:r>
         <w:t>1b: the waiter can add some note at the order</w:t>
       </w:r>
     </w:p>
     <w:p>
-      <w:pPr>
-        <w:ind w:left="1080"/>
-        <w:rPr>
-          <w:lang w:val="en-GB"/>
-        </w:rPr>
-      </w:pPr>
-      <w:r>
-        <w:rPr>
-          <w:lang w:val="en-GB"/>
-        </w:rPr>
+      <w:r>
         <w:t xml:space="preserve">7a: the cashier can </w:t>
       </w:r>
       <w:r>
-        <w:rPr>
-          <w:lang w:val="en-GB"/>
-        </w:rPr>
         <w:t>apply some discount at the order</w:t>
       </w:r>
     </w:p>
     <w:p>
-      <w:pPr>
-        <w:ind w:left="1080"/>
-        <w:rPr>
-          <w:lang w:val="en-GB"/>
-        </w:rPr>
-      </w:pPr>
-      <w:r>
-        <w:rPr>
-          <w:lang w:val="en-GB"/>
-        </w:rPr>
+      <w:r>
         <w:t xml:space="preserve"> </w:t>
       </w:r>
     </w:p>
@@ -3700,32 +4064,17 @@
           <w:ilvl w:val="0"/>
           <w:numId w:val="7"/>
         </w:numPr>
-        <w:rPr>
-          <w:lang w:val="en-GB"/>
-        </w:rPr>
-      </w:pPr>
-      <w:r>
-        <w:rPr>
-          <w:lang w:val="en-GB"/>
-        </w:rPr>
+      </w:pPr>
+      <w:r>
         <w:t xml:space="preserve">Name: </w:t>
       </w:r>
       <w:r>
-        <w:rPr>
-          <w:lang w:val="en-GB"/>
-        </w:rPr>
         <w:t xml:space="preserve">“deletion of an </w:t>
       </w:r>
       <w:r>
-        <w:rPr>
-          <w:lang w:val="en-GB"/>
-        </w:rPr>
         <w:t>item in the menu</w:t>
       </w:r>
       <w:r>
-        <w:rPr>
-          <w:lang w:val="en-GB"/>
-        </w:rPr>
         <w:t>”</w:t>
       </w:r>
     </w:p>
@@ -3736,20 +4085,11 @@
           <w:ilvl w:val="0"/>
           <w:numId w:val="9"/>
         </w:numPr>
-        <w:rPr>
-          <w:lang w:val="en-GB"/>
-        </w:rPr>
-      </w:pPr>
-      <w:r>
-        <w:rPr>
-          <w:lang w:val="en-GB"/>
-        </w:rPr>
+      </w:pPr>
+      <w:r>
         <w:t xml:space="preserve">The manager </w:t>
       </w:r>
       <w:r>
-        <w:rPr>
-          <w:lang w:val="en-GB"/>
-        </w:rPr>
         <w:t>open ad specific item in the menu</w:t>
       </w:r>
     </w:p>
@@ -3760,20 +4100,11 @@
           <w:ilvl w:val="0"/>
           <w:numId w:val="9"/>
         </w:numPr>
-        <w:rPr>
-          <w:lang w:val="en-GB"/>
-        </w:rPr>
-      </w:pPr>
-      <w:r>
-        <w:rPr>
-          <w:lang w:val="en-GB"/>
-        </w:rPr>
+      </w:pPr>
+      <w:r>
         <w:t xml:space="preserve">The system gives at the manager </w:t>
       </w:r>
       <w:r>
-        <w:rPr>
-          <w:lang w:val="en-GB"/>
-        </w:rPr>
         <w:t>a dashboard</w:t>
       </w:r>
     </w:p>
@@ -3784,26 +4115,14 @@
           <w:ilvl w:val="0"/>
           <w:numId w:val="9"/>
         </w:numPr>
-        <w:rPr>
-          <w:lang w:val="en-GB"/>
-        </w:rPr>
-      </w:pPr>
-      <w:r>
-        <w:rPr>
-          <w:lang w:val="en-GB"/>
-        </w:rPr>
+      </w:pPr>
+      <w:r>
         <w:t xml:space="preserve">The manager </w:t>
       </w:r>
       <w:r>
-        <w:rPr>
-          <w:lang w:val="en-GB"/>
-        </w:rPr>
         <w:t>selects</w:t>
       </w:r>
       <w:r>
-        <w:rPr>
-          <w:lang w:val="en-GB"/>
-        </w:rPr>
         <w:t xml:space="preserve"> the option: “delete”</w:t>
       </w:r>
     </w:p>
@@ -3814,35 +4133,20 @@
           <w:ilvl w:val="0"/>
           <w:numId w:val="9"/>
         </w:numPr>
-        <w:rPr>
-          <w:lang w:val="en-GB"/>
-        </w:rPr>
-      </w:pPr>
-      <w:r>
-        <w:rPr>
-          <w:lang w:val="en-GB"/>
-        </w:rPr>
+      </w:pPr>
+      <w:r>
         <w:t xml:space="preserve">The system </w:t>
       </w:r>
       <w:r>
-        <w:rPr>
-          <w:lang w:val="en-GB"/>
-        </w:rPr>
         <w:t>deletes</w:t>
       </w:r>
       <w:r>
-        <w:rPr>
-          <w:lang w:val="en-GB"/>
-        </w:rPr>
         <w:t xml:space="preserve"> the item in the menu</w:t>
       </w:r>
     </w:p>
     <w:p>
       <w:pPr>
         <w:pStyle w:val="ListParagraph"/>
-        <w:rPr>
-          <w:lang w:val="en-GB"/>
-        </w:rPr>
       </w:pPr>
     </w:p>
     <w:p>
@@ -3852,20 +4156,11 @@
           <w:ilvl w:val="0"/>
           <w:numId w:val="7"/>
         </w:numPr>
-        <w:rPr>
-          <w:lang w:val="en-GB"/>
-        </w:rPr>
-      </w:pPr>
-      <w:r>
-        <w:rPr>
-          <w:lang w:val="en-GB"/>
-        </w:rPr>
+      </w:pPr>
+      <w:r>
         <w:t xml:space="preserve">Name: </w:t>
       </w:r>
       <w:r>
-        <w:rPr>
-          <w:lang w:val="en-GB"/>
-        </w:rPr>
         <w:t>“edit of an item in the menu”</w:t>
       </w:r>
     </w:p>
@@ -3876,15 +4171,8 @@
           <w:ilvl w:val="3"/>
           <w:numId w:val="11"/>
         </w:numPr>
-        <w:ind w:left="1418"/>
-        <w:rPr>
-          <w:lang w:val="en-GB"/>
-        </w:rPr>
-      </w:pPr>
-      <w:r>
-        <w:rPr>
-          <w:lang w:val="en-GB"/>
-        </w:rPr>
+      </w:pPr>
+      <w:r>
         <w:t>The manager open ad specific item in the menu</w:t>
       </w:r>
     </w:p>
@@ -3895,15 +4183,8 @@
           <w:ilvl w:val="3"/>
           <w:numId w:val="11"/>
         </w:numPr>
-        <w:ind w:left="1418"/>
-        <w:rPr>
-          <w:lang w:val="en-GB"/>
-        </w:rPr>
-      </w:pPr>
-      <w:r>
-        <w:rPr>
-          <w:lang w:val="en-GB"/>
-        </w:rPr>
+      </w:pPr>
+      <w:r>
         <w:t>The system gives at the manager a dashboard</w:t>
       </w:r>
     </w:p>
@@ -3914,27 +4195,14 @@
           <w:ilvl w:val="3"/>
           <w:numId w:val="11"/>
         </w:numPr>
-        <w:ind w:left="1418"/>
-        <w:rPr>
-          <w:lang w:val="en-GB"/>
-        </w:rPr>
-      </w:pPr>
-      <w:r>
-        <w:rPr>
-          <w:lang w:val="en-GB"/>
-        </w:rPr>
+      </w:pPr>
+      <w:r>
         <w:t xml:space="preserve">The manager </w:t>
       </w:r>
       <w:r>
-        <w:rPr>
-          <w:lang w:val="en-GB"/>
-        </w:rPr>
         <w:t>selects</w:t>
       </w:r>
       <w:r>
-        <w:rPr>
-          <w:lang w:val="en-GB"/>
-        </w:rPr>
         <w:t xml:space="preserve"> the option: “edit”</w:t>
       </w:r>
     </w:p>
@@ -3945,27 +4213,14 @@
           <w:ilvl w:val="3"/>
           <w:numId w:val="11"/>
         </w:numPr>
-        <w:ind w:left="1418"/>
-        <w:rPr>
-          <w:lang w:val="en-GB"/>
-        </w:rPr>
-      </w:pPr>
-      <w:r>
-        <w:rPr>
-          <w:lang w:val="en-GB"/>
-        </w:rPr>
+      </w:pPr>
+      <w:r>
         <w:t xml:space="preserve">The system </w:t>
       </w:r>
       <w:r>
-        <w:rPr>
-          <w:lang w:val="en-GB"/>
-        </w:rPr>
         <w:t>gives</w:t>
       </w:r>
       <w:r>
-        <w:rPr>
-          <w:lang w:val="en-GB"/>
-        </w:rPr>
         <w:t xml:space="preserve"> a form to compile at the manager</w:t>
       </w:r>
     </w:p>
@@ -3976,27 +4231,14 @@
           <w:ilvl w:val="3"/>
           <w:numId w:val="11"/>
         </w:numPr>
-        <w:ind w:left="1418"/>
-        <w:rPr>
-          <w:lang w:val="en-GB"/>
-        </w:rPr>
-      </w:pPr>
-      <w:r>
-        <w:rPr>
-          <w:lang w:val="en-GB"/>
-        </w:rPr>
+      </w:pPr>
+      <w:r>
         <w:t xml:space="preserve">The manager </w:t>
       </w:r>
       <w:r>
-        <w:rPr>
-          <w:lang w:val="en-GB"/>
-        </w:rPr>
         <w:t>inserts</w:t>
       </w:r>
       <w:r>
-        <w:rPr>
-          <w:lang w:val="en-GB"/>
-        </w:rPr>
         <w:t xml:space="preserve"> the new value of the item, and send it</w:t>
       </w:r>
     </w:p>
@@ -4007,111 +4249,57 @@
           <w:ilvl w:val="3"/>
           <w:numId w:val="11"/>
         </w:numPr>
-        <w:ind w:left="1418"/>
-        <w:rPr>
-          <w:lang w:val="en-GB"/>
-        </w:rPr>
-      </w:pPr>
-      <w:r>
-        <w:rPr>
-          <w:lang w:val="en-GB"/>
-        </w:rPr>
+      </w:pPr>
+      <w:r>
         <w:t>The</w:t>
       </w:r>
       <w:r>
-        <w:rPr>
-          <w:lang w:val="en-GB"/>
-        </w:rPr>
         <w:t xml:space="preserve"> system now </w:t>
       </w:r>
       <w:r>
-        <w:rPr>
-          <w:lang w:val="en-GB"/>
-        </w:rPr>
         <w:t>updates</w:t>
       </w:r>
       <w:r>
-        <w:rPr>
-          <w:lang w:val="en-GB"/>
-        </w:rPr>
         <w:t xml:space="preserve"> the </w:t>
       </w:r>
       <w:r>
-        <w:rPr>
-          <w:lang w:val="en-GB"/>
-        </w:rPr>
         <w:t xml:space="preserve">new </w:t>
       </w:r>
       <w:r>
-        <w:rPr>
-          <w:lang w:val="en-GB"/>
-        </w:rPr>
         <w:t>value</w:t>
       </w:r>
       <w:r>
-        <w:rPr>
-          <w:lang w:val="en-GB"/>
-        </w:rPr>
         <w:t xml:space="preserve"> </w:t>
       </w:r>
       <w:r>
-        <w:rPr>
-          <w:lang w:val="en-GB"/>
-        </w:rPr>
         <w:t>at the item</w:t>
       </w:r>
       <w:r>
-        <w:rPr>
-          <w:lang w:val="en-GB"/>
-        </w:rPr>
         <w:t xml:space="preserve"> </w:t>
       </w:r>
     </w:p>
     <w:p>
       <w:pPr>
         <w:pStyle w:val="ListParagraph"/>
-        <w:ind w:left="1418"/>
-        <w:rPr>
-          <w:lang w:val="en-GB"/>
-        </w:rPr>
       </w:pPr>
     </w:p>
     <w:p>
       <w:pPr>
         <w:pStyle w:val="ListParagraph"/>
-        <w:ind w:left="360"/>
-        <w:rPr>
-          <w:lang w:val="en-GB"/>
-        </w:rPr>
-      </w:pPr>
-      <w:r>
-        <w:rPr>
-          <w:lang w:val="en-GB"/>
-        </w:rPr>
+      </w:pPr>
+      <w:r>
         <w:t xml:space="preserve">5. </w:t>
       </w:r>
       <w:r>
-        <w:rPr>
-          <w:lang w:val="en-GB"/>
-        </w:rPr>
         <w:t xml:space="preserve">  Name:</w:t>
       </w:r>
       <w:r>
-        <w:rPr>
-          <w:lang w:val="en-GB"/>
-        </w:rPr>
         <w:t xml:space="preserve"> “</w:t>
       </w:r>
       <w:r>
-        <w:rPr>
-          <w:lang w:val="en-GB"/>
-        </w:rPr>
         <w:t xml:space="preserve">view a financial report </w:t>
       </w:r>
       <w:r>
-        <w:rPr>
-          <w:lang w:val="en-GB"/>
-        </w:rPr>
         <w:t xml:space="preserve">” </w:t>
       </w:r>
     </w:p>
@@ -4122,33 +4310,17 @@
           <w:ilvl w:val="3"/>
           <w:numId w:val="12"/>
         </w:numPr>
-        <w:ind w:left="1418"/>
-        <w:rPr>
-          <w:lang w:val="en-GB"/>
-        </w:rPr>
-      </w:pPr>
-      <w:r>
-        <w:rPr>
-          <w:lang w:val="en-GB"/>
-        </w:rPr>
+      </w:pPr>
+      <w:r>
         <w:t xml:space="preserve">The manager </w:t>
       </w:r>
       <w:r>
-        <w:rPr>
-          <w:lang w:val="en-GB"/>
-        </w:rPr>
         <w:t>r</w:t>
       </w:r>
       <w:r>
-        <w:rPr>
-          <w:lang w:val="en-GB"/>
-        </w:rPr>
         <w:t>equires</w:t>
       </w:r>
       <w:r>
-        <w:rPr>
-          <w:lang w:val="en-GB"/>
-        </w:rPr>
         <w:t xml:space="preserve"> to view the financial data</w:t>
       </w:r>
     </w:p>
@@ -4159,108 +4331,50 @@
           <w:ilvl w:val="3"/>
           <w:numId w:val="12"/>
         </w:numPr>
-        <w:ind w:left="1418"/>
-        <w:rPr>
-          <w:lang w:val="en-GB"/>
-        </w:rPr>
-      </w:pPr>
-      <w:r>
-        <w:rPr>
-          <w:lang w:val="en-GB"/>
-        </w:rPr>
+      </w:pPr>
+      <w:r>
+        <w:t xml:space="preserve">The </w:t>
+      </w:r>
+      <w:r>
+        <w:t xml:space="preserve">system </w:t>
+      </w:r>
+      <w:r>
+        <w:t xml:space="preserve">give at the manager a specific view of the </w:t>
+      </w:r>
+      <w:r>
+        <w:t>historical order</w:t>
+      </w:r>
+      <w:r>
+        <w:t xml:space="preserve"> and some </w:t>
+      </w:r>
+      <w:r>
+        <w:t>synthetic</w:t>
+      </w:r>
+      <w:r>
+        <w:t xml:space="preserve"> data</w:t>
+      </w:r>
+    </w:p>
+    <w:p>
+      <w:r>
         <w:lastRenderedPageBreak/>
-        <w:t xml:space="preserve">The </w:t>
-      </w:r>
-      <w:r>
-        <w:rPr>
-          <w:lang w:val="en-GB"/>
-        </w:rPr>
-        <w:t xml:space="preserve">system </w:t>
-      </w:r>
-      <w:r>
-        <w:rPr>
-          <w:lang w:val="en-GB"/>
-        </w:rPr>
-        <w:t xml:space="preserve">give at the manager a specific view of the </w:t>
-      </w:r>
-      <w:r>
-        <w:rPr>
-          <w:lang w:val="en-GB"/>
-        </w:rPr>
-        <w:t>historical order</w:t>
-      </w:r>
-      <w:r>
-        <w:rPr>
-          <w:lang w:val="en-GB"/>
-        </w:rPr>
-        <w:t xml:space="preserve"> and some </w:t>
-      </w:r>
-      <w:r>
-        <w:rPr>
-          <w:lang w:val="en-GB"/>
-        </w:rPr>
-        <w:t>synthetic</w:t>
-      </w:r>
-      <w:r>
-        <w:rPr>
-          <w:lang w:val="en-GB"/>
-        </w:rPr>
-        <w:t xml:space="preserve"> data</w:t>
-      </w:r>
-    </w:p>
-    <w:p>
-      <w:pPr>
-        <w:ind w:left="1058"/>
-        <w:rPr>
-          <w:lang w:val="en-GB"/>
-        </w:rPr>
-      </w:pPr>
-      <w:r>
-        <w:rPr>
-          <w:lang w:val="en-GB"/>
-        </w:rPr>
         <w:t>E</w:t>
       </w:r>
       <w:r>
-        <w:rPr>
-          <w:lang w:val="en-GB"/>
-        </w:rPr>
         <w:t>xtension</w:t>
       </w:r>
       <w:r>
-        <w:rPr>
-          <w:lang w:val="en-GB"/>
-        </w:rPr>
         <w:t>:</w:t>
       </w:r>
     </w:p>
     <w:p>
-      <w:pPr>
-        <w:ind w:left="1058"/>
-        <w:rPr>
-          <w:lang w:val="en-GB"/>
-        </w:rPr>
-      </w:pPr>
-      <w:r>
-        <w:rPr>
-          <w:lang w:val="en-GB"/>
-        </w:rPr>
+      <w:r>
         <w:t>2a</w:t>
       </w:r>
       <w:r>
-        <w:rPr>
-          <w:lang w:val="en-GB"/>
-        </w:rPr>
         <w:t>: the manager can filter the data whit some parameters</w:t>
       </w:r>
     </w:p>
-    <w:p>
-      <w:pPr>
-        <w:rPr>
-          <w:lang w:val="en-GB"/>
-        </w:rPr>
-      </w:pPr>
-    </w:p>
+    <w:p/>
     <w:p>
       <w:pPr>
         <w:rPr>
@@ -4268,13 +4382,9 @@
           <w:color w:val="0F4761" w:themeColor="accent1" w:themeShade="BF"/>
           <w:sz w:val="32"/>
           <w:szCs w:val="32"/>
-          <w:lang w:val="en-GB"/>
         </w:rPr>
       </w:pPr>
       <w:r>
-        <w:rPr>
-          <w:lang w:val="en-GB"/>
-        </w:rPr>
         <w:br w:type="page"/>
       </w:r>
     </w:p>
@@ -4282,7 +4392,7 @@
       <w:pPr>
         <w:pStyle w:val="Heading2"/>
       </w:pPr>
-      <w:bookmarkStart w:id="18" w:name="_Toc219416018"/>
+      <w:bookmarkStart w:id="11" w:name="_Toc219656276"/>
       <w:r>
         <w:rPr>
           <w:noProof/>
@@ -4314,7 +4424,7 @@
                     </pic:cNvPicPr>
                   </pic:nvPicPr>
                   <pic:blipFill>
-                    <a:blip r:embed="rId13" cstate="print">
+                    <a:blip r:embed="rId9" cstate="print">
                       <a:extLst>
                         <a:ext uri="{28A0092B-C50C-407E-A947-70E740481C1C}">
                           <a14:useLocalDpi xmlns:a14="http://schemas.microsoft.com/office/drawing/2010/main" val="0"/>
@@ -4352,24 +4462,15 @@
         </w:drawing>
       </w:r>
       <w:r>
-        <w:rPr>
-          <w:lang w:val="en-GB"/>
-        </w:rPr>
         <w:t>STORYBOARD</w:t>
       </w:r>
       <w:r>
-        <w:rPr>
-          <w:lang w:val="en-GB"/>
-        </w:rPr>
         <w:t xml:space="preserve"> AND PROTOTYPE</w:t>
       </w:r>
       <w:r>
-        <w:rPr>
-          <w:lang w:val="en-GB"/>
-        </w:rPr>
         <w:t>:</w:t>
       </w:r>
-      <w:bookmarkEnd w:id="18"/>
+      <w:bookmarkEnd w:id="11"/>
     </w:p>
     <w:p>
       <w:pPr>
@@ -4378,14 +4479,11 @@
           <w:color w:val="0F4761" w:themeColor="accent1" w:themeShade="BF"/>
           <w:sz w:val="32"/>
           <w:szCs w:val="32"/>
-          <w:lang w:val="en-GB"/>
         </w:rPr>
       </w:pPr>
       <w:r>
         <w:rPr>
           <w:noProof/>
-          <w:sz w:val="2"/>
-          <w:szCs w:val="2"/>
         </w:rPr>
         <mc:AlternateContent>
           <mc:Choice Requires="wpi">
@@ -4405,7 +4503,7 @@
                 <wp:cNvGraphicFramePr/>
                 <a:graphic xmlns:a="http://schemas.openxmlformats.org/drawingml/2006/main">
                   <a:graphicData uri="http://schemas.microsoft.com/office/word/2010/wordprocessingInk">
-                    <w14:contentPart bwMode="auto" r:id="rId14">
+                    <w14:contentPart bwMode="auto" r:id="rId10">
                       <w14:nvContentPartPr>
                         <w14:cNvContentPartPr/>
                       </w14:nvContentPartPr>
@@ -4421,7 +4519,7 @@
           </mc:Choice>
           <mc:Fallback>
             <w:pict>
-              <v:shapetype w14:anchorId="6AD18F8D" id="_x0000_t75" coordsize="21600,21600" o:spt="75" o:preferrelative="t" path="m@4@5l@4@11@9@11@9@5xe" filled="f" stroked="f">
+              <v:shapetype w14:anchorId="7C6D6F8A" id="_x0000_t75" coordsize="21600,21600" o:spt="75" o:preferrelative="t" path="m@4@5l@4@11@9@11@9@5xe" filled="f" stroked="f">
                 <v:stroke joinstyle="miter"/>
                 <v:formulas>
                   <v:f eqn="if lineDrawn pixelLineWidth 0"/>
@@ -4441,7 +4539,7 @@
                 <o:lock v:ext="edit" aspectratio="t"/>
               </v:shapetype>
               <v:shape id="Ink 178" o:spid="_x0000_s1026" type="#_x0000_t75" style="position:absolute;margin-left:355.65pt;margin-top:98.7pt;width:10.9pt;height:14.4pt;z-index:251792384;visibility:visible;mso-wrap-style:square;mso-wrap-distance-left:9pt;mso-wrap-distance-top:0;mso-wrap-distance-right:9pt;mso-wrap-distance-bottom:0;mso-position-horizontal:absolute;mso-position-horizontal-relative:text;mso-position-vertical:absolute;mso-position-vertical-relative:text" o:gfxdata="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">
-                <v:imagedata r:id="rId15" o:title=""/>
+                <v:imagedata r:id="rId11" o:title=""/>
               </v:shape>
             </w:pict>
           </mc:Fallback>
@@ -4450,8 +4548,6 @@
       <w:r>
         <w:rPr>
           <w:noProof/>
-          <w:sz w:val="2"/>
-          <w:szCs w:val="2"/>
         </w:rPr>
         <mc:AlternateContent>
           <mc:Choice Requires="wpi">
@@ -4471,7 +4567,7 @@
                 <wp:cNvGraphicFramePr/>
                 <a:graphic xmlns:a="http://schemas.openxmlformats.org/drawingml/2006/main">
                   <a:graphicData uri="http://schemas.microsoft.com/office/word/2010/wordprocessingInk">
-                    <w14:contentPart bwMode="auto" r:id="rId16">
+                    <w14:contentPart bwMode="auto" r:id="rId12">
                       <w14:nvContentPartPr>
                         <w14:cNvContentPartPr/>
                       </w14:nvContentPartPr>
@@ -4487,8 +4583,8 @@
           </mc:Choice>
           <mc:Fallback>
             <w:pict>
-              <v:shape w14:anchorId="1F4B95A2" id="Ink 173" o:spid="_x0000_s1026" type="#_x0000_t75" style="position:absolute;margin-left:283.45pt;margin-top:220.9pt;width:1.25pt;height:9.55pt;z-index:251789312;visibility:visible;mso-wrap-style:square;mso-wrap-distance-left:9pt;mso-wrap-distance-top:0;mso-wrap-distance-right:9pt;mso-wrap-distance-bottom:0;mso-position-horizontal:absolute;mso-position-horizontal-relative:text;mso-position-vertical:absolute;mso-position-vertical-relative:text" o:gfxdata="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">
-                <v:imagedata r:id="rId17" o:title=""/>
+              <v:shape w14:anchorId="122CEDFC" id="Ink 173" o:spid="_x0000_s1026" type="#_x0000_t75" style="position:absolute;margin-left:283.45pt;margin-top:220.9pt;width:1.25pt;height:9.55pt;z-index:251789312;visibility:visible;mso-wrap-style:square;mso-wrap-distance-left:9pt;mso-wrap-distance-top:0;mso-wrap-distance-right:9pt;mso-wrap-distance-bottom:0;mso-position-horizontal:absolute;mso-position-horizontal-relative:text;mso-position-vertical:absolute;mso-position-vertical-relative:text" o:gfxdata="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">
+                <v:imagedata r:id="rId13" o:title=""/>
               </v:shape>
             </w:pict>
           </mc:Fallback>
@@ -4497,8 +4593,6 @@
       <w:r>
         <w:rPr>
           <w:noProof/>
-          <w:sz w:val="2"/>
-          <w:szCs w:val="2"/>
         </w:rPr>
         <mc:AlternateContent>
           <mc:Choice Requires="wpi">
@@ -4518,7 +4612,7 @@
                 <wp:cNvGraphicFramePr/>
                 <a:graphic xmlns:a="http://schemas.openxmlformats.org/drawingml/2006/main">
                   <a:graphicData uri="http://schemas.microsoft.com/office/word/2010/wordprocessingInk">
-                    <w14:contentPart bwMode="auto" r:id="rId18">
+                    <w14:contentPart bwMode="auto" r:id="rId14">
                       <w14:nvContentPartPr>
                         <w14:cNvContentPartPr/>
                       </w14:nvContentPartPr>
@@ -4534,8 +4628,8 @@
           </mc:Choice>
           <mc:Fallback>
             <w:pict>
-              <v:shape w14:anchorId="1706B17F" id="Ink 168" o:spid="_x0000_s1026" type="#_x0000_t75" style="position:absolute;margin-left:285.8pt;margin-top:113.4pt;width:6.8pt;height:6.45pt;z-index:251786240;visibility:visible;mso-wrap-style:square;mso-wrap-distance-left:9pt;mso-wrap-distance-top:0;mso-wrap-distance-right:9pt;mso-wrap-distance-bottom:0;mso-position-horizontal:absolute;mso-position-horizontal-relative:text;mso-position-vertical:absolute;mso-position-vertical-relative:text" o:gfxdata="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">
-                <v:imagedata r:id="rId19" o:title=""/>
+              <v:shape w14:anchorId="52E8BB76" id="Ink 168" o:spid="_x0000_s1026" type="#_x0000_t75" style="position:absolute;margin-left:285.8pt;margin-top:113.4pt;width:6.8pt;height:6.45pt;z-index:251786240;visibility:visible;mso-wrap-style:square;mso-wrap-distance-left:9pt;mso-wrap-distance-top:0;mso-wrap-distance-right:9pt;mso-wrap-distance-bottom:0;mso-position-horizontal:absolute;mso-position-horizontal-relative:text;mso-position-vertical:absolute;mso-position-vertical-relative:text" o:gfxdata="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">
+                <v:imagedata r:id="rId15" o:title=""/>
               </v:shape>
             </w:pict>
           </mc:Fallback>
@@ -4544,8 +4638,6 @@
       <w:r>
         <w:rPr>
           <w:noProof/>
-          <w:sz w:val="2"/>
-          <w:szCs w:val="2"/>
         </w:rPr>
         <mc:AlternateContent>
           <mc:Choice Requires="wpi">
@@ -4565,7 +4657,7 @@
                 <wp:cNvGraphicFramePr/>
                 <a:graphic xmlns:a="http://schemas.openxmlformats.org/drawingml/2006/main">
                   <a:graphicData uri="http://schemas.microsoft.com/office/word/2010/wordprocessingInk">
-                    <w14:contentPart bwMode="auto" r:id="rId20">
+                    <w14:contentPart bwMode="auto" r:id="rId16">
                       <w14:nvContentPartPr>
                         <w14:cNvContentPartPr/>
                       </w14:nvContentPartPr>
@@ -4581,8 +4673,8 @@
           </mc:Choice>
           <mc:Fallback>
             <w:pict>
-              <v:shape w14:anchorId="0225A1F4" id="Ink 167" o:spid="_x0000_s1026" type="#_x0000_t75" style="position:absolute;margin-left:47.25pt;margin-top:367.55pt;width:3.3pt;height:7.5pt;z-index:251785216;visibility:visible;mso-wrap-style:square;mso-wrap-distance-left:9pt;mso-wrap-distance-top:0;mso-wrap-distance-right:9pt;mso-wrap-distance-bottom:0;mso-position-horizontal:absolute;mso-position-horizontal-relative:text;mso-position-vertical:absolute;mso-position-vertical-relative:text" o:gfxdata="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">
-                <v:imagedata r:id="rId21" o:title=""/>
+              <v:shape w14:anchorId="0C3847AD" id="Ink 167" o:spid="_x0000_s1026" type="#_x0000_t75" style="position:absolute;margin-left:47.25pt;margin-top:367.55pt;width:3.3pt;height:7.5pt;z-index:251785216;visibility:visible;mso-wrap-style:square;mso-wrap-distance-left:9pt;mso-wrap-distance-top:0;mso-wrap-distance-right:9pt;mso-wrap-distance-bottom:0;mso-position-horizontal:absolute;mso-position-horizontal-relative:text;mso-position-vertical:absolute;mso-position-vertical-relative:text" o:gfxdata="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">
+                <v:imagedata r:id="rId17" o:title=""/>
               </v:shape>
             </w:pict>
           </mc:Fallback>
@@ -4591,8 +4683,6 @@
       <w:r>
         <w:rPr>
           <w:noProof/>
-          <w:sz w:val="2"/>
-          <w:szCs w:val="2"/>
         </w:rPr>
         <mc:AlternateContent>
           <mc:Choice Requires="wpi">
@@ -4612,7 +4702,7 @@
                 <wp:cNvGraphicFramePr/>
                 <a:graphic xmlns:a="http://schemas.openxmlformats.org/drawingml/2006/main">
                   <a:graphicData uri="http://schemas.microsoft.com/office/word/2010/wordprocessingInk">
-                    <w14:contentPart bwMode="auto" r:id="rId22">
+                    <w14:contentPart bwMode="auto" r:id="rId18">
                       <w14:nvContentPartPr>
                         <w14:cNvContentPartPr/>
                       </w14:nvContentPartPr>
@@ -4628,8 +4718,8 @@
           </mc:Choice>
           <mc:Fallback>
             <w:pict>
-              <v:shape w14:anchorId="6550B75E" id="Ink 163" o:spid="_x0000_s1026" type="#_x0000_t75" style="position:absolute;margin-left:49.2pt;margin-top:241.15pt;width:4.3pt;height:5.6pt;z-index:251784192;visibility:visible;mso-wrap-style:square;mso-wrap-distance-left:9pt;mso-wrap-distance-top:0;mso-wrap-distance-right:9pt;mso-wrap-distance-bottom:0;mso-position-horizontal:absolute;mso-position-horizontal-relative:text;mso-position-vertical:absolute;mso-position-vertical-relative:text" o:gfxdata="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">
-                <v:imagedata r:id="rId23" o:title=""/>
+              <v:shape w14:anchorId="690F097A" id="Ink 163" o:spid="_x0000_s1026" type="#_x0000_t75" style="position:absolute;margin-left:49.2pt;margin-top:241.15pt;width:4.3pt;height:5.6pt;z-index:251784192;visibility:visible;mso-wrap-style:square;mso-wrap-distance-left:9pt;mso-wrap-distance-top:0;mso-wrap-distance-right:9pt;mso-wrap-distance-bottom:0;mso-position-horizontal:absolute;mso-position-horizontal-relative:text;mso-position-vertical:absolute;mso-position-vertical-relative:text" o:gfxdata="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">
+                <v:imagedata r:id="rId19" o:title=""/>
               </v:shape>
             </w:pict>
           </mc:Fallback>
@@ -4638,8 +4728,6 @@
       <w:r>
         <w:rPr>
           <w:noProof/>
-          <w:sz w:val="2"/>
-          <w:szCs w:val="2"/>
         </w:rPr>
         <mc:AlternateContent>
           <mc:Choice Requires="wpi">
@@ -4659,7 +4747,7 @@
                 <wp:cNvGraphicFramePr/>
                 <a:graphic xmlns:a="http://schemas.openxmlformats.org/drawingml/2006/main">
                   <a:graphicData uri="http://schemas.microsoft.com/office/word/2010/wordprocessingInk">
-                    <w14:contentPart bwMode="auto" r:id="rId24">
+                    <w14:contentPart bwMode="auto" r:id="rId20">
                       <w14:nvContentPartPr>
                         <w14:cNvContentPartPr/>
                       </w14:nvContentPartPr>
@@ -4678,8 +4766,8 @@
           </mc:Choice>
           <mc:Fallback>
             <w:pict>
-              <v:shape w14:anchorId="7E9FB250" id="Ink 161" o:spid="_x0000_s1026" type="#_x0000_t75" style="position:absolute;margin-left:46.5pt;margin-top:240.4pt;width:1.25pt;height:7.3pt;z-index:251783168;visibility:visible;mso-wrap-style:square;mso-width-percent:0;mso-wrap-distance-left:9pt;mso-wrap-distance-top:0;mso-wrap-distance-right:9pt;mso-wrap-distance-bottom:0;mso-position-horizontal:absolute;mso-position-horizontal-relative:text;mso-position-vertical:absolute;mso-position-vertical-relative:text;mso-width-percent:0;mso-width-relative:margin" o:gfxdata="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">
-                <v:imagedata r:id="rId25" o:title=""/>
+              <v:shape w14:anchorId="3DC2F961" id="Ink 161" o:spid="_x0000_s1026" type="#_x0000_t75" style="position:absolute;margin-left:46.5pt;margin-top:240.4pt;width:1.25pt;height:7.3pt;z-index:251783168;visibility:visible;mso-wrap-style:square;mso-width-percent:0;mso-wrap-distance-left:9pt;mso-wrap-distance-top:0;mso-wrap-distance-right:9pt;mso-wrap-distance-bottom:0;mso-position-horizontal:absolute;mso-position-horizontal-relative:text;mso-position-vertical:absolute;mso-position-vertical-relative:text;mso-width-percent:0;mso-width-relative:margin" o:gfxdata="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">
+                <v:imagedata r:id="rId21" o:title=""/>
               </v:shape>
             </w:pict>
           </mc:Fallback>
@@ -4688,8 +4776,6 @@
       <w:r>
         <w:rPr>
           <w:noProof/>
-          <w:sz w:val="2"/>
-          <w:szCs w:val="2"/>
         </w:rPr>
         <mc:AlternateContent>
           <mc:Choice Requires="wpi">
@@ -4709,7 +4795,7 @@
                 <wp:cNvGraphicFramePr/>
                 <a:graphic xmlns:a="http://schemas.openxmlformats.org/drawingml/2006/main">
                   <a:graphicData uri="http://schemas.microsoft.com/office/word/2010/wordprocessingInk">
-                    <w14:contentPart bwMode="auto" r:id="rId26">
+                    <w14:contentPart bwMode="auto" r:id="rId22">
                       <w14:nvContentPartPr>
                         <w14:cNvContentPartPr/>
                       </w14:nvContentPartPr>
@@ -4725,8 +4811,8 @@
           </mc:Choice>
           <mc:Fallback>
             <w:pict>
-              <v:shape w14:anchorId="162DA715" id="Ink 154" o:spid="_x0000_s1026" type="#_x0000_t75" style="position:absolute;margin-left:-28.7pt;margin-top:202.6pt;width:1.3pt;height:12.25pt;z-index:251779072;visibility:visible;mso-wrap-style:square;mso-wrap-distance-left:9pt;mso-wrap-distance-top:0;mso-wrap-distance-right:9pt;mso-wrap-distance-bottom:0;mso-position-horizontal:absolute;mso-position-horizontal-relative:text;mso-position-vertical:absolute;mso-position-vertical-relative:text" o:gfxdata="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">
-                <v:imagedata r:id="rId27" o:title=""/>
+              <v:shape w14:anchorId="7D21B26C" id="Ink 154" o:spid="_x0000_s1026" type="#_x0000_t75" style="position:absolute;margin-left:-28.7pt;margin-top:202.6pt;width:1.3pt;height:12.25pt;z-index:251779072;visibility:visible;mso-wrap-style:square;mso-wrap-distance-left:9pt;mso-wrap-distance-top:0;mso-wrap-distance-right:9pt;mso-wrap-distance-bottom:0;mso-position-horizontal:absolute;mso-position-horizontal-relative:text;mso-position-vertical:absolute;mso-position-vertical-relative:text" o:gfxdata="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">
+                <v:imagedata r:id="rId23" o:title=""/>
               </v:shape>
             </w:pict>
           </mc:Fallback>
@@ -4735,8 +4821,6 @@
       <w:r>
         <w:rPr>
           <w:noProof/>
-          <w:sz w:val="2"/>
-          <w:szCs w:val="2"/>
         </w:rPr>
         <mc:AlternateContent>
           <mc:Choice Requires="wpi">
@@ -4756,7 +4840,7 @@
                 <wp:cNvGraphicFramePr/>
                 <a:graphic xmlns:a="http://schemas.openxmlformats.org/drawingml/2006/main">
                   <a:graphicData uri="http://schemas.microsoft.com/office/word/2010/wordprocessingInk">
-                    <w14:contentPart bwMode="auto" r:id="rId28">
+                    <w14:contentPart bwMode="auto" r:id="rId24">
                       <w14:nvContentPartPr>
                         <w14:cNvContentPartPr/>
                       </w14:nvContentPartPr>
@@ -4772,8 +4856,8 @@
           </mc:Choice>
           <mc:Fallback>
             <w:pict>
-              <v:shape w14:anchorId="7132698C" id="Ink 146" o:spid="_x0000_s1026" type="#_x0000_t75" style="position:absolute;margin-left:-31.2pt;margin-top:263.9pt;width:5.6pt;height:5.7pt;z-index:251776000;visibility:visible;mso-wrap-style:square;mso-wrap-distance-left:9pt;mso-wrap-distance-top:0;mso-wrap-distance-right:9pt;mso-wrap-distance-bottom:0;mso-position-horizontal:absolute;mso-position-horizontal-relative:text;mso-position-vertical:absolute;mso-position-vertical-relative:text" o:gfxdata="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">
-                <v:imagedata r:id="rId29" o:title=""/>
+              <v:shape w14:anchorId="3AF4E4F7" id="Ink 146" o:spid="_x0000_s1026" type="#_x0000_t75" style="position:absolute;margin-left:-31.2pt;margin-top:263.9pt;width:5.6pt;height:5.7pt;z-index:251776000;visibility:visible;mso-wrap-style:square;mso-wrap-distance-left:9pt;mso-wrap-distance-top:0;mso-wrap-distance-right:9pt;mso-wrap-distance-bottom:0;mso-position-horizontal:absolute;mso-position-horizontal-relative:text;mso-position-vertical:absolute;mso-position-vertical-relative:text" o:gfxdata="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">
+                <v:imagedata r:id="rId25" o:title=""/>
               </v:shape>
             </w:pict>
           </mc:Fallback>
@@ -4782,8 +4866,6 @@
       <w:r>
         <w:rPr>
           <w:noProof/>
-          <w:sz w:val="2"/>
-          <w:szCs w:val="2"/>
         </w:rPr>
         <mc:AlternateContent>
           <mc:Choice Requires="wpi">
@@ -4803,7 +4885,7 @@
                 <wp:cNvGraphicFramePr/>
                 <a:graphic xmlns:a="http://schemas.openxmlformats.org/drawingml/2006/main">
                   <a:graphicData uri="http://schemas.microsoft.com/office/word/2010/wordprocessingInk">
-                    <w14:contentPart bwMode="auto" r:id="rId30">
+                    <w14:contentPart bwMode="auto" r:id="rId26">
                       <w14:nvContentPartPr>
                         <w14:cNvContentPartPr/>
                       </w14:nvContentPartPr>
@@ -4819,8 +4901,8 @@
           </mc:Choice>
           <mc:Fallback>
             <w:pict>
-              <v:shape w14:anchorId="0F5FE9EC" id="Ink 143" o:spid="_x0000_s1026" type="#_x0000_t75" style="position:absolute;margin-left:237.4pt;margin-top:365.65pt;width:4.45pt;height:9pt;z-index:251772928;visibility:visible;mso-wrap-style:square;mso-wrap-distance-left:9pt;mso-wrap-distance-top:0;mso-wrap-distance-right:9pt;mso-wrap-distance-bottom:0;mso-position-horizontal:absolute;mso-position-horizontal-relative:text;mso-position-vertical:absolute;mso-position-vertical-relative:text" o:gfxdata="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">
-                <v:imagedata r:id="rId31" o:title=""/>
+              <v:shape w14:anchorId="6C80D32A" id="Ink 143" o:spid="_x0000_s1026" type="#_x0000_t75" style="position:absolute;margin-left:237.4pt;margin-top:365.65pt;width:4.45pt;height:9pt;z-index:251772928;visibility:visible;mso-wrap-style:square;mso-wrap-distance-left:9pt;mso-wrap-distance-top:0;mso-wrap-distance-right:9pt;mso-wrap-distance-bottom:0;mso-position-horizontal:absolute;mso-position-horizontal-relative:text;mso-position-vertical:absolute;mso-position-vertical-relative:text" o:gfxdata="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">
+                <v:imagedata r:id="rId27" o:title=""/>
               </v:shape>
             </w:pict>
           </mc:Fallback>
@@ -4829,8 +4911,6 @@
       <w:r>
         <w:rPr>
           <w:noProof/>
-          <w:sz w:val="2"/>
-          <w:szCs w:val="2"/>
         </w:rPr>
         <mc:AlternateContent>
           <mc:Choice Requires="wpi">
@@ -4850,7 +4930,7 @@
                 <wp:cNvGraphicFramePr/>
                 <a:graphic xmlns:a="http://schemas.openxmlformats.org/drawingml/2006/main">
                   <a:graphicData uri="http://schemas.microsoft.com/office/word/2010/wordprocessingInk">
-                    <w14:contentPart bwMode="auto" r:id="rId32">
+                    <w14:contentPart bwMode="auto" r:id="rId28">
                       <w14:nvContentPartPr>
                         <w14:cNvContentPartPr/>
                       </w14:nvContentPartPr>
@@ -4866,8 +4946,8 @@
           </mc:Choice>
           <mc:Fallback>
             <w:pict>
-              <v:shape w14:anchorId="65D996AB" id="Ink 142" o:spid="_x0000_s1026" type="#_x0000_t75" style="position:absolute;margin-left:96.4pt;margin-top:347.9pt;width:5.85pt;height:7.75pt;z-index:251771904;visibility:visible;mso-wrap-style:square;mso-wrap-distance-left:9pt;mso-wrap-distance-top:0;mso-wrap-distance-right:9pt;mso-wrap-distance-bottom:0;mso-position-horizontal:absolute;mso-position-horizontal-relative:text;mso-position-vertical:absolute;mso-position-vertical-relative:text" o:gfxdata="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">
-                <v:imagedata r:id="rId33" o:title=""/>
+              <v:shape w14:anchorId="7657CBED" id="Ink 142" o:spid="_x0000_s1026" type="#_x0000_t75" style="position:absolute;margin-left:96.4pt;margin-top:347.9pt;width:5.85pt;height:7.75pt;z-index:251771904;visibility:visible;mso-wrap-style:square;mso-wrap-distance-left:9pt;mso-wrap-distance-top:0;mso-wrap-distance-right:9pt;mso-wrap-distance-bottom:0;mso-position-horizontal:absolute;mso-position-horizontal-relative:text;mso-position-vertical:absolute;mso-position-vertical-relative:text" o:gfxdata="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">
+                <v:imagedata r:id="rId29" o:title=""/>
               </v:shape>
             </w:pict>
           </mc:Fallback>
@@ -4876,8 +4956,6 @@
       <w:r>
         <w:rPr>
           <w:noProof/>
-          <w:sz w:val="2"/>
-          <w:szCs w:val="2"/>
         </w:rPr>
         <mc:AlternateContent>
           <mc:Choice Requires="wpi">
@@ -4897,7 +4975,7 @@
                 <wp:cNvGraphicFramePr/>
                 <a:graphic xmlns:a="http://schemas.openxmlformats.org/drawingml/2006/main">
                   <a:graphicData uri="http://schemas.microsoft.com/office/word/2010/wordprocessingInk">
-                    <w14:contentPart bwMode="auto" r:id="rId34">
+                    <w14:contentPart bwMode="auto" r:id="rId30">
                       <w14:nvContentPartPr>
                         <w14:cNvContentPartPr/>
                       </w14:nvContentPartPr>
@@ -4913,8 +4991,8 @@
           </mc:Choice>
           <mc:Fallback>
             <w:pict>
-              <v:shape w14:anchorId="1F869423" id="Ink 141" o:spid="_x0000_s1026" type="#_x0000_t75" style="position:absolute;margin-left:178.25pt;margin-top:347pt;width:3.65pt;height:7.45pt;z-index:251770880;visibility:visible;mso-wrap-style:square;mso-wrap-distance-left:9pt;mso-wrap-distance-top:0;mso-wrap-distance-right:9pt;mso-wrap-distance-bottom:0;mso-position-horizontal:absolute;mso-position-horizontal-relative:text;mso-position-vertical:absolute;mso-position-vertical-relative:text" o:gfxdata="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">
-                <v:imagedata r:id="rId35" o:title=""/>
+              <v:shape w14:anchorId="5826E544" id="Ink 141" o:spid="_x0000_s1026" type="#_x0000_t75" style="position:absolute;margin-left:178.25pt;margin-top:347pt;width:3.65pt;height:7.45pt;z-index:251770880;visibility:visible;mso-wrap-style:square;mso-wrap-distance-left:9pt;mso-wrap-distance-top:0;mso-wrap-distance-right:9pt;mso-wrap-distance-bottom:0;mso-position-horizontal:absolute;mso-position-horizontal-relative:text;mso-position-vertical:absolute;mso-position-vertical-relative:text" o:gfxdata="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">
+                <v:imagedata r:id="rId31" o:title=""/>
               </v:shape>
             </w:pict>
           </mc:Fallback>
@@ -4923,8 +5001,6 @@
       <w:r>
         <w:rPr>
           <w:noProof/>
-          <w:sz w:val="2"/>
-          <w:szCs w:val="2"/>
         </w:rPr>
         <mc:AlternateContent>
           <mc:Choice Requires="wpi">
@@ -4944,7 +5020,7 @@
                 <wp:cNvGraphicFramePr/>
                 <a:graphic xmlns:a="http://schemas.openxmlformats.org/drawingml/2006/main">
                   <a:graphicData uri="http://schemas.microsoft.com/office/word/2010/wordprocessingInk">
-                    <w14:contentPart bwMode="auto" r:id="rId36">
+                    <w14:contentPart bwMode="auto" r:id="rId32">
                       <w14:nvContentPartPr>
                         <w14:cNvContentPartPr/>
                       </w14:nvContentPartPr>
@@ -4960,8 +5036,8 @@
           </mc:Choice>
           <mc:Fallback>
             <w:pict>
-              <v:shape w14:anchorId="63874146" id="Ink 140" o:spid="_x0000_s1026" type="#_x0000_t75" style="position:absolute;margin-left:159.1pt;margin-top:250.9pt;width:3.65pt;height:6.45pt;z-index:251769856;visibility:visible;mso-wrap-style:square;mso-wrap-distance-left:9pt;mso-wrap-distance-top:0;mso-wrap-distance-right:9pt;mso-wrap-distance-bottom:0;mso-position-horizontal:absolute;mso-position-horizontal-relative:text;mso-position-vertical:absolute;mso-position-vertical-relative:text" o:gfxdata="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">
-                <v:imagedata r:id="rId37" o:title=""/>
+              <v:shape w14:anchorId="4E027608" id="Ink 140" o:spid="_x0000_s1026" type="#_x0000_t75" style="position:absolute;margin-left:159.1pt;margin-top:250.9pt;width:3.65pt;height:6.45pt;z-index:251769856;visibility:visible;mso-wrap-style:square;mso-wrap-distance-left:9pt;mso-wrap-distance-top:0;mso-wrap-distance-right:9pt;mso-wrap-distance-bottom:0;mso-position-horizontal:absolute;mso-position-horizontal-relative:text;mso-position-vertical:absolute;mso-position-vertical-relative:text" o:gfxdata="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">
+                <v:imagedata r:id="rId33" o:title=""/>
               </v:shape>
             </w:pict>
           </mc:Fallback>
@@ -4970,8 +5046,6 @@
       <w:r>
         <w:rPr>
           <w:noProof/>
-          <w:sz w:val="2"/>
-          <w:szCs w:val="2"/>
         </w:rPr>
         <mc:AlternateContent>
           <mc:Choice Requires="wpi">
@@ -4991,7 +5065,7 @@
                 <wp:cNvGraphicFramePr/>
                 <a:graphic xmlns:a="http://schemas.openxmlformats.org/drawingml/2006/main">
                   <a:graphicData uri="http://schemas.microsoft.com/office/word/2010/wordprocessingInk">
-                    <w14:contentPart bwMode="auto" r:id="rId38">
+                    <w14:contentPart bwMode="auto" r:id="rId34">
                       <w14:nvContentPartPr>
                         <w14:cNvContentPartPr/>
                       </w14:nvContentPartPr>
@@ -5007,8 +5081,8 @@
           </mc:Choice>
           <mc:Fallback>
             <w:pict>
-              <v:shape w14:anchorId="4CBC2FAB" id="Ink 137" o:spid="_x0000_s1026" type="#_x0000_t75" style="position:absolute;margin-left:220.85pt;margin-top:245.95pt;width:6pt;height:6.35pt;z-index:251766784;visibility:visible;mso-wrap-style:square;mso-wrap-distance-left:9pt;mso-wrap-distance-top:0;mso-wrap-distance-right:9pt;mso-wrap-distance-bottom:0;mso-position-horizontal:absolute;mso-position-horizontal-relative:text;mso-position-vertical:absolute;mso-position-vertical-relative:text" o:gfxdata="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">
-                <v:imagedata r:id="rId39" o:title=""/>
+              <v:shape w14:anchorId="7D7BECAF" id="Ink 137" o:spid="_x0000_s1026" type="#_x0000_t75" style="position:absolute;margin-left:220.85pt;margin-top:245.95pt;width:6pt;height:6.35pt;z-index:251766784;visibility:visible;mso-wrap-style:square;mso-wrap-distance-left:9pt;mso-wrap-distance-top:0;mso-wrap-distance-right:9pt;mso-wrap-distance-bottom:0;mso-position-horizontal:absolute;mso-position-horizontal-relative:text;mso-position-vertical:absolute;mso-position-vertical-relative:text" o:gfxdata="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">
+                <v:imagedata r:id="rId35" o:title=""/>
               </v:shape>
             </w:pict>
           </mc:Fallback>
@@ -5017,8 +5091,6 @@
       <w:r>
         <w:rPr>
           <w:noProof/>
-          <w:sz w:val="2"/>
-          <w:szCs w:val="2"/>
         </w:rPr>
         <mc:AlternateContent>
           <mc:Choice Requires="wpi">
@@ -5038,7 +5110,7 @@
                 <wp:cNvGraphicFramePr/>
                 <a:graphic xmlns:a="http://schemas.openxmlformats.org/drawingml/2006/main">
                   <a:graphicData uri="http://schemas.microsoft.com/office/word/2010/wordprocessingInk">
-                    <w14:contentPart bwMode="auto" r:id="rId40">
+                    <w14:contentPart bwMode="auto" r:id="rId36">
                       <w14:nvContentPartPr>
                         <w14:cNvContentPartPr/>
                       </w14:nvContentPartPr>
@@ -5054,8 +5126,8 @@
           </mc:Choice>
           <mc:Fallback>
             <w:pict>
-              <v:shape w14:anchorId="529FB732" id="Ink 124" o:spid="_x0000_s1026" type="#_x0000_t75" style="position:absolute;margin-left:199.4pt;margin-top:113pt;width:9.4pt;height:12.4pt;z-index:251756544;visibility:visible;mso-wrap-style:square;mso-wrap-distance-left:9pt;mso-wrap-distance-top:0;mso-wrap-distance-right:9pt;mso-wrap-distance-bottom:0;mso-position-horizontal:absolute;mso-position-horizontal-relative:text;mso-position-vertical:absolute;mso-position-vertical-relative:text" o:gfxdata="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">
-                <v:imagedata r:id="rId41" o:title=""/>
+              <v:shape w14:anchorId="176AD8D6" id="Ink 124" o:spid="_x0000_s1026" type="#_x0000_t75" style="position:absolute;margin-left:199.4pt;margin-top:113pt;width:9.4pt;height:12.4pt;z-index:251756544;visibility:visible;mso-wrap-style:square;mso-wrap-distance-left:9pt;mso-wrap-distance-top:0;mso-wrap-distance-right:9pt;mso-wrap-distance-bottom:0;mso-position-horizontal:absolute;mso-position-horizontal-relative:text;mso-position-vertical:absolute;mso-position-vertical-relative:text" o:gfxdata="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">
+                <v:imagedata r:id="rId37" o:title=""/>
               </v:shape>
             </w:pict>
           </mc:Fallback>
@@ -5064,8 +5136,6 @@
       <w:r>
         <w:rPr>
           <w:noProof/>
-          <w:sz w:val="2"/>
-          <w:szCs w:val="2"/>
         </w:rPr>
         <mc:AlternateContent>
           <mc:Choice Requires="wpi">
@@ -5085,7 +5155,7 @@
                 <wp:cNvGraphicFramePr/>
                 <a:graphic xmlns:a="http://schemas.openxmlformats.org/drawingml/2006/main">
                   <a:graphicData uri="http://schemas.microsoft.com/office/word/2010/wordprocessingInk">
-                    <w14:contentPart bwMode="auto" r:id="rId42">
+                    <w14:contentPart bwMode="auto" r:id="rId38">
                       <w14:nvContentPartPr>
                         <w14:cNvContentPartPr/>
                       </w14:nvContentPartPr>
@@ -5101,8 +5171,8 @@
           </mc:Choice>
           <mc:Fallback>
             <w:pict>
-              <v:shape w14:anchorId="5C7E14FC" id="Ink 121" o:spid="_x0000_s1026" type="#_x0000_t75" style="position:absolute;margin-left:102.75pt;margin-top:103.15pt;width:11.75pt;height:18pt;z-index:251753472;visibility:visible;mso-wrap-style:square;mso-wrap-distance-left:9pt;mso-wrap-distance-top:0;mso-wrap-distance-right:9pt;mso-wrap-distance-bottom:0;mso-position-horizontal:absolute;mso-position-horizontal-relative:text;mso-position-vertical:absolute;mso-position-vertical-relative:text" o:gfxdata="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">
-                <v:imagedata r:id="rId43" o:title=""/>
+              <v:shape w14:anchorId="2DFF4C9D" id="Ink 121" o:spid="_x0000_s1026" type="#_x0000_t75" style="position:absolute;margin-left:102.75pt;margin-top:103.15pt;width:11.75pt;height:18pt;z-index:251753472;visibility:visible;mso-wrap-style:square;mso-wrap-distance-left:9pt;mso-wrap-distance-top:0;mso-wrap-distance-right:9pt;mso-wrap-distance-bottom:0;mso-position-horizontal:absolute;mso-position-horizontal-relative:text;mso-position-vertical:absolute;mso-position-vertical-relative:text" o:gfxdata="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">
+                <v:imagedata r:id="rId39" o:title=""/>
               </v:shape>
             </w:pict>
           </mc:Fallback>
@@ -5111,8 +5181,6 @@
       <w:r>
         <w:rPr>
           <w:noProof/>
-          <w:sz w:val="2"/>
-          <w:szCs w:val="2"/>
         </w:rPr>
         <mc:AlternateContent>
           <mc:Choice Requires="wpi">
@@ -5132,7 +5200,7 @@
                 <wp:cNvGraphicFramePr/>
                 <a:graphic xmlns:a="http://schemas.openxmlformats.org/drawingml/2006/main">
                   <a:graphicData uri="http://schemas.microsoft.com/office/word/2010/wordprocessingInk">
-                    <w14:contentPart bwMode="auto" r:id="rId44">
+                    <w14:contentPart bwMode="auto" r:id="rId40">
                       <w14:nvContentPartPr>
                         <w14:cNvContentPartPr/>
                       </w14:nvContentPartPr>
@@ -5154,8 +5222,8 @@
           </mc:Choice>
           <mc:Fallback>
             <w:pict>
-              <v:shape w14:anchorId="54714DE2" id="Ink 120" o:spid="_x0000_s1026" type="#_x0000_t75" style="position:absolute;margin-left:99.5pt;margin-top:111.7pt;width:10.45pt;height:8.95pt;z-index:251752448;visibility:visible;mso-wrap-style:square;mso-width-percent:0;mso-height-percent:0;mso-wrap-distance-left:9pt;mso-wrap-distance-top:0;mso-wrap-distance-right:9pt;mso-wrap-distance-bottom:0;mso-position-horizontal:absolute;mso-position-horizontal-relative:text;mso-position-vertical:absolute;mso-position-vertical-relative:text;mso-width-percent:0;mso-height-percent:0;mso-width-relative:margin;mso-height-relative:margin" o:gfxdata="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">
-                <v:imagedata r:id="rId45" o:title=""/>
+              <v:shape w14:anchorId="4415FFA8" id="Ink 120" o:spid="_x0000_s1026" type="#_x0000_t75" style="position:absolute;margin-left:99.5pt;margin-top:111.7pt;width:10.45pt;height:8.95pt;z-index:251752448;visibility:visible;mso-wrap-style:square;mso-width-percent:0;mso-height-percent:0;mso-wrap-distance-left:9pt;mso-wrap-distance-top:0;mso-wrap-distance-right:9pt;mso-wrap-distance-bottom:0;mso-position-horizontal:absolute;mso-position-horizontal-relative:text;mso-position-vertical:absolute;mso-position-vertical-relative:text;mso-width-percent:0;mso-height-percent:0;mso-width-relative:margin;mso-height-relative:margin" o:gfxdata="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">
+                <v:imagedata r:id="rId41" o:title=""/>
               </v:shape>
             </w:pict>
           </mc:Fallback>
@@ -5164,8 +5232,6 @@
       <w:r>
         <w:rPr>
           <w:noProof/>
-          <w:sz w:val="2"/>
-          <w:szCs w:val="2"/>
         </w:rPr>
         <mc:AlternateContent>
           <mc:Choice Requires="wpi">
@@ -5185,7 +5251,7 @@
                 <wp:cNvGraphicFramePr/>
                 <a:graphic xmlns:a="http://schemas.openxmlformats.org/drawingml/2006/main">
                   <a:graphicData uri="http://schemas.microsoft.com/office/word/2010/wordprocessingInk">
-                    <w14:contentPart bwMode="auto" r:id="rId46">
+                    <w14:contentPart bwMode="auto" r:id="rId42">
                       <w14:nvContentPartPr>
                         <w14:cNvContentPartPr/>
                       </w14:nvContentPartPr>
@@ -5201,8 +5267,8 @@
           </mc:Choice>
           <mc:Fallback>
             <w:pict>
-              <v:shape w14:anchorId="696D65DF" id="Ink 115" o:spid="_x0000_s1026" type="#_x0000_t75" style="position:absolute;margin-left:113.7pt;margin-top:382.15pt;width:43.15pt;height:15.55pt;z-index:251748352;visibility:visible;mso-wrap-style:square;mso-wrap-distance-left:9pt;mso-wrap-distance-top:0;mso-wrap-distance-right:9pt;mso-wrap-distance-bottom:0;mso-position-horizontal:absolute;mso-position-horizontal-relative:text;mso-position-vertical:absolute;mso-position-vertical-relative:text" o:gfxdata="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">
-                <v:imagedata r:id="rId47" o:title=""/>
+              <v:shape w14:anchorId="11D68FA4" id="Ink 115" o:spid="_x0000_s1026" type="#_x0000_t75" style="position:absolute;margin-left:113.7pt;margin-top:382.15pt;width:43.15pt;height:15.55pt;z-index:251748352;visibility:visible;mso-wrap-style:square;mso-wrap-distance-left:9pt;mso-wrap-distance-top:0;mso-wrap-distance-right:9pt;mso-wrap-distance-bottom:0;mso-position-horizontal:absolute;mso-position-horizontal-relative:text;mso-position-vertical:absolute;mso-position-vertical-relative:text" o:gfxdata="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">
+                <v:imagedata r:id="rId43" o:title=""/>
               </v:shape>
             </w:pict>
           </mc:Fallback>
@@ -5211,8 +5277,6 @@
       <w:r>
         <w:rPr>
           <w:noProof/>
-          <w:sz w:val="2"/>
-          <w:szCs w:val="2"/>
         </w:rPr>
         <mc:AlternateContent>
           <mc:Choice Requires="wpi">
@@ -5232,7 +5296,7 @@
                 <wp:cNvGraphicFramePr/>
                 <a:graphic xmlns:a="http://schemas.openxmlformats.org/drawingml/2006/main">
                   <a:graphicData uri="http://schemas.microsoft.com/office/word/2010/wordprocessingInk">
-                    <w14:contentPart bwMode="auto" r:id="rId48">
+                    <w14:contentPart bwMode="auto" r:id="rId44">
                       <w14:nvContentPartPr>
                         <w14:cNvContentPartPr/>
                       </w14:nvContentPartPr>
@@ -5248,8 +5312,8 @@
           </mc:Choice>
           <mc:Fallback>
             <w:pict>
-              <v:shape w14:anchorId="6361B7ED" id="Ink 110" o:spid="_x0000_s1026" type="#_x0000_t75" style="position:absolute;margin-left:108.25pt;margin-top:393.35pt;width:8.55pt;height:1.6pt;z-index:251745280;visibility:visible;mso-wrap-style:square;mso-wrap-distance-left:9pt;mso-wrap-distance-top:0;mso-wrap-distance-right:9pt;mso-wrap-distance-bottom:0;mso-position-horizontal:absolute;mso-position-horizontal-relative:text;mso-position-vertical:absolute;mso-position-vertical-relative:text" o:gfxdata="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">
-                <v:imagedata r:id="rId49" o:title=""/>
+              <v:shape w14:anchorId="12C5EB2F" id="Ink 110" o:spid="_x0000_s1026" type="#_x0000_t75" style="position:absolute;margin-left:108.25pt;margin-top:393.35pt;width:8.55pt;height:1.6pt;z-index:251745280;visibility:visible;mso-wrap-style:square;mso-wrap-distance-left:9pt;mso-wrap-distance-top:0;mso-wrap-distance-right:9pt;mso-wrap-distance-bottom:0;mso-position-horizontal:absolute;mso-position-horizontal-relative:text;mso-position-vertical:absolute;mso-position-vertical-relative:text" o:gfxdata="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">
+                <v:imagedata r:id="rId45" o:title=""/>
               </v:shape>
             </w:pict>
           </mc:Fallback>
@@ -5258,8 +5322,6 @@
       <w:r>
         <w:rPr>
           <w:noProof/>
-          <w:sz w:val="2"/>
-          <w:szCs w:val="2"/>
         </w:rPr>
         <mc:AlternateContent>
           <mc:Choice Requires="wpi">
@@ -5279,7 +5341,7 @@
                 <wp:cNvGraphicFramePr/>
                 <a:graphic xmlns:a="http://schemas.openxmlformats.org/drawingml/2006/main">
                   <a:graphicData uri="http://schemas.microsoft.com/office/word/2010/wordprocessingInk">
-                    <w14:contentPart bwMode="auto" r:id="rId50">
+                    <w14:contentPart bwMode="auto" r:id="rId46">
                       <w14:nvContentPartPr>
                         <w14:cNvContentPartPr/>
                       </w14:nvContentPartPr>
@@ -5295,8 +5357,8 @@
           </mc:Choice>
           <mc:Fallback>
             <w:pict>
-              <v:shape w14:anchorId="75204089" id="Ink 109" o:spid="_x0000_s1026" type="#_x0000_t75" style="position:absolute;margin-left:98.15pt;margin-top:384.75pt;width:6.05pt;height:6.1pt;z-index:251744256;visibility:visible;mso-wrap-style:square;mso-wrap-distance-left:9pt;mso-wrap-distance-top:0;mso-wrap-distance-right:9pt;mso-wrap-distance-bottom:0;mso-position-horizontal:absolute;mso-position-horizontal-relative:text;mso-position-vertical:absolute;mso-position-vertical-relative:text" o:gfxdata="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">
-                <v:imagedata r:id="rId51" o:title=""/>
+              <v:shape w14:anchorId="22B620F1" id="Ink 109" o:spid="_x0000_s1026" type="#_x0000_t75" style="position:absolute;margin-left:98.15pt;margin-top:384.75pt;width:6.05pt;height:6.1pt;z-index:251744256;visibility:visible;mso-wrap-style:square;mso-wrap-distance-left:9pt;mso-wrap-distance-top:0;mso-wrap-distance-right:9pt;mso-wrap-distance-bottom:0;mso-position-horizontal:absolute;mso-position-horizontal-relative:text;mso-position-vertical:absolute;mso-position-vertical-relative:text" o:gfxdata="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">
+                <v:imagedata r:id="rId47" o:title=""/>
               </v:shape>
             </w:pict>
           </mc:Fallback>
@@ -5305,8 +5367,6 @@
       <w:r>
         <w:rPr>
           <w:noProof/>
-          <w:sz w:val="2"/>
-          <w:szCs w:val="2"/>
         </w:rPr>
         <mc:AlternateContent>
           <mc:Choice Requires="wpi">
@@ -5326,7 +5386,7 @@
                 <wp:cNvGraphicFramePr/>
                 <a:graphic xmlns:a="http://schemas.openxmlformats.org/drawingml/2006/main">
                   <a:graphicData uri="http://schemas.microsoft.com/office/word/2010/wordprocessingInk">
-                    <w14:contentPart bwMode="auto" r:id="rId52">
+                    <w14:contentPart bwMode="auto" r:id="rId48">
                       <w14:nvContentPartPr>
                         <w14:cNvContentPartPr/>
                       </w14:nvContentPartPr>
@@ -5342,8 +5402,8 @@
           </mc:Choice>
           <mc:Fallback>
             <w:pict>
-              <v:shape w14:anchorId="41CD80C2" id="Ink 108" o:spid="_x0000_s1026" type="#_x0000_t75" style="position:absolute;margin-left:100.25pt;margin-top:297.7pt;width:13.2pt;height:93.3pt;z-index:251743232;visibility:visible;mso-wrap-style:square;mso-wrap-distance-left:9pt;mso-wrap-distance-top:0;mso-wrap-distance-right:9pt;mso-wrap-distance-bottom:0;mso-position-horizontal:absolute;mso-position-horizontal-relative:text;mso-position-vertical:absolute;mso-position-vertical-relative:text" o:gfxdata="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">
-                <v:imagedata r:id="rId53" o:title=""/>
+              <v:shape w14:anchorId="3D61C87D" id="Ink 108" o:spid="_x0000_s1026" type="#_x0000_t75" style="position:absolute;margin-left:100.25pt;margin-top:297.7pt;width:13.2pt;height:93.3pt;z-index:251743232;visibility:visible;mso-wrap-style:square;mso-wrap-distance-left:9pt;mso-wrap-distance-top:0;mso-wrap-distance-right:9pt;mso-wrap-distance-bottom:0;mso-position-horizontal:absolute;mso-position-horizontal-relative:text;mso-position-vertical:absolute;mso-position-vertical-relative:text" o:gfxdata="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">
+                <v:imagedata r:id="rId49" o:title=""/>
               </v:shape>
             </w:pict>
           </mc:Fallback>
@@ -5352,8 +5412,6 @@
       <w:r>
         <w:rPr>
           <w:noProof/>
-          <w:sz w:val="2"/>
-          <w:szCs w:val="2"/>
         </w:rPr>
         <mc:AlternateContent>
           <mc:Choice Requires="wpi">
@@ -5373,7 +5431,7 @@
                 <wp:cNvGraphicFramePr/>
                 <a:graphic xmlns:a="http://schemas.openxmlformats.org/drawingml/2006/main">
                   <a:graphicData uri="http://schemas.microsoft.com/office/word/2010/wordprocessingInk">
-                    <w14:contentPart bwMode="auto" r:id="rId54">
+                    <w14:contentPart bwMode="auto" r:id="rId50">
                       <w14:nvContentPartPr>
                         <w14:cNvContentPartPr/>
                       </w14:nvContentPartPr>
@@ -5389,8 +5447,8 @@
           </mc:Choice>
           <mc:Fallback>
             <w:pict>
-              <v:shape w14:anchorId="5B49554D" id="Ink 106" o:spid="_x0000_s1026" type="#_x0000_t75" style="position:absolute;margin-left:36.8pt;margin-top:359.2pt;width:27.15pt;height:2pt;z-index:251741184;visibility:visible;mso-wrap-style:square;mso-wrap-distance-left:9pt;mso-wrap-distance-top:0;mso-wrap-distance-right:9pt;mso-wrap-distance-bottom:0;mso-position-horizontal:absolute;mso-position-horizontal-relative:text;mso-position-vertical:absolute;mso-position-vertical-relative:text" o:gfxdata="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">
-                <v:imagedata r:id="rId55" o:title=""/>
+              <v:shape w14:anchorId="48BE7EB9" id="Ink 106" o:spid="_x0000_s1026" type="#_x0000_t75" style="position:absolute;margin-left:36.8pt;margin-top:359.2pt;width:27.15pt;height:2pt;z-index:251741184;visibility:visible;mso-wrap-style:square;mso-wrap-distance-left:9pt;mso-wrap-distance-top:0;mso-wrap-distance-right:9pt;mso-wrap-distance-bottom:0;mso-position-horizontal:absolute;mso-position-horizontal-relative:text;mso-position-vertical:absolute;mso-position-vertical-relative:text" o:gfxdata="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">
+                <v:imagedata r:id="rId51" o:title=""/>
               </v:shape>
             </w:pict>
           </mc:Fallback>
@@ -5399,8 +5457,6 @@
       <w:r>
         <w:rPr>
           <w:noProof/>
-          <w:sz w:val="2"/>
-          <w:szCs w:val="2"/>
         </w:rPr>
         <mc:AlternateContent>
           <mc:Choice Requires="wpi">
@@ -5420,7 +5476,7 @@
                 <wp:cNvGraphicFramePr/>
                 <a:graphic xmlns:a="http://schemas.openxmlformats.org/drawingml/2006/main">
                   <a:graphicData uri="http://schemas.microsoft.com/office/word/2010/wordprocessingInk">
-                    <w14:contentPart bwMode="auto" r:id="rId56">
+                    <w14:contentPart bwMode="auto" r:id="rId52">
                       <w14:nvContentPartPr>
                         <w14:cNvContentPartPr/>
                       </w14:nvContentPartPr>
@@ -5436,8 +5492,8 @@
           </mc:Choice>
           <mc:Fallback>
             <w:pict>
-              <v:shape w14:anchorId="60F84A37" id="Ink 102" o:spid="_x0000_s1026" type="#_x0000_t75" style="position:absolute;margin-left:39.45pt;margin-top:384.05pt;width:5.5pt;height:5.4pt;z-index:251739136;visibility:visible;mso-wrap-style:square;mso-wrap-distance-left:9pt;mso-wrap-distance-top:0;mso-wrap-distance-right:9pt;mso-wrap-distance-bottom:0;mso-position-horizontal:absolute;mso-position-horizontal-relative:text;mso-position-vertical:absolute;mso-position-vertical-relative:text" o:gfxdata="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">
-                <v:imagedata r:id="rId57" o:title=""/>
+              <v:shape w14:anchorId="0AB8DAA8" id="Ink 102" o:spid="_x0000_s1026" type="#_x0000_t75" style="position:absolute;margin-left:39.45pt;margin-top:384.05pt;width:5.5pt;height:5.4pt;z-index:251739136;visibility:visible;mso-wrap-style:square;mso-wrap-distance-left:9pt;mso-wrap-distance-top:0;mso-wrap-distance-right:9pt;mso-wrap-distance-bottom:0;mso-position-horizontal:absolute;mso-position-horizontal-relative:text;mso-position-vertical:absolute;mso-position-vertical-relative:text" o:gfxdata="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">
+                <v:imagedata r:id="rId53" o:title=""/>
               </v:shape>
             </w:pict>
           </mc:Fallback>
@@ -5446,8 +5502,6 @@
       <w:r>
         <w:rPr>
           <w:noProof/>
-          <w:sz w:val="2"/>
-          <w:szCs w:val="2"/>
         </w:rPr>
         <mc:AlternateContent>
           <mc:Choice Requires="wpi">
@@ -5467,7 +5521,7 @@
                 <wp:cNvGraphicFramePr/>
                 <a:graphic xmlns:a="http://schemas.openxmlformats.org/drawingml/2006/main">
                   <a:graphicData uri="http://schemas.microsoft.com/office/word/2010/wordprocessingInk">
-                    <w14:contentPart bwMode="auto" r:id="rId58">
+                    <w14:contentPart bwMode="auto" r:id="rId54">
                       <w14:nvContentPartPr>
                         <w14:cNvContentPartPr/>
                       </w14:nvContentPartPr>
@@ -5483,8 +5537,8 @@
           </mc:Choice>
           <mc:Fallback>
             <w:pict>
-              <v:shape w14:anchorId="4A831650" id="Ink 99" o:spid="_x0000_s1026" type="#_x0000_t75" style="position:absolute;margin-left:40.95pt;margin-top:359.45pt;width:7.45pt;height:29.3pt;z-index:251736064;visibility:visible;mso-wrap-style:square;mso-wrap-distance-left:9pt;mso-wrap-distance-top:0;mso-wrap-distance-right:9pt;mso-wrap-distance-bottom:0;mso-position-horizontal:absolute;mso-position-horizontal-relative:text;mso-position-vertical:absolute;mso-position-vertical-relative:text" o:gfxdata="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">
-                <v:imagedata r:id="rId59" o:title=""/>
+              <v:shape w14:anchorId="4476B1BC" id="Ink 99" o:spid="_x0000_s1026" type="#_x0000_t75" style="position:absolute;margin-left:40.95pt;margin-top:359.45pt;width:7.45pt;height:29.3pt;z-index:251736064;visibility:visible;mso-wrap-style:square;mso-wrap-distance-left:9pt;mso-wrap-distance-top:0;mso-wrap-distance-right:9pt;mso-wrap-distance-bottom:0;mso-position-horizontal:absolute;mso-position-horizontal-relative:text;mso-position-vertical:absolute;mso-position-vertical-relative:text" o:gfxdata="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">
+                <v:imagedata r:id="rId55" o:title=""/>
               </v:shape>
             </w:pict>
           </mc:Fallback>
@@ -5493,8 +5547,6 @@
       <w:r>
         <w:rPr>
           <w:noProof/>
-          <w:sz w:val="2"/>
-          <w:szCs w:val="2"/>
         </w:rPr>
         <mc:AlternateContent>
           <mc:Choice Requires="wpi">
@@ -5514,7 +5566,7 @@
                 <wp:cNvGraphicFramePr/>
                 <a:graphic xmlns:a="http://schemas.openxmlformats.org/drawingml/2006/main">
                   <a:graphicData uri="http://schemas.microsoft.com/office/word/2010/wordprocessingInk">
-                    <w14:contentPart bwMode="auto" r:id="rId60">
+                    <w14:contentPart bwMode="auto" r:id="rId56">
                       <w14:nvContentPartPr>
                         <w14:cNvContentPartPr/>
                       </w14:nvContentPartPr>
@@ -5530,8 +5582,8 @@
           </mc:Choice>
           <mc:Fallback>
             <w:pict>
-              <v:shape w14:anchorId="714969C3" id="Ink 97" o:spid="_x0000_s1026" type="#_x0000_t75" style="position:absolute;margin-left:44.6pt;margin-top:264.85pt;width:5.2pt;height:5.1pt;z-index:251734016;visibility:visible;mso-wrap-style:square;mso-wrap-distance-left:9pt;mso-wrap-distance-top:0;mso-wrap-distance-right:9pt;mso-wrap-distance-bottom:0;mso-position-horizontal:absolute;mso-position-horizontal-relative:text;mso-position-vertical:absolute;mso-position-vertical-relative:text" o:gfxdata="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">
-                <v:imagedata r:id="rId61" o:title=""/>
+              <v:shape w14:anchorId="13DA3A53" id="Ink 97" o:spid="_x0000_s1026" type="#_x0000_t75" style="position:absolute;margin-left:44.6pt;margin-top:264.85pt;width:5.2pt;height:5.1pt;z-index:251734016;visibility:visible;mso-wrap-style:square;mso-wrap-distance-left:9pt;mso-wrap-distance-top:0;mso-wrap-distance-right:9pt;mso-wrap-distance-bottom:0;mso-position-horizontal:absolute;mso-position-horizontal-relative:text;mso-position-vertical:absolute;mso-position-vertical-relative:text" o:gfxdata="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">
+                <v:imagedata r:id="rId57" o:title=""/>
               </v:shape>
             </w:pict>
           </mc:Fallback>
@@ -5540,8 +5592,6 @@
       <w:r>
         <w:rPr>
           <w:noProof/>
-          <w:sz w:val="2"/>
-          <w:szCs w:val="2"/>
         </w:rPr>
         <mc:AlternateContent>
           <mc:Choice Requires="wpi">
@@ -5561,7 +5611,7 @@
                 <wp:cNvGraphicFramePr/>
                 <a:graphic xmlns:a="http://schemas.openxmlformats.org/drawingml/2006/main">
                   <a:graphicData uri="http://schemas.microsoft.com/office/word/2010/wordprocessingInk">
-                    <w14:contentPart bwMode="auto" r:id="rId62">
+                    <w14:contentPart bwMode="auto" r:id="rId58">
                       <w14:nvContentPartPr>
                         <w14:cNvContentPartPr/>
                       </w14:nvContentPartPr>
@@ -5577,8 +5627,8 @@
           </mc:Choice>
           <mc:Fallback>
             <w:pict>
-              <v:shape w14:anchorId="4AB41AD4" id="Ink 93" o:spid="_x0000_s1026" type="#_x0000_t75" style="position:absolute;margin-left:37.4pt;margin-top:215.3pt;width:10.95pt;height:54.55pt;z-index:251730944;visibility:visible;mso-wrap-style:square;mso-wrap-distance-left:9pt;mso-wrap-distance-top:0;mso-wrap-distance-right:9pt;mso-wrap-distance-bottom:0;mso-position-horizontal:absolute;mso-position-horizontal-relative:text;mso-position-vertical:absolute;mso-position-vertical-relative:text" o:gfxdata="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">
-                <v:imagedata r:id="rId63" o:title=""/>
+              <v:shape w14:anchorId="683CB46B" id="Ink 93" o:spid="_x0000_s1026" type="#_x0000_t75" style="position:absolute;margin-left:37.4pt;margin-top:215.3pt;width:10.95pt;height:54.55pt;z-index:251730944;visibility:visible;mso-wrap-style:square;mso-wrap-distance-left:9pt;mso-wrap-distance-top:0;mso-wrap-distance-right:9pt;mso-wrap-distance-bottom:0;mso-position-horizontal:absolute;mso-position-horizontal-relative:text;mso-position-vertical:absolute;mso-position-vertical-relative:text" o:gfxdata="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">
+                <v:imagedata r:id="rId59" o:title=""/>
               </v:shape>
             </w:pict>
           </mc:Fallback>
@@ -5587,8 +5637,6 @@
       <w:r>
         <w:rPr>
           <w:noProof/>
-          <w:sz w:val="2"/>
-          <w:szCs w:val="2"/>
         </w:rPr>
         <mc:AlternateContent>
           <mc:Choice Requires="wpi">
@@ -5608,7 +5656,7 @@
                 <wp:cNvGraphicFramePr/>
                 <a:graphic xmlns:a="http://schemas.openxmlformats.org/drawingml/2006/main">
                   <a:graphicData uri="http://schemas.microsoft.com/office/word/2010/wordprocessingInk">
-                    <w14:contentPart bwMode="auto" r:id="rId64">
+                    <w14:contentPart bwMode="auto" r:id="rId60">
                       <w14:nvContentPartPr>
                         <w14:cNvContentPartPr/>
                       </w14:nvContentPartPr>
@@ -5630,8 +5678,8 @@
           </mc:Choice>
           <mc:Fallback>
             <w:pict>
-              <v:shape w14:anchorId="352A14B6" id="Ink 91" o:spid="_x0000_s1026" type="#_x0000_t75" style="position:absolute;margin-left:27.55pt;margin-top:214.5pt;width:13.25pt;height:1.75pt;z-index:251728896;visibility:visible;mso-wrap-style:square;mso-width-percent:0;mso-height-percent:0;mso-wrap-distance-left:9pt;mso-wrap-distance-top:0;mso-wrap-distance-right:9pt;mso-wrap-distance-bottom:0;mso-position-horizontal:absolute;mso-position-horizontal-relative:text;mso-position-vertical:absolute;mso-position-vertical-relative:text;mso-width-percent:0;mso-height-percent:0;mso-width-relative:margin;mso-height-relative:margin" o:gfxdata="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">
-                <v:imagedata r:id="rId65" o:title=""/>
+              <v:shape w14:anchorId="58C1E897" id="Ink 91" o:spid="_x0000_s1026" type="#_x0000_t75" style="position:absolute;margin-left:27.55pt;margin-top:214.5pt;width:13.25pt;height:1.75pt;z-index:251728896;visibility:visible;mso-wrap-style:square;mso-width-percent:0;mso-height-percent:0;mso-wrap-distance-left:9pt;mso-wrap-distance-top:0;mso-wrap-distance-right:9pt;mso-wrap-distance-bottom:0;mso-position-horizontal:absolute;mso-position-horizontal-relative:text;mso-position-vertical:absolute;mso-position-vertical-relative:text;mso-width-percent:0;mso-height-percent:0;mso-width-relative:margin;mso-height-relative:margin" o:gfxdata="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">
+                <v:imagedata r:id="rId61" o:title=""/>
               </v:shape>
             </w:pict>
           </mc:Fallback>
@@ -5640,8 +5688,6 @@
       <w:r>
         <w:rPr>
           <w:noProof/>
-          <w:sz w:val="2"/>
-          <w:szCs w:val="2"/>
         </w:rPr>
         <mc:AlternateContent>
           <mc:Choice Requires="wpi">
@@ -5661,7 +5707,7 @@
                 <wp:cNvGraphicFramePr/>
                 <a:graphic xmlns:a="http://schemas.openxmlformats.org/drawingml/2006/main">
                   <a:graphicData uri="http://schemas.microsoft.com/office/word/2010/wordprocessingInk">
-                    <w14:contentPart bwMode="auto" r:id="rId66">
+                    <w14:contentPart bwMode="auto" r:id="rId62">
                       <w14:nvContentPartPr>
                         <w14:cNvContentPartPr/>
                       </w14:nvContentPartPr>
@@ -5677,8 +5723,8 @@
           </mc:Choice>
           <mc:Fallback>
             <w:pict>
-              <v:shape w14:anchorId="005BDE1D" id="Ink 89" o:spid="_x0000_s1026" type="#_x0000_t75" style="position:absolute;margin-left:-29.05pt;margin-top:156.65pt;width:36.85pt;height:112.35pt;z-index:251726848;visibility:visible;mso-wrap-style:square;mso-wrap-distance-left:9pt;mso-wrap-distance-top:0;mso-wrap-distance-right:9pt;mso-wrap-distance-bottom:0;mso-position-horizontal:absolute;mso-position-horizontal-relative:text;mso-position-vertical:absolute;mso-position-vertical-relative:text" o:gfxdata="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">
-                <v:imagedata r:id="rId67" o:title=""/>
+              <v:shape w14:anchorId="1F8EAADA" id="Ink 89" o:spid="_x0000_s1026" type="#_x0000_t75" style="position:absolute;margin-left:-29.05pt;margin-top:156.65pt;width:36.85pt;height:112.35pt;z-index:251726848;visibility:visible;mso-wrap-style:square;mso-wrap-distance-left:9pt;mso-wrap-distance-top:0;mso-wrap-distance-right:9pt;mso-wrap-distance-bottom:0;mso-position-horizontal:absolute;mso-position-horizontal-relative:text;mso-position-vertical:absolute;mso-position-vertical-relative:text" o:gfxdata="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">
+                <v:imagedata r:id="rId63" o:title=""/>
               </v:shape>
             </w:pict>
           </mc:Fallback>
@@ -5687,8 +5733,6 @@
       <w:r>
         <w:rPr>
           <w:noProof/>
-          <w:sz w:val="2"/>
-          <w:szCs w:val="2"/>
         </w:rPr>
         <mc:AlternateContent>
           <mc:Choice Requires="wpi">
@@ -5708,7 +5752,7 @@
                 <wp:cNvGraphicFramePr/>
                 <a:graphic xmlns:a="http://schemas.openxmlformats.org/drawingml/2006/main">
                   <a:graphicData uri="http://schemas.microsoft.com/office/word/2010/wordprocessingInk">
-                    <w14:contentPart bwMode="auto" r:id="rId68">
+                    <w14:contentPart bwMode="auto" r:id="rId64">
                       <w14:nvContentPartPr>
                         <w14:cNvContentPartPr/>
                       </w14:nvContentPartPr>
@@ -5724,8 +5768,8 @@
           </mc:Choice>
           <mc:Fallback>
             <w:pict>
-              <v:shape w14:anchorId="52166975" id="Ink 88" o:spid="_x0000_s1026" type="#_x0000_t75" style="position:absolute;margin-left:420.1pt;margin-top:133.8pt;width:6.4pt;height:10.95pt;z-index:251725824;visibility:visible;mso-wrap-style:square;mso-wrap-distance-left:9pt;mso-wrap-distance-top:0;mso-wrap-distance-right:9pt;mso-wrap-distance-bottom:0;mso-position-horizontal:absolute;mso-position-horizontal-relative:text;mso-position-vertical:absolute;mso-position-vertical-relative:text" o:gfxdata="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">
-                <v:imagedata r:id="rId69" o:title=""/>
+              <v:shape w14:anchorId="324BB89C" id="Ink 88" o:spid="_x0000_s1026" type="#_x0000_t75" style="position:absolute;margin-left:420.1pt;margin-top:133.8pt;width:6.4pt;height:10.95pt;z-index:251725824;visibility:visible;mso-wrap-style:square;mso-wrap-distance-left:9pt;mso-wrap-distance-top:0;mso-wrap-distance-right:9pt;mso-wrap-distance-bottom:0;mso-position-horizontal:absolute;mso-position-horizontal-relative:text;mso-position-vertical:absolute;mso-position-vertical-relative:text" o:gfxdata="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">
+                <v:imagedata r:id="rId65" o:title=""/>
               </v:shape>
             </w:pict>
           </mc:Fallback>
@@ -5734,8 +5778,6 @@
       <w:r>
         <w:rPr>
           <w:noProof/>
-          <w:sz w:val="2"/>
-          <w:szCs w:val="2"/>
         </w:rPr>
         <mc:AlternateContent>
           <mc:Choice Requires="wpi">
@@ -5755,7 +5797,7 @@
                 <wp:cNvGraphicFramePr/>
                 <a:graphic xmlns:a="http://schemas.openxmlformats.org/drawingml/2006/main">
                   <a:graphicData uri="http://schemas.microsoft.com/office/word/2010/wordprocessingInk">
-                    <w14:contentPart bwMode="auto" r:id="rId70">
+                    <w14:contentPart bwMode="auto" r:id="rId66">
                       <w14:nvContentPartPr>
                         <w14:cNvContentPartPr/>
                       </w14:nvContentPartPr>
@@ -5771,8 +5813,8 @@
           </mc:Choice>
           <mc:Fallback>
             <w:pict>
-              <v:shape w14:anchorId="268D8482" id="Ink 85" o:spid="_x0000_s1026" type="#_x0000_t75" style="position:absolute;margin-left:244.4pt;margin-top:92.05pt;width:181.9pt;height:49pt;z-index:251722752;visibility:visible;mso-wrap-style:square;mso-wrap-distance-left:9pt;mso-wrap-distance-top:0;mso-wrap-distance-right:9pt;mso-wrap-distance-bottom:0;mso-position-horizontal:absolute;mso-position-horizontal-relative:text;mso-position-vertical:absolute;mso-position-vertical-relative:text" o:gfxdata="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">
-                <v:imagedata r:id="rId71" o:title=""/>
+              <v:shape w14:anchorId="0666DCB0" id="Ink 85" o:spid="_x0000_s1026" type="#_x0000_t75" style="position:absolute;margin-left:244.4pt;margin-top:92.05pt;width:181.9pt;height:49pt;z-index:251722752;visibility:visible;mso-wrap-style:square;mso-wrap-distance-left:9pt;mso-wrap-distance-top:0;mso-wrap-distance-right:9pt;mso-wrap-distance-bottom:0;mso-position-horizontal:absolute;mso-position-horizontal-relative:text;mso-position-vertical:absolute;mso-position-vertical-relative:text" o:gfxdata="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">
+                <v:imagedata r:id="rId67" o:title=""/>
               </v:shape>
             </w:pict>
           </mc:Fallback>
@@ -5781,8 +5823,6 @@
       <w:r>
         <w:rPr>
           <w:noProof/>
-          <w:sz w:val="2"/>
-          <w:szCs w:val="2"/>
         </w:rPr>
         <mc:AlternateContent>
           <mc:Choice Requires="wpi">
@@ -5802,7 +5842,7 @@
                 <wp:cNvGraphicFramePr/>
                 <a:graphic xmlns:a="http://schemas.openxmlformats.org/drawingml/2006/main">
                   <a:graphicData uri="http://schemas.microsoft.com/office/word/2010/wordprocessingInk">
-                    <w14:contentPart bwMode="auto" r:id="rId72">
+                    <w14:contentPart bwMode="auto" r:id="rId68">
                       <w14:nvContentPartPr>
                         <w14:cNvContentPartPr/>
                       </w14:nvContentPartPr>
@@ -5818,8 +5858,8 @@
           </mc:Choice>
           <mc:Fallback>
             <w:pict>
-              <v:shape w14:anchorId="10799445" id="Ink 81" o:spid="_x0000_s1026" type="#_x0000_t75" style="position:absolute;margin-left:177.85pt;margin-top:380.95pt;width:6.15pt;height:6.4pt;z-index:251720704;visibility:visible;mso-wrap-style:square;mso-wrap-distance-left:9pt;mso-wrap-distance-top:0;mso-wrap-distance-right:9pt;mso-wrap-distance-bottom:0;mso-position-horizontal:absolute;mso-position-horizontal-relative:text;mso-position-vertical:absolute;mso-position-vertical-relative:text" o:gfxdata="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">
-                <v:imagedata r:id="rId73" o:title=""/>
+              <v:shape w14:anchorId="0BD3C16F" id="Ink 81" o:spid="_x0000_s1026" type="#_x0000_t75" style="position:absolute;margin-left:177.85pt;margin-top:380.95pt;width:6.15pt;height:6.4pt;z-index:251720704;visibility:visible;mso-wrap-style:square;mso-wrap-distance-left:9pt;mso-wrap-distance-top:0;mso-wrap-distance-right:9pt;mso-wrap-distance-bottom:0;mso-position-horizontal:absolute;mso-position-horizontal-relative:text;mso-position-vertical:absolute;mso-position-vertical-relative:text" o:gfxdata="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">
+                <v:imagedata r:id="rId69" o:title=""/>
               </v:shape>
             </w:pict>
           </mc:Fallback>
@@ -5828,8 +5868,6 @@
       <w:r>
         <w:rPr>
           <w:noProof/>
-          <w:sz w:val="2"/>
-          <w:szCs w:val="2"/>
         </w:rPr>
         <mc:AlternateContent>
           <mc:Choice Requires="wpi">
@@ -5849,7 +5887,7 @@
                 <wp:cNvGraphicFramePr/>
                 <a:graphic xmlns:a="http://schemas.openxmlformats.org/drawingml/2006/main">
                   <a:graphicData uri="http://schemas.microsoft.com/office/word/2010/wordprocessingInk">
-                    <w14:contentPart bwMode="auto" r:id="rId74">
+                    <w14:contentPart bwMode="auto" r:id="rId70">
                       <w14:nvContentPartPr>
                         <w14:cNvContentPartPr/>
                       </w14:nvContentPartPr>
@@ -5865,8 +5903,8 @@
           </mc:Choice>
           <mc:Fallback>
             <w:pict>
-              <v:shape w14:anchorId="3410977D" id="Ink 80" o:spid="_x0000_s1026" type="#_x0000_t75" style="position:absolute;margin-left:167.55pt;margin-top:286.15pt;width:14.2pt;height:101.35pt;z-index:251719680;visibility:visible;mso-wrap-style:square;mso-wrap-distance-left:9pt;mso-wrap-distance-top:0;mso-wrap-distance-right:9pt;mso-wrap-distance-bottom:0;mso-position-horizontal:absolute;mso-position-horizontal-relative:text;mso-position-vertical:absolute;mso-position-vertical-relative:text" o:gfxdata="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">
-                <v:imagedata r:id="rId75" o:title=""/>
+              <v:shape w14:anchorId="741669A3" id="Ink 80" o:spid="_x0000_s1026" type="#_x0000_t75" style="position:absolute;margin-left:167.55pt;margin-top:286.15pt;width:14.2pt;height:101.35pt;z-index:251719680;visibility:visible;mso-wrap-style:square;mso-wrap-distance-left:9pt;mso-wrap-distance-top:0;mso-wrap-distance-right:9pt;mso-wrap-distance-bottom:0;mso-position-horizontal:absolute;mso-position-horizontal-relative:text;mso-position-vertical:absolute;mso-position-vertical-relative:text" o:gfxdata="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">
+                <v:imagedata r:id="rId71" o:title=""/>
               </v:shape>
             </w:pict>
           </mc:Fallback>
@@ -5875,8 +5913,6 @@
       <w:r>
         <w:rPr>
           <w:noProof/>
-          <w:sz w:val="2"/>
-          <w:szCs w:val="2"/>
         </w:rPr>
         <mc:AlternateContent>
           <mc:Choice Requires="wpi">
@@ -5896,7 +5932,7 @@
                 <wp:cNvGraphicFramePr/>
                 <a:graphic xmlns:a="http://schemas.openxmlformats.org/drawingml/2006/main">
                   <a:graphicData uri="http://schemas.microsoft.com/office/word/2010/wordprocessingInk">
-                    <w14:contentPart bwMode="auto" r:id="rId76">
+                    <w14:contentPart bwMode="auto" r:id="rId72">
                       <w14:nvContentPartPr>
                         <w14:cNvContentPartPr/>
                       </w14:nvContentPartPr>
@@ -5912,8 +5948,8 @@
           </mc:Choice>
           <mc:Fallback>
             <w:pict>
-              <v:shape w14:anchorId="74D5CC39" id="Ink 76" o:spid="_x0000_s1026" type="#_x0000_t75" style="position:absolute;margin-left:159.75pt;margin-top:217.9pt;width:24.7pt;height:1.2pt;z-index:251716608;visibility:visible;mso-wrap-style:square;mso-wrap-distance-left:9pt;mso-wrap-distance-top:0;mso-wrap-distance-right:9pt;mso-wrap-distance-bottom:0;mso-position-horizontal:absolute;mso-position-horizontal-relative:text;mso-position-vertical:absolute;mso-position-vertical-relative:text" o:gfxdata="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">
-                <v:imagedata r:id="rId77" o:title=""/>
+              <v:shape w14:anchorId="4E68E60F" id="Ink 76" o:spid="_x0000_s1026" type="#_x0000_t75" style="position:absolute;margin-left:159.75pt;margin-top:217.9pt;width:24.7pt;height:1.2pt;z-index:251716608;visibility:visible;mso-wrap-style:square;mso-wrap-distance-left:9pt;mso-wrap-distance-top:0;mso-wrap-distance-right:9pt;mso-wrap-distance-bottom:0;mso-position-horizontal:absolute;mso-position-horizontal-relative:text;mso-position-vertical:absolute;mso-position-vertical-relative:text" o:gfxdata="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">
+                <v:imagedata r:id="rId73" o:title=""/>
               </v:shape>
             </w:pict>
           </mc:Fallback>
@@ -5922,8 +5958,6 @@
       <w:r>
         <w:rPr>
           <w:noProof/>
-          <w:sz w:val="2"/>
-          <w:szCs w:val="2"/>
         </w:rPr>
         <mc:AlternateContent>
           <mc:Choice Requires="wpi">
@@ -5943,7 +5977,7 @@
                 <wp:cNvGraphicFramePr/>
                 <a:graphic xmlns:a="http://schemas.openxmlformats.org/drawingml/2006/main">
                   <a:graphicData uri="http://schemas.microsoft.com/office/word/2010/wordprocessingInk">
-                    <w14:contentPart bwMode="auto" r:id="rId78">
+                    <w14:contentPart bwMode="auto" r:id="rId74">
                       <w14:nvContentPartPr>
                         <w14:cNvContentPartPr/>
                       </w14:nvContentPartPr>
@@ -5959,8 +5993,8 @@
           </mc:Choice>
           <mc:Fallback>
             <w:pict>
-              <v:shape w14:anchorId="059E03F3" id="Ink 74" o:spid="_x0000_s1026" type="#_x0000_t75" style="position:absolute;margin-left:186.25pt;margin-top:217.9pt;width:23.15pt;height:1.85pt;z-index:251714560;visibility:visible;mso-wrap-style:square;mso-wrap-distance-left:9pt;mso-wrap-distance-top:0;mso-wrap-distance-right:9pt;mso-wrap-distance-bottom:0;mso-position-horizontal:absolute;mso-position-horizontal-relative:text;mso-position-vertical:absolute;mso-position-vertical-relative:text" o:gfxdata="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">
-                <v:imagedata r:id="rId79" o:title=""/>
+              <v:shape w14:anchorId="52D29DE1" id="Ink 74" o:spid="_x0000_s1026" type="#_x0000_t75" style="position:absolute;margin-left:186.25pt;margin-top:217.9pt;width:23.15pt;height:1.85pt;z-index:251714560;visibility:visible;mso-wrap-style:square;mso-wrap-distance-left:9pt;mso-wrap-distance-top:0;mso-wrap-distance-right:9pt;mso-wrap-distance-bottom:0;mso-position-horizontal:absolute;mso-position-horizontal-relative:text;mso-position-vertical:absolute;mso-position-vertical-relative:text" o:gfxdata="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">
+                <v:imagedata r:id="rId75" o:title=""/>
               </v:shape>
             </w:pict>
           </mc:Fallback>
@@ -5969,8 +6003,6 @@
       <w:r>
         <w:rPr>
           <w:noProof/>
-          <w:sz w:val="2"/>
-          <w:szCs w:val="2"/>
         </w:rPr>
         <mc:AlternateContent>
           <mc:Choice Requires="wpi">
@@ -5990,7 +6022,7 @@
                 <wp:cNvGraphicFramePr/>
                 <a:graphic xmlns:a="http://schemas.openxmlformats.org/drawingml/2006/main">
                   <a:graphicData uri="http://schemas.microsoft.com/office/word/2010/wordprocessingInk">
-                    <w14:contentPart bwMode="auto" r:id="rId80">
+                    <w14:contentPart bwMode="auto" r:id="rId76">
                       <w14:nvContentPartPr>
                         <w14:cNvContentPartPr/>
                       </w14:nvContentPartPr>
@@ -6006,8 +6038,8 @@
           </mc:Choice>
           <mc:Fallback>
             <w:pict>
-              <v:shape w14:anchorId="663DCAA9" id="Ink 71" o:spid="_x0000_s1026" type="#_x0000_t75" style="position:absolute;margin-left:245.5pt;margin-top:380.35pt;width:8.35pt;height:7.8pt;z-index:251712512;visibility:visible;mso-wrap-style:square;mso-wrap-distance-left:9pt;mso-wrap-distance-top:0;mso-wrap-distance-right:9pt;mso-wrap-distance-bottom:0;mso-position-horizontal:absolute;mso-position-horizontal-relative:text;mso-position-vertical:absolute;mso-position-vertical-relative:text" o:gfxdata="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">
-                <v:imagedata r:id="rId81" o:title=""/>
+              <v:shape w14:anchorId="3A47CD2E" id="Ink 71" o:spid="_x0000_s1026" type="#_x0000_t75" style="position:absolute;margin-left:245.5pt;margin-top:380.35pt;width:8.35pt;height:7.8pt;z-index:251712512;visibility:visible;mso-wrap-style:square;mso-wrap-distance-left:9pt;mso-wrap-distance-top:0;mso-wrap-distance-right:9pt;mso-wrap-distance-bottom:0;mso-position-horizontal:absolute;mso-position-horizontal-relative:text;mso-position-vertical:absolute;mso-position-vertical-relative:text" o:gfxdata="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">
+                <v:imagedata r:id="rId77" o:title=""/>
               </v:shape>
             </w:pict>
           </mc:Fallback>
@@ -6016,8 +6048,6 @@
       <w:r>
         <w:rPr>
           <w:noProof/>
-          <w:sz w:val="2"/>
-          <w:szCs w:val="2"/>
         </w:rPr>
         <mc:AlternateContent>
           <mc:Choice Requires="wpi">
@@ -6037,7 +6067,7 @@
                 <wp:cNvGraphicFramePr/>
                 <a:graphic xmlns:a="http://schemas.openxmlformats.org/drawingml/2006/main">
                   <a:graphicData uri="http://schemas.microsoft.com/office/word/2010/wordprocessingInk">
-                    <w14:contentPart bwMode="auto" r:id="rId82">
+                    <w14:contentPart bwMode="auto" r:id="rId78">
                       <w14:nvContentPartPr>
                         <w14:cNvContentPartPr/>
                       </w14:nvContentPartPr>
@@ -6053,8 +6083,8 @@
           </mc:Choice>
           <mc:Fallback>
             <w:pict>
-              <v:shape w14:anchorId="6728EE34" id="Ink 68" o:spid="_x0000_s1026" type="#_x0000_t75" style="position:absolute;margin-left:231.6pt;margin-top:317.9pt;width:20.25pt;height:68.55pt;z-index:251709440;visibility:visible;mso-wrap-style:square;mso-wrap-distance-left:9pt;mso-wrap-distance-top:0;mso-wrap-distance-right:9pt;mso-wrap-distance-bottom:0;mso-position-horizontal:absolute;mso-position-horizontal-relative:text;mso-position-vertical:absolute;mso-position-vertical-relative:text" o:gfxdata="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">
-                <v:imagedata r:id="rId83" o:title=""/>
+              <v:shape w14:anchorId="78B5B7D6" id="Ink 68" o:spid="_x0000_s1026" type="#_x0000_t75" style="position:absolute;margin-left:231.6pt;margin-top:317.9pt;width:20.25pt;height:68.55pt;z-index:251709440;visibility:visible;mso-wrap-style:square;mso-wrap-distance-left:9pt;mso-wrap-distance-top:0;mso-wrap-distance-right:9pt;mso-wrap-distance-bottom:0;mso-position-horizontal:absolute;mso-position-horizontal-relative:text;mso-position-vertical:absolute;mso-position-vertical-relative:text" o:gfxdata="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">
+                <v:imagedata r:id="rId79" o:title=""/>
               </v:shape>
             </w:pict>
           </mc:Fallback>
@@ -6063,8 +6093,6 @@
       <w:r>
         <w:rPr>
           <w:noProof/>
-          <w:sz w:val="2"/>
-          <w:szCs w:val="2"/>
         </w:rPr>
         <mc:AlternateContent>
           <mc:Choice Requires="wpi">
@@ -6084,7 +6112,7 @@
                 <wp:cNvGraphicFramePr/>
                 <a:graphic xmlns:a="http://schemas.openxmlformats.org/drawingml/2006/main">
                   <a:graphicData uri="http://schemas.microsoft.com/office/word/2010/wordprocessingInk">
-                    <w14:contentPart bwMode="auto" r:id="rId84">
+                    <w14:contentPart bwMode="auto" r:id="rId80">
                       <w14:nvContentPartPr>
                         <w14:cNvContentPartPr/>
                       </w14:nvContentPartPr>
@@ -6106,8 +6134,8 @@
           </mc:Choice>
           <mc:Fallback>
             <w:pict>
-              <v:shape w14:anchorId="00AD5985" id="Ink 66" o:spid="_x0000_s1026" type="#_x0000_t75" style="position:absolute;margin-left:194.35pt;margin-top:317.2pt;width:41.5pt;height:2.5pt;z-index:251707392;visibility:visible;mso-wrap-style:square;mso-width-percent:0;mso-height-percent:0;mso-wrap-distance-left:9pt;mso-wrap-distance-top:0;mso-wrap-distance-right:9pt;mso-wrap-distance-bottom:0;mso-position-horizontal:absolute;mso-position-horizontal-relative:text;mso-position-vertical:absolute;mso-position-vertical-relative:text;mso-width-percent:0;mso-height-percent:0;mso-width-relative:margin;mso-height-relative:margin" o:gfxdata="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">
-                <v:imagedata r:id="rId85" o:title=""/>
+              <v:shape w14:anchorId="6D467E9F" id="Ink 66" o:spid="_x0000_s1026" type="#_x0000_t75" style="position:absolute;margin-left:194.35pt;margin-top:317.2pt;width:41.5pt;height:2.5pt;z-index:251707392;visibility:visible;mso-wrap-style:square;mso-width-percent:0;mso-height-percent:0;mso-wrap-distance-left:9pt;mso-wrap-distance-top:0;mso-wrap-distance-right:9pt;mso-wrap-distance-bottom:0;mso-position-horizontal:absolute;mso-position-horizontal-relative:text;mso-position-vertical:absolute;mso-position-vertical-relative:text;mso-width-percent:0;mso-height-percent:0;mso-width-relative:margin;mso-height-relative:margin" o:gfxdata="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">
+                <v:imagedata r:id="rId81" o:title=""/>
               </v:shape>
             </w:pict>
           </mc:Fallback>
@@ -6116,8 +6144,6 @@
       <w:r>
         <w:rPr>
           <w:noProof/>
-          <w:sz w:val="2"/>
-          <w:szCs w:val="2"/>
         </w:rPr>
         <mc:AlternateContent>
           <mc:Choice Requires="wpi">
@@ -6137,7 +6163,7 @@
                 <wp:cNvGraphicFramePr/>
                 <a:graphic xmlns:a="http://schemas.openxmlformats.org/drawingml/2006/main">
                   <a:graphicData uri="http://schemas.microsoft.com/office/word/2010/wordprocessingInk">
-                    <w14:contentPart bwMode="auto" r:id="rId86">
+                    <w14:contentPart bwMode="auto" r:id="rId82">
                       <w14:nvContentPartPr>
                         <w14:cNvContentPartPr/>
                       </w14:nvContentPartPr>
@@ -6153,8 +6179,8 @@
           </mc:Choice>
           <mc:Fallback>
             <w:pict>
-              <v:shape w14:anchorId="1B13C1F8" id="Ink 64" o:spid="_x0000_s1026" type="#_x0000_t75" style="position:absolute;margin-left:218.35pt;margin-top:263.2pt;width:7.65pt;height:7.15pt;z-index:251705344;visibility:visible;mso-wrap-style:square;mso-wrap-distance-left:9pt;mso-wrap-distance-top:0;mso-wrap-distance-right:9pt;mso-wrap-distance-bottom:0;mso-position-horizontal:absolute;mso-position-horizontal-relative:text;mso-position-vertical:absolute;mso-position-vertical-relative:text" o:gfxdata="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">
-                <v:imagedata r:id="rId87" o:title=""/>
+              <v:shape w14:anchorId="48F5AC30" id="Ink 64" o:spid="_x0000_s1026" type="#_x0000_t75" style="position:absolute;margin-left:218.35pt;margin-top:263.2pt;width:7.65pt;height:7.15pt;z-index:251705344;visibility:visible;mso-wrap-style:square;mso-wrap-distance-left:9pt;mso-wrap-distance-top:0;mso-wrap-distance-right:9pt;mso-wrap-distance-bottom:0;mso-position-horizontal:absolute;mso-position-horizontal-relative:text;mso-position-vertical:absolute;mso-position-vertical-relative:text" o:gfxdata="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">
+                <v:imagedata r:id="rId83" o:title=""/>
               </v:shape>
             </w:pict>
           </mc:Fallback>
@@ -6163,8 +6189,6 @@
       <w:r>
         <w:rPr>
           <w:noProof/>
-          <w:sz w:val="2"/>
-          <w:szCs w:val="2"/>
         </w:rPr>
         <mc:AlternateContent>
           <mc:Choice Requires="wpi">
@@ -6184,7 +6208,7 @@
                 <wp:cNvGraphicFramePr/>
                 <a:graphic xmlns:a="http://schemas.openxmlformats.org/drawingml/2006/main">
                   <a:graphicData uri="http://schemas.microsoft.com/office/word/2010/wordprocessingInk">
-                    <w14:contentPart bwMode="auto" r:id="rId88">
+                    <w14:contentPart bwMode="auto" r:id="rId84">
                       <w14:nvContentPartPr>
                         <w14:cNvContentPartPr/>
                       </w14:nvContentPartPr>
@@ -6200,8 +6224,8 @@
           </mc:Choice>
           <mc:Fallback>
             <w:pict>
-              <v:shape w14:anchorId="1DBF639F" id="Ink 61" o:spid="_x0000_s1026" type="#_x0000_t75" style="position:absolute;margin-left:199.9pt;margin-top:218.5pt;width:24pt;height:50.9pt;z-index:251702272;visibility:visible;mso-wrap-style:square;mso-wrap-distance-left:9pt;mso-wrap-distance-top:0;mso-wrap-distance-right:9pt;mso-wrap-distance-bottom:0;mso-position-horizontal:absolute;mso-position-horizontal-relative:text;mso-position-vertical:absolute;mso-position-vertical-relative:text" o:gfxdata="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">
-                <v:imagedata r:id="rId89" o:title=""/>
+              <v:shape w14:anchorId="3B281176" id="Ink 61" o:spid="_x0000_s1026" type="#_x0000_t75" style="position:absolute;margin-left:199.9pt;margin-top:218.5pt;width:24pt;height:50.9pt;z-index:251702272;visibility:visible;mso-wrap-style:square;mso-wrap-distance-left:9pt;mso-wrap-distance-top:0;mso-wrap-distance-right:9pt;mso-wrap-distance-bottom:0;mso-position-horizontal:absolute;mso-position-horizontal-relative:text;mso-position-vertical:absolute;mso-position-vertical-relative:text" o:gfxdata="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">
+                <v:imagedata r:id="rId85" o:title=""/>
               </v:shape>
             </w:pict>
           </mc:Fallback>
@@ -6210,8 +6234,6 @@
       <w:r>
         <w:rPr>
           <w:noProof/>
-          <w:sz w:val="2"/>
-          <w:szCs w:val="2"/>
         </w:rPr>
         <mc:AlternateContent>
           <mc:Choice Requires="wpi">
@@ -6231,7 +6253,7 @@
                 <wp:cNvGraphicFramePr/>
                 <a:graphic xmlns:a="http://schemas.openxmlformats.org/drawingml/2006/main">
                   <a:graphicData uri="http://schemas.microsoft.com/office/word/2010/wordprocessingInk">
-                    <w14:contentPart bwMode="auto" r:id="rId90">
+                    <w14:contentPart bwMode="auto" r:id="rId86">
                       <w14:nvContentPartPr>
                         <w14:cNvContentPartPr/>
                       </w14:nvContentPartPr>
@@ -6247,8 +6269,8 @@
           </mc:Choice>
           <mc:Fallback>
             <w:pict>
-              <v:shape w14:anchorId="7D8928FC" id="Ink 59" o:spid="_x0000_s1026" type="#_x0000_t75" style="position:absolute;margin-left:146.5pt;margin-top:262.65pt;width:7.2pt;height:5.9pt;z-index:251700224;visibility:visible;mso-wrap-style:square;mso-wrap-distance-left:9pt;mso-wrap-distance-top:0;mso-wrap-distance-right:9pt;mso-wrap-distance-bottom:0;mso-position-horizontal:absolute;mso-position-horizontal-relative:text;mso-position-vertical:absolute;mso-position-vertical-relative:text" o:gfxdata="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">
-                <v:imagedata r:id="rId91" o:title=""/>
+              <v:shape w14:anchorId="485D44D2" id="Ink 59" o:spid="_x0000_s1026" type="#_x0000_t75" style="position:absolute;margin-left:146.5pt;margin-top:262.65pt;width:7.2pt;height:5.9pt;z-index:251700224;visibility:visible;mso-wrap-style:square;mso-wrap-distance-left:9pt;mso-wrap-distance-top:0;mso-wrap-distance-right:9pt;mso-wrap-distance-bottom:0;mso-position-horizontal:absolute;mso-position-horizontal-relative:text;mso-position-vertical:absolute;mso-position-vertical-relative:text" o:gfxdata="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">
+                <v:imagedata r:id="rId87" o:title=""/>
               </v:shape>
             </w:pict>
           </mc:Fallback>
@@ -6257,8 +6279,6 @@
       <w:r>
         <w:rPr>
           <w:noProof/>
-          <w:sz w:val="2"/>
-          <w:szCs w:val="2"/>
         </w:rPr>
         <mc:AlternateContent>
           <mc:Choice Requires="wpi">
@@ -6278,7 +6298,7 @@
                 <wp:cNvGraphicFramePr/>
                 <a:graphic xmlns:a="http://schemas.openxmlformats.org/drawingml/2006/main">
                   <a:graphicData uri="http://schemas.microsoft.com/office/word/2010/wordprocessingInk">
-                    <w14:contentPart bwMode="auto" r:id="rId92">
+                    <w14:contentPart bwMode="auto" r:id="rId88">
                       <w14:nvContentPartPr>
                         <w14:cNvContentPartPr/>
                       </w14:nvContentPartPr>
@@ -6294,8 +6314,8 @@
           </mc:Choice>
           <mc:Fallback>
             <w:pict>
-              <v:shape w14:anchorId="1CF0F707" id="Ink 56" o:spid="_x0000_s1026" type="#_x0000_t75" style="position:absolute;margin-left:147.85pt;margin-top:218.65pt;width:21.35pt;height:49.95pt;z-index:251697152;visibility:visible;mso-wrap-style:square;mso-wrap-distance-left:9pt;mso-wrap-distance-top:0;mso-wrap-distance-right:9pt;mso-wrap-distance-bottom:0;mso-position-horizontal:absolute;mso-position-horizontal-relative:text;mso-position-vertical:absolute;mso-position-vertical-relative:text" o:gfxdata="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">
-                <v:imagedata r:id="rId93" o:title=""/>
+              <v:shape w14:anchorId="569D25E7" id="Ink 56" o:spid="_x0000_s1026" type="#_x0000_t75" style="position:absolute;margin-left:147.85pt;margin-top:218.65pt;width:21.35pt;height:49.95pt;z-index:251697152;visibility:visible;mso-wrap-style:square;mso-wrap-distance-left:9pt;mso-wrap-distance-top:0;mso-wrap-distance-right:9pt;mso-wrap-distance-bottom:0;mso-position-horizontal:absolute;mso-position-horizontal-relative:text;mso-position-vertical:absolute;mso-position-vertical-relative:text" o:gfxdata="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">
+                <v:imagedata r:id="rId89" o:title=""/>
               </v:shape>
             </w:pict>
           </mc:Fallback>
@@ -6304,8 +6324,6 @@
       <w:r>
         <w:rPr>
           <w:noProof/>
-          <w:sz w:val="2"/>
-          <w:szCs w:val="2"/>
         </w:rPr>
         <mc:AlternateContent>
           <mc:Choice Requires="wpi">
@@ -6325,7 +6343,7 @@
                 <wp:cNvGraphicFramePr/>
                 <a:graphic xmlns:a="http://schemas.openxmlformats.org/drawingml/2006/main">
                   <a:graphicData uri="http://schemas.microsoft.com/office/word/2010/wordprocessingInk">
-                    <w14:contentPart bwMode="auto" r:id="rId94">
+                    <w14:contentPart bwMode="auto" r:id="rId90">
                       <w14:nvContentPartPr>
                         <w14:cNvContentPartPr/>
                       </w14:nvContentPartPr>
@@ -6341,8 +6359,8 @@
           </mc:Choice>
           <mc:Fallback>
             <w:pict>
-              <v:shape w14:anchorId="51867072" id="Ink 54" o:spid="_x0000_s1026" type="#_x0000_t75" style="position:absolute;margin-left:302.6pt;margin-top:134.95pt;width:5pt;height:5.6pt;z-index:251695104;visibility:visible;mso-wrap-style:square;mso-wrap-distance-left:9pt;mso-wrap-distance-top:0;mso-wrap-distance-right:9pt;mso-wrap-distance-bottom:0;mso-position-horizontal:absolute;mso-position-horizontal-relative:text;mso-position-vertical:absolute;mso-position-vertical-relative:text" o:gfxdata="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">
-                <v:imagedata r:id="rId95" o:title=""/>
+              <v:shape w14:anchorId="09EC4A82" id="Ink 54" o:spid="_x0000_s1026" type="#_x0000_t75" style="position:absolute;margin-left:302.6pt;margin-top:134.95pt;width:5pt;height:5.6pt;z-index:251695104;visibility:visible;mso-wrap-style:square;mso-wrap-distance-left:9pt;mso-wrap-distance-top:0;mso-wrap-distance-right:9pt;mso-wrap-distance-bottom:0;mso-position-horizontal:absolute;mso-position-horizontal-relative:text;mso-position-vertical:absolute;mso-position-vertical-relative:text" o:gfxdata="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">
+                <v:imagedata r:id="rId91" o:title=""/>
               </v:shape>
             </w:pict>
           </mc:Fallback>
@@ -6351,8 +6369,6 @@
       <w:r>
         <w:rPr>
           <w:noProof/>
-          <w:sz w:val="2"/>
-          <w:szCs w:val="2"/>
         </w:rPr>
         <mc:AlternateContent>
           <mc:Choice Requires="wpi">
@@ -6372,7 +6388,7 @@
                 <wp:cNvGraphicFramePr/>
                 <a:graphic xmlns:a="http://schemas.openxmlformats.org/drawingml/2006/main">
                   <a:graphicData uri="http://schemas.microsoft.com/office/word/2010/wordprocessingInk">
-                    <w14:contentPart bwMode="auto" r:id="rId96">
+                    <w14:contentPart bwMode="auto" r:id="rId92">
                       <w14:nvContentPartPr>
                         <w14:cNvContentPartPr/>
                       </w14:nvContentPartPr>
@@ -6394,8 +6410,8 @@
           </mc:Choice>
           <mc:Fallback>
             <w:pict>
-              <v:shape w14:anchorId="21BABBEF" id="Ink 51" o:spid="_x0000_s1026" type="#_x0000_t75" style="position:absolute;margin-left:243.35pt;margin-top:99.3pt;width:64pt;height:40.95pt;z-index:251692032;visibility:visible;mso-wrap-style:square;mso-width-percent:0;mso-height-percent:0;mso-wrap-distance-left:9pt;mso-wrap-distance-top:0;mso-wrap-distance-right:9pt;mso-wrap-distance-bottom:0;mso-position-horizontal:absolute;mso-position-horizontal-relative:text;mso-position-vertical:absolute;mso-position-vertical-relative:text;mso-width-percent:0;mso-height-percent:0;mso-width-relative:margin;mso-height-relative:margin" o:gfxdata="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">
-                <v:imagedata r:id="rId97" o:title=""/>
+              <v:shape w14:anchorId="6955E39B" id="Ink 51" o:spid="_x0000_s1026" type="#_x0000_t75" style="position:absolute;margin-left:243.35pt;margin-top:99.3pt;width:64pt;height:40.95pt;z-index:251692032;visibility:visible;mso-wrap-style:square;mso-width-percent:0;mso-height-percent:0;mso-wrap-distance-left:9pt;mso-wrap-distance-top:0;mso-wrap-distance-right:9pt;mso-wrap-distance-bottom:0;mso-position-horizontal:absolute;mso-position-horizontal-relative:text;mso-position-vertical:absolute;mso-position-vertical-relative:text;mso-width-percent:0;mso-height-percent:0;mso-width-relative:margin;mso-height-relative:margin" o:gfxdata="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">
+                <v:imagedata r:id="rId93" o:title=""/>
               </v:shape>
             </w:pict>
           </mc:Fallback>
@@ -6404,8 +6420,6 @@
       <w:r>
         <w:rPr>
           <w:noProof/>
-          <w:sz w:val="2"/>
-          <w:szCs w:val="2"/>
         </w:rPr>
         <mc:AlternateContent>
           <mc:Choice Requires="wpi">
@@ -6425,7 +6439,7 @@
                 <wp:cNvGraphicFramePr/>
                 <a:graphic xmlns:a="http://schemas.openxmlformats.org/drawingml/2006/main">
                   <a:graphicData uri="http://schemas.microsoft.com/office/word/2010/wordprocessingInk">
-                    <w14:contentPart bwMode="auto" r:id="rId98">
+                    <w14:contentPart bwMode="auto" r:id="rId94">
                       <w14:nvContentPartPr>
                         <w14:cNvContentPartPr/>
                       </w14:nvContentPartPr>
@@ -6441,8 +6455,8 @@
           </mc:Choice>
           <mc:Fallback>
             <w:pict>
-              <v:shape w14:anchorId="1C80CDA6" id="Ink 49" o:spid="_x0000_s1026" type="#_x0000_t75" style="position:absolute;margin-left:283.65pt;margin-top:157.2pt;width:22.25pt;height:110.8pt;z-index:251689984;visibility:visible;mso-wrap-style:square;mso-wrap-distance-left:9pt;mso-wrap-distance-top:0;mso-wrap-distance-right:9pt;mso-wrap-distance-bottom:0;mso-position-horizontal:absolute;mso-position-horizontal-relative:text;mso-position-vertical:absolute;mso-position-vertical-relative:text" o:gfxdata="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">
-                <v:imagedata r:id="rId99" o:title=""/>
+              <v:shape w14:anchorId="68A6891D" id="Ink 49" o:spid="_x0000_s1026" type="#_x0000_t75" style="position:absolute;margin-left:283.65pt;margin-top:157.2pt;width:22.25pt;height:110.8pt;z-index:251689984;visibility:visible;mso-wrap-style:square;mso-wrap-distance-left:9pt;mso-wrap-distance-top:0;mso-wrap-distance-right:9pt;mso-wrap-distance-bottom:0;mso-position-horizontal:absolute;mso-position-horizontal-relative:text;mso-position-vertical:absolute;mso-position-vertical-relative:text" o:gfxdata="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">
+                <v:imagedata r:id="rId95" o:title=""/>
               </v:shape>
             </w:pict>
           </mc:Fallback>
@@ -6451,8 +6465,6 @@
       <w:r>
         <w:rPr>
           <w:noProof/>
-          <w:sz w:val="2"/>
-          <w:szCs w:val="2"/>
         </w:rPr>
         <mc:AlternateContent>
           <mc:Choice Requires="wpi">
@@ -6472,7 +6484,7 @@
                 <wp:cNvGraphicFramePr/>
                 <a:graphic xmlns:a="http://schemas.openxmlformats.org/drawingml/2006/main">
                   <a:graphicData uri="http://schemas.microsoft.com/office/word/2010/wordprocessingInk">
-                    <w14:contentPart bwMode="auto" r:id="rId100">
+                    <w14:contentPart bwMode="auto" r:id="rId96">
                       <w14:nvContentPartPr>
                         <w14:cNvContentPartPr/>
                       </w14:nvContentPartPr>
@@ -6488,8 +6500,8 @@
           </mc:Choice>
           <mc:Fallback>
             <w:pict>
-              <v:shape w14:anchorId="7B5EAC46" id="Ink 33" o:spid="_x0000_s1026" type="#_x0000_t75" style="position:absolute;margin-left:62.85pt;margin-top:143.25pt;width:6.4pt;height:2.3pt;z-index:251679744;visibility:visible;mso-wrap-style:square;mso-wrap-distance-left:9pt;mso-wrap-distance-top:0;mso-wrap-distance-right:9pt;mso-wrap-distance-bottom:0;mso-position-horizontal:absolute;mso-position-horizontal-relative:text;mso-position-vertical:absolute;mso-position-vertical-relative:text" o:gfxdata="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">
-                <v:imagedata r:id="rId101" o:title=""/>
+              <v:shape w14:anchorId="078ADD4C" id="Ink 33" o:spid="_x0000_s1026" type="#_x0000_t75" style="position:absolute;margin-left:62.85pt;margin-top:143.25pt;width:6.4pt;height:2.3pt;z-index:251679744;visibility:visible;mso-wrap-style:square;mso-wrap-distance-left:9pt;mso-wrap-distance-top:0;mso-wrap-distance-right:9pt;mso-wrap-distance-bottom:0;mso-position-horizontal:absolute;mso-position-horizontal-relative:text;mso-position-vertical:absolute;mso-position-vertical-relative:text" o:gfxdata="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">
+                <v:imagedata r:id="rId97" o:title=""/>
               </v:shape>
             </w:pict>
           </mc:Fallback>
@@ -6498,8 +6510,6 @@
       <w:r>
         <w:rPr>
           <w:noProof/>
-          <w:sz w:val="2"/>
-          <w:szCs w:val="2"/>
         </w:rPr>
         <mc:AlternateContent>
           <mc:Choice Requires="wpi">
@@ -6519,7 +6529,7 @@
                 <wp:cNvGraphicFramePr/>
                 <a:graphic xmlns:a="http://schemas.openxmlformats.org/drawingml/2006/main">
                   <a:graphicData uri="http://schemas.microsoft.com/office/word/2010/wordprocessingInk">
-                    <w14:contentPart bwMode="auto" r:id="rId102">
+                    <w14:contentPart bwMode="auto" r:id="rId98">
                       <w14:nvContentPartPr>
                         <w14:cNvContentPartPr/>
                       </w14:nvContentPartPr>
@@ -6535,8 +6545,8 @@
           </mc:Choice>
           <mc:Fallback>
             <w:pict>
-              <v:shape w14:anchorId="0534282D" id="Ink 30" o:spid="_x0000_s1026" type="#_x0000_t75" style="position:absolute;margin-left:62.35pt;margin-top:137.95pt;width:3.6pt;height:6.65pt;z-index:251678720;visibility:visible;mso-wrap-style:square;mso-wrap-distance-left:9pt;mso-wrap-distance-top:0;mso-wrap-distance-right:9pt;mso-wrap-distance-bottom:0;mso-position-horizontal:absolute;mso-position-horizontal-relative:text;mso-position-vertical:absolute;mso-position-vertical-relative:text" o:gfxdata="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">
-                <v:imagedata r:id="rId103" o:title=""/>
+              <v:shape w14:anchorId="552C3A7A" id="Ink 30" o:spid="_x0000_s1026" type="#_x0000_t75" style="position:absolute;margin-left:62.35pt;margin-top:137.95pt;width:3.6pt;height:6.65pt;z-index:251678720;visibility:visible;mso-wrap-style:square;mso-wrap-distance-left:9pt;mso-wrap-distance-top:0;mso-wrap-distance-right:9pt;mso-wrap-distance-bottom:0;mso-position-horizontal:absolute;mso-position-horizontal-relative:text;mso-position-vertical:absolute;mso-position-vertical-relative:text" o:gfxdata="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">
+                <v:imagedata r:id="rId99" o:title=""/>
               </v:shape>
             </w:pict>
           </mc:Fallback>
@@ -6545,8 +6555,6 @@
       <w:r>
         <w:rPr>
           <w:noProof/>
-          <w:sz w:val="2"/>
-          <w:szCs w:val="2"/>
         </w:rPr>
         <mc:AlternateContent>
           <mc:Choice Requires="wpi">
@@ -6566,7 +6574,7 @@
                 <wp:cNvGraphicFramePr/>
                 <a:graphic xmlns:a="http://schemas.openxmlformats.org/drawingml/2006/main">
                   <a:graphicData uri="http://schemas.microsoft.com/office/word/2010/wordprocessingInk">
-                    <w14:contentPart bwMode="auto" r:id="rId104">
+                    <w14:contentPart bwMode="auto" r:id="rId100">
                       <w14:nvContentPartPr>
                         <w14:cNvContentPartPr/>
                       </w14:nvContentPartPr>
@@ -6582,8 +6590,8 @@
           </mc:Choice>
           <mc:Fallback>
             <w:pict>
-              <v:shape w14:anchorId="22CC9E48" id="Ink 29" o:spid="_x0000_s1026" type="#_x0000_t75" style="position:absolute;margin-left:187.8pt;margin-top:133.6pt;width:2.75pt;height:5.5pt;z-index:251677696;visibility:visible;mso-wrap-style:square;mso-wrap-distance-left:9pt;mso-wrap-distance-top:0;mso-wrap-distance-right:9pt;mso-wrap-distance-bottom:0;mso-position-horizontal:absolute;mso-position-horizontal-relative:text;mso-position-vertical:absolute;mso-position-vertical-relative:text" o:gfxdata="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">
-                <v:imagedata r:id="rId105" o:title=""/>
+              <v:shape w14:anchorId="7662867A" id="Ink 29" o:spid="_x0000_s1026" type="#_x0000_t75" style="position:absolute;margin-left:187.8pt;margin-top:133.6pt;width:2.75pt;height:5.5pt;z-index:251677696;visibility:visible;mso-wrap-style:square;mso-wrap-distance-left:9pt;mso-wrap-distance-top:0;mso-wrap-distance-right:9pt;mso-wrap-distance-bottom:0;mso-position-horizontal:absolute;mso-position-horizontal-relative:text;mso-position-vertical:absolute;mso-position-vertical-relative:text" o:gfxdata="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">
+                <v:imagedata r:id="rId101" o:title=""/>
               </v:shape>
             </w:pict>
           </mc:Fallback>
@@ -6592,8 +6600,6 @@
       <w:r>
         <w:rPr>
           <w:noProof/>
-          <w:sz w:val="2"/>
-          <w:szCs w:val="2"/>
         </w:rPr>
         <mc:AlternateContent>
           <mc:Choice Requires="wpi">
@@ -6613,7 +6619,7 @@
                 <wp:cNvGraphicFramePr/>
                 <a:graphic xmlns:a="http://schemas.openxmlformats.org/drawingml/2006/main">
                   <a:graphicData uri="http://schemas.microsoft.com/office/word/2010/wordprocessingInk">
-                    <w14:contentPart bwMode="auto" r:id="rId106">
+                    <w14:contentPart bwMode="auto" r:id="rId102">
                       <w14:nvContentPartPr>
                         <w14:cNvContentPartPr/>
                       </w14:nvContentPartPr>
@@ -6629,8 +6635,8 @@
           </mc:Choice>
           <mc:Fallback>
             <w:pict>
-              <v:shape w14:anchorId="21730EE6" id="Ink 26" o:spid="_x0000_s1026" type="#_x0000_t75" style="position:absolute;margin-left:189.4pt;margin-top:135.5pt;width:6.2pt;height:4.8pt;z-index:251676672;visibility:visible;mso-wrap-style:square;mso-wrap-distance-left:9pt;mso-wrap-distance-top:0;mso-wrap-distance-right:9pt;mso-wrap-distance-bottom:0;mso-position-horizontal:absolute;mso-position-horizontal-relative:text;mso-position-vertical:absolute;mso-position-vertical-relative:text" o:gfxdata="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">
-                <v:imagedata r:id="rId107" o:title=""/>
+              <v:shape w14:anchorId="7BB84F59" id="Ink 26" o:spid="_x0000_s1026" type="#_x0000_t75" style="position:absolute;margin-left:189.4pt;margin-top:135.5pt;width:6.2pt;height:4.8pt;z-index:251676672;visibility:visible;mso-wrap-style:square;mso-wrap-distance-left:9pt;mso-wrap-distance-top:0;mso-wrap-distance-right:9pt;mso-wrap-distance-bottom:0;mso-position-horizontal:absolute;mso-position-horizontal-relative:text;mso-position-vertical:absolute;mso-position-vertical-relative:text" o:gfxdata="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">
+                <v:imagedata r:id="rId103" o:title=""/>
               </v:shape>
             </w:pict>
           </mc:Fallback>
@@ -6639,8 +6645,6 @@
       <w:r>
         <w:rPr>
           <w:noProof/>
-          <w:sz w:val="2"/>
-          <w:szCs w:val="2"/>
         </w:rPr>
         <mc:AlternateContent>
           <mc:Choice Requires="wpi">
@@ -6660,7 +6664,7 @@
                 <wp:cNvGraphicFramePr/>
                 <a:graphic xmlns:a="http://schemas.openxmlformats.org/drawingml/2006/main">
                   <a:graphicData uri="http://schemas.microsoft.com/office/word/2010/wordprocessingInk">
-                    <w14:contentPart bwMode="auto" r:id="rId108">
+                    <w14:contentPart bwMode="auto" r:id="rId104">
                       <w14:nvContentPartPr>
                         <w14:cNvContentPartPr/>
                       </w14:nvContentPartPr>
@@ -6676,8 +6680,8 @@
           </mc:Choice>
           <mc:Fallback>
             <w:pict>
-              <v:shape w14:anchorId="69A4D14E" id="Ink 25" o:spid="_x0000_s1026" type="#_x0000_t75" style="position:absolute;margin-left:189.55pt;margin-top:100.95pt;width:11.65pt;height:38.4pt;z-index:251675648;visibility:visible;mso-wrap-style:square;mso-wrap-distance-left:9pt;mso-wrap-distance-top:0;mso-wrap-distance-right:9pt;mso-wrap-distance-bottom:0;mso-position-horizontal:absolute;mso-position-horizontal-relative:text;mso-position-vertical:absolute;mso-position-vertical-relative:text" o:gfxdata="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">
-                <v:imagedata r:id="rId109" o:title=""/>
+              <v:shape w14:anchorId="2A2B2E8E" id="Ink 25" o:spid="_x0000_s1026" type="#_x0000_t75" style="position:absolute;margin-left:189.55pt;margin-top:100.95pt;width:11.65pt;height:38.4pt;z-index:251675648;visibility:visible;mso-wrap-style:square;mso-wrap-distance-left:9pt;mso-wrap-distance-top:0;mso-wrap-distance-right:9pt;mso-wrap-distance-bottom:0;mso-position-horizontal:absolute;mso-position-horizontal-relative:text;mso-position-vertical:absolute;mso-position-vertical-relative:text" o:gfxdata="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">
+                <v:imagedata r:id="rId105" o:title=""/>
               </v:shape>
             </w:pict>
           </mc:Fallback>
@@ -6686,8 +6690,6 @@
       <w:r>
         <w:rPr>
           <w:noProof/>
-          <w:sz w:val="2"/>
-          <w:szCs w:val="2"/>
         </w:rPr>
         <mc:AlternateContent>
           <mc:Choice Requires="wpi">
@@ -6707,7 +6709,7 @@
                 <wp:cNvGraphicFramePr/>
                 <a:graphic xmlns:a="http://schemas.openxmlformats.org/drawingml/2006/main">
                   <a:graphicData uri="http://schemas.microsoft.com/office/word/2010/wordprocessingInk">
-                    <w14:contentPart bwMode="auto" r:id="rId110">
+                    <w14:contentPart bwMode="auto" r:id="rId106">
                       <w14:nvContentPartPr>
                         <w14:cNvContentPartPr/>
                       </w14:nvContentPartPr>
@@ -6723,8 +6725,8 @@
           </mc:Choice>
           <mc:Fallback>
             <w:pict>
-              <v:shape w14:anchorId="295552E1" id="Ink 23" o:spid="_x0000_s1026" type="#_x0000_t75" style="position:absolute;margin-left:62.7pt;margin-top:95.8pt;width:121.05pt;height:48.35pt;z-index:251673600;visibility:visible;mso-wrap-style:square;mso-wrap-distance-left:9pt;mso-wrap-distance-top:0;mso-wrap-distance-right:9pt;mso-wrap-distance-bottom:0;mso-position-horizontal:absolute;mso-position-horizontal-relative:text;mso-position-vertical:absolute;mso-position-vertical-relative:text" o:gfxdata="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">
-                <v:imagedata r:id="rId111" o:title=""/>
+              <v:shape w14:anchorId="6A2AC184" id="Ink 23" o:spid="_x0000_s1026" type="#_x0000_t75" style="position:absolute;margin-left:62.7pt;margin-top:95.8pt;width:121.05pt;height:48.35pt;z-index:251673600;visibility:visible;mso-wrap-style:square;mso-wrap-distance-left:9pt;mso-wrap-distance-top:0;mso-wrap-distance-right:9pt;mso-wrap-distance-bottom:0;mso-position-horizontal:absolute;mso-position-horizontal-relative:text;mso-position-vertical:absolute;mso-position-vertical-relative:text" o:gfxdata="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">
+                <v:imagedata r:id="rId107" o:title=""/>
               </v:shape>
             </w:pict>
           </mc:Fallback>
@@ -6733,8 +6735,6 @@
       <w:r>
         <w:rPr>
           <w:noProof/>
-          <w:sz w:val="2"/>
-          <w:szCs w:val="2"/>
         </w:rPr>
         <mc:AlternateContent>
           <mc:Choice Requires="wpi">
@@ -6754,7 +6754,7 @@
                 <wp:cNvGraphicFramePr/>
                 <a:graphic xmlns:a="http://schemas.openxmlformats.org/drawingml/2006/main">
                   <a:graphicData uri="http://schemas.microsoft.com/office/word/2010/wordprocessingInk">
-                    <w14:contentPart bwMode="auto" r:id="rId112">
+                    <w14:contentPart bwMode="auto" r:id="rId108">
                       <w14:nvContentPartPr>
                         <w14:cNvContentPartPr/>
                       </w14:nvContentPartPr>
@@ -6770,8 +6770,8 @@
           </mc:Choice>
           <mc:Fallback>
             <w:pict>
-              <v:shape w14:anchorId="04FE3005" id="Ink 20" o:spid="_x0000_s1026" type="#_x0000_t75" style="position:absolute;margin-left:259.9pt;margin-top:42.45pt;width:2.75pt;height:5.8pt;z-index:251671552;visibility:visible;mso-wrap-style:square;mso-wrap-distance-left:9pt;mso-wrap-distance-top:0;mso-wrap-distance-right:9pt;mso-wrap-distance-bottom:0;mso-position-horizontal:absolute;mso-position-horizontal-relative:text;mso-position-vertical:absolute;mso-position-vertical-relative:text" o:gfxdata="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">
-                <v:imagedata r:id="rId113" o:title=""/>
+              <v:shape w14:anchorId="127C6045" id="Ink 20" o:spid="_x0000_s1026" type="#_x0000_t75" style="position:absolute;margin-left:259.9pt;margin-top:42.45pt;width:2.75pt;height:5.8pt;z-index:251671552;visibility:visible;mso-wrap-style:square;mso-wrap-distance-left:9pt;mso-wrap-distance-top:0;mso-wrap-distance-right:9pt;mso-wrap-distance-bottom:0;mso-position-horizontal:absolute;mso-position-horizontal-relative:text;mso-position-vertical:absolute;mso-position-vertical-relative:text" o:gfxdata="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">
+                <v:imagedata r:id="rId109" o:title=""/>
               </v:shape>
             </w:pict>
           </mc:Fallback>
@@ -6780,8 +6780,6 @@
       <w:r>
         <w:rPr>
           <w:noProof/>
-          <w:sz w:val="2"/>
-          <w:szCs w:val="2"/>
         </w:rPr>
         <mc:AlternateContent>
           <mc:Choice Requires="wpi">
@@ -6801,7 +6799,7 @@
                 <wp:cNvGraphicFramePr/>
                 <a:graphic xmlns:a="http://schemas.openxmlformats.org/drawingml/2006/main">
                   <a:graphicData uri="http://schemas.microsoft.com/office/word/2010/wordprocessingInk">
-                    <w14:contentPart bwMode="auto" r:id="rId114">
+                    <w14:contentPart bwMode="auto" r:id="rId110">
                       <w14:nvContentPartPr>
                         <w14:cNvContentPartPr/>
                       </w14:nvContentPartPr>
@@ -6817,8 +6815,8 @@
           </mc:Choice>
           <mc:Fallback>
             <w:pict>
-              <v:shape w14:anchorId="46A7DF9E" id="Ink 17" o:spid="_x0000_s1026" type="#_x0000_t75" style="position:absolute;margin-left:242.5pt;margin-top:44.85pt;width:20.3pt;height:1.15pt;z-index:251668480;visibility:visible;mso-wrap-style:square;mso-wrap-distance-left:9pt;mso-wrap-distance-top:0;mso-wrap-distance-right:9pt;mso-wrap-distance-bottom:0;mso-position-horizontal:absolute;mso-position-horizontal-relative:text;mso-position-vertical:absolute;mso-position-vertical-relative:text" o:gfxdata="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">
-                <v:imagedata r:id="rId115" o:title=""/>
+              <v:shape w14:anchorId="285A2DA3" id="Ink 17" o:spid="_x0000_s1026" type="#_x0000_t75" style="position:absolute;margin-left:242.5pt;margin-top:44.85pt;width:20.3pt;height:1.15pt;z-index:251668480;visibility:visible;mso-wrap-style:square;mso-wrap-distance-left:9pt;mso-wrap-distance-top:0;mso-wrap-distance-right:9pt;mso-wrap-distance-bottom:0;mso-position-horizontal:absolute;mso-position-horizontal-relative:text;mso-position-vertical:absolute;mso-position-vertical-relative:text" o:gfxdata="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">
+                <v:imagedata r:id="rId111" o:title=""/>
               </v:shape>
             </w:pict>
           </mc:Fallback>
@@ -6827,8 +6825,6 @@
       <w:r>
         <w:rPr>
           <w:noProof/>
-          <w:sz w:val="2"/>
-          <w:szCs w:val="2"/>
         </w:rPr>
         <mc:AlternateContent>
           <mc:Choice Requires="wpi">
@@ -6848,7 +6844,7 @@
                 <wp:cNvGraphicFramePr/>
                 <a:graphic xmlns:a="http://schemas.openxmlformats.org/drawingml/2006/main">
                   <a:graphicData uri="http://schemas.microsoft.com/office/word/2010/wordprocessingInk">
-                    <w14:contentPart bwMode="auto" r:id="rId116">
+                    <w14:contentPart bwMode="auto" r:id="rId112">
                       <w14:nvContentPartPr>
                         <w14:cNvContentPartPr/>
                       </w14:nvContentPartPr>
@@ -6864,8 +6860,8 @@
           </mc:Choice>
           <mc:Fallback>
             <w:pict>
-              <v:shape w14:anchorId="08247038" id="Ink 14" o:spid="_x0000_s1026" type="#_x0000_t75" style="position:absolute;margin-left:233.5pt;margin-top:41.2pt;width:9.5pt;height:9.5pt;z-index:251666432;visibility:visible;mso-wrap-style:square;mso-wrap-distance-left:9pt;mso-wrap-distance-top:0;mso-wrap-distance-right:9pt;mso-wrap-distance-bottom:0;mso-position-horizontal:absolute;mso-position-horizontal-relative:text;mso-position-vertical:absolute;mso-position-vertical-relative:text" o:gfxdata="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">
-                <v:imagedata r:id="rId117" o:title=""/>
+              <v:shape w14:anchorId="4E536064" id="Ink 14" o:spid="_x0000_s1026" type="#_x0000_t75" style="position:absolute;margin-left:233.5pt;margin-top:41.2pt;width:9.5pt;height:9.5pt;z-index:251666432;visibility:visible;mso-wrap-style:square;mso-wrap-distance-left:9pt;mso-wrap-distance-top:0;mso-wrap-distance-right:9pt;mso-wrap-distance-bottom:0;mso-position-horizontal:absolute;mso-position-horizontal-relative:text;mso-position-vertical:absolute;mso-position-vertical-relative:text" o:gfxdata="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">
+                <v:imagedata r:id="rId113" o:title=""/>
               </v:shape>
             </w:pict>
           </mc:Fallback>
@@ -6873,8 +6869,7 @@
       </w:r>
       <w:r>
         <w:rPr>
-          <w:sz w:val="2"/>
-          <w:szCs w:val="2"/>
+          <w:noProof/>
         </w:rPr>
         <w:drawing>
           <wp:anchor distT="0" distB="0" distL="114300" distR="114300" simplePos="0" relativeHeight="251664384" behindDoc="1" locked="0" layoutInCell="1" allowOverlap="1" wp14:anchorId="6AE512A9" wp14:editId="2A82B20D">
@@ -6900,7 +6895,7 @@
                     <pic:cNvPicPr/>
                   </pic:nvPicPr>
                   <pic:blipFill>
-                    <a:blip r:embed="rId118" cstate="print">
+                    <a:blip r:embed="rId114" cstate="print">
                       <a:extLst>
                         <a:ext uri="{28A0092B-C50C-407E-A947-70E740481C1C}">
                           <a14:useLocalDpi xmlns:a14="http://schemas.microsoft.com/office/drawing/2010/main" val="0"/>
@@ -6933,67 +6928,37 @@
         </w:drawing>
       </w:r>
       <w:r>
-        <w:rPr>
-          <w:lang w:val="en-GB"/>
-        </w:rPr>
         <w:br w:type="page"/>
       </w:r>
     </w:p>
     <w:p>
       <w:pPr>
         <w:pStyle w:val="Heading2"/>
-        <w:rPr>
-          <w:lang w:val="en-GB"/>
-        </w:rPr>
-      </w:pPr>
-    </w:p>
-    <w:p>
-      <w:pPr>
-        <w:rPr>
-          <w:lang w:val="en-GB"/>
-        </w:rPr>
-      </w:pPr>
-      <w:r>
-        <w:rPr>
-          <w:lang w:val="en-GB"/>
-        </w:rPr>
+      </w:pPr>
+    </w:p>
+    <w:p>
+      <w:r>
         <w:t xml:space="preserve">After a simple login screen, </w:t>
       </w:r>
       <w:r>
-        <w:rPr>
-          <w:lang w:val="en-GB"/>
-        </w:rPr>
         <w:t>depending on</w:t>
       </w:r>
       <w:r>
-        <w:rPr>
-          <w:lang w:val="en-GB"/>
-        </w:rPr>
         <w:t xml:space="preserve"> </w:t>
       </w:r>
       <w:r>
-        <w:rPr>
-          <w:lang w:val="en-GB"/>
-        </w:rPr>
         <w:t>type</w:t>
       </w:r>
       <w:r>
-        <w:rPr>
-          <w:lang w:val="en-GB"/>
-        </w:rPr>
         <w:t xml:space="preserve"> of user the user </w:t>
       </w:r>
       <w:r>
         <w:rPr>
           <w:color w:val="7F7F7F" w:themeColor="text1" w:themeTint="80"/>
-          <w:lang w:val="en-GB"/>
         </w:rPr>
         <w:t>(forgive the repetition)</w:t>
       </w:r>
       <w:r>
-        <w:rPr>
-          <w:lang w:val="en-GB"/>
-        </w:rPr>
         <w:t xml:space="preserve"> actually will show a different dashboard:</w:t>
       </w:r>
     </w:p>
@@ -7004,16 +6969,8 @@
           <w:ilvl w:val="1"/>
           <w:numId w:val="13"/>
         </w:numPr>
-        <w:rPr>
-          <w:u w:val="single"/>
-          <w:lang w:val="en-GB"/>
-        </w:rPr>
-      </w:pPr>
-      <w:r>
-        <w:rPr>
-          <w:u w:val="single"/>
-          <w:lang w:val="en-GB"/>
-        </w:rPr>
+      </w:pPr>
+      <w:r>
         <w:t>Waiter dashboard</w:t>
       </w:r>
     </w:p>
@@ -7024,58 +6981,41 @@
           <w:ilvl w:val="2"/>
           <w:numId w:val="13"/>
         </w:numPr>
-        <w:rPr>
-          <w:lang w:val="en-GB"/>
-        </w:rPr>
-      </w:pPr>
-      <w:r>
-        <w:rPr>
-          <w:lang w:val="en-GB"/>
-        </w:rPr>
+      </w:pPr>
+      <w:r>
         <w:t xml:space="preserve">Is possible to </w:t>
       </w:r>
       <w:r>
         <w:rPr>
           <w:u w:val="single"/>
-          <w:lang w:val="en-GB"/>
         </w:rPr>
         <w:t>change password</w:t>
       </w:r>
       <w:r>
-        <w:rPr>
-          <w:lang w:val="en-GB"/>
-        </w:rPr>
         <w:t xml:space="preserve">  </w:t>
       </w:r>
       <w:r>
-        <w:rPr>
-          <w:lang w:val="en-GB"/>
-        </w:rPr>
-        <w:t>(this option is available for every user il the left circle handle</w:t>
-      </w:r>
-      <w:r>
-        <w:rPr>
-          <w:lang w:val="en-GB"/>
-        </w:rPr>
+        <w:t>(this option is available for every user i</w:t>
+      </w:r>
+      <w:r>
+        <w:t>n</w:t>
+      </w:r>
+      <w:r>
+        <w:t xml:space="preserve"> the left circle handle</w:t>
+      </w:r>
+      <w:r>
         <w:t xml:space="preserve">, </w:t>
       </w:r>
       <w:r>
         <w:rPr>
           <w:color w:val="E97132" w:themeColor="accent2"/>
-          <w:lang w:val="en-GB"/>
         </w:rPr>
         <w:t>so I won’t come repeated</w:t>
       </w:r>
       <w:r>
-        <w:rPr>
-          <w:lang w:val="en-GB"/>
-        </w:rPr>
         <w:t>)</w:t>
       </w:r>
       <w:r>
-        <w:rPr>
-          <w:lang w:val="en-GB"/>
-        </w:rPr>
         <w:t xml:space="preserve"> whit a dedicated window</w:t>
       </w:r>
     </w:p>
@@ -7086,53 +7026,35 @@
           <w:ilvl w:val="2"/>
           <w:numId w:val="13"/>
         </w:numPr>
-        <w:rPr>
-          <w:lang w:val="en-GB"/>
-        </w:rPr>
-      </w:pPr>
-      <w:r>
-        <w:rPr>
-          <w:lang w:val="en-GB"/>
-        </w:rPr>
+      </w:pPr>
+      <w:r>
         <w:t xml:space="preserve">Is possible to do a </w:t>
       </w:r>
       <w:r>
         <w:rPr>
           <w:u w:val="single"/>
-          <w:lang w:val="en-GB"/>
         </w:rPr>
         <w:t>logout</w:t>
       </w:r>
       <w:r>
         <w:rPr>
           <w:u w:val="single"/>
-          <w:lang w:val="en-GB"/>
         </w:rPr>
         <w:t xml:space="preserve"> </w:t>
       </w:r>
       <w:r>
-        <w:rPr>
-          <w:lang w:val="en-GB"/>
-        </w:rPr>
         <w:t>whit specific handle</w:t>
       </w:r>
       <w:r>
-        <w:rPr>
-          <w:lang w:val="en-GB"/>
-        </w:rPr>
         <w:t xml:space="preserve">(this option is available for every user il the left circle handle, </w:t>
       </w:r>
       <w:r>
         <w:rPr>
           <w:color w:val="E97132" w:themeColor="accent2"/>
-          <w:lang w:val="en-GB"/>
         </w:rPr>
         <w:t>so I won’t come repeated</w:t>
       </w:r>
       <w:r>
-        <w:rPr>
-          <w:lang w:val="en-GB"/>
-        </w:rPr>
         <w:t>)</w:t>
       </w:r>
     </w:p>
@@ -7143,38 +7065,20 @@
           <w:ilvl w:val="2"/>
           <w:numId w:val="13"/>
         </w:numPr>
-        <w:rPr>
-          <w:lang w:val="en-GB"/>
-        </w:rPr>
-      </w:pPr>
-      <w:r>
-        <w:rPr>
-          <w:lang w:val="en-GB"/>
-        </w:rPr>
+      </w:pPr>
+      <w:r>
         <w:t>Is possible to chose what table manage, so only the order</w:t>
       </w:r>
       <w:r>
-        <w:rPr>
-          <w:lang w:val="en-GB"/>
-        </w:rPr>
         <w:t xml:space="preserve"> (to deliver)</w:t>
       </w:r>
       <w:r>
-        <w:rPr>
-          <w:lang w:val="en-GB"/>
-        </w:rPr>
         <w:t xml:space="preserve"> </w:t>
       </w:r>
       <w:r>
-        <w:rPr>
-          <w:lang w:val="en-GB"/>
-        </w:rPr>
         <w:t>related</w:t>
       </w:r>
       <w:r>
-        <w:rPr>
-          <w:lang w:val="en-GB"/>
-        </w:rPr>
         <w:t xml:space="preserve"> to a selected table will be showed</w:t>
       </w:r>
     </w:p>
@@ -7185,20 +7089,11 @@
           <w:ilvl w:val="2"/>
           <w:numId w:val="13"/>
         </w:numPr>
-        <w:rPr>
-          <w:lang w:val="en-GB"/>
-        </w:rPr>
-      </w:pPr>
-      <w:r>
-        <w:rPr>
-          <w:lang w:val="en-GB"/>
-        </w:rPr>
+      </w:pPr>
+      <w:r>
         <w:t xml:space="preserve">Is possible to go in a view that </w:t>
       </w:r>
       <w:r>
-        <w:rPr>
-          <w:lang w:val="en-GB"/>
-        </w:rPr>
         <w:t>allows you to choose the products that will make up the order</w:t>
       </w:r>
     </w:p>
@@ -7209,14 +7104,8 @@
           <w:ilvl w:val="3"/>
           <w:numId w:val="13"/>
         </w:numPr>
-        <w:rPr>
-          <w:lang w:val="en-GB"/>
-        </w:rPr>
-      </w:pPr>
-      <w:r>
-        <w:rPr>
-          <w:lang w:val="en-GB"/>
-        </w:rPr>
+      </w:pPr>
+      <w:r>
         <w:t>Is showed a confirm page, where is possible to write a note</w:t>
       </w:r>
     </w:p>
@@ -7227,16 +7116,8 @@
           <w:ilvl w:val="1"/>
           <w:numId w:val="13"/>
         </w:numPr>
-        <w:rPr>
-          <w:u w:val="single"/>
-          <w:lang w:val="en-GB"/>
-        </w:rPr>
-      </w:pPr>
-      <w:r>
-        <w:rPr>
-          <w:u w:val="single"/>
-          <w:lang w:val="en-GB"/>
-        </w:rPr>
+      </w:pPr>
+      <w:r>
         <w:t>Manager dashboard</w:t>
       </w:r>
     </w:p>
@@ -7247,14 +7128,8 @@
           <w:ilvl w:val="2"/>
           <w:numId w:val="13"/>
         </w:numPr>
-        <w:rPr>
-          <w:lang w:val="en-GB"/>
-        </w:rPr>
-      </w:pPr>
-      <w:r>
-        <w:rPr>
-          <w:lang w:val="en-GB"/>
-        </w:rPr>
+      </w:pPr>
+      <w:r>
         <w:t>Is possible to open a dashboard to manage the worker in the activity (insert new user, delete users, see what users exist and what role they have)</w:t>
       </w:r>
     </w:p>
@@ -7265,14 +7140,8 @@
           <w:ilvl w:val="2"/>
           <w:numId w:val="13"/>
         </w:numPr>
-        <w:rPr>
-          <w:lang w:val="en-GB"/>
-        </w:rPr>
-      </w:pPr>
-      <w:r>
-        <w:rPr>
-          <w:lang w:val="en-GB"/>
-        </w:rPr>
+      </w:pPr>
+      <w:r>
         <w:t>Is possible to go in a screen  dedicated to the menu, that show what product there are in that</w:t>
       </w:r>
     </w:p>
@@ -7283,14 +7152,8 @@
           <w:ilvl w:val="3"/>
           <w:numId w:val="13"/>
         </w:numPr>
-        <w:rPr>
-          <w:lang w:val="en-GB"/>
-        </w:rPr>
-      </w:pPr>
-      <w:r>
-        <w:rPr>
-          <w:lang w:val="en-GB"/>
-        </w:rPr>
+      </w:pPr>
+      <w:r>
         <w:t>Add new product (pressing: “+”)</w:t>
       </w:r>
     </w:p>
@@ -7301,14 +7164,8 @@
           <w:ilvl w:val="3"/>
           <w:numId w:val="13"/>
         </w:numPr>
-        <w:rPr>
-          <w:lang w:val="en-GB"/>
-        </w:rPr>
-      </w:pPr>
-      <w:r>
-        <w:rPr>
-          <w:lang w:val="en-GB"/>
-        </w:rPr>
+      </w:pPr>
+      <w:r>
         <w:t>See detail (“clicking” on a row)</w:t>
       </w:r>
     </w:p>
@@ -7319,26 +7176,14 @@
           <w:ilvl w:val="2"/>
           <w:numId w:val="13"/>
         </w:numPr>
-        <w:rPr>
-          <w:lang w:val="en-GB"/>
-        </w:rPr>
-      </w:pPr>
-      <w:r>
-        <w:rPr>
-          <w:lang w:val="en-GB"/>
-        </w:rPr>
+      </w:pPr>
+      <w:r>
         <w:t xml:space="preserve">Il possible to go in a screen dedicated to see the </w:t>
       </w:r>
       <w:r>
-        <w:rPr>
-          <w:lang w:val="en-GB"/>
-        </w:rPr>
         <w:t>order history</w:t>
       </w:r>
       <w:r>
-        <w:rPr>
-          <w:lang w:val="en-GB"/>
-        </w:rPr>
         <w:t>: “financial”</w:t>
       </w:r>
     </w:p>
@@ -7349,14 +7194,8 @@
           <w:ilvl w:val="3"/>
           <w:numId w:val="13"/>
         </w:numPr>
-        <w:rPr>
-          <w:lang w:val="en-GB"/>
-        </w:rPr>
-      </w:pPr>
-      <w:r>
-        <w:rPr>
-          <w:lang w:val="en-GB"/>
-        </w:rPr>
+      </w:pPr>
+      <w:r>
         <w:t>See detail (“clicking” on a row)</w:t>
       </w:r>
     </w:p>
@@ -7367,16 +7206,8 @@
           <w:ilvl w:val="1"/>
           <w:numId w:val="13"/>
         </w:numPr>
-        <w:rPr>
-          <w:u w:val="single"/>
-          <w:lang w:val="en-GB"/>
-        </w:rPr>
-      </w:pPr>
-      <w:r>
-        <w:rPr>
-          <w:u w:val="single"/>
-          <w:lang w:val="en-GB"/>
-        </w:rPr>
+      </w:pPr>
+      <w:r>
         <w:t>Kitchen dashboard</w:t>
       </w:r>
     </w:p>
@@ -7387,20 +7218,13 @@
           <w:ilvl w:val="2"/>
           <w:numId w:val="13"/>
         </w:numPr>
-        <w:rPr>
-          <w:lang w:val="en-GB"/>
-        </w:rPr>
-      </w:pPr>
-      <w:r>
-        <w:rPr>
-          <w:lang w:val="en-GB"/>
-        </w:rPr>
+      </w:pPr>
+      <w:r>
         <w:t xml:space="preserve">Is possible to navigate to a preference screen that allows the user to choose what category of order show </w:t>
       </w:r>
       <w:r>
         <w:rPr>
           <w:color w:val="156082" w:themeColor="accent1"/>
-          <w:lang w:val="en-GB"/>
         </w:rPr>
         <w:t>(if there are more user “kitchen” they can divide work by category, and each one can see their own)</w:t>
       </w:r>
@@ -7412,21 +7236,14 @@
           <w:ilvl w:val="1"/>
           <w:numId w:val="13"/>
         </w:numPr>
-        <w:rPr>
-          <w:lang w:val="en-GB"/>
-        </w:rPr>
       </w:pPr>
       <w:r>
         <w:rPr>
           <w:u w:val="single"/>
-          <w:lang w:val="en-GB"/>
         </w:rPr>
         <w:t>cash desk</w:t>
       </w:r>
       <w:r>
-        <w:rPr>
-          <w:lang w:val="en-GB"/>
-        </w:rPr>
         <w:t>: can see detail and close order</w:t>
       </w:r>
     </w:p>
@@ -7437,69 +7254,35 @@
           <w:ilvl w:val="1"/>
           <w:numId w:val="13"/>
         </w:numPr>
-        <w:rPr>
-          <w:lang w:val="en-GB"/>
-        </w:rPr>
-      </w:pPr>
-      <w:r>
-        <w:rPr>
-          <w:lang w:val="en-GB"/>
-        </w:rPr>
+      </w:pPr>
+      <w:r>
         <w:t>there in f</w:t>
       </w:r>
       <w:r>
-        <w:rPr>
-          <w:lang w:val="en-GB"/>
-        </w:rPr>
         <w:t>urthermore</w:t>
       </w:r>
       <w:r>
-        <w:rPr>
-          <w:lang w:val="en-GB"/>
-        </w:rPr>
         <w:t xml:space="preserve"> a screen dedicated to configure DB</w:t>
       </w:r>
     </w:p>
     <w:p>
-      <w:pPr>
-        <w:rPr>
-          <w:lang w:val="en-GB"/>
-        </w:rPr>
-      </w:pPr>
-      <w:r>
-        <w:rPr>
-          <w:lang w:val="en-GB"/>
-        </w:rPr>
+      <w:r>
         <w:br w:type="page"/>
       </w:r>
     </w:p>
     <w:p>
       <w:pPr>
         <w:pStyle w:val="Heading2"/>
-        <w:rPr>
-          <w:lang w:val="en-GB"/>
-        </w:rPr>
-      </w:pPr>
-      <w:bookmarkStart w:id="19" w:name="_Toc219416019"/>
-      <w:r>
-        <w:rPr>
-          <w:lang w:val="en-GB"/>
-        </w:rPr>
+      </w:pPr>
+      <w:bookmarkStart w:id="12" w:name="_Toc219656277"/>
+      <w:r>
         <w:lastRenderedPageBreak/>
         <w:t>Design:</w:t>
       </w:r>
-      <w:bookmarkEnd w:id="19"/>
-    </w:p>
-    <w:p>
-      <w:pPr>
-        <w:rPr>
-          <w:lang w:val="en-GB"/>
-        </w:rPr>
-      </w:pPr>
-      <w:r>
-        <w:rPr>
-          <w:lang w:val="en-GB"/>
-        </w:rPr>
+      <w:bookmarkEnd w:id="12"/>
+    </w:p>
+    <w:p>
+      <w:r>
         <w:t>In this part the principal internal characteristics of the system will be exposed, with some diagrams to express it.</w:t>
       </w:r>
     </w:p>
@@ -7513,14 +7296,11 @@
           <w:szCs w:val="24"/>
         </w:rPr>
       </w:pPr>
-      <w:bookmarkStart w:id="20" w:name="_Toc219416020"/>
-      <w:r>
-        <w:rPr>
-          <w:lang w:val="en-GB"/>
-        </w:rPr>
+      <w:bookmarkStart w:id="13" w:name="_Toc219656278"/>
+      <w:r>
         <w:t>Class diagram:</w:t>
       </w:r>
-      <w:bookmarkEnd w:id="20"/>
+      <w:bookmarkEnd w:id="13"/>
       <w:r>
         <w:rPr>
           <w:rFonts w:eastAsiaTheme="minorHAnsi" w:cstheme="minorBidi"/>
@@ -7532,34 +7312,2503 @@
       </w:r>
     </w:p>
     <w:p>
+      <w:r>
+        <w:t>In this part the principal internal characteristics of the system will be exposed, with some diagrams to express it.</w:t>
+      </w:r>
+    </w:p>
+    <w:p>
+      <w:pPr>
+        <w:pStyle w:val="Heading4"/>
+      </w:pPr>
+      <w:r>
+        <w:tab/>
+        <w:t>VOPC:</w:t>
+      </w:r>
+    </w:p>
+    <w:p>
+      <w:r>
+        <w:t>This diagram is attached near to this document to be able to have a closer look to it.</w:t>
+      </w:r>
+    </w:p>
+    <w:p>
+      <w:pPr>
+        <w:pStyle w:val="Heading4"/>
+      </w:pPr>
+      <w:r>
+        <w:t>Overview:</w:t>
+      </w:r>
+    </w:p>
+    <w:p>
+      <w:r>
+        <w:rPr>
+          <w:noProof/>
+        </w:rPr>
+        <w:drawing>
+          <wp:inline distT="0" distB="0" distL="0" distR="0" wp14:anchorId="36B045BF" wp14:editId="61240F09">
+            <wp:extent cx="6652260" cy="3522150"/>
+            <wp:effectExtent l="0" t="0" r="0" b="2540"/>
+            <wp:docPr id="2058774102" name="Graphic 1"/>
+            <wp:cNvGraphicFramePr>
+              <a:graphicFrameLocks xmlns:a="http://schemas.openxmlformats.org/drawingml/2006/main" noChangeAspect="1"/>
+            </wp:cNvGraphicFramePr>
+            <a:graphic xmlns:a="http://schemas.openxmlformats.org/drawingml/2006/main">
+              <a:graphicData uri="http://schemas.openxmlformats.org/drawingml/2006/picture">
+                <pic:pic xmlns:pic="http://schemas.openxmlformats.org/drawingml/2006/picture">
+                  <pic:nvPicPr>
+                    <pic:cNvPr id="2058774102" name=""/>
+                    <pic:cNvPicPr/>
+                  </pic:nvPicPr>
+                  <pic:blipFill>
+                    <a:blip r:embed="rId115">
+                      <a:extLst>
+                        <a:ext uri="{96DAC541-7B7A-43D3-8B79-37D633B846F1}">
+                          <asvg:svgBlip xmlns:asvg="http://schemas.microsoft.com/office/drawing/2016/SVG/main" r:embed="rId116"/>
+                        </a:ext>
+                      </a:extLst>
+                    </a:blip>
+                    <a:stretch>
+                      <a:fillRect/>
+                    </a:stretch>
+                  </pic:blipFill>
+                  <pic:spPr>
+                    <a:xfrm>
+                      <a:off x="0" y="0"/>
+                      <a:ext cx="6662490" cy="3527567"/>
+                    </a:xfrm>
+                    <a:prstGeom prst="rect">
+                      <a:avLst/>
+                    </a:prstGeom>
+                  </pic:spPr>
+                </pic:pic>
+              </a:graphicData>
+            </a:graphic>
+          </wp:inline>
+        </w:drawing>
+      </w:r>
+    </w:p>
+    <w:p/>
+    <w:p>
+      <w:pPr>
+        <w:pStyle w:val="Heading4"/>
+      </w:pPr>
+      <w:r>
+        <w:lastRenderedPageBreak/>
+        <w:t>Presentation Layer:</w:t>
+      </w:r>
+    </w:p>
+    <w:p>
+      <w:r>
+        <w:rPr>
+          <w:noProof/>
+        </w:rPr>
+        <w:drawing>
+          <wp:inline distT="0" distB="0" distL="0" distR="0" wp14:anchorId="35D83449" wp14:editId="1FA83931">
+            <wp:extent cx="5323858" cy="5570220"/>
+            <wp:effectExtent l="0" t="0" r="0" b="0"/>
+            <wp:docPr id="2080565796" name="Picture 1" descr="A diagram of a presentation&#10;&#10;AI-generated content may be incorrect."/>
+            <wp:cNvGraphicFramePr>
+              <a:graphicFrameLocks xmlns:a="http://schemas.openxmlformats.org/drawingml/2006/main" noChangeAspect="1"/>
+            </wp:cNvGraphicFramePr>
+            <a:graphic xmlns:a="http://schemas.openxmlformats.org/drawingml/2006/main">
+              <a:graphicData uri="http://schemas.openxmlformats.org/drawingml/2006/picture">
+                <pic:pic xmlns:pic="http://schemas.openxmlformats.org/drawingml/2006/picture">
+                  <pic:nvPicPr>
+                    <pic:cNvPr id="2080565796" name="Picture 1" descr="A diagram of a presentation&#10;&#10;AI-generated content may be incorrect."/>
+                    <pic:cNvPicPr/>
+                  </pic:nvPicPr>
+                  <pic:blipFill>
+                    <a:blip r:embed="rId117"/>
+                    <a:stretch>
+                      <a:fillRect/>
+                    </a:stretch>
+                  </pic:blipFill>
+                  <pic:spPr>
+                    <a:xfrm>
+                      <a:off x="0" y="0"/>
+                      <a:ext cx="5327793" cy="5574337"/>
+                    </a:xfrm>
+                    <a:prstGeom prst="rect">
+                      <a:avLst/>
+                    </a:prstGeom>
+                  </pic:spPr>
+                </pic:pic>
+              </a:graphicData>
+            </a:graphic>
+          </wp:inline>
+        </w:drawing>
+      </w:r>
+    </w:p>
+    <w:p>
+      <w:pPr>
+        <w:pStyle w:val="Heading4"/>
+      </w:pPr>
+    </w:p>
+    <w:p>
+      <w:pPr>
+        <w:pStyle w:val="Heading4"/>
+      </w:pPr>
+      <w:r>
+        <w:t>Business l</w:t>
+      </w:r>
+      <w:r>
+        <w:t>ayer:</w:t>
+      </w:r>
+      <w:r>
+        <w:rPr>
+          <w:noProof/>
+        </w:rPr>
+        <w:t xml:space="preserve"> </w:t>
+      </w:r>
+    </w:p>
+    <w:p>
+      <w:r>
+        <w:rPr>
+          <w:noProof/>
+        </w:rPr>
+        <w:drawing>
+          <wp:anchor distT="0" distB="0" distL="114300" distR="114300" simplePos="0" relativeHeight="251793408" behindDoc="1" locked="0" layoutInCell="1" allowOverlap="1" wp14:anchorId="3ABBAB00" wp14:editId="0C531BDD">
+            <wp:simplePos x="0" y="0"/>
+            <wp:positionH relativeFrom="column">
+              <wp:posOffset>3504565</wp:posOffset>
+            </wp:positionH>
+            <wp:positionV relativeFrom="paragraph">
+              <wp:posOffset>1762760</wp:posOffset>
+            </wp:positionV>
+            <wp:extent cx="2286000" cy="2047875"/>
+            <wp:effectExtent l="0" t="0" r="0" b="9525"/>
+            <wp:wrapNone/>
+            <wp:docPr id="11415649" name="Picture 1" descr="A yellow paper with black text&#10;&#10;AI-generated content may be incorrect."/>
+            <wp:cNvGraphicFramePr>
+              <a:graphicFrameLocks xmlns:a="http://schemas.openxmlformats.org/drawingml/2006/main" noChangeAspect="1"/>
+            </wp:cNvGraphicFramePr>
+            <a:graphic xmlns:a="http://schemas.openxmlformats.org/drawingml/2006/main">
+              <a:graphicData uri="http://schemas.openxmlformats.org/drawingml/2006/picture">
+                <pic:pic xmlns:pic="http://schemas.openxmlformats.org/drawingml/2006/picture">
+                  <pic:nvPicPr>
+                    <pic:cNvPr id="11415649" name="Picture 1" descr="A yellow paper with black text&#10;&#10;AI-generated content may be incorrect."/>
+                    <pic:cNvPicPr/>
+                  </pic:nvPicPr>
+                  <pic:blipFill>
+                    <a:blip r:embed="rId118">
+                      <a:extLst>
+                        <a:ext uri="{28A0092B-C50C-407E-A947-70E740481C1C}">
+                          <a14:useLocalDpi xmlns:a14="http://schemas.microsoft.com/office/drawing/2010/main" val="0"/>
+                        </a:ext>
+                      </a:extLst>
+                    </a:blip>
+                    <a:stretch>
+                      <a:fillRect/>
+                    </a:stretch>
+                  </pic:blipFill>
+                  <pic:spPr>
+                    <a:xfrm>
+                      <a:off x="0" y="0"/>
+                      <a:ext cx="2286000" cy="2047875"/>
+                    </a:xfrm>
+                    <a:prstGeom prst="rect">
+                      <a:avLst/>
+                    </a:prstGeom>
+                  </pic:spPr>
+                </pic:pic>
+              </a:graphicData>
+            </a:graphic>
+          </wp:anchor>
+        </w:drawing>
+      </w:r>
+      <w:r>
+        <w:rPr>
+          <w:noProof/>
+        </w:rPr>
+        <w:drawing>
+          <wp:inline distT="0" distB="0" distL="0" distR="0" wp14:anchorId="27025506" wp14:editId="77B057E8">
+            <wp:extent cx="3508776" cy="3589020"/>
+            <wp:effectExtent l="0" t="0" r="0" b="0"/>
+            <wp:docPr id="1467002927" name="Picture 1" descr="A diagram of a business layer&#10;&#10;AI-generated content may be incorrect."/>
+            <wp:cNvGraphicFramePr>
+              <a:graphicFrameLocks xmlns:a="http://schemas.openxmlformats.org/drawingml/2006/main" noChangeAspect="1"/>
+            </wp:cNvGraphicFramePr>
+            <a:graphic xmlns:a="http://schemas.openxmlformats.org/drawingml/2006/main">
+              <a:graphicData uri="http://schemas.openxmlformats.org/drawingml/2006/picture">
+                <pic:pic xmlns:pic="http://schemas.openxmlformats.org/drawingml/2006/picture">
+                  <pic:nvPicPr>
+                    <pic:cNvPr id="1467002927" name="Picture 1" descr="A diagram of a business layer&#10;&#10;AI-generated content may be incorrect."/>
+                    <pic:cNvPicPr/>
+                  </pic:nvPicPr>
+                  <pic:blipFill>
+                    <a:blip r:embed="rId119"/>
+                    <a:stretch>
+                      <a:fillRect/>
+                    </a:stretch>
+                  </pic:blipFill>
+                  <pic:spPr>
+                    <a:xfrm>
+                      <a:off x="0" y="0"/>
+                      <a:ext cx="3516425" cy="3596844"/>
+                    </a:xfrm>
+                    <a:prstGeom prst="rect">
+                      <a:avLst/>
+                    </a:prstGeom>
+                  </pic:spPr>
+                </pic:pic>
+              </a:graphicData>
+            </a:graphic>
+          </wp:inline>
+        </w:drawing>
+      </w:r>
+    </w:p>
+    <w:p>
+      <w:pPr>
+        <w:pStyle w:val="Heading4"/>
+      </w:pPr>
+      <w:r>
+        <w:t>Data access Layer and Infrastructure:</w:t>
+      </w:r>
+    </w:p>
+    <w:p>
+      <w:r>
+        <w:rPr>
+          <w:noProof/>
+        </w:rPr>
+        <w:drawing>
+          <wp:inline distT="0" distB="0" distL="0" distR="0" wp14:anchorId="33BB1B11" wp14:editId="1B5DAEA8">
+            <wp:extent cx="4716780" cy="4233748"/>
+            <wp:effectExtent l="0" t="0" r="7620" b="0"/>
+            <wp:docPr id="15914064" name="Picture 1" descr="A screenshot of a diagram&#10;&#10;AI-generated content may be incorrect."/>
+            <wp:cNvGraphicFramePr>
+              <a:graphicFrameLocks xmlns:a="http://schemas.openxmlformats.org/drawingml/2006/main" noChangeAspect="1"/>
+            </wp:cNvGraphicFramePr>
+            <a:graphic xmlns:a="http://schemas.openxmlformats.org/drawingml/2006/main">
+              <a:graphicData uri="http://schemas.openxmlformats.org/drawingml/2006/picture">
+                <pic:pic xmlns:pic="http://schemas.openxmlformats.org/drawingml/2006/picture">
+                  <pic:nvPicPr>
+                    <pic:cNvPr id="15914064" name="Picture 1" descr="A screenshot of a diagram&#10;&#10;AI-generated content may be incorrect."/>
+                    <pic:cNvPicPr/>
+                  </pic:nvPicPr>
+                  <pic:blipFill>
+                    <a:blip r:embed="rId120"/>
+                    <a:stretch>
+                      <a:fillRect/>
+                    </a:stretch>
+                  </pic:blipFill>
+                  <pic:spPr>
+                    <a:xfrm>
+                      <a:off x="0" y="0"/>
+                      <a:ext cx="4721045" cy="4237576"/>
+                    </a:xfrm>
+                    <a:prstGeom prst="rect">
+                      <a:avLst/>
+                    </a:prstGeom>
+                  </pic:spPr>
+                </pic:pic>
+              </a:graphicData>
+            </a:graphic>
+          </wp:inline>
+        </w:drawing>
+      </w:r>
+    </w:p>
+    <w:p>
+      <w:pPr>
+        <w:pStyle w:val="Heading4"/>
+      </w:pPr>
+      <w:r>
+        <w:lastRenderedPageBreak/>
+        <w:t>Domain level:</w:t>
+      </w:r>
+    </w:p>
+    <w:p>
+      <w:r>
+        <w:rPr>
+          <w:noProof/>
+        </w:rPr>
+        <w:drawing>
+          <wp:inline distT="0" distB="0" distL="0" distR="0" wp14:anchorId="214983C0" wp14:editId="7777F7C8">
+            <wp:extent cx="6120130" cy="6663055"/>
+            <wp:effectExtent l="0" t="0" r="0" b="4445"/>
+            <wp:docPr id="2064922256" name="Picture 1" descr="A diagram of a user&#10;&#10;AI-generated content may be incorrect."/>
+            <wp:cNvGraphicFramePr>
+              <a:graphicFrameLocks xmlns:a="http://schemas.openxmlformats.org/drawingml/2006/main" noChangeAspect="1"/>
+            </wp:cNvGraphicFramePr>
+            <a:graphic xmlns:a="http://schemas.openxmlformats.org/drawingml/2006/main">
+              <a:graphicData uri="http://schemas.openxmlformats.org/drawingml/2006/picture">
+                <pic:pic xmlns:pic="http://schemas.openxmlformats.org/drawingml/2006/picture">
+                  <pic:nvPicPr>
+                    <pic:cNvPr id="2064922256" name="Picture 1" descr="A diagram of a user&#10;&#10;AI-generated content may be incorrect."/>
+                    <pic:cNvPicPr/>
+                  </pic:nvPicPr>
+                  <pic:blipFill>
+                    <a:blip r:embed="rId121"/>
+                    <a:stretch>
+                      <a:fillRect/>
+                    </a:stretch>
+                  </pic:blipFill>
+                  <pic:spPr>
+                    <a:xfrm>
+                      <a:off x="0" y="0"/>
+                      <a:ext cx="6120130" cy="6663055"/>
+                    </a:xfrm>
+                    <a:prstGeom prst="rect">
+                      <a:avLst/>
+                    </a:prstGeom>
+                  </pic:spPr>
+                </pic:pic>
+              </a:graphicData>
+            </a:graphic>
+          </wp:inline>
+        </w:drawing>
+      </w:r>
+    </w:p>
+    <w:p>
+      <w:pPr>
+        <w:pStyle w:val="Heading4"/>
+      </w:pPr>
+      <w:r>
+        <w:lastRenderedPageBreak/>
+        <w:t>Application layer:</w:t>
+      </w:r>
+    </w:p>
+    <w:p>
+      <w:r>
+        <w:rPr>
+          <w:noProof/>
+        </w:rPr>
+        <w:drawing>
+          <wp:inline distT="0" distB="0" distL="0" distR="0" wp14:anchorId="44024CBF" wp14:editId="6BBE727C">
+            <wp:extent cx="5258534" cy="2210108"/>
+            <wp:effectExtent l="0" t="0" r="0" b="0"/>
+            <wp:docPr id="435223227" name="Picture 1" descr="A blue box with text boxes and a blue background&#10;&#10;AI-generated content may be incorrect."/>
+            <wp:cNvGraphicFramePr>
+              <a:graphicFrameLocks xmlns:a="http://schemas.openxmlformats.org/drawingml/2006/main" noChangeAspect="1"/>
+            </wp:cNvGraphicFramePr>
+            <a:graphic xmlns:a="http://schemas.openxmlformats.org/drawingml/2006/main">
+              <a:graphicData uri="http://schemas.openxmlformats.org/drawingml/2006/picture">
+                <pic:pic xmlns:pic="http://schemas.openxmlformats.org/drawingml/2006/picture">
+                  <pic:nvPicPr>
+                    <pic:cNvPr id="435223227" name="Picture 1" descr="A blue box with text boxes and a blue background&#10;&#10;AI-generated content may be incorrect."/>
+                    <pic:cNvPicPr/>
+                  </pic:nvPicPr>
+                  <pic:blipFill>
+                    <a:blip r:embed="rId122"/>
+                    <a:stretch>
+                      <a:fillRect/>
+                    </a:stretch>
+                  </pic:blipFill>
+                  <pic:spPr>
+                    <a:xfrm>
+                      <a:off x="0" y="0"/>
+                      <a:ext cx="5258534" cy="2210108"/>
+                    </a:xfrm>
+                    <a:prstGeom prst="rect">
+                      <a:avLst/>
+                    </a:prstGeom>
+                  </pic:spPr>
+                </pic:pic>
+              </a:graphicData>
+            </a:graphic>
+          </wp:inline>
+        </w:drawing>
+      </w:r>
+    </w:p>
+    <w:p>
+      <w:pPr>
+        <w:pStyle w:val="Heading4"/>
+      </w:pPr>
+    </w:p>
+    <w:p>
+      <w:pPr>
+        <w:pStyle w:val="Heading4"/>
+      </w:pPr>
+    </w:p>
+    <w:p>
+      <w:pPr>
+        <w:pStyle w:val="Heading4"/>
+      </w:pPr>
+      <w:r>
+        <w:t>DESIGN-LEVEL DIAGRAM:</w:t>
+      </w:r>
+    </w:p>
+    <w:p>
+      <w:r>
+        <w:t>This diagram is attached near to this document to be able to have a closer look to it.</w:t>
+      </w:r>
+    </w:p>
+    <w:p>
+      <w:pPr>
+        <w:pStyle w:val="Heading4"/>
+      </w:pPr>
+      <w:r>
+        <w:t>Overview:</w:t>
+      </w:r>
+    </w:p>
+    <w:p>
+      <w:r>
+        <w:rPr>
+          <w:noProof/>
+        </w:rPr>
+        <w:drawing>
+          <wp:inline distT="0" distB="0" distL="0" distR="0" wp14:anchorId="52389C62" wp14:editId="63DFB5D3">
+            <wp:extent cx="6210300" cy="1216544"/>
+            <wp:effectExtent l="0" t="0" r="0" b="3175"/>
+            <wp:docPr id="1076862790" name="Graphic 1"/>
+            <wp:cNvGraphicFramePr>
+              <a:graphicFrameLocks xmlns:a="http://schemas.openxmlformats.org/drawingml/2006/main" noChangeAspect="1"/>
+            </wp:cNvGraphicFramePr>
+            <a:graphic xmlns:a="http://schemas.openxmlformats.org/drawingml/2006/main">
+              <a:graphicData uri="http://schemas.openxmlformats.org/drawingml/2006/picture">
+                <pic:pic xmlns:pic="http://schemas.openxmlformats.org/drawingml/2006/picture">
+                  <pic:nvPicPr>
+                    <pic:cNvPr id="1076862790" name=""/>
+                    <pic:cNvPicPr/>
+                  </pic:nvPicPr>
+                  <pic:blipFill>
+                    <a:blip r:embed="rId123">
+                      <a:extLst>
+                        <a:ext uri="{96DAC541-7B7A-43D3-8B79-37D633B846F1}">
+                          <asvg:svgBlip xmlns:asvg="http://schemas.microsoft.com/office/drawing/2016/SVG/main" r:embed="rId124"/>
+                        </a:ext>
+                      </a:extLst>
+                    </a:blip>
+                    <a:stretch>
+                      <a:fillRect/>
+                    </a:stretch>
+                  </pic:blipFill>
+                  <pic:spPr>
+                    <a:xfrm>
+                      <a:off x="0" y="0"/>
+                      <a:ext cx="6213323" cy="1217136"/>
+                    </a:xfrm>
+                    <a:prstGeom prst="rect">
+                      <a:avLst/>
+                    </a:prstGeom>
+                  </pic:spPr>
+                </pic:pic>
+              </a:graphicData>
+            </a:graphic>
+          </wp:inline>
+        </w:drawing>
+      </w:r>
+    </w:p>
+    <w:p>
+      <w:pPr>
+        <w:pStyle w:val="Heading4"/>
+      </w:pPr>
+      <w:r>
+        <w:tab/>
+      </w:r>
+      <w:r>
+        <w:tab/>
+        <w:t>App:</w:t>
+      </w:r>
+    </w:p>
+    <w:p>
+      <w:r>
+        <w:rPr>
+          <w:noProof/>
+        </w:rPr>
+        <w:drawing>
+          <wp:inline distT="0" distB="0" distL="0" distR="0" wp14:anchorId="404F74A7" wp14:editId="5C659D0D">
+            <wp:extent cx="6120130" cy="3293110"/>
+            <wp:effectExtent l="0" t="0" r="0" b="2540"/>
+            <wp:docPr id="2097487364" name="Picture 1" descr="A screenshot of a computer&#10;&#10;AI-generated content may be incorrect."/>
+            <wp:cNvGraphicFramePr>
+              <a:graphicFrameLocks xmlns:a="http://schemas.openxmlformats.org/drawingml/2006/main" noChangeAspect="1"/>
+            </wp:cNvGraphicFramePr>
+            <a:graphic xmlns:a="http://schemas.openxmlformats.org/drawingml/2006/main">
+              <a:graphicData uri="http://schemas.openxmlformats.org/drawingml/2006/picture">
+                <pic:pic xmlns:pic="http://schemas.openxmlformats.org/drawingml/2006/picture">
+                  <pic:nvPicPr>
+                    <pic:cNvPr id="2097487364" name="Picture 1" descr="A screenshot of a computer&#10;&#10;AI-generated content may be incorrect."/>
+                    <pic:cNvPicPr/>
+                  </pic:nvPicPr>
+                  <pic:blipFill>
+                    <a:blip r:embed="rId125"/>
+                    <a:stretch>
+                      <a:fillRect/>
+                    </a:stretch>
+                  </pic:blipFill>
+                  <pic:spPr>
+                    <a:xfrm>
+                      <a:off x="0" y="0"/>
+                      <a:ext cx="6120130" cy="3293110"/>
+                    </a:xfrm>
+                    <a:prstGeom prst="rect">
+                      <a:avLst/>
+                    </a:prstGeom>
+                  </pic:spPr>
+                </pic:pic>
+              </a:graphicData>
+            </a:graphic>
+          </wp:inline>
+        </w:drawing>
+      </w:r>
+    </w:p>
+    <w:p>
+      <w:pPr>
+        <w:pStyle w:val="Heading4"/>
+      </w:pPr>
+      <w:r>
+        <w:lastRenderedPageBreak/>
+        <w:t>Model:</w:t>
+      </w:r>
+    </w:p>
+    <w:p>
+      <w:r>
+        <w:rPr>
+          <w:noProof/>
+        </w:rPr>
+        <w:drawing>
+          <wp:inline distT="0" distB="0" distL="0" distR="0" wp14:anchorId="33701C2E" wp14:editId="7058690E">
+            <wp:extent cx="6120130" cy="4559935"/>
+            <wp:effectExtent l="0" t="0" r="0" b="0"/>
+            <wp:docPr id="1337726687" name="Picture 1" descr="A screenshot of a computer&#10;&#10;AI-generated content may be incorrect."/>
+            <wp:cNvGraphicFramePr>
+              <a:graphicFrameLocks xmlns:a="http://schemas.openxmlformats.org/drawingml/2006/main" noChangeAspect="1"/>
+            </wp:cNvGraphicFramePr>
+            <a:graphic xmlns:a="http://schemas.openxmlformats.org/drawingml/2006/main">
+              <a:graphicData uri="http://schemas.openxmlformats.org/drawingml/2006/picture">
+                <pic:pic xmlns:pic="http://schemas.openxmlformats.org/drawingml/2006/picture">
+                  <pic:nvPicPr>
+                    <pic:cNvPr id="1337726687" name="Picture 1" descr="A screenshot of a computer&#10;&#10;AI-generated content may be incorrect."/>
+                    <pic:cNvPicPr/>
+                  </pic:nvPicPr>
+                  <pic:blipFill>
+                    <a:blip r:embed="rId126"/>
+                    <a:stretch>
+                      <a:fillRect/>
+                    </a:stretch>
+                  </pic:blipFill>
+                  <pic:spPr>
+                    <a:xfrm>
+                      <a:off x="0" y="0"/>
+                      <a:ext cx="6120130" cy="4559935"/>
+                    </a:xfrm>
+                    <a:prstGeom prst="rect">
+                      <a:avLst/>
+                    </a:prstGeom>
+                  </pic:spPr>
+                </pic:pic>
+              </a:graphicData>
+            </a:graphic>
+          </wp:inline>
+        </w:drawing>
+      </w:r>
+    </w:p>
+    <w:p>
+      <w:pPr>
+        <w:pStyle w:val="Heading4"/>
+      </w:pPr>
+      <w:r>
+        <w:rPr>
+          <w:noProof/>
+        </w:rPr>
+        <w:drawing>
+          <wp:anchor distT="0" distB="0" distL="114300" distR="114300" simplePos="0" relativeHeight="251794432" behindDoc="1" locked="0" layoutInCell="1" allowOverlap="1" wp14:anchorId="7818FD5D" wp14:editId="231A43D5">
+            <wp:simplePos x="0" y="0"/>
+            <wp:positionH relativeFrom="column">
+              <wp:posOffset>-433593</wp:posOffset>
+            </wp:positionH>
+            <wp:positionV relativeFrom="paragraph">
+              <wp:posOffset>302260</wp:posOffset>
+            </wp:positionV>
+            <wp:extent cx="7071825" cy="1226820"/>
+            <wp:effectExtent l="0" t="0" r="0" b="0"/>
+            <wp:wrapNone/>
+            <wp:docPr id="914696431" name="Picture 1" descr="A screenshot of a computer screen&#10;&#10;AI-generated content may be incorrect."/>
+            <wp:cNvGraphicFramePr>
+              <a:graphicFrameLocks xmlns:a="http://schemas.openxmlformats.org/drawingml/2006/main" noChangeAspect="1"/>
+            </wp:cNvGraphicFramePr>
+            <a:graphic xmlns:a="http://schemas.openxmlformats.org/drawingml/2006/main">
+              <a:graphicData uri="http://schemas.openxmlformats.org/drawingml/2006/picture">
+                <pic:pic xmlns:pic="http://schemas.openxmlformats.org/drawingml/2006/picture">
+                  <pic:nvPicPr>
+                    <pic:cNvPr id="914696431" name="Picture 1" descr="A screenshot of a computer screen&#10;&#10;AI-generated content may be incorrect."/>
+                    <pic:cNvPicPr/>
+                  </pic:nvPicPr>
+                  <pic:blipFill>
+                    <a:blip r:embed="rId127">
+                      <a:extLst>
+                        <a:ext uri="{28A0092B-C50C-407E-A947-70E740481C1C}">
+                          <a14:useLocalDpi xmlns:a14="http://schemas.microsoft.com/office/drawing/2010/main" val="0"/>
+                        </a:ext>
+                      </a:extLst>
+                    </a:blip>
+                    <a:stretch>
+                      <a:fillRect/>
+                    </a:stretch>
+                  </pic:blipFill>
+                  <pic:spPr>
+                    <a:xfrm>
+                      <a:off x="0" y="0"/>
+                      <a:ext cx="7071825" cy="1226820"/>
+                    </a:xfrm>
+                    <a:prstGeom prst="rect">
+                      <a:avLst/>
+                    </a:prstGeom>
+                  </pic:spPr>
+                </pic:pic>
+              </a:graphicData>
+            </a:graphic>
+          </wp:anchor>
+        </w:drawing>
+      </w:r>
+      <w:r>
+        <w:tab/>
+      </w:r>
+      <w:r>
+        <w:tab/>
+        <w:t>Controller:</w:t>
+      </w:r>
+    </w:p>
+    <w:p>
+      <w:pPr>
+        <w:rPr>
+          <w:rFonts w:eastAsiaTheme="majorEastAsia" w:cstheme="majorBidi"/>
+          <w:color w:val="0F4761" w:themeColor="accent1" w:themeShade="BF"/>
+          <w:sz w:val="28"/>
+          <w:szCs w:val="28"/>
+        </w:rPr>
+      </w:pPr>
+      <w:r>
+        <w:br w:type="page"/>
+      </w:r>
+    </w:p>
+    <w:p>
+      <w:pPr>
+        <w:pStyle w:val="Heading4"/>
+      </w:pPr>
+      <w:r>
+        <w:lastRenderedPageBreak/>
+        <w:t>Dao:</w:t>
+      </w:r>
+    </w:p>
+    <w:p>
+      <w:r>
+        <w:rPr>
+          <w:noProof/>
+        </w:rPr>
+        <w:drawing>
+          <wp:inline distT="0" distB="0" distL="0" distR="0" wp14:anchorId="196709B2" wp14:editId="0A745EAA">
+            <wp:extent cx="6120130" cy="1921510"/>
+            <wp:effectExtent l="0" t="0" r="0" b="2540"/>
+            <wp:docPr id="1089113899" name="Picture 1" descr="A screenshot of a computer&#10;&#10;AI-generated content may be incorrect."/>
+            <wp:cNvGraphicFramePr>
+              <a:graphicFrameLocks xmlns:a="http://schemas.openxmlformats.org/drawingml/2006/main" noChangeAspect="1"/>
+            </wp:cNvGraphicFramePr>
+            <a:graphic xmlns:a="http://schemas.openxmlformats.org/drawingml/2006/main">
+              <a:graphicData uri="http://schemas.openxmlformats.org/drawingml/2006/picture">
+                <pic:pic xmlns:pic="http://schemas.openxmlformats.org/drawingml/2006/picture">
+                  <pic:nvPicPr>
+                    <pic:cNvPr id="1089113899" name="Picture 1" descr="A screenshot of a computer&#10;&#10;AI-generated content may be incorrect."/>
+                    <pic:cNvPicPr/>
+                  </pic:nvPicPr>
+                  <pic:blipFill>
+                    <a:blip r:embed="rId128"/>
+                    <a:stretch>
+                      <a:fillRect/>
+                    </a:stretch>
+                  </pic:blipFill>
+                  <pic:spPr>
+                    <a:xfrm>
+                      <a:off x="0" y="0"/>
+                      <a:ext cx="6120130" cy="1921510"/>
+                    </a:xfrm>
+                    <a:prstGeom prst="rect">
+                      <a:avLst/>
+                    </a:prstGeom>
+                  </pic:spPr>
+                </pic:pic>
+              </a:graphicData>
+            </a:graphic>
+          </wp:inline>
+        </w:drawing>
+      </w:r>
+    </w:p>
+    <w:p>
       <w:pPr>
         <w:pStyle w:val="Heading3"/>
+      </w:pPr>
+    </w:p>
+    <w:p>
+      <w:pPr>
+        <w:pStyle w:val="Heading3"/>
+      </w:pPr>
+    </w:p>
+    <w:p>
+      <w:pPr>
+        <w:pStyle w:val="Heading4"/>
+      </w:pPr>
+      <w:r>
+        <w:t>Service:</w:t>
+      </w:r>
+    </w:p>
+    <w:p>
+      <w:r>
         <w:rPr>
-          <w:lang w:val="en-GB"/>
+          <w:noProof/>
         </w:rPr>
-      </w:pPr>
-      <w:bookmarkStart w:id="21" w:name="_Toc219416021"/>
-      <w:r>
+        <w:drawing>
+          <wp:inline distT="0" distB="0" distL="0" distR="0" wp14:anchorId="31B48515" wp14:editId="3F6BC4BD">
+            <wp:extent cx="6120130" cy="4425950"/>
+            <wp:effectExtent l="0" t="0" r="0" b="0"/>
+            <wp:docPr id="140484939" name="Picture 1" descr="A screenshot of a computer&#10;&#10;AI-generated content may be incorrect."/>
+            <wp:cNvGraphicFramePr>
+              <a:graphicFrameLocks xmlns:a="http://schemas.openxmlformats.org/drawingml/2006/main" noChangeAspect="1"/>
+            </wp:cNvGraphicFramePr>
+            <a:graphic xmlns:a="http://schemas.openxmlformats.org/drawingml/2006/main">
+              <a:graphicData uri="http://schemas.openxmlformats.org/drawingml/2006/picture">
+                <pic:pic xmlns:pic="http://schemas.openxmlformats.org/drawingml/2006/picture">
+                  <pic:nvPicPr>
+                    <pic:cNvPr id="140484939" name="Picture 1" descr="A screenshot of a computer&#10;&#10;AI-generated content may be incorrect."/>
+                    <pic:cNvPicPr/>
+                  </pic:nvPicPr>
+                  <pic:blipFill>
+                    <a:blip r:embed="rId129"/>
+                    <a:stretch>
+                      <a:fillRect/>
+                    </a:stretch>
+                  </pic:blipFill>
+                  <pic:spPr>
+                    <a:xfrm>
+                      <a:off x="0" y="0"/>
+                      <a:ext cx="6120130" cy="4425950"/>
+                    </a:xfrm>
+                    <a:prstGeom prst="rect">
+                      <a:avLst/>
+                    </a:prstGeom>
+                  </pic:spPr>
+                </pic:pic>
+              </a:graphicData>
+            </a:graphic>
+          </wp:inline>
+        </w:drawing>
+      </w:r>
+    </w:p>
+    <w:p>
+      <w:pPr>
+        <w:pStyle w:val="Heading4"/>
+      </w:pPr>
+      <w:r>
+        <w:tab/>
+      </w:r>
+      <w:r>
+        <w:tab/>
+        <w:t>Preference:</w:t>
+      </w:r>
+    </w:p>
+    <w:p>
+      <w:r>
+        <w:rPr>
+          <w:noProof/>
+        </w:rPr>
+        <w:drawing>
+          <wp:inline distT="0" distB="0" distL="0" distR="0" wp14:anchorId="6C766E5A" wp14:editId="171BB73C">
+            <wp:extent cx="6120130" cy="973455"/>
+            <wp:effectExtent l="0" t="0" r="0" b="0"/>
+            <wp:docPr id="2100456103" name="Picture 1" descr="A screenshot of a computer&#10;&#10;AI-generated content may be incorrect."/>
+            <wp:cNvGraphicFramePr>
+              <a:graphicFrameLocks xmlns:a="http://schemas.openxmlformats.org/drawingml/2006/main" noChangeAspect="1"/>
+            </wp:cNvGraphicFramePr>
+            <a:graphic xmlns:a="http://schemas.openxmlformats.org/drawingml/2006/main">
+              <a:graphicData uri="http://schemas.openxmlformats.org/drawingml/2006/picture">
+                <pic:pic xmlns:pic="http://schemas.openxmlformats.org/drawingml/2006/picture">
+                  <pic:nvPicPr>
+                    <pic:cNvPr id="2100456103" name="Picture 1" descr="A screenshot of a computer&#10;&#10;AI-generated content may be incorrect."/>
+                    <pic:cNvPicPr/>
+                  </pic:nvPicPr>
+                  <pic:blipFill>
+                    <a:blip r:embed="rId130"/>
+                    <a:stretch>
+                      <a:fillRect/>
+                    </a:stretch>
+                  </pic:blipFill>
+                  <pic:spPr>
+                    <a:xfrm>
+                      <a:off x="0" y="0"/>
+                      <a:ext cx="6120130" cy="973455"/>
+                    </a:xfrm>
+                    <a:prstGeom prst="rect">
+                      <a:avLst/>
+                    </a:prstGeom>
+                  </pic:spPr>
+                </pic:pic>
+              </a:graphicData>
+            </a:graphic>
+          </wp:inline>
+        </w:drawing>
+      </w:r>
+    </w:p>
+    <w:p>
+      <w:pPr>
+        <w:pStyle w:val="Heading3"/>
+      </w:pPr>
+      <w:r>
+        <w:lastRenderedPageBreak/>
+        <w:tab/>
+      </w:r>
+      <w:r>
+        <w:tab/>
+      </w:r>
+    </w:p>
+    <w:p>
+      <w:pPr>
+        <w:pStyle w:val="Heading4"/>
+      </w:pPr>
+      <w:r>
+        <w:tab/>
+      </w:r>
+      <w:r>
+        <w:tab/>
+        <w:t>View (overview):</w:t>
+      </w:r>
+    </w:p>
+    <w:p>
+      <w:r>
+        <w:rPr>
+          <w:noProof/>
+        </w:rPr>
+        <w:drawing>
+          <wp:inline distT="0" distB="0" distL="0" distR="0" wp14:anchorId="7707455C" wp14:editId="1A006069">
+            <wp:extent cx="6120130" cy="1055370"/>
+            <wp:effectExtent l="0" t="0" r="0" b="0"/>
+            <wp:docPr id="1325862762" name="Picture 1" descr="A screenshot of a computer&#10;&#10;AI-generated content may be incorrect."/>
+            <wp:cNvGraphicFramePr>
+              <a:graphicFrameLocks xmlns:a="http://schemas.openxmlformats.org/drawingml/2006/main" noChangeAspect="1"/>
+            </wp:cNvGraphicFramePr>
+            <a:graphic xmlns:a="http://schemas.openxmlformats.org/drawingml/2006/main">
+              <a:graphicData uri="http://schemas.openxmlformats.org/drawingml/2006/picture">
+                <pic:pic xmlns:pic="http://schemas.openxmlformats.org/drawingml/2006/picture">
+                  <pic:nvPicPr>
+                    <pic:cNvPr id="1325862762" name="Picture 1" descr="A screenshot of a computer&#10;&#10;AI-generated content may be incorrect."/>
+                    <pic:cNvPicPr/>
+                  </pic:nvPicPr>
+                  <pic:blipFill>
+                    <a:blip r:embed="rId131"/>
+                    <a:stretch>
+                      <a:fillRect/>
+                    </a:stretch>
+                  </pic:blipFill>
+                  <pic:spPr>
+                    <a:xfrm>
+                      <a:off x="0" y="0"/>
+                      <a:ext cx="6120130" cy="1055370"/>
+                    </a:xfrm>
+                    <a:prstGeom prst="rect">
+                      <a:avLst/>
+                    </a:prstGeom>
+                  </pic:spPr>
+                </pic:pic>
+              </a:graphicData>
+            </a:graphic>
+          </wp:inline>
+        </w:drawing>
+      </w:r>
+    </w:p>
+    <w:p>
+      <w:pPr>
+        <w:pStyle w:val="Heading4"/>
+      </w:pPr>
+      <w:r>
+        <w:tab/>
+      </w:r>
+      <w:r>
+        <w:tab/>
+        <w:t>Root of view package:</w:t>
+      </w:r>
+    </w:p>
+    <w:p>
+      <w:pPr>
+        <w:rPr>
+          <w:noProof/>
+        </w:rPr>
+      </w:pPr>
+      <w:r>
+        <w:rPr>
+          <w:noProof/>
+        </w:rPr>
+        <w:drawing>
+          <wp:anchor distT="0" distB="0" distL="114300" distR="114300" simplePos="0" relativeHeight="251795456" behindDoc="1" locked="0" layoutInCell="1" allowOverlap="1" wp14:anchorId="6943F3CF" wp14:editId="5B63225D">
+            <wp:simplePos x="0" y="0"/>
+            <wp:positionH relativeFrom="column">
+              <wp:posOffset>1367790</wp:posOffset>
+            </wp:positionH>
+            <wp:positionV relativeFrom="paragraph">
+              <wp:posOffset>2058035</wp:posOffset>
+            </wp:positionV>
+            <wp:extent cx="1266825" cy="1028700"/>
+            <wp:effectExtent l="0" t="0" r="9525" b="0"/>
+            <wp:wrapNone/>
+            <wp:docPr id="306789115" name="Picture 1" descr="A screenshot of a computer&#10;&#10;AI-generated content may be incorrect."/>
+            <wp:cNvGraphicFramePr>
+              <a:graphicFrameLocks xmlns:a="http://schemas.openxmlformats.org/drawingml/2006/main" noChangeAspect="1"/>
+            </wp:cNvGraphicFramePr>
+            <a:graphic xmlns:a="http://schemas.openxmlformats.org/drawingml/2006/main">
+              <a:graphicData uri="http://schemas.openxmlformats.org/drawingml/2006/picture">
+                <pic:pic xmlns:pic="http://schemas.openxmlformats.org/drawingml/2006/picture">
+                  <pic:nvPicPr>
+                    <pic:cNvPr id="306789115" name="Picture 1" descr="A screenshot of a computer&#10;&#10;AI-generated content may be incorrect."/>
+                    <pic:cNvPicPr/>
+                  </pic:nvPicPr>
+                  <pic:blipFill>
+                    <a:blip r:embed="rId132">
+                      <a:extLst>
+                        <a:ext uri="{28A0092B-C50C-407E-A947-70E740481C1C}">
+                          <a14:useLocalDpi xmlns:a14="http://schemas.microsoft.com/office/drawing/2010/main" val="0"/>
+                        </a:ext>
+                      </a:extLst>
+                    </a:blip>
+                    <a:stretch>
+                      <a:fillRect/>
+                    </a:stretch>
+                  </pic:blipFill>
+                  <pic:spPr>
+                    <a:xfrm>
+                      <a:off x="0" y="0"/>
+                      <a:ext cx="1266825" cy="1028700"/>
+                    </a:xfrm>
+                    <a:prstGeom prst="rect">
+                      <a:avLst/>
+                    </a:prstGeom>
+                  </pic:spPr>
+                </pic:pic>
+              </a:graphicData>
+            </a:graphic>
+          </wp:anchor>
+        </w:drawing>
+      </w:r>
+      <w:r>
+        <w:rPr>
+          <w:noProof/>
+        </w:rPr>
+        <w:drawing>
+          <wp:inline distT="0" distB="0" distL="0" distR="0" wp14:anchorId="77653CD6" wp14:editId="55C5F4B1">
+            <wp:extent cx="6120130" cy="814705"/>
+            <wp:effectExtent l="0" t="0" r="0" b="4445"/>
+            <wp:docPr id="553986958" name="Picture 1" descr="A screenshot of a computer&#10;&#10;AI-generated content may be incorrect."/>
+            <wp:cNvGraphicFramePr>
+              <a:graphicFrameLocks xmlns:a="http://schemas.openxmlformats.org/drawingml/2006/main" noChangeAspect="1"/>
+            </wp:cNvGraphicFramePr>
+            <a:graphic xmlns:a="http://schemas.openxmlformats.org/drawingml/2006/main">
+              <a:graphicData uri="http://schemas.openxmlformats.org/drawingml/2006/picture">
+                <pic:pic xmlns:pic="http://schemas.openxmlformats.org/drawingml/2006/picture">
+                  <pic:nvPicPr>
+                    <pic:cNvPr id="553986958" name="Picture 1" descr="A screenshot of a computer&#10;&#10;AI-generated content may be incorrect."/>
+                    <pic:cNvPicPr/>
+                  </pic:nvPicPr>
+                  <pic:blipFill>
+                    <a:blip r:embed="rId133"/>
+                    <a:stretch>
+                      <a:fillRect/>
+                    </a:stretch>
+                  </pic:blipFill>
+                  <pic:spPr>
+                    <a:xfrm>
+                      <a:off x="0" y="0"/>
+                      <a:ext cx="6120130" cy="814705"/>
+                    </a:xfrm>
+                    <a:prstGeom prst="rect">
+                      <a:avLst/>
+                    </a:prstGeom>
+                  </pic:spPr>
+                </pic:pic>
+              </a:graphicData>
+            </a:graphic>
+          </wp:inline>
+        </w:drawing>
+      </w:r>
+      <w:r>
+        <w:rPr>
+          <w:noProof/>
+        </w:rPr>
+        <w:drawing>
+          <wp:inline distT="0" distB="0" distL="0" distR="0" wp14:anchorId="0BC422EE" wp14:editId="6C4DF41E">
+            <wp:extent cx="6120130" cy="1172210"/>
+            <wp:effectExtent l="0" t="0" r="0" b="8890"/>
+            <wp:docPr id="2095568609" name="Picture 1" descr="A screenshot of a computer&#10;&#10;AI-generated content may be incorrect."/>
+            <wp:cNvGraphicFramePr>
+              <a:graphicFrameLocks xmlns:a="http://schemas.openxmlformats.org/drawingml/2006/main" noChangeAspect="1"/>
+            </wp:cNvGraphicFramePr>
+            <a:graphic xmlns:a="http://schemas.openxmlformats.org/drawingml/2006/main">
+              <a:graphicData uri="http://schemas.openxmlformats.org/drawingml/2006/picture">
+                <pic:pic xmlns:pic="http://schemas.openxmlformats.org/drawingml/2006/picture">
+                  <pic:nvPicPr>
+                    <pic:cNvPr id="2095568609" name="Picture 1" descr="A screenshot of a computer&#10;&#10;AI-generated content may be incorrect."/>
+                    <pic:cNvPicPr/>
+                  </pic:nvPicPr>
+                  <pic:blipFill>
+                    <a:blip r:embed="rId134"/>
+                    <a:stretch>
+                      <a:fillRect/>
+                    </a:stretch>
+                  </pic:blipFill>
+                  <pic:spPr>
+                    <a:xfrm>
+                      <a:off x="0" y="0"/>
+                      <a:ext cx="6120130" cy="1172210"/>
+                    </a:xfrm>
+                    <a:prstGeom prst="rect">
+                      <a:avLst/>
+                    </a:prstGeom>
+                  </pic:spPr>
+                </pic:pic>
+              </a:graphicData>
+            </a:graphic>
+          </wp:inline>
+        </w:drawing>
+      </w:r>
+      <w:r>
+        <w:rPr>
+          <w:noProof/>
+        </w:rPr>
+        <w:drawing>
+          <wp:inline distT="0" distB="0" distL="0" distR="0" wp14:anchorId="4A4FE565" wp14:editId="4CB5FE1C">
+            <wp:extent cx="1267002" cy="2838846"/>
+            <wp:effectExtent l="0" t="0" r="9525" b="0"/>
+            <wp:docPr id="413481677" name="Picture 1" descr="A cut out of a paper&#10;&#10;AI-generated content may be incorrect."/>
+            <wp:cNvGraphicFramePr>
+              <a:graphicFrameLocks xmlns:a="http://schemas.openxmlformats.org/drawingml/2006/main" noChangeAspect="1"/>
+            </wp:cNvGraphicFramePr>
+            <a:graphic xmlns:a="http://schemas.openxmlformats.org/drawingml/2006/main">
+              <a:graphicData uri="http://schemas.openxmlformats.org/drawingml/2006/picture">
+                <pic:pic xmlns:pic="http://schemas.openxmlformats.org/drawingml/2006/picture">
+                  <pic:nvPicPr>
+                    <pic:cNvPr id="413481677" name="Picture 1" descr="A cut out of a paper&#10;&#10;AI-generated content may be incorrect."/>
+                    <pic:cNvPicPr/>
+                  </pic:nvPicPr>
+                  <pic:blipFill>
+                    <a:blip r:embed="rId135"/>
+                    <a:stretch>
+                      <a:fillRect/>
+                    </a:stretch>
+                  </pic:blipFill>
+                  <pic:spPr>
+                    <a:xfrm>
+                      <a:off x="0" y="0"/>
+                      <a:ext cx="1267002" cy="2838846"/>
+                    </a:xfrm>
+                    <a:prstGeom prst="rect">
+                      <a:avLst/>
+                    </a:prstGeom>
+                  </pic:spPr>
+                </pic:pic>
+              </a:graphicData>
+            </a:graphic>
+          </wp:inline>
+        </w:drawing>
+      </w:r>
+      <w:r>
+        <w:rPr>
+          <w:noProof/>
+        </w:rPr>
+        <w:t xml:space="preserve"> </w:t>
+      </w:r>
+    </w:p>
+    <w:p>
+      <w:pPr>
+        <w:rPr>
+          <w:noProof/>
+        </w:rPr>
+      </w:pPr>
+      <w:r>
+        <w:rPr>
+          <w:noProof/>
+        </w:rPr>
+        <w:br w:type="page"/>
+      </w:r>
+    </w:p>
+    <w:p>
+      <w:pPr>
+        <w:pStyle w:val="Heading4"/>
+      </w:pPr>
+      <w:r>
+        <w:lastRenderedPageBreak/>
+        <w:tab/>
+      </w:r>
+      <w:r>
+        <w:tab/>
+        <w:t>View.component:</w:t>
+      </w:r>
+    </w:p>
+    <w:p>
+      <w:r>
+        <w:rPr>
+          <w:noProof/>
+        </w:rPr>
+        <w:drawing>
+          <wp:inline distT="0" distB="0" distL="0" distR="0" wp14:anchorId="700F7EA7" wp14:editId="663EB875">
+            <wp:extent cx="6120130" cy="1538605"/>
+            <wp:effectExtent l="0" t="0" r="0" b="4445"/>
+            <wp:docPr id="790899473" name="Picture 1" descr="A screenshot of a computer screen&#10;&#10;AI-generated content may be incorrect."/>
+            <wp:cNvGraphicFramePr>
+              <a:graphicFrameLocks xmlns:a="http://schemas.openxmlformats.org/drawingml/2006/main" noChangeAspect="1"/>
+            </wp:cNvGraphicFramePr>
+            <a:graphic xmlns:a="http://schemas.openxmlformats.org/drawingml/2006/main">
+              <a:graphicData uri="http://schemas.openxmlformats.org/drawingml/2006/picture">
+                <pic:pic xmlns:pic="http://schemas.openxmlformats.org/drawingml/2006/picture">
+                  <pic:nvPicPr>
+                    <pic:cNvPr id="790899473" name="Picture 1" descr="A screenshot of a computer screen&#10;&#10;AI-generated content may be incorrect."/>
+                    <pic:cNvPicPr/>
+                  </pic:nvPicPr>
+                  <pic:blipFill>
+                    <a:blip r:embed="rId136"/>
+                    <a:stretch>
+                      <a:fillRect/>
+                    </a:stretch>
+                  </pic:blipFill>
+                  <pic:spPr>
+                    <a:xfrm>
+                      <a:off x="0" y="0"/>
+                      <a:ext cx="6120130" cy="1538605"/>
+                    </a:xfrm>
+                    <a:prstGeom prst="rect">
+                      <a:avLst/>
+                    </a:prstGeom>
+                  </pic:spPr>
+                </pic:pic>
+              </a:graphicData>
+            </a:graphic>
+          </wp:inline>
+        </w:drawing>
+      </w:r>
+    </w:p>
+    <w:p>
+      <w:pPr>
+        <w:pStyle w:val="Heading4"/>
+      </w:pPr>
+      <w:r>
+        <w:tab/>
+      </w:r>
+      <w:r>
+        <w:tab/>
+        <w:t>View.screens:</w:t>
+      </w:r>
+    </w:p>
+    <w:p>
+      <w:r>
+        <w:rPr>
+          <w:noProof/>
+        </w:rPr>
+        <w:drawing>
+          <wp:inline distT="0" distB="0" distL="0" distR="0" wp14:anchorId="4002D6FB" wp14:editId="4E5F7183">
+            <wp:extent cx="6120130" cy="1326515"/>
+            <wp:effectExtent l="0" t="0" r="0" b="6985"/>
+            <wp:docPr id="687885286" name="Picture 1" descr="A screenshot of a computer&#10;&#10;AI-generated content may be incorrect."/>
+            <wp:cNvGraphicFramePr>
+              <a:graphicFrameLocks xmlns:a="http://schemas.openxmlformats.org/drawingml/2006/main" noChangeAspect="1"/>
+            </wp:cNvGraphicFramePr>
+            <a:graphic xmlns:a="http://schemas.openxmlformats.org/drawingml/2006/main">
+              <a:graphicData uri="http://schemas.openxmlformats.org/drawingml/2006/picture">
+                <pic:pic xmlns:pic="http://schemas.openxmlformats.org/drawingml/2006/picture">
+                  <pic:nvPicPr>
+                    <pic:cNvPr id="687885286" name="Picture 1" descr="A screenshot of a computer&#10;&#10;AI-generated content may be incorrect."/>
+                    <pic:cNvPicPr/>
+                  </pic:nvPicPr>
+                  <pic:blipFill>
+                    <a:blip r:embed="rId137"/>
+                    <a:stretch>
+                      <a:fillRect/>
+                    </a:stretch>
+                  </pic:blipFill>
+                  <pic:spPr>
+                    <a:xfrm>
+                      <a:off x="0" y="0"/>
+                      <a:ext cx="6120130" cy="1326515"/>
+                    </a:xfrm>
+                    <a:prstGeom prst="rect">
+                      <a:avLst/>
+                    </a:prstGeom>
+                  </pic:spPr>
+                </pic:pic>
+              </a:graphicData>
+            </a:graphic>
+          </wp:inline>
+        </w:drawing>
+      </w:r>
+    </w:p>
+    <w:p>
+      <w:pPr>
+        <w:pStyle w:val="Heading4"/>
+      </w:pPr>
+      <w:r>
+        <w:tab/>
+      </w:r>
+      <w:r>
+        <w:tab/>
+        <w:t>View.einkscreens:</w:t>
+      </w:r>
+    </w:p>
+    <w:p>
+      <w:r>
+        <w:rPr>
+          <w:noProof/>
+        </w:rPr>
+        <w:drawing>
+          <wp:inline distT="0" distB="0" distL="0" distR="0" wp14:anchorId="25F91976" wp14:editId="5A1795D7">
+            <wp:extent cx="6058746" cy="2953162"/>
+            <wp:effectExtent l="0" t="0" r="0" b="0"/>
+            <wp:docPr id="531457043" name="Picture 1" descr="A diagram of a company&#10;&#10;AI-generated content may be incorrect."/>
+            <wp:cNvGraphicFramePr>
+              <a:graphicFrameLocks xmlns:a="http://schemas.openxmlformats.org/drawingml/2006/main" noChangeAspect="1"/>
+            </wp:cNvGraphicFramePr>
+            <a:graphic xmlns:a="http://schemas.openxmlformats.org/drawingml/2006/main">
+              <a:graphicData uri="http://schemas.openxmlformats.org/drawingml/2006/picture">
+                <pic:pic xmlns:pic="http://schemas.openxmlformats.org/drawingml/2006/picture">
+                  <pic:nvPicPr>
+                    <pic:cNvPr id="531457043" name="Picture 1" descr="A diagram of a company&#10;&#10;AI-generated content may be incorrect."/>
+                    <pic:cNvPicPr/>
+                  </pic:nvPicPr>
+                  <pic:blipFill>
+                    <a:blip r:embed="rId138"/>
+                    <a:stretch>
+                      <a:fillRect/>
+                    </a:stretch>
+                  </pic:blipFill>
+                  <pic:spPr>
+                    <a:xfrm>
+                      <a:off x="0" y="0"/>
+                      <a:ext cx="6058746" cy="2953162"/>
+                    </a:xfrm>
+                    <a:prstGeom prst="rect">
+                      <a:avLst/>
+                    </a:prstGeom>
+                  </pic:spPr>
+                </pic:pic>
+              </a:graphicData>
+            </a:graphic>
+          </wp:inline>
+        </w:drawing>
+      </w:r>
+    </w:p>
+    <w:p>
+      <w:pPr>
+        <w:rPr>
+          <w:rFonts w:eastAsiaTheme="majorEastAsia" w:cstheme="majorBidi"/>
+          <w:color w:val="0F4761" w:themeColor="accent1" w:themeShade="BF"/>
+          <w:sz w:val="28"/>
+          <w:szCs w:val="28"/>
+        </w:rPr>
+      </w:pPr>
+      <w:r>
+        <w:br w:type="page"/>
+      </w:r>
+    </w:p>
+    <w:p>
+      <w:pPr>
+        <w:pStyle w:val="Heading3"/>
+      </w:pPr>
+      <w:bookmarkStart w:id="14" w:name="_Toc219656279"/>
+      <w:r>
+        <w:lastRenderedPageBreak/>
+        <w:t>Design patterns</w:t>
+      </w:r>
+      <w:r>
+        <w:t>:</w:t>
+      </w:r>
+      <w:bookmarkEnd w:id="14"/>
+    </w:p>
+    <w:p>
+      <w:r>
+        <w:t>In the context of the system, several design patterns have been adopted in order to improve modularity, maintainability, and separation of concerns.</w:t>
+      </w:r>
+    </w:p>
+    <w:p>
+      <w:r>
+        <w:t xml:space="preserve">A first relevant pattern is the </w:t>
+      </w:r>
+      <w:r>
+        <w:rPr>
+          <w:b/>
+          <w:bCs/>
+        </w:rPr>
+        <w:t>Singleton</w:t>
+      </w:r>
+      <w:r>
+        <w:t xml:space="preserve"> pattern, whose main purpose is to guarantee the existence of a single shared instance of a specific object throughout the entire application lifecycle. This approach is used to maintain a consistent global state and to avoid incoherent behaviors caused by multiple instances managing the same responsibility.</w:t>
+      </w:r>
+      <w:r>
+        <w:br/>
+        <w:t>In particular, the UserSession class implements the Singleton pattern to represent the currently authenticated user and its related runtime information. By doing so, all components that need access to the user context can retrieve it without explicitly passing it through constructors or method parameters. This design choice simplifies the interaction between layers and ensures that session-related data remains consistent during navigation across different application views.</w:t>
+      </w:r>
+    </w:p>
+    <w:p>
+      <w:r>
+        <w:t xml:space="preserve">Another relevant pattern employed in the system is the </w:t>
+      </w:r>
+      <w:r>
+        <w:rPr>
+          <w:b/>
+          <w:bCs/>
+        </w:rPr>
+        <w:t>Factory Method</w:t>
+      </w:r>
+      <w:r>
+        <w:t xml:space="preserve"> pattern. This pattern is used to encapsulate object creation logic and to decouple client code from concrete implementations.</w:t>
+      </w:r>
+      <w:r>
+        <w:t xml:space="preserve">    </w:t>
+      </w:r>
+      <w:r>
+        <w:br/>
+        <w:t>The UsersFactory class applies this pattern to centralize the creation of different User subclasses (ManagerUser, WaiterUser, KitchenUser) based on the role associated with a username. This solution improves extensibility, since introducing a new user role would require modifications only within the factory itself, without affecting the rest of the system.</w:t>
+      </w:r>
+    </w:p>
+    <w:p>
+      <w:r>
+        <w:t xml:space="preserve">The </w:t>
+      </w:r>
+      <w:r>
+        <w:rPr>
+          <w:b/>
+          <w:bCs/>
+        </w:rPr>
+        <w:t>DAO (Data Access Object)</w:t>
+      </w:r>
+      <w:r>
+        <w:t xml:space="preserve"> pattern is widely used to separate persistence logic from business logic. Interfaces such as OrderDAO, ProductDAO, CategoryDAO, and KitchenPreferencesDAO define a stable abstraction for data access, while concrete implementations (OrderDAOPostgres, OrderDAOFile, DatabaseProductDAO, DatabaseCategoryDAO, etc.) handle the actual persistence mechanism.</w:t>
+      </w:r>
+      <w:r>
+        <w:br/>
+        <w:t>This design allows the system to switch between different storage strategies (e.g., database or file system) without impacting higher-level components, thus improving flexibility and testability.</w:t>
+      </w:r>
+    </w:p>
+    <w:p>
+      <w:r>
+        <w:t xml:space="preserve">Closely related to this, the system makes use of </w:t>
+      </w:r>
+      <w:r>
+        <w:rPr>
+          <w:b/>
+          <w:bCs/>
+        </w:rPr>
+        <w:t>Dependency Injection by constructor</w:t>
+      </w:r>
+      <w:r>
+        <w:t>, particularly in service and controller classes such as MenuService and KitchenPreferencesController. By receiving DAO interfaces rather than concrete implementations, these classes remain loosely coupled to the persistence layer and can be easily tested by injecting mock or alternative implementations.</w:t>
+      </w:r>
+    </w:p>
+    <w:p>
+      <w:r>
+        <w:t xml:space="preserve">Finally, the use of </w:t>
+      </w:r>
+      <w:r>
+        <w:rPr>
+          <w:b/>
+          <w:bCs/>
+        </w:rPr>
+        <w:t>Use Case Interfaces</w:t>
+      </w:r>
+      <w:r>
+        <w:t xml:space="preserve"> (for example OrderUseCase, KitchenUseCase, FinancialUseCase) introduces a clear boundary between the application logic and the presentation layer. Controllers and services implement these interfaces to expose well-</w:t>
+      </w:r>
+      <w:r>
+        <w:lastRenderedPageBreak/>
+        <w:t>defined operations, improving readability, enforcing responsibility separation, and facilitating future refactoring or extension of the system.</w:t>
+      </w:r>
+    </w:p>
+    <w:p>
+      <w:r>
+        <w:t>Overall, the combination of these patterns contributes to a clean architectural structure, reduces coupling between components, and supports both scalability and maintainability of the application.</w:t>
+      </w:r>
+    </w:p>
+    <w:p>
+      <w:pPr>
+        <w:rPr>
+          <w:rFonts w:eastAsiaTheme="majorEastAsia" w:cstheme="majorBidi"/>
+          <w:color w:val="0F4761" w:themeColor="accent1" w:themeShade="BF"/>
+          <w:sz w:val="28"/>
+          <w:szCs w:val="28"/>
+        </w:rPr>
+      </w:pPr>
+      <w:r>
+        <w:br w:type="page"/>
+      </w:r>
+    </w:p>
+    <w:p>
+      <w:pPr>
+        <w:pStyle w:val="Heading3"/>
+      </w:pPr>
+      <w:bookmarkStart w:id="15" w:name="_Toc219656280"/>
+      <w:r>
+        <w:lastRenderedPageBreak/>
         <w:t>Activity diagram:</w:t>
       </w:r>
+      <w:bookmarkEnd w:id="15"/>
+    </w:p>
+    <w:p>
+      <w:r>
+        <w:t xml:space="preserve">This diagram is attached near to this document to be able to have a closer look to it. </w:t>
+      </w:r>
+    </w:p>
+    <w:p>
+      <w:r>
+        <w:t xml:space="preserve">The following activity diagram describes </w:t>
+      </w:r>
+      <w:r>
+        <w:t xml:space="preserve">one of </w:t>
+      </w:r>
+      <w:r>
+        <w:t>the main functionalities of the system</w:t>
+      </w:r>
+      <w:r>
+        <w:t>:</w:t>
+      </w:r>
+    </w:p>
+    <w:p>
+      <w:r>
+        <w:t>The creation of an order</w:t>
+      </w:r>
+      <w:r>
+        <w:t>:</w:t>
+      </w:r>
+    </w:p>
+    <w:p>
+      <w:r>
+        <w:rPr>
+          <w:noProof/>
+        </w:rPr>
+        <w:drawing>
+          <wp:inline distT="0" distB="0" distL="0" distR="0" wp14:anchorId="129564A6" wp14:editId="1B06C9C5">
+            <wp:extent cx="4427675" cy="6858000"/>
+            <wp:effectExtent l="0" t="0" r="0" b="0"/>
+            <wp:docPr id="18753185" name="Picture 12" descr="https://www.draw.io/?open=G1tbTgdm9vQaEZD5Q1m0-mugHuENYKJSuW&amp;local-data=%7B%22type%22%3A%22Drive%22%2C%22id%22%3A%221tbTgdm9vQaEZD5Q1m0-mugHuENYKJSuW%22%2C%22lastModifiedDate%22%3A%222026-01-18T15%3A35%3A52.967Z%22%2C%22pageId%22%3A%22c83leaFQ0KK9yzX7aKk-%22%2C%22layers%22%3A%5B0%5D%7D"/>
+            <wp:cNvGraphicFramePr>
+              <a:graphicFrameLocks xmlns:a="http://schemas.openxmlformats.org/drawingml/2006/main" noChangeAspect="1"/>
+            </wp:cNvGraphicFramePr>
+            <a:graphic xmlns:a="http://schemas.openxmlformats.org/drawingml/2006/main">
+              <a:graphicData uri="http://schemas.openxmlformats.org/drawingml/2006/picture">
+                <pic:pic xmlns:pic="http://schemas.openxmlformats.org/drawingml/2006/picture">
+                  <pic:nvPicPr>
+                    <pic:cNvPr id="18753185" name="Picture 12" descr="https://www.draw.io/?open=G1tbTgdm9vQaEZD5Q1m0-mugHuENYKJSuW&amp;local-data=%7B%22type%22%3A%22Drive%22%2C%22id%22%3A%221tbTgdm9vQaEZD5Q1m0-mugHuENYKJSuW%22%2C%22lastModifiedDate%22%3A%222026-01-18T15%3A35%3A52.967Z%22%2C%22pageId%22%3A%22c83leaFQ0KK9yzX7aKk-%22%2C%22layers%22%3A%5B0%5D%7D"/>
+                    <pic:cNvPicPr/>
+                  </pic:nvPicPr>
+                  <pic:blipFill>
+                    <a:blip r:embed="rId139" cstate="print">
+                      <a:extLst>
+                        <a:ext uri="{BEBA8EAE-BF5A-486C-A8C5-ECC9F3942E4B}">
+                          <a14:imgProps xmlns:a14="http://schemas.microsoft.com/office/drawing/2010/main">
+                            <a14:imgLayer r:embed="rId140">
+                              <a14:imgEffect>
+                                <a14:saturation sat="0"/>
+                              </a14:imgEffect>
+                            </a14:imgLayer>
+                          </a14:imgProps>
+                        </a:ext>
+                        <a:ext uri="{28A0092B-C50C-407E-A947-70E740481C1C}">
+                          <a14:useLocalDpi xmlns:a14="http://schemas.microsoft.com/office/drawing/2010/main" val="0"/>
+                        </a:ext>
+                      </a:extLst>
+                    </a:blip>
+                    <a:stretch>
+                      <a:fillRect/>
+                    </a:stretch>
+                  </pic:blipFill>
+                  <pic:spPr>
+                    <a:xfrm>
+                      <a:off x="0" y="0"/>
+                      <a:ext cx="4428826" cy="6859783"/>
+                    </a:xfrm>
+                    <a:prstGeom prst="rect">
+                      <a:avLst/>
+                    </a:prstGeom>
+                  </pic:spPr>
+                </pic:pic>
+              </a:graphicData>
+            </a:graphic>
+          </wp:inline>
+        </w:drawing>
+      </w:r>
+    </w:p>
+    <w:p>
+      <w:pPr>
+        <w:pStyle w:val="Heading3"/>
+      </w:pPr>
+      <w:bookmarkStart w:id="16" w:name="_Toc219656281"/>
+      <w:r>
+        <w:lastRenderedPageBreak/>
+        <w:t>Sequence</w:t>
+      </w:r>
+      <w:r>
+        <w:t xml:space="preserve"> diagram:</w:t>
+      </w:r>
+      <w:bookmarkEnd w:id="16"/>
+      <w:r>
+        <w:t xml:space="preserve"> </w:t>
+      </w:r>
+    </w:p>
+    <w:p>
+      <w:r>
+        <w:rPr>
+          <w:noProof/>
+        </w:rPr>
+        <w:drawing>
+          <wp:anchor distT="0" distB="0" distL="114300" distR="114300" simplePos="0" relativeHeight="251796480" behindDoc="1" locked="0" layoutInCell="1" allowOverlap="1" wp14:anchorId="3902CC15" wp14:editId="7636F94F">
+            <wp:simplePos x="0" y="0"/>
+            <wp:positionH relativeFrom="column">
+              <wp:posOffset>43104</wp:posOffset>
+            </wp:positionH>
+            <wp:positionV relativeFrom="paragraph">
+              <wp:posOffset>638161</wp:posOffset>
+            </wp:positionV>
+            <wp:extent cx="6120130" cy="5551170"/>
+            <wp:effectExtent l="0" t="0" r="0" b="0"/>
+            <wp:wrapNone/>
+            <wp:docPr id="1385006909" name="Graphic 1"/>
+            <wp:cNvGraphicFramePr>
+              <a:graphicFrameLocks xmlns:a="http://schemas.openxmlformats.org/drawingml/2006/main" noChangeAspect="1"/>
+            </wp:cNvGraphicFramePr>
+            <a:graphic xmlns:a="http://schemas.openxmlformats.org/drawingml/2006/main">
+              <a:graphicData uri="http://schemas.openxmlformats.org/drawingml/2006/picture">
+                <pic:pic xmlns:pic="http://schemas.openxmlformats.org/drawingml/2006/picture">
+                  <pic:nvPicPr>
+                    <pic:cNvPr id="1385006909" name=""/>
+                    <pic:cNvPicPr/>
+                  </pic:nvPicPr>
+                  <pic:blipFill>
+                    <a:blip r:embed="rId141">
+                      <a:extLst>
+                        <a:ext uri="{96DAC541-7B7A-43D3-8B79-37D633B846F1}">
+                          <asvg:svgBlip xmlns:asvg="http://schemas.microsoft.com/office/drawing/2016/SVG/main" r:embed="rId142"/>
+                        </a:ext>
+                      </a:extLst>
+                    </a:blip>
+                    <a:stretch>
+                      <a:fillRect/>
+                    </a:stretch>
+                  </pic:blipFill>
+                  <pic:spPr>
+                    <a:xfrm>
+                      <a:off x="0" y="0"/>
+                      <a:ext cx="6120130" cy="5551170"/>
+                    </a:xfrm>
+                    <a:prstGeom prst="rect">
+                      <a:avLst/>
+                    </a:prstGeom>
+                  </pic:spPr>
+                </pic:pic>
+              </a:graphicData>
+            </a:graphic>
+          </wp:anchor>
+        </w:drawing>
+      </w:r>
+      <w:r>
+        <w:t>This diagram is attached near to this document to be able to have a closer look to it. The main branch of the system is described in the following sequence diagram, in which is shown the</w:t>
+      </w:r>
+      <w:r>
+        <w:t xml:space="preserve"> same use case: The creation of an order.</w:t>
+      </w:r>
+    </w:p>
+    <w:p>
+      <w:r>
+        <w:br w:type="page"/>
+      </w:r>
+    </w:p>
+    <w:p>
+      <w:pPr>
+        <w:pStyle w:val="Heading3"/>
+      </w:pPr>
+      <w:bookmarkStart w:id="17" w:name="_Toc219656282"/>
+      <w:r>
+        <w:rPr>
+          <w:noProof/>
+        </w:rPr>
+        <w:lastRenderedPageBreak/>
+        <w:drawing>
+          <wp:anchor distT="0" distB="0" distL="114300" distR="114300" simplePos="0" relativeHeight="251797504" behindDoc="1" locked="0" layoutInCell="1" allowOverlap="1" wp14:anchorId="0F6FCE9B" wp14:editId="7B53FB67">
+            <wp:simplePos x="0" y="0"/>
+            <wp:positionH relativeFrom="column">
+              <wp:posOffset>3013710</wp:posOffset>
+            </wp:positionH>
+            <wp:positionV relativeFrom="paragraph">
+              <wp:posOffset>-148361</wp:posOffset>
+            </wp:positionV>
+            <wp:extent cx="3500120" cy="9494251"/>
+            <wp:effectExtent l="0" t="0" r="5080" b="0"/>
+            <wp:wrapNone/>
+            <wp:docPr id="348011369" name="Graphic 1"/>
+            <wp:cNvGraphicFramePr>
+              <a:graphicFrameLocks xmlns:a="http://schemas.openxmlformats.org/drawingml/2006/main" noChangeAspect="1"/>
+            </wp:cNvGraphicFramePr>
+            <a:graphic xmlns:a="http://schemas.openxmlformats.org/drawingml/2006/main">
+              <a:graphicData uri="http://schemas.openxmlformats.org/drawingml/2006/picture">
+                <pic:pic xmlns:pic="http://schemas.openxmlformats.org/drawingml/2006/picture">
+                  <pic:nvPicPr>
+                    <pic:cNvPr id="348011369" name=""/>
+                    <pic:cNvPicPr/>
+                  </pic:nvPicPr>
+                  <pic:blipFill>
+                    <a:blip r:embed="rId143">
+                      <a:extLst>
+                        <a:ext uri="{96DAC541-7B7A-43D3-8B79-37D633B846F1}">
+                          <asvg:svgBlip xmlns:asvg="http://schemas.microsoft.com/office/drawing/2016/SVG/main" r:embed="rId144"/>
+                        </a:ext>
+                      </a:extLst>
+                    </a:blip>
+                    <a:stretch>
+                      <a:fillRect/>
+                    </a:stretch>
+                  </pic:blipFill>
+                  <pic:spPr>
+                    <a:xfrm>
+                      <a:off x="0" y="0"/>
+                      <a:ext cx="3501365" cy="9497627"/>
+                    </a:xfrm>
+                    <a:prstGeom prst="rect">
+                      <a:avLst/>
+                    </a:prstGeom>
+                  </pic:spPr>
+                </pic:pic>
+              </a:graphicData>
+            </a:graphic>
+            <wp14:sizeRelH relativeFrom="margin">
+              <wp14:pctWidth>0</wp14:pctWidth>
+            </wp14:sizeRelH>
+            <wp14:sizeRelV relativeFrom="margin">
+              <wp14:pctHeight>0</wp14:pctHeight>
+            </wp14:sizeRelV>
+          </wp:anchor>
+        </w:drawing>
+      </w:r>
+      <w:r>
+        <w:t>State diagram:</w:t>
+      </w:r>
+      <w:bookmarkEnd w:id="17"/>
+    </w:p>
+    <w:p>
+      <w:r>
+        <w:t xml:space="preserve">This diagram is attached near to this document to be able to have a closer look to it. </w:t>
+      </w:r>
+    </w:p>
+    <w:p>
+      <w:r>
+        <w:t xml:space="preserve">The following state diagram </w:t>
+      </w:r>
+      <w:r>
+        <w:t>represents the lifecycle of the object order.</w:t>
+      </w:r>
+    </w:p>
+    <w:p>
+      <w:r>
+        <w:br w:type="page"/>
+      </w:r>
+    </w:p>
+    <w:p/>
+    <w:p>
+      <w:pPr>
+        <w:pStyle w:val="Heading3"/>
+      </w:pPr>
+      <w:r>
+        <w:rPr>
+          <w:noProof/>
+        </w:rPr>
+        <w:t xml:space="preserve"> </w:t>
+      </w:r>
+    </w:p>
+    <w:p>
+      <w:pPr>
+        <w:pStyle w:val="Heading2"/>
+      </w:pPr>
+      <w:bookmarkStart w:id="18" w:name="_Toc219656283"/>
+      <w:r>
+        <w:t>TESTING:</w:t>
+      </w:r>
+      <w:bookmarkEnd w:id="18"/>
+    </w:p>
+    <w:p>
+      <w:r>
+        <w:t>In the testing phase, several test classes are defined, each focused on validating the behavior of specific components of the application. The tests mainly cover controller classes, DAO classes, and configuration services, ensuring correct interaction between layers and proper handling of edge cases.</w:t>
+      </w:r>
+    </w:p>
+    <w:p>
+      <w:r>
+        <w:t xml:space="preserve">First, the </w:t>
+      </w:r>
+      <w:r>
+        <w:rPr>
+          <w:b/>
+          <w:bCs/>
+        </w:rPr>
+        <w:t>DBConfigControllerTest</w:t>
+      </w:r>
+      <w:r>
+        <w:t xml:space="preserve"> is responsible for testing the DBConfigController class. In particular, it verifies the correct loading of the current database configuration through loadConfig() and the behavior of saveConfig() under different conditions, such as invalid input, valid configuration saving, and reuse of an existing password when a new one is not provided.</w:t>
+      </w:r>
+    </w:p>
+    <w:p>
+      <w:r>
+        <w:t xml:space="preserve">Second, the </w:t>
+      </w:r>
+      <w:r>
+        <w:rPr>
+          <w:b/>
+          <w:bCs/>
+        </w:rPr>
+        <w:t>UserAccountControllerTest</w:t>
+      </w:r>
+      <w:r>
+        <w:t xml:space="preserve"> focuses on the UserAccountController class. It tests the changePassword() method, checking that invalid passwords are rejected, that valid password changes are correctly delegated to the SecurityService, and that failures from the underlying service are properly propagated.</w:t>
+      </w:r>
+    </w:p>
+    <w:p>
+      <w:r>
+        <w:t xml:space="preserve">Third, the </w:t>
+      </w:r>
+      <w:r>
+        <w:rPr>
+          <w:b/>
+          <w:bCs/>
+        </w:rPr>
+        <w:t>KitchenPreferencesControllerTest</w:t>
+      </w:r>
+      <w:r>
+        <w:t xml:space="preserve"> validates the KitchenPreferencesController. These tests ensure that the methods load(), save(), and reset() correctly delegate their operations to the corresponding KitchenPreferencesDAO, without introducing additional side effects.</w:t>
+      </w:r>
+    </w:p>
+    <w:p>
+      <w:r>
+        <w:t xml:space="preserve">Regarding the data access layer, the </w:t>
+      </w:r>
+      <w:r>
+        <w:rPr>
+          <w:b/>
+          <w:bCs/>
+        </w:rPr>
+        <w:t>DatabaseKitchenPreferencesDAOTest</w:t>
+      </w:r>
+      <w:r>
+        <w:t xml:space="preserve"> tests the DatabaseKitchenPreferencesDAO class. It verifies the correct interaction with DatabaseService for loading, saving, and deleting kitchen preferences, and checks that the return values correctly reflect the outcome of the database operations.</w:t>
+      </w:r>
+    </w:p>
+    <w:p>
+      <w:r>
+        <w:t xml:space="preserve">Similarly, the </w:t>
+      </w:r>
+      <w:r>
+        <w:rPr>
+          <w:b/>
+          <w:bCs/>
+        </w:rPr>
+        <w:t>DatabaseProductDAOTest</w:t>
+      </w:r>
+      <w:r>
+        <w:t xml:space="preserve"> is dedicated to the DatabaseProductDAO class. The tests cover the save() method for both new and existing products, ensuring that the correct database operation (addProduct or updateProduct) is invoked. Additionally, the delete() method is tested to confirm correct handling of null, invalid, and valid product identifiers.</w:t>
+      </w:r>
+    </w:p>
+    <w:p>
+      <w:r>
+        <w:t xml:space="preserve">Finally, the </w:t>
+      </w:r>
+      <w:r>
+        <w:rPr>
+          <w:b/>
+          <w:bCs/>
+        </w:rPr>
+        <w:t>DBConfigStoreTest</w:t>
+      </w:r>
+      <w:r>
+        <w:t xml:space="preserve"> provides an extensive test suite for the DBConfigStore service. These tests verify the correct persistence of database configuration data, with particular attention to password management. They cover password encryption and decryption, handling of empty and null passwords, persistence across instances, configuration clearing, validation of partial configurations, and correct behavior with special characters, Unicode strings, and very long passwords. Security-related aspects are also tested by ensuring that stored passwords are not saved in plaintext.</w:t>
+      </w:r>
+    </w:p>
+    <w:p>
+      <w:r>
+        <w:lastRenderedPageBreak/>
+        <w:t xml:space="preserve">But as </w:t>
+      </w:r>
+      <w:r>
+        <w:t>required</w:t>
+      </w:r>
+      <w:r>
+        <w:t xml:space="preserve"> it’s also a tests for a complete use case, in particular it’s choised as for the diagram the creation of an order, so it was created a function to test </w:t>
+      </w:r>
+      <w:r>
+        <w:t>TakeOrderController:</w:t>
+      </w:r>
+      <w:r>
+        <w:rPr>
+          <w:b/>
+          <w:bCs/>
+        </w:rPr>
+        <w:t xml:space="preserve"> </w:t>
+      </w:r>
+      <w:r>
+        <w:rPr>
+          <w:b/>
+          <w:bCs/>
+        </w:rPr>
+        <w:t>TakeOrderController</w:t>
+      </w:r>
+      <w:r>
+        <w:rPr>
+          <w:b/>
+          <w:bCs/>
+        </w:rPr>
+        <w:t xml:space="preserve">Test </w:t>
+      </w:r>
+      <w:r>
+        <w:t xml:space="preserve">and also KitchenController: </w:t>
+      </w:r>
+      <w:r>
+        <w:rPr>
+          <w:b/>
+          <w:bCs/>
+        </w:rPr>
+        <w:t>KitchenControllerTest</w:t>
+      </w:r>
+      <w:r>
+        <w:rPr>
+          <w:b/>
+          <w:bCs/>
+        </w:rPr>
+        <w:t xml:space="preserve"> </w:t>
+      </w:r>
+      <w:r>
+        <w:t xml:space="preserve">so the “entire flow” is tested, in particular the first is </w:t>
+      </w:r>
+      <w:r>
+        <w:t>focus</w:t>
+      </w:r>
+      <w:r>
+        <w:t>ed</w:t>
+      </w:r>
+      <w:r>
+        <w:t xml:space="preserve"> on validating the order creation and order item handling logic. These tests verify that new orders are created only when valid input data is provided, that order items are correctly associated with the corresponding order, and that invalid scenarios (such as missing items or invalid table numbers) are properly handled. This ensures that the order-taking process is robust and that only consistent and complete orders are persisted and forwarded to the subsequent stages of the application workflow.</w:t>
+      </w:r>
+    </w:p>
+    <w:p>
+      <w:r>
+        <w:t xml:space="preserve">And the second </w:t>
+      </w:r>
+      <w:r>
+        <w:t>verify the correct behavior of the methods responsible for loading kitchen preferences and active orders, as well as updating the status of orders. In particular, these tests ensure that the controller correctly delegates operations to the underlying services, such as retrieving filtered or active kitchen orders, decomposing mixed-category orders when required, and updating order states (e.g., marking orders as ready). The goal of these tests is to guarantee that the kitchen workflow is managed consistently and that all operations affecting order preparation are correctly propagated to the data layer.</w:t>
+      </w:r>
+    </w:p>
+    <w:p>
+      <w:r>
+        <w:t>Overall, this test suite provides comprehensive coverage of the most critical components of the application, validating both functional correctness and robustness, especially in areas related to configuration management, data access, and security.</w:t>
+      </w:r>
+    </w:p>
+    <w:p>
+      <w:pPr>
+        <w:pStyle w:val="Heading2"/>
+      </w:pPr>
+    </w:p>
+    <w:p>
+      <w:pPr>
+        <w:pStyle w:val="Heading2"/>
+      </w:pPr>
+      <w:bookmarkStart w:id="19" w:name="_Toc219656284"/>
+      <w:r>
+        <w:t>EXCEPTIONS:</w:t>
+      </w:r>
+      <w:bookmarkEnd w:id="19"/>
+    </w:p>
+    <w:p>
+      <w:r>
+        <w:t xml:space="preserve">In the exception handling part, the system adopts a structured approach based on </w:t>
+      </w:r>
+      <w:r>
+        <w:rPr>
+          <w:b/>
+          <w:bCs/>
+        </w:rPr>
+        <w:t>custom runtime exceptions</w:t>
+      </w:r>
+      <w:r>
+        <w:t xml:space="preserve"> combined with defensive programming techniques, in order to clearly represent abnormal application states while preserving overall system stability.</w:t>
+      </w:r>
+    </w:p>
+    <w:p>
+      <w:r>
+        <w:t xml:space="preserve">The first category includes </w:t>
+      </w:r>
+      <w:r>
+        <w:rPr>
+          <w:b/>
+          <w:bCs/>
+        </w:rPr>
+        <w:t>application-specific exception classes</w:t>
+      </w:r>
+      <w:r>
+        <w:t>, all extending RuntimeException, which are used to signal well-defined logical error conditions.</w:t>
+      </w:r>
+    </w:p>
+    <w:p>
+      <w:r>
+        <w:t xml:space="preserve">The </w:t>
+      </w:r>
+      <w:r>
+        <w:rPr>
+          <w:b/>
+          <w:bCs/>
+        </w:rPr>
+        <w:t>AuthenticationException</w:t>
+      </w:r>
+      <w:r>
+        <w:t xml:space="preserve"> is used to handle errors occurring during the user authentication process. This exception encapsulates a user-oriented message, designed to be safely displayed in the user interface, allowing authentication failures to be communicated clearly without exposing technical details. It may also wrap an underlying cause when the failure originates from lower-level services.</w:t>
+      </w:r>
+    </w:p>
+    <w:p>
+      <w:r>
+        <w:t xml:space="preserve">The </w:t>
+      </w:r>
+      <w:r>
+        <w:rPr>
+          <w:b/>
+          <w:bCs/>
+        </w:rPr>
+        <w:t>DatabaseNotConfiguredException</w:t>
+      </w:r>
+      <w:r>
+        <w:t xml:space="preserve"> is thrown when the application attempts to access the database without a valid configuration. This exception represents a critical initialization error and provides a dedicated user message prompting the user to verify the database settings before continuing.</w:t>
+      </w:r>
+    </w:p>
+    <w:p>
+      <w:r>
+        <w:lastRenderedPageBreak/>
+        <w:t xml:space="preserve">The </w:t>
+      </w:r>
+      <w:r>
+        <w:rPr>
+          <w:b/>
+          <w:bCs/>
+        </w:rPr>
+        <w:t>InvalidUserSessionException</w:t>
+      </w:r>
+      <w:r>
+        <w:t xml:space="preserve"> is used to indicate an invalid, expired, or non-existent user session. It is thrown when session-dependent operations are invoked without a properly initialized session, enforcing correct session lifecycle management and preventing unauthorized access to protected functionalities.</w:t>
+      </w:r>
+    </w:p>
+    <w:p>
+      <w:r>
+        <w:t xml:space="preserve">The </w:t>
+      </w:r>
+      <w:r>
+        <w:rPr>
+          <w:b/>
+          <w:bCs/>
+        </w:rPr>
+        <w:t>ViewNotFoundException</w:t>
+      </w:r>
+      <w:r>
+        <w:t xml:space="preserve"> is raised when a requested view does not exist or cannot be loaded. This exception is used to handle navigation errors within the application, ensuring that unsupported or incorrectly referenced views are detected and reported in a controlled manner.</w:t>
+      </w:r>
+    </w:p>
+    <w:p>
+      <w:r>
+        <w:t xml:space="preserve">In addition to explicit exception throwing, the system also applies </w:t>
+      </w:r>
+      <w:r>
+        <w:rPr>
+          <w:b/>
+          <w:bCs/>
+        </w:rPr>
+        <w:t>defensive coding and graceful fallback strategies</w:t>
+      </w:r>
+      <w:r>
+        <w:t>. In several controllers, services, and data access components, input parameters and application state are validated before performing critical operations. When an invalid condition or recoverable failure is detected, methods return safe values such as false, null</w:t>
+      </w:r>
+      <w:r>
+        <w:t xml:space="preserve"> (as Object Oriented </w:t>
+      </w:r>
+      <w:r>
+        <w:t>principles require</w:t>
+      </w:r>
+      <w:r>
+        <w:t>)</w:t>
+      </w:r>
+      <w:r>
+        <w:t xml:space="preserve"> or</w:t>
+      </w:r>
+      <w:r>
+        <w:t xml:space="preserve"> in some case</w:t>
+      </w:r>
+      <w:r>
+        <w:t xml:space="preserve"> empty collections, instead of propagating exceptions. This approach is particularly used in data retrieval and persistence logic, where failures should not necessarily interrupt the entire application flow.</w:t>
+      </w:r>
+    </w:p>
+    <w:p>
+      <w:r>
+        <w:t xml:space="preserve">Overall, the exception-handling design combines </w:t>
+      </w:r>
+      <w:r>
+        <w:rPr>
+          <w:b/>
+          <w:bCs/>
+        </w:rPr>
+        <w:t>clear semantic signaling through custom exceptions</w:t>
+      </w:r>
+      <w:r>
+        <w:t xml:space="preserve"> with </w:t>
+      </w:r>
+      <w:r>
+        <w:rPr>
+          <w:b/>
+          <w:bCs/>
+        </w:rPr>
+        <w:t>robust fallback mechanisms</w:t>
+      </w:r>
+      <w:r>
+        <w:t>, improving both the reliability of the application and the clarity of error management across different architectural layers.</w:t>
+      </w:r>
+    </w:p>
+    <w:p/>
+    <w:p>
+      <w:pPr>
+        <w:pStyle w:val="Heading2"/>
+      </w:pPr>
+      <w:bookmarkStart w:id="20" w:name="_Toc219656285"/>
+      <w:r>
+        <w:t>DATA BASES:</w:t>
+      </w:r>
+      <w:bookmarkEnd w:id="20"/>
+    </w:p>
+    <w:p>
+      <w:r>
+        <w:t>In the described system, data persistence is entirely managed through a relational database management system (RDBMS). During the development phase, the database is executed inside a Docker container, allowing a reproducible and isolated environment independent from the host operating system.</w:t>
+      </w:r>
+    </w:p>
+    <w:p>
+      <w:r>
+        <w:t>The application interacts with the database exclusively through the Data Access Object (DAO) pattern, ensuring a clear separation between business logic and data persistence logic.</w:t>
+      </w:r>
+    </w:p>
+    <w:p>
+      <w:pPr>
+        <w:pStyle w:val="Heading3"/>
+      </w:pPr>
+      <w:bookmarkStart w:id="21" w:name="_Toc219656286"/>
+      <w:r>
+        <w:t>RELATIONAL DATABASE (POSTGRESQL)</w:t>
+      </w:r>
       <w:bookmarkEnd w:id="21"/>
     </w:p>
     <w:p>
-      <w:pPr>
+      <w:r>
+        <w:t>The system uses a PostgreSQL relational database to store and manage all persistent data, including users, orders, order items, and menu products.</w:t>
+      </w:r>
+      <w:r>
+        <w:br/>
+        <w:t>The database schema is designed to represent entity relationships explicitly (for example, orders and their associated items) and to ensure data consistency through primary and foreign keys.</w:t>
+      </w:r>
+    </w:p>
+    <w:p>
+      <w:r>
+        <w:t>All database access is performed using JDBC, with explicit SQL queries defined inside DAO implementations. No direct database access is allowed outside the DAO layer.</w:t>
+      </w:r>
+    </w:p>
+    <w:p>
+      <w:r>
+        <w:lastRenderedPageBreak/>
+        <w:t>Connection parameters (URL, username, and password) are provided at runtime and injected into DAO implementations, allowing flexible configuration and easy adaptation to different environments (development, testing, production).</w:t>
+      </w:r>
+    </w:p>
+    <w:p>
+      <w:pPr>
+        <w:pStyle w:val="Heading3"/>
+      </w:pPr>
+      <w:bookmarkStart w:id="22" w:name="_Toc219656287"/>
+      <w:r>
+        <w:t>DATA ACCESS OBJECT (DAO) LAYER</w:t>
+      </w:r>
+      <w:bookmarkEnd w:id="22"/>
+    </w:p>
+    <w:p>
+      <w:r>
+        <w:t>Each persistent entity is managed by a dedicated DAO interface and a concrete implementation for PostgreSQL.</w:t>
+      </w:r>
+      <w:r>
+        <w:br/>
+        <w:t>For example, the class OrderDAOPostgres is responsible for handling all database operations related to orders and order items.</w:t>
+      </w:r>
+    </w:p>
+    <w:p>
+      <w:r>
+        <w:t>The DAO layer provides methods for:</w:t>
+      </w:r>
+    </w:p>
+    <w:p>
+      <w:pPr>
+        <w:pStyle w:val="ListParagraph"/>
+        <w:numPr>
+          <w:ilvl w:val="0"/>
+          <w:numId w:val="14"/>
+        </w:numPr>
+        <w:ind w:hanging="11"/>
+      </w:pPr>
+      <w:r>
+        <w:t>creating new orders and their associated items,</w:t>
+      </w:r>
+    </w:p>
+    <w:p>
+      <w:pPr>
+        <w:pStyle w:val="ListParagraph"/>
+        <w:numPr>
+          <w:ilvl w:val="0"/>
+          <w:numId w:val="14"/>
+        </w:numPr>
+        <w:ind w:hanging="11"/>
+      </w:pPr>
+      <w:r>
+        <w:t>retrieving orders with aggregated information (such as total price),</w:t>
+      </w:r>
+    </w:p>
+    <w:p>
+      <w:pPr>
+        <w:pStyle w:val="ListParagraph"/>
+        <w:numPr>
+          <w:ilvl w:val="0"/>
+          <w:numId w:val="14"/>
+        </w:numPr>
+        <w:ind w:hanging="11"/>
+      </w:pPr>
+      <w:r>
+        <w:t>filtering orders by status (e.g., kitchen, ready, delivered),</w:t>
+      </w:r>
+    </w:p>
+    <w:p>
+      <w:pPr>
+        <w:pStyle w:val="ListParagraph"/>
+        <w:numPr>
+          <w:ilvl w:val="0"/>
+          <w:numId w:val="14"/>
+        </w:numPr>
+        <w:ind w:hanging="11"/>
+      </w:pPr>
+      <w:r>
+        <w:t>updating order status,</w:t>
+      </w:r>
+    </w:p>
+    <w:p>
+      <w:pPr>
+        <w:pStyle w:val="ListParagraph"/>
+        <w:numPr>
+          <w:ilvl w:val="0"/>
+          <w:numId w:val="14"/>
+        </w:numPr>
+        <w:ind w:hanging="11"/>
+      </w:pPr>
+      <w:r>
+        <w:t>decomposing mixed-category orders into separate orders,</w:t>
+      </w:r>
+    </w:p>
+    <w:p>
+      <w:pPr>
+        <w:pStyle w:val="ListParagraph"/>
+        <w:numPr>
+          <w:ilvl w:val="0"/>
+          <w:numId w:val="14"/>
+        </w:numPr>
+        <w:ind w:hanging="11"/>
+      </w:pPr>
+      <w:r>
+        <w:t>retrieving detailed order item information.</w:t>
+      </w:r>
+    </w:p>
+    <w:p>
+      <w:r>
+        <w:t>Complex operations involving multiple tables are executed within explicit database transactions, ensuring atomicity and consistency. Transaction management is handled using JDBC mechanisms such as manual autoCommit control, commit, and rollback in case of failure.</w:t>
+      </w:r>
+    </w:p>
+    <w:p>
+      <w:r>
+        <w:t>All SQL exceptions are caught within the DAO layer and logged appropriately. Instead of propagating low-level database exceptions, DAO methods return controlled values (such as boolean, empty collections, or default values), allowing higher layers of the application to handle failures gracefully.</w:t>
+      </w:r>
+    </w:p>
+    <w:p>
+      <w:pPr>
+        <w:pStyle w:val="Heading3"/>
+      </w:pPr>
+      <w:bookmarkStart w:id="23" w:name="_Toc219656288"/>
+      <w:r>
+        <w:t>DOCKER-BASED DEVELOPMENT ENVIRONMENT</w:t>
+      </w:r>
+      <w:bookmarkEnd w:id="23"/>
+    </w:p>
+    <w:p>
+      <w:r>
+        <w:t xml:space="preserve">During development, the PostgreSQL database runs inside a </w:t>
+      </w:r>
+      <w:r>
         <w:rPr>
-          <w:lang w:val="en-GB"/>
+          <w:b/>
+          <w:bCs/>
         </w:rPr>
-      </w:pPr>
-    </w:p>
-    <w:p>
-      <w:pPr>
+        <w:t>Docker container</w:t>
+      </w:r>
+      <w:r>
+        <w:t>, providing:</w:t>
+      </w:r>
+    </w:p>
+    <w:p>
+      <w:pPr>
+        <w:pStyle w:val="ListParagraph"/>
+        <w:numPr>
+          <w:ilvl w:val="0"/>
+          <w:numId w:val="15"/>
+        </w:numPr>
+      </w:pPr>
+      <w:r>
+        <w:t>environnement isolation,</w:t>
+      </w:r>
+    </w:p>
+    <w:p>
+      <w:pPr>
+        <w:pStyle w:val="ListParagraph"/>
+        <w:numPr>
+          <w:ilvl w:val="0"/>
+          <w:numId w:val="15"/>
+        </w:numPr>
+      </w:pPr>
+      <w:r>
+        <w:t>reproducibility of the database setup,</w:t>
+      </w:r>
+    </w:p>
+    <w:p>
+      <w:pPr>
+        <w:pStyle w:val="ListParagraph"/>
+        <w:numPr>
+          <w:ilvl w:val="0"/>
+          <w:numId w:val="15"/>
+        </w:numPr>
+      </w:pPr>
+      <w:r>
+        <w:t>simplified configuration for testing and deployment.</w:t>
+      </w:r>
+    </w:p>
+    <w:p>
+      <w:r>
+        <w:t>This approach ensures that the application behaves consistently across different machines and reduces dependency-related issues during development.</w:t>
+      </w:r>
+    </w:p>
+    <w:p>
+      <w:pPr>
+        <w:pStyle w:val="Heading3"/>
+      </w:pPr>
+      <w:bookmarkStart w:id="24" w:name="_Toc219656289"/>
+      <w:r>
+        <w:t>FILE SYSTEM–BASED DAO IMPLEMENTATION</w:t>
+      </w:r>
+      <w:bookmarkEnd w:id="24"/>
+    </w:p>
+    <w:p>
+      <w:r>
+        <w:t xml:space="preserve">Although the primary data persistence strategy of the system is based on a relational database, as required by the project specifications, an </w:t>
+      </w:r>
+      <w:r>
         <w:rPr>
-          <w:lang w:val="en-GB"/>
+          <w:b/>
+          <w:bCs/>
         </w:rPr>
-      </w:pPr>
-    </w:p>
+        <w:t>alternative file system–based implementation</w:t>
+      </w:r>
+      <w:r>
+        <w:t xml:space="preserve"> of the data access layer has also been provided.</w:t>
+      </w:r>
+    </w:p>
+    <w:p>
+      <w:r>
+        <w:lastRenderedPageBreak/>
+        <w:t xml:space="preserve">This alternative implementation is represented by the class </w:t>
+      </w:r>
+      <w:r>
+        <w:rPr>
+          <w:b/>
+          <w:bCs/>
+        </w:rPr>
+        <w:t>OrderDAOFile</w:t>
+      </w:r>
+      <w:r>
+        <w:t>, which implements the same OrderDAO interface used by the PostgreSQL-based DAO. The purpose of this implementation is to demonstrate the flexibility of the DAO pattern and to allow data persistence without relying on a DBMS, for example in simplified scenarios, testing contexts, or environments where a database server is not available.</w:t>
+      </w:r>
+    </w:p>
+    <w:p>
+      <w:pPr>
+        <w:rPr>
+          <w:lang w:val="it-IT"/>
+        </w:rPr>
+      </w:pPr>
+      <w:r>
+        <w:t xml:space="preserve">In this implementation, orders are stored on the file system using </w:t>
+      </w:r>
+      <w:r>
+        <w:rPr>
+          <w:b/>
+          <w:bCs/>
+        </w:rPr>
+        <w:t>CSV-formatted files</w:t>
+      </w:r>
+      <w:r>
+        <w:t xml:space="preserve">. </w:t>
+      </w:r>
+      <w:r>
+        <w:rPr>
+          <w:lang w:val="it-IT"/>
+        </w:rPr>
+        <w:t>The persistence structure is organized as follows:</w:t>
+      </w:r>
+    </w:p>
+    <w:p>
+      <w:pPr>
+        <w:pStyle w:val="ListParagraph"/>
+        <w:numPr>
+          <w:ilvl w:val="0"/>
+          <w:numId w:val="16"/>
+        </w:numPr>
+        <w:tabs>
+          <w:tab w:val="clear" w:pos="720"/>
+        </w:tabs>
+        <w:ind w:left="1276" w:hanging="578"/>
+      </w:pPr>
+      <w:r>
+        <w:t>a main file (orders.csv) containing the core information of each order (identifier, date and time, table number, user, notes, and status);</w:t>
+      </w:r>
+    </w:p>
+    <w:p>
+      <w:pPr>
+        <w:pStyle w:val="ListParagraph"/>
+        <w:numPr>
+          <w:ilvl w:val="0"/>
+          <w:numId w:val="16"/>
+        </w:numPr>
+        <w:tabs>
+          <w:tab w:val="clear" w:pos="720"/>
+          <w:tab w:val="num" w:pos="1276"/>
+        </w:tabs>
+        <w:ind w:left="1276" w:hanging="567"/>
+      </w:pPr>
+      <w:r>
+        <w:t>a dedicated directory (order_items/) containing one CSV file per order, each storing the associated order items.</w:t>
+      </w:r>
+    </w:p>
+    <w:p>
+      <w:r>
+        <w:t>Each file-based operation mirrors the behavior of the database-backed DAO, including order creation, order status updates, order retrieval with total calculation, and filtering by status. Unique order identifiers are generated by scanning existing files to determine the next available ID.</w:t>
+      </w:r>
+    </w:p>
+    <w:p>
+      <w:r>
+        <w:t>All file operations are performed using the Java NIO API, and potential I/O errors are handled internally through logging and controlled return values. As in the database implementation, low-level exceptions are not propagated to higher layers, ensuring consistent behavior across different persistence mechanisms.</w:t>
+      </w:r>
+    </w:p>
+    <w:p>
+      <w:r>
+        <w:t xml:space="preserve">The coexistence of both </w:t>
+      </w:r>
+      <w:r>
+        <w:rPr>
+          <w:b/>
+          <w:bCs/>
+        </w:rPr>
+        <w:t>database-based and file system–based DAO implementations</w:t>
+      </w:r>
+      <w:r>
+        <w:t xml:space="preserve"> highlights the effectiveness of the DAO abstraction, allowing the persistence mechanism to be replaced transparently without affecting the rest of the application.</w:t>
+      </w:r>
+    </w:p>
+    <w:p>
+      <w:r>
+        <w:br w:type="page"/>
+      </w:r>
+    </w:p>
+    <w:p>
+      <w:pPr>
+        <w:pStyle w:val="Heading2"/>
+      </w:pPr>
+      <w:bookmarkStart w:id="25" w:name="_Toc219656290"/>
+      <w:r>
+        <w:lastRenderedPageBreak/>
+        <w:t>SONAR CLOUD</w:t>
+      </w:r>
+      <w:bookmarkEnd w:id="25"/>
+    </w:p>
+    <w:p>
+      <w:r>
+        <w:t>A fundamental tool, SonarCloud, was employed to maintain code hygiene and eliminate technical debt. The analysis report, available at the link below, validates that the codebase is free of bugs, smells, and</w:t>
+      </w:r>
+      <w:r>
+        <w:t xml:space="preserve"> v</w:t>
+      </w:r>
+      <w:r>
+        <w:t>ulnerabilities.</w:t>
+      </w:r>
+    </w:p>
+    <w:p>
+      <w:hyperlink r:id="rId145" w:history="1">
+        <w:r>
+          <w:rPr>
+            <w:rStyle w:val="Hyperlink"/>
+          </w:rPr>
+          <w:t>https://sonarcloud.io/project/overview?id=BrugnoliDavide_Restaurant-Managaer</w:t>
+        </w:r>
+      </w:hyperlink>
+    </w:p>
+    <w:p>
+      <w:r>
+        <w:t xml:space="preserve">(is possible to see that every parameters is “green” </w:t>
+      </w:r>
+      <w:r>
+        <w:t>except for</w:t>
+      </w:r>
+      <w:r>
+        <w:t xml:space="preserve"> Coverage)</w:t>
+      </w:r>
+    </w:p>
+    <w:p/>
+    <w:p>
+      <w:pPr>
+        <w:pStyle w:val="Heading2"/>
+      </w:pPr>
+      <w:bookmarkStart w:id="26" w:name="_Toc219656291"/>
+      <w:r>
+        <w:t>DEMOSTRATION</w:t>
+      </w:r>
+      <w:bookmarkEnd w:id="26"/>
+    </w:p>
+    <w:p>
+      <w:r>
+        <w:t>you can finally see that the program actually works through this demonstration</w:t>
+      </w:r>
+      <w:r>
+        <w:t>:</w:t>
+      </w:r>
+    </w:p>
+    <w:p>
+      <w:hyperlink r:id="rId146" w:history="1">
+        <w:r>
+          <w:rPr>
+            <w:rStyle w:val="Hyperlink"/>
+          </w:rPr>
+          <w:t>https://youtu.be/bJbB3tiGvWw</w:t>
+        </w:r>
+      </w:hyperlink>
+    </w:p>
+    <w:p/>
+    <w:p/>
+    <w:p>
+      <w:pPr>
+        <w:pStyle w:val="Heading2"/>
+      </w:pPr>
+      <w:bookmarkStart w:id="27" w:name="_Toc219656292"/>
+      <w:r>
+        <w:t>DOWNLOAD SOURCE CODE</w:t>
+      </w:r>
+      <w:bookmarkEnd w:id="27"/>
+    </w:p>
+    <w:p>
+      <w:r>
+        <w:t>For download source code, included test function, there is the following link:</w:t>
+      </w:r>
+    </w:p>
+    <w:p>
+      <w:hyperlink r:id="rId147" w:history="1">
+        <w:r>
+          <w:rPr>
+            <w:rStyle w:val="Hyperlink"/>
+          </w:rPr>
+          <w:t>https://github.com/BrugnoliDavide/Restaurant-Managaer.git</w:t>
+        </w:r>
+      </w:hyperlink>
+    </w:p>
+    <w:p/>
     <w:sectPr>
-      <w:footerReference w:type="default" r:id="rId119"/>
+      <w:footerReference w:type="default" r:id="rId148"/>
       <w:pgSz w:w="11906" w:h="16838"/>
       <w:pgMar w:top="1417" w:right="1134" w:bottom="1134" w:left="1134" w:header="708" w:footer="708" w:gutter="0"/>
       <w:pgNumType w:start="0"/>
@@ -7571,159 +9820,10 @@
 </w:document>
 </file>
 
-<file path=word/comments.xml><?xml version="1.0" encoding="utf-8"?>
-<w:comments xmlns:wpc="http://schemas.microsoft.com/office/word/2010/wordprocessingCanvas" xmlns:cx="http://schemas.microsoft.com/office/drawing/2014/chartex" xmlns:cx1="http://schemas.microsoft.com/office/drawing/2015/9/8/chartex" xmlns:cx2="http://schemas.microsoft.com/office/drawing/2015/10/21/chartex" xmlns:cx3="http://schemas.microsoft.com/office/drawing/2016/5/9/chartex" xmlns:cx4="http://schemas.microsoft.com/office/drawing/2016/5/10/chartex" xmlns:cx5="http://schemas.microsoft.com/office/drawing/2016/5/11/chartex" xmlns:cx6="http://schemas.microsoft.com/office/drawing/2016/5/12/chartex" xmlns:cx7="http://schemas.microsoft.com/office/drawing/2016/5/13/chartex" xmlns:cx8="http://schemas.microsoft.com/office/drawing/2016/5/14/chartex" xmlns:mc="http://schemas.openxmlformats.org/markup-compatibility/2006" xmlns:aink="http://schemas.microsoft.com/office/drawing/2016/ink" xmlns:am3d="http://schemas.microsoft.com/office/drawing/2017/model3d" xmlns:o="urn:schemas-microsoft-com:office:office" xmlns:oel="http://schemas.microsoft.com/office/2019/extlst" xmlns:r="http://schemas.openxmlformats.org/officeDocument/2006/relationships" xmlns:m="http://schemas.openxmlformats.org/officeDocument/2006/math" xmlns:v="urn:schemas-microsoft-com:vml" xmlns:wp14="http://schemas.microsoft.com/office/word/2010/wordprocessingDrawing" xmlns:wp="http://schemas.openxmlformats.org/drawingml/2006/wordprocessingDrawing" xmlns:w10="urn:schemas-microsoft-com:office:word" xmlns:w="http://schemas.openxmlformats.org/wordprocessingml/2006/main" xmlns:w14="http://schemas.microsoft.com/office/word/2010/wordml" xmlns:w15="http://schemas.microsoft.com/office/word/2012/wordml" xmlns:w16cex="http://schemas.microsoft.com/office/word/2018/wordml/cex" xmlns:w16cid="http://schemas.microsoft.com/office/word/2016/wordml/cid" xmlns:w16="http://schemas.microsoft.com/office/word/2018/wordml" xmlns:w16du="http://schemas.microsoft.com/office/word/2023/wordml/word16du" xmlns:w16sdtdh="http://schemas.microsoft.com/office/word/2020/wordml/sdtdatahash" xmlns:w16sdtfl="http://schemas.microsoft.com/office/word/2024/wordml/sdtformatlock" xmlns:w16se="http://schemas.microsoft.com/office/word/2015/wordml/symex" xmlns:wpg="http://schemas.microsoft.com/office/word/2010/wordprocessingGroup" xmlns:wpi="http://schemas.microsoft.com/office/word/2010/wordprocessingInk" xmlns:wne="http://schemas.microsoft.com/office/word/2006/wordml" xmlns:wps="http://schemas.microsoft.com/office/word/2010/wordprocessingShape" mc:Ignorable="w14 w15 w16se w16cid w16 w16cex w16sdtdh w16sdtfl w16du wp14">
-  <w:comment w:id="0" w:author="davide brugnoli" w:date="2025-11-02T21:56:00Z" w:initials="db">
-    <w:p>
-      <w:pPr>
-        <w:pStyle w:val="CommentText"/>
-      </w:pPr>
-      <w:r>
-        <w:rPr>
-          <w:rStyle w:val="CommentReference"/>
-        </w:rPr>
-        <w:annotationRef/>
-      </w:r>
-      <w:r>
-        <w:t>Scrivere bene il frontespizio</w:t>
-      </w:r>
-    </w:p>
-  </w:comment>
-  <w:comment w:id="2" w:author="davide brugnoli" w:date="2025-11-05T12:32:00Z" w:initials="db">
-    <w:p>
-      <w:pPr>
-        <w:pStyle w:val="CommentText"/>
-      </w:pPr>
-      <w:r>
-        <w:rPr>
-          <w:rStyle w:val="CommentReference"/>
-        </w:rPr>
-        <w:annotationRef/>
-      </w:r>
-      <w:r>
-        <w:t xml:space="preserve">Versione definitiva </w:t>
-      </w:r>
-    </w:p>
-  </w:comment>
-  <w:comment w:id="4" w:author="davide brugnoli" w:date="2025-11-05T12:42:00Z" w:initials="db">
-    <w:p>
-      <w:pPr>
-        <w:pStyle w:val="CommentText"/>
-      </w:pPr>
-      <w:r>
-        <w:rPr>
-          <w:rStyle w:val="CommentReference"/>
-        </w:rPr>
-        <w:annotationRef/>
-      </w:r>
-      <w:r>
-        <w:t>Rivedere nome paragrafo</w:t>
-      </w:r>
-    </w:p>
-  </w:comment>
-  <w:comment w:id="9" w:author="davide brugnoli" w:date="2025-11-02T21:56:00Z" w:initials="db">
-    <w:p>
-      <w:pPr>
-        <w:pStyle w:val="CommentText"/>
-      </w:pPr>
-      <w:r>
-        <w:rPr>
-          <w:rStyle w:val="CommentReference"/>
-        </w:rPr>
-        <w:annotationRef/>
-      </w:r>
-      <w:r>
-        <w:t>Si può valutare la possibilità più che di eliminare di contrassegnare come eliminati alcuni ordini</w:t>
-      </w:r>
-    </w:p>
-  </w:comment>
-  <w:comment w:id="14" w:author="davide brugnoli" w:date="2025-11-03T21:37:00Z" w:initials="db">
-    <w:p>
-      <w:pPr>
-        <w:pStyle w:val="CommentText"/>
-      </w:pPr>
-      <w:r>
-        <w:rPr>
-          <w:rStyle w:val="CommentReference"/>
-        </w:rPr>
-        <w:annotationRef/>
-      </w:r>
-      <w:r>
-        <w:t>Versione non definitiva, sostituire appena disponibile versione definitiva</w:t>
-      </w:r>
-    </w:p>
-  </w:comment>
-  <w:comment w:id="16" w:author="davide brugnoli" w:date="2025-11-03T21:54:00Z" w:initials="db">
-    <w:p>
-      <w:pPr>
-        <w:pStyle w:val="CommentText"/>
-      </w:pPr>
-      <w:r>
-        <w:rPr>
-          <w:rStyle w:val="CommentReference"/>
-        </w:rPr>
-        <w:annotationRef/>
-      </w:r>
-      <w:r>
-        <w:t>Prima di esportare controllare sincronizzazione diagramma</w:t>
-      </w:r>
-    </w:p>
-  </w:comment>
-</w:comments>
-</file>
-
-<file path=word/commentsExtended.xml><?xml version="1.0" encoding="utf-8"?>
-<w15:commentsEx xmlns:wpc="http://schemas.microsoft.com/office/word/2010/wordprocessingCanvas" xmlns:cx="http://schemas.microsoft.com/office/drawing/2014/chartex" xmlns:cx1="http://schemas.microsoft.com/office/drawing/2015/9/8/chartex" xmlns:cx2="http://schemas.microsoft.com/office/drawing/2015/10/21/chartex" xmlns:cx3="http://schemas.microsoft.com/office/drawing/2016/5/9/chartex" xmlns:cx4="http://schemas.microsoft.com/office/drawing/2016/5/10/chartex" xmlns:cx5="http://schemas.microsoft.com/office/drawing/2016/5/11/chartex" xmlns:cx6="http://schemas.microsoft.com/office/drawing/2016/5/12/chartex" xmlns:cx7="http://schemas.microsoft.com/office/drawing/2016/5/13/chartex" xmlns:cx8="http://schemas.microsoft.com/office/drawing/2016/5/14/chartex" xmlns:mc="http://schemas.openxmlformats.org/markup-compatibility/2006" xmlns:aink="http://schemas.microsoft.com/office/drawing/2016/ink" xmlns:am3d="http://schemas.microsoft.com/office/drawing/2017/model3d" xmlns:o="urn:schemas-microsoft-com:office:office" xmlns:oel="http://schemas.microsoft.com/office/2019/extlst" xmlns:r="http://schemas.openxmlformats.org/officeDocument/2006/relationships" xmlns:m="http://schemas.openxmlformats.org/officeDocument/2006/math" xmlns:v="urn:schemas-microsoft-com:vml" xmlns:wp14="http://schemas.microsoft.com/office/word/2010/wordprocessingDrawing" xmlns:wp="http://schemas.openxmlformats.org/drawingml/2006/wordprocessingDrawing" xmlns:w10="urn:schemas-microsoft-com:office:word" xmlns:w="http://schemas.openxmlformats.org/wordprocessingml/2006/main" xmlns:w14="http://schemas.microsoft.com/office/word/2010/wordml" xmlns:w15="http://schemas.microsoft.com/office/word/2012/wordml" xmlns:w16cex="http://schemas.microsoft.com/office/word/2018/wordml/cex" xmlns:w16cid="http://schemas.microsoft.com/office/word/2016/wordml/cid" xmlns:w16="http://schemas.microsoft.com/office/word/2018/wordml" xmlns:w16du="http://schemas.microsoft.com/office/word/2023/wordml/word16du" xmlns:w16sdtdh="http://schemas.microsoft.com/office/word/2020/wordml/sdtdatahash" xmlns:w16sdtfl="http://schemas.microsoft.com/office/word/2024/wordml/sdtformatlock" xmlns:w16se="http://schemas.microsoft.com/office/word/2015/wordml/symex" xmlns:wpg="http://schemas.microsoft.com/office/word/2010/wordprocessingGroup" xmlns:wpi="http://schemas.microsoft.com/office/word/2010/wordprocessingInk" xmlns:wne="http://schemas.microsoft.com/office/word/2006/wordml" xmlns:wps="http://schemas.microsoft.com/office/word/2010/wordprocessingShape" mc:Ignorable="w14 w15 w16se w16cid w16 w16cex w16sdtdh w16sdtfl w16du wp14">
-  <w15:commentEx w15:paraId="0F58C744" w15:done="0"/>
-  <w15:commentEx w15:paraId="31D2CB5E" w15:done="0"/>
-  <w15:commentEx w15:paraId="3853085B" w15:done="0"/>
-  <w15:commentEx w15:paraId="6D7C2885" w15:done="0"/>
-  <w15:commentEx w15:paraId="1383077E" w15:done="1"/>
-  <w15:commentEx w15:paraId="7CC0E0A2" w15:done="0"/>
-</w15:commentsEx>
-</file>
-
-<file path=word/commentsExtensible.xml><?xml version="1.0" encoding="utf-8"?>
-<w16cex:commentsExtensible xmlns:wpc="http://schemas.microsoft.com/office/word/2010/wordprocessingCanvas" xmlns:cx="http://schemas.microsoft.com/office/drawing/2014/chartex" xmlns:cx1="http://schemas.microsoft.com/office/drawing/2015/9/8/chartex" xmlns:cx2="http://schemas.microsoft.com/office/drawing/2015/10/21/chartex" xmlns:cx3="http://schemas.microsoft.com/office/drawing/2016/5/9/chartex" xmlns:cx4="http://schemas.microsoft.com/office/drawing/2016/5/10/chartex" xmlns:cx5="http://schemas.microsoft.com/office/drawing/2016/5/11/chartex" xmlns:cx6="http://schemas.microsoft.com/office/drawing/2016/5/12/chartex" xmlns:cx7="http://schemas.microsoft.com/office/drawing/2016/5/13/chartex" xmlns:cx8="http://schemas.microsoft.com/office/drawing/2016/5/14/chartex" xmlns:cr="http://schemas.microsoft.com/office/comments/2020/reactions" xmlns:mc="http://schemas.openxmlformats.org/markup-compatibility/2006" xmlns:aink="http://schemas.microsoft.com/office/drawing/2016/ink" xmlns:am3d="http://schemas.microsoft.com/office/drawing/2017/model3d" xmlns:o="urn:schemas-microsoft-com:office:office" xmlns:oel="http://schemas.microsoft.com/office/2019/extlst" xmlns:r="http://schemas.openxmlformats.org/officeDocument/2006/relationships" xmlns:m="http://schemas.openxmlformats.org/officeDocument/2006/math" xmlns:v="urn:schemas-microsoft-com:vml" xmlns:wp14="http://schemas.microsoft.com/office/word/2010/wordprocessingDrawing" xmlns:wp="http://schemas.openxmlformats.org/drawingml/2006/wordprocessingDrawing" xmlns:w10="urn:schemas-microsoft-com:office:word" xmlns:w="http://schemas.openxmlformats.org/wordprocessingml/2006/main" xmlns:w14="http://schemas.microsoft.com/office/word/2010/wordml" xmlns:w15="http://schemas.microsoft.com/office/word/2012/wordml" xmlns:w16cex="http://schemas.microsoft.com/office/word/2018/wordml/cex" xmlns:w16cid="http://schemas.microsoft.com/office/word/2016/wordml/cid" xmlns:w16="http://schemas.microsoft.com/office/word/2018/wordml" xmlns:w16du="http://schemas.microsoft.com/office/word/2023/wordml/word16du" xmlns:w16sdtdh="http://schemas.microsoft.com/office/word/2020/wordml/sdtdatahash" xmlns:w16sdtfl="http://schemas.microsoft.com/office/word/2024/wordml/sdtformatlock" xmlns:w16se="http://schemas.microsoft.com/office/word/2015/wordml/symex" xmlns:wpg="http://schemas.microsoft.com/office/word/2010/wordprocessingGroup" xmlns:wpi="http://schemas.microsoft.com/office/word/2010/wordprocessingInk" xmlns:wne="http://schemas.microsoft.com/office/word/2006/wordml" xmlns:wps="http://schemas.microsoft.com/office/word/2010/wordprocessingShape" mc:Ignorable="w14 w15 w16se w16cid w16 w16cex w16sdtdh w16sdtfl cr w16du wp14">
-  <w16cex:commentExtensible w16cex:durableId="7B58487D" w16cex:dateUtc="2025-11-02T20:56:00Z">
-    <w16cex:extLst>
-      <w16:ext w16:uri="{CE6994B0-6A32-4C9F-8C6B-6E91EDA988CE}">
-        <cr:reactions xmlns:cr="http://schemas.microsoft.com/office/comments/2020/reactions">
-          <cr:reaction reactionType="1">
-            <cr:reactionInfo dateUtc="2026-01-15T19:27:25Z">
-              <cr:user userId="S::davide.brugnoli@students.uniroma2.eu::00c05e8b-0e35-421e-bad9-6afeecc66b22" userProvider="AD" userName="davide brugnoli"/>
-            </cr:reactionInfo>
-          </cr:reaction>
-        </cr:reactions>
-      </w16:ext>
-    </w16cex:extLst>
-  </w16cex:commentExtensible>
-  <w16cex:commentExtensible w16cex:durableId="1812E9CA" w16cex:dateUtc="2025-11-05T11:32:00Z"/>
-  <w16cex:commentExtensible w16cex:durableId="386F8CA6" w16cex:dateUtc="2025-11-05T11:42:00Z"/>
-  <w16cex:commentExtensible w16cex:durableId="535A9622" w16cex:dateUtc="2025-11-02T20:56:00Z"/>
-  <w16cex:commentExtensible w16cex:durableId="1526A979" w16cex:dateUtc="2025-11-03T20:37:00Z"/>
-  <w16cex:commentExtensible w16cex:durableId="7B284FF1" w16cex:dateUtc="2025-11-03T20:54:00Z"/>
-</w16cex:commentsExtensible>
-</file>
-
-<file path=word/commentsIds.xml><?xml version="1.0" encoding="utf-8"?>
-<w16cid:commentsIds xmlns:wpc="http://schemas.microsoft.com/office/word/2010/wordprocessingCanvas" xmlns:cx="http://schemas.microsoft.com/office/drawing/2014/chartex" xmlns:cx1="http://schemas.microsoft.com/office/drawing/2015/9/8/chartex" xmlns:cx2="http://schemas.microsoft.com/office/drawing/2015/10/21/chartex" xmlns:cx3="http://schemas.microsoft.com/office/drawing/2016/5/9/chartex" xmlns:cx4="http://schemas.microsoft.com/office/drawing/2016/5/10/chartex" xmlns:cx5="http://schemas.microsoft.com/office/drawing/2016/5/11/chartex" xmlns:cx6="http://schemas.microsoft.com/office/drawing/2016/5/12/chartex" xmlns:cx7="http://schemas.microsoft.com/office/drawing/2016/5/13/chartex" xmlns:cx8="http://schemas.microsoft.com/office/drawing/2016/5/14/chartex" xmlns:mc="http://schemas.openxmlformats.org/markup-compatibility/2006" xmlns:aink="http://schemas.microsoft.com/office/drawing/2016/ink" xmlns:am3d="http://schemas.microsoft.com/office/drawing/2017/model3d" xmlns:o="urn:schemas-microsoft-com:office:office" xmlns:oel="http://schemas.microsoft.com/office/2019/extlst" xmlns:r="http://schemas.openxmlformats.org/officeDocument/2006/relationships" xmlns:m="http://schemas.openxmlformats.org/officeDocument/2006/math" xmlns:v="urn:schemas-microsoft-com:vml" xmlns:wp14="http://schemas.microsoft.com/office/word/2010/wordprocessingDrawing" xmlns:wp="http://schemas.openxmlformats.org/drawingml/2006/wordprocessingDrawing" xmlns:w10="urn:schemas-microsoft-com:office:word" xmlns:w="http://schemas.openxmlformats.org/wordprocessingml/2006/main" xmlns:w14="http://schemas.microsoft.com/office/word/2010/wordml" xmlns:w15="http://schemas.microsoft.com/office/word/2012/wordml" xmlns:w16cex="http://schemas.microsoft.com/office/word/2018/wordml/cex" xmlns:w16cid="http://schemas.microsoft.com/office/word/2016/wordml/cid" xmlns:w16="http://schemas.microsoft.com/office/word/2018/wordml" xmlns:w16du="http://schemas.microsoft.com/office/word/2023/wordml/word16du" xmlns:w16sdtdh="http://schemas.microsoft.com/office/word/2020/wordml/sdtdatahash" xmlns:w16sdtfl="http://schemas.microsoft.com/office/word/2024/wordml/sdtformatlock" xmlns:w16se="http://schemas.microsoft.com/office/word/2015/wordml/symex" xmlns:wpg="http://schemas.microsoft.com/office/word/2010/wordprocessingGroup" xmlns:wpi="http://schemas.microsoft.com/office/word/2010/wordprocessingInk" xmlns:wne="http://schemas.microsoft.com/office/word/2006/wordml" xmlns:wps="http://schemas.microsoft.com/office/word/2010/wordprocessingShape" mc:Ignorable="w14 w15 w16se w16cid w16 w16cex w16sdtdh w16sdtfl w16du wp14">
-  <w16cid:commentId w16cid:paraId="0F58C744" w16cid:durableId="7B58487D"/>
-  <w16cid:commentId w16cid:paraId="31D2CB5E" w16cid:durableId="1812E9CA"/>
-  <w16cid:commentId w16cid:paraId="3853085B" w16cid:durableId="386F8CA6"/>
-  <w16cid:commentId w16cid:paraId="6D7C2885" w16cid:durableId="535A9622"/>
-  <w16cid:commentId w16cid:paraId="1383077E" w16cid:durableId="1526A979"/>
-  <w16cid:commentId w16cid:paraId="7CC0E0A2" w16cid:durableId="7B284FF1"/>
-</w16cid:commentsIds>
-</file>
-
 <file path=word/endnotes.xml><?xml version="1.0" encoding="utf-8"?>
 <w:endnotes xmlns:wpc="http://schemas.microsoft.com/office/word/2010/wordprocessingCanvas" xmlns:cx="http://schemas.microsoft.com/office/drawing/2014/chartex" xmlns:cx1="http://schemas.microsoft.com/office/drawing/2015/9/8/chartex" xmlns:cx2="http://schemas.microsoft.com/office/drawing/2015/10/21/chartex" xmlns:cx3="http://schemas.microsoft.com/office/drawing/2016/5/9/chartex" xmlns:cx4="http://schemas.microsoft.com/office/drawing/2016/5/10/chartex" xmlns:cx5="http://schemas.microsoft.com/office/drawing/2016/5/11/chartex" xmlns:cx6="http://schemas.microsoft.com/office/drawing/2016/5/12/chartex" xmlns:cx7="http://schemas.microsoft.com/office/drawing/2016/5/13/chartex" xmlns:cx8="http://schemas.microsoft.com/office/drawing/2016/5/14/chartex" xmlns:mc="http://schemas.openxmlformats.org/markup-compatibility/2006" xmlns:aink="http://schemas.microsoft.com/office/drawing/2016/ink" xmlns:am3d="http://schemas.microsoft.com/office/drawing/2017/model3d" xmlns:o="urn:schemas-microsoft-com:office:office" xmlns:oel="http://schemas.microsoft.com/office/2019/extlst" xmlns:r="http://schemas.openxmlformats.org/officeDocument/2006/relationships" xmlns:m="http://schemas.openxmlformats.org/officeDocument/2006/math" xmlns:v="urn:schemas-microsoft-com:vml" xmlns:wp14="http://schemas.microsoft.com/office/word/2010/wordprocessingDrawing" xmlns:wp="http://schemas.openxmlformats.org/drawingml/2006/wordprocessingDrawing" xmlns:w10="urn:schemas-microsoft-com:office:word" xmlns:w="http://schemas.openxmlformats.org/wordprocessingml/2006/main" xmlns:w14="http://schemas.microsoft.com/office/word/2010/wordml" xmlns:w15="http://schemas.microsoft.com/office/word/2012/wordml" xmlns:w16cex="http://schemas.microsoft.com/office/word/2018/wordml/cex" xmlns:w16cid="http://schemas.microsoft.com/office/word/2016/wordml/cid" xmlns:w16="http://schemas.microsoft.com/office/word/2018/wordml" xmlns:w16du="http://schemas.microsoft.com/office/word/2023/wordml/word16du" xmlns:w16sdtdh="http://schemas.microsoft.com/office/word/2020/wordml/sdtdatahash" xmlns:w16sdtfl="http://schemas.microsoft.com/office/word/2024/wordml/sdtformatlock" xmlns:w16se="http://schemas.microsoft.com/office/word/2015/wordml/symex" xmlns:wpg="http://schemas.microsoft.com/office/word/2010/wordprocessingGroup" xmlns:wpi="http://schemas.microsoft.com/office/word/2010/wordprocessingInk" xmlns:wne="http://schemas.microsoft.com/office/word/2006/wordml" xmlns:wps="http://schemas.microsoft.com/office/word/2010/wordprocessingShape" mc:Ignorable="w14 w15 w16se w16cid w16 w16cex w16sdtdh w16sdtfl w16du wp14">
   <w:endnote w:type="separator" w:id="-1">
     <w:p>
-      <w:pPr>
-        <w:spacing w:after="0" w:line="240" w:lineRule="auto"/>
-      </w:pPr>
       <w:r>
         <w:separator/>
       </w:r>
@@ -7731,9 +9831,6 @@
   </w:endnote>
   <w:endnote w:type="continuationSeparator" w:id="0">
     <w:p>
-      <w:pPr>
-        <w:spacing w:after="0" w:line="240" w:lineRule="auto"/>
-      </w:pPr>
       <w:r>
         <w:continuationSeparator/>
       </w:r>
@@ -7957,7 +10054,7 @@
             </mc:Choice>
             <mc:Fallback>
               <w:pict>
-                <v:group w14:anchorId="51C10950" id="Group 8" o:spid="_x0000_s1028" style="position:absolute;margin-left:0;margin-top:0;width:55.95pt;height:149.8pt;flip:x;z-index:251659264;mso-width-percent:1000;mso-position-horizontal:left;mso-position-horizontal-relative:right-margin-area;mso-position-vertical:bottom;mso-position-vertical-relative:margin;mso-width-percent:1000;mso-width-relative:right-margin-area" coordorigin="13,11415" coordsize="1425,2996" o:gfxdata="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" o:allowincell="f">
+                <v:group w14:anchorId="51C10950" id="Group 8" o:spid="_x0000_s1028" style="position:absolute;left:0;text-align:left;margin-left:0;margin-top:0;width:55.95pt;height:149.8pt;flip:x;z-index:251659264;mso-width-percent:1000;mso-position-horizontal:left;mso-position-horizontal-relative:right-margin-area;mso-position-vertical:bottom;mso-position-vertical-relative:margin;mso-width-percent:1000;mso-width-relative:right-margin-area" coordorigin="13,11415" coordsize="1425,2996" o:gfxdata="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" o:allowincell="f">
                   <v:group id="Group 2" o:spid="_x0000_s1029" style="position:absolute;left:13;top:14340;width:1410;height:71;flip:y" coordorigin="-83,540" coordsize="1218,71" o:gfxdata="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">
                     <v:rect id="Rectangle 3" o:spid="_x0000_s1030" style="position:absolute;left:678;top:540;width:457;height:71;visibility:visible;mso-wrap-style:square;v-text-anchor:top" o:gfxdata="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" fillcolor="#5f497a" strokecolor="#5f497a"/>
                     <v:shapetype id="_x0000_t32" coordsize="21600,21600" o:spt="32" o:oned="t" path="m,l21600,21600e" filled="f">
@@ -8023,9 +10120,6 @@
 <w:footnotes xmlns:wpc="http://schemas.microsoft.com/office/word/2010/wordprocessingCanvas" xmlns:cx="http://schemas.microsoft.com/office/drawing/2014/chartex" xmlns:cx1="http://schemas.microsoft.com/office/drawing/2015/9/8/chartex" xmlns:cx2="http://schemas.microsoft.com/office/drawing/2015/10/21/chartex" xmlns:cx3="http://schemas.microsoft.com/office/drawing/2016/5/9/chartex" xmlns:cx4="http://schemas.microsoft.com/office/drawing/2016/5/10/chartex" xmlns:cx5="http://schemas.microsoft.com/office/drawing/2016/5/11/chartex" xmlns:cx6="http://schemas.microsoft.com/office/drawing/2016/5/12/chartex" xmlns:cx7="http://schemas.microsoft.com/office/drawing/2016/5/13/chartex" xmlns:cx8="http://schemas.microsoft.com/office/drawing/2016/5/14/chartex" xmlns:mc="http://schemas.openxmlformats.org/markup-compatibility/2006" xmlns:aink="http://schemas.microsoft.com/office/drawing/2016/ink" xmlns:am3d="http://schemas.microsoft.com/office/drawing/2017/model3d" xmlns:o="urn:schemas-microsoft-com:office:office" xmlns:oel="http://schemas.microsoft.com/office/2019/extlst" xmlns:r="http://schemas.openxmlformats.org/officeDocument/2006/relationships" xmlns:m="http://schemas.openxmlformats.org/officeDocument/2006/math" xmlns:v="urn:schemas-microsoft-com:vml" xmlns:wp14="http://schemas.microsoft.com/office/word/2010/wordprocessingDrawing" xmlns:wp="http://schemas.openxmlformats.org/drawingml/2006/wordprocessingDrawing" xmlns:w10="urn:schemas-microsoft-com:office:word" xmlns:w="http://schemas.openxmlformats.org/wordprocessingml/2006/main" xmlns:w14="http://schemas.microsoft.com/office/word/2010/wordml" xmlns:w15="http://schemas.microsoft.com/office/word/2012/wordml" xmlns:w16cex="http://schemas.microsoft.com/office/word/2018/wordml/cex" xmlns:w16cid="http://schemas.microsoft.com/office/word/2016/wordml/cid" xmlns:w16="http://schemas.microsoft.com/office/word/2018/wordml" xmlns:w16du="http://schemas.microsoft.com/office/word/2023/wordml/word16du" xmlns:w16sdtdh="http://schemas.microsoft.com/office/word/2020/wordml/sdtdatahash" xmlns:w16sdtfl="http://schemas.microsoft.com/office/word/2024/wordml/sdtformatlock" xmlns:w16se="http://schemas.microsoft.com/office/word/2015/wordml/symex" xmlns:wpg="http://schemas.microsoft.com/office/word/2010/wordprocessingGroup" xmlns:wpi="http://schemas.microsoft.com/office/word/2010/wordprocessingInk" xmlns:wne="http://schemas.microsoft.com/office/word/2006/wordml" xmlns:wps="http://schemas.microsoft.com/office/word/2010/wordprocessingShape" mc:Ignorable="w14 w15 w16se w16cid w16 w16cex w16sdtdh w16sdtfl w16du wp14">
   <w:footnote w:type="separator" w:id="-1">
     <w:p>
-      <w:pPr>
-        <w:spacing w:after="0" w:line="240" w:lineRule="auto"/>
-      </w:pPr>
       <w:r>
         <w:separator/>
       </w:r>
@@ -8033,9 +10127,6 @@
   </w:footnote>
   <w:footnote w:type="continuationSeparator" w:id="0">
     <w:p>
-      <w:pPr>
-        <w:spacing w:after="0" w:line="240" w:lineRule="auto"/>
-      </w:pPr>
       <w:r>
         <w:continuationSeparator/>
       </w:r>
@@ -8133,6 +10224,155 @@
     </w:lvl>
   </w:abstractNum>
   <w:abstractNum w:abstractNumId="1" w15:restartNumberingAfterBreak="0">
+    <w:nsid w:val="05C63EDA"/>
+    <w:multiLevelType w:val="multilevel"/>
+    <w:tmpl w:val="01C8A7C0"/>
+    <w:lvl w:ilvl="0">
+      <w:start w:val="1"/>
+      <w:numFmt w:val="bullet"/>
+      <w:lvlText w:val=""/>
+      <w:lvlJc w:val="left"/>
+      <w:pPr>
+        <w:tabs>
+          <w:tab w:val="num" w:pos="720"/>
+        </w:tabs>
+        <w:ind w:left="720" w:hanging="360"/>
+      </w:pPr>
+      <w:rPr>
+        <w:rFonts w:ascii="Symbol" w:hAnsi="Symbol" w:hint="default"/>
+        <w:sz w:val="20"/>
+      </w:rPr>
+    </w:lvl>
+    <w:lvl w:ilvl="1" w:tentative="1">
+      <w:start w:val="1"/>
+      <w:numFmt w:val="bullet"/>
+      <w:lvlText w:val="o"/>
+      <w:lvlJc w:val="left"/>
+      <w:pPr>
+        <w:tabs>
+          <w:tab w:val="num" w:pos="1440"/>
+        </w:tabs>
+        <w:ind w:left="1440" w:hanging="360"/>
+      </w:pPr>
+      <w:rPr>
+        <w:rFonts w:ascii="Courier New" w:hAnsi="Courier New" w:hint="default"/>
+        <w:sz w:val="20"/>
+      </w:rPr>
+    </w:lvl>
+    <w:lvl w:ilvl="2" w:tentative="1">
+      <w:start w:val="1"/>
+      <w:numFmt w:val="bullet"/>
+      <w:lvlText w:val=""/>
+      <w:lvlJc w:val="left"/>
+      <w:pPr>
+        <w:tabs>
+          <w:tab w:val="num" w:pos="2160"/>
+        </w:tabs>
+        <w:ind w:left="2160" w:hanging="360"/>
+      </w:pPr>
+      <w:rPr>
+        <w:rFonts w:ascii="Wingdings" w:hAnsi="Wingdings" w:hint="default"/>
+        <w:sz w:val="20"/>
+      </w:rPr>
+    </w:lvl>
+    <w:lvl w:ilvl="3" w:tentative="1">
+      <w:start w:val="1"/>
+      <w:numFmt w:val="bullet"/>
+      <w:lvlText w:val=""/>
+      <w:lvlJc w:val="left"/>
+      <w:pPr>
+        <w:tabs>
+          <w:tab w:val="num" w:pos="2880"/>
+        </w:tabs>
+        <w:ind w:left="2880" w:hanging="360"/>
+      </w:pPr>
+      <w:rPr>
+        <w:rFonts w:ascii="Wingdings" w:hAnsi="Wingdings" w:hint="default"/>
+        <w:sz w:val="20"/>
+      </w:rPr>
+    </w:lvl>
+    <w:lvl w:ilvl="4" w:tentative="1">
+      <w:start w:val="1"/>
+      <w:numFmt w:val="bullet"/>
+      <w:lvlText w:val=""/>
+      <w:lvlJc w:val="left"/>
+      <w:pPr>
+        <w:tabs>
+          <w:tab w:val="num" w:pos="3600"/>
+        </w:tabs>
+        <w:ind w:left="3600" w:hanging="360"/>
+      </w:pPr>
+      <w:rPr>
+        <w:rFonts w:ascii="Wingdings" w:hAnsi="Wingdings" w:hint="default"/>
+        <w:sz w:val="20"/>
+      </w:rPr>
+    </w:lvl>
+    <w:lvl w:ilvl="5" w:tentative="1">
+      <w:start w:val="1"/>
+      <w:numFmt w:val="bullet"/>
+      <w:lvlText w:val=""/>
+      <w:lvlJc w:val="left"/>
+      <w:pPr>
+        <w:tabs>
+          <w:tab w:val="num" w:pos="4320"/>
+        </w:tabs>
+        <w:ind w:left="4320" w:hanging="360"/>
+      </w:pPr>
+      <w:rPr>
+        <w:rFonts w:ascii="Wingdings" w:hAnsi="Wingdings" w:hint="default"/>
+        <w:sz w:val="20"/>
+      </w:rPr>
+    </w:lvl>
+    <w:lvl w:ilvl="6" w:tentative="1">
+      <w:start w:val="1"/>
+      <w:numFmt w:val="bullet"/>
+      <w:lvlText w:val=""/>
+      <w:lvlJc w:val="left"/>
+      <w:pPr>
+        <w:tabs>
+          <w:tab w:val="num" w:pos="5040"/>
+        </w:tabs>
+        <w:ind w:left="5040" w:hanging="360"/>
+      </w:pPr>
+      <w:rPr>
+        <w:rFonts w:ascii="Wingdings" w:hAnsi="Wingdings" w:hint="default"/>
+        <w:sz w:val="20"/>
+      </w:rPr>
+    </w:lvl>
+    <w:lvl w:ilvl="7" w:tentative="1">
+      <w:start w:val="1"/>
+      <w:numFmt w:val="bullet"/>
+      <w:lvlText w:val=""/>
+      <w:lvlJc w:val="left"/>
+      <w:pPr>
+        <w:tabs>
+          <w:tab w:val="num" w:pos="5760"/>
+        </w:tabs>
+        <w:ind w:left="5760" w:hanging="360"/>
+      </w:pPr>
+      <w:rPr>
+        <w:rFonts w:ascii="Wingdings" w:hAnsi="Wingdings" w:hint="default"/>
+        <w:sz w:val="20"/>
+      </w:rPr>
+    </w:lvl>
+    <w:lvl w:ilvl="8" w:tentative="1">
+      <w:start w:val="1"/>
+      <w:numFmt w:val="bullet"/>
+      <w:lvlText w:val=""/>
+      <w:lvlJc w:val="left"/>
+      <w:pPr>
+        <w:tabs>
+          <w:tab w:val="num" w:pos="6480"/>
+        </w:tabs>
+        <w:ind w:left="6480" w:hanging="360"/>
+      </w:pPr>
+      <w:rPr>
+        <w:rFonts w:ascii="Wingdings" w:hAnsi="Wingdings" w:hint="default"/>
+        <w:sz w:val="20"/>
+      </w:rPr>
+    </w:lvl>
+  </w:abstractNum>
+  <w:abstractNum w:abstractNumId="2" w15:restartNumberingAfterBreak="0">
     <w:nsid w:val="18CB66FA"/>
     <w:multiLevelType w:val="hybridMultilevel"/>
     <w:tmpl w:val="A79C89C4"/>
@@ -8218,7 +10458,7 @@
       </w:pPr>
     </w:lvl>
   </w:abstractNum>
-  <w:abstractNum w:abstractNumId="2" w15:restartNumberingAfterBreak="0">
+  <w:abstractNum w:abstractNumId="3" w15:restartNumberingAfterBreak="0">
     <w:nsid w:val="243E29DF"/>
     <w:multiLevelType w:val="hybridMultilevel"/>
     <w:tmpl w:val="9072114A"/>
@@ -8331,7 +10571,156 @@
       </w:rPr>
     </w:lvl>
   </w:abstractNum>
-  <w:abstractNum w:abstractNumId="3" w15:restartNumberingAfterBreak="0">
+  <w:abstractNum w:abstractNumId="4" w15:restartNumberingAfterBreak="0">
+    <w:nsid w:val="2728582B"/>
+    <w:multiLevelType w:val="multilevel"/>
+    <w:tmpl w:val="6BE479E2"/>
+    <w:lvl w:ilvl="0">
+      <w:start w:val="1"/>
+      <w:numFmt w:val="bullet"/>
+      <w:lvlText w:val=""/>
+      <w:lvlJc w:val="left"/>
+      <w:pPr>
+        <w:tabs>
+          <w:tab w:val="num" w:pos="720"/>
+        </w:tabs>
+        <w:ind w:left="720" w:hanging="360"/>
+      </w:pPr>
+      <w:rPr>
+        <w:rFonts w:ascii="Symbol" w:hAnsi="Symbol" w:hint="default"/>
+        <w:sz w:val="20"/>
+      </w:rPr>
+    </w:lvl>
+    <w:lvl w:ilvl="1" w:tentative="1">
+      <w:start w:val="1"/>
+      <w:numFmt w:val="bullet"/>
+      <w:lvlText w:val="o"/>
+      <w:lvlJc w:val="left"/>
+      <w:pPr>
+        <w:tabs>
+          <w:tab w:val="num" w:pos="1440"/>
+        </w:tabs>
+        <w:ind w:left="1440" w:hanging="360"/>
+      </w:pPr>
+      <w:rPr>
+        <w:rFonts w:ascii="Courier New" w:hAnsi="Courier New" w:hint="default"/>
+        <w:sz w:val="20"/>
+      </w:rPr>
+    </w:lvl>
+    <w:lvl w:ilvl="2" w:tentative="1">
+      <w:start w:val="1"/>
+      <w:numFmt w:val="bullet"/>
+      <w:lvlText w:val=""/>
+      <w:lvlJc w:val="left"/>
+      <w:pPr>
+        <w:tabs>
+          <w:tab w:val="num" w:pos="2160"/>
+        </w:tabs>
+        <w:ind w:left="2160" w:hanging="360"/>
+      </w:pPr>
+      <w:rPr>
+        <w:rFonts w:ascii="Wingdings" w:hAnsi="Wingdings" w:hint="default"/>
+        <w:sz w:val="20"/>
+      </w:rPr>
+    </w:lvl>
+    <w:lvl w:ilvl="3" w:tentative="1">
+      <w:start w:val="1"/>
+      <w:numFmt w:val="bullet"/>
+      <w:lvlText w:val=""/>
+      <w:lvlJc w:val="left"/>
+      <w:pPr>
+        <w:tabs>
+          <w:tab w:val="num" w:pos="2880"/>
+        </w:tabs>
+        <w:ind w:left="2880" w:hanging="360"/>
+      </w:pPr>
+      <w:rPr>
+        <w:rFonts w:ascii="Wingdings" w:hAnsi="Wingdings" w:hint="default"/>
+        <w:sz w:val="20"/>
+      </w:rPr>
+    </w:lvl>
+    <w:lvl w:ilvl="4" w:tentative="1">
+      <w:start w:val="1"/>
+      <w:numFmt w:val="bullet"/>
+      <w:lvlText w:val=""/>
+      <w:lvlJc w:val="left"/>
+      <w:pPr>
+        <w:tabs>
+          <w:tab w:val="num" w:pos="3600"/>
+        </w:tabs>
+        <w:ind w:left="3600" w:hanging="360"/>
+      </w:pPr>
+      <w:rPr>
+        <w:rFonts w:ascii="Wingdings" w:hAnsi="Wingdings" w:hint="default"/>
+        <w:sz w:val="20"/>
+      </w:rPr>
+    </w:lvl>
+    <w:lvl w:ilvl="5" w:tentative="1">
+      <w:start w:val="1"/>
+      <w:numFmt w:val="bullet"/>
+      <w:lvlText w:val=""/>
+      <w:lvlJc w:val="left"/>
+      <w:pPr>
+        <w:tabs>
+          <w:tab w:val="num" w:pos="4320"/>
+        </w:tabs>
+        <w:ind w:left="4320" w:hanging="360"/>
+      </w:pPr>
+      <w:rPr>
+        <w:rFonts w:ascii="Wingdings" w:hAnsi="Wingdings" w:hint="default"/>
+        <w:sz w:val="20"/>
+      </w:rPr>
+    </w:lvl>
+    <w:lvl w:ilvl="6" w:tentative="1">
+      <w:start w:val="1"/>
+      <w:numFmt w:val="bullet"/>
+      <w:lvlText w:val=""/>
+      <w:lvlJc w:val="left"/>
+      <w:pPr>
+        <w:tabs>
+          <w:tab w:val="num" w:pos="5040"/>
+        </w:tabs>
+        <w:ind w:left="5040" w:hanging="360"/>
+      </w:pPr>
+      <w:rPr>
+        <w:rFonts w:ascii="Wingdings" w:hAnsi="Wingdings" w:hint="default"/>
+        <w:sz w:val="20"/>
+      </w:rPr>
+    </w:lvl>
+    <w:lvl w:ilvl="7" w:tentative="1">
+      <w:start w:val="1"/>
+      <w:numFmt w:val="bullet"/>
+      <w:lvlText w:val=""/>
+      <w:lvlJc w:val="left"/>
+      <w:pPr>
+        <w:tabs>
+          <w:tab w:val="num" w:pos="5760"/>
+        </w:tabs>
+        <w:ind w:left="5760" w:hanging="360"/>
+      </w:pPr>
+      <w:rPr>
+        <w:rFonts w:ascii="Wingdings" w:hAnsi="Wingdings" w:hint="default"/>
+        <w:sz w:val="20"/>
+      </w:rPr>
+    </w:lvl>
+    <w:lvl w:ilvl="8" w:tentative="1">
+      <w:start w:val="1"/>
+      <w:numFmt w:val="bullet"/>
+      <w:lvlText w:val=""/>
+      <w:lvlJc w:val="left"/>
+      <w:pPr>
+        <w:tabs>
+          <w:tab w:val="num" w:pos="6480"/>
+        </w:tabs>
+        <w:ind w:left="6480" w:hanging="360"/>
+      </w:pPr>
+      <w:rPr>
+        <w:rFonts w:ascii="Wingdings" w:hAnsi="Wingdings" w:hint="default"/>
+        <w:sz w:val="20"/>
+      </w:rPr>
+    </w:lvl>
+  </w:abstractNum>
+  <w:abstractNum w:abstractNumId="5" w15:restartNumberingAfterBreak="0">
     <w:nsid w:val="331B4B7C"/>
     <w:multiLevelType w:val="multilevel"/>
     <w:tmpl w:val="3466891E"/>
@@ -8424,7 +10813,156 @@
       </w:pPr>
     </w:lvl>
   </w:abstractNum>
-  <w:abstractNum w:abstractNumId="4" w15:restartNumberingAfterBreak="0">
+  <w:abstractNum w:abstractNumId="6" w15:restartNumberingAfterBreak="0">
+    <w:nsid w:val="468C37D7"/>
+    <w:multiLevelType w:val="multilevel"/>
+    <w:tmpl w:val="D9EA967E"/>
+    <w:lvl w:ilvl="0">
+      <w:start w:val="1"/>
+      <w:numFmt w:val="bullet"/>
+      <w:lvlText w:val=""/>
+      <w:lvlJc w:val="left"/>
+      <w:pPr>
+        <w:tabs>
+          <w:tab w:val="num" w:pos="720"/>
+        </w:tabs>
+        <w:ind w:left="720" w:hanging="360"/>
+      </w:pPr>
+      <w:rPr>
+        <w:rFonts w:ascii="Symbol" w:hAnsi="Symbol" w:hint="default"/>
+        <w:sz w:val="20"/>
+      </w:rPr>
+    </w:lvl>
+    <w:lvl w:ilvl="1" w:tentative="1">
+      <w:start w:val="1"/>
+      <w:numFmt w:val="bullet"/>
+      <w:lvlText w:val="o"/>
+      <w:lvlJc w:val="left"/>
+      <w:pPr>
+        <w:tabs>
+          <w:tab w:val="num" w:pos="1440"/>
+        </w:tabs>
+        <w:ind w:left="1440" w:hanging="360"/>
+      </w:pPr>
+      <w:rPr>
+        <w:rFonts w:ascii="Courier New" w:hAnsi="Courier New" w:hint="default"/>
+        <w:sz w:val="20"/>
+      </w:rPr>
+    </w:lvl>
+    <w:lvl w:ilvl="2" w:tentative="1">
+      <w:start w:val="1"/>
+      <w:numFmt w:val="bullet"/>
+      <w:lvlText w:val=""/>
+      <w:lvlJc w:val="left"/>
+      <w:pPr>
+        <w:tabs>
+          <w:tab w:val="num" w:pos="2160"/>
+        </w:tabs>
+        <w:ind w:left="2160" w:hanging="360"/>
+      </w:pPr>
+      <w:rPr>
+        <w:rFonts w:ascii="Wingdings" w:hAnsi="Wingdings" w:hint="default"/>
+        <w:sz w:val="20"/>
+      </w:rPr>
+    </w:lvl>
+    <w:lvl w:ilvl="3" w:tentative="1">
+      <w:start w:val="1"/>
+      <w:numFmt w:val="bullet"/>
+      <w:lvlText w:val=""/>
+      <w:lvlJc w:val="left"/>
+      <w:pPr>
+        <w:tabs>
+          <w:tab w:val="num" w:pos="2880"/>
+        </w:tabs>
+        <w:ind w:left="2880" w:hanging="360"/>
+      </w:pPr>
+      <w:rPr>
+        <w:rFonts w:ascii="Wingdings" w:hAnsi="Wingdings" w:hint="default"/>
+        <w:sz w:val="20"/>
+      </w:rPr>
+    </w:lvl>
+    <w:lvl w:ilvl="4" w:tentative="1">
+      <w:start w:val="1"/>
+      <w:numFmt w:val="bullet"/>
+      <w:lvlText w:val=""/>
+      <w:lvlJc w:val="left"/>
+      <w:pPr>
+        <w:tabs>
+          <w:tab w:val="num" w:pos="3600"/>
+        </w:tabs>
+        <w:ind w:left="3600" w:hanging="360"/>
+      </w:pPr>
+      <w:rPr>
+        <w:rFonts w:ascii="Wingdings" w:hAnsi="Wingdings" w:hint="default"/>
+        <w:sz w:val="20"/>
+      </w:rPr>
+    </w:lvl>
+    <w:lvl w:ilvl="5" w:tentative="1">
+      <w:start w:val="1"/>
+      <w:numFmt w:val="bullet"/>
+      <w:lvlText w:val=""/>
+      <w:lvlJc w:val="left"/>
+      <w:pPr>
+        <w:tabs>
+          <w:tab w:val="num" w:pos="4320"/>
+        </w:tabs>
+        <w:ind w:left="4320" w:hanging="360"/>
+      </w:pPr>
+      <w:rPr>
+        <w:rFonts w:ascii="Wingdings" w:hAnsi="Wingdings" w:hint="default"/>
+        <w:sz w:val="20"/>
+      </w:rPr>
+    </w:lvl>
+    <w:lvl w:ilvl="6" w:tentative="1">
+      <w:start w:val="1"/>
+      <w:numFmt w:val="bullet"/>
+      <w:lvlText w:val=""/>
+      <w:lvlJc w:val="left"/>
+      <w:pPr>
+        <w:tabs>
+          <w:tab w:val="num" w:pos="5040"/>
+        </w:tabs>
+        <w:ind w:left="5040" w:hanging="360"/>
+      </w:pPr>
+      <w:rPr>
+        <w:rFonts w:ascii="Wingdings" w:hAnsi="Wingdings" w:hint="default"/>
+        <w:sz w:val="20"/>
+      </w:rPr>
+    </w:lvl>
+    <w:lvl w:ilvl="7" w:tentative="1">
+      <w:start w:val="1"/>
+      <w:numFmt w:val="bullet"/>
+      <w:lvlText w:val=""/>
+      <w:lvlJc w:val="left"/>
+      <w:pPr>
+        <w:tabs>
+          <w:tab w:val="num" w:pos="5760"/>
+        </w:tabs>
+        <w:ind w:left="5760" w:hanging="360"/>
+      </w:pPr>
+      <w:rPr>
+        <w:rFonts w:ascii="Wingdings" w:hAnsi="Wingdings" w:hint="default"/>
+        <w:sz w:val="20"/>
+      </w:rPr>
+    </w:lvl>
+    <w:lvl w:ilvl="8" w:tentative="1">
+      <w:start w:val="1"/>
+      <w:numFmt w:val="bullet"/>
+      <w:lvlText w:val=""/>
+      <w:lvlJc w:val="left"/>
+      <w:pPr>
+        <w:tabs>
+          <w:tab w:val="num" w:pos="6480"/>
+        </w:tabs>
+        <w:ind w:left="6480" w:hanging="360"/>
+      </w:pPr>
+      <w:rPr>
+        <w:rFonts w:ascii="Wingdings" w:hAnsi="Wingdings" w:hint="default"/>
+        <w:sz w:val="20"/>
+      </w:rPr>
+    </w:lvl>
+  </w:abstractNum>
+  <w:abstractNum w:abstractNumId="7" w15:restartNumberingAfterBreak="0">
     <w:nsid w:val="4B801F43"/>
     <w:multiLevelType w:val="hybridMultilevel"/>
     <w:tmpl w:val="2A6E26A6"/>
@@ -8510,7 +11048,7 @@
       </w:pPr>
     </w:lvl>
   </w:abstractNum>
-  <w:abstractNum w:abstractNumId="5" w15:restartNumberingAfterBreak="0">
+  <w:abstractNum w:abstractNumId="8" w15:restartNumberingAfterBreak="0">
     <w:nsid w:val="50CF6BF5"/>
     <w:multiLevelType w:val="multilevel"/>
     <w:tmpl w:val="3466891E"/>
@@ -8603,7 +11141,7 @@
       </w:pPr>
     </w:lvl>
   </w:abstractNum>
-  <w:abstractNum w:abstractNumId="6" w15:restartNumberingAfterBreak="0">
+  <w:abstractNum w:abstractNumId="9" w15:restartNumberingAfterBreak="0">
     <w:nsid w:val="5CFF5B0F"/>
     <w:multiLevelType w:val="multilevel"/>
     <w:tmpl w:val="18B2BA4E"/>
@@ -8752,7 +11290,7 @@
       </w:rPr>
     </w:lvl>
   </w:abstractNum>
-  <w:abstractNum w:abstractNumId="7" w15:restartNumberingAfterBreak="0">
+  <w:abstractNum w:abstractNumId="10" w15:restartNumberingAfterBreak="0">
     <w:nsid w:val="5D391984"/>
     <w:multiLevelType w:val="hybridMultilevel"/>
     <w:tmpl w:val="26B0BB56"/>
@@ -8865,7 +11403,7 @@
       </w:rPr>
     </w:lvl>
   </w:abstractNum>
-  <w:abstractNum w:abstractNumId="8" w15:restartNumberingAfterBreak="0">
+  <w:abstractNum w:abstractNumId="11" w15:restartNumberingAfterBreak="0">
     <w:nsid w:val="694D06C3"/>
     <w:multiLevelType w:val="hybridMultilevel"/>
     <w:tmpl w:val="17FC8710"/>
@@ -8978,7 +11516,7 @@
       </w:rPr>
     </w:lvl>
   </w:abstractNum>
-  <w:abstractNum w:abstractNumId="9" w15:restartNumberingAfterBreak="0">
+  <w:abstractNum w:abstractNumId="12" w15:restartNumberingAfterBreak="0">
     <w:nsid w:val="6D826BC6"/>
     <w:multiLevelType w:val="hybridMultilevel"/>
     <w:tmpl w:val="8F4E1B50"/>
@@ -9064,7 +11602,7 @@
       </w:pPr>
     </w:lvl>
   </w:abstractNum>
-  <w:abstractNum w:abstractNumId="10" w15:restartNumberingAfterBreak="0">
+  <w:abstractNum w:abstractNumId="13" w15:restartNumberingAfterBreak="0">
     <w:nsid w:val="71192F08"/>
     <w:multiLevelType w:val="multilevel"/>
     <w:tmpl w:val="B100ED28"/>
@@ -9157,7 +11695,7 @@
       </w:pPr>
     </w:lvl>
   </w:abstractNum>
-  <w:abstractNum w:abstractNumId="11" w15:restartNumberingAfterBreak="0">
+  <w:abstractNum w:abstractNumId="14" w15:restartNumberingAfterBreak="0">
     <w:nsid w:val="7E06776B"/>
     <w:multiLevelType w:val="multilevel"/>
     <w:tmpl w:val="B100ED28"/>
@@ -9250,7 +11788,7 @@
       </w:pPr>
     </w:lvl>
   </w:abstractNum>
-  <w:abstractNum w:abstractNumId="12" w15:restartNumberingAfterBreak="0">
+  <w:abstractNum w:abstractNumId="15" w15:restartNumberingAfterBreak="0">
     <w:nsid w:val="7E654CCA"/>
     <w:multiLevelType w:val="multilevel"/>
     <w:tmpl w:val="3466891E"/>
@@ -9344,53 +11882,54 @@
     </w:lvl>
   </w:abstractNum>
   <w:num w:numId="1" w16cid:durableId="834759375">
+    <w:abstractNumId w:val="10"/>
+  </w:num>
+  <w:num w:numId="2" w16cid:durableId="2007197831">
+    <w:abstractNumId w:val="9"/>
+  </w:num>
+  <w:num w:numId="3" w16cid:durableId="1404333806">
+    <w:abstractNumId w:val="11"/>
+  </w:num>
+  <w:num w:numId="4" w16cid:durableId="1690831416">
+    <w:abstractNumId w:val="5"/>
+  </w:num>
+  <w:num w:numId="5" w16cid:durableId="1748959530">
+    <w:abstractNumId w:val="8"/>
+  </w:num>
+  <w:num w:numId="6" w16cid:durableId="925647647">
     <w:abstractNumId w:val="7"/>
   </w:num>
-  <w:num w:numId="2" w16cid:durableId="2007197831">
-    <w:abstractNumId w:val="6"/>
-  </w:num>
-  <w:num w:numId="3" w16cid:durableId="1404333806">
-    <w:abstractNumId w:val="8"/>
-  </w:num>
-  <w:num w:numId="4" w16cid:durableId="1690831416">
+  <w:num w:numId="7" w16cid:durableId="1088037153">
     <w:abstractNumId w:val="3"/>
   </w:num>
-  <w:num w:numId="5" w16cid:durableId="1748959530">
-    <w:abstractNumId w:val="5"/>
+  <w:num w:numId="8" w16cid:durableId="1703245834">
+    <w:abstractNumId w:val="12"/>
   </w:num>
-  <w:num w:numId="6" w16cid:durableId="925647647">
-    <w:abstractNumId w:val="4"/>
-  </w:num>
-  <w:num w:numId="7" w16cid:durableId="1088037153">
+  <w:num w:numId="9" w16cid:durableId="272328964">
     <w:abstractNumId w:val="2"/>
   </w:num>
-  <w:num w:numId="8" w16cid:durableId="1703245834">
-    <w:abstractNumId w:val="9"/>
-  </w:num>
-  <w:num w:numId="9" w16cid:durableId="272328964">
-    <w:abstractNumId w:val="1"/>
-  </w:num>
   <w:num w:numId="10" w16cid:durableId="836305359">
-    <w:abstractNumId w:val="12"/>
+    <w:abstractNumId w:val="15"/>
   </w:num>
   <w:num w:numId="11" w16cid:durableId="263421532">
-    <w:abstractNumId w:val="10"/>
+    <w:abstractNumId w:val="13"/>
   </w:num>
   <w:num w:numId="12" w16cid:durableId="594479257">
-    <w:abstractNumId w:val="11"/>
+    <w:abstractNumId w:val="14"/>
   </w:num>
   <w:num w:numId="13" w16cid:durableId="1368675583">
     <w:abstractNumId w:val="0"/>
   </w:num>
+  <w:num w:numId="14" w16cid:durableId="546457859">
+    <w:abstractNumId w:val="4"/>
+  </w:num>
+  <w:num w:numId="15" w16cid:durableId="1747412153">
+    <w:abstractNumId w:val="6"/>
+  </w:num>
+  <w:num w:numId="16" w16cid:durableId="1959020870">
+    <w:abstractNumId w:val="1"/>
+  </w:num>
 </w:numbering>
-</file>
-
-<file path=word/people.xml><?xml version="1.0" encoding="utf-8"?>
-<w15:people xmlns:wpc="http://schemas.microsoft.com/office/word/2010/wordprocessingCanvas" xmlns:cx="http://schemas.microsoft.com/office/drawing/2014/chartex" xmlns:cx1="http://schemas.microsoft.com/office/drawing/2015/9/8/chartex" xmlns:cx2="http://schemas.microsoft.com/office/drawing/2015/10/21/chartex" xmlns:cx3="http://schemas.microsoft.com/office/drawing/2016/5/9/chartex" xmlns:cx4="http://schemas.microsoft.com/office/drawing/2016/5/10/chartex" xmlns:cx5="http://schemas.microsoft.com/office/drawing/2016/5/11/chartex" xmlns:cx6="http://schemas.microsoft.com/office/drawing/2016/5/12/chartex" xmlns:cx7="http://schemas.microsoft.com/office/drawing/2016/5/13/chartex" xmlns:cx8="http://schemas.microsoft.com/office/drawing/2016/5/14/chartex" xmlns:mc="http://schemas.openxmlformats.org/markup-compatibility/2006" xmlns:aink="http://schemas.microsoft.com/office/drawing/2016/ink" xmlns:am3d="http://schemas.microsoft.com/office/drawing/2017/model3d" xmlns:o="urn:schemas-microsoft-com:office:office" xmlns:oel="http://schemas.microsoft.com/office/2019/extlst" xmlns:r="http://schemas.openxmlformats.org/officeDocument/2006/relationships" xmlns:m="http://schemas.openxmlformats.org/officeDocument/2006/math" xmlns:v="urn:schemas-microsoft-com:vml" xmlns:wp14="http://schemas.microsoft.com/office/word/2010/wordprocessingDrawing" xmlns:wp="http://schemas.openxmlformats.org/drawingml/2006/wordprocessingDrawing" xmlns:w10="urn:schemas-microsoft-com:office:word" xmlns:w="http://schemas.openxmlformats.org/wordprocessingml/2006/main" xmlns:w14="http://schemas.microsoft.com/office/word/2010/wordml" xmlns:w15="http://schemas.microsoft.com/office/word/2012/wordml" xmlns:w16cex="http://schemas.microsoft.com/office/word/2018/wordml/cex" xmlns:w16cid="http://schemas.microsoft.com/office/word/2016/wordml/cid" xmlns:w16="http://schemas.microsoft.com/office/word/2018/wordml" xmlns:w16du="http://schemas.microsoft.com/office/word/2023/wordml/word16du" xmlns:w16sdtdh="http://schemas.microsoft.com/office/word/2020/wordml/sdtdatahash" xmlns:w16sdtfl="http://schemas.microsoft.com/office/word/2024/wordml/sdtformatlock" xmlns:w16se="http://schemas.microsoft.com/office/word/2015/wordml/symex" xmlns:wpg="http://schemas.microsoft.com/office/word/2010/wordprocessingGroup" xmlns:wpi="http://schemas.microsoft.com/office/word/2010/wordprocessingInk" xmlns:wne="http://schemas.microsoft.com/office/word/2006/wordml" xmlns:wps="http://schemas.microsoft.com/office/word/2010/wordprocessingShape" mc:Ignorable="w14 w15 w16se w16cid w16 w16cex w16sdtdh w16sdtfl w16du wp14">
-  <w15:person w15:author="davide brugnoli">
-    <w15:presenceInfo w15:providerId="AD" w15:userId="S::davide.brugnoli@students.uniroma2.eu::00c05e8b-0e35-421e-bad9-6afeecc66b22"/>
-  </w15:person>
-</w15:people>
 </file>
 
 <file path=word/styles.xml><?xml version="1.0" encoding="utf-8"?>
@@ -9793,7 +12332,14 @@
   <w:style w:type="paragraph" w:default="1" w:styleId="Normal">
     <w:name w:val="Normal"/>
     <w:qFormat/>
-    <w:rsid w:val="00C447A4"/>
+    <w:rsid w:val="009E6411"/>
+    <w:pPr>
+      <w:ind w:left="708"/>
+      <w:jc w:val="both"/>
+    </w:pPr>
+    <w:rPr>
+      <w:lang w:val="en-GB"/>
+    </w:rPr>
   </w:style>
   <w:style w:type="paragraph" w:styleId="Heading1">
     <w:name w:val="heading 1"/>
@@ -9866,7 +12412,6 @@
     <w:next w:val="Normal"/>
     <w:link w:val="Heading4Char"/>
     <w:uiPriority w:val="9"/>
-    <w:semiHidden/>
     <w:unhideWhenUsed/>
     <w:qFormat/>
     <w:rsid w:val="00C066AF"/>
@@ -10063,7 +12608,6 @@
     <w:basedOn w:val="DefaultParagraphFont"/>
     <w:link w:val="Heading4"/>
     <w:uiPriority w:val="9"/>
-    <w:semiHidden/>
     <w:rsid w:val="00C066AF"/>
     <w:rPr>
       <w:rFonts w:eastAsiaTheme="majorEastAsia" w:cstheme="majorBidi"/>
@@ -10182,6 +12726,7 @@
       <w:numPr>
         <w:ilvl w:val="1"/>
       </w:numPr>
+      <w:ind w:left="708"/>
     </w:pPr>
     <w:rPr>
       <w:rFonts w:eastAsiaTheme="majorEastAsia" w:cstheme="majorBidi"/>
@@ -10518,6 +13063,18 @@
       <w:rFonts w:ascii="Times New Roman" w:hAnsi="Times New Roman" w:cs="Times New Roman"/>
     </w:rPr>
   </w:style>
+  <w:style w:type="character" w:styleId="UnresolvedMention">
+    <w:name w:val="Unresolved Mention"/>
+    <w:basedOn w:val="DefaultParagraphFont"/>
+    <w:uiPriority w:val="99"/>
+    <w:semiHidden/>
+    <w:unhideWhenUsed/>
+    <w:rsid w:val="00734A6B"/>
+    <w:rPr>
+      <w:color w:val="605E5C"/>
+      <w:shd w:val="clear" w:color="auto" w:fill="E1DFDD"/>
+    </w:rPr>
+  </w:style>
 </w:styles>
 </file>
 
@@ -10647,7 +13204,7 @@
     </inkml:brush>
   </inkml:definitions>
   <inkml:trace contextRef="#ctx0" brushRef="#br0">8 0 7954 0 0,'0'0'449'0'0,"-1"10"8805"0"0,-1 8-6176 0 0,0-6-2773 0 0,1-1 1 0 0,0 1-1 0 0,1-1 0 0 0,2 19 0 0 0,-1 3-183 0 0,1 16 577 0 0,-3-59-473 0 0,0 0-3886 0 0,1 0-6990 0 0</inkml:trace>
-  <inkml:trace contextRef="#ctx0" brushRef="#br0" timeOffset="1151.1">87 8 7009 0 0,'0'0'1011'0'0,"0"42"8497"0"0,-2-14-8052 0 0,1-19-1296 0 0,0-1 0 0 0,1 0-1 0 0,0 1 1 0 0,2 11 0 0 0,-4 24 240 0 0,5-40-66 0 0,1 8 369 0 0,-2-12-427 0 0,-1-7-165 0 0,-2-1-10900 0 0</inkml:trace>
+  <inkml:trace contextRef="#ctx0" brushRef="#br0" timeOffset="1151.08">87 8 7009 0 0,'0'0'1011'0'0,"0"42"8497"0"0,-2-14-8052 0 0,1-19-1296 0 0,0-1 0 0 0,1 0-1 0 0,0 1 1 0 0,2 11 0 0 0,-4 24 240 0 0,5-40-66 0 0,1 8 369 0 0,-2-12-427 0 0,-1-7-165 0 0,-2-1-10900 0 0</inkml:trace>
 </inkml:ink>
 </file>
 
@@ -10681,7 +13238,7 @@
   </inkml:definitions>
   <inkml:trace contextRef="#ctx0" brushRef="#br0">15 9 8378 0 0,'-1'5'7875'0'0,"-1"6"-4660"0"0,-4 19-1258 0 0,0 97-13 0 0,7-119-1719 0 0,0-13 536 0 0,0-6-1523 0 0,-3 1-3584 0 0,3-1-5596 0 0</inkml:trace>
   <inkml:trace contextRef="#ctx0" brushRef="#br0" timeOffset="690.24">91 1 6665 0 0,'-6'12'11887'0'0,"2"17"-8810"0"0,2 28-3224 0 0,8 16 242 0 0,-2-63 286 0 0,-3-27-5154 0 0,1-6-3075 0 0,-1 18 4626 0 0,-1 0-813 0 0</inkml:trace>
-  <inkml:trace contextRef="#ctx0" brushRef="#br0" timeOffset="1483.17">174 1 7746 0 0,'0'12'8740'0'0,"1"13"-6963"0"0,-4-11-1586 0 0,2-1 1 0 0,-1 0 0 0 0,2 1-1 0 0,0-1 1 0 0,1 1 0 0 0,2 18-1 0 0,-3-20-114 0 0,0-12-56 0 0,-1 0 1 0 0,1 0-1 0 0,0 1 1 0 0,0-1-1 0 0,0 0 1 0 0,0 1-1 0 0,0-1 1 0 0,0 0-1 0 0,0 1 1 0 0,0-1 0 0 0,0 0-1 0 0,0 1 1 0 0,0-1-1 0 0,0 0 1 0 0,0 1-1 0 0,0-1 1 0 0,0 0-1 0 0,0 1 1 0 0,0-1-1 0 0,0 0 1 0 0,0 0 0 0 0,0 1-1 0 0,0-1 1 0 0,1 0-1 0 0,-1 1 1 0 0,0-1-1 0 0,0 0 1 0 0,0 0-1 0 0,0 1 1 0 0,1-1-1 0 0,-1 0 1 0 0,0 0 0 0 0,0 0-1 0 0,1 1 1 0 0,-1-1-1 0 0,1 0 1 0 0,1 0-260 0 0,-1-4-2639 0 0,-2-3-3701 0 0</inkml:trace>
+  <inkml:trace contextRef="#ctx0" brushRef="#br0" timeOffset="1483.16">174 1 7746 0 0,'0'12'8740'0'0,"1"13"-6963"0"0,-4-11-1586 0 0,2-1 1 0 0,-1 0 0 0 0,2 1-1 0 0,0-1 1 0 0,1 1 0 0 0,2 18-1 0 0,-3-20-114 0 0,0-12-56 0 0,-1 0 1 0 0,1 0-1 0 0,0 1 1 0 0,0-1-1 0 0,0 0 1 0 0,0 1-1 0 0,0-1 1 0 0,0 0-1 0 0,0 1 1 0 0,0-1 0 0 0,0 0-1 0 0,0 1 1 0 0,0-1-1 0 0,0 0 1 0 0,0 1-1 0 0,0-1 1 0 0,0 0-1 0 0,0 1 1 0 0,0-1-1 0 0,0 0 1 0 0,0 0 0 0 0,0 1-1 0 0,0-1 1 0 0,1 0-1 0 0,-1 1 1 0 0,0-1-1 0 0,0 0 1 0 0,0 0-1 0 0,0 1 1 0 0,1-1-1 0 0,-1 0 1 0 0,0 0 0 0 0,0 0-1 0 0,1 1 1 0 0,-1-1-1 0 0,1 0 1 0 0,1 0-260 0 0,-1-4-2639 0 0,-2-3-3701 0 0</inkml:trace>
 </inkml:ink>
 </file>
 
@@ -12097,7 +14654,7 @@
     </inkml:brush>
   </inkml:definitions>
   <inkml:trace contextRef="#ctx0" brushRef="#br0">85 171 5185 0 0,'-1'6'2116'0'0,"1"-8"-613"0"0,0 2-1439 0 0,-1 0 1 0 0,1-1 0 0 0,0 1-1 0 0,0 0 1 0 0,0-1-1 0 0,0 1 1 0 0,1 0 0 0 0,-1 0-1 0 0,0-1 1 0 0,0 1 0 0 0,0 0-1 0 0,0-1 1 0 0,0 1-1 0 0,0 0 1 0 0,0 0 0 0 0,0-1-1 0 0,1 1 1 0 0,-1 0-1 0 0,0 0 1 0 0,0-1 0 0 0,0 1-1 0 0,1 0 1 0 0,-1 0-1 0 0,0 0 1 0 0,0-1 0 0 0,0 1-1 0 0,1 0 1 0 0,-1 0-1 0 0,0 0 1 0 0,0 0 0 0 0,1 0-1 0 0,-1 0 1 0 0,0-1-1 0 0,1 1 1 0 0,12-26 5510 0 0,3-9-4171 0 0,8-17 486 0 0,-18 45-1961 0 0,-2 0 1 0 0,1 0 0 0 0,-1 0 0 0 0,0 0-1 0 0,3-8 1 0 0,-8 12-3090 0 0</inkml:trace>
-  <inkml:trace contextRef="#ctx0" brushRef="#br0" timeOffset="1103.59">67 159 2825 0 0,'4'14'6532'0'0,"1"-10"-4692"0"0,-3-16 282 0 0,-3 10-1813 0 0,1 0 0 0 0,-1 0 1 0 0,0 0-1 0 0,0 0 0 0 0,0 0 1 0 0,0 0-1 0 0,0 0 0 0 0,-1 0 1 0 0,1 0-1 0 0,0 1 0 0 0,-3-3 0 0 0,-14-22 14 0 0,-9-43 1241 0 0,21 55-1525 0 0,-4-7 250 0 0,8 22-144 0 0,4 15-65 0 0,0-10-348 0 0,1 0 1 0 0,-1 0 0 0 0,1-1 0 0 0,0 1 0 0 0,0-1 0 0 0,6 8-1 0 0,-6-9-669 0 0,0 0-1 0 0,0 0 1 0 0,-1 0-1 0 0,1 1 0 0 0,-1-1 1 0 0,0 1-1 0 0,0-1 0 0 0,-1 1 1 0 0,1 0-1 0 0,1 9 1 0 0,-3-12-3164 0 0</inkml:trace>
+  <inkml:trace contextRef="#ctx0" brushRef="#br0" timeOffset="1103.58">67 159 2825 0 0,'4'14'6532'0'0,"1"-10"-4692"0"0,-3-16 282 0 0,-3 10-1813 0 0,1 0 0 0 0,-1 0 1 0 0,0 0-1 0 0,0 0 0 0 0,0 0 1 0 0,0 0-1 0 0,0 0 0 0 0,-1 0 1 0 0,1 0-1 0 0,0 1 0 0 0,-3-3 0 0 0,-14-22 14 0 0,-9-43 1241 0 0,21 55-1525 0 0,-4-7 250 0 0,8 22-144 0 0,4 15-65 0 0,0-10-348 0 0,1 0 1 0 0,-1 0 0 0 0,1-1 0 0 0,0 1 0 0 0,0-1 0 0 0,6 8-1 0 0,-6-9-669 0 0,0 0-1 0 0,0 0 1 0 0,-1 0-1 0 0,1 1 0 0 0,-1-1 1 0 0,0 1-1 0 0,0-1 0 0 0,-1 1 1 0 0,1 0-1 0 0,1 9 1 0 0,-3-12-3164 0 0</inkml:trace>
 </inkml:ink>
 </file>
 
@@ -12450,7 +15007,7 @@
 
 <file path=word/webextensions/taskpanes.xml><?xml version="1.0" encoding="utf-8"?>
 <wetp:taskpanes xmlns:wetp="http://schemas.microsoft.com/office/webextensions/taskpanes/2010/11">
-  <wetp:taskpane dockstate="right" visibility="0" width="350" row="2">
+  <wetp:taskpane dockstate="right" visibility="0" width="350" row="3">
     <wetp:webextensionref xmlns:r="http://schemas.openxmlformats.org/officeDocument/2006/relationships" r:id="rId1"/>
   </wetp:taskpane>
   <wetp:taskpane dockstate="right" visibility="0" width="350" row="2">

--- a/documentation.docx
+++ b/documentation.docx
@@ -1018,7 +1018,7 @@
               </mc:Choice>
               <mc:Fallback>
                 <w:pict>
-                  <v:group w14:anchorId="24F6B6BB" id="Gruppo 2" o:spid="_x0000_s1026" style="position:absolute;margin-left:131.25pt;margin-top:197.85pt;width:468.75pt;height:531.15pt;z-index:-251656192;mso-position-horizontal-relative:page;mso-position-vertical-relative:page" coordsize="43291,44910" o:gfxdata="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">
+                  <v:group w14:anchorId="56D75536" id="Gruppo 2" o:spid="_x0000_s1026" style="position:absolute;margin-left:131.25pt;margin-top:197.85pt;width:468.75pt;height:531.15pt;z-index:-251656192;mso-position-horizontal-relative:page;mso-position-vertical-relative:page" coordsize="43291,44910" o:gfxdata="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">
                     <o:lock v:ext="edit" aspectratio="t"/>
                     <v:shape id="Figura a mano libera 64" o:spid="_x0000_s1027" style="position:absolute;left:15017;width:28274;height:28352;visibility:visible;mso-wrap-style:square;v-text-anchor:top" coordsize="1781,1786" o:gfxdata="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" path="m4,1786l,1782,1776,r5,5l4,1786xe" filled="f" stroked="f">
                       <v:path arrowok="t" o:connecttype="custom" o:connectlocs="6350,2835275;0,2828925;2819400,0;2827338,7938;6350,2835275" o:connectangles="0,0,0,0,0"/>
@@ -3494,21 +3494,19 @@
         <w:t xml:space="preserve">: </w:t>
       </w:r>
       <w:r>
-        <w:t>The system must offer the possibility of communication between different users.</w:t>
-      </w:r>
-    </w:p>
-    <w:p>
-      <w:r>
-        <w:rPr>
-          <w:color w:val="E97132" w:themeColor="accent2"/>
-        </w:rPr>
-        <w:t>F_Req3</w:t>
-      </w:r>
-      <w:r>
-        <w:t xml:space="preserve">: </w:t>
-      </w:r>
-      <w:r>
-        <w:t>The system must offer the possibility to see the orders placed from a particular table.</w:t>
+        <w:t>The system must provide a real-time communication channel for the propagation of order-related events (creation</w:t>
+      </w:r>
+      <w:r>
+        <w:t xml:space="preserve"> and</w:t>
+      </w:r>
+      <w:r>
+        <w:t xml:space="preserve"> status change) from the </w:t>
+      </w:r>
+      <w:r>
+        <w:t>waiter</w:t>
+      </w:r>
+      <w:r>
+        <w:t xml:space="preserve"> generating the event to all affected subscribed clients (kitchen, cash register, dashboard manager)</w:t>
       </w:r>
     </w:p>
     <w:p>
@@ -3517,6 +3515,20 @@
           <w:color w:val="E97132" w:themeColor="accent2"/>
         </w:rPr>
         <w:lastRenderedPageBreak/>
+        <w:t>F_Req3</w:t>
+      </w:r>
+      <w:r>
+        <w:t xml:space="preserve">: </w:t>
+      </w:r>
+      <w:r>
+        <w:t>The system must allow authorized users to view all orders (active and historical) associated with a specific table, with the possibility of filtering by status and time range.</w:t>
+      </w:r>
+    </w:p>
+    <w:p>
+      <w:r>
+        <w:rPr>
+          <w:color w:val="E97132" w:themeColor="accent2"/>
+        </w:rPr>
         <w:t>F_Req4</w:t>
       </w:r>
       <w:r>
@@ -3618,68 +3630,6 @@
       <w:pPr>
         <w:pStyle w:val="Heading3"/>
       </w:pPr>
-      <w:bookmarkStart w:id="9" w:name="_Toc219656274"/>
-      <w:r>
-        <w:rPr>
-          <w:noProof/>
-        </w:rPr>
-        <w:drawing>
-          <wp:anchor distT="0" distB="0" distL="114300" distR="114300" simplePos="0" relativeHeight="251663360" behindDoc="1" locked="0" layoutInCell="1" allowOverlap="1" wp14:anchorId="5C5FE901" wp14:editId="6B9C93A8">
-            <wp:simplePos x="0" y="0"/>
-            <wp:positionH relativeFrom="column">
-              <wp:posOffset>-2540</wp:posOffset>
-            </wp:positionH>
-            <wp:positionV relativeFrom="paragraph">
-              <wp:posOffset>53975</wp:posOffset>
-            </wp:positionV>
-            <wp:extent cx="6120130" cy="6386830"/>
-            <wp:effectExtent l="0" t="0" r="0" b="0"/>
-            <wp:wrapNone/>
-            <wp:docPr id="616553669" name="Picture 14" descr="https://www.draw.io/?open=G1Wro4k0JlCy7qgcaYDz42wVkX2kplrVDS&amp;local-data=%7B%22type%22%3A%22Drive%22%2C%22id%22%3A%221Wro4k0JlCy7qgcaYDz42wVkX2kplrVDS%22%2C%22lastModifiedDate%22%3A%222026-01-15T23%3A30%3A00.641Z%22%2C%22pageId%22%3A%22mSYs8jFOtbkVvdMbbuip%22%2C%22layers%22%3A%5B0%5D%7D"/>
-            <wp:cNvGraphicFramePr>
-              <a:graphicFrameLocks xmlns:a="http://schemas.openxmlformats.org/drawingml/2006/main" noChangeAspect="1"/>
-            </wp:cNvGraphicFramePr>
-            <a:graphic xmlns:a="http://schemas.openxmlformats.org/drawingml/2006/main">
-              <a:graphicData uri="http://schemas.openxmlformats.org/drawingml/2006/picture">
-                <pic:pic xmlns:pic="http://schemas.openxmlformats.org/drawingml/2006/picture">
-                  <pic:nvPicPr>
-                    <pic:cNvPr id="616553669" name="Picture 14" descr="https://www.draw.io/?open=G1Wro4k0JlCy7qgcaYDz42wVkX2kplrVDS&amp;local-data=%7B%22type%22%3A%22Drive%22%2C%22id%22%3A%221Wro4k0JlCy7qgcaYDz42wVkX2kplrVDS%22%2C%22lastModifiedDate%22%3A%222026-01-15T23%3A30%3A00.641Z%22%2C%22pageId%22%3A%22mSYs8jFOtbkVvdMbbuip%22%2C%22layers%22%3A%5B0%5D%7D"/>
-                    <pic:cNvPicPr/>
-                  </pic:nvPicPr>
-                  <pic:blipFill>
-                    <a:blip r:embed="rId8" cstate="print">
-                      <a:extLst>
-                        <a:ext uri="{28A0092B-C50C-407E-A947-70E740481C1C}">
-                          <a14:useLocalDpi xmlns:a14="http://schemas.microsoft.com/office/drawing/2010/main" val="0"/>
-                        </a:ext>
-                      </a:extLst>
-                    </a:blip>
-                    <a:stretch>
-                      <a:fillRect/>
-                    </a:stretch>
-                  </pic:blipFill>
-                  <pic:spPr>
-                    <a:xfrm>
-                      <a:off x="0" y="0"/>
-                      <a:ext cx="6120130" cy="6386830"/>
-                    </a:xfrm>
-                    <a:prstGeom prst="rect">
-                      <a:avLst/>
-                    </a:prstGeom>
-                  </pic:spPr>
-                </pic:pic>
-              </a:graphicData>
-            </a:graphic>
-            <wp14:sizeRelH relativeFrom="page">
-              <wp14:pctWidth>0</wp14:pctWidth>
-            </wp14:sizeRelH>
-            <wp14:sizeRelV relativeFrom="page">
-              <wp14:pctHeight>0</wp14:pctHeight>
-            </wp14:sizeRelV>
-          </wp:anchor>
-        </w:drawing>
-      </w:r>
-      <w:bookmarkEnd w:id="9"/>
     </w:p>
     <w:p>
       <w:pPr>
@@ -3703,7 +3653,7 @@
       <w:pPr>
         <w:pStyle w:val="Heading3"/>
       </w:pPr>
-      <w:bookmarkStart w:id="10" w:name="_Toc219656275"/>
+      <w:bookmarkStart w:id="9" w:name="_Toc219656275"/>
       <w:r>
         <w:lastRenderedPageBreak/>
         <w:t>INTERNAL STEP</w:t>
@@ -3711,7 +3661,7 @@
       <w:r>
         <w:t>:</w:t>
       </w:r>
-      <w:bookmarkEnd w:id="10"/>
+      <w:bookmarkEnd w:id="9"/>
     </w:p>
     <w:p>
       <w:pPr>
@@ -4392,7 +4342,7 @@
       <w:pPr>
         <w:pStyle w:val="Heading2"/>
       </w:pPr>
-      <w:bookmarkStart w:id="11" w:name="_Toc219656276"/>
+      <w:bookmarkStart w:id="10" w:name="_Toc219656276"/>
       <w:r>
         <w:rPr>
           <w:noProof/>
@@ -4424,7 +4374,7 @@
                     </pic:cNvPicPr>
                   </pic:nvPicPr>
                   <pic:blipFill>
-                    <a:blip r:embed="rId9" cstate="print">
+                    <a:blip r:embed="rId8" cstate="print">
                       <a:extLst>
                         <a:ext uri="{28A0092B-C50C-407E-A947-70E740481C1C}">
                           <a14:useLocalDpi xmlns:a14="http://schemas.microsoft.com/office/drawing/2010/main" val="0"/>
@@ -4470,7 +4420,7 @@
       <w:r>
         <w:t>:</w:t>
       </w:r>
-      <w:bookmarkEnd w:id="11"/>
+      <w:bookmarkEnd w:id="10"/>
     </w:p>
     <w:p>
       <w:pPr>
@@ -4503,7 +4453,7 @@
                 <wp:cNvGraphicFramePr/>
                 <a:graphic xmlns:a="http://schemas.openxmlformats.org/drawingml/2006/main">
                   <a:graphicData uri="http://schemas.microsoft.com/office/word/2010/wordprocessingInk">
-                    <w14:contentPart bwMode="auto" r:id="rId10">
+                    <w14:contentPart bwMode="auto" r:id="rId9">
                       <w14:nvContentPartPr>
                         <w14:cNvContentPartPr/>
                       </w14:nvContentPartPr>
@@ -4519,7 +4469,7 @@
           </mc:Choice>
           <mc:Fallback>
             <w:pict>
-              <v:shapetype w14:anchorId="7C6D6F8A" id="_x0000_t75" coordsize="21600,21600" o:spt="75" o:preferrelative="t" path="m@4@5l@4@11@9@11@9@5xe" filled="f" stroked="f">
+              <v:shapetype w14:anchorId="52631FC2" id="_x0000_t75" coordsize="21600,21600" o:spt="75" o:preferrelative="t" path="m@4@5l@4@11@9@11@9@5xe" filled="f" stroked="f">
                 <v:stroke joinstyle="miter"/>
                 <v:formulas>
                   <v:f eqn="if lineDrawn pixelLineWidth 0"/>
@@ -4539,7 +4489,7 @@
                 <o:lock v:ext="edit" aspectratio="t"/>
               </v:shapetype>
               <v:shape id="Ink 178" o:spid="_x0000_s1026" type="#_x0000_t75" style="position:absolute;margin-left:355.65pt;margin-top:98.7pt;width:10.9pt;height:14.4pt;z-index:251792384;visibility:visible;mso-wrap-style:square;mso-wrap-distance-left:9pt;mso-wrap-distance-top:0;mso-wrap-distance-right:9pt;mso-wrap-distance-bottom:0;mso-position-horizontal:absolute;mso-position-horizontal-relative:text;mso-position-vertical:absolute;mso-position-vertical-relative:text" o:gfxdata="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">
-                <v:imagedata r:id="rId11" o:title=""/>
+                <v:imagedata r:id="rId10" o:title=""/>
               </v:shape>
             </w:pict>
           </mc:Fallback>
@@ -4567,7 +4517,7 @@
                 <wp:cNvGraphicFramePr/>
                 <a:graphic xmlns:a="http://schemas.openxmlformats.org/drawingml/2006/main">
                   <a:graphicData uri="http://schemas.microsoft.com/office/word/2010/wordprocessingInk">
-                    <w14:contentPart bwMode="auto" r:id="rId12">
+                    <w14:contentPart bwMode="auto" r:id="rId11">
                       <w14:nvContentPartPr>
                         <w14:cNvContentPartPr/>
                       </w14:nvContentPartPr>
@@ -4583,8 +4533,8 @@
           </mc:Choice>
           <mc:Fallback>
             <w:pict>
-              <v:shape w14:anchorId="122CEDFC" id="Ink 173" o:spid="_x0000_s1026" type="#_x0000_t75" style="position:absolute;margin-left:283.45pt;margin-top:220.9pt;width:1.25pt;height:9.55pt;z-index:251789312;visibility:visible;mso-wrap-style:square;mso-wrap-distance-left:9pt;mso-wrap-distance-top:0;mso-wrap-distance-right:9pt;mso-wrap-distance-bottom:0;mso-position-horizontal:absolute;mso-position-horizontal-relative:text;mso-position-vertical:absolute;mso-position-vertical-relative:text" o:gfxdata="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">
-                <v:imagedata r:id="rId13" o:title=""/>
+              <v:shape w14:anchorId="07EC3023" id="Ink 173" o:spid="_x0000_s1026" type="#_x0000_t75" style="position:absolute;margin-left:283.45pt;margin-top:220.9pt;width:1.25pt;height:9.55pt;z-index:251789312;visibility:visible;mso-wrap-style:square;mso-wrap-distance-left:9pt;mso-wrap-distance-top:0;mso-wrap-distance-right:9pt;mso-wrap-distance-bottom:0;mso-position-horizontal:absolute;mso-position-horizontal-relative:text;mso-position-vertical:absolute;mso-position-vertical-relative:text" o:gfxdata="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">
+                <v:imagedata r:id="rId12" o:title=""/>
               </v:shape>
             </w:pict>
           </mc:Fallback>
@@ -4612,7 +4562,7 @@
                 <wp:cNvGraphicFramePr/>
                 <a:graphic xmlns:a="http://schemas.openxmlformats.org/drawingml/2006/main">
                   <a:graphicData uri="http://schemas.microsoft.com/office/word/2010/wordprocessingInk">
-                    <w14:contentPart bwMode="auto" r:id="rId14">
+                    <w14:contentPart bwMode="auto" r:id="rId13">
                       <w14:nvContentPartPr>
                         <w14:cNvContentPartPr/>
                       </w14:nvContentPartPr>
@@ -4628,8 +4578,8 @@
           </mc:Choice>
           <mc:Fallback>
             <w:pict>
-              <v:shape w14:anchorId="52E8BB76" id="Ink 168" o:spid="_x0000_s1026" type="#_x0000_t75" style="position:absolute;margin-left:285.8pt;margin-top:113.4pt;width:6.8pt;height:6.45pt;z-index:251786240;visibility:visible;mso-wrap-style:square;mso-wrap-distance-left:9pt;mso-wrap-distance-top:0;mso-wrap-distance-right:9pt;mso-wrap-distance-bottom:0;mso-position-horizontal:absolute;mso-position-horizontal-relative:text;mso-position-vertical:absolute;mso-position-vertical-relative:text" o:gfxdata="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">
-                <v:imagedata r:id="rId15" o:title=""/>
+              <v:shape w14:anchorId="63CEFBD1" id="Ink 168" o:spid="_x0000_s1026" type="#_x0000_t75" style="position:absolute;margin-left:285.8pt;margin-top:113.4pt;width:6.8pt;height:6.45pt;z-index:251786240;visibility:visible;mso-wrap-style:square;mso-wrap-distance-left:9pt;mso-wrap-distance-top:0;mso-wrap-distance-right:9pt;mso-wrap-distance-bottom:0;mso-position-horizontal:absolute;mso-position-horizontal-relative:text;mso-position-vertical:absolute;mso-position-vertical-relative:text" o:gfxdata="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">
+                <v:imagedata r:id="rId14" o:title=""/>
               </v:shape>
             </w:pict>
           </mc:Fallback>
@@ -4657,7 +4607,7 @@
                 <wp:cNvGraphicFramePr/>
                 <a:graphic xmlns:a="http://schemas.openxmlformats.org/drawingml/2006/main">
                   <a:graphicData uri="http://schemas.microsoft.com/office/word/2010/wordprocessingInk">
-                    <w14:contentPart bwMode="auto" r:id="rId16">
+                    <w14:contentPart bwMode="auto" r:id="rId15">
                       <w14:nvContentPartPr>
                         <w14:cNvContentPartPr/>
                       </w14:nvContentPartPr>
@@ -4673,8 +4623,8 @@
           </mc:Choice>
           <mc:Fallback>
             <w:pict>
-              <v:shape w14:anchorId="0C3847AD" id="Ink 167" o:spid="_x0000_s1026" type="#_x0000_t75" style="position:absolute;margin-left:47.25pt;margin-top:367.55pt;width:3.3pt;height:7.5pt;z-index:251785216;visibility:visible;mso-wrap-style:square;mso-wrap-distance-left:9pt;mso-wrap-distance-top:0;mso-wrap-distance-right:9pt;mso-wrap-distance-bottom:0;mso-position-horizontal:absolute;mso-position-horizontal-relative:text;mso-position-vertical:absolute;mso-position-vertical-relative:text" o:gfxdata="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">
-                <v:imagedata r:id="rId17" o:title=""/>
+              <v:shape w14:anchorId="03582C76" id="Ink 167" o:spid="_x0000_s1026" type="#_x0000_t75" style="position:absolute;margin-left:47.25pt;margin-top:367.55pt;width:3.3pt;height:7.5pt;z-index:251785216;visibility:visible;mso-wrap-style:square;mso-wrap-distance-left:9pt;mso-wrap-distance-top:0;mso-wrap-distance-right:9pt;mso-wrap-distance-bottom:0;mso-position-horizontal:absolute;mso-position-horizontal-relative:text;mso-position-vertical:absolute;mso-position-vertical-relative:text" o:gfxdata="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">
+                <v:imagedata r:id="rId16" o:title=""/>
               </v:shape>
             </w:pict>
           </mc:Fallback>
@@ -4702,7 +4652,7 @@
                 <wp:cNvGraphicFramePr/>
                 <a:graphic xmlns:a="http://schemas.openxmlformats.org/drawingml/2006/main">
                   <a:graphicData uri="http://schemas.microsoft.com/office/word/2010/wordprocessingInk">
-                    <w14:contentPart bwMode="auto" r:id="rId18">
+                    <w14:contentPart bwMode="auto" r:id="rId17">
                       <w14:nvContentPartPr>
                         <w14:cNvContentPartPr/>
                       </w14:nvContentPartPr>
@@ -4718,8 +4668,8 @@
           </mc:Choice>
           <mc:Fallback>
             <w:pict>
-              <v:shape w14:anchorId="690F097A" id="Ink 163" o:spid="_x0000_s1026" type="#_x0000_t75" style="position:absolute;margin-left:49.2pt;margin-top:241.15pt;width:4.3pt;height:5.6pt;z-index:251784192;visibility:visible;mso-wrap-style:square;mso-wrap-distance-left:9pt;mso-wrap-distance-top:0;mso-wrap-distance-right:9pt;mso-wrap-distance-bottom:0;mso-position-horizontal:absolute;mso-position-horizontal-relative:text;mso-position-vertical:absolute;mso-position-vertical-relative:text" o:gfxdata="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">
-                <v:imagedata r:id="rId19" o:title=""/>
+              <v:shape w14:anchorId="59B6E82F" id="Ink 163" o:spid="_x0000_s1026" type="#_x0000_t75" style="position:absolute;margin-left:49.2pt;margin-top:241.15pt;width:4.3pt;height:5.6pt;z-index:251784192;visibility:visible;mso-wrap-style:square;mso-wrap-distance-left:9pt;mso-wrap-distance-top:0;mso-wrap-distance-right:9pt;mso-wrap-distance-bottom:0;mso-position-horizontal:absolute;mso-position-horizontal-relative:text;mso-position-vertical:absolute;mso-position-vertical-relative:text" o:gfxdata="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">
+                <v:imagedata r:id="rId18" o:title=""/>
               </v:shape>
             </w:pict>
           </mc:Fallback>
@@ -4747,7 +4697,7 @@
                 <wp:cNvGraphicFramePr/>
                 <a:graphic xmlns:a="http://schemas.openxmlformats.org/drawingml/2006/main">
                   <a:graphicData uri="http://schemas.microsoft.com/office/word/2010/wordprocessingInk">
-                    <w14:contentPart bwMode="auto" r:id="rId20">
+                    <w14:contentPart bwMode="auto" r:id="rId19">
                       <w14:nvContentPartPr>
                         <w14:cNvContentPartPr/>
                       </w14:nvContentPartPr>
@@ -4766,8 +4716,8 @@
           </mc:Choice>
           <mc:Fallback>
             <w:pict>
-              <v:shape w14:anchorId="3DC2F961" id="Ink 161" o:spid="_x0000_s1026" type="#_x0000_t75" style="position:absolute;margin-left:46.5pt;margin-top:240.4pt;width:1.25pt;height:7.3pt;z-index:251783168;visibility:visible;mso-wrap-style:square;mso-width-percent:0;mso-wrap-distance-left:9pt;mso-wrap-distance-top:0;mso-wrap-distance-right:9pt;mso-wrap-distance-bottom:0;mso-position-horizontal:absolute;mso-position-horizontal-relative:text;mso-position-vertical:absolute;mso-position-vertical-relative:text;mso-width-percent:0;mso-width-relative:margin" o:gfxdata="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">
-                <v:imagedata r:id="rId21" o:title=""/>
+              <v:shape w14:anchorId="7E98B8B7" id="Ink 161" o:spid="_x0000_s1026" type="#_x0000_t75" style="position:absolute;margin-left:46.5pt;margin-top:240.4pt;width:1.25pt;height:7.3pt;z-index:251783168;visibility:visible;mso-wrap-style:square;mso-width-percent:0;mso-wrap-distance-left:9pt;mso-wrap-distance-top:0;mso-wrap-distance-right:9pt;mso-wrap-distance-bottom:0;mso-position-horizontal:absolute;mso-position-horizontal-relative:text;mso-position-vertical:absolute;mso-position-vertical-relative:text;mso-width-percent:0;mso-width-relative:margin" o:gfxdata="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">
+                <v:imagedata r:id="rId20" o:title=""/>
               </v:shape>
             </w:pict>
           </mc:Fallback>
@@ -4795,7 +4745,7 @@
                 <wp:cNvGraphicFramePr/>
                 <a:graphic xmlns:a="http://schemas.openxmlformats.org/drawingml/2006/main">
                   <a:graphicData uri="http://schemas.microsoft.com/office/word/2010/wordprocessingInk">
-                    <w14:contentPart bwMode="auto" r:id="rId22">
+                    <w14:contentPart bwMode="auto" r:id="rId21">
                       <w14:nvContentPartPr>
                         <w14:cNvContentPartPr/>
                       </w14:nvContentPartPr>
@@ -4811,8 +4761,8 @@
           </mc:Choice>
           <mc:Fallback>
             <w:pict>
-              <v:shape w14:anchorId="7D21B26C" id="Ink 154" o:spid="_x0000_s1026" type="#_x0000_t75" style="position:absolute;margin-left:-28.7pt;margin-top:202.6pt;width:1.3pt;height:12.25pt;z-index:251779072;visibility:visible;mso-wrap-style:square;mso-wrap-distance-left:9pt;mso-wrap-distance-top:0;mso-wrap-distance-right:9pt;mso-wrap-distance-bottom:0;mso-position-horizontal:absolute;mso-position-horizontal-relative:text;mso-position-vertical:absolute;mso-position-vertical-relative:text" o:gfxdata="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">
-                <v:imagedata r:id="rId23" o:title=""/>
+              <v:shape w14:anchorId="495CEFB4" id="Ink 154" o:spid="_x0000_s1026" type="#_x0000_t75" style="position:absolute;margin-left:-28.7pt;margin-top:202.6pt;width:1.3pt;height:12.25pt;z-index:251779072;visibility:visible;mso-wrap-style:square;mso-wrap-distance-left:9pt;mso-wrap-distance-top:0;mso-wrap-distance-right:9pt;mso-wrap-distance-bottom:0;mso-position-horizontal:absolute;mso-position-horizontal-relative:text;mso-position-vertical:absolute;mso-position-vertical-relative:text" o:gfxdata="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">
+                <v:imagedata r:id="rId22" o:title=""/>
               </v:shape>
             </w:pict>
           </mc:Fallback>
@@ -4840,7 +4790,7 @@
                 <wp:cNvGraphicFramePr/>
                 <a:graphic xmlns:a="http://schemas.openxmlformats.org/drawingml/2006/main">
                   <a:graphicData uri="http://schemas.microsoft.com/office/word/2010/wordprocessingInk">
-                    <w14:contentPart bwMode="auto" r:id="rId24">
+                    <w14:contentPart bwMode="auto" r:id="rId23">
                       <w14:nvContentPartPr>
                         <w14:cNvContentPartPr/>
                       </w14:nvContentPartPr>
@@ -4856,8 +4806,8 @@
           </mc:Choice>
           <mc:Fallback>
             <w:pict>
-              <v:shape w14:anchorId="3AF4E4F7" id="Ink 146" o:spid="_x0000_s1026" type="#_x0000_t75" style="position:absolute;margin-left:-31.2pt;margin-top:263.9pt;width:5.6pt;height:5.7pt;z-index:251776000;visibility:visible;mso-wrap-style:square;mso-wrap-distance-left:9pt;mso-wrap-distance-top:0;mso-wrap-distance-right:9pt;mso-wrap-distance-bottom:0;mso-position-horizontal:absolute;mso-position-horizontal-relative:text;mso-position-vertical:absolute;mso-position-vertical-relative:text" o:gfxdata="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">
-                <v:imagedata r:id="rId25" o:title=""/>
+              <v:shape w14:anchorId="64A95FCA" id="Ink 146" o:spid="_x0000_s1026" type="#_x0000_t75" style="position:absolute;margin-left:-31.2pt;margin-top:263.9pt;width:5.6pt;height:5.7pt;z-index:251776000;visibility:visible;mso-wrap-style:square;mso-wrap-distance-left:9pt;mso-wrap-distance-top:0;mso-wrap-distance-right:9pt;mso-wrap-distance-bottom:0;mso-position-horizontal:absolute;mso-position-horizontal-relative:text;mso-position-vertical:absolute;mso-position-vertical-relative:text" o:gfxdata="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">
+                <v:imagedata r:id="rId24" o:title=""/>
               </v:shape>
             </w:pict>
           </mc:Fallback>
@@ -4885,7 +4835,7 @@
                 <wp:cNvGraphicFramePr/>
                 <a:graphic xmlns:a="http://schemas.openxmlformats.org/drawingml/2006/main">
                   <a:graphicData uri="http://schemas.microsoft.com/office/word/2010/wordprocessingInk">
-                    <w14:contentPart bwMode="auto" r:id="rId26">
+                    <w14:contentPart bwMode="auto" r:id="rId25">
                       <w14:nvContentPartPr>
                         <w14:cNvContentPartPr/>
                       </w14:nvContentPartPr>
@@ -4901,8 +4851,8 @@
           </mc:Choice>
           <mc:Fallback>
             <w:pict>
-              <v:shape w14:anchorId="6C80D32A" id="Ink 143" o:spid="_x0000_s1026" type="#_x0000_t75" style="position:absolute;margin-left:237.4pt;margin-top:365.65pt;width:4.45pt;height:9pt;z-index:251772928;visibility:visible;mso-wrap-style:square;mso-wrap-distance-left:9pt;mso-wrap-distance-top:0;mso-wrap-distance-right:9pt;mso-wrap-distance-bottom:0;mso-position-horizontal:absolute;mso-position-horizontal-relative:text;mso-position-vertical:absolute;mso-position-vertical-relative:text" o:gfxdata="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">
-                <v:imagedata r:id="rId27" o:title=""/>
+              <v:shape w14:anchorId="052E69D4" id="Ink 143" o:spid="_x0000_s1026" type="#_x0000_t75" style="position:absolute;margin-left:237.4pt;margin-top:365.65pt;width:4.45pt;height:9pt;z-index:251772928;visibility:visible;mso-wrap-style:square;mso-wrap-distance-left:9pt;mso-wrap-distance-top:0;mso-wrap-distance-right:9pt;mso-wrap-distance-bottom:0;mso-position-horizontal:absolute;mso-position-horizontal-relative:text;mso-position-vertical:absolute;mso-position-vertical-relative:text" o:gfxdata="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">
+                <v:imagedata r:id="rId26" o:title=""/>
               </v:shape>
             </w:pict>
           </mc:Fallback>
@@ -4930,7 +4880,7 @@
                 <wp:cNvGraphicFramePr/>
                 <a:graphic xmlns:a="http://schemas.openxmlformats.org/drawingml/2006/main">
                   <a:graphicData uri="http://schemas.microsoft.com/office/word/2010/wordprocessingInk">
-                    <w14:contentPart bwMode="auto" r:id="rId28">
+                    <w14:contentPart bwMode="auto" r:id="rId27">
                       <w14:nvContentPartPr>
                         <w14:cNvContentPartPr/>
                       </w14:nvContentPartPr>
@@ -4946,8 +4896,8 @@
           </mc:Choice>
           <mc:Fallback>
             <w:pict>
-              <v:shape w14:anchorId="7657CBED" id="Ink 142" o:spid="_x0000_s1026" type="#_x0000_t75" style="position:absolute;margin-left:96.4pt;margin-top:347.9pt;width:5.85pt;height:7.75pt;z-index:251771904;visibility:visible;mso-wrap-style:square;mso-wrap-distance-left:9pt;mso-wrap-distance-top:0;mso-wrap-distance-right:9pt;mso-wrap-distance-bottom:0;mso-position-horizontal:absolute;mso-position-horizontal-relative:text;mso-position-vertical:absolute;mso-position-vertical-relative:text" o:gfxdata="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">
-                <v:imagedata r:id="rId29" o:title=""/>
+              <v:shape w14:anchorId="20CFE0BA" id="Ink 142" o:spid="_x0000_s1026" type="#_x0000_t75" style="position:absolute;margin-left:96.4pt;margin-top:347.9pt;width:5.85pt;height:7.75pt;z-index:251771904;visibility:visible;mso-wrap-style:square;mso-wrap-distance-left:9pt;mso-wrap-distance-top:0;mso-wrap-distance-right:9pt;mso-wrap-distance-bottom:0;mso-position-horizontal:absolute;mso-position-horizontal-relative:text;mso-position-vertical:absolute;mso-position-vertical-relative:text" o:gfxdata="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">
+                <v:imagedata r:id="rId28" o:title=""/>
               </v:shape>
             </w:pict>
           </mc:Fallback>
@@ -4975,7 +4925,7 @@
                 <wp:cNvGraphicFramePr/>
                 <a:graphic xmlns:a="http://schemas.openxmlformats.org/drawingml/2006/main">
                   <a:graphicData uri="http://schemas.microsoft.com/office/word/2010/wordprocessingInk">
-                    <w14:contentPart bwMode="auto" r:id="rId30">
+                    <w14:contentPart bwMode="auto" r:id="rId29">
                       <w14:nvContentPartPr>
                         <w14:cNvContentPartPr/>
                       </w14:nvContentPartPr>
@@ -4991,8 +4941,8 @@
           </mc:Choice>
           <mc:Fallback>
             <w:pict>
-              <v:shape w14:anchorId="5826E544" id="Ink 141" o:spid="_x0000_s1026" type="#_x0000_t75" style="position:absolute;margin-left:178.25pt;margin-top:347pt;width:3.65pt;height:7.45pt;z-index:251770880;visibility:visible;mso-wrap-style:square;mso-wrap-distance-left:9pt;mso-wrap-distance-top:0;mso-wrap-distance-right:9pt;mso-wrap-distance-bottom:0;mso-position-horizontal:absolute;mso-position-horizontal-relative:text;mso-position-vertical:absolute;mso-position-vertical-relative:text" o:gfxdata="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">
-                <v:imagedata r:id="rId31" o:title=""/>
+              <v:shape w14:anchorId="427F4C64" id="Ink 141" o:spid="_x0000_s1026" type="#_x0000_t75" style="position:absolute;margin-left:178.25pt;margin-top:347pt;width:3.65pt;height:7.45pt;z-index:251770880;visibility:visible;mso-wrap-style:square;mso-wrap-distance-left:9pt;mso-wrap-distance-top:0;mso-wrap-distance-right:9pt;mso-wrap-distance-bottom:0;mso-position-horizontal:absolute;mso-position-horizontal-relative:text;mso-position-vertical:absolute;mso-position-vertical-relative:text" o:gfxdata="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">
+                <v:imagedata r:id="rId30" o:title=""/>
               </v:shape>
             </w:pict>
           </mc:Fallback>
@@ -5020,7 +4970,7 @@
                 <wp:cNvGraphicFramePr/>
                 <a:graphic xmlns:a="http://schemas.openxmlformats.org/drawingml/2006/main">
                   <a:graphicData uri="http://schemas.microsoft.com/office/word/2010/wordprocessingInk">
-                    <w14:contentPart bwMode="auto" r:id="rId32">
+                    <w14:contentPart bwMode="auto" r:id="rId31">
                       <w14:nvContentPartPr>
                         <w14:cNvContentPartPr/>
                       </w14:nvContentPartPr>
@@ -5036,8 +4986,8 @@
           </mc:Choice>
           <mc:Fallback>
             <w:pict>
-              <v:shape w14:anchorId="4E027608" id="Ink 140" o:spid="_x0000_s1026" type="#_x0000_t75" style="position:absolute;margin-left:159.1pt;margin-top:250.9pt;width:3.65pt;height:6.45pt;z-index:251769856;visibility:visible;mso-wrap-style:square;mso-wrap-distance-left:9pt;mso-wrap-distance-top:0;mso-wrap-distance-right:9pt;mso-wrap-distance-bottom:0;mso-position-horizontal:absolute;mso-position-horizontal-relative:text;mso-position-vertical:absolute;mso-position-vertical-relative:text" o:gfxdata="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">
-                <v:imagedata r:id="rId33" o:title=""/>
+              <v:shape w14:anchorId="35A1A1FE" id="Ink 140" o:spid="_x0000_s1026" type="#_x0000_t75" style="position:absolute;margin-left:159.1pt;margin-top:250.9pt;width:3.65pt;height:6.45pt;z-index:251769856;visibility:visible;mso-wrap-style:square;mso-wrap-distance-left:9pt;mso-wrap-distance-top:0;mso-wrap-distance-right:9pt;mso-wrap-distance-bottom:0;mso-position-horizontal:absolute;mso-position-horizontal-relative:text;mso-position-vertical:absolute;mso-position-vertical-relative:text" o:gfxdata="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">
+                <v:imagedata r:id="rId32" o:title=""/>
               </v:shape>
             </w:pict>
           </mc:Fallback>
@@ -5065,7 +5015,7 @@
                 <wp:cNvGraphicFramePr/>
                 <a:graphic xmlns:a="http://schemas.openxmlformats.org/drawingml/2006/main">
                   <a:graphicData uri="http://schemas.microsoft.com/office/word/2010/wordprocessingInk">
-                    <w14:contentPart bwMode="auto" r:id="rId34">
+                    <w14:contentPart bwMode="auto" r:id="rId33">
                       <w14:nvContentPartPr>
                         <w14:cNvContentPartPr/>
                       </w14:nvContentPartPr>
@@ -5081,8 +5031,8 @@
           </mc:Choice>
           <mc:Fallback>
             <w:pict>
-              <v:shape w14:anchorId="7D7BECAF" id="Ink 137" o:spid="_x0000_s1026" type="#_x0000_t75" style="position:absolute;margin-left:220.85pt;margin-top:245.95pt;width:6pt;height:6.35pt;z-index:251766784;visibility:visible;mso-wrap-style:square;mso-wrap-distance-left:9pt;mso-wrap-distance-top:0;mso-wrap-distance-right:9pt;mso-wrap-distance-bottom:0;mso-position-horizontal:absolute;mso-position-horizontal-relative:text;mso-position-vertical:absolute;mso-position-vertical-relative:text" o:gfxdata="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">
-                <v:imagedata r:id="rId35" o:title=""/>
+              <v:shape w14:anchorId="1AF6AC7E" id="Ink 137" o:spid="_x0000_s1026" type="#_x0000_t75" style="position:absolute;margin-left:220.85pt;margin-top:245.95pt;width:6pt;height:6.35pt;z-index:251766784;visibility:visible;mso-wrap-style:square;mso-wrap-distance-left:9pt;mso-wrap-distance-top:0;mso-wrap-distance-right:9pt;mso-wrap-distance-bottom:0;mso-position-horizontal:absolute;mso-position-horizontal-relative:text;mso-position-vertical:absolute;mso-position-vertical-relative:text" o:gfxdata="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">
+                <v:imagedata r:id="rId34" o:title=""/>
               </v:shape>
             </w:pict>
           </mc:Fallback>
@@ -5110,7 +5060,7 @@
                 <wp:cNvGraphicFramePr/>
                 <a:graphic xmlns:a="http://schemas.openxmlformats.org/drawingml/2006/main">
                   <a:graphicData uri="http://schemas.microsoft.com/office/word/2010/wordprocessingInk">
-                    <w14:contentPart bwMode="auto" r:id="rId36">
+                    <w14:contentPart bwMode="auto" r:id="rId35">
                       <w14:nvContentPartPr>
                         <w14:cNvContentPartPr/>
                       </w14:nvContentPartPr>
@@ -5126,8 +5076,8 @@
           </mc:Choice>
           <mc:Fallback>
             <w:pict>
-              <v:shape w14:anchorId="176AD8D6" id="Ink 124" o:spid="_x0000_s1026" type="#_x0000_t75" style="position:absolute;margin-left:199.4pt;margin-top:113pt;width:9.4pt;height:12.4pt;z-index:251756544;visibility:visible;mso-wrap-style:square;mso-wrap-distance-left:9pt;mso-wrap-distance-top:0;mso-wrap-distance-right:9pt;mso-wrap-distance-bottom:0;mso-position-horizontal:absolute;mso-position-horizontal-relative:text;mso-position-vertical:absolute;mso-position-vertical-relative:text" o:gfxdata="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">
-                <v:imagedata r:id="rId37" o:title=""/>
+              <v:shape w14:anchorId="26ACEFA8" id="Ink 124" o:spid="_x0000_s1026" type="#_x0000_t75" style="position:absolute;margin-left:199.4pt;margin-top:113pt;width:9.4pt;height:12.4pt;z-index:251756544;visibility:visible;mso-wrap-style:square;mso-wrap-distance-left:9pt;mso-wrap-distance-top:0;mso-wrap-distance-right:9pt;mso-wrap-distance-bottom:0;mso-position-horizontal:absolute;mso-position-horizontal-relative:text;mso-position-vertical:absolute;mso-position-vertical-relative:text" o:gfxdata="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">
+                <v:imagedata r:id="rId36" o:title=""/>
               </v:shape>
             </w:pict>
           </mc:Fallback>
@@ -5155,7 +5105,7 @@
                 <wp:cNvGraphicFramePr/>
                 <a:graphic xmlns:a="http://schemas.openxmlformats.org/drawingml/2006/main">
                   <a:graphicData uri="http://schemas.microsoft.com/office/word/2010/wordprocessingInk">
-                    <w14:contentPart bwMode="auto" r:id="rId38">
+                    <w14:contentPart bwMode="auto" r:id="rId37">
                       <w14:nvContentPartPr>
                         <w14:cNvContentPartPr/>
                       </w14:nvContentPartPr>
@@ -5171,8 +5121,8 @@
           </mc:Choice>
           <mc:Fallback>
             <w:pict>
-              <v:shape w14:anchorId="2DFF4C9D" id="Ink 121" o:spid="_x0000_s1026" type="#_x0000_t75" style="position:absolute;margin-left:102.75pt;margin-top:103.15pt;width:11.75pt;height:18pt;z-index:251753472;visibility:visible;mso-wrap-style:square;mso-wrap-distance-left:9pt;mso-wrap-distance-top:0;mso-wrap-distance-right:9pt;mso-wrap-distance-bottom:0;mso-position-horizontal:absolute;mso-position-horizontal-relative:text;mso-position-vertical:absolute;mso-position-vertical-relative:text" o:gfxdata="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">
-                <v:imagedata r:id="rId39" o:title=""/>
+              <v:shape w14:anchorId="17C5470E" id="Ink 121" o:spid="_x0000_s1026" type="#_x0000_t75" style="position:absolute;margin-left:102.75pt;margin-top:103.15pt;width:11.75pt;height:18pt;z-index:251753472;visibility:visible;mso-wrap-style:square;mso-wrap-distance-left:9pt;mso-wrap-distance-top:0;mso-wrap-distance-right:9pt;mso-wrap-distance-bottom:0;mso-position-horizontal:absolute;mso-position-horizontal-relative:text;mso-position-vertical:absolute;mso-position-vertical-relative:text" o:gfxdata="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">
+                <v:imagedata r:id="rId38" o:title=""/>
               </v:shape>
             </w:pict>
           </mc:Fallback>
@@ -5200,7 +5150,7 @@
                 <wp:cNvGraphicFramePr/>
                 <a:graphic xmlns:a="http://schemas.openxmlformats.org/drawingml/2006/main">
                   <a:graphicData uri="http://schemas.microsoft.com/office/word/2010/wordprocessingInk">
-                    <w14:contentPart bwMode="auto" r:id="rId40">
+                    <w14:contentPart bwMode="auto" r:id="rId39">
                       <w14:nvContentPartPr>
                         <w14:cNvContentPartPr/>
                       </w14:nvContentPartPr>
@@ -5222,8 +5172,8 @@
           </mc:Choice>
           <mc:Fallback>
             <w:pict>
-              <v:shape w14:anchorId="4415FFA8" id="Ink 120" o:spid="_x0000_s1026" type="#_x0000_t75" style="position:absolute;margin-left:99.5pt;margin-top:111.7pt;width:10.45pt;height:8.95pt;z-index:251752448;visibility:visible;mso-wrap-style:square;mso-width-percent:0;mso-height-percent:0;mso-wrap-distance-left:9pt;mso-wrap-distance-top:0;mso-wrap-distance-right:9pt;mso-wrap-distance-bottom:0;mso-position-horizontal:absolute;mso-position-horizontal-relative:text;mso-position-vertical:absolute;mso-position-vertical-relative:text;mso-width-percent:0;mso-height-percent:0;mso-width-relative:margin;mso-height-relative:margin" o:gfxdata="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">
-                <v:imagedata r:id="rId41" o:title=""/>
+              <v:shape w14:anchorId="6020B1B7" id="Ink 120" o:spid="_x0000_s1026" type="#_x0000_t75" style="position:absolute;margin-left:99.5pt;margin-top:111.7pt;width:10.45pt;height:8.95pt;z-index:251752448;visibility:visible;mso-wrap-style:square;mso-width-percent:0;mso-height-percent:0;mso-wrap-distance-left:9pt;mso-wrap-distance-top:0;mso-wrap-distance-right:9pt;mso-wrap-distance-bottom:0;mso-position-horizontal:absolute;mso-position-horizontal-relative:text;mso-position-vertical:absolute;mso-position-vertical-relative:text;mso-width-percent:0;mso-height-percent:0;mso-width-relative:margin;mso-height-relative:margin" o:gfxdata="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">
+                <v:imagedata r:id="rId40" o:title=""/>
               </v:shape>
             </w:pict>
           </mc:Fallback>
@@ -5251,7 +5201,7 @@
                 <wp:cNvGraphicFramePr/>
                 <a:graphic xmlns:a="http://schemas.openxmlformats.org/drawingml/2006/main">
                   <a:graphicData uri="http://schemas.microsoft.com/office/word/2010/wordprocessingInk">
-                    <w14:contentPart bwMode="auto" r:id="rId42">
+                    <w14:contentPart bwMode="auto" r:id="rId41">
                       <w14:nvContentPartPr>
                         <w14:cNvContentPartPr/>
                       </w14:nvContentPartPr>
@@ -5267,8 +5217,8 @@
           </mc:Choice>
           <mc:Fallback>
             <w:pict>
-              <v:shape w14:anchorId="11D68FA4" id="Ink 115" o:spid="_x0000_s1026" type="#_x0000_t75" style="position:absolute;margin-left:113.7pt;margin-top:382.15pt;width:43.15pt;height:15.55pt;z-index:251748352;visibility:visible;mso-wrap-style:square;mso-wrap-distance-left:9pt;mso-wrap-distance-top:0;mso-wrap-distance-right:9pt;mso-wrap-distance-bottom:0;mso-position-horizontal:absolute;mso-position-horizontal-relative:text;mso-position-vertical:absolute;mso-position-vertical-relative:text" o:gfxdata="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">
-                <v:imagedata r:id="rId43" o:title=""/>
+              <v:shape w14:anchorId="78C5A9B6" id="Ink 115" o:spid="_x0000_s1026" type="#_x0000_t75" style="position:absolute;margin-left:113.7pt;margin-top:382.15pt;width:43.15pt;height:15.55pt;z-index:251748352;visibility:visible;mso-wrap-style:square;mso-wrap-distance-left:9pt;mso-wrap-distance-top:0;mso-wrap-distance-right:9pt;mso-wrap-distance-bottom:0;mso-position-horizontal:absolute;mso-position-horizontal-relative:text;mso-position-vertical:absolute;mso-position-vertical-relative:text" o:gfxdata="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">
+                <v:imagedata r:id="rId42" o:title=""/>
               </v:shape>
             </w:pict>
           </mc:Fallback>
@@ -5296,7 +5246,7 @@
                 <wp:cNvGraphicFramePr/>
                 <a:graphic xmlns:a="http://schemas.openxmlformats.org/drawingml/2006/main">
                   <a:graphicData uri="http://schemas.microsoft.com/office/word/2010/wordprocessingInk">
-                    <w14:contentPart bwMode="auto" r:id="rId44">
+                    <w14:contentPart bwMode="auto" r:id="rId43">
                       <w14:nvContentPartPr>
                         <w14:cNvContentPartPr/>
                       </w14:nvContentPartPr>
@@ -5312,8 +5262,8 @@
           </mc:Choice>
           <mc:Fallback>
             <w:pict>
-              <v:shape w14:anchorId="12C5EB2F" id="Ink 110" o:spid="_x0000_s1026" type="#_x0000_t75" style="position:absolute;margin-left:108.25pt;margin-top:393.35pt;width:8.55pt;height:1.6pt;z-index:251745280;visibility:visible;mso-wrap-style:square;mso-wrap-distance-left:9pt;mso-wrap-distance-top:0;mso-wrap-distance-right:9pt;mso-wrap-distance-bottom:0;mso-position-horizontal:absolute;mso-position-horizontal-relative:text;mso-position-vertical:absolute;mso-position-vertical-relative:text" o:gfxdata="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">
-                <v:imagedata r:id="rId45" o:title=""/>
+              <v:shape w14:anchorId="488146C5" id="Ink 110" o:spid="_x0000_s1026" type="#_x0000_t75" style="position:absolute;margin-left:108.25pt;margin-top:393.35pt;width:8.55pt;height:1.6pt;z-index:251745280;visibility:visible;mso-wrap-style:square;mso-wrap-distance-left:9pt;mso-wrap-distance-top:0;mso-wrap-distance-right:9pt;mso-wrap-distance-bottom:0;mso-position-horizontal:absolute;mso-position-horizontal-relative:text;mso-position-vertical:absolute;mso-position-vertical-relative:text" o:gfxdata="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">
+                <v:imagedata r:id="rId44" o:title=""/>
               </v:shape>
             </w:pict>
           </mc:Fallback>
@@ -5341,7 +5291,7 @@
                 <wp:cNvGraphicFramePr/>
                 <a:graphic xmlns:a="http://schemas.openxmlformats.org/drawingml/2006/main">
                   <a:graphicData uri="http://schemas.microsoft.com/office/word/2010/wordprocessingInk">
-                    <w14:contentPart bwMode="auto" r:id="rId46">
+                    <w14:contentPart bwMode="auto" r:id="rId45">
                       <w14:nvContentPartPr>
                         <w14:cNvContentPartPr/>
                       </w14:nvContentPartPr>
@@ -5357,8 +5307,8 @@
           </mc:Choice>
           <mc:Fallback>
             <w:pict>
-              <v:shape w14:anchorId="22B620F1" id="Ink 109" o:spid="_x0000_s1026" type="#_x0000_t75" style="position:absolute;margin-left:98.15pt;margin-top:384.75pt;width:6.05pt;height:6.1pt;z-index:251744256;visibility:visible;mso-wrap-style:square;mso-wrap-distance-left:9pt;mso-wrap-distance-top:0;mso-wrap-distance-right:9pt;mso-wrap-distance-bottom:0;mso-position-horizontal:absolute;mso-position-horizontal-relative:text;mso-position-vertical:absolute;mso-position-vertical-relative:text" o:gfxdata="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">
-                <v:imagedata r:id="rId47" o:title=""/>
+              <v:shape w14:anchorId="02999720" id="Ink 109" o:spid="_x0000_s1026" type="#_x0000_t75" style="position:absolute;margin-left:98.15pt;margin-top:384.75pt;width:6.05pt;height:6.1pt;z-index:251744256;visibility:visible;mso-wrap-style:square;mso-wrap-distance-left:9pt;mso-wrap-distance-top:0;mso-wrap-distance-right:9pt;mso-wrap-distance-bottom:0;mso-position-horizontal:absolute;mso-position-horizontal-relative:text;mso-position-vertical:absolute;mso-position-vertical-relative:text" o:gfxdata="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">
+                <v:imagedata r:id="rId46" o:title=""/>
               </v:shape>
             </w:pict>
           </mc:Fallback>
@@ -5386,7 +5336,7 @@
                 <wp:cNvGraphicFramePr/>
                 <a:graphic xmlns:a="http://schemas.openxmlformats.org/drawingml/2006/main">
                   <a:graphicData uri="http://schemas.microsoft.com/office/word/2010/wordprocessingInk">
-                    <w14:contentPart bwMode="auto" r:id="rId48">
+                    <w14:contentPart bwMode="auto" r:id="rId47">
                       <w14:nvContentPartPr>
                         <w14:cNvContentPartPr/>
                       </w14:nvContentPartPr>
@@ -5402,8 +5352,8 @@
           </mc:Choice>
           <mc:Fallback>
             <w:pict>
-              <v:shape w14:anchorId="3D61C87D" id="Ink 108" o:spid="_x0000_s1026" type="#_x0000_t75" style="position:absolute;margin-left:100.25pt;margin-top:297.7pt;width:13.2pt;height:93.3pt;z-index:251743232;visibility:visible;mso-wrap-style:square;mso-wrap-distance-left:9pt;mso-wrap-distance-top:0;mso-wrap-distance-right:9pt;mso-wrap-distance-bottom:0;mso-position-horizontal:absolute;mso-position-horizontal-relative:text;mso-position-vertical:absolute;mso-position-vertical-relative:text" o:gfxdata="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">
-                <v:imagedata r:id="rId49" o:title=""/>
+              <v:shape w14:anchorId="0C28EAEC" id="Ink 108" o:spid="_x0000_s1026" type="#_x0000_t75" style="position:absolute;margin-left:100.25pt;margin-top:297.7pt;width:13.2pt;height:93.3pt;z-index:251743232;visibility:visible;mso-wrap-style:square;mso-wrap-distance-left:9pt;mso-wrap-distance-top:0;mso-wrap-distance-right:9pt;mso-wrap-distance-bottom:0;mso-position-horizontal:absolute;mso-position-horizontal-relative:text;mso-position-vertical:absolute;mso-position-vertical-relative:text" o:gfxdata="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">
+                <v:imagedata r:id="rId48" o:title=""/>
               </v:shape>
             </w:pict>
           </mc:Fallback>
@@ -5431,7 +5381,7 @@
                 <wp:cNvGraphicFramePr/>
                 <a:graphic xmlns:a="http://schemas.openxmlformats.org/drawingml/2006/main">
                   <a:graphicData uri="http://schemas.microsoft.com/office/word/2010/wordprocessingInk">
-                    <w14:contentPart bwMode="auto" r:id="rId50">
+                    <w14:contentPart bwMode="auto" r:id="rId49">
                       <w14:nvContentPartPr>
                         <w14:cNvContentPartPr/>
                       </w14:nvContentPartPr>
@@ -5447,8 +5397,8 @@
           </mc:Choice>
           <mc:Fallback>
             <w:pict>
-              <v:shape w14:anchorId="48BE7EB9" id="Ink 106" o:spid="_x0000_s1026" type="#_x0000_t75" style="position:absolute;margin-left:36.8pt;margin-top:359.2pt;width:27.15pt;height:2pt;z-index:251741184;visibility:visible;mso-wrap-style:square;mso-wrap-distance-left:9pt;mso-wrap-distance-top:0;mso-wrap-distance-right:9pt;mso-wrap-distance-bottom:0;mso-position-horizontal:absolute;mso-position-horizontal-relative:text;mso-position-vertical:absolute;mso-position-vertical-relative:text" o:gfxdata="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">
-                <v:imagedata r:id="rId51" o:title=""/>
+              <v:shape w14:anchorId="630F8400" id="Ink 106" o:spid="_x0000_s1026" type="#_x0000_t75" style="position:absolute;margin-left:36.8pt;margin-top:359.2pt;width:27.15pt;height:2pt;z-index:251741184;visibility:visible;mso-wrap-style:square;mso-wrap-distance-left:9pt;mso-wrap-distance-top:0;mso-wrap-distance-right:9pt;mso-wrap-distance-bottom:0;mso-position-horizontal:absolute;mso-position-horizontal-relative:text;mso-position-vertical:absolute;mso-position-vertical-relative:text" o:gfxdata="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">
+                <v:imagedata r:id="rId50" o:title=""/>
               </v:shape>
             </w:pict>
           </mc:Fallback>
@@ -5476,7 +5426,7 @@
                 <wp:cNvGraphicFramePr/>
                 <a:graphic xmlns:a="http://schemas.openxmlformats.org/drawingml/2006/main">
                   <a:graphicData uri="http://schemas.microsoft.com/office/word/2010/wordprocessingInk">
-                    <w14:contentPart bwMode="auto" r:id="rId52">
+                    <w14:contentPart bwMode="auto" r:id="rId51">
                       <w14:nvContentPartPr>
                         <w14:cNvContentPartPr/>
                       </w14:nvContentPartPr>
@@ -5492,8 +5442,8 @@
           </mc:Choice>
           <mc:Fallback>
             <w:pict>
-              <v:shape w14:anchorId="0AB8DAA8" id="Ink 102" o:spid="_x0000_s1026" type="#_x0000_t75" style="position:absolute;margin-left:39.45pt;margin-top:384.05pt;width:5.5pt;height:5.4pt;z-index:251739136;visibility:visible;mso-wrap-style:square;mso-wrap-distance-left:9pt;mso-wrap-distance-top:0;mso-wrap-distance-right:9pt;mso-wrap-distance-bottom:0;mso-position-horizontal:absolute;mso-position-horizontal-relative:text;mso-position-vertical:absolute;mso-position-vertical-relative:text" o:gfxdata="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">
-                <v:imagedata r:id="rId53" o:title=""/>
+              <v:shape w14:anchorId="02553736" id="Ink 102" o:spid="_x0000_s1026" type="#_x0000_t75" style="position:absolute;margin-left:39.45pt;margin-top:384.05pt;width:5.5pt;height:5.4pt;z-index:251739136;visibility:visible;mso-wrap-style:square;mso-wrap-distance-left:9pt;mso-wrap-distance-top:0;mso-wrap-distance-right:9pt;mso-wrap-distance-bottom:0;mso-position-horizontal:absolute;mso-position-horizontal-relative:text;mso-position-vertical:absolute;mso-position-vertical-relative:text" o:gfxdata="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">
+                <v:imagedata r:id="rId52" o:title=""/>
               </v:shape>
             </w:pict>
           </mc:Fallback>
@@ -5521,7 +5471,7 @@
                 <wp:cNvGraphicFramePr/>
                 <a:graphic xmlns:a="http://schemas.openxmlformats.org/drawingml/2006/main">
                   <a:graphicData uri="http://schemas.microsoft.com/office/word/2010/wordprocessingInk">
-                    <w14:contentPart bwMode="auto" r:id="rId54">
+                    <w14:contentPart bwMode="auto" r:id="rId53">
                       <w14:nvContentPartPr>
                         <w14:cNvContentPartPr/>
                       </w14:nvContentPartPr>
@@ -5537,8 +5487,8 @@
           </mc:Choice>
           <mc:Fallback>
             <w:pict>
-              <v:shape w14:anchorId="4476B1BC" id="Ink 99" o:spid="_x0000_s1026" type="#_x0000_t75" style="position:absolute;margin-left:40.95pt;margin-top:359.45pt;width:7.45pt;height:29.3pt;z-index:251736064;visibility:visible;mso-wrap-style:square;mso-wrap-distance-left:9pt;mso-wrap-distance-top:0;mso-wrap-distance-right:9pt;mso-wrap-distance-bottom:0;mso-position-horizontal:absolute;mso-position-horizontal-relative:text;mso-position-vertical:absolute;mso-position-vertical-relative:text" o:gfxdata="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">
-                <v:imagedata r:id="rId55" o:title=""/>
+              <v:shape w14:anchorId="168E7B90" id="Ink 99" o:spid="_x0000_s1026" type="#_x0000_t75" style="position:absolute;margin-left:40.95pt;margin-top:359.45pt;width:7.45pt;height:29.3pt;z-index:251736064;visibility:visible;mso-wrap-style:square;mso-wrap-distance-left:9pt;mso-wrap-distance-top:0;mso-wrap-distance-right:9pt;mso-wrap-distance-bottom:0;mso-position-horizontal:absolute;mso-position-horizontal-relative:text;mso-position-vertical:absolute;mso-position-vertical-relative:text" o:gfxdata="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">
+                <v:imagedata r:id="rId54" o:title=""/>
               </v:shape>
             </w:pict>
           </mc:Fallback>
@@ -5566,7 +5516,7 @@
                 <wp:cNvGraphicFramePr/>
                 <a:graphic xmlns:a="http://schemas.openxmlformats.org/drawingml/2006/main">
                   <a:graphicData uri="http://schemas.microsoft.com/office/word/2010/wordprocessingInk">
-                    <w14:contentPart bwMode="auto" r:id="rId56">
+                    <w14:contentPart bwMode="auto" r:id="rId55">
                       <w14:nvContentPartPr>
                         <w14:cNvContentPartPr/>
                       </w14:nvContentPartPr>
@@ -5582,8 +5532,8 @@
           </mc:Choice>
           <mc:Fallback>
             <w:pict>
-              <v:shape w14:anchorId="13DA3A53" id="Ink 97" o:spid="_x0000_s1026" type="#_x0000_t75" style="position:absolute;margin-left:44.6pt;margin-top:264.85pt;width:5.2pt;height:5.1pt;z-index:251734016;visibility:visible;mso-wrap-style:square;mso-wrap-distance-left:9pt;mso-wrap-distance-top:0;mso-wrap-distance-right:9pt;mso-wrap-distance-bottom:0;mso-position-horizontal:absolute;mso-position-horizontal-relative:text;mso-position-vertical:absolute;mso-position-vertical-relative:text" o:gfxdata="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">
-                <v:imagedata r:id="rId57" o:title=""/>
+              <v:shape w14:anchorId="71378ECE" id="Ink 97" o:spid="_x0000_s1026" type="#_x0000_t75" style="position:absolute;margin-left:44.6pt;margin-top:264.85pt;width:5.2pt;height:5.1pt;z-index:251734016;visibility:visible;mso-wrap-style:square;mso-wrap-distance-left:9pt;mso-wrap-distance-top:0;mso-wrap-distance-right:9pt;mso-wrap-distance-bottom:0;mso-position-horizontal:absolute;mso-position-horizontal-relative:text;mso-position-vertical:absolute;mso-position-vertical-relative:text" o:gfxdata="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">
+                <v:imagedata r:id="rId56" o:title=""/>
               </v:shape>
             </w:pict>
           </mc:Fallback>
@@ -5611,7 +5561,7 @@
                 <wp:cNvGraphicFramePr/>
                 <a:graphic xmlns:a="http://schemas.openxmlformats.org/drawingml/2006/main">
                   <a:graphicData uri="http://schemas.microsoft.com/office/word/2010/wordprocessingInk">
-                    <w14:contentPart bwMode="auto" r:id="rId58">
+                    <w14:contentPart bwMode="auto" r:id="rId57">
                       <w14:nvContentPartPr>
                         <w14:cNvContentPartPr/>
                       </w14:nvContentPartPr>
@@ -5627,8 +5577,8 @@
           </mc:Choice>
           <mc:Fallback>
             <w:pict>
-              <v:shape w14:anchorId="683CB46B" id="Ink 93" o:spid="_x0000_s1026" type="#_x0000_t75" style="position:absolute;margin-left:37.4pt;margin-top:215.3pt;width:10.95pt;height:54.55pt;z-index:251730944;visibility:visible;mso-wrap-style:square;mso-wrap-distance-left:9pt;mso-wrap-distance-top:0;mso-wrap-distance-right:9pt;mso-wrap-distance-bottom:0;mso-position-horizontal:absolute;mso-position-horizontal-relative:text;mso-position-vertical:absolute;mso-position-vertical-relative:text" o:gfxdata="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">
-                <v:imagedata r:id="rId59" o:title=""/>
+              <v:shape w14:anchorId="0EC10924" id="Ink 93" o:spid="_x0000_s1026" type="#_x0000_t75" style="position:absolute;margin-left:37.4pt;margin-top:215.3pt;width:10.95pt;height:54.55pt;z-index:251730944;visibility:visible;mso-wrap-style:square;mso-wrap-distance-left:9pt;mso-wrap-distance-top:0;mso-wrap-distance-right:9pt;mso-wrap-distance-bottom:0;mso-position-horizontal:absolute;mso-position-horizontal-relative:text;mso-position-vertical:absolute;mso-position-vertical-relative:text" o:gfxdata="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">
+                <v:imagedata r:id="rId58" o:title=""/>
               </v:shape>
             </w:pict>
           </mc:Fallback>
@@ -5656,7 +5606,7 @@
                 <wp:cNvGraphicFramePr/>
                 <a:graphic xmlns:a="http://schemas.openxmlformats.org/drawingml/2006/main">
                   <a:graphicData uri="http://schemas.microsoft.com/office/word/2010/wordprocessingInk">
-                    <w14:contentPart bwMode="auto" r:id="rId60">
+                    <w14:contentPart bwMode="auto" r:id="rId59">
                       <w14:nvContentPartPr>
                         <w14:cNvContentPartPr/>
                       </w14:nvContentPartPr>
@@ -5678,8 +5628,8 @@
           </mc:Choice>
           <mc:Fallback>
             <w:pict>
-              <v:shape w14:anchorId="58C1E897" id="Ink 91" o:spid="_x0000_s1026" type="#_x0000_t75" style="position:absolute;margin-left:27.55pt;margin-top:214.5pt;width:13.25pt;height:1.75pt;z-index:251728896;visibility:visible;mso-wrap-style:square;mso-width-percent:0;mso-height-percent:0;mso-wrap-distance-left:9pt;mso-wrap-distance-top:0;mso-wrap-distance-right:9pt;mso-wrap-distance-bottom:0;mso-position-horizontal:absolute;mso-position-horizontal-relative:text;mso-position-vertical:absolute;mso-position-vertical-relative:text;mso-width-percent:0;mso-height-percent:0;mso-width-relative:margin;mso-height-relative:margin" o:gfxdata="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">
-                <v:imagedata r:id="rId61" o:title=""/>
+              <v:shape w14:anchorId="5BCFC843" id="Ink 91" o:spid="_x0000_s1026" type="#_x0000_t75" style="position:absolute;margin-left:27.55pt;margin-top:214.5pt;width:13.25pt;height:1.75pt;z-index:251728896;visibility:visible;mso-wrap-style:square;mso-width-percent:0;mso-height-percent:0;mso-wrap-distance-left:9pt;mso-wrap-distance-top:0;mso-wrap-distance-right:9pt;mso-wrap-distance-bottom:0;mso-position-horizontal:absolute;mso-position-horizontal-relative:text;mso-position-vertical:absolute;mso-position-vertical-relative:text;mso-width-percent:0;mso-height-percent:0;mso-width-relative:margin;mso-height-relative:margin" o:gfxdata="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">
+                <v:imagedata r:id="rId60" o:title=""/>
               </v:shape>
             </w:pict>
           </mc:Fallback>
@@ -5707,7 +5657,7 @@
                 <wp:cNvGraphicFramePr/>
                 <a:graphic xmlns:a="http://schemas.openxmlformats.org/drawingml/2006/main">
                   <a:graphicData uri="http://schemas.microsoft.com/office/word/2010/wordprocessingInk">
-                    <w14:contentPart bwMode="auto" r:id="rId62">
+                    <w14:contentPart bwMode="auto" r:id="rId61">
                       <w14:nvContentPartPr>
                         <w14:cNvContentPartPr/>
                       </w14:nvContentPartPr>
@@ -5723,8 +5673,8 @@
           </mc:Choice>
           <mc:Fallback>
             <w:pict>
-              <v:shape w14:anchorId="1F8EAADA" id="Ink 89" o:spid="_x0000_s1026" type="#_x0000_t75" style="position:absolute;margin-left:-29.05pt;margin-top:156.65pt;width:36.85pt;height:112.35pt;z-index:251726848;visibility:visible;mso-wrap-style:square;mso-wrap-distance-left:9pt;mso-wrap-distance-top:0;mso-wrap-distance-right:9pt;mso-wrap-distance-bottom:0;mso-position-horizontal:absolute;mso-position-horizontal-relative:text;mso-position-vertical:absolute;mso-position-vertical-relative:text" o:gfxdata="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">
-                <v:imagedata r:id="rId63" o:title=""/>
+              <v:shape w14:anchorId="035C409F" id="Ink 89" o:spid="_x0000_s1026" type="#_x0000_t75" style="position:absolute;margin-left:-29.05pt;margin-top:156.65pt;width:36.85pt;height:112.35pt;z-index:251726848;visibility:visible;mso-wrap-style:square;mso-wrap-distance-left:9pt;mso-wrap-distance-top:0;mso-wrap-distance-right:9pt;mso-wrap-distance-bottom:0;mso-position-horizontal:absolute;mso-position-horizontal-relative:text;mso-position-vertical:absolute;mso-position-vertical-relative:text" o:gfxdata="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">
+                <v:imagedata r:id="rId62" o:title=""/>
               </v:shape>
             </w:pict>
           </mc:Fallback>
@@ -5752,7 +5702,7 @@
                 <wp:cNvGraphicFramePr/>
                 <a:graphic xmlns:a="http://schemas.openxmlformats.org/drawingml/2006/main">
                   <a:graphicData uri="http://schemas.microsoft.com/office/word/2010/wordprocessingInk">
-                    <w14:contentPart bwMode="auto" r:id="rId64">
+                    <w14:contentPart bwMode="auto" r:id="rId63">
                       <w14:nvContentPartPr>
                         <w14:cNvContentPartPr/>
                       </w14:nvContentPartPr>
@@ -5768,8 +5718,8 @@
           </mc:Choice>
           <mc:Fallback>
             <w:pict>
-              <v:shape w14:anchorId="324BB89C" id="Ink 88" o:spid="_x0000_s1026" type="#_x0000_t75" style="position:absolute;margin-left:420.1pt;margin-top:133.8pt;width:6.4pt;height:10.95pt;z-index:251725824;visibility:visible;mso-wrap-style:square;mso-wrap-distance-left:9pt;mso-wrap-distance-top:0;mso-wrap-distance-right:9pt;mso-wrap-distance-bottom:0;mso-position-horizontal:absolute;mso-position-horizontal-relative:text;mso-position-vertical:absolute;mso-position-vertical-relative:text" o:gfxdata="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">
-                <v:imagedata r:id="rId65" o:title=""/>
+              <v:shape w14:anchorId="151F8B98" id="Ink 88" o:spid="_x0000_s1026" type="#_x0000_t75" style="position:absolute;margin-left:420.1pt;margin-top:133.8pt;width:6.4pt;height:10.95pt;z-index:251725824;visibility:visible;mso-wrap-style:square;mso-wrap-distance-left:9pt;mso-wrap-distance-top:0;mso-wrap-distance-right:9pt;mso-wrap-distance-bottom:0;mso-position-horizontal:absolute;mso-position-horizontal-relative:text;mso-position-vertical:absolute;mso-position-vertical-relative:text" o:gfxdata="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">
+                <v:imagedata r:id="rId64" o:title=""/>
               </v:shape>
             </w:pict>
           </mc:Fallback>
@@ -5797,7 +5747,7 @@
                 <wp:cNvGraphicFramePr/>
                 <a:graphic xmlns:a="http://schemas.openxmlformats.org/drawingml/2006/main">
                   <a:graphicData uri="http://schemas.microsoft.com/office/word/2010/wordprocessingInk">
-                    <w14:contentPart bwMode="auto" r:id="rId66">
+                    <w14:contentPart bwMode="auto" r:id="rId65">
                       <w14:nvContentPartPr>
                         <w14:cNvContentPartPr/>
                       </w14:nvContentPartPr>
@@ -5813,8 +5763,8 @@
           </mc:Choice>
           <mc:Fallback>
             <w:pict>
-              <v:shape w14:anchorId="0666DCB0" id="Ink 85" o:spid="_x0000_s1026" type="#_x0000_t75" style="position:absolute;margin-left:244.4pt;margin-top:92.05pt;width:181.9pt;height:49pt;z-index:251722752;visibility:visible;mso-wrap-style:square;mso-wrap-distance-left:9pt;mso-wrap-distance-top:0;mso-wrap-distance-right:9pt;mso-wrap-distance-bottom:0;mso-position-horizontal:absolute;mso-position-horizontal-relative:text;mso-position-vertical:absolute;mso-position-vertical-relative:text" o:gfxdata="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">
-                <v:imagedata r:id="rId67" o:title=""/>
+              <v:shape w14:anchorId="50035B98" id="Ink 85" o:spid="_x0000_s1026" type="#_x0000_t75" style="position:absolute;margin-left:244.4pt;margin-top:92.05pt;width:181.9pt;height:49pt;z-index:251722752;visibility:visible;mso-wrap-style:square;mso-wrap-distance-left:9pt;mso-wrap-distance-top:0;mso-wrap-distance-right:9pt;mso-wrap-distance-bottom:0;mso-position-horizontal:absolute;mso-position-horizontal-relative:text;mso-position-vertical:absolute;mso-position-vertical-relative:text" o:gfxdata="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">
+                <v:imagedata r:id="rId66" o:title=""/>
               </v:shape>
             </w:pict>
           </mc:Fallback>
@@ -5842,7 +5792,7 @@
                 <wp:cNvGraphicFramePr/>
                 <a:graphic xmlns:a="http://schemas.openxmlformats.org/drawingml/2006/main">
                   <a:graphicData uri="http://schemas.microsoft.com/office/word/2010/wordprocessingInk">
-                    <w14:contentPart bwMode="auto" r:id="rId68">
+                    <w14:contentPart bwMode="auto" r:id="rId67">
                       <w14:nvContentPartPr>
                         <w14:cNvContentPartPr/>
                       </w14:nvContentPartPr>
@@ -5858,8 +5808,8 @@
           </mc:Choice>
           <mc:Fallback>
             <w:pict>
-              <v:shape w14:anchorId="0BD3C16F" id="Ink 81" o:spid="_x0000_s1026" type="#_x0000_t75" style="position:absolute;margin-left:177.85pt;margin-top:380.95pt;width:6.15pt;height:6.4pt;z-index:251720704;visibility:visible;mso-wrap-style:square;mso-wrap-distance-left:9pt;mso-wrap-distance-top:0;mso-wrap-distance-right:9pt;mso-wrap-distance-bottom:0;mso-position-horizontal:absolute;mso-position-horizontal-relative:text;mso-position-vertical:absolute;mso-position-vertical-relative:text" o:gfxdata="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">
-                <v:imagedata r:id="rId69" o:title=""/>
+              <v:shape w14:anchorId="39698DBF" id="Ink 81" o:spid="_x0000_s1026" type="#_x0000_t75" style="position:absolute;margin-left:177.85pt;margin-top:380.95pt;width:6.15pt;height:6.4pt;z-index:251720704;visibility:visible;mso-wrap-style:square;mso-wrap-distance-left:9pt;mso-wrap-distance-top:0;mso-wrap-distance-right:9pt;mso-wrap-distance-bottom:0;mso-position-horizontal:absolute;mso-position-horizontal-relative:text;mso-position-vertical:absolute;mso-position-vertical-relative:text" o:gfxdata="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">
+                <v:imagedata r:id="rId68" o:title=""/>
               </v:shape>
             </w:pict>
           </mc:Fallback>
@@ -5887,7 +5837,7 @@
                 <wp:cNvGraphicFramePr/>
                 <a:graphic xmlns:a="http://schemas.openxmlformats.org/drawingml/2006/main">
                   <a:graphicData uri="http://schemas.microsoft.com/office/word/2010/wordprocessingInk">
-                    <w14:contentPart bwMode="auto" r:id="rId70">
+                    <w14:contentPart bwMode="auto" r:id="rId69">
                       <w14:nvContentPartPr>
                         <w14:cNvContentPartPr/>
                       </w14:nvContentPartPr>
@@ -5903,8 +5853,8 @@
           </mc:Choice>
           <mc:Fallback>
             <w:pict>
-              <v:shape w14:anchorId="741669A3" id="Ink 80" o:spid="_x0000_s1026" type="#_x0000_t75" style="position:absolute;margin-left:167.55pt;margin-top:286.15pt;width:14.2pt;height:101.35pt;z-index:251719680;visibility:visible;mso-wrap-style:square;mso-wrap-distance-left:9pt;mso-wrap-distance-top:0;mso-wrap-distance-right:9pt;mso-wrap-distance-bottom:0;mso-position-horizontal:absolute;mso-position-horizontal-relative:text;mso-position-vertical:absolute;mso-position-vertical-relative:text" o:gfxdata="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">
-                <v:imagedata r:id="rId71" o:title=""/>
+              <v:shape w14:anchorId="6EDB39D8" id="Ink 80" o:spid="_x0000_s1026" type="#_x0000_t75" style="position:absolute;margin-left:167.55pt;margin-top:286.15pt;width:14.2pt;height:101.35pt;z-index:251719680;visibility:visible;mso-wrap-style:square;mso-wrap-distance-left:9pt;mso-wrap-distance-top:0;mso-wrap-distance-right:9pt;mso-wrap-distance-bottom:0;mso-position-horizontal:absolute;mso-position-horizontal-relative:text;mso-position-vertical:absolute;mso-position-vertical-relative:text" o:gfxdata="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">
+                <v:imagedata r:id="rId70" o:title=""/>
               </v:shape>
             </w:pict>
           </mc:Fallback>
@@ -5932,7 +5882,7 @@
                 <wp:cNvGraphicFramePr/>
                 <a:graphic xmlns:a="http://schemas.openxmlformats.org/drawingml/2006/main">
                   <a:graphicData uri="http://schemas.microsoft.com/office/word/2010/wordprocessingInk">
-                    <w14:contentPart bwMode="auto" r:id="rId72">
+                    <w14:contentPart bwMode="auto" r:id="rId71">
                       <w14:nvContentPartPr>
                         <w14:cNvContentPartPr/>
                       </w14:nvContentPartPr>
@@ -5948,8 +5898,8 @@
           </mc:Choice>
           <mc:Fallback>
             <w:pict>
-              <v:shape w14:anchorId="4E68E60F" id="Ink 76" o:spid="_x0000_s1026" type="#_x0000_t75" style="position:absolute;margin-left:159.75pt;margin-top:217.9pt;width:24.7pt;height:1.2pt;z-index:251716608;visibility:visible;mso-wrap-style:square;mso-wrap-distance-left:9pt;mso-wrap-distance-top:0;mso-wrap-distance-right:9pt;mso-wrap-distance-bottom:0;mso-position-horizontal:absolute;mso-position-horizontal-relative:text;mso-position-vertical:absolute;mso-position-vertical-relative:text" o:gfxdata="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">
-                <v:imagedata r:id="rId73" o:title=""/>
+              <v:shape w14:anchorId="511FB6C7" id="Ink 76" o:spid="_x0000_s1026" type="#_x0000_t75" style="position:absolute;margin-left:159.75pt;margin-top:217.9pt;width:24.7pt;height:1.2pt;z-index:251716608;visibility:visible;mso-wrap-style:square;mso-wrap-distance-left:9pt;mso-wrap-distance-top:0;mso-wrap-distance-right:9pt;mso-wrap-distance-bottom:0;mso-position-horizontal:absolute;mso-position-horizontal-relative:text;mso-position-vertical:absolute;mso-position-vertical-relative:text" o:gfxdata="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">
+                <v:imagedata r:id="rId72" o:title=""/>
               </v:shape>
             </w:pict>
           </mc:Fallback>
@@ -5977,7 +5927,7 @@
                 <wp:cNvGraphicFramePr/>
                 <a:graphic xmlns:a="http://schemas.openxmlformats.org/drawingml/2006/main">
                   <a:graphicData uri="http://schemas.microsoft.com/office/word/2010/wordprocessingInk">
-                    <w14:contentPart bwMode="auto" r:id="rId74">
+                    <w14:contentPart bwMode="auto" r:id="rId73">
                       <w14:nvContentPartPr>
                         <w14:cNvContentPartPr/>
                       </w14:nvContentPartPr>
@@ -5993,8 +5943,8 @@
           </mc:Choice>
           <mc:Fallback>
             <w:pict>
-              <v:shape w14:anchorId="52D29DE1" id="Ink 74" o:spid="_x0000_s1026" type="#_x0000_t75" style="position:absolute;margin-left:186.25pt;margin-top:217.9pt;width:23.15pt;height:1.85pt;z-index:251714560;visibility:visible;mso-wrap-style:square;mso-wrap-distance-left:9pt;mso-wrap-distance-top:0;mso-wrap-distance-right:9pt;mso-wrap-distance-bottom:0;mso-position-horizontal:absolute;mso-position-horizontal-relative:text;mso-position-vertical:absolute;mso-position-vertical-relative:text" o:gfxdata="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">
-                <v:imagedata r:id="rId75" o:title=""/>
+              <v:shape w14:anchorId="6C9270D0" id="Ink 74" o:spid="_x0000_s1026" type="#_x0000_t75" style="position:absolute;margin-left:186.25pt;margin-top:217.9pt;width:23.15pt;height:1.85pt;z-index:251714560;visibility:visible;mso-wrap-style:square;mso-wrap-distance-left:9pt;mso-wrap-distance-top:0;mso-wrap-distance-right:9pt;mso-wrap-distance-bottom:0;mso-position-horizontal:absolute;mso-position-horizontal-relative:text;mso-position-vertical:absolute;mso-position-vertical-relative:text" o:gfxdata="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">
+                <v:imagedata r:id="rId74" o:title=""/>
               </v:shape>
             </w:pict>
           </mc:Fallback>
@@ -6022,7 +5972,7 @@
                 <wp:cNvGraphicFramePr/>
                 <a:graphic xmlns:a="http://schemas.openxmlformats.org/drawingml/2006/main">
                   <a:graphicData uri="http://schemas.microsoft.com/office/word/2010/wordprocessingInk">
-                    <w14:contentPart bwMode="auto" r:id="rId76">
+                    <w14:contentPart bwMode="auto" r:id="rId75">
                       <w14:nvContentPartPr>
                         <w14:cNvContentPartPr/>
                       </w14:nvContentPartPr>
@@ -6038,8 +5988,8 @@
           </mc:Choice>
           <mc:Fallback>
             <w:pict>
-              <v:shape w14:anchorId="3A47CD2E" id="Ink 71" o:spid="_x0000_s1026" type="#_x0000_t75" style="position:absolute;margin-left:245.5pt;margin-top:380.35pt;width:8.35pt;height:7.8pt;z-index:251712512;visibility:visible;mso-wrap-style:square;mso-wrap-distance-left:9pt;mso-wrap-distance-top:0;mso-wrap-distance-right:9pt;mso-wrap-distance-bottom:0;mso-position-horizontal:absolute;mso-position-horizontal-relative:text;mso-position-vertical:absolute;mso-position-vertical-relative:text" o:gfxdata="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">
-                <v:imagedata r:id="rId77" o:title=""/>
+              <v:shape w14:anchorId="5D47A37B" id="Ink 71" o:spid="_x0000_s1026" type="#_x0000_t75" style="position:absolute;margin-left:245.5pt;margin-top:380.35pt;width:8.35pt;height:7.8pt;z-index:251712512;visibility:visible;mso-wrap-style:square;mso-wrap-distance-left:9pt;mso-wrap-distance-top:0;mso-wrap-distance-right:9pt;mso-wrap-distance-bottom:0;mso-position-horizontal:absolute;mso-position-horizontal-relative:text;mso-position-vertical:absolute;mso-position-vertical-relative:text" o:gfxdata="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">
+                <v:imagedata r:id="rId76" o:title=""/>
               </v:shape>
             </w:pict>
           </mc:Fallback>
@@ -6067,7 +6017,7 @@
                 <wp:cNvGraphicFramePr/>
                 <a:graphic xmlns:a="http://schemas.openxmlformats.org/drawingml/2006/main">
                   <a:graphicData uri="http://schemas.microsoft.com/office/word/2010/wordprocessingInk">
-                    <w14:contentPart bwMode="auto" r:id="rId78">
+                    <w14:contentPart bwMode="auto" r:id="rId77">
                       <w14:nvContentPartPr>
                         <w14:cNvContentPartPr/>
                       </w14:nvContentPartPr>
@@ -6083,8 +6033,8 @@
           </mc:Choice>
           <mc:Fallback>
             <w:pict>
-              <v:shape w14:anchorId="78B5B7D6" id="Ink 68" o:spid="_x0000_s1026" type="#_x0000_t75" style="position:absolute;margin-left:231.6pt;margin-top:317.9pt;width:20.25pt;height:68.55pt;z-index:251709440;visibility:visible;mso-wrap-style:square;mso-wrap-distance-left:9pt;mso-wrap-distance-top:0;mso-wrap-distance-right:9pt;mso-wrap-distance-bottom:0;mso-position-horizontal:absolute;mso-position-horizontal-relative:text;mso-position-vertical:absolute;mso-position-vertical-relative:text" o:gfxdata="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">
-                <v:imagedata r:id="rId79" o:title=""/>
+              <v:shape w14:anchorId="0F6AEFCF" id="Ink 68" o:spid="_x0000_s1026" type="#_x0000_t75" style="position:absolute;margin-left:231.6pt;margin-top:317.9pt;width:20.25pt;height:68.55pt;z-index:251709440;visibility:visible;mso-wrap-style:square;mso-wrap-distance-left:9pt;mso-wrap-distance-top:0;mso-wrap-distance-right:9pt;mso-wrap-distance-bottom:0;mso-position-horizontal:absolute;mso-position-horizontal-relative:text;mso-position-vertical:absolute;mso-position-vertical-relative:text" o:gfxdata="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">
+                <v:imagedata r:id="rId78" o:title=""/>
               </v:shape>
             </w:pict>
           </mc:Fallback>
@@ -6112,7 +6062,7 @@
                 <wp:cNvGraphicFramePr/>
                 <a:graphic xmlns:a="http://schemas.openxmlformats.org/drawingml/2006/main">
                   <a:graphicData uri="http://schemas.microsoft.com/office/word/2010/wordprocessingInk">
-                    <w14:contentPart bwMode="auto" r:id="rId80">
+                    <w14:contentPart bwMode="auto" r:id="rId79">
                       <w14:nvContentPartPr>
                         <w14:cNvContentPartPr/>
                       </w14:nvContentPartPr>
@@ -6134,8 +6084,8 @@
           </mc:Choice>
           <mc:Fallback>
             <w:pict>
-              <v:shape w14:anchorId="6D467E9F" id="Ink 66" o:spid="_x0000_s1026" type="#_x0000_t75" style="position:absolute;margin-left:194.35pt;margin-top:317.2pt;width:41.5pt;height:2.5pt;z-index:251707392;visibility:visible;mso-wrap-style:square;mso-width-percent:0;mso-height-percent:0;mso-wrap-distance-left:9pt;mso-wrap-distance-top:0;mso-wrap-distance-right:9pt;mso-wrap-distance-bottom:0;mso-position-horizontal:absolute;mso-position-horizontal-relative:text;mso-position-vertical:absolute;mso-position-vertical-relative:text;mso-width-percent:0;mso-height-percent:0;mso-width-relative:margin;mso-height-relative:margin" o:gfxdata="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">
-                <v:imagedata r:id="rId81" o:title=""/>
+              <v:shape w14:anchorId="2371E74C" id="Ink 66" o:spid="_x0000_s1026" type="#_x0000_t75" style="position:absolute;margin-left:194.35pt;margin-top:317.2pt;width:41.5pt;height:2.5pt;z-index:251707392;visibility:visible;mso-wrap-style:square;mso-width-percent:0;mso-height-percent:0;mso-wrap-distance-left:9pt;mso-wrap-distance-top:0;mso-wrap-distance-right:9pt;mso-wrap-distance-bottom:0;mso-position-horizontal:absolute;mso-position-horizontal-relative:text;mso-position-vertical:absolute;mso-position-vertical-relative:text;mso-width-percent:0;mso-height-percent:0;mso-width-relative:margin;mso-height-relative:margin" o:gfxdata="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">
+                <v:imagedata r:id="rId80" o:title=""/>
               </v:shape>
             </w:pict>
           </mc:Fallback>
@@ -6163,7 +6113,7 @@
                 <wp:cNvGraphicFramePr/>
                 <a:graphic xmlns:a="http://schemas.openxmlformats.org/drawingml/2006/main">
                   <a:graphicData uri="http://schemas.microsoft.com/office/word/2010/wordprocessingInk">
-                    <w14:contentPart bwMode="auto" r:id="rId82">
+                    <w14:contentPart bwMode="auto" r:id="rId81">
                       <w14:nvContentPartPr>
                         <w14:cNvContentPartPr/>
                       </w14:nvContentPartPr>
@@ -6179,8 +6129,8 @@
           </mc:Choice>
           <mc:Fallback>
             <w:pict>
-              <v:shape w14:anchorId="48F5AC30" id="Ink 64" o:spid="_x0000_s1026" type="#_x0000_t75" style="position:absolute;margin-left:218.35pt;margin-top:263.2pt;width:7.65pt;height:7.15pt;z-index:251705344;visibility:visible;mso-wrap-style:square;mso-wrap-distance-left:9pt;mso-wrap-distance-top:0;mso-wrap-distance-right:9pt;mso-wrap-distance-bottom:0;mso-position-horizontal:absolute;mso-position-horizontal-relative:text;mso-position-vertical:absolute;mso-position-vertical-relative:text" o:gfxdata="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">
-                <v:imagedata r:id="rId83" o:title=""/>
+              <v:shape w14:anchorId="5B3A371E" id="Ink 64" o:spid="_x0000_s1026" type="#_x0000_t75" style="position:absolute;margin-left:218.35pt;margin-top:263.2pt;width:7.65pt;height:7.15pt;z-index:251705344;visibility:visible;mso-wrap-style:square;mso-wrap-distance-left:9pt;mso-wrap-distance-top:0;mso-wrap-distance-right:9pt;mso-wrap-distance-bottom:0;mso-position-horizontal:absolute;mso-position-horizontal-relative:text;mso-position-vertical:absolute;mso-position-vertical-relative:text" o:gfxdata="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">
+                <v:imagedata r:id="rId82" o:title=""/>
               </v:shape>
             </w:pict>
           </mc:Fallback>
@@ -6208,7 +6158,7 @@
                 <wp:cNvGraphicFramePr/>
                 <a:graphic xmlns:a="http://schemas.openxmlformats.org/drawingml/2006/main">
                   <a:graphicData uri="http://schemas.microsoft.com/office/word/2010/wordprocessingInk">
-                    <w14:contentPart bwMode="auto" r:id="rId84">
+                    <w14:contentPart bwMode="auto" r:id="rId83">
                       <w14:nvContentPartPr>
                         <w14:cNvContentPartPr/>
                       </w14:nvContentPartPr>
@@ -6224,8 +6174,8 @@
           </mc:Choice>
           <mc:Fallback>
             <w:pict>
-              <v:shape w14:anchorId="3B281176" id="Ink 61" o:spid="_x0000_s1026" type="#_x0000_t75" style="position:absolute;margin-left:199.9pt;margin-top:218.5pt;width:24pt;height:50.9pt;z-index:251702272;visibility:visible;mso-wrap-style:square;mso-wrap-distance-left:9pt;mso-wrap-distance-top:0;mso-wrap-distance-right:9pt;mso-wrap-distance-bottom:0;mso-position-horizontal:absolute;mso-position-horizontal-relative:text;mso-position-vertical:absolute;mso-position-vertical-relative:text" o:gfxdata="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">
-                <v:imagedata r:id="rId85" o:title=""/>
+              <v:shape w14:anchorId="7D331B32" id="Ink 61" o:spid="_x0000_s1026" type="#_x0000_t75" style="position:absolute;margin-left:199.9pt;margin-top:218.5pt;width:24pt;height:50.9pt;z-index:251702272;visibility:visible;mso-wrap-style:square;mso-wrap-distance-left:9pt;mso-wrap-distance-top:0;mso-wrap-distance-right:9pt;mso-wrap-distance-bottom:0;mso-position-horizontal:absolute;mso-position-horizontal-relative:text;mso-position-vertical:absolute;mso-position-vertical-relative:text" o:gfxdata="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">
+                <v:imagedata r:id="rId84" o:title=""/>
               </v:shape>
             </w:pict>
           </mc:Fallback>
@@ -6253,7 +6203,7 @@
                 <wp:cNvGraphicFramePr/>
                 <a:graphic xmlns:a="http://schemas.openxmlformats.org/drawingml/2006/main">
                   <a:graphicData uri="http://schemas.microsoft.com/office/word/2010/wordprocessingInk">
-                    <w14:contentPart bwMode="auto" r:id="rId86">
+                    <w14:contentPart bwMode="auto" r:id="rId85">
                       <w14:nvContentPartPr>
                         <w14:cNvContentPartPr/>
                       </w14:nvContentPartPr>
@@ -6269,8 +6219,8 @@
           </mc:Choice>
           <mc:Fallback>
             <w:pict>
-              <v:shape w14:anchorId="485D44D2" id="Ink 59" o:spid="_x0000_s1026" type="#_x0000_t75" style="position:absolute;margin-left:146.5pt;margin-top:262.65pt;width:7.2pt;height:5.9pt;z-index:251700224;visibility:visible;mso-wrap-style:square;mso-wrap-distance-left:9pt;mso-wrap-distance-top:0;mso-wrap-distance-right:9pt;mso-wrap-distance-bottom:0;mso-position-horizontal:absolute;mso-position-horizontal-relative:text;mso-position-vertical:absolute;mso-position-vertical-relative:text" o:gfxdata="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">
-                <v:imagedata r:id="rId87" o:title=""/>
+              <v:shape w14:anchorId="5BE294D5" id="Ink 59" o:spid="_x0000_s1026" type="#_x0000_t75" style="position:absolute;margin-left:146.5pt;margin-top:262.65pt;width:7.2pt;height:5.9pt;z-index:251700224;visibility:visible;mso-wrap-style:square;mso-wrap-distance-left:9pt;mso-wrap-distance-top:0;mso-wrap-distance-right:9pt;mso-wrap-distance-bottom:0;mso-position-horizontal:absolute;mso-position-horizontal-relative:text;mso-position-vertical:absolute;mso-position-vertical-relative:text" o:gfxdata="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">
+                <v:imagedata r:id="rId86" o:title=""/>
               </v:shape>
             </w:pict>
           </mc:Fallback>
@@ -6298,7 +6248,7 @@
                 <wp:cNvGraphicFramePr/>
                 <a:graphic xmlns:a="http://schemas.openxmlformats.org/drawingml/2006/main">
                   <a:graphicData uri="http://schemas.microsoft.com/office/word/2010/wordprocessingInk">
-                    <w14:contentPart bwMode="auto" r:id="rId88">
+                    <w14:contentPart bwMode="auto" r:id="rId87">
                       <w14:nvContentPartPr>
                         <w14:cNvContentPartPr/>
                       </w14:nvContentPartPr>
@@ -6314,8 +6264,8 @@
           </mc:Choice>
           <mc:Fallback>
             <w:pict>
-              <v:shape w14:anchorId="569D25E7" id="Ink 56" o:spid="_x0000_s1026" type="#_x0000_t75" style="position:absolute;margin-left:147.85pt;margin-top:218.65pt;width:21.35pt;height:49.95pt;z-index:251697152;visibility:visible;mso-wrap-style:square;mso-wrap-distance-left:9pt;mso-wrap-distance-top:0;mso-wrap-distance-right:9pt;mso-wrap-distance-bottom:0;mso-position-horizontal:absolute;mso-position-horizontal-relative:text;mso-position-vertical:absolute;mso-position-vertical-relative:text" o:gfxdata="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">
-                <v:imagedata r:id="rId89" o:title=""/>
+              <v:shape w14:anchorId="50081CF1" id="Ink 56" o:spid="_x0000_s1026" type="#_x0000_t75" style="position:absolute;margin-left:147.85pt;margin-top:218.65pt;width:21.35pt;height:49.95pt;z-index:251697152;visibility:visible;mso-wrap-style:square;mso-wrap-distance-left:9pt;mso-wrap-distance-top:0;mso-wrap-distance-right:9pt;mso-wrap-distance-bottom:0;mso-position-horizontal:absolute;mso-position-horizontal-relative:text;mso-position-vertical:absolute;mso-position-vertical-relative:text" o:gfxdata="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">
+                <v:imagedata r:id="rId88" o:title=""/>
               </v:shape>
             </w:pict>
           </mc:Fallback>
@@ -6343,7 +6293,7 @@
                 <wp:cNvGraphicFramePr/>
                 <a:graphic xmlns:a="http://schemas.openxmlformats.org/drawingml/2006/main">
                   <a:graphicData uri="http://schemas.microsoft.com/office/word/2010/wordprocessingInk">
-                    <w14:contentPart bwMode="auto" r:id="rId90">
+                    <w14:contentPart bwMode="auto" r:id="rId89">
                       <w14:nvContentPartPr>
                         <w14:cNvContentPartPr/>
                       </w14:nvContentPartPr>
@@ -6359,8 +6309,8 @@
           </mc:Choice>
           <mc:Fallback>
             <w:pict>
-              <v:shape w14:anchorId="09EC4A82" id="Ink 54" o:spid="_x0000_s1026" type="#_x0000_t75" style="position:absolute;margin-left:302.6pt;margin-top:134.95pt;width:5pt;height:5.6pt;z-index:251695104;visibility:visible;mso-wrap-style:square;mso-wrap-distance-left:9pt;mso-wrap-distance-top:0;mso-wrap-distance-right:9pt;mso-wrap-distance-bottom:0;mso-position-horizontal:absolute;mso-position-horizontal-relative:text;mso-position-vertical:absolute;mso-position-vertical-relative:text" o:gfxdata="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">
-                <v:imagedata r:id="rId91" o:title=""/>
+              <v:shape w14:anchorId="7F2B1F84" id="Ink 54" o:spid="_x0000_s1026" type="#_x0000_t75" style="position:absolute;margin-left:302.6pt;margin-top:134.95pt;width:5pt;height:5.6pt;z-index:251695104;visibility:visible;mso-wrap-style:square;mso-wrap-distance-left:9pt;mso-wrap-distance-top:0;mso-wrap-distance-right:9pt;mso-wrap-distance-bottom:0;mso-position-horizontal:absolute;mso-position-horizontal-relative:text;mso-position-vertical:absolute;mso-position-vertical-relative:text" o:gfxdata="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">
+                <v:imagedata r:id="rId90" o:title=""/>
               </v:shape>
             </w:pict>
           </mc:Fallback>
@@ -6388,7 +6338,7 @@
                 <wp:cNvGraphicFramePr/>
                 <a:graphic xmlns:a="http://schemas.openxmlformats.org/drawingml/2006/main">
                   <a:graphicData uri="http://schemas.microsoft.com/office/word/2010/wordprocessingInk">
-                    <w14:contentPart bwMode="auto" r:id="rId92">
+                    <w14:contentPart bwMode="auto" r:id="rId91">
                       <w14:nvContentPartPr>
                         <w14:cNvContentPartPr/>
                       </w14:nvContentPartPr>
@@ -6410,8 +6360,8 @@
           </mc:Choice>
           <mc:Fallback>
             <w:pict>
-              <v:shape w14:anchorId="6955E39B" id="Ink 51" o:spid="_x0000_s1026" type="#_x0000_t75" style="position:absolute;margin-left:243.35pt;margin-top:99.3pt;width:64pt;height:40.95pt;z-index:251692032;visibility:visible;mso-wrap-style:square;mso-width-percent:0;mso-height-percent:0;mso-wrap-distance-left:9pt;mso-wrap-distance-top:0;mso-wrap-distance-right:9pt;mso-wrap-distance-bottom:0;mso-position-horizontal:absolute;mso-position-horizontal-relative:text;mso-position-vertical:absolute;mso-position-vertical-relative:text;mso-width-percent:0;mso-height-percent:0;mso-width-relative:margin;mso-height-relative:margin" o:gfxdata="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">
-                <v:imagedata r:id="rId93" o:title=""/>
+              <v:shape w14:anchorId="66166432" id="Ink 51" o:spid="_x0000_s1026" type="#_x0000_t75" style="position:absolute;margin-left:243.35pt;margin-top:99.3pt;width:64pt;height:40.95pt;z-index:251692032;visibility:visible;mso-wrap-style:square;mso-width-percent:0;mso-height-percent:0;mso-wrap-distance-left:9pt;mso-wrap-distance-top:0;mso-wrap-distance-right:9pt;mso-wrap-distance-bottom:0;mso-position-horizontal:absolute;mso-position-horizontal-relative:text;mso-position-vertical:absolute;mso-position-vertical-relative:text;mso-width-percent:0;mso-height-percent:0;mso-width-relative:margin;mso-height-relative:margin" o:gfxdata="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">
+                <v:imagedata r:id="rId92" o:title=""/>
               </v:shape>
             </w:pict>
           </mc:Fallback>
@@ -6439,7 +6389,7 @@
                 <wp:cNvGraphicFramePr/>
                 <a:graphic xmlns:a="http://schemas.openxmlformats.org/drawingml/2006/main">
                   <a:graphicData uri="http://schemas.microsoft.com/office/word/2010/wordprocessingInk">
-                    <w14:contentPart bwMode="auto" r:id="rId94">
+                    <w14:contentPart bwMode="auto" r:id="rId93">
                       <w14:nvContentPartPr>
                         <w14:cNvContentPartPr/>
                       </w14:nvContentPartPr>
@@ -6455,8 +6405,8 @@
           </mc:Choice>
           <mc:Fallback>
             <w:pict>
-              <v:shape w14:anchorId="68A6891D" id="Ink 49" o:spid="_x0000_s1026" type="#_x0000_t75" style="position:absolute;margin-left:283.65pt;margin-top:157.2pt;width:22.25pt;height:110.8pt;z-index:251689984;visibility:visible;mso-wrap-style:square;mso-wrap-distance-left:9pt;mso-wrap-distance-top:0;mso-wrap-distance-right:9pt;mso-wrap-distance-bottom:0;mso-position-horizontal:absolute;mso-position-horizontal-relative:text;mso-position-vertical:absolute;mso-position-vertical-relative:text" o:gfxdata="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">
-                <v:imagedata r:id="rId95" o:title=""/>
+              <v:shape w14:anchorId="029A5250" id="Ink 49" o:spid="_x0000_s1026" type="#_x0000_t75" style="position:absolute;margin-left:283.65pt;margin-top:157.2pt;width:22.25pt;height:110.8pt;z-index:251689984;visibility:visible;mso-wrap-style:square;mso-wrap-distance-left:9pt;mso-wrap-distance-top:0;mso-wrap-distance-right:9pt;mso-wrap-distance-bottom:0;mso-position-horizontal:absolute;mso-position-horizontal-relative:text;mso-position-vertical:absolute;mso-position-vertical-relative:text" o:gfxdata="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">
+                <v:imagedata r:id="rId94" o:title=""/>
               </v:shape>
             </w:pict>
           </mc:Fallback>
@@ -6484,7 +6434,7 @@
                 <wp:cNvGraphicFramePr/>
                 <a:graphic xmlns:a="http://schemas.openxmlformats.org/drawingml/2006/main">
                   <a:graphicData uri="http://schemas.microsoft.com/office/word/2010/wordprocessingInk">
-                    <w14:contentPart bwMode="auto" r:id="rId96">
+                    <w14:contentPart bwMode="auto" r:id="rId95">
                       <w14:nvContentPartPr>
                         <w14:cNvContentPartPr/>
                       </w14:nvContentPartPr>
@@ -6500,8 +6450,8 @@
           </mc:Choice>
           <mc:Fallback>
             <w:pict>
-              <v:shape w14:anchorId="078ADD4C" id="Ink 33" o:spid="_x0000_s1026" type="#_x0000_t75" style="position:absolute;margin-left:62.85pt;margin-top:143.25pt;width:6.4pt;height:2.3pt;z-index:251679744;visibility:visible;mso-wrap-style:square;mso-wrap-distance-left:9pt;mso-wrap-distance-top:0;mso-wrap-distance-right:9pt;mso-wrap-distance-bottom:0;mso-position-horizontal:absolute;mso-position-horizontal-relative:text;mso-position-vertical:absolute;mso-position-vertical-relative:text" o:gfxdata="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">
-                <v:imagedata r:id="rId97" o:title=""/>
+              <v:shape w14:anchorId="66FDE842" id="Ink 33" o:spid="_x0000_s1026" type="#_x0000_t75" style="position:absolute;margin-left:62.85pt;margin-top:143.25pt;width:6.4pt;height:2.3pt;z-index:251679744;visibility:visible;mso-wrap-style:square;mso-wrap-distance-left:9pt;mso-wrap-distance-top:0;mso-wrap-distance-right:9pt;mso-wrap-distance-bottom:0;mso-position-horizontal:absolute;mso-position-horizontal-relative:text;mso-position-vertical:absolute;mso-position-vertical-relative:text" o:gfxdata="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">
+                <v:imagedata r:id="rId96" o:title=""/>
               </v:shape>
             </w:pict>
           </mc:Fallback>
@@ -6529,7 +6479,7 @@
                 <wp:cNvGraphicFramePr/>
                 <a:graphic xmlns:a="http://schemas.openxmlformats.org/drawingml/2006/main">
                   <a:graphicData uri="http://schemas.microsoft.com/office/word/2010/wordprocessingInk">
-                    <w14:contentPart bwMode="auto" r:id="rId98">
+                    <w14:contentPart bwMode="auto" r:id="rId97">
                       <w14:nvContentPartPr>
                         <w14:cNvContentPartPr/>
                       </w14:nvContentPartPr>
@@ -6545,8 +6495,8 @@
           </mc:Choice>
           <mc:Fallback>
             <w:pict>
-              <v:shape w14:anchorId="552C3A7A" id="Ink 30" o:spid="_x0000_s1026" type="#_x0000_t75" style="position:absolute;margin-left:62.35pt;margin-top:137.95pt;width:3.6pt;height:6.65pt;z-index:251678720;visibility:visible;mso-wrap-style:square;mso-wrap-distance-left:9pt;mso-wrap-distance-top:0;mso-wrap-distance-right:9pt;mso-wrap-distance-bottom:0;mso-position-horizontal:absolute;mso-position-horizontal-relative:text;mso-position-vertical:absolute;mso-position-vertical-relative:text" o:gfxdata="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